--- a/Manuscript.docx
+++ b/Manuscript.docx
@@ -6,11 +6,15 @@
       <w:pPr>
         <w:pStyle w:val="Balk1"/>
         <w:rPr>
+          <w:b w:val="0"/>
+          <w:bCs/>
           <w:lang w:val="en-US"/>
         </w:rPr>
       </w:pPr>
       <w:r>
         <w:rPr>
+          <w:b w:val="0"/>
+          <w:bCs/>
           <w:lang w:val="en-US"/>
         </w:rPr>
         <w:t>Machine Learning and Kalman Filtering for Precise Satellite Orbit Determination: Implications for Precise Point Positioning</w:t>
@@ -19,6 +23,7 @@
     <w:p>
       <w:pPr>
         <w:rPr>
+          <w:bCs/>
           <w:szCs w:val="18"/>
           <w:vertAlign w:val="superscript"/>
           <w:lang w:val="en-US"/>
@@ -26,6 +31,7 @@
       </w:pPr>
       <w:r>
         <w:rPr>
+          <w:bCs/>
           <w:szCs w:val="18"/>
           <w:lang w:val="en-US"/>
         </w:rPr>
@@ -33,6 +39,7 @@
       </w:r>
       <w:r>
         <w:rPr>
+          <w:bCs/>
           <w:szCs w:val="18"/>
           <w:vertAlign w:val="superscript"/>
           <w:lang w:val="en-US"/>
@@ -41,6 +48,7 @@
       </w:r>
       <w:r>
         <w:rPr>
+          <w:bCs/>
           <w:szCs w:val="18"/>
           <w:lang w:val="en-US"/>
         </w:rPr>
@@ -48,6 +56,7 @@
       </w:r>
       <w:r>
         <w:rPr>
+          <w:bCs/>
           <w:szCs w:val="18"/>
           <w:vertAlign w:val="superscript"/>
           <w:lang w:val="en-US"/>
@@ -59,12 +68,14 @@
       <w:pPr>
         <w:spacing w:line="240" w:lineRule="auto"/>
         <w:rPr>
+          <w:bCs/>
           <w:szCs w:val="18"/>
           <w:lang w:val="en-US"/>
         </w:rPr>
       </w:pPr>
       <w:r>
         <w:rPr>
+          <w:bCs/>
           <w:szCs w:val="18"/>
           <w:vertAlign w:val="superscript"/>
           <w:lang w:val="en-US"/>
@@ -73,6 +84,7 @@
       </w:r>
       <w:r>
         <w:rPr>
+          <w:bCs/>
           <w:szCs w:val="18"/>
           <w:lang w:val="en-US"/>
         </w:rPr>
@@ -81,6 +93,7 @@
       <w:proofErr w:type="spellStart"/>
       <w:r>
         <w:rPr>
+          <w:bCs/>
           <w:szCs w:val="18"/>
           <w:lang w:val="en-US"/>
         </w:rPr>
@@ -89,6 +102,7 @@
       <w:proofErr w:type="spellEnd"/>
       <w:r>
         <w:rPr>
+          <w:bCs/>
           <w:szCs w:val="18"/>
           <w:lang w:val="en-US"/>
         </w:rPr>
@@ -98,11 +112,16 @@
     <w:p>
       <w:pPr>
         <w:spacing w:line="240" w:lineRule="auto"/>
+        <w:rPr>
+          <w:bCs/>
+          <w:lang w:val="en-US"/>
+        </w:rPr>
       </w:pPr>
       <w:hyperlink r:id="rId6" w:history="1">
         <w:r>
           <w:rPr>
             <w:rStyle w:val="Kpr"/>
+            <w:bCs/>
             <w:szCs w:val="18"/>
             <w:lang w:val="en-US"/>
           </w:rPr>
@@ -110,12 +129,18 @@
         </w:r>
       </w:hyperlink>
       <w:r>
+        <w:rPr>
+          <w:bCs/>
+          <w:lang w:val="en-US"/>
+        </w:rPr>
         <w:t xml:space="preserve">, </w:t>
       </w:r>
       <w:hyperlink r:id="rId7" w:history="1">
         <w:r>
           <w:rPr>
             <w:rStyle w:val="Kpr"/>
+            <w:bCs/>
+            <w:lang w:val="en-US"/>
           </w:rPr>
           <w:t>emirhan.uysal2826@gop.edu.tr</w:t>
         </w:r>
@@ -124,6 +149,7 @@
     <w:p>
       <w:pPr>
         <w:rPr>
+          <w:bCs/>
           <w:lang w:val="en-US"/>
         </w:rPr>
       </w:pPr>
@@ -133,12 +159,15 @@
         <w:pStyle w:val="Balk2"/>
         <w:jc w:val="both"/>
         <w:rPr>
+          <w:b w:val="0"/>
+          <w:bCs/>
           <w:lang w:val="en-US"/>
         </w:rPr>
       </w:pPr>
       <w:r>
         <w:rPr>
           <w:b w:val="0"/>
+          <w:bCs/>
           <w:color w:val="000000"/>
           <w:lang w:val="en-US"/>
         </w:rPr>
@@ -148,11 +177,13 @@
     <w:p>
       <w:pPr>
         <w:rPr>
+          <w:bCs/>
           <w:lang w:val="en-US"/>
         </w:rPr>
       </w:pPr>
       <w:r>
         <w:rPr>
+          <w:bCs/>
           <w:lang w:val="en-US"/>
         </w:rPr>
         <w:t xml:space="preserve">Precise Point Positioning has emerged as a fundamental technique for achieving centimeter level accuracy using a single GNSS receiver by leveraging precise satellite orbit and clock products (Carlin et al., 2021; </w:t>
@@ -160,6 +191,7 @@
       <w:proofErr w:type="spellStart"/>
       <w:r>
         <w:rPr>
+          <w:bCs/>
           <w:lang w:val="en-US"/>
         </w:rPr>
         <w:t>Öğütcü</w:t>
@@ -167,54 +199,63 @@
       <w:proofErr w:type="spellEnd"/>
       <w:r>
         <w:rPr>
+          <w:bCs/>
           <w:lang w:val="en-US"/>
         </w:rPr>
         <w:t>, 2019). Unlike differential approaches that eliminate errors through differencing with respect to a reference station, PPP relies on correction information to achieve positioning accuracy (Chi et al., 2023). Broadcast ephemerides have been considered unsuitable for PPP due to their limited accuracy, though the emergence of new constellations such as Galileo and BeiDou-3 has prompted a reassessment of this constraint (Carlin et al., 2021; Alkan &amp; Kalkan, 2011; Bahadur, 2023). Recent advancements in State Space Representation</w:t>
       </w:r>
       <w:r>
         <w:rPr>
+          <w:bCs/>
           <w:lang w:val="en-US"/>
         </w:rPr>
         <w:t xml:space="preserve"> (SSR)</w:t>
       </w:r>
       <w:r>
         <w:rPr>
+          <w:bCs/>
           <w:lang w:val="en-US"/>
         </w:rPr>
         <w:t xml:space="preserve"> corrections and the </w:t>
       </w:r>
       <w:r>
         <w:rPr>
+          <w:bCs/>
           <w:lang w:val="en-US"/>
         </w:rPr>
         <w:t xml:space="preserve">service of </w:t>
       </w:r>
       <w:r>
         <w:rPr>
+          <w:bCs/>
           <w:lang w:val="en-US"/>
         </w:rPr>
         <w:t xml:space="preserve">augmentation services have demonstrated that high accuracy positioning is achievable through the broadcasting of precise orbit and clock data via GNSS constellations (Naciri et al., 2023). The International GNSS Service </w:t>
       </w:r>
       <w:r>
         <w:rPr>
+          <w:bCs/>
           <w:lang w:val="en-US"/>
         </w:rPr>
         <w:t xml:space="preserve">(IGS) </w:t>
       </w:r>
       <w:r>
         <w:rPr>
+          <w:bCs/>
           <w:lang w:val="en-US"/>
         </w:rPr>
         <w:t xml:space="preserve">has played a </w:t>
       </w:r>
       <w:r>
         <w:rPr>
+          <w:bCs/>
           <w:lang w:val="en-US"/>
         </w:rPr>
         <w:t>key</w:t>
       </w:r>
       <w:r>
         <w:rPr>
+          <w:bCs/>
           <w:lang w:val="en-US"/>
         </w:rPr>
         <w:t xml:space="preserve"> role by providing high quality GNSS data products since 1994, which include definitive satellite ephemerides and clock information necessary for correcting orbit and clock errors to reduce positioning error to the centimeter level (El‐</w:t>
@@ -222,6 +263,7 @@
       <w:proofErr w:type="spellStart"/>
       <w:r>
         <w:rPr>
+          <w:bCs/>
           <w:lang w:val="en-US"/>
         </w:rPr>
         <w:t>Tokhey</w:t>
@@ -229,18 +271,21 @@
       <w:proofErr w:type="spellEnd"/>
       <w:r>
         <w:rPr>
+          <w:bCs/>
           <w:lang w:val="en-US"/>
         </w:rPr>
         <w:t xml:space="preserve">, 2019; Pandele et al., 2019). The </w:t>
       </w:r>
       <w:r>
         <w:rPr>
+          <w:bCs/>
           <w:lang w:val="en-US"/>
         </w:rPr>
         <w:t>IGS</w:t>
       </w:r>
       <w:r>
         <w:rPr>
+          <w:bCs/>
           <w:lang w:val="en-US"/>
         </w:rPr>
         <w:t xml:space="preserve"> provides various levels of precise ephemerides and satellite clock corrections, with final products offering orbit accuracy of approximately 2.5 cm and clock precision around 75 </w:t>
@@ -248,6 +293,7 @@
       <w:proofErr w:type="spellStart"/>
       <w:r>
         <w:rPr>
+          <w:bCs/>
           <w:lang w:val="en-US"/>
         </w:rPr>
         <w:t>ps</w:t>
@@ -255,30 +301,35 @@
       <w:proofErr w:type="spellEnd"/>
       <w:r>
         <w:rPr>
+          <w:bCs/>
           <w:lang w:val="en-US"/>
         </w:rPr>
         <w:t>, while ultra-rapid products deliver degraded performance with near</w:t>
       </w:r>
       <w:r>
         <w:rPr>
+          <w:bCs/>
           <w:lang w:val="en-US"/>
         </w:rPr>
         <w:t xml:space="preserve"> </w:t>
       </w:r>
       <w:r>
         <w:rPr>
+          <w:bCs/>
           <w:lang w:val="en-US"/>
         </w:rPr>
         <w:t>real</w:t>
       </w:r>
       <w:r>
         <w:rPr>
+          <w:bCs/>
           <w:lang w:val="en-US"/>
         </w:rPr>
         <w:t xml:space="preserve"> </w:t>
       </w:r>
       <w:r>
         <w:rPr>
+          <w:bCs/>
           <w:lang w:val="en-US"/>
         </w:rPr>
         <w:t xml:space="preserve">time latency (Oliveira, 2017). To obtain this level of accuracy, PPP requires correction of error sources, including satellite orbit and clock biases, satellite antenna phase center variations, receiver clock error, atmospheric delays, phase biases, solid earth tides, and ocean loading. Additional corrections such as relativistic effects, phase wind up, and pole tide must also be applied to ensure the integrity of the positioning solution (Aziz &amp; </w:t>
@@ -286,6 +337,7 @@
       <w:proofErr w:type="spellStart"/>
       <w:r>
         <w:rPr>
+          <w:bCs/>
           <w:lang w:val="en-US"/>
         </w:rPr>
         <w:t>Elsonbaty</w:t>
@@ -293,6 +345,7 @@
       <w:proofErr w:type="spellEnd"/>
       <w:r>
         <w:rPr>
+          <w:bCs/>
           <w:lang w:val="en-US"/>
         </w:rPr>
         <w:t xml:space="preserve">, 2021; Martín et al., 2015). Despite the availability of these precise products, PPP remains constrained by the latency of final orbit and clock corrections, which has driven the development of real time augmentation services and prediction models to support high precision applications (Tang et al., 2023; Yao et al., 2024; </w:t>
@@ -300,6 +353,7 @@
       <w:proofErr w:type="spellStart"/>
       <w:r>
         <w:rPr>
+          <w:bCs/>
           <w:lang w:val="en-US"/>
         </w:rPr>
         <w:t>Öcalan</w:t>
@@ -307,6 +361,7 @@
       <w:proofErr w:type="spellEnd"/>
       <w:r>
         <w:rPr>
+          <w:bCs/>
           <w:lang w:val="en-US"/>
         </w:rPr>
         <w:t xml:space="preserve"> &amp; </w:t>
@@ -314,6 +369,7 @@
       <w:proofErr w:type="spellStart"/>
       <w:r>
         <w:rPr>
+          <w:bCs/>
           <w:lang w:val="en-US"/>
         </w:rPr>
         <w:t>Soycan</w:t>
@@ -321,54 +377,63 @@
       <w:proofErr w:type="spellEnd"/>
       <w:r>
         <w:rPr>
+          <w:bCs/>
           <w:lang w:val="en-US"/>
         </w:rPr>
         <w:t>, 2011). Real</w:t>
       </w:r>
       <w:r>
         <w:rPr>
+          <w:bCs/>
           <w:lang w:val="en-US"/>
         </w:rPr>
         <w:t xml:space="preserve"> </w:t>
       </w:r>
       <w:r>
         <w:rPr>
+          <w:bCs/>
           <w:lang w:val="en-US"/>
         </w:rPr>
         <w:t xml:space="preserve">time PPP implementations necessitate the continuous availability of precise orbit and clock corrections, a requirement that has driven the development of augmentation services capable of delivering these products with minimal latency (Marques et al., 2014). In this context, the </w:t>
       </w:r>
       <w:r>
         <w:rPr>
+          <w:bCs/>
           <w:lang w:val="en-US"/>
         </w:rPr>
         <w:t>IGS</w:t>
       </w:r>
       <w:r>
         <w:rPr>
+          <w:bCs/>
           <w:lang w:val="en-US"/>
         </w:rPr>
         <w:t xml:space="preserve"> initiated a pilot project for real</w:t>
       </w:r>
       <w:r>
         <w:rPr>
+          <w:bCs/>
           <w:lang w:val="en-US"/>
         </w:rPr>
         <w:t xml:space="preserve"> </w:t>
       </w:r>
       <w:r>
         <w:rPr>
+          <w:bCs/>
           <w:lang w:val="en-US"/>
         </w:rPr>
         <w:t>time activities in 2001 to improve RT-PPP accuracy, aiming to provide Real-Time Service</w:t>
       </w:r>
       <w:r>
         <w:rPr>
+          <w:bCs/>
           <w:lang w:val="en-US"/>
         </w:rPr>
         <w:t xml:space="preserve"> (RTS)</w:t>
       </w:r>
       <w:r>
         <w:rPr>
+          <w:bCs/>
           <w:lang w:val="en-US"/>
         </w:rPr>
         <w:t xml:space="preserve"> products, primarily orbit and clock corrections, to mitigate satellite ephemeris and clock errors (</w:t>
@@ -376,6 +441,7 @@
       <w:proofErr w:type="spellStart"/>
       <w:r>
         <w:rPr>
+          <w:bCs/>
           <w:lang w:val="en-US"/>
         </w:rPr>
         <w:t>Qafisheh</w:t>
@@ -383,6 +449,7 @@
       <w:proofErr w:type="spellEnd"/>
       <w:r>
         <w:rPr>
+          <w:bCs/>
           <w:lang w:val="en-US"/>
         </w:rPr>
         <w:t xml:space="preserve"> et al., 2022). The geodetic research community has investigated alternative orbit estimation strategies, including filter based smoothing and machine learning regression techniques, to enhance satellite coordinate reconstruction at observation epochs and improve positioning accuracy beyond the capabilities of interpolation methods (</w:t>
@@ -390,6 +457,7 @@
       <w:proofErr w:type="spellStart"/>
       <w:r>
         <w:rPr>
+          <w:bCs/>
           <w:lang w:val="en-US"/>
         </w:rPr>
         <w:t>Hankansurijat</w:t>
@@ -397,48 +465,56 @@
       <w:proofErr w:type="spellEnd"/>
       <w:r>
         <w:rPr>
+          <w:bCs/>
           <w:lang w:val="en-US"/>
         </w:rPr>
         <w:t xml:space="preserve"> &amp; Andrei, 2018; Hutton et al., 2016). This study addresses this gap by comparing Lagrange interpolation, an Extended Kalman Filter</w:t>
       </w:r>
       <w:r>
         <w:rPr>
+          <w:bCs/>
           <w:lang w:val="en-US"/>
         </w:rPr>
         <w:t xml:space="preserve"> (EKF)</w:t>
       </w:r>
       <w:r>
         <w:rPr>
+          <w:bCs/>
           <w:lang w:val="en-US"/>
         </w:rPr>
         <w:t xml:space="preserve"> based smoothing approach, and machine learning models based on Random Forest</w:t>
       </w:r>
       <w:r>
         <w:rPr>
+          <w:bCs/>
           <w:lang w:val="en-US"/>
         </w:rPr>
         <w:t xml:space="preserve"> (RF)</w:t>
       </w:r>
       <w:r>
         <w:rPr>
+          <w:bCs/>
           <w:lang w:val="en-US"/>
         </w:rPr>
         <w:t xml:space="preserve"> regression</w:t>
       </w:r>
       <w:r>
         <w:rPr>
+          <w:bCs/>
           <w:lang w:val="en-US"/>
         </w:rPr>
         <w:t>,</w:t>
       </w:r>
       <w:r>
         <w:rPr>
+          <w:bCs/>
           <w:lang w:val="en-US"/>
         </w:rPr>
         <w:t xml:space="preserve"> Support Vector Machines</w:t>
       </w:r>
       <w:r>
         <w:rPr>
+          <w:bCs/>
           <w:lang w:val="en-US"/>
         </w:rPr>
         <w:t xml:space="preserve"> (SVM), K-Nearest Neighbor (KNN) and </w:t>
@@ -446,6 +522,7 @@
       <w:proofErr w:type="spellStart"/>
       <w:r>
         <w:rPr>
+          <w:bCs/>
           <w:lang w:val="en-US"/>
         </w:rPr>
         <w:t>Multi Layer</w:t>
@@ -453,24 +530,28 @@
       <w:proofErr w:type="spellEnd"/>
       <w:r>
         <w:rPr>
+          <w:bCs/>
           <w:lang w:val="en-US"/>
         </w:rPr>
         <w:t xml:space="preserve"> Perceptron (MLP)</w:t>
       </w:r>
       <w:r>
         <w:rPr>
+          <w:bCs/>
           <w:lang w:val="en-US"/>
         </w:rPr>
         <w:t xml:space="preserve"> to evaluate their impact on PPP positioning accuracy. The evaluation is conducted using 1 Hz GNSS observations from a station with known coordinates, where satellite positions at observation epochs are derived from precise orbit products using ninth-degree Lagrange interpolation, an </w:t>
       </w:r>
       <w:r>
         <w:rPr>
+          <w:bCs/>
           <w:lang w:val="en-US"/>
         </w:rPr>
         <w:t>EKF</w:t>
       </w:r>
       <w:r>
         <w:rPr>
+          <w:bCs/>
           <w:lang w:val="en-US"/>
         </w:rPr>
         <w:t xml:space="preserve"> based smoothing approach, and machine learning regression models (</w:t>
@@ -478,6 +559,7 @@
       <w:proofErr w:type="spellStart"/>
       <w:r>
         <w:rPr>
+          <w:bCs/>
           <w:lang w:val="en-US"/>
         </w:rPr>
         <w:t>Qafisheh</w:t>
@@ -485,30 +567,35 @@
       <w:proofErr w:type="spellEnd"/>
       <w:r>
         <w:rPr>
+          <w:bCs/>
           <w:lang w:val="en-US"/>
         </w:rPr>
         <w:t xml:space="preserve"> et al., 2022; Tang et al., 2023). Machine learning algorithms have also been introduced to address PPP challenges where </w:t>
       </w:r>
       <w:r>
         <w:rPr>
+          <w:bCs/>
           <w:lang w:val="en-US"/>
         </w:rPr>
         <w:t>SVM</w:t>
       </w:r>
       <w:r>
         <w:rPr>
+          <w:bCs/>
           <w:lang w:val="en-US"/>
         </w:rPr>
         <w:t xml:space="preserve"> have demonstrated superior performance compared to </w:t>
       </w:r>
       <w:r>
         <w:rPr>
+          <w:bCs/>
           <w:lang w:val="en-US"/>
         </w:rPr>
         <w:t>RF</w:t>
       </w:r>
       <w:r>
         <w:rPr>
+          <w:bCs/>
           <w:lang w:val="en-US"/>
         </w:rPr>
         <w:t xml:space="preserve"> models in enabling PPP-AR (</w:t>
@@ -516,6 +603,7 @@
       <w:proofErr w:type="spellStart"/>
       <w:r>
         <w:rPr>
+          <w:bCs/>
           <w:lang w:val="en-US"/>
         </w:rPr>
         <w:t>Karlitepe</w:t>
@@ -523,177 +611,154 @@
       <w:proofErr w:type="spellEnd"/>
       <w:r>
         <w:rPr>
+          <w:bCs/>
           <w:lang w:val="en-US"/>
         </w:rPr>
         <w:t xml:space="preserve"> &amp; Erdoğan, 2025). Beyond ambiguity resolution, machine learning approaches have been investigated for predicting satellite orbit and clock corrections to mitigate the latency in final products, with studies indicating that </w:t>
       </w:r>
       <w:r>
         <w:rPr>
+          <w:bCs/>
           <w:lang w:val="en-US"/>
         </w:rPr>
         <w:t>machine learning</w:t>
       </w:r>
       <w:r>
         <w:rPr>
+          <w:bCs/>
           <w:lang w:val="en-US"/>
         </w:rPr>
         <w:t xml:space="preserve"> models can achieve centimeter level accuracy when modeling differences between ultra rapid and final orbit products. Recent advancements in </w:t>
       </w:r>
       <w:r>
         <w:rPr>
+          <w:bCs/>
           <w:lang w:val="en-US"/>
         </w:rPr>
         <w:t>EKF based</w:t>
       </w:r>
       <w:r>
         <w:rPr>
+          <w:bCs/>
           <w:lang w:val="en-US"/>
         </w:rPr>
         <w:t xml:space="preserve"> orbit determination have further demonstrated that real</w:t>
       </w:r>
       <w:r>
         <w:rPr>
+          <w:bCs/>
           <w:lang w:val="en-US"/>
         </w:rPr>
         <w:t xml:space="preserve"> </w:t>
       </w:r>
       <w:r>
         <w:rPr>
+          <w:bCs/>
           <w:lang w:val="en-US"/>
         </w:rPr>
         <w:t xml:space="preserve">time estimation can outperform standard ultra rapid products in terms of convergence time and accuracy for kinematic PPP-AR applications (Lou et al., 2022). While </w:t>
       </w:r>
       <w:r>
         <w:rPr>
+          <w:bCs/>
           <w:lang w:val="en-US"/>
         </w:rPr>
         <w:t xml:space="preserve">EKF </w:t>
       </w:r>
       <w:r>
         <w:rPr>
+          <w:bCs/>
           <w:lang w:val="en-US"/>
         </w:rPr>
         <w:t xml:space="preserve">based approaches have shown promise, recent studies indicate that purely </w:t>
       </w:r>
       <w:r>
         <w:rPr>
+          <w:bCs/>
           <w:lang w:val="en-US"/>
         </w:rPr>
         <w:t>machine learning</w:t>
       </w:r>
       <w:r>
         <w:rPr>
+          <w:bCs/>
           <w:lang w:val="en-US"/>
         </w:rPr>
         <w:t xml:space="preserve"> can further augment traditional modeling, particularly for systems like BeiDou-3 where classical techniques exhibit notable performance disparities compared to GPS and Galileo (Xie et al., 2025). This observation underscores the necessity of </w:t>
       </w:r>
       <w:r>
         <w:rPr>
+          <w:bCs/>
           <w:lang w:val="en-US"/>
         </w:rPr>
         <w:t>model</w:t>
       </w:r>
       <w:r>
         <w:rPr>
+          <w:bCs/>
           <w:lang w:val="en-US"/>
         </w:rPr>
         <w:t xml:space="preserve"> to ensure consistent multi-GNSS performance, as the distinct constellation</w:t>
       </w:r>
       <w:r>
         <w:rPr>
+          <w:bCs/>
           <w:lang w:val="en-US"/>
         </w:rPr>
         <w:t>s</w:t>
       </w:r>
       <w:r>
         <w:rPr>
+          <w:bCs/>
           <w:lang w:val="en-US"/>
         </w:rPr>
         <w:t xml:space="preserve"> and signal characteristics of BeiDou-3 may not be fully captured by generic estimation (Mohanty &amp; Gao, 2024). Recent studies have demonstrated that machine learning algorithms </w:t>
       </w:r>
       <w:r>
-        <w:t xml:space="preserve">can </w:t>
-      </w:r>
-      <w:proofErr w:type="spellStart"/>
-      <w:r>
-        <w:t>improve</w:t>
-      </w:r>
-      <w:proofErr w:type="spellEnd"/>
-      <w:r>
-        <w:t xml:space="preserve"> orbit </w:t>
-      </w:r>
-      <w:proofErr w:type="spellStart"/>
-      <w:r>
-        <w:t>prediction</w:t>
-      </w:r>
-      <w:proofErr w:type="spellEnd"/>
-      <w:r>
+        <w:rPr>
+          <w:bCs/>
+          <w:lang w:val="en-US"/>
+        </w:rPr>
+        <w:t xml:space="preserve">can improve orbit prediction accuracy by more than 45% </w:t>
+      </w:r>
+      <w:r>
+        <w:rPr>
+          <w:bCs/>
+          <w:lang w:val="en-US"/>
+        </w:rPr>
+        <w:t xml:space="preserve">(Gao et al., 2022; Gou et al., 2023). Similarly, </w:t>
+      </w:r>
+      <w:r>
+        <w:rPr>
+          <w:bCs/>
+          <w:lang w:val="en-US"/>
+        </w:rPr>
+        <w:t xml:space="preserve">SVM </w:t>
+      </w:r>
+      <w:r>
+        <w:rPr>
+          <w:bCs/>
+          <w:lang w:val="en-US"/>
+        </w:rPr>
+        <w:t>based solutions have been employed to reduce latency in PPP processing, achieving reductions of approximately 30% in the standard deviation and 20% in the range of clock corrections (Mohanty &amp; Gao, 2024). Consequently, the geodetic community has investigated interpolation algorithms such as Lagrange</w:t>
+      </w:r>
+      <w:r>
+        <w:rPr>
+          <w:bCs/>
+          <w:lang w:val="en-US"/>
+        </w:rPr>
         <w:t xml:space="preserve"> </w:t>
       </w:r>
-      <w:proofErr w:type="spellStart"/>
-      <w:r>
-        <w:t>accuracy</w:t>
-      </w:r>
-      <w:proofErr w:type="spellEnd"/>
-      <w:r>
-        <w:t xml:space="preserve"> </w:t>
-      </w:r>
-      <w:proofErr w:type="spellStart"/>
-      <w:r>
-        <w:t>by</w:t>
-      </w:r>
-      <w:proofErr w:type="spellEnd"/>
-      <w:r>
-        <w:t xml:space="preserve"> </w:t>
-      </w:r>
-      <w:proofErr w:type="spellStart"/>
-      <w:r>
-        <w:t>more</w:t>
-      </w:r>
-      <w:proofErr w:type="spellEnd"/>
-      <w:r>
-        <w:t xml:space="preserve"> </w:t>
-      </w:r>
-      <w:proofErr w:type="spellStart"/>
-      <w:r>
-        <w:t>than</w:t>
-      </w:r>
-      <w:proofErr w:type="spellEnd"/>
-      <w:r>
-        <w:t xml:space="preserve"> 45% </w:t>
-      </w:r>
-      <w:r>
-        <w:rPr>
-          <w:lang w:val="en-US"/>
-        </w:rPr>
-        <w:t xml:space="preserve">(Gao et al., 2022; Gou et al., 2023). Similarly, </w:t>
-      </w:r>
-      <w:r>
-        <w:rPr>
-          <w:lang w:val="en-US"/>
-        </w:rPr>
-        <w:t xml:space="preserve">SVM </w:t>
-      </w:r>
-      <w:r>
-        <w:rPr>
-          <w:lang w:val="en-US"/>
-        </w:rPr>
-        <w:t>based solutions have been employed to reduce latency in PPP processing, achieving reductions of approximately 30% in the standard deviation and 20% in the range of clock corrections (Mohanty &amp; Gao, 2024). Consequently, the geodetic community has investigated interpolation algorithms such as Lagrange</w:t>
-      </w:r>
-      <w:r>
-        <w:rPr>
-          <w:lang w:val="en-US"/>
-        </w:rPr>
-        <w:t xml:space="preserve"> </w:t>
-      </w:r>
-      <w:r>
-        <w:rPr>
+      <w:r>
+        <w:rPr>
+          <w:bCs/>
           <w:lang w:val="en-US"/>
         </w:rPr>
         <w:t xml:space="preserve">to reconstruct satellite </w:t>
       </w:r>
       <w:r>
         <w:rPr>
+          <w:bCs/>
           <w:lang w:val="en-US"/>
         </w:rPr>
         <w:lastRenderedPageBreak/>
@@ -702,6 +767,7 @@
       <w:proofErr w:type="gramStart"/>
       <w:r>
         <w:rPr>
+          <w:bCs/>
           <w:lang w:val="en-US"/>
         </w:rPr>
         <w:t>minute</w:t>
@@ -709,18 +775,21 @@
       <w:proofErr w:type="gramEnd"/>
       <w:r>
         <w:rPr>
+          <w:bCs/>
           <w:lang w:val="en-US"/>
         </w:rPr>
         <w:t xml:space="preserve"> or 5-minute intervals provided in standard precise products (Mohanty &amp; Gao, 2024). While interpolation remains the standard approach due to its computational efficiency, studies have increasingly explored </w:t>
       </w:r>
       <w:r>
         <w:rPr>
+          <w:bCs/>
           <w:lang w:val="en-US"/>
         </w:rPr>
         <w:t>EKF based</w:t>
       </w:r>
       <w:r>
         <w:rPr>
+          <w:bCs/>
           <w:lang w:val="en-US"/>
         </w:rPr>
         <w:t xml:space="preserve"> smoothing and machine learning regression techniques to better capture the behavior of satellite orbit between product epochs.</w:t>
@@ -730,11 +799,15 @@
       <w:pPr>
         <w:pStyle w:val="Balk2"/>
         <w:rPr>
+          <w:b w:val="0"/>
+          <w:bCs/>
           <w:lang w:val="en-US"/>
         </w:rPr>
       </w:pPr>
       <w:r>
         <w:rPr>
+          <w:b w:val="0"/>
+          <w:bCs/>
           <w:lang w:val="en-US"/>
         </w:rPr>
         <w:t xml:space="preserve">Lagrange Interpolation for </w:t>
@@ -742,6 +815,8 @@
       <w:proofErr w:type="gramStart"/>
       <w:r>
         <w:rPr>
+          <w:b w:val="0"/>
+          <w:bCs/>
           <w:lang w:val="en-US"/>
         </w:rPr>
         <w:t>High Rate</w:t>
@@ -749,12 +824,16 @@
       <w:proofErr w:type="gramEnd"/>
       <w:r>
         <w:rPr>
+          <w:b w:val="0"/>
+          <w:bCs/>
           <w:lang w:val="en-US"/>
         </w:rPr>
         <w:t xml:space="preserve"> Orbit </w:t>
       </w:r>
       <w:r>
         <w:rPr>
+          <w:b w:val="0"/>
+          <w:bCs/>
           <w:lang w:val="en-US"/>
         </w:rPr>
         <w:t>Reconstruction</w:t>
@@ -763,12 +842,14 @@
     <w:p>
       <w:pPr>
         <w:rPr>
+          <w:bCs/>
           <w:szCs w:val="18"/>
           <w:lang w:val="en-US"/>
         </w:rPr>
       </w:pPr>
       <w:r>
         <w:rPr>
+          <w:bCs/>
           <w:szCs w:val="18"/>
           <w:lang w:val="en-US"/>
         </w:rPr>
@@ -778,12 +859,14 @@
     <w:p>
       <w:pPr>
         <w:rPr>
+          <w:bCs/>
           <w:szCs w:val="18"/>
           <w:lang w:val="en-US"/>
         </w:rPr>
       </w:pPr>
       <w:r>
         <w:rPr>
+          <w:bCs/>
           <w:szCs w:val="18"/>
           <w:lang w:val="en-US"/>
         </w:rPr>
@@ -795,6 +878,7 @@
             <m:ctrlPr>
               <w:rPr>
                 <w:rFonts w:ascii="Cambria Math" w:hAnsi="Cambria Math"/>
+                <w:bCs/>
                 <w:i/>
                 <w:lang w:val="en-US"/>
               </w:rPr>
@@ -806,6 +890,7 @@
                 <m:ctrlPr>
                   <w:rPr>
                     <w:rFonts w:ascii="Cambria Math" w:hAnsi="Cambria Math"/>
+                    <w:bCs/>
                     <w:i/>
                     <w:lang w:val="en-US"/>
                   </w:rPr>
@@ -842,6 +927,7 @@
                 <m:ctrlPr>
                   <w:rPr>
                     <w:rFonts w:ascii="Cambria Math" w:hAnsi="Cambria Math"/>
+                    <w:bCs/>
                     <w:i/>
                     <w:lang w:val="en-US"/>
                   </w:rPr>
@@ -871,12 +957,14 @@
       </m:oMath>
       <w:r>
         <w:rPr>
+          <w:bCs/>
           <w:lang w:val="en-US"/>
         </w:rPr>
         <w:t xml:space="preserve"> </w:t>
       </w:r>
       <w:r>
         <w:rPr>
+          <w:bCs/>
           <w:szCs w:val="18"/>
           <w:lang w:val="en-US"/>
         </w:rPr>
@@ -895,6 +983,7 @@
             <m:ctrlPr>
               <w:rPr>
                 <w:rFonts w:ascii="Cambria Math" w:hAnsi="Cambria Math"/>
+                <w:bCs/>
                 <w:i/>
                 <w:lang w:val="en-US"/>
               </w:rPr>
@@ -931,6 +1020,7 @@
             <m:ctrlPr>
               <w:rPr>
                 <w:rFonts w:ascii="Cambria Math" w:hAnsi="Cambria Math"/>
+                <w:bCs/>
                 <w:i/>
                 <w:lang w:val="en-US"/>
               </w:rPr>
@@ -965,12 +1055,14 @@
       </m:oMath>
       <w:r>
         <w:rPr>
+          <w:bCs/>
           <w:lang w:val="en-US"/>
         </w:rPr>
         <w:t xml:space="preserve"> </w:t>
       </w:r>
       <w:r>
         <w:rPr>
+          <w:bCs/>
           <w:szCs w:val="18"/>
           <w:lang w:val="en-US"/>
         </w:rPr>
@@ -1006,6 +1098,7 @@
               <w:jc w:val="right"/>
               <w:rPr>
                 <w:rFonts w:eastAsiaTheme="minorEastAsia"/>
+                <w:bCs/>
                 <w:lang w:val="en-US"/>
               </w:rPr>
             </w:pPr>
@@ -1023,6 +1116,7 @@
                     <m:ctrlPr>
                       <w:rPr>
                         <w:rFonts w:ascii="Cambria Math" w:hAnsi="Cambria Math"/>
+                        <w:bCs/>
                         <w:i/>
                         <w:lang w:val="en-US"/>
                       </w:rPr>
@@ -1050,6 +1144,7 @@
                     <m:ctrlPr>
                       <w:rPr>
                         <w:rFonts w:ascii="Cambria Math" w:hAnsi="Cambria Math"/>
+                        <w:bCs/>
                         <w:i/>
                         <w:lang w:val="en-US"/>
                       </w:rPr>
@@ -1061,6 +1156,7 @@
                         <m:ctrlPr>
                           <w:rPr>
                             <w:rFonts w:ascii="Cambria Math" w:hAnsi="Cambria Math"/>
+                            <w:bCs/>
                             <w:i/>
                             <w:lang w:val="en-US"/>
                           </w:rPr>
@@ -1092,6 +1188,7 @@
                         <m:ctrlPr>
                           <w:rPr>
                             <w:rFonts w:ascii="Cambria Math" w:hAnsi="Cambria Math"/>
+                            <w:bCs/>
                             <w:i/>
                             <w:lang w:val="en-US"/>
                           </w:rPr>
@@ -1128,6 +1225,7 @@
                         <m:ctrlPr>
                           <w:rPr>
                             <w:rFonts w:ascii="Cambria Math" w:hAnsi="Cambria Math"/>
+                            <w:bCs/>
                             <w:i/>
                             <w:lang w:val="en-US"/>
                           </w:rPr>
@@ -1159,6 +1257,7 @@
                     <m:ctrlPr>
                       <w:rPr>
                         <w:rFonts w:ascii="Cambria Math" w:hAnsi="Cambria Math"/>
+                        <w:bCs/>
                         <w:i/>
                         <w:lang w:val="en-US"/>
                       </w:rPr>
@@ -1177,6 +1276,7 @@
                         <m:ctrlPr>
                           <w:rPr>
                             <w:rFonts w:ascii="Cambria Math" w:hAnsi="Cambria Math"/>
+                            <w:bCs/>
                             <w:i/>
                             <w:lang w:val="en-US"/>
                           </w:rPr>
@@ -1215,6 +1315,7 @@
                     <m:ctrlPr>
                       <w:rPr>
                         <w:rFonts w:ascii="Cambria Math" w:hAnsi="Cambria Math"/>
+                        <w:bCs/>
                         <w:i/>
                         <w:lang w:val="en-US"/>
                       </w:rPr>
@@ -1226,6 +1327,7 @@
                         <m:ctrlPr>
                           <w:rPr>
                             <w:rFonts w:ascii="Cambria Math" w:hAnsi="Cambria Math"/>
+                            <w:bCs/>
                             <w:i/>
                             <w:lang w:val="en-US"/>
                           </w:rPr>
@@ -1257,6 +1359,7 @@
                         <m:ctrlPr>
                           <w:rPr>
                             <w:rFonts w:ascii="Cambria Math" w:hAnsi="Cambria Math"/>
+                            <w:bCs/>
                             <w:i/>
                             <w:lang w:val="en-US"/>
                           </w:rPr>
@@ -1293,6 +1396,7 @@
                         <m:ctrlPr>
                           <w:rPr>
                             <w:rFonts w:ascii="Cambria Math" w:hAnsi="Cambria Math"/>
+                            <w:bCs/>
                             <w:i/>
                             <w:lang w:val="en-US"/>
                           </w:rPr>
@@ -1324,6 +1428,7 @@
                     <m:ctrlPr>
                       <w:rPr>
                         <w:rFonts w:ascii="Cambria Math" w:hAnsi="Cambria Math"/>
+                        <w:bCs/>
                         <w:i/>
                         <w:lang w:val="en-US"/>
                       </w:rPr>
@@ -1342,6 +1447,7 @@
                         <m:ctrlPr>
                           <w:rPr>
                             <w:rFonts w:ascii="Cambria Math" w:hAnsi="Cambria Math"/>
+                            <w:bCs/>
                             <w:i/>
                             <w:lang w:val="en-US"/>
                           </w:rPr>
@@ -1389,6 +1495,7 @@
               <w:jc w:val="right"/>
               <w:rPr>
                 <w:rFonts w:eastAsiaTheme="minorEastAsia"/>
+                <w:bCs/>
                 <w:lang w:val="en-US"/>
               </w:rPr>
             </w:pPr>
@@ -1397,6 +1504,7 @@
             <w:r>
               <w:rPr>
                 <w:rFonts w:eastAsiaTheme="minorEastAsia"/>
+                <w:bCs/>
                 <w:lang w:val="en-US"/>
               </w:rPr>
               <w:t>(1)</w:t>
@@ -1410,12 +1518,14 @@
     <w:p>
       <w:pPr>
         <w:rPr>
+          <w:bCs/>
           <w:szCs w:val="18"/>
           <w:lang w:val="en-US"/>
         </w:rPr>
       </w:pPr>
       <w:r>
         <w:rPr>
+          <w:bCs/>
           <w:szCs w:val="18"/>
           <w:lang w:val="en-US"/>
         </w:rPr>
@@ -1427,6 +1537,7 @@
             <m:ctrlPr>
               <w:rPr>
                 <w:rFonts w:ascii="Cambria Math" w:hAnsi="Cambria Math"/>
+                <w:bCs/>
                 <w:szCs w:val="18"/>
                 <w:lang w:val="en-US"/>
               </w:rPr>
@@ -1456,6 +1567,7 @@
       </m:oMath>
       <w:r>
         <w:rPr>
+          <w:bCs/>
           <w:szCs w:val="18"/>
           <w:lang w:val="en-US"/>
         </w:rPr>
@@ -1467,6 +1579,7 @@
             <m:ctrlPr>
               <w:rPr>
                 <w:rFonts w:ascii="Cambria Math" w:hAnsi="Cambria Math"/>
+                <w:bCs/>
                 <w:szCs w:val="18"/>
                 <w:lang w:val="en-US"/>
               </w:rPr>
@@ -1496,6 +1609,7 @@
       </m:oMath>
       <w:r>
         <w:rPr>
+          <w:bCs/>
           <w:szCs w:val="18"/>
           <w:lang w:val="en-US"/>
         </w:rPr>
@@ -1505,12 +1619,14 @@
     <w:p>
       <w:pPr>
         <w:rPr>
+          <w:bCs/>
           <w:szCs w:val="18"/>
           <w:lang w:val="en-US"/>
         </w:rPr>
       </w:pPr>
       <w:r>
         <w:rPr>
+          <w:bCs/>
           <w:szCs w:val="18"/>
           <w:lang w:val="en-US"/>
         </w:rPr>
@@ -1519,6 +1635,7 @@
       <w:proofErr w:type="gramStart"/>
       <w:r>
         <w:rPr>
+          <w:bCs/>
           <w:szCs w:val="18"/>
           <w:lang w:val="en-US"/>
         </w:rPr>
@@ -1526,6 +1643,7 @@
       </w:r>
       <w:r>
         <w:rPr>
+          <w:bCs/>
           <w:szCs w:val="18"/>
           <w:lang w:val="en-US"/>
         </w:rPr>
@@ -1533,6 +1651,7 @@
       </w:r>
       <w:r>
         <w:rPr>
+          <w:bCs/>
           <w:szCs w:val="18"/>
           <w:lang w:val="en-US"/>
         </w:rPr>
@@ -1541,6 +1660,7 @@
       <w:proofErr w:type="gramEnd"/>
       <w:r>
         <w:rPr>
+          <w:bCs/>
           <w:szCs w:val="18"/>
           <w:lang w:val="en-US"/>
         </w:rPr>
@@ -1552,6 +1672,7 @@
             <m:ctrlPr>
               <w:rPr>
                 <w:rFonts w:ascii="Cambria Math" w:hAnsi="Cambria Math"/>
+                <w:bCs/>
                 <w:szCs w:val="18"/>
                 <w:lang w:val="en-US"/>
               </w:rPr>
@@ -1563,6 +1684,7 @@
                 <m:ctrlPr>
                   <w:rPr>
                     <w:rFonts w:ascii="Cambria Math" w:hAnsi="Cambria Math"/>
+                    <w:bCs/>
                     <w:szCs w:val="18"/>
                     <w:lang w:val="en-US"/>
                   </w:rPr>
@@ -1602,6 +1724,7 @@
                 <m:ctrlPr>
                   <w:rPr>
                     <w:rFonts w:ascii="Cambria Math" w:hAnsi="Cambria Math"/>
+                    <w:bCs/>
                     <w:szCs w:val="18"/>
                     <w:lang w:val="en-US"/>
                   </w:rPr>
@@ -1641,6 +1764,7 @@
                 <m:ctrlPr>
                   <w:rPr>
                     <w:rFonts w:ascii="Cambria Math" w:hAnsi="Cambria Math"/>
+                    <w:bCs/>
                     <w:szCs w:val="18"/>
                     <w:lang w:val="en-US"/>
                   </w:rPr>
@@ -1680,6 +1804,7 @@
                 <m:ctrlPr>
                   <w:rPr>
                     <w:rFonts w:ascii="Cambria Math" w:hAnsi="Cambria Math"/>
+                    <w:bCs/>
                     <w:szCs w:val="18"/>
                     <w:lang w:val="en-US"/>
                   </w:rPr>
@@ -1719,6 +1844,7 @@
                 <m:ctrlPr>
                   <w:rPr>
                     <w:rFonts w:ascii="Cambria Math" w:hAnsi="Cambria Math"/>
+                    <w:bCs/>
                     <w:szCs w:val="18"/>
                     <w:lang w:val="en-US"/>
                   </w:rPr>
@@ -1758,6 +1884,7 @@
                 <m:ctrlPr>
                   <w:rPr>
                     <w:rFonts w:ascii="Cambria Math" w:hAnsi="Cambria Math"/>
+                    <w:bCs/>
                     <w:szCs w:val="18"/>
                     <w:lang w:val="en-US"/>
                   </w:rPr>
@@ -1789,6 +1916,7 @@
       </m:oMath>
       <w:r>
         <w:rPr>
+          <w:bCs/>
           <w:szCs w:val="18"/>
           <w:lang w:val="en-US"/>
         </w:rPr>
@@ -1824,6 +1952,7 @@
               <w:jc w:val="right"/>
               <w:rPr>
                 <w:rFonts w:eastAsiaTheme="minorEastAsia"/>
+                <w:bCs/>
                 <w:lang w:val="en-US"/>
               </w:rPr>
             </w:pPr>
@@ -1842,6 +1971,7 @@
                     <m:ctrlPr>
                       <w:rPr>
                         <w:rFonts w:ascii="Cambria Math" w:hAnsi="Cambria Math"/>
+                        <w:bCs/>
                         <w:szCs w:val="18"/>
                         <w:lang w:val="en-US"/>
                       </w:rPr>
@@ -1873,6 +2003,7 @@
                     <m:ctrlPr>
                       <w:rPr>
                         <w:rFonts w:ascii="Cambria Math" w:hAnsi="Cambria Math"/>
+                        <w:bCs/>
                         <w:szCs w:val="18"/>
                         <w:lang w:val="en-US"/>
                       </w:rPr>
@@ -1884,6 +2015,7 @@
                         <m:ctrlPr>
                           <w:rPr>
                             <w:rFonts w:ascii="Cambria Math" w:hAnsi="Cambria Math"/>
+                            <w:bCs/>
                             <w:szCs w:val="18"/>
                             <w:lang w:val="en-US"/>
                           </w:rPr>
@@ -1903,6 +2035,7 @@
                             <m:ctrlPr>
                               <w:rPr>
                                 <w:rFonts w:ascii="Cambria Math" w:hAnsi="Cambria Math"/>
+                                <w:bCs/>
                                 <w:szCs w:val="18"/>
                                 <w:lang w:val="en-US"/>
                               </w:rPr>
@@ -1942,6 +2075,7 @@
                             <m:ctrlPr>
                               <w:rPr>
                                 <w:rFonts w:ascii="Cambria Math" w:hAnsi="Cambria Math"/>
+                                <w:bCs/>
                                 <w:szCs w:val="18"/>
                                 <w:lang w:val="en-US"/>
                               </w:rPr>
@@ -1977,6 +2111,7 @@
                         <m:ctrlPr>
                           <w:rPr>
                             <w:rFonts w:ascii="Cambria Math" w:hAnsi="Cambria Math"/>
+                            <w:bCs/>
                             <w:szCs w:val="18"/>
                             <w:lang w:val="en-US"/>
                           </w:rPr>
@@ -1988,6 +2123,7 @@
                             <m:ctrlPr>
                               <w:rPr>
                                 <w:rFonts w:ascii="Cambria Math" w:hAnsi="Cambria Math"/>
+                                <w:bCs/>
                                 <w:szCs w:val="18"/>
                                 <w:lang w:val="en-US"/>
                               </w:rPr>
@@ -2027,6 +2163,7 @@
                             <m:ctrlPr>
                               <w:rPr>
                                 <w:rFonts w:ascii="Cambria Math" w:hAnsi="Cambria Math"/>
+                                <w:bCs/>
                                 <w:szCs w:val="18"/>
                                 <w:lang w:val="en-US"/>
                               </w:rPr>
@@ -2066,6 +2203,7 @@
                             <m:ctrlPr>
                               <w:rPr>
                                 <w:rFonts w:ascii="Cambria Math" w:hAnsi="Cambria Math"/>
+                                <w:bCs/>
                                 <w:szCs w:val="18"/>
                                 <w:lang w:val="en-US"/>
                               </w:rPr>
@@ -2105,6 +2243,7 @@
                             <m:ctrlPr>
                               <w:rPr>
                                 <w:rFonts w:ascii="Cambria Math" w:hAnsi="Cambria Math"/>
+                                <w:bCs/>
                                 <w:szCs w:val="18"/>
                                 <w:lang w:val="en-US"/>
                               </w:rPr>
@@ -2148,6 +2287,7 @@
                     <m:ctrlPr>
                       <w:rPr>
                         <w:rFonts w:ascii="Cambria Math" w:hAnsi="Cambria Math"/>
+                        <w:bCs/>
                         <w:szCs w:val="18"/>
                         <w:lang w:val="en-US"/>
                       </w:rPr>
@@ -2179,6 +2319,7 @@
                     <m:ctrlPr>
                       <w:rPr>
                         <w:rFonts w:ascii="Cambria Math" w:hAnsi="Cambria Math"/>
+                        <w:bCs/>
                         <w:szCs w:val="18"/>
                         <w:lang w:val="en-US"/>
                       </w:rPr>
@@ -2190,6 +2331,7 @@
                         <m:ctrlPr>
                           <w:rPr>
                             <w:rFonts w:ascii="Cambria Math" w:hAnsi="Cambria Math"/>
+                            <w:bCs/>
                             <w:szCs w:val="18"/>
                             <w:lang w:val="en-US"/>
                           </w:rPr>
@@ -2209,6 +2351,7 @@
                             <m:ctrlPr>
                               <w:rPr>
                                 <w:rFonts w:ascii="Cambria Math" w:hAnsi="Cambria Math"/>
+                                <w:bCs/>
                                 <w:szCs w:val="18"/>
                                 <w:lang w:val="en-US"/>
                               </w:rPr>
@@ -2248,6 +2391,7 @@
                             <m:ctrlPr>
                               <w:rPr>
                                 <w:rFonts w:ascii="Cambria Math" w:hAnsi="Cambria Math"/>
+                                <w:bCs/>
                                 <w:szCs w:val="18"/>
                                 <w:lang w:val="en-US"/>
                               </w:rPr>
@@ -2283,6 +2427,7 @@
                         <m:ctrlPr>
                           <w:rPr>
                             <w:rFonts w:ascii="Cambria Math" w:hAnsi="Cambria Math"/>
+                            <w:bCs/>
                             <w:szCs w:val="18"/>
                             <w:lang w:val="en-US"/>
                           </w:rPr>
@@ -2294,6 +2439,7 @@
                             <m:ctrlPr>
                               <w:rPr>
                                 <w:rFonts w:ascii="Cambria Math" w:hAnsi="Cambria Math"/>
+                                <w:bCs/>
                                 <w:szCs w:val="18"/>
                                 <w:lang w:val="en-US"/>
                               </w:rPr>
@@ -2333,6 +2479,7 @@
                             <m:ctrlPr>
                               <w:rPr>
                                 <w:rFonts w:ascii="Cambria Math" w:hAnsi="Cambria Math"/>
+                                <w:bCs/>
                                 <w:szCs w:val="18"/>
                                 <w:lang w:val="en-US"/>
                               </w:rPr>
@@ -2372,6 +2519,7 @@
                             <m:ctrlPr>
                               <w:rPr>
                                 <w:rFonts w:ascii="Cambria Math" w:hAnsi="Cambria Math"/>
+                                <w:bCs/>
                                 <w:szCs w:val="18"/>
                                 <w:lang w:val="en-US"/>
                               </w:rPr>
@@ -2411,6 +2559,7 @@
                             <m:ctrlPr>
                               <w:rPr>
                                 <w:rFonts w:ascii="Cambria Math" w:hAnsi="Cambria Math"/>
+                                <w:bCs/>
                                 <w:szCs w:val="18"/>
                                 <w:lang w:val="en-US"/>
                               </w:rPr>
@@ -2454,6 +2603,7 @@
                     <m:ctrlPr>
                       <w:rPr>
                         <w:rFonts w:ascii="Cambria Math" w:hAnsi="Cambria Math"/>
+                        <w:bCs/>
                         <w:szCs w:val="18"/>
                         <w:lang w:val="en-US"/>
                       </w:rPr>
@@ -2485,6 +2635,7 @@
                     <m:ctrlPr>
                       <w:rPr>
                         <w:rFonts w:ascii="Cambria Math" w:hAnsi="Cambria Math"/>
+                        <w:bCs/>
                         <w:szCs w:val="18"/>
                         <w:lang w:val="en-US"/>
                       </w:rPr>
@@ -2496,6 +2647,7 @@
                         <m:ctrlPr>
                           <w:rPr>
                             <w:rFonts w:ascii="Cambria Math" w:hAnsi="Cambria Math"/>
+                            <w:bCs/>
                             <w:szCs w:val="18"/>
                             <w:lang w:val="en-US"/>
                           </w:rPr>
@@ -2515,6 +2667,7 @@
                             <m:ctrlPr>
                               <w:rPr>
                                 <w:rFonts w:ascii="Cambria Math" w:hAnsi="Cambria Math"/>
+                                <w:bCs/>
                                 <w:szCs w:val="18"/>
                                 <w:lang w:val="en-US"/>
                               </w:rPr>
@@ -2554,6 +2707,7 @@
                             <m:ctrlPr>
                               <w:rPr>
                                 <w:rFonts w:ascii="Cambria Math" w:hAnsi="Cambria Math"/>
+                                <w:bCs/>
                                 <w:szCs w:val="18"/>
                                 <w:lang w:val="en-US"/>
                               </w:rPr>
@@ -2589,6 +2743,7 @@
                         <m:ctrlPr>
                           <w:rPr>
                             <w:rFonts w:ascii="Cambria Math" w:hAnsi="Cambria Math"/>
+                            <w:bCs/>
                             <w:szCs w:val="18"/>
                             <w:lang w:val="en-US"/>
                           </w:rPr>
@@ -2600,6 +2755,7 @@
                             <m:ctrlPr>
                               <w:rPr>
                                 <w:rFonts w:ascii="Cambria Math" w:hAnsi="Cambria Math"/>
+                                <w:bCs/>
                                 <w:szCs w:val="18"/>
                                 <w:lang w:val="en-US"/>
                               </w:rPr>
@@ -2639,6 +2795,7 @@
                             <m:ctrlPr>
                               <w:rPr>
                                 <w:rFonts w:ascii="Cambria Math" w:hAnsi="Cambria Math"/>
+                                <w:bCs/>
                                 <w:szCs w:val="18"/>
                                 <w:lang w:val="en-US"/>
                               </w:rPr>
@@ -2678,6 +2835,7 @@
                             <m:ctrlPr>
                               <w:rPr>
                                 <w:rFonts w:ascii="Cambria Math" w:hAnsi="Cambria Math"/>
+                                <w:bCs/>
                                 <w:szCs w:val="18"/>
                                 <w:lang w:val="en-US"/>
                               </w:rPr>
@@ -2717,6 +2875,7 @@
                             <m:ctrlPr>
                               <w:rPr>
                                 <w:rFonts w:ascii="Cambria Math" w:hAnsi="Cambria Math"/>
+                                <w:bCs/>
                                 <w:szCs w:val="18"/>
                                 <w:lang w:val="en-US"/>
                               </w:rPr>
@@ -2761,12 +2920,14 @@
               <w:jc w:val="right"/>
               <w:rPr>
                 <w:rFonts w:eastAsiaTheme="minorEastAsia"/>
+                <w:bCs/>
                 <w:lang w:val="en-US"/>
               </w:rPr>
             </w:pPr>
             <w:r>
               <w:rPr>
                 <w:rFonts w:eastAsiaTheme="minorEastAsia"/>
+                <w:bCs/>
                 <w:lang w:val="en-US"/>
               </w:rPr>
               <w:t>(2)</w:t>
@@ -2778,12 +2939,14 @@
     <w:p>
       <w:pPr>
         <w:rPr>
+          <w:bCs/>
           <w:szCs w:val="18"/>
           <w:lang w:val="en-US"/>
         </w:rPr>
       </w:pPr>
       <w:r>
         <w:rPr>
+          <w:bCs/>
           <w:szCs w:val="18"/>
           <w:lang w:val="en-US"/>
         </w:rPr>
@@ -2801,6 +2964,7 @@
       </m:oMath>
       <w:r>
         <w:rPr>
+          <w:bCs/>
           <w:szCs w:val="18"/>
           <w:lang w:val="en-US"/>
         </w:rPr>
@@ -2818,6 +2982,7 @@
       </m:oMath>
       <w:r>
         <w:rPr>
+          <w:bCs/>
           <w:szCs w:val="18"/>
           <w:lang w:val="en-US"/>
         </w:rPr>
@@ -2825,6 +2990,7 @@
       </w:r>
       <w:r>
         <w:rPr>
+          <w:bCs/>
           <w:szCs w:val="18"/>
           <w:lang w:val="en-US"/>
         </w:rPr>
@@ -2833,6 +2999,7 @@
       <w:proofErr w:type="gramStart"/>
       <w:r>
         <w:rPr>
+          <w:bCs/>
           <w:szCs w:val="18"/>
           <w:lang w:val="en-US"/>
         </w:rPr>
@@ -2841,6 +3008,7 @@
       <w:proofErr w:type="gramEnd"/>
       <w:r>
         <w:rPr>
+          <w:bCs/>
           <w:szCs w:val="18"/>
           <w:lang w:val="en-US"/>
         </w:rPr>
@@ -2848,6 +3016,7 @@
       </w:r>
       <w:r>
         <w:rPr>
+          <w:bCs/>
           <w:szCs w:val="18"/>
           <w:lang w:val="en-US"/>
         </w:rPr>
@@ -2858,11 +3027,15 @@
       <w:pPr>
         <w:pStyle w:val="Balk2"/>
         <w:rPr>
+          <w:b w:val="0"/>
+          <w:bCs/>
           <w:lang w:val="en-US"/>
         </w:rPr>
       </w:pPr>
       <w:r>
         <w:rPr>
+          <w:b w:val="0"/>
+          <w:bCs/>
           <w:lang w:val="en-US"/>
         </w:rPr>
         <w:t>Estimation satellite orbit with Kalman Filter</w:t>
@@ -2871,12 +3044,14 @@
     <w:p>
       <w:pPr>
         <w:rPr>
+          <w:bCs/>
           <w:szCs w:val="18"/>
           <w:lang w:val="en-US"/>
         </w:rPr>
       </w:pPr>
       <w:r>
         <w:rPr>
+          <w:bCs/>
           <w:szCs w:val="18"/>
           <w:lang w:val="en-US"/>
         </w:rPr>
@@ -2885,6 +3060,7 @@
       <w:proofErr w:type="gramStart"/>
       <w:r>
         <w:rPr>
+          <w:bCs/>
           <w:szCs w:val="18"/>
           <w:lang w:val="en-US"/>
         </w:rPr>
@@ -2893,6 +3069,7 @@
       <w:proofErr w:type="gramEnd"/>
       <w:r>
         <w:rPr>
+          <w:bCs/>
           <w:szCs w:val="18"/>
           <w:lang w:val="en-US"/>
         </w:rPr>
@@ -2900,6 +3077,7 @@
       </w:r>
       <w:r>
         <w:rPr>
+          <w:bCs/>
           <w:szCs w:val="18"/>
           <w:lang w:val="en-US"/>
         </w:rPr>
@@ -2907,6 +3085,7 @@
       </w:r>
       <w:r>
         <w:rPr>
+          <w:bCs/>
           <w:szCs w:val="18"/>
           <w:lang w:val="en-US"/>
         </w:rPr>
@@ -2915,6 +3094,7 @@
       <w:proofErr w:type="gramStart"/>
       <w:r>
         <w:rPr>
+          <w:bCs/>
           <w:szCs w:val="18"/>
           <w:lang w:val="en-US"/>
         </w:rPr>
@@ -2923,6 +3103,7 @@
       <w:proofErr w:type="gramEnd"/>
       <w:r>
         <w:rPr>
+          <w:bCs/>
           <w:szCs w:val="18"/>
           <w:lang w:val="en-US"/>
         </w:rPr>
@@ -2931,6 +3112,7 @@
       <w:proofErr w:type="gramStart"/>
       <w:r>
         <w:rPr>
+          <w:bCs/>
           <w:szCs w:val="18"/>
           <w:lang w:val="en-US"/>
         </w:rPr>
@@ -2939,6 +3121,7 @@
       <w:proofErr w:type="gramEnd"/>
       <w:r>
         <w:rPr>
+          <w:bCs/>
           <w:szCs w:val="18"/>
           <w:lang w:val="en-US"/>
         </w:rPr>
@@ -2948,6 +3131,7 @@
     <w:p>
       <w:pPr>
         <w:rPr>
+          <w:bCs/>
           <w:szCs w:val="18"/>
           <w:lang w:val="en-US"/>
         </w:rPr>
@@ -2958,17 +3142,19 @@
         <w:keepNext/>
         <w:jc w:val="center"/>
         <w:rPr>
+          <w:bCs/>
           <w:lang w:val="en-US"/>
         </w:rPr>
       </w:pPr>
       <w:r>
         <w:rPr>
+          <w:bCs/>
           <w:noProof/>
           <w:szCs w:val="18"/>
           <w:lang w:val="en-US"/>
         </w:rPr>
         <w:drawing>
-          <wp:inline distT="0" distB="0" distL="0" distR="0" wp14:anchorId="2942EEED" wp14:editId="60796FA2">
+          <wp:inline distT="0" distB="0" distL="0" distR="0" wp14:anchorId="2942EEED" wp14:editId="1EE920DF">
             <wp:extent cx="3209563" cy="1613061"/>
             <wp:effectExtent l="0" t="0" r="0" b="0"/>
             <wp:docPr id="1970336029" name="Resim 1" descr="metin, diyagram, ekran görüntüsü, yazı tipi içeren bir resim&#10;&#10;Yapay zeka tarafından oluşturulmuş içerik yanlış olabilir."/>
@@ -3017,7 +3203,6 @@
         <w:rPr>
           <w:rFonts w:ascii="Times New Roman" w:hAnsi="Times New Roman" w:cs="Times New Roman"/>
           <w:b w:val="0"/>
-          <w:bCs w:val="0"/>
           <w:color w:val="auto"/>
         </w:rPr>
       </w:pPr>
@@ -3026,7 +3211,6 @@
         <w:rPr>
           <w:rFonts w:ascii="Times New Roman" w:hAnsi="Times New Roman" w:cs="Times New Roman"/>
           <w:b w:val="0"/>
-          <w:bCs w:val="0"/>
           <w:color w:val="auto"/>
         </w:rPr>
         <w:t xml:space="preserve">Figure </w:t>
@@ -3035,7 +3219,6 @@
         <w:rPr>
           <w:rFonts w:ascii="Times New Roman" w:hAnsi="Times New Roman" w:cs="Times New Roman"/>
           <w:b w:val="0"/>
-          <w:bCs w:val="0"/>
           <w:color w:val="auto"/>
         </w:rPr>
         <w:fldChar w:fldCharType="begin"/>
@@ -3044,7 +3227,6 @@
         <w:rPr>
           <w:rFonts w:ascii="Times New Roman" w:hAnsi="Times New Roman" w:cs="Times New Roman"/>
           <w:b w:val="0"/>
-          <w:bCs w:val="0"/>
           <w:color w:val="auto"/>
         </w:rPr>
         <w:instrText xml:space="preserve"> SEQ Figure \* ARABIC </w:instrText>
@@ -3053,7 +3235,6 @@
         <w:rPr>
           <w:rFonts w:ascii="Times New Roman" w:hAnsi="Times New Roman" w:cs="Times New Roman"/>
           <w:b w:val="0"/>
-          <w:bCs w:val="0"/>
           <w:color w:val="auto"/>
         </w:rPr>
         <w:fldChar w:fldCharType="separate"/>
@@ -3062,7 +3243,6 @@
         <w:rPr>
           <w:rFonts w:ascii="Times New Roman" w:hAnsi="Times New Roman" w:cs="Times New Roman"/>
           <w:b w:val="0"/>
-          <w:bCs w:val="0"/>
           <w:noProof/>
           <w:color w:val="auto"/>
         </w:rPr>
@@ -3072,7 +3252,6 @@
         <w:rPr>
           <w:rFonts w:ascii="Times New Roman" w:hAnsi="Times New Roman" w:cs="Times New Roman"/>
           <w:b w:val="0"/>
-          <w:bCs w:val="0"/>
           <w:color w:val="auto"/>
         </w:rPr>
         <w:fldChar w:fldCharType="end"/>
@@ -3082,7 +3261,6 @@
         <w:rPr>
           <w:rFonts w:ascii="Times New Roman" w:hAnsi="Times New Roman" w:cs="Times New Roman"/>
           <w:b w:val="0"/>
-          <w:bCs w:val="0"/>
           <w:color w:val="auto"/>
         </w:rPr>
         <w:t>: Elements of the Kalman filter (Groves, 2008).</w:t>
@@ -3091,12 +3269,14 @@
     <w:p>
       <w:pPr>
         <w:rPr>
+          <w:bCs/>
           <w:szCs w:val="18"/>
           <w:lang w:val="en-US"/>
         </w:rPr>
       </w:pPr>
       <w:r>
         <w:rPr>
+          <w:bCs/>
           <w:szCs w:val="18"/>
           <w:lang w:val="en-US"/>
         </w:rPr>
@@ -3105,6 +3285,7 @@
       <w:proofErr w:type="spellStart"/>
       <w:r>
         <w:rPr>
+          <w:bCs/>
           <w:szCs w:val="18"/>
           <w:lang w:val="en-US"/>
         </w:rPr>
@@ -3113,6 +3294,7 @@
       <w:proofErr w:type="spellEnd"/>
       <w:r>
         <w:rPr>
+          <w:bCs/>
           <w:szCs w:val="18"/>
           <w:lang w:val="en-US"/>
         </w:rPr>
@@ -3122,12 +3304,14 @@
     <w:p>
       <w:pPr>
         <w:rPr>
+          <w:bCs/>
           <w:szCs w:val="18"/>
           <w:lang w:val="en-US"/>
         </w:rPr>
       </w:pPr>
       <w:r>
         <w:rPr>
+          <w:bCs/>
           <w:szCs w:val="18"/>
           <w:lang w:val="en-US"/>
         </w:rPr>
@@ -3136,6 +3320,7 @@
       </w:r>
       <w:r>
         <w:rPr>
+          <w:bCs/>
           <w:szCs w:val="18"/>
           <w:lang w:val="en-US"/>
         </w:rPr>
@@ -3143,6 +3328,7 @@
       </w:r>
       <w:r>
         <w:rPr>
+          <w:bCs/>
           <w:szCs w:val="18"/>
           <w:lang w:val="en-US"/>
         </w:rPr>
@@ -3150,6 +3336,7 @@
       </w:r>
       <w:r>
         <w:rPr>
+          <w:bCs/>
           <w:szCs w:val="18"/>
           <w:lang w:val="en-US"/>
         </w:rPr>
@@ -3157,6 +3344,7 @@
       </w:r>
       <w:r>
         <w:rPr>
+          <w:bCs/>
           <w:szCs w:val="18"/>
           <w:lang w:val="en-US"/>
         </w:rPr>
@@ -3164,6 +3352,7 @@
       </w:r>
       <w:r>
         <w:rPr>
+          <w:bCs/>
           <w:szCs w:val="18"/>
           <w:lang w:val="en-US"/>
         </w:rPr>
@@ -3171,6 +3360,7 @@
       </w:r>
       <w:r>
         <w:rPr>
+          <w:bCs/>
           <w:szCs w:val="18"/>
           <w:lang w:val="en-US"/>
         </w:rPr>
@@ -3180,12 +3370,14 @@
     <w:p>
       <w:pPr>
         <w:rPr>
+          <w:bCs/>
           <w:szCs w:val="18"/>
           <w:lang w:val="en-US"/>
         </w:rPr>
       </w:pPr>
       <w:r>
         <w:rPr>
+          <w:bCs/>
           <w:szCs w:val="18"/>
           <w:lang w:val="en-US"/>
         </w:rPr>
@@ -3193,6 +3385,7 @@
       </w:r>
       <w:r>
         <w:rPr>
+          <w:bCs/>
           <w:szCs w:val="18"/>
           <w:lang w:val="en-US"/>
         </w:rPr>
@@ -3200,6 +3393,7 @@
       </w:r>
       <w:r>
         <w:rPr>
+          <w:bCs/>
           <w:szCs w:val="18"/>
           <w:lang w:val="en-US"/>
         </w:rPr>
@@ -3209,12 +3403,14 @@
     <w:p>
       <w:pPr>
         <w:rPr>
+          <w:bCs/>
           <w:szCs w:val="18"/>
           <w:lang w:val="en-US"/>
         </w:rPr>
       </w:pPr>
       <w:r>
         <w:rPr>
+          <w:bCs/>
           <w:szCs w:val="18"/>
           <w:lang w:val="en-US"/>
         </w:rPr>
@@ -3223,6 +3419,7 @@
       <w:proofErr w:type="gramStart"/>
       <w:r>
         <w:rPr>
+          <w:bCs/>
           <w:szCs w:val="18"/>
           <w:lang w:val="en-US"/>
         </w:rPr>
@@ -3231,6 +3428,7 @@
       <w:proofErr w:type="gramEnd"/>
       <w:r>
         <w:rPr>
+          <w:bCs/>
           <w:szCs w:val="18"/>
           <w:lang w:val="en-US"/>
         </w:rPr>
@@ -3240,12 +3438,14 @@
     <w:p>
       <w:pPr>
         <w:rPr>
+          <w:bCs/>
           <w:szCs w:val="18"/>
           <w:lang w:val="en-US"/>
         </w:rPr>
       </w:pPr>
       <w:r>
         <w:rPr>
+          <w:bCs/>
           <w:szCs w:val="18"/>
           <w:lang w:val="en-US"/>
         </w:rPr>
@@ -3257,11 +3457,13 @@
         <w:keepNext/>
         <w:jc w:val="center"/>
         <w:rPr>
+          <w:bCs/>
           <w:lang w:val="en-US"/>
         </w:rPr>
       </w:pPr>
       <w:r>
         <w:rPr>
+          <w:bCs/>
           <w:noProof/>
           <w:szCs w:val="18"/>
           <w:lang w:val="en-US"/>
@@ -3315,13 +3517,13 @@
         <w:jc w:val="center"/>
         <w:rPr>
           <w:rFonts w:ascii="Times New Roman" w:hAnsi="Times New Roman" w:cs="Times New Roman"/>
+          <w:b w:val="0"/>
         </w:rPr>
       </w:pPr>
       <w:r>
         <w:rPr>
           <w:rFonts w:ascii="Times New Roman" w:hAnsi="Times New Roman" w:cs="Times New Roman"/>
           <w:b w:val="0"/>
-          <w:bCs w:val="0"/>
           <w:color w:val="auto"/>
         </w:rPr>
         <w:t xml:space="preserve">Figure </w:t>
@@ -3330,7 +3532,6 @@
         <w:rPr>
           <w:rFonts w:ascii="Times New Roman" w:hAnsi="Times New Roman" w:cs="Times New Roman"/>
           <w:b w:val="0"/>
-          <w:bCs w:val="0"/>
           <w:color w:val="auto"/>
         </w:rPr>
         <w:fldChar w:fldCharType="begin"/>
@@ -3339,7 +3540,6 @@
         <w:rPr>
           <w:rFonts w:ascii="Times New Roman" w:hAnsi="Times New Roman" w:cs="Times New Roman"/>
           <w:b w:val="0"/>
-          <w:bCs w:val="0"/>
           <w:color w:val="auto"/>
         </w:rPr>
         <w:instrText xml:space="preserve"> SEQ Figure \* ARABIC </w:instrText>
@@ -3348,7 +3548,6 @@
         <w:rPr>
           <w:rFonts w:ascii="Times New Roman" w:hAnsi="Times New Roman" w:cs="Times New Roman"/>
           <w:b w:val="0"/>
-          <w:bCs w:val="0"/>
           <w:color w:val="auto"/>
         </w:rPr>
         <w:fldChar w:fldCharType="separate"/>
@@ -3357,7 +3556,6 @@
         <w:rPr>
           <w:rFonts w:ascii="Times New Roman" w:hAnsi="Times New Roman" w:cs="Times New Roman"/>
           <w:b w:val="0"/>
-          <w:bCs w:val="0"/>
           <w:color w:val="auto"/>
         </w:rPr>
         <w:t>2</w:t>
@@ -3366,7 +3564,6 @@
         <w:rPr>
           <w:rFonts w:ascii="Times New Roman" w:hAnsi="Times New Roman" w:cs="Times New Roman"/>
           <w:b w:val="0"/>
-          <w:bCs w:val="0"/>
           <w:color w:val="auto"/>
         </w:rPr>
         <w:fldChar w:fldCharType="end"/>
@@ -3375,7 +3572,6 @@
         <w:rPr>
           <w:rFonts w:ascii="Times New Roman" w:hAnsi="Times New Roman" w:cs="Times New Roman"/>
           <w:b w:val="0"/>
-          <w:bCs w:val="0"/>
           <w:color w:val="auto"/>
         </w:rPr>
         <w:t>: Flow of Kalman Filter</w:t>
@@ -3384,12 +3580,14 @@
     <w:p>
       <w:pPr>
         <w:rPr>
+          <w:bCs/>
           <w:szCs w:val="18"/>
           <w:lang w:val="en-US"/>
         </w:rPr>
       </w:pPr>
       <w:r>
         <w:rPr>
+          <w:bCs/>
           <w:szCs w:val="18"/>
           <w:lang w:val="en-US"/>
         </w:rPr>
@@ -3397,6 +3595,7 @@
       </w:r>
       <w:r>
         <w:rPr>
+          <w:bCs/>
           <w:szCs w:val="18"/>
           <w:lang w:val="en-US"/>
         </w:rPr>
@@ -3405,6 +3604,7 @@
       </w:r>
       <w:r>
         <w:rPr>
+          <w:bCs/>
           <w:szCs w:val="18"/>
           <w:lang w:val="en-US"/>
         </w:rPr>
@@ -3416,6 +3616,7 @@
             <m:ctrlPr>
               <w:rPr>
                 <w:rFonts w:ascii="Cambria Math" w:hAnsi="Cambria Math"/>
+                <w:bCs/>
                 <w:i/>
                 <w:szCs w:val="18"/>
                 <w:lang w:val="en-US"/>
@@ -3428,6 +3629,7 @@
                 <m:ctrlPr>
                   <w:rPr>
                     <w:rFonts w:ascii="Cambria Math" w:hAnsi="Cambria Math"/>
+                    <w:bCs/>
                     <w:i/>
                     <w:szCs w:val="18"/>
                     <w:lang w:val="en-US"/>
@@ -3470,6 +3672,7 @@
       </m:oMath>
       <w:r>
         <w:rPr>
+          <w:bCs/>
           <w:szCs w:val="18"/>
           <w:lang w:val="en-US"/>
         </w:rPr>
@@ -3477,6 +3680,7 @@
       </w:r>
       <w:r>
         <w:rPr>
+          <w:bCs/>
           <w:szCs w:val="18"/>
           <w:lang w:val="en-US"/>
         </w:rPr>
@@ -3484,6 +3688,7 @@
       </w:r>
       <w:r>
         <w:rPr>
+          <w:bCs/>
           <w:szCs w:val="18"/>
           <w:lang w:val="en-US"/>
         </w:rPr>
@@ -3517,6 +3722,7 @@
           <w:p>
             <w:pPr>
               <w:rPr>
+                <w:bCs/>
                 <w:szCs w:val="18"/>
                 <w:lang w:val="en-US"/>
               </w:rPr>
@@ -3528,6 +3734,7 @@
                     <m:ctrlPr>
                       <w:rPr>
                         <w:rFonts w:ascii="Cambria Math" w:hAnsi="Cambria Math"/>
+                        <w:bCs/>
                         <w:i/>
                         <w:szCs w:val="18"/>
                         <w:lang w:val="en-US"/>
@@ -3540,6 +3747,7 @@
                         <m:ctrlPr>
                           <w:rPr>
                             <w:rFonts w:ascii="Cambria Math" w:hAnsi="Cambria Math"/>
+                            <w:bCs/>
                             <w:i/>
                             <w:szCs w:val="18"/>
                             <w:lang w:val="en-US"/>
@@ -3592,6 +3800,7 @@
                     <m:ctrlPr>
                       <w:rPr>
                         <w:rFonts w:ascii="Cambria Math" w:hAnsi="Cambria Math"/>
+                        <w:bCs/>
                         <w:i/>
                         <w:szCs w:val="18"/>
                         <w:lang w:val="en-US"/>
@@ -3604,6 +3813,7 @@
                         <m:ctrlPr>
                           <w:rPr>
                             <w:rFonts w:ascii="Cambria Math" w:hAnsi="Cambria Math"/>
+                            <w:bCs/>
                             <w:i/>
                             <w:szCs w:val="18"/>
                             <w:lang w:val="en-US"/>
@@ -3663,12 +3873,14 @@
             <w:pPr>
               <w:jc w:val="center"/>
               <w:rPr>
+                <w:bCs/>
                 <w:szCs w:val="18"/>
                 <w:lang w:val="en-US"/>
               </w:rPr>
             </w:pPr>
             <w:r>
               <w:rPr>
+                <w:bCs/>
                 <w:szCs w:val="18"/>
                 <w:lang w:val="en-US"/>
               </w:rPr>
@@ -3676,6 +3888,7 @@
             </w:r>
             <w:r>
               <w:rPr>
+                <w:bCs/>
                 <w:szCs w:val="18"/>
                 <w:lang w:val="en-US"/>
               </w:rPr>
@@ -3683,6 +3896,7 @@
             </w:r>
             <w:r>
               <w:rPr>
+                <w:bCs/>
                 <w:szCs w:val="18"/>
                 <w:lang w:val="en-US"/>
               </w:rPr>
@@ -3695,12 +3909,14 @@
     <w:p>
       <w:pPr>
         <w:rPr>
+          <w:bCs/>
           <w:szCs w:val="18"/>
           <w:lang w:val="en-US"/>
         </w:rPr>
       </w:pPr>
       <w:r>
         <w:rPr>
+          <w:bCs/>
           <w:szCs w:val="18"/>
           <w:lang w:val="en-US"/>
         </w:rPr>
@@ -3718,6 +3934,7 @@
       </m:oMath>
       <w:r>
         <w:rPr>
+          <w:bCs/>
           <w:szCs w:val="18"/>
           <w:lang w:val="en-US"/>
         </w:rPr>
@@ -3725,6 +3942,7 @@
       </w:r>
       <w:r>
         <w:rPr>
+          <w:bCs/>
           <w:szCs w:val="18"/>
           <w:lang w:val="en-US"/>
         </w:rPr>
@@ -3732,6 +3950,7 @@
       </w:r>
       <w:r>
         <w:rPr>
+          <w:bCs/>
           <w:szCs w:val="18"/>
           <w:lang w:val="en-US"/>
         </w:rPr>
@@ -3739,6 +3958,7 @@
       </w:r>
       <w:r>
         <w:rPr>
+          <w:bCs/>
           <w:szCs w:val="18"/>
           <w:lang w:val="en-US"/>
         </w:rPr>
@@ -3772,6 +3992,7 @@
           <w:p>
             <w:pPr>
               <w:rPr>
+                <w:bCs/>
                 <w:szCs w:val="18"/>
                 <w:lang w:val="en-US"/>
               </w:rPr>
@@ -3783,6 +4004,7 @@
                     <m:ctrlPr>
                       <w:rPr>
                         <w:rFonts w:ascii="Cambria Math" w:hAnsi="Cambria Math"/>
+                        <w:bCs/>
                         <w:i/>
                         <w:szCs w:val="18"/>
                         <w:lang w:val="en-US"/>
@@ -3833,6 +4055,7 @@
                     <m:ctrlPr>
                       <w:rPr>
                         <w:rFonts w:ascii="Cambria Math" w:hAnsi="Cambria Math"/>
+                        <w:bCs/>
                         <w:i/>
                         <w:szCs w:val="18"/>
                         <w:lang w:val="en-US"/>
@@ -3865,6 +4088,7 @@
                     <m:ctrlPr>
                       <w:rPr>
                         <w:rFonts w:ascii="Cambria Math" w:hAnsi="Cambria Math"/>
+                        <w:bCs/>
                         <w:i/>
                         <w:szCs w:val="18"/>
                         <w:lang w:val="en-US"/>
@@ -3907,6 +4131,7 @@
                     <m:ctrlPr>
                       <w:rPr>
                         <w:rFonts w:ascii="Cambria Math" w:hAnsi="Cambria Math"/>
+                        <w:bCs/>
                         <w:i/>
                         <w:szCs w:val="18"/>
                         <w:lang w:val="en-US"/>
@@ -3957,6 +4182,7 @@
                     <m:ctrlPr>
                       <w:rPr>
                         <w:rFonts w:ascii="Cambria Math" w:hAnsi="Cambria Math"/>
+                        <w:bCs/>
                         <w:i/>
                         <w:szCs w:val="18"/>
                         <w:lang w:val="en-US"/>
@@ -3996,12 +4222,14 @@
             <w:pPr>
               <w:jc w:val="center"/>
               <w:rPr>
+                <w:bCs/>
                 <w:szCs w:val="18"/>
                 <w:lang w:val="en-US"/>
               </w:rPr>
             </w:pPr>
             <w:r>
               <w:rPr>
+                <w:bCs/>
                 <w:szCs w:val="18"/>
                 <w:lang w:val="en-US"/>
               </w:rPr>
@@ -4009,6 +4237,7 @@
             </w:r>
             <w:r>
               <w:rPr>
+                <w:bCs/>
                 <w:szCs w:val="18"/>
                 <w:lang w:val="en-US"/>
               </w:rPr>
@@ -4016,6 +4245,7 @@
             </w:r>
             <w:r>
               <w:rPr>
+                <w:bCs/>
                 <w:szCs w:val="18"/>
                 <w:lang w:val="en-US"/>
               </w:rPr>
@@ -4028,12 +4258,14 @@
     <w:p>
       <w:pPr>
         <w:rPr>
+          <w:bCs/>
           <w:szCs w:val="18"/>
           <w:lang w:val="en-US"/>
         </w:rPr>
       </w:pPr>
       <w:r>
         <w:rPr>
+          <w:bCs/>
           <w:szCs w:val="18"/>
           <w:lang w:val="en-US"/>
         </w:rPr>
@@ -4045,6 +4277,7 @@
             <m:ctrlPr>
               <w:rPr>
                 <w:rFonts w:ascii="Cambria Math" w:hAnsi="Cambria Math"/>
+                <w:bCs/>
                 <w:i/>
                 <w:szCs w:val="18"/>
                 <w:lang w:val="en-US"/>
@@ -4075,6 +4308,7 @@
       </m:oMath>
       <w:r>
         <w:rPr>
+          <w:bCs/>
           <w:szCs w:val="18"/>
           <w:lang w:val="en-US"/>
         </w:rPr>
@@ -4082,6 +4316,7 @@
       </w:r>
       <w:r>
         <w:rPr>
+          <w:bCs/>
           <w:szCs w:val="18"/>
           <w:lang w:val="en-US"/>
         </w:rPr>
@@ -4089,6 +4324,7 @@
       </w:r>
       <w:r>
         <w:rPr>
+          <w:bCs/>
           <w:szCs w:val="18"/>
           <w:lang w:val="en-US"/>
         </w:rPr>
@@ -4100,6 +4336,7 @@
             <m:ctrlPr>
               <w:rPr>
                 <w:rFonts w:ascii="Cambria Math" w:hAnsi="Cambria Math"/>
+                <w:bCs/>
                 <w:i/>
                 <w:szCs w:val="18"/>
                 <w:lang w:val="en-US"/>
@@ -4130,6 +4367,7 @@
       </m:oMath>
       <w:r>
         <w:rPr>
+          <w:bCs/>
           <w:szCs w:val="18"/>
           <w:lang w:val="en-US"/>
         </w:rPr>
@@ -4137,6 +4375,7 @@
       </w:r>
       <w:r>
         <w:rPr>
+          <w:bCs/>
           <w:szCs w:val="18"/>
           <w:lang w:val="en-US"/>
         </w:rPr>
@@ -4144,6 +4383,7 @@
       </w:r>
       <w:r>
         <w:rPr>
+          <w:bCs/>
           <w:szCs w:val="18"/>
           <w:lang w:val="en-US"/>
         </w:rPr>
@@ -4151,6 +4391,7 @@
       </w:r>
       <w:r>
         <w:rPr>
+          <w:bCs/>
           <w:szCs w:val="18"/>
           <w:lang w:val="en-US"/>
         </w:rPr>
@@ -4184,6 +4425,7 @@
           <w:p>
             <w:pPr>
               <w:rPr>
+                <w:bCs/>
                 <w:szCs w:val="18"/>
                 <w:lang w:val="en-US"/>
               </w:rPr>
@@ -4195,6 +4437,7 @@
                     <m:ctrlPr>
                       <w:rPr>
                         <w:rFonts w:ascii="Cambria Math" w:hAnsi="Cambria Math"/>
+                        <w:bCs/>
                         <w:i/>
                         <w:szCs w:val="18"/>
                         <w:lang w:val="en-US"/>
@@ -4207,6 +4450,7 @@
                         <m:ctrlPr>
                           <w:rPr>
                             <w:rFonts w:ascii="Cambria Math" w:hAnsi="Cambria Math"/>
+                            <w:bCs/>
                             <w:i/>
                             <w:szCs w:val="18"/>
                             <w:lang w:val="en-US"/>
@@ -4249,6 +4493,7 @@
                     <m:ctrlPr>
                       <w:rPr>
                         <w:rFonts w:ascii="Cambria Math" w:hAnsi="Cambria Math"/>
+                        <w:bCs/>
                         <w:i/>
                         <w:szCs w:val="18"/>
                         <w:lang w:val="en-US"/>
@@ -4261,6 +4506,7 @@
                         <m:ctrlPr>
                           <w:rPr>
                             <w:rFonts w:ascii="Cambria Math" w:hAnsi="Cambria Math"/>
+                            <w:bCs/>
                             <w:i/>
                             <w:szCs w:val="18"/>
                             <w:lang w:val="en-US"/>
@@ -4320,12 +4566,14 @@
             <w:pPr>
               <w:jc w:val="center"/>
               <w:rPr>
+                <w:bCs/>
                 <w:szCs w:val="18"/>
                 <w:lang w:val="en-US"/>
               </w:rPr>
             </w:pPr>
             <w:r>
               <w:rPr>
+                <w:bCs/>
                 <w:szCs w:val="18"/>
                 <w:lang w:val="en-US"/>
               </w:rPr>
@@ -4333,6 +4581,7 @@
             </w:r>
             <w:r>
               <w:rPr>
+                <w:bCs/>
                 <w:szCs w:val="18"/>
                 <w:lang w:val="en-US"/>
               </w:rPr>
@@ -4340,6 +4589,7 @@
             </w:r>
             <w:r>
               <w:rPr>
+                <w:bCs/>
                 <w:szCs w:val="18"/>
                 <w:lang w:val="en-US"/>
               </w:rPr>
@@ -4352,12 +4602,14 @@
     <w:p>
       <w:pPr>
         <w:rPr>
+          <w:bCs/>
           <w:szCs w:val="18"/>
           <w:lang w:val="en-US"/>
         </w:rPr>
       </w:pPr>
       <w:r>
         <w:rPr>
+          <w:bCs/>
           <w:szCs w:val="18"/>
           <w:lang w:val="en-US"/>
         </w:rPr>
@@ -4366,6 +4618,7 @@
       <w:proofErr w:type="gramStart"/>
       <w:r>
         <w:rPr>
+          <w:bCs/>
           <w:szCs w:val="18"/>
           <w:lang w:val="en-US"/>
         </w:rPr>
@@ -4374,6 +4627,7 @@
       <w:proofErr w:type="gramEnd"/>
       <w:r>
         <w:rPr>
+          <w:bCs/>
           <w:szCs w:val="18"/>
           <w:lang w:val="en-US"/>
         </w:rPr>
@@ -4381,6 +4635,7 @@
       </w:r>
       <w:r>
         <w:rPr>
+          <w:bCs/>
           <w:szCs w:val="18"/>
           <w:lang w:val="en-US"/>
         </w:rPr>
@@ -4388,6 +4643,7 @@
       </w:r>
       <w:r>
         <w:rPr>
+          <w:bCs/>
           <w:szCs w:val="18"/>
           <w:lang w:val="en-US"/>
         </w:rPr>
@@ -4399,6 +4655,7 @@
             <m:ctrlPr>
               <w:rPr>
                 <w:rFonts w:ascii="Cambria Math" w:hAnsi="Cambria Math"/>
+                <w:bCs/>
                 <w:i/>
                 <w:szCs w:val="18"/>
                 <w:lang w:val="en-US"/>
@@ -4429,6 +4686,7 @@
       </m:oMath>
       <w:r>
         <w:rPr>
+          <w:bCs/>
           <w:szCs w:val="18"/>
           <w:lang w:val="en-US"/>
         </w:rPr>
@@ -4436,6 +4694,7 @@
       </w:r>
       <w:r>
         <w:rPr>
+          <w:bCs/>
           <w:szCs w:val="18"/>
           <w:lang w:val="en-US"/>
         </w:rPr>
@@ -4443,6 +4702,7 @@
       </w:r>
       <w:r>
         <w:rPr>
+          <w:bCs/>
           <w:szCs w:val="18"/>
           <w:lang w:val="en-US"/>
         </w:rPr>
@@ -4450,6 +4710,7 @@
       </w:r>
       <w:r>
         <w:rPr>
+          <w:bCs/>
           <w:szCs w:val="18"/>
           <w:lang w:val="en-US"/>
         </w:rPr>
@@ -4457,6 +4718,7 @@
       </w:r>
       <w:r>
         <w:rPr>
+          <w:bCs/>
           <w:szCs w:val="18"/>
           <w:lang w:val="en-US"/>
         </w:rPr>
@@ -4490,6 +4752,7 @@
           <w:p>
             <w:pPr>
               <w:rPr>
+                <w:bCs/>
                 <w:szCs w:val="18"/>
                 <w:lang w:val="en-US"/>
               </w:rPr>
@@ -4501,6 +4764,7 @@
                     <m:ctrlPr>
                       <w:rPr>
                         <w:rFonts w:ascii="Cambria Math" w:hAnsi="Cambria Math"/>
+                        <w:bCs/>
                         <w:i/>
                         <w:szCs w:val="18"/>
                         <w:lang w:val="en-US"/>
@@ -4541,6 +4805,7 @@
                     <m:ctrlPr>
                       <w:rPr>
                         <w:rFonts w:ascii="Cambria Math" w:hAnsi="Cambria Math"/>
+                        <w:bCs/>
                         <w:i/>
                         <w:szCs w:val="18"/>
                         <w:lang w:val="en-US"/>
@@ -4583,6 +4848,7 @@
                     <m:ctrlPr>
                       <w:rPr>
                         <w:rFonts w:ascii="Cambria Math" w:hAnsi="Cambria Math"/>
+                        <w:bCs/>
                         <w:i/>
                         <w:szCs w:val="18"/>
                         <w:lang w:val="en-US"/>
@@ -4625,6 +4891,7 @@
                     <m:ctrlPr>
                       <w:rPr>
                         <w:rFonts w:ascii="Cambria Math" w:hAnsi="Cambria Math"/>
+                        <w:bCs/>
                         <w:i/>
                         <w:szCs w:val="18"/>
                         <w:lang w:val="en-US"/>
@@ -4645,6 +4912,7 @@
                         <m:ctrlPr>
                           <w:rPr>
                             <w:rFonts w:ascii="Cambria Math" w:hAnsi="Cambria Math"/>
+                            <w:bCs/>
                             <w:i/>
                             <w:szCs w:val="18"/>
                             <w:lang w:val="en-US"/>
@@ -4677,6 +4945,7 @@
                         <m:ctrlPr>
                           <w:rPr>
                             <w:rFonts w:ascii="Cambria Math" w:hAnsi="Cambria Math"/>
+                            <w:bCs/>
                             <w:i/>
                             <w:szCs w:val="18"/>
                             <w:lang w:val="en-US"/>
@@ -4719,6 +4988,7 @@
                         <m:ctrlPr>
                           <w:rPr>
                             <w:rFonts w:ascii="Cambria Math" w:hAnsi="Cambria Math"/>
+                            <w:bCs/>
                             <w:i/>
                             <w:szCs w:val="18"/>
                             <w:lang w:val="en-US"/>
@@ -4769,6 +5039,7 @@
                         <m:ctrlPr>
                           <w:rPr>
                             <w:rFonts w:ascii="Cambria Math" w:hAnsi="Cambria Math"/>
+                            <w:bCs/>
                             <w:i/>
                             <w:szCs w:val="18"/>
                             <w:lang w:val="en-US"/>
@@ -4828,12 +5099,14 @@
             <w:pPr>
               <w:jc w:val="center"/>
               <w:rPr>
+                <w:bCs/>
                 <w:szCs w:val="18"/>
                 <w:lang w:val="en-US"/>
               </w:rPr>
             </w:pPr>
             <w:r>
               <w:rPr>
+                <w:bCs/>
                 <w:szCs w:val="18"/>
                 <w:lang w:val="en-US"/>
               </w:rPr>
@@ -4841,6 +5114,7 @@
             </w:r>
             <w:r>
               <w:rPr>
+                <w:bCs/>
                 <w:szCs w:val="18"/>
                 <w:lang w:val="en-US"/>
               </w:rPr>
@@ -4848,6 +5122,7 @@
             </w:r>
             <w:r>
               <w:rPr>
+                <w:bCs/>
                 <w:szCs w:val="18"/>
                 <w:lang w:val="en-US"/>
               </w:rPr>
@@ -4860,12 +5135,14 @@
     <w:p>
       <w:pPr>
         <w:rPr>
+          <w:bCs/>
           <w:szCs w:val="18"/>
           <w:lang w:val="en-US"/>
         </w:rPr>
       </w:pPr>
       <w:r>
         <w:rPr>
+          <w:bCs/>
           <w:szCs w:val="18"/>
           <w:lang w:val="en-US"/>
         </w:rPr>
@@ -4877,6 +5154,7 @@
             <m:ctrlPr>
               <w:rPr>
                 <w:rFonts w:ascii="Cambria Math" w:hAnsi="Cambria Math"/>
+                <w:bCs/>
                 <w:i/>
                 <w:szCs w:val="18"/>
                 <w:lang w:val="en-US"/>
@@ -4907,6 +5185,7 @@
       </m:oMath>
       <w:r>
         <w:rPr>
+          <w:bCs/>
           <w:szCs w:val="18"/>
           <w:lang w:val="en-US"/>
         </w:rPr>
@@ -4914,6 +5193,7 @@
       </w:r>
       <w:r>
         <w:rPr>
+          <w:bCs/>
           <w:szCs w:val="18"/>
           <w:lang w:val="en-US"/>
         </w:rPr>
@@ -4925,6 +5205,7 @@
             <m:ctrlPr>
               <w:rPr>
                 <w:rFonts w:ascii="Cambria Math" w:hAnsi="Cambria Math"/>
+                <w:bCs/>
                 <w:szCs w:val="18"/>
                 <w:lang w:val="en-US"/>
               </w:rPr>
@@ -4954,6 +5235,7 @@
       </m:oMath>
       <w:r>
         <w:rPr>
+          <w:bCs/>
           <w:szCs w:val="18"/>
           <w:lang w:val="en-US"/>
         </w:rPr>
@@ -4961,6 +5243,7 @@
       </w:r>
       <w:r>
         <w:rPr>
+          <w:bCs/>
           <w:szCs w:val="18"/>
           <w:lang w:val="en-US"/>
         </w:rPr>
@@ -4968,6 +5251,7 @@
       </w:r>
       <w:r>
         <w:rPr>
+          <w:bCs/>
           <w:szCs w:val="18"/>
           <w:lang w:val="en-US"/>
         </w:rPr>
@@ -4975,6 +5259,7 @@
       </w:r>
       <w:r>
         <w:rPr>
+          <w:bCs/>
           <w:szCs w:val="18"/>
           <w:lang w:val="en-US"/>
         </w:rPr>
@@ -5008,6 +5293,7 @@
           <w:p>
             <w:pPr>
               <w:rPr>
+                <w:bCs/>
                 <w:szCs w:val="18"/>
                 <w:lang w:val="en-US"/>
               </w:rPr>
@@ -5019,6 +5305,7 @@
                     <m:ctrlPr>
                       <w:rPr>
                         <w:rFonts w:ascii="Cambria Math" w:hAnsi="Cambria Math"/>
+                        <w:bCs/>
                         <w:i/>
                         <w:szCs w:val="18"/>
                         <w:lang w:val="en-US"/>
@@ -5059,6 +5346,7 @@
                     <m:ctrlPr>
                       <w:rPr>
                         <w:rFonts w:ascii="Cambria Math" w:hAnsi="Cambria Math"/>
+                        <w:bCs/>
                         <w:i/>
                         <w:szCs w:val="18"/>
                         <w:lang w:val="en-US"/>
@@ -5099,6 +5387,7 @@
                     <m:ctrlPr>
                       <w:rPr>
                         <w:rFonts w:ascii="Cambria Math" w:hAnsi="Cambria Math"/>
+                        <w:bCs/>
                         <w:i/>
                         <w:szCs w:val="18"/>
                         <w:lang w:val="en-US"/>
@@ -5111,6 +5400,7 @@
                         <m:ctrlPr>
                           <w:rPr>
                             <w:rFonts w:ascii="Cambria Math" w:hAnsi="Cambria Math"/>
+                            <w:bCs/>
                             <w:i/>
                             <w:szCs w:val="18"/>
                             <w:lang w:val="en-US"/>
@@ -5152,12 +5442,14 @@
             <w:pPr>
               <w:jc w:val="center"/>
               <w:rPr>
+                <w:bCs/>
                 <w:szCs w:val="18"/>
                 <w:lang w:val="en-US"/>
               </w:rPr>
             </w:pPr>
             <w:r>
               <w:rPr>
+                <w:bCs/>
                 <w:szCs w:val="18"/>
                 <w:lang w:val="en-US"/>
               </w:rPr>
@@ -5165,6 +5457,7 @@
             </w:r>
             <w:r>
               <w:rPr>
+                <w:bCs/>
                 <w:szCs w:val="18"/>
                 <w:lang w:val="en-US"/>
               </w:rPr>
@@ -5172,6 +5465,7 @@
             </w:r>
             <w:r>
               <w:rPr>
+                <w:bCs/>
                 <w:szCs w:val="18"/>
                 <w:lang w:val="en-US"/>
               </w:rPr>
@@ -5184,12 +5478,14 @@
     <w:p>
       <w:pPr>
         <w:rPr>
+          <w:bCs/>
           <w:szCs w:val="18"/>
           <w:lang w:val="en-US"/>
         </w:rPr>
       </w:pPr>
       <w:r>
         <w:rPr>
+          <w:bCs/>
           <w:szCs w:val="18"/>
           <w:lang w:val="en-US"/>
         </w:rPr>
@@ -5201,6 +5497,7 @@
             <m:ctrlPr>
               <w:rPr>
                 <w:rFonts w:ascii="Cambria Math" w:hAnsi="Cambria Math"/>
+                <w:bCs/>
                 <w:i/>
                 <w:szCs w:val="18"/>
                 <w:lang w:val="en-US"/>
@@ -5231,6 +5528,7 @@
       </m:oMath>
       <w:r>
         <w:rPr>
+          <w:bCs/>
           <w:szCs w:val="18"/>
           <w:lang w:val="en-US"/>
         </w:rPr>
@@ -5248,6 +5546,7 @@
       </m:oMath>
       <w:r>
         <w:rPr>
+          <w:bCs/>
           <w:szCs w:val="18"/>
           <w:lang w:val="en-US"/>
         </w:rPr>
@@ -5259,6 +5558,7 @@
             <m:ctrlPr>
               <w:rPr>
                 <w:rFonts w:ascii="Cambria Math" w:hAnsi="Cambria Math"/>
+                <w:bCs/>
                 <w:i/>
                 <w:szCs w:val="18"/>
                 <w:lang w:val="en-US"/>
@@ -5271,6 +5571,7 @@
                 <m:ctrlPr>
                   <w:rPr>
                     <w:rFonts w:ascii="Cambria Math" w:hAnsi="Cambria Math"/>
+                    <w:bCs/>
                     <w:i/>
                     <w:szCs w:val="18"/>
                     <w:lang w:val="en-US"/>
@@ -5303,6 +5604,7 @@
       </m:oMath>
       <w:r>
         <w:rPr>
+          <w:bCs/>
           <w:szCs w:val="18"/>
           <w:lang w:val="en-US"/>
         </w:rPr>
@@ -5310,6 +5612,7 @@
       </w:r>
       <w:r>
         <w:rPr>
+          <w:bCs/>
           <w:szCs w:val="18"/>
           <w:lang w:val="en-US"/>
         </w:rPr>
@@ -5317,6 +5620,7 @@
       </w:r>
       <w:r>
         <w:rPr>
+          <w:bCs/>
           <w:szCs w:val="18"/>
           <w:lang w:val="en-US"/>
         </w:rPr>
@@ -5324,6 +5628,7 @@
       </w:r>
       <w:r>
         <w:rPr>
+          <w:bCs/>
           <w:szCs w:val="18"/>
           <w:lang w:val="en-US"/>
         </w:rPr>
@@ -5357,6 +5662,7 @@
           <w:p>
             <w:pPr>
               <w:rPr>
+                <w:bCs/>
                 <w:szCs w:val="18"/>
                 <w:lang w:val="en-US"/>
               </w:rPr>
@@ -5368,6 +5674,7 @@
                     <m:ctrlPr>
                       <w:rPr>
                         <w:rFonts w:ascii="Cambria Math" w:hAnsi="Cambria Math"/>
+                        <w:bCs/>
                         <w:i/>
                         <w:szCs w:val="18"/>
                         <w:lang w:val="en-US"/>
@@ -5380,6 +5687,7 @@
                         <m:ctrlPr>
                           <w:rPr>
                             <w:rFonts w:ascii="Cambria Math" w:hAnsi="Cambria Math"/>
+                            <w:bCs/>
                             <w:i/>
                             <w:szCs w:val="18"/>
                             <w:lang w:val="en-US"/>
@@ -5432,6 +5740,7 @@
                     <m:ctrlPr>
                       <w:rPr>
                         <w:rFonts w:ascii="Cambria Math" w:hAnsi="Cambria Math"/>
+                        <w:bCs/>
                         <w:i/>
                         <w:szCs w:val="18"/>
                         <w:lang w:val="en-US"/>
@@ -5444,6 +5753,7 @@
                         <m:ctrlPr>
                           <w:rPr>
                             <w:rFonts w:ascii="Cambria Math" w:hAnsi="Cambria Math"/>
+                            <w:bCs/>
                             <w:i/>
                             <w:szCs w:val="18"/>
                             <w:lang w:val="en-US"/>
@@ -5496,6 +5806,7 @@
                     <m:ctrlPr>
                       <w:rPr>
                         <w:rFonts w:ascii="Cambria Math" w:hAnsi="Cambria Math"/>
+                        <w:bCs/>
                         <w:i/>
                         <w:szCs w:val="18"/>
                         <w:lang w:val="en-US"/>
@@ -5528,6 +5839,7 @@
                     <m:ctrlPr>
                       <w:rPr>
                         <w:rFonts w:ascii="Cambria Math" w:hAnsi="Cambria Math"/>
+                        <w:bCs/>
                         <w:i/>
                         <w:szCs w:val="18"/>
                         <w:lang w:val="en-US"/>
@@ -5567,12 +5879,14 @@
             <w:pPr>
               <w:jc w:val="center"/>
               <w:rPr>
+                <w:bCs/>
                 <w:szCs w:val="18"/>
                 <w:lang w:val="en-US"/>
               </w:rPr>
             </w:pPr>
             <w:r>
               <w:rPr>
+                <w:bCs/>
                 <w:szCs w:val="18"/>
                 <w:lang w:val="en-US"/>
               </w:rPr>
@@ -5580,6 +5894,7 @@
             </w:r>
             <w:r>
               <w:rPr>
+                <w:bCs/>
                 <w:szCs w:val="18"/>
                 <w:lang w:val="en-US"/>
               </w:rPr>
@@ -5587,6 +5902,7 @@
             </w:r>
             <w:r>
               <w:rPr>
+                <w:bCs/>
                 <w:szCs w:val="18"/>
                 <w:lang w:val="en-US"/>
               </w:rPr>
@@ -5599,12 +5915,14 @@
     <w:p>
       <w:pPr>
         <w:rPr>
+          <w:bCs/>
           <w:szCs w:val="18"/>
           <w:lang w:val="en-US"/>
         </w:rPr>
       </w:pPr>
       <w:r>
         <w:rPr>
+          <w:bCs/>
           <w:szCs w:val="18"/>
           <w:lang w:val="en-US"/>
         </w:rPr>
@@ -5613,6 +5931,7 @@
       <w:proofErr w:type="gramStart"/>
       <w:r>
         <w:rPr>
+          <w:bCs/>
           <w:szCs w:val="18"/>
           <w:lang w:val="en-US"/>
         </w:rPr>
@@ -5621,6 +5940,7 @@
       <w:proofErr w:type="gramEnd"/>
       <w:r>
         <w:rPr>
+          <w:bCs/>
           <w:szCs w:val="18"/>
           <w:lang w:val="en-US"/>
         </w:rPr>
@@ -5628,6 +5948,7 @@
       </w:r>
       <w:r>
         <w:rPr>
+          <w:bCs/>
           <w:szCs w:val="18"/>
           <w:lang w:val="en-US"/>
         </w:rPr>
@@ -5635,6 +5956,7 @@
       </w:r>
       <w:r>
         <w:rPr>
+          <w:bCs/>
           <w:szCs w:val="18"/>
           <w:lang w:val="en-US"/>
         </w:rPr>
@@ -5642,6 +5964,7 @@
       </w:r>
       <w:r>
         <w:rPr>
+          <w:bCs/>
           <w:szCs w:val="18"/>
           <w:lang w:val="en-US"/>
         </w:rPr>
@@ -5675,6 +5998,7 @@
           <w:p>
             <w:pPr>
               <w:rPr>
+                <w:bCs/>
                 <w:szCs w:val="18"/>
                 <w:lang w:val="en-US"/>
               </w:rPr>
@@ -5686,6 +6010,7 @@
                     <m:ctrlPr>
                       <w:rPr>
                         <w:rFonts w:ascii="Cambria Math" w:hAnsi="Cambria Math"/>
+                        <w:bCs/>
                         <w:i/>
                         <w:szCs w:val="18"/>
                         <w:lang w:val="en-US"/>
@@ -5736,6 +6061,7 @@
                     <m:ctrlPr>
                       <w:rPr>
                         <w:rFonts w:ascii="Cambria Math" w:hAnsi="Cambria Math"/>
+                        <w:bCs/>
                         <w:i/>
                         <w:szCs w:val="18"/>
                         <w:lang w:val="en-US"/>
@@ -5768,6 +6094,7 @@
                     <m:ctrlPr>
                       <w:rPr>
                         <w:rFonts w:ascii="Cambria Math" w:hAnsi="Cambria Math"/>
+                        <w:bCs/>
                         <w:i/>
                         <w:szCs w:val="18"/>
                         <w:lang w:val="en-US"/>
@@ -5808,6 +6135,7 @@
                     <m:ctrlPr>
                       <w:rPr>
                         <w:rFonts w:ascii="Cambria Math" w:hAnsi="Cambria Math"/>
+                        <w:bCs/>
                         <w:i/>
                         <w:szCs w:val="18"/>
                         <w:lang w:val="en-US"/>
@@ -5857,12 +6185,14 @@
             <w:pPr>
               <w:jc w:val="center"/>
               <w:rPr>
+                <w:bCs/>
                 <w:szCs w:val="18"/>
                 <w:lang w:val="en-US"/>
               </w:rPr>
             </w:pPr>
             <w:r>
               <w:rPr>
+                <w:bCs/>
                 <w:szCs w:val="18"/>
                 <w:lang w:val="en-US"/>
               </w:rPr>
@@ -5870,6 +6200,7 @@
             </w:r>
             <w:r>
               <w:rPr>
+                <w:bCs/>
                 <w:szCs w:val="18"/>
                 <w:lang w:val="en-US"/>
               </w:rPr>
@@ -5877,6 +6208,7 @@
             </w:r>
             <w:r>
               <w:rPr>
+                <w:bCs/>
                 <w:szCs w:val="18"/>
                 <w:lang w:val="en-US"/>
               </w:rPr>
@@ -5889,12 +6221,14 @@
     <w:p>
       <w:pPr>
         <w:rPr>
+          <w:bCs/>
           <w:szCs w:val="18"/>
           <w:lang w:val="en-US"/>
         </w:rPr>
       </w:pPr>
       <w:r>
         <w:rPr>
+          <w:bCs/>
           <w:szCs w:val="18"/>
           <w:lang w:val="en-US"/>
         </w:rPr>
@@ -5905,11 +6239,15 @@
       <w:pPr>
         <w:pStyle w:val="Balk2"/>
         <w:rPr>
+          <w:b w:val="0"/>
+          <w:bCs/>
           <w:lang w:val="en-US"/>
         </w:rPr>
       </w:pPr>
       <w:r>
         <w:rPr>
+          <w:b w:val="0"/>
+          <w:bCs/>
           <w:lang w:val="en-US"/>
         </w:rPr>
         <w:t>Machine Learning Based Orbit Reconstruction</w:t>
@@ -5918,35 +6256,34 @@
     <w:p>
       <w:pPr>
         <w:rPr>
+          <w:bCs/>
           <w:lang w:val="en-US"/>
         </w:rPr>
       </w:pPr>
       <w:r>
         <w:rPr>
+          <w:bCs/>
           <w:lang w:val="en-US"/>
         </w:rPr>
         <w:t xml:space="preserve">In addition to deterministic Lagrange interpolation and stochastic Kalman filtering, machine learning algorithms are investigated as data-driven alternatives for high-rate satellite orbit reconstruction. Unlike physically based dynamic models, </w:t>
       </w:r>
       <w:r>
         <w:rPr>
-          <w:lang w:val="en-US"/>
-        </w:rPr>
-        <w:t>M</w:t>
-      </w:r>
-      <w:r>
-        <w:rPr>
-          <w:lang w:val="en-US"/>
-        </w:rPr>
-        <w:t>achine learning</w:t>
-      </w:r>
-      <w:r>
-        <w:rPr>
+          <w:bCs/>
+          <w:lang w:val="en-US"/>
+        </w:rPr>
+        <w:t>Machine learning</w:t>
+      </w:r>
+      <w:r>
+        <w:rPr>
+          <w:bCs/>
           <w:lang w:val="en-US"/>
         </w:rPr>
         <w:t xml:space="preserve"> approaches aim to learn nonlinear temporal relationships directly from orbit data without explicitly modeling gravitational forces or perturbation dynamics. </w:t>
       </w:r>
       <w:r>
         <w:rPr>
+          <w:bCs/>
           <w:highlight w:val="yellow"/>
           <w:lang w:val="en-US"/>
         </w:rPr>
@@ -5954,6 +6291,7 @@
       </w:r>
       <w:r>
         <w:rPr>
+          <w:bCs/>
           <w:lang w:val="en-US"/>
         </w:rPr>
         <w:t xml:space="preserve"> the mapping between sparsely sampled precise orbit epochs (e.g., 300 s or 900 s intervals) and intermediate one-second coordinate estimates.</w:t>
@@ -5962,11 +6300,13 @@
     <w:p>
       <w:pPr>
         <w:rPr>
+          <w:bCs/>
           <w:lang w:val="en-US"/>
         </w:rPr>
       </w:pPr>
       <w:r>
         <w:rPr>
+          <w:bCs/>
           <w:lang w:val="en-US"/>
         </w:rPr>
         <w:t>Random Forest (RF) is an ensemble regression algorithm that aggregates predictions from multiple decision trees trained on randomly sampled subsets of the data. Through bootstrap sampling and random feature selection, RF reduces variance compared to a single decision tree and improves predictive stability. The final prediction is obtained by averaging the outputs of individual trees, thereby enhancing robustness against noise and overfitting. In the context of orbit reconstruction, RF models the nonlinear relationship between discrete precise orbit coordinates and high-rate intermediate positions. Its ensemble structure enables the capture of complex temporal patterns in satellite trajectory data and has previously demonstrated effectiveness in GNSS-related estimation problems (</w:t>
@@ -5974,6 +6314,7 @@
       <w:proofErr w:type="spellStart"/>
       <w:r>
         <w:rPr>
+          <w:bCs/>
           <w:lang w:val="en-US"/>
         </w:rPr>
         <w:t>Karlitepe</w:t>
@@ -5981,6 +6322,7 @@
       <w:proofErr w:type="spellEnd"/>
       <w:r>
         <w:rPr>
+          <w:bCs/>
           <w:lang w:val="en-US"/>
         </w:rPr>
         <w:t xml:space="preserve"> &amp; Erdogan, 2025).</w:t>
@@ -5989,11 +6331,13 @@
     <w:p>
       <w:pPr>
         <w:rPr>
+          <w:bCs/>
           <w:lang w:val="en-US"/>
         </w:rPr>
       </w:pPr>
       <w:r>
         <w:rPr>
+          <w:bCs/>
           <w:lang w:val="en-US"/>
         </w:rPr>
         <w:t>Support Vector Regression (SVR), the regression formulation of Support Vector Machines, constructs an optimal regression function by minimizing structural risk while maintaining an ε-insensitive error margin. For the linear case, the regression function is expressed as seen Eq. (10)</w:t>
@@ -6026,6 +6370,7 @@
           <w:p>
             <w:pPr>
               <w:rPr>
+                <w:bCs/>
                 <w:szCs w:val="18"/>
                 <w:lang w:val="en-US"/>
               </w:rPr>
@@ -6048,6 +6393,7 @@
                     <m:ctrlPr>
                       <w:rPr>
                         <w:rFonts w:ascii="Cambria Math" w:hAnsi="Cambria Math"/>
+                        <w:bCs/>
                         <w:lang w:val="en-US"/>
                       </w:rPr>
                     </m:ctrlPr>
@@ -6076,6 +6422,7 @@
                         <m:ctrlPr>
                           <w:rPr>
                             <w:rFonts w:ascii="Cambria Math" w:hAnsi="Cambria Math"/>
+                            <w:bCs/>
                             <w:lang w:val="en-US"/>
                           </w:rPr>
                         </m:ctrlPr>
@@ -6106,6 +6453,7 @@
                     <m:ctrlPr>
                       <w:rPr>
                         <w:rFonts w:ascii="Cambria Math" w:hAnsi="Cambria Math"/>
+                        <w:bCs/>
                         <w:lang w:val="en-US"/>
                       </w:rPr>
                     </m:ctrlPr>
@@ -6148,12 +6496,14 @@
             <w:pPr>
               <w:jc w:val="center"/>
               <w:rPr>
+                <w:bCs/>
                 <w:szCs w:val="18"/>
                 <w:lang w:val="en-US"/>
               </w:rPr>
             </w:pPr>
             <w:r>
               <w:rPr>
+                <w:bCs/>
                 <w:szCs w:val="18"/>
                 <w:lang w:val="en-US"/>
               </w:rPr>
@@ -6166,6 +6516,7 @@
     <w:p>
       <w:pPr>
         <w:rPr>
+          <w:bCs/>
           <w:lang w:val="en-US"/>
         </w:rPr>
       </w:pPr>
@@ -6173,11 +6524,13 @@
     <w:p>
       <w:pPr>
         <w:rPr>
+          <w:bCs/>
           <w:lang w:val="en-US"/>
         </w:rPr>
       </w:pPr>
       <w:r>
         <w:rPr>
+          <w:bCs/>
           <w:lang w:val="en-US"/>
         </w:rPr>
         <w:t xml:space="preserve">where </w:t>
@@ -6188,6 +6541,7 @@
             <m:ctrlPr>
               <w:rPr>
                 <w:rFonts w:ascii="Cambria Math" w:hAnsi="Cambria Math"/>
+                <w:bCs/>
                 <w:lang w:val="en-US"/>
               </w:rPr>
             </m:ctrlPr>
@@ -6214,6 +6568,7 @@
       </m:oMath>
       <w:r>
         <w:rPr>
+          <w:bCs/>
           <w:lang w:val="en-US"/>
         </w:rPr>
         <w:t xml:space="preserve">are </w:t>
@@ -6221,6 +6576,7 @@
       <w:proofErr w:type="gramStart"/>
       <w:r>
         <w:rPr>
+          <w:bCs/>
           <w:lang w:val="en-US"/>
         </w:rPr>
         <w:t>weighting</w:t>
@@ -6228,6 +6584,7 @@
       <w:proofErr w:type="gramEnd"/>
       <w:r>
         <w:rPr>
+          <w:bCs/>
           <w:lang w:val="en-US"/>
         </w:rPr>
         <w:t xml:space="preserve"> coefficients and </w:t>
@@ -6243,23 +6600,10 @@
       </m:oMath>
       <w:r>
         <w:rPr>
-          <w:lang w:val="en-US"/>
-        </w:rPr>
-        <w:t xml:space="preserve">is the bias term. However, satellite orbit evolution is inherently nonlinear; therefore, kernel functions are employed to project input data into a higher-dimensional feature space. The nonlinear SVR model is written as </w:t>
-      </w:r>
-      <w:proofErr w:type="spellStart"/>
-      <w:r>
-        <w:rPr>
-          <w:lang w:val="en-US"/>
-        </w:rPr>
-        <w:t>senn</w:t>
-      </w:r>
-      <w:proofErr w:type="spellEnd"/>
-      <w:r>
-        <w:rPr>
-          <w:lang w:val="en-US"/>
-        </w:rPr>
-        <w:t xml:space="preserve"> Eq. (11)</w:t>
+          <w:bCs/>
+          <w:lang w:val="en-US"/>
+        </w:rPr>
+        <w:t>is the bias term. However, satellite orbit evolution is inherently nonlinear; therefore, kernel functions are employed to project input data into a higher-dimensional feature space. The nonlinear SVR model is written as senn Eq. (11)</w:t>
       </w:r>
     </w:p>
     <w:tbl>
@@ -6289,6 +6633,7 @@
           <w:p>
             <w:pPr>
               <w:rPr>
+                <w:bCs/>
                 <w:szCs w:val="18"/>
                 <w:lang w:val="en-US"/>
               </w:rPr>
@@ -6310,6 +6655,7 @@
                     <m:ctrlPr>
                       <w:rPr>
                         <w:rFonts w:ascii="Cambria Math" w:hAnsi="Cambria Math"/>
+                        <w:bCs/>
                         <w:lang w:val="en-US"/>
                       </w:rPr>
                     </m:ctrlPr>
@@ -6338,6 +6684,7 @@
                         <m:ctrlPr>
                           <w:rPr>
                             <w:rFonts w:ascii="Cambria Math" w:hAnsi="Cambria Math"/>
+                            <w:bCs/>
                             <w:lang w:val="en-US"/>
                           </w:rPr>
                         </m:ctrlPr>
@@ -6375,6 +6722,7 @@
                     <m:ctrlPr>
                       <w:rPr>
                         <w:rFonts w:ascii="Cambria Math" w:hAnsi="Cambria Math"/>
+                        <w:bCs/>
                         <w:lang w:val="en-US"/>
                       </w:rPr>
                     </m:ctrlPr>
@@ -6417,12 +6765,14 @@
             <w:pPr>
               <w:jc w:val="center"/>
               <w:rPr>
+                <w:bCs/>
                 <w:szCs w:val="18"/>
                 <w:lang w:val="en-US"/>
               </w:rPr>
             </w:pPr>
             <w:r>
               <w:rPr>
+                <w:bCs/>
                 <w:szCs w:val="18"/>
                 <w:lang w:val="en-US"/>
               </w:rPr>
@@ -6435,11 +6785,13 @@
     <w:p>
       <w:pPr>
         <w:rPr>
+          <w:bCs/>
           <w:lang w:val="en-US"/>
         </w:rPr>
       </w:pPr>
       <w:r>
         <w:rPr>
+          <w:bCs/>
           <w:lang w:val="en-US"/>
         </w:rPr>
         <w:t xml:space="preserve">where </w:t>
@@ -6457,6 +6809,7 @@
             <m:ctrlPr>
               <w:rPr>
                 <w:rFonts w:ascii="Cambria Math" w:hAnsi="Cambria Math"/>
+                <w:bCs/>
                 <w:lang w:val="en-US"/>
               </w:rPr>
             </m:ctrlPr>
@@ -6490,6 +6843,7 @@
       </m:oMath>
       <w:r>
         <w:rPr>
+          <w:bCs/>
           <w:lang w:val="en-US"/>
         </w:rPr>
         <w:t xml:space="preserve">is the kernel function. The polynomial kernel and Gaussian radial basis function (RBF) are shown in equations 12 and 13, respectively. </w:t>
@@ -6522,6 +6876,7 @@
           <w:p>
             <w:pPr>
               <w:rPr>
+                <w:bCs/>
                 <w:szCs w:val="18"/>
                 <w:lang w:val="en-US"/>
               </w:rPr>
@@ -6540,6 +6895,7 @@
                     <m:ctrlPr>
                       <w:rPr>
                         <w:rFonts w:ascii="Cambria Math" w:hAnsi="Cambria Math"/>
+                        <w:bCs/>
                         <w:lang w:val="en-US"/>
                       </w:rPr>
                     </m:ctrlPr>
@@ -6575,6 +6931,7 @@
                     <m:ctrlPr>
                       <w:rPr>
                         <w:rFonts w:ascii="Cambria Math" w:hAnsi="Cambria Math"/>
+                        <w:bCs/>
                         <w:lang w:val="en-US"/>
                       </w:rPr>
                     </m:ctrlPr>
@@ -6610,6 +6967,7 @@
                     <m:ctrlPr>
                       <w:rPr>
                         <w:rFonts w:ascii="Cambria Math" w:hAnsi="Cambria Math"/>
+                        <w:bCs/>
                         <w:lang w:val="en-US"/>
                       </w:rPr>
                     </m:ctrlPr>
@@ -6645,12 +7003,14 @@
             <w:pPr>
               <w:jc w:val="center"/>
               <w:rPr>
+                <w:bCs/>
                 <w:szCs w:val="18"/>
                 <w:lang w:val="en-US"/>
               </w:rPr>
             </w:pPr>
             <w:r>
               <w:rPr>
+                <w:bCs/>
                 <w:szCs w:val="18"/>
                 <w:lang w:val="en-US"/>
               </w:rPr>
@@ -6667,6 +7027,7 @@
           <w:p>
             <w:pPr>
               <w:rPr>
+                <w:bCs/>
                 <w:lang w:val="en-US"/>
               </w:rPr>
             </w:pPr>
@@ -6684,6 +7045,7 @@
                     <m:ctrlPr>
                       <w:rPr>
                         <w:rFonts w:ascii="Cambria Math" w:hAnsi="Cambria Math"/>
+                        <w:bCs/>
                         <w:lang w:val="en-US"/>
                       </w:rPr>
                     </m:ctrlPr>
@@ -6719,6 +7081,7 @@
                     <m:ctrlPr>
                       <w:rPr>
                         <w:rFonts w:ascii="Cambria Math" w:hAnsi="Cambria Math"/>
+                        <w:bCs/>
                         <w:lang w:val="en-US"/>
                       </w:rPr>
                     </m:ctrlPr>
@@ -6781,6 +7144,7 @@
                     <m:ctrlPr>
                       <w:rPr>
                         <w:rFonts w:ascii="Cambria Math" w:hAnsi="Cambria Math"/>
+                        <w:bCs/>
                         <w:lang w:val="en-US"/>
                       </w:rPr>
                     </m:ctrlPr>
@@ -6801,6 +7165,7 @@
                         <m:ctrlPr>
                           <w:rPr>
                             <w:rFonts w:ascii="Cambria Math" w:hAnsi="Cambria Math"/>
+                            <w:bCs/>
                             <w:lang w:val="en-US"/>
                           </w:rPr>
                         </m:ctrlPr>
@@ -6836,6 +7201,7 @@
                         <m:ctrlPr>
                           <w:rPr>
                             <w:rFonts w:ascii="Cambria Math" w:hAnsi="Cambria Math"/>
+                            <w:bCs/>
                             <w:lang w:val="en-US"/>
                           </w:rPr>
                         </m:ctrlPr>
@@ -6864,6 +7230,7 @@
                         <m:ctrlPr>
                           <w:rPr>
                             <w:rFonts w:ascii="Cambria Math" w:hAnsi="Cambria Math"/>
+                            <w:bCs/>
                             <w:lang w:val="en-US"/>
                           </w:rPr>
                         </m:ctrlPr>
@@ -6904,6 +7271,7 @@
                         <m:ctrlPr>
                           <w:rPr>
                             <w:rFonts w:ascii="Cambria Math" w:hAnsi="Cambria Math"/>
+                            <w:bCs/>
                             <w:lang w:val="en-US"/>
                           </w:rPr>
                         </m:ctrlPr>
@@ -6951,12 +7319,14 @@
             <w:pPr>
               <w:jc w:val="center"/>
               <w:rPr>
+                <w:bCs/>
                 <w:szCs w:val="18"/>
                 <w:lang w:val="en-US"/>
               </w:rPr>
             </w:pPr>
             <w:r>
               <w:rPr>
+                <w:bCs/>
                 <w:szCs w:val="18"/>
                 <w:lang w:val="en-US"/>
               </w:rPr>
@@ -6969,11 +7339,13 @@
     <w:p>
       <w:pPr>
         <w:rPr>
+          <w:bCs/>
           <w:lang w:val="en-US"/>
         </w:rPr>
       </w:pPr>
       <w:r>
         <w:rPr>
+          <w:bCs/>
           <w:lang w:val="en-US"/>
         </w:rPr>
         <w:t>Through appropriate kernel and margin parameter selection, SVR approximates the nonlinear temporal evolution of satellite coordinates under sparse sampling conditions. As demonstrated in previous GNSS parameter estimation studies (</w:t>
@@ -6981,6 +7353,7 @@
       <w:proofErr w:type="spellStart"/>
       <w:r>
         <w:rPr>
+          <w:bCs/>
           <w:lang w:val="en-US"/>
         </w:rPr>
         <w:t>Karlitepe</w:t>
@@ -6988,6 +7361,7 @@
       <w:proofErr w:type="spellEnd"/>
       <w:r>
         <w:rPr>
+          <w:bCs/>
           <w:lang w:val="en-US"/>
         </w:rPr>
         <w:t xml:space="preserve"> &amp; Erdogan, 2025), margin-based learning approaches can provide stable and high-precision regression performance, supporting their evaluation as data-driven alternatives to both polynomial interpolation and Kalman-based stochastic propagation.</w:t>
@@ -6996,12 +7370,14 @@
     <w:p>
       <w:pPr>
         <w:rPr>
+          <w:bCs/>
           <w:highlight w:val="yellow"/>
           <w:lang w:val="en-US"/>
         </w:rPr>
       </w:pPr>
       <w:r>
         <w:rPr>
+          <w:bCs/>
           <w:highlight w:val="yellow"/>
           <w:lang w:val="en-US"/>
         </w:rPr>
@@ -7011,11 +7387,13 @@
     <w:p>
       <w:pPr>
         <w:rPr>
+          <w:bCs/>
           <w:lang w:val="en-US"/>
         </w:rPr>
       </w:pPr>
       <w:r>
         <w:rPr>
+          <w:bCs/>
           <w:highlight w:val="yellow"/>
           <w:lang w:val="en-US"/>
         </w:rPr>
@@ -7025,6 +7403,7 @@
     <w:p>
       <w:pPr>
         <w:rPr>
+          <w:bCs/>
           <w:lang w:val="en-US"/>
         </w:rPr>
       </w:pPr>
@@ -7033,11 +7412,15 @@
       <w:pPr>
         <w:pStyle w:val="Balk2"/>
         <w:rPr>
+          <w:b w:val="0"/>
+          <w:bCs/>
           <w:lang w:val="en-US"/>
         </w:rPr>
       </w:pPr>
       <w:r>
         <w:rPr>
+          <w:b w:val="0"/>
+          <w:bCs/>
           <w:lang w:val="en-US"/>
         </w:rPr>
         <w:t>Experiment</w:t>
@@ -7046,6 +7429,1272 @@
     <w:p>
       <w:pPr>
         <w:rPr>
+          <w:bCs/>
+          <w:lang w:val="en-US"/>
+        </w:rPr>
+      </w:pPr>
+      <w:r>
+        <w:rPr>
+          <w:bCs/>
+          <w:lang w:val="en-US"/>
+        </w:rPr>
+        <w:t>In this study, precise satellite orbit datasets provided by several International GNSS Service (IGS) analysis centers were used. IGS analysis centers process GNSS observation networks and generate high precision satellite orbit and clock products that are employed in precise positioning and orbit determination studies.  Among these centers</w:t>
+      </w:r>
+      <w:r>
+        <w:rPr>
+          <w:bCs/>
+          <w:lang w:val="en-US"/>
+        </w:rPr>
+        <w:t xml:space="preserve"> listed in Table 1</w:t>
+      </w:r>
+      <w:r>
+        <w:rPr>
+          <w:bCs/>
+          <w:lang w:val="en-US"/>
+        </w:rPr>
+        <w:t xml:space="preserve">, the Center for Orbit Determination in Europe (CODE), operated by the Astronomical Institute of the University of Bern, is one of the primary analysis centers responsible for producing precise multi-GNSS orbit and clock solutions using globally distributed tracking stations. The </w:t>
+      </w:r>
+      <w:proofErr w:type="spellStart"/>
+      <w:r>
+        <w:rPr>
+          <w:bCs/>
+          <w:lang w:val="en-US"/>
+        </w:rPr>
+        <w:t>GeoForschungsZentrum</w:t>
+      </w:r>
+      <w:proofErr w:type="spellEnd"/>
+      <w:r>
+        <w:rPr>
+          <w:bCs/>
+          <w:lang w:val="en-US"/>
+        </w:rPr>
+        <w:t xml:space="preserve"> Potsdam (GFZ) in Germany also acts as an official IGS analysis center and generates ultra-rapid, rapid, and final orbit solutions derived from a global GNSS tracking network.  </w:t>
+      </w:r>
+      <w:r>
+        <w:rPr>
+          <w:bCs/>
+          <w:lang w:val="en-US"/>
+        </w:rPr>
+        <w:t xml:space="preserve">In addition, the Japan Aerospace Exploration Agency (JAXA) provides precise orbit and clock products through its multi-GNSS orbit determination system, which processes observations from international GNSS monitoring networks. The CNES/CLS analysis center (GRG) and the Shanghai Astronomical Observatory (SHA) similarly produce multi-GNSS precise orbit solutions within the MGEX framework, contributing to global precise orbit product generation. </w:t>
+      </w:r>
+      <w:r>
+        <w:rPr>
+          <w:bCs/>
+          <w:lang w:val="en-US"/>
+        </w:rPr>
+        <w:t xml:space="preserve"> </w:t>
+      </w:r>
+      <w:r>
+        <w:rPr>
+          <w:bCs/>
+          <w:lang w:val="en-US"/>
+        </w:rPr>
+        <w:t xml:space="preserve">For the experimental analysis, two different temporal resolutions of SP3 precise orbit products were employed. The datasets generated by CODE, GFZ, and JAXA provide satellite orbit coordinates at 5-minute intervals, while the products generated by GRG (CNES/CLS) and SHA (Shanghai Astronomical Observatory) provide orbit coordinates at 15-minute intervals. These datasets were used as </w:t>
+      </w:r>
+      <w:proofErr w:type="gramStart"/>
+      <w:r>
+        <w:rPr>
+          <w:bCs/>
+          <w:lang w:val="en-US"/>
+        </w:rPr>
+        <w:t>the reference</w:t>
+      </w:r>
+      <w:proofErr w:type="gramEnd"/>
+      <w:r>
+        <w:rPr>
+          <w:bCs/>
+          <w:lang w:val="en-US"/>
+        </w:rPr>
+        <w:t xml:space="preserve"> orbit information to evaluate the performance of high-rate orbit reconstruction methods.</w:t>
+      </w:r>
+    </w:p>
+    <w:p>
+      <w:pPr>
+        <w:pStyle w:val="ResimYazs"/>
+        <w:keepNext/>
+        <w:jc w:val="center"/>
+        <w:rPr>
+          <w:color w:val="auto"/>
+        </w:rPr>
+      </w:pPr>
+      <w:r>
+        <w:rPr>
+          <w:color w:val="auto"/>
+        </w:rPr>
+        <w:t xml:space="preserve">Table </w:t>
+      </w:r>
+      <w:r>
+        <w:rPr>
+          <w:color w:val="auto"/>
+        </w:rPr>
+        <w:fldChar w:fldCharType="begin"/>
+      </w:r>
+      <w:r>
+        <w:rPr>
+          <w:color w:val="auto"/>
+        </w:rPr>
+        <w:instrText xml:space="preserve"> SEQ Table \* ARABIC </w:instrText>
+      </w:r>
+      <w:r>
+        <w:rPr>
+          <w:color w:val="auto"/>
+        </w:rPr>
+        <w:fldChar w:fldCharType="separate"/>
+      </w:r>
+      <w:r>
+        <w:rPr>
+          <w:noProof/>
+          <w:color w:val="auto"/>
+        </w:rPr>
+        <w:t>1</w:t>
+      </w:r>
+      <w:r>
+        <w:rPr>
+          <w:color w:val="auto"/>
+        </w:rPr>
+        <w:fldChar w:fldCharType="end"/>
+      </w:r>
+      <w:r>
+        <w:rPr>
+          <w:color w:val="auto"/>
+        </w:rPr>
+        <w:t>: Precise orbit data provider used in this study</w:t>
+      </w:r>
+    </w:p>
+    <w:tbl>
+      <w:tblPr>
+        <w:tblStyle w:val="TabloKlavuzu"/>
+        <w:tblW w:w="0" w:type="auto"/>
+        <w:tblBorders>
+          <w:top w:val="none" w:sz="0" w:space="0" w:color="auto"/>
+          <w:left w:val="none" w:sz="0" w:space="0" w:color="auto"/>
+          <w:bottom w:val="none" w:sz="0" w:space="0" w:color="auto"/>
+          <w:right w:val="none" w:sz="0" w:space="0" w:color="auto"/>
+          <w:insideH w:val="none" w:sz="0" w:space="0" w:color="auto"/>
+          <w:insideV w:val="none" w:sz="0" w:space="0" w:color="auto"/>
+        </w:tblBorders>
+        <w:tblLook w:val="04A0" w:firstRow="1" w:lastRow="0" w:firstColumn="1" w:lastColumn="0" w:noHBand="0" w:noVBand="1"/>
+      </w:tblPr>
+      <w:tblGrid>
+        <w:gridCol w:w="2254"/>
+        <w:gridCol w:w="2254"/>
+        <w:gridCol w:w="2254"/>
+        <w:gridCol w:w="2254"/>
+      </w:tblGrid>
+      <w:tr>
+        <w:tc>
+          <w:tcPr>
+            <w:tcW w:w="2254" w:type="dxa"/>
+            <w:tcBorders>
+              <w:bottom w:val="single" w:sz="4" w:space="0" w:color="auto"/>
+              <w:right w:val="single" w:sz="4" w:space="0" w:color="auto"/>
+            </w:tcBorders>
+          </w:tcPr>
+          <w:p>
+            <w:pPr>
+              <w:rPr>
+                <w:bCs/>
+                <w:lang w:val="en-US"/>
+              </w:rPr>
+            </w:pPr>
+            <w:proofErr w:type="spellStart"/>
+            <w:r>
+              <w:rPr>
+                <w:rFonts w:eastAsia="Times New Roman"/>
+                <w:bCs/>
+                <w:lang w:val="en-US"/>
+              </w:rPr>
+              <w:t>Analsis</w:t>
+            </w:r>
+            <w:proofErr w:type="spellEnd"/>
+            <w:r>
+              <w:rPr>
+                <w:rFonts w:eastAsia="Times New Roman"/>
+                <w:bCs/>
+                <w:lang w:val="en-US"/>
+              </w:rPr>
+              <w:t xml:space="preserve"> Center</w:t>
+            </w:r>
+          </w:p>
+        </w:tc>
+        <w:tc>
+          <w:tcPr>
+            <w:tcW w:w="2254" w:type="dxa"/>
+            <w:tcBorders>
+              <w:left w:val="single" w:sz="4" w:space="0" w:color="auto"/>
+              <w:bottom w:val="single" w:sz="4" w:space="0" w:color="auto"/>
+              <w:right w:val="single" w:sz="4" w:space="0" w:color="auto"/>
+            </w:tcBorders>
+          </w:tcPr>
+          <w:p>
+            <w:pPr>
+              <w:rPr>
+                <w:bCs/>
+                <w:lang w:val="en-US"/>
+              </w:rPr>
+            </w:pPr>
+            <w:r>
+              <w:rPr>
+                <w:bCs/>
+                <w:lang w:val="en-US"/>
+              </w:rPr>
+              <w:t>Institution</w:t>
+            </w:r>
+          </w:p>
+        </w:tc>
+        <w:tc>
+          <w:tcPr>
+            <w:tcW w:w="2254" w:type="dxa"/>
+            <w:tcBorders>
+              <w:left w:val="single" w:sz="4" w:space="0" w:color="auto"/>
+              <w:bottom w:val="single" w:sz="4" w:space="0" w:color="auto"/>
+              <w:right w:val="single" w:sz="4" w:space="0" w:color="auto"/>
+            </w:tcBorders>
+          </w:tcPr>
+          <w:p>
+            <w:pPr>
+              <w:rPr>
+                <w:bCs/>
+                <w:lang w:val="en-US"/>
+              </w:rPr>
+            </w:pPr>
+            <w:r>
+              <w:rPr>
+                <w:bCs/>
+                <w:lang w:val="en-US"/>
+              </w:rPr>
+              <w:t>Country</w:t>
+            </w:r>
+          </w:p>
+        </w:tc>
+        <w:tc>
+          <w:tcPr>
+            <w:tcW w:w="2254" w:type="dxa"/>
+            <w:tcBorders>
+              <w:left w:val="single" w:sz="4" w:space="0" w:color="auto"/>
+              <w:bottom w:val="single" w:sz="4" w:space="0" w:color="auto"/>
+            </w:tcBorders>
+          </w:tcPr>
+          <w:p>
+            <w:pPr>
+              <w:rPr>
+                <w:bCs/>
+                <w:lang w:val="en-US"/>
+              </w:rPr>
+            </w:pPr>
+            <w:r>
+              <w:rPr>
+                <w:bCs/>
+                <w:lang w:val="en-US"/>
+              </w:rPr>
+              <w:t>SP3 Sampling Interval</w:t>
+            </w:r>
+          </w:p>
+        </w:tc>
+      </w:tr>
+      <w:tr>
+        <w:tc>
+          <w:tcPr>
+            <w:tcW w:w="2254" w:type="dxa"/>
+            <w:tcBorders>
+              <w:top w:val="single" w:sz="4" w:space="0" w:color="auto"/>
+              <w:right w:val="single" w:sz="4" w:space="0" w:color="auto"/>
+            </w:tcBorders>
+          </w:tcPr>
+          <w:p>
+            <w:pPr>
+              <w:rPr>
+                <w:bCs/>
+                <w:lang w:val="en-US"/>
+              </w:rPr>
+            </w:pPr>
+            <w:r>
+              <w:rPr>
+                <w:bCs/>
+                <w:lang w:val="en-US"/>
+              </w:rPr>
+              <w:t>CODE</w:t>
+            </w:r>
+          </w:p>
+        </w:tc>
+        <w:tc>
+          <w:tcPr>
+            <w:tcW w:w="2254" w:type="dxa"/>
+            <w:tcBorders>
+              <w:top w:val="single" w:sz="4" w:space="0" w:color="auto"/>
+              <w:left w:val="single" w:sz="4" w:space="0" w:color="auto"/>
+              <w:right w:val="single" w:sz="4" w:space="0" w:color="auto"/>
+            </w:tcBorders>
+          </w:tcPr>
+          <w:p>
+            <w:pPr>
+              <w:rPr>
+                <w:bCs/>
+                <w:lang w:val="en-US"/>
+              </w:rPr>
+            </w:pPr>
+            <w:r>
+              <w:rPr>
+                <w:bCs/>
+                <w:lang w:val="en-US"/>
+              </w:rPr>
+              <w:t>Center for Orbit Determination in Europe, University of Bern</w:t>
+            </w:r>
+          </w:p>
+        </w:tc>
+        <w:tc>
+          <w:tcPr>
+            <w:tcW w:w="2254" w:type="dxa"/>
+            <w:tcBorders>
+              <w:top w:val="single" w:sz="4" w:space="0" w:color="auto"/>
+              <w:left w:val="single" w:sz="4" w:space="0" w:color="auto"/>
+              <w:right w:val="single" w:sz="4" w:space="0" w:color="auto"/>
+            </w:tcBorders>
+          </w:tcPr>
+          <w:p>
+            <w:pPr>
+              <w:rPr>
+                <w:bCs/>
+                <w:lang w:val="en-US"/>
+              </w:rPr>
+            </w:pPr>
+            <w:r>
+              <w:rPr>
+                <w:bCs/>
+                <w:lang w:val="en-US"/>
+              </w:rPr>
+              <w:t>Switzerland</w:t>
+            </w:r>
+          </w:p>
+        </w:tc>
+        <w:tc>
+          <w:tcPr>
+            <w:tcW w:w="2254" w:type="dxa"/>
+            <w:tcBorders>
+              <w:top w:val="single" w:sz="4" w:space="0" w:color="auto"/>
+              <w:left w:val="single" w:sz="4" w:space="0" w:color="auto"/>
+            </w:tcBorders>
+          </w:tcPr>
+          <w:p>
+            <w:pPr>
+              <w:rPr>
+                <w:bCs/>
+                <w:lang w:val="en-US"/>
+              </w:rPr>
+            </w:pPr>
+            <w:r>
+              <w:rPr>
+                <w:bCs/>
+                <w:lang w:val="en-US"/>
+              </w:rPr>
+              <w:t>5 min</w:t>
+            </w:r>
+          </w:p>
+        </w:tc>
+      </w:tr>
+      <w:tr>
+        <w:tc>
+          <w:tcPr>
+            <w:tcW w:w="2254" w:type="dxa"/>
+            <w:tcBorders>
+              <w:right w:val="single" w:sz="4" w:space="0" w:color="auto"/>
+            </w:tcBorders>
+          </w:tcPr>
+          <w:p>
+            <w:pPr>
+              <w:rPr>
+                <w:bCs/>
+                <w:lang w:val="en-US"/>
+              </w:rPr>
+            </w:pPr>
+            <w:r>
+              <w:rPr>
+                <w:bCs/>
+                <w:lang w:val="en-US"/>
+              </w:rPr>
+              <w:t>GFZ</w:t>
+            </w:r>
+          </w:p>
+        </w:tc>
+        <w:tc>
+          <w:tcPr>
+            <w:tcW w:w="2254" w:type="dxa"/>
+            <w:tcBorders>
+              <w:left w:val="single" w:sz="4" w:space="0" w:color="auto"/>
+              <w:right w:val="single" w:sz="4" w:space="0" w:color="auto"/>
+            </w:tcBorders>
+          </w:tcPr>
+          <w:p>
+            <w:pPr>
+              <w:rPr>
+                <w:bCs/>
+                <w:lang w:val="en-US"/>
+              </w:rPr>
+            </w:pPr>
+            <w:proofErr w:type="spellStart"/>
+            <w:r>
+              <w:rPr>
+                <w:bCs/>
+                <w:lang w:val="en-US"/>
+              </w:rPr>
+              <w:t>GeoForschungsZentrum</w:t>
+            </w:r>
+            <w:proofErr w:type="spellEnd"/>
+            <w:r>
+              <w:rPr>
+                <w:bCs/>
+                <w:lang w:val="en-US"/>
+              </w:rPr>
+              <w:t xml:space="preserve"> Potsdam</w:t>
+            </w:r>
+          </w:p>
+        </w:tc>
+        <w:tc>
+          <w:tcPr>
+            <w:tcW w:w="2254" w:type="dxa"/>
+            <w:tcBorders>
+              <w:left w:val="single" w:sz="4" w:space="0" w:color="auto"/>
+              <w:right w:val="single" w:sz="4" w:space="0" w:color="auto"/>
+            </w:tcBorders>
+          </w:tcPr>
+          <w:p>
+            <w:pPr>
+              <w:rPr>
+                <w:bCs/>
+                <w:lang w:val="en-US"/>
+              </w:rPr>
+            </w:pPr>
+            <w:r>
+              <w:rPr>
+                <w:bCs/>
+                <w:lang w:val="en-US"/>
+              </w:rPr>
+              <w:t>Germany</w:t>
+            </w:r>
+          </w:p>
+        </w:tc>
+        <w:tc>
+          <w:tcPr>
+            <w:tcW w:w="2254" w:type="dxa"/>
+            <w:tcBorders>
+              <w:left w:val="single" w:sz="4" w:space="0" w:color="auto"/>
+            </w:tcBorders>
+          </w:tcPr>
+          <w:p>
+            <w:pPr>
+              <w:rPr>
+                <w:bCs/>
+                <w:lang w:val="en-US"/>
+              </w:rPr>
+            </w:pPr>
+            <w:r>
+              <w:rPr>
+                <w:bCs/>
+                <w:lang w:val="en-US"/>
+              </w:rPr>
+              <w:t>5 min</w:t>
+            </w:r>
+          </w:p>
+        </w:tc>
+      </w:tr>
+      <w:tr>
+        <w:tc>
+          <w:tcPr>
+            <w:tcW w:w="2254" w:type="dxa"/>
+            <w:tcBorders>
+              <w:right w:val="single" w:sz="4" w:space="0" w:color="auto"/>
+            </w:tcBorders>
+          </w:tcPr>
+          <w:p>
+            <w:pPr>
+              <w:rPr>
+                <w:bCs/>
+                <w:lang w:val="en-US"/>
+              </w:rPr>
+            </w:pPr>
+            <w:r>
+              <w:rPr>
+                <w:bCs/>
+                <w:lang w:val="en-US"/>
+              </w:rPr>
+              <w:t>JAXA</w:t>
+            </w:r>
+          </w:p>
+        </w:tc>
+        <w:tc>
+          <w:tcPr>
+            <w:tcW w:w="2254" w:type="dxa"/>
+            <w:tcBorders>
+              <w:left w:val="single" w:sz="4" w:space="0" w:color="auto"/>
+              <w:right w:val="single" w:sz="4" w:space="0" w:color="auto"/>
+            </w:tcBorders>
+          </w:tcPr>
+          <w:p>
+            <w:pPr>
+              <w:rPr>
+                <w:bCs/>
+                <w:lang w:val="en-US"/>
+              </w:rPr>
+            </w:pPr>
+            <w:r>
+              <w:rPr>
+                <w:bCs/>
+                <w:lang w:val="en-US"/>
+              </w:rPr>
+              <w:t>Japan Aerospace Exploration</w:t>
+            </w:r>
+          </w:p>
+        </w:tc>
+        <w:tc>
+          <w:tcPr>
+            <w:tcW w:w="2254" w:type="dxa"/>
+            <w:tcBorders>
+              <w:left w:val="single" w:sz="4" w:space="0" w:color="auto"/>
+              <w:right w:val="single" w:sz="4" w:space="0" w:color="auto"/>
+            </w:tcBorders>
+          </w:tcPr>
+          <w:p>
+            <w:pPr>
+              <w:rPr>
+                <w:bCs/>
+                <w:lang w:val="en-US"/>
+              </w:rPr>
+            </w:pPr>
+            <w:r>
+              <w:rPr>
+                <w:bCs/>
+                <w:lang w:val="en-US"/>
+              </w:rPr>
+              <w:t>Japan</w:t>
+            </w:r>
+          </w:p>
+        </w:tc>
+        <w:tc>
+          <w:tcPr>
+            <w:tcW w:w="2254" w:type="dxa"/>
+            <w:tcBorders>
+              <w:left w:val="single" w:sz="4" w:space="0" w:color="auto"/>
+            </w:tcBorders>
+          </w:tcPr>
+          <w:p>
+            <w:pPr>
+              <w:rPr>
+                <w:bCs/>
+                <w:lang w:val="en-US"/>
+              </w:rPr>
+            </w:pPr>
+            <w:r>
+              <w:rPr>
+                <w:bCs/>
+                <w:lang w:val="en-US"/>
+              </w:rPr>
+              <w:t>5 min</w:t>
+            </w:r>
+          </w:p>
+        </w:tc>
+      </w:tr>
+      <w:tr>
+        <w:tc>
+          <w:tcPr>
+            <w:tcW w:w="2254" w:type="dxa"/>
+            <w:tcBorders>
+              <w:right w:val="single" w:sz="4" w:space="0" w:color="auto"/>
+            </w:tcBorders>
+          </w:tcPr>
+          <w:p>
+            <w:pPr>
+              <w:rPr>
+                <w:bCs/>
+                <w:lang w:val="en-US"/>
+              </w:rPr>
+            </w:pPr>
+            <w:r>
+              <w:rPr>
+                <w:bCs/>
+                <w:lang w:val="en-US"/>
+              </w:rPr>
+              <w:t>GRG</w:t>
+            </w:r>
+          </w:p>
+        </w:tc>
+        <w:tc>
+          <w:tcPr>
+            <w:tcW w:w="2254" w:type="dxa"/>
+            <w:tcBorders>
+              <w:left w:val="single" w:sz="4" w:space="0" w:color="auto"/>
+              <w:right w:val="single" w:sz="4" w:space="0" w:color="auto"/>
+            </w:tcBorders>
+          </w:tcPr>
+          <w:p>
+            <w:pPr>
+              <w:rPr>
+                <w:bCs/>
+                <w:lang w:val="en-US"/>
+              </w:rPr>
+            </w:pPr>
+            <w:r>
+              <w:rPr>
+                <w:bCs/>
+                <w:lang w:val="en-US"/>
+              </w:rPr>
+              <w:t>CNES/CLS Analysis Center</w:t>
+            </w:r>
+          </w:p>
+        </w:tc>
+        <w:tc>
+          <w:tcPr>
+            <w:tcW w:w="2254" w:type="dxa"/>
+            <w:tcBorders>
+              <w:left w:val="single" w:sz="4" w:space="0" w:color="auto"/>
+              <w:right w:val="single" w:sz="4" w:space="0" w:color="auto"/>
+            </w:tcBorders>
+          </w:tcPr>
+          <w:p>
+            <w:pPr>
+              <w:rPr>
+                <w:bCs/>
+                <w:lang w:val="en-US"/>
+              </w:rPr>
+            </w:pPr>
+            <w:r>
+              <w:rPr>
+                <w:bCs/>
+                <w:lang w:val="en-US"/>
+              </w:rPr>
+              <w:t>France</w:t>
+            </w:r>
+          </w:p>
+        </w:tc>
+        <w:tc>
+          <w:tcPr>
+            <w:tcW w:w="2254" w:type="dxa"/>
+            <w:tcBorders>
+              <w:left w:val="single" w:sz="4" w:space="0" w:color="auto"/>
+            </w:tcBorders>
+          </w:tcPr>
+          <w:p>
+            <w:pPr>
+              <w:rPr>
+                <w:bCs/>
+                <w:lang w:val="en-US"/>
+              </w:rPr>
+            </w:pPr>
+            <w:r>
+              <w:rPr>
+                <w:bCs/>
+                <w:lang w:val="en-US"/>
+              </w:rPr>
+              <w:t>15 min</w:t>
+            </w:r>
+          </w:p>
+        </w:tc>
+      </w:tr>
+      <w:tr>
+        <w:tc>
+          <w:tcPr>
+            <w:tcW w:w="2254" w:type="dxa"/>
+            <w:tcBorders>
+              <w:right w:val="single" w:sz="4" w:space="0" w:color="auto"/>
+            </w:tcBorders>
+          </w:tcPr>
+          <w:p>
+            <w:pPr>
+              <w:rPr>
+                <w:bCs/>
+                <w:lang w:val="en-US"/>
+              </w:rPr>
+            </w:pPr>
+            <w:r>
+              <w:rPr>
+                <w:bCs/>
+                <w:lang w:val="en-US"/>
+              </w:rPr>
+              <w:lastRenderedPageBreak/>
+              <w:t>SHA</w:t>
+            </w:r>
+          </w:p>
+        </w:tc>
+        <w:tc>
+          <w:tcPr>
+            <w:tcW w:w="2254" w:type="dxa"/>
+            <w:tcBorders>
+              <w:left w:val="single" w:sz="4" w:space="0" w:color="auto"/>
+              <w:right w:val="single" w:sz="4" w:space="0" w:color="auto"/>
+            </w:tcBorders>
+          </w:tcPr>
+          <w:p>
+            <w:pPr>
+              <w:rPr>
+                <w:bCs/>
+                <w:lang w:val="en-US"/>
+              </w:rPr>
+            </w:pPr>
+            <w:r>
+              <w:rPr>
+                <w:bCs/>
+                <w:lang w:val="en-US"/>
+              </w:rPr>
+              <w:t>Shanghai Astronomical Observatory</w:t>
+            </w:r>
+          </w:p>
+        </w:tc>
+        <w:tc>
+          <w:tcPr>
+            <w:tcW w:w="2254" w:type="dxa"/>
+            <w:tcBorders>
+              <w:left w:val="single" w:sz="4" w:space="0" w:color="auto"/>
+              <w:right w:val="single" w:sz="4" w:space="0" w:color="auto"/>
+            </w:tcBorders>
+          </w:tcPr>
+          <w:p>
+            <w:pPr>
+              <w:rPr>
+                <w:bCs/>
+                <w:lang w:val="en-US"/>
+              </w:rPr>
+            </w:pPr>
+            <w:r>
+              <w:rPr>
+                <w:bCs/>
+                <w:lang w:val="en-US"/>
+              </w:rPr>
+              <w:t>China</w:t>
+            </w:r>
+          </w:p>
+        </w:tc>
+        <w:tc>
+          <w:tcPr>
+            <w:tcW w:w="2254" w:type="dxa"/>
+            <w:tcBorders>
+              <w:left w:val="single" w:sz="4" w:space="0" w:color="auto"/>
+            </w:tcBorders>
+          </w:tcPr>
+          <w:p>
+            <w:pPr>
+              <w:rPr>
+                <w:bCs/>
+                <w:lang w:val="en-US"/>
+              </w:rPr>
+            </w:pPr>
+            <w:r>
+              <w:rPr>
+                <w:bCs/>
+                <w:lang w:val="en-US"/>
+              </w:rPr>
+              <w:t>15 m</w:t>
+            </w:r>
+            <w:r>
+              <w:rPr>
+                <w:bCs/>
+                <w:lang w:val="en-US"/>
+              </w:rPr>
+              <w:t>in</w:t>
+            </w:r>
+          </w:p>
+        </w:tc>
+      </w:tr>
+    </w:tbl>
+    <w:p>
+      <w:pPr>
+        <w:rPr>
+          <w:bCs/>
+          <w:lang w:val="en-US"/>
+        </w:rPr>
+      </w:pPr>
+    </w:p>
+    <w:p>
+      <w:pPr>
+        <w:rPr>
+          <w:bCs/>
+          <w:lang w:val="en-US"/>
+        </w:rPr>
+      </w:pPr>
+      <w:r>
+        <w:rPr>
+          <w:bCs/>
+          <w:lang w:val="en-US"/>
+        </w:rPr>
+        <w:t>To obtain 1-second satellite orbit estimates, several interpolation and prediction algorithms were tested, including 9th-degree Lagrange interpolation, Multi-Layer Perceptron (MLP), Support Vector Regression (SVR), K-Nearest Neighbors (KNN), Random Forest (RF), and Extended Kalman Filter (EKF). The performance of these algorithms was assessed by reconstructing high-rate satellite positions from the lower-rate precise orbit datasets.</w:t>
+      </w:r>
+    </w:p>
+    <w:p>
+      <w:pPr>
+        <w:rPr>
+          <w:bCs/>
+          <w:lang w:val="en-US"/>
+        </w:rPr>
+      </w:pPr>
+      <w:r>
+        <w:rPr>
+          <w:bCs/>
+          <w:lang w:val="en-US"/>
+        </w:rPr>
+        <w:t>For the RF model, the number of trees (</w:t>
+      </w:r>
+      <m:oMath>
+        <m:sSub>
+          <m:sSubPr>
+            <m:ctrlPr>
+              <w:rPr>
+                <w:rFonts w:ascii="Cambria Math" w:hAnsi="Cambria Math"/>
+                <w:bCs/>
+                <w:lang w:val="en-US"/>
+              </w:rPr>
+            </m:ctrlPr>
+          </m:sSubPr>
+          <m:e>
+            <m:r>
+              <w:rPr>
+                <w:rFonts w:ascii="Cambria Math" w:hAnsi="Cambria Math"/>
+                <w:lang w:val="en-US"/>
+              </w:rPr>
+              <m:t>n</m:t>
+            </m:r>
+          </m:e>
+          <m:sub>
+            <m:r>
+              <w:rPr>
+                <w:rFonts w:ascii="Cambria Math" w:hAnsi="Cambria Math"/>
+                <w:lang w:val="en-US"/>
+              </w:rPr>
+              <m:t>estimators</m:t>
+            </m:r>
+          </m:sub>
+        </m:sSub>
+      </m:oMath>
+      <w:r>
+        <w:rPr>
+          <w:bCs/>
+          <w:lang w:val="en-US"/>
+        </w:rPr>
+        <w:t xml:space="preserve">) was set to 150 based on preliminary experiments indicating an optimal balance between prediction accuracy and computational efficiency. This choice was motivated by the requirement to generate high-rate 1-s predictions (86,400 epochs per day) from relatively sparse observations sampled at 300-s and 900-s intervals. Increasing the number of trees reduces the step-like behavior inherent to decision tree outputs; however, for </w:t>
+      </w:r>
+      <m:oMath>
+        <m:sSub>
+          <m:sSubPr>
+            <m:ctrlPr>
+              <w:rPr>
+                <w:rFonts w:ascii="Cambria Math" w:hAnsi="Cambria Math"/>
+                <w:bCs/>
+                <w:lang w:val="en-US"/>
+              </w:rPr>
+            </m:ctrlPr>
+          </m:sSubPr>
+          <m:e>
+            <m:r>
+              <w:rPr>
+                <w:rFonts w:ascii="Cambria Math" w:hAnsi="Cambria Math"/>
+                <w:lang w:val="en-US"/>
+              </w:rPr>
+              <m:t>n</m:t>
+            </m:r>
+          </m:e>
+          <m:sub>
+            <m:r>
+              <w:rPr>
+                <w:rFonts w:ascii="Cambria Math" w:hAnsi="Cambria Math"/>
+                <w:lang w:val="en-US"/>
+              </w:rPr>
+              <m:t>estimators</m:t>
+            </m:r>
+          </m:sub>
+        </m:sSub>
+        <m:r>
+          <w:rPr>
+            <w:rFonts w:ascii="Cambria Math" w:hAnsi="Cambria Math"/>
+            <w:lang w:val="en-US"/>
+          </w:rPr>
+          <m:t>&gt;150</m:t>
+        </m:r>
+      </m:oMath>
+      <w:r>
+        <w:rPr>
+          <w:bCs/>
+          <w:lang w:val="en-US"/>
+        </w:rPr>
+        <w:t>, improvements in 3D RMS errors became negligible while inference time increased nearly linearly. The 150-tree configuration therefore provided sufficient ensemble diversity while maintaining acceptable computational cost. For the SVR model, the RBF kernel was selected due to the nonlinear and elliptical characteristics of satellite orbital motion. Compared with linear or polynomial kernels, the RBF kernel more effectively models localized temporal variations in orbit trajectories while ensuring smooth transitions between prediction points, which is essential when reconstructing 1-s coordinates from discretely sampled SP3 epochs. In the KNN regression model, the neighbor parameter (</w:t>
+      </w:r>
+      <m:oMath>
+        <m:r>
+          <w:rPr>
+            <w:rFonts w:ascii="Cambria Math" w:hAnsi="Cambria Math"/>
+            <w:lang w:val="en-US"/>
+          </w:rPr>
+          <m:t>k</m:t>
+        </m:r>
+      </m:oMath>
+      <w:r>
+        <w:rPr>
+          <w:bCs/>
+          <w:lang w:val="en-US"/>
+        </w:rPr>
+        <w:t xml:space="preserve">) was set to 9 to incorporate both preceding and succeeding orbital states of the prediction epoch. This configuration defines an effective temporal window of approximately two hours, enabling the algorithm to capture the local curvature of the trajectory while mitigating short-term </w:t>
+      </w:r>
+      <w:r>
+        <w:rPr>
+          <w:bCs/>
+          <w:lang w:val="en-US"/>
+        </w:rPr>
+        <w:t>observational noise and improving the stability of the reconstructed orbit. The MLP architecture was constrained to a single hidden layer with 50 neurons to balance model complexity and generalization capability given the limited number of training samples derived from SP3 datasets. Deeper network structures were avoided to reduce the risk of overfitting. Finally, the maximum iteration parameter (</w:t>
+      </w:r>
+      <m:oMath>
+        <m:r>
+          <w:rPr>
+            <w:rFonts w:ascii="Cambria Math" w:hAnsi="Cambria Math"/>
+            <w:lang w:val="en-US"/>
+          </w:rPr>
+          <m:t>max</m:t>
+        </m:r>
+        <m:r>
+          <m:rPr>
+            <m:sty m:val="p"/>
+          </m:rPr>
+          <w:rPr>
+            <w:rFonts w:ascii="Cambria Math" w:hAnsi="Cambria Math"/>
+            <w:lang w:val="en-US"/>
+          </w:rPr>
+          <m:t>_</m:t>
+        </m:r>
+        <m:r>
+          <w:rPr>
+            <w:rFonts w:ascii="Cambria Math" w:hAnsi="Cambria Math"/>
+            <w:lang w:val="en-US"/>
+          </w:rPr>
+          <m:t>iter</m:t>
+        </m:r>
+      </m:oMath>
+      <w:r>
+        <w:rPr>
+          <w:bCs/>
+          <w:lang w:val="en-US"/>
+        </w:rPr>
+        <w:t>) was set to 2000 to ensure stable convergence of the backpropagation optimization process and prevent premature termination before reaching a consistent minimum of the loss function.</w:t>
+      </w:r>
+    </w:p>
+    <w:p>
+      <w:pPr>
+        <w:rPr>
+          <w:bCs/>
+          <w:lang w:val="en-US"/>
+        </w:rPr>
+      </w:pPr>
+      <w:r>
+        <w:rPr>
+          <w:bCs/>
+          <w:lang w:val="en-US"/>
+        </w:rPr>
+        <w:t>Within the applied EKF framework, the process noise covariance (</w:t>
+      </w:r>
+      <m:oMath>
+        <m:r>
+          <w:rPr>
+            <w:rFonts w:ascii="Cambria Math" w:hAnsi="Cambria Math"/>
+            <w:lang w:val="en-US"/>
+          </w:rPr>
+          <m:t>Q</m:t>
+        </m:r>
+      </m:oMath>
+      <w:r>
+        <w:rPr>
+          <w:bCs/>
+          <w:lang w:val="en-US"/>
+        </w:rPr>
+        <w:t>) and measurement noise covariance (</w:t>
+      </w:r>
+      <m:oMath>
+        <m:r>
+          <w:rPr>
+            <w:rFonts w:ascii="Cambria Math" w:hAnsi="Cambria Math"/>
+            <w:lang w:val="en-US"/>
+          </w:rPr>
+          <m:t>R</m:t>
+        </m:r>
+      </m:oMath>
+      <w:r>
+        <w:rPr>
+          <w:bCs/>
+          <w:lang w:val="en-US"/>
+        </w:rPr>
+        <w:t>) matrices were configured according to the physical characteristics of satellite orbital dynamics. Considering that SP3 precise orbit ephemerides provide millimeter-to-centimeter level positional accuracy, the measurement noise variance was assigned a very small value (</w:t>
+      </w:r>
+      <m:oMath>
+        <m:sSup>
+          <m:sSupPr>
+            <m:ctrlPr>
+              <w:rPr>
+                <w:rFonts w:ascii="Cambria Math" w:hAnsi="Cambria Math"/>
+                <w:bCs/>
+                <w:lang w:val="en-US"/>
+              </w:rPr>
+            </m:ctrlPr>
+          </m:sSupPr>
+          <m:e>
+            <m:r>
+              <w:rPr>
+                <w:rFonts w:ascii="Cambria Math" w:hAnsi="Cambria Math"/>
+                <w:lang w:val="en-US"/>
+              </w:rPr>
+              <m:t>10</m:t>
+            </m:r>
+          </m:e>
+          <m:sup>
+            <m:r>
+              <w:rPr>
+                <w:rFonts w:ascii="Cambria Math" w:hAnsi="Cambria Math"/>
+                <w:lang w:val="en-US"/>
+              </w:rPr>
+              <m:t>-6</m:t>
+            </m:r>
+          </m:sup>
+        </m:sSup>
+      </m:oMath>
+      <w:r>
+        <w:rPr>
+          <w:bCs/>
+          <w:lang w:val="en-US"/>
+        </w:rPr>
+        <w:t xml:space="preserve"> km², approximately </w:t>
+      </w:r>
+      <m:oMath>
+        <m:r>
+          <w:rPr>
+            <w:rFonts w:ascii="Cambria Math" w:hAnsi="Cambria Math"/>
+            <w:lang w:val="en-US"/>
+          </w:rPr>
+          <m:t>1</m:t>
+        </m:r>
+      </m:oMath>
+      <w:r>
+        <w:rPr>
+          <w:bCs/>
+          <w:lang w:val="en-US"/>
+        </w:rPr>
+        <w:t>m²), ensuring that observation updates dominate the filter corrections relative to the model-based predictions. The process noise parameterization was designed to represent unmodeled perturbative accelerations not explicitly included in the simplified two-body dynamic model, such as higher-order Earth gravity harmonics (J2–J6), solar radiation pressure, and third-body gravitational effects. Since these perturbations primarily affect the velocity state rather than instantaneous position, the velocity variance (</w:t>
+      </w:r>
+      <m:oMath>
+        <m:sSub>
+          <m:sSubPr>
+            <m:ctrlPr>
+              <w:rPr>
+                <w:rFonts w:ascii="Cambria Math" w:hAnsi="Cambria Math"/>
+                <w:bCs/>
+                <w:lang w:val="en-US"/>
+              </w:rPr>
+            </m:ctrlPr>
+          </m:sSubPr>
+          <m:e>
+            <m:r>
+              <w:rPr>
+                <w:rFonts w:ascii="Cambria Math" w:hAnsi="Cambria Math"/>
+                <w:lang w:val="en-US"/>
+              </w:rPr>
+              <m:t>Q</m:t>
+            </m:r>
+          </m:e>
+          <m:sub>
+            <m:r>
+              <w:rPr>
+                <w:rFonts w:ascii="Cambria Math" w:hAnsi="Cambria Math"/>
+                <w:lang w:val="en-US"/>
+              </w:rPr>
+              <m:t>vel</m:t>
+            </m:r>
+          </m:sub>
+        </m:sSub>
+        <m:r>
+          <w:rPr>
+            <w:rFonts w:ascii="Cambria Math" w:hAnsi="Cambria Math"/>
+            <w:lang w:val="en-US"/>
+          </w:rPr>
+          <m:t>=</m:t>
+        </m:r>
+        <m:sSup>
+          <m:sSupPr>
+            <m:ctrlPr>
+              <w:rPr>
+                <w:rFonts w:ascii="Cambria Math" w:hAnsi="Cambria Math"/>
+                <w:bCs/>
+                <w:lang w:val="en-US"/>
+              </w:rPr>
+            </m:ctrlPr>
+          </m:sSupPr>
+          <m:e>
+            <m:r>
+              <w:rPr>
+                <w:rFonts w:ascii="Cambria Math" w:hAnsi="Cambria Math"/>
+                <w:lang w:val="en-US"/>
+              </w:rPr>
+              <m:t>10</m:t>
+            </m:r>
+          </m:e>
+          <m:sup>
+            <m:r>
+              <w:rPr>
+                <w:rFonts w:ascii="Cambria Math" w:hAnsi="Cambria Math"/>
+                <w:lang w:val="en-US"/>
+              </w:rPr>
+              <m:t>-2</m:t>
+            </m:r>
+          </m:sup>
+        </m:sSup>
+      </m:oMath>
+      <w:r>
+        <w:rPr>
+          <w:bCs/>
+          <w:lang w:val="en-US"/>
+        </w:rPr>
+        <w:t xml:space="preserve"> (km/s)²) was intentionally set larger than the position variance (</w:t>
+      </w:r>
+      <m:oMath>
+        <m:sSub>
+          <m:sSubPr>
+            <m:ctrlPr>
+              <w:rPr>
+                <w:rFonts w:ascii="Cambria Math" w:hAnsi="Cambria Math"/>
+                <w:bCs/>
+                <w:lang w:val="en-US"/>
+              </w:rPr>
+            </m:ctrlPr>
+          </m:sSubPr>
+          <m:e>
+            <m:r>
+              <w:rPr>
+                <w:rFonts w:ascii="Cambria Math" w:hAnsi="Cambria Math"/>
+                <w:lang w:val="en-US"/>
+              </w:rPr>
+              <m:t>Q</m:t>
+            </m:r>
+          </m:e>
+          <m:sub>
+            <m:r>
+              <w:rPr>
+                <w:rFonts w:ascii="Cambria Math" w:hAnsi="Cambria Math"/>
+                <w:lang w:val="en-US"/>
+              </w:rPr>
+              <m:t>pos</m:t>
+            </m:r>
+          </m:sub>
+        </m:sSub>
+        <m:r>
+          <w:rPr>
+            <w:rFonts w:ascii="Cambria Math" w:hAnsi="Cambria Math"/>
+            <w:lang w:val="en-US"/>
+          </w:rPr>
+          <m:t>=</m:t>
+        </m:r>
+        <m:sSup>
+          <m:sSupPr>
+            <m:ctrlPr>
+              <w:rPr>
+                <w:rFonts w:ascii="Cambria Math" w:hAnsi="Cambria Math"/>
+                <w:bCs/>
+                <w:lang w:val="en-US"/>
+              </w:rPr>
+            </m:ctrlPr>
+          </m:sSupPr>
+          <m:e>
+            <m:r>
+              <w:rPr>
+                <w:rFonts w:ascii="Cambria Math" w:hAnsi="Cambria Math"/>
+                <w:lang w:val="en-US"/>
+              </w:rPr>
+              <m:t>10</m:t>
+            </m:r>
+          </m:e>
+          <m:sup>
+            <m:r>
+              <w:rPr>
+                <w:rFonts w:ascii="Cambria Math" w:hAnsi="Cambria Math"/>
+                <w:lang w:val="en-US"/>
+              </w:rPr>
+              <m:t>-4</m:t>
+            </m:r>
+          </m:sup>
+        </m:sSup>
+      </m:oMath>
+      <w:r>
+        <w:rPr>
+          <w:bCs/>
+          <w:lang w:val="en-US"/>
+        </w:rPr>
+        <w:t xml:space="preserve"> km²) to allow controlled flexibility in the predicted velocity states. In addition, the EKF formulation incorporates the process noise scaled by the integration interval (</w:t>
+      </w:r>
+      <m:oMath>
+        <m:r>
+          <w:rPr>
+            <w:rFonts w:ascii="Cambria Math" w:hAnsi="Cambria Math"/>
+            <w:lang w:val="en-US"/>
+          </w:rPr>
+          <m:t>Q⋅dt</m:t>
+        </m:r>
+      </m:oMath>
+      <w:r>
+        <w:rPr>
+          <w:bCs/>
+          <w:lang w:val="en-US"/>
+        </w:rPr>
+        <w:t>), enabling the filter to adapt naturally to varying epoch differences. Consequently, when observation intervals change between 300 s and 900 s, the accumulated uncertainty caused by unmodeled perturbations is proportionally reflected in the covariance propagation, ensuring filter stability and consistent estimation performance without requiring manual hyperparameter adjustments.</w:t>
+      </w:r>
+    </w:p>
+    <w:p>
+      <w:pPr>
+        <w:rPr>
+          <w:bCs/>
+          <w:lang w:val="en-US"/>
+        </w:rPr>
+      </w:pPr>
+      <w:r>
+        <w:rPr>
+          <w:bCs/>
+          <w:lang w:val="en-US"/>
+        </w:rPr>
+        <w:t xml:space="preserve">For the Lagrange Interpolation, which serves as a traditional mathematical reference model block, the polynomial degree was set to 9 via a 10-observation window point scheme. In the context of satellite positioning studies and adherence to International GNSS Service (IGS) standards, formulating the orbital arcs using 9th-degree Lagrange polynomials is broadly accepted as an empirical rule of thumb in </w:t>
+      </w:r>
+      <w:proofErr w:type="gramStart"/>
+      <w:r>
+        <w:rPr>
+          <w:bCs/>
+          <w:lang w:val="en-US"/>
+        </w:rPr>
+        <w:t>the literature</w:t>
+      </w:r>
+      <w:proofErr w:type="gramEnd"/>
+      <w:r>
+        <w:rPr>
+          <w:bCs/>
+          <w:lang w:val="en-US"/>
+        </w:rPr>
+        <w:t>. This specific degree provides high precision mapping for the curvature of the orbit, deliberately mitigating the numerical instability limits (such as Runge’s phenomenon) intrinsically triggered by higher-degree polynomials at the boundaries of the interpolation interval.</w:t>
+      </w:r>
+    </w:p>
+    <w:p>
+      <w:pPr>
+        <w:rPr>
+          <w:bCs/>
+          <w:lang w:val="en-US"/>
+        </w:rPr>
+      </w:pPr>
+    </w:p>
+    <w:p>
+      <w:pPr>
+        <w:rPr>
+          <w:bCs/>
+          <w:lang w:val="en-US"/>
+        </w:rPr>
+      </w:pPr>
+    </w:p>
+    <w:p>
+      <w:pPr>
+        <w:rPr>
+          <w:bCs/>
+          <w:lang w:val="en-US"/>
+        </w:rPr>
+      </w:pPr>
+    </w:p>
+    <w:p>
+      <w:pPr>
+        <w:rPr>
+          <w:bCs/>
           <w:lang w:val="en-US"/>
         </w:rPr>
       </w:pPr>
@@ -7054,11 +8703,15 @@
       <w:pPr>
         <w:pStyle w:val="Balk2"/>
         <w:rPr>
+          <w:b w:val="0"/>
+          <w:bCs/>
           <w:lang w:val="en-US"/>
         </w:rPr>
       </w:pPr>
       <w:r>
         <w:rPr>
+          <w:b w:val="0"/>
+          <w:bCs/>
           <w:lang w:val="en-US"/>
         </w:rPr>
         <w:t>Result</w:t>
@@ -7067,6 +8720,7 @@
     <w:p>
       <w:pPr>
         <w:rPr>
+          <w:bCs/>
           <w:lang w:val="en-US"/>
         </w:rPr>
       </w:pPr>
@@ -7075,11 +8729,15 @@
       <w:pPr>
         <w:pStyle w:val="Balk2"/>
         <w:rPr>
+          <w:b w:val="0"/>
+          <w:bCs/>
           <w:lang w:val="en-US"/>
         </w:rPr>
       </w:pPr>
       <w:r>
         <w:rPr>
+          <w:b w:val="0"/>
+          <w:bCs/>
           <w:lang w:val="en-US"/>
         </w:rPr>
         <w:t>Conclusion</w:t>
@@ -7088,6 +8746,7 @@
     <w:p>
       <w:pPr>
         <w:rPr>
+          <w:bCs/>
           <w:lang w:val="en-US"/>
         </w:rPr>
       </w:pPr>
@@ -7095,6 +8754,7 @@
     <w:p>
       <w:pPr>
         <w:rPr>
+          <w:bCs/>
           <w:lang w:val="en-US"/>
         </w:rPr>
       </w:pPr>
@@ -7106,11 +8766,13 @@
         </w:pBdr>
         <w:spacing w:before="2160"/>
         <w:rPr>
+          <w:bCs/>
           <w:lang w:val="en-US"/>
         </w:rPr>
       </w:pPr>
       <w:r>
         <w:rPr>
+          <w:bCs/>
           <w:lang w:val="en-US"/>
         </w:rPr>
         <w:t xml:space="preserve"> </w:t>
@@ -7121,11 +8783,15 @@
         <w:pStyle w:val="JenniRefHeader"/>
         <w:jc w:val="both"/>
         <w:rPr>
+          <w:b w:val="0"/>
+          <w:bCs/>
           <w:lang w:val="en-US"/>
         </w:rPr>
       </w:pPr>
       <w:r>
         <w:rPr>
+          <w:b w:val="0"/>
+          <w:bCs/>
           <w:lang w:val="en-US"/>
         </w:rPr>
         <w:t>References</w:t>
@@ -7137,12 +8803,14 @@
         <w:ind w:left="720" w:hanging="720"/>
         <w:jc w:val="both"/>
         <w:rPr>
+          <w:bCs/>
           <w:lang w:val="en-US"/>
         </w:rPr>
       </w:pPr>
       <w:bookmarkStart w:id="3" w:name="a78712485ed5f0813d3caba14f8273a3"/>
       <w:r>
         <w:rPr>
+          <w:bCs/>
           <w:lang w:val="en-US"/>
         </w:rPr>
         <w:t xml:space="preserve">Alkan, R. M., &amp; Kalkan, Y. (2011). Hassas </w:t>
@@ -7150,6 +8818,7 @@
       <w:proofErr w:type="spellStart"/>
       <w:r>
         <w:rPr>
+          <w:bCs/>
           <w:lang w:val="en-US"/>
         </w:rPr>
         <w:t>Nokta</w:t>
@@ -7157,6 +8826,7 @@
       <w:proofErr w:type="spellEnd"/>
       <w:r>
         <w:rPr>
+          <w:bCs/>
           <w:lang w:val="en-US"/>
         </w:rPr>
         <w:t xml:space="preserve"> </w:t>
@@ -7164,6 +8834,7 @@
       <w:proofErr w:type="spellStart"/>
       <w:r>
         <w:rPr>
+          <w:bCs/>
           <w:lang w:val="en-US"/>
         </w:rPr>
         <w:t>Konumlama</w:t>
@@ -7171,6 +8842,7 @@
       <w:proofErr w:type="spellEnd"/>
       <w:r>
         <w:rPr>
+          <w:bCs/>
           <w:lang w:val="en-US"/>
         </w:rPr>
         <w:t xml:space="preserve"> </w:t>
@@ -7178,6 +8850,7 @@
       <w:proofErr w:type="spellStart"/>
       <w:r>
         <w:rPr>
+          <w:bCs/>
           <w:lang w:val="en-US"/>
         </w:rPr>
         <w:t>Tekniğinin</w:t>
@@ -7185,6 +8858,7 @@
       <w:proofErr w:type="spellEnd"/>
       <w:r>
         <w:rPr>
+          <w:bCs/>
           <w:lang w:val="en-US"/>
         </w:rPr>
         <w:t xml:space="preserve"> </w:t>
@@ -7192,6 +8866,7 @@
       <w:proofErr w:type="spellStart"/>
       <w:r>
         <w:rPr>
+          <w:bCs/>
           <w:lang w:val="en-US"/>
         </w:rPr>
         <w:t>Hidrografik</w:t>
@@ -7199,6 +8874,7 @@
       <w:proofErr w:type="spellEnd"/>
       <w:r>
         <w:rPr>
+          <w:bCs/>
           <w:lang w:val="en-US"/>
         </w:rPr>
         <w:t xml:space="preserve"> </w:t>
@@ -7206,6 +8882,7 @@
       <w:proofErr w:type="spellStart"/>
       <w:r>
         <w:rPr>
+          <w:bCs/>
           <w:lang w:val="en-US"/>
         </w:rPr>
         <w:t>Ölçmelerde</w:t>
@@ -7213,6 +8890,7 @@
       <w:proofErr w:type="spellEnd"/>
       <w:r>
         <w:rPr>
+          <w:bCs/>
           <w:lang w:val="en-US"/>
         </w:rPr>
         <w:t xml:space="preserve"> </w:t>
@@ -7220,6 +8898,7 @@
       <w:proofErr w:type="spellStart"/>
       <w:r>
         <w:rPr>
+          <w:bCs/>
           <w:lang w:val="en-US"/>
         </w:rPr>
         <w:t>Kullanılabilirliği</w:t>
@@ -7227,6 +8906,7 @@
       <w:proofErr w:type="spellEnd"/>
       <w:r>
         <w:rPr>
+          <w:bCs/>
           <w:lang w:val="en-US"/>
         </w:rPr>
         <w:t>. </w:t>
@@ -7234,6 +8914,7 @@
       <w:proofErr w:type="spellStart"/>
       <w:r>
         <w:rPr>
+          <w:bCs/>
           <w:i/>
           <w:iCs/>
           <w:lang w:val="en-US"/>
@@ -7243,6 +8924,7 @@
       <w:proofErr w:type="spellEnd"/>
       <w:r>
         <w:rPr>
+          <w:bCs/>
           <w:i/>
           <w:iCs/>
           <w:lang w:val="en-US"/>
@@ -7252,6 +8934,7 @@
       <w:proofErr w:type="spellStart"/>
       <w:r>
         <w:rPr>
+          <w:bCs/>
           <w:i/>
           <w:iCs/>
           <w:lang w:val="en-US"/>
@@ -7261,6 +8944,7 @@
       <w:proofErr w:type="spellEnd"/>
       <w:r>
         <w:rPr>
+          <w:bCs/>
           <w:i/>
           <w:iCs/>
           <w:lang w:val="en-US"/>
@@ -7270,6 +8954,7 @@
       <w:proofErr w:type="spellStart"/>
       <w:r>
         <w:rPr>
+          <w:bCs/>
           <w:i/>
           <w:iCs/>
           <w:lang w:val="en-US"/>
@@ -7279,6 +8964,7 @@
       <w:proofErr w:type="spellEnd"/>
       <w:r>
         <w:rPr>
+          <w:bCs/>
           <w:i/>
           <w:iCs/>
           <w:lang w:val="en-US"/>
@@ -7288,6 +8974,7 @@
       <w:proofErr w:type="spellStart"/>
       <w:r>
         <w:rPr>
+          <w:bCs/>
           <w:i/>
           <w:iCs/>
           <w:lang w:val="en-US"/>
@@ -7297,12 +8984,14 @@
       <w:proofErr w:type="spellEnd"/>
       <w:r>
         <w:rPr>
+          <w:bCs/>
           <w:lang w:val="en-US"/>
         </w:rPr>
         <w:t>, </w:t>
       </w:r>
       <w:r>
         <w:rPr>
+          <w:bCs/>
           <w:i/>
           <w:iCs/>
           <w:lang w:val="en-US"/>
@@ -7311,6 +9000,7 @@
       </w:r>
       <w:r>
         <w:rPr>
+          <w:bCs/>
           <w:lang w:val="en-US"/>
         </w:rPr>
         <w:t>, 100-106. </w:t>
@@ -7319,6 +9009,7 @@
         <w:r>
           <w:rPr>
             <w:rStyle w:val="Kpr"/>
+            <w:bCs/>
             <w:lang w:val="en-US"/>
           </w:rPr>
           <w:t>https://izlik.org/JA77GC34CM</w:t>
@@ -7326,6 +9017,7 @@
       </w:hyperlink>
       <w:r>
         <w:rPr>
+          <w:bCs/>
           <w:lang w:val="en-US"/>
         </w:rPr>
         <w:t xml:space="preserve">  </w:t>
@@ -7337,6 +9029,7 @@
         <w:ind w:left="720" w:hanging="720"/>
         <w:jc w:val="both"/>
         <w:rPr>
+          <w:bCs/>
           <w:lang w:val="en-US"/>
         </w:rPr>
       </w:pPr>
@@ -7344,6 +9037,7 @@
       <w:bookmarkEnd w:id="3"/>
       <w:r>
         <w:rPr>
+          <w:bCs/>
           <w:lang w:val="en-US"/>
         </w:rPr>
         <w:t xml:space="preserve">Aziz, K. M. A., &amp; </w:t>
@@ -7351,6 +9045,7 @@
       <w:proofErr w:type="spellStart"/>
       <w:r>
         <w:rPr>
+          <w:bCs/>
           <w:lang w:val="en-US"/>
         </w:rPr>
         <w:t>Elsonbaty</w:t>
@@ -7358,12 +9053,14 @@
       <w:proofErr w:type="spellEnd"/>
       <w:r>
         <w:rPr>
+          <w:bCs/>
           <w:lang w:val="en-US"/>
         </w:rPr>
         <w:t xml:space="preserve">, L. (2021). EFFECT OF USING DIFFERENT SATELLITE EPHEMERIDES ON GPS PPP AND POST PROCESSING TECHNIQUES. </w:t>
       </w:r>
       <w:r>
         <w:rPr>
+          <w:bCs/>
           <w:i/>
           <w:iCs/>
           <w:lang w:val="en-US"/>
@@ -7372,12 +9069,14 @@
       </w:r>
       <w:r>
         <w:rPr>
+          <w:bCs/>
           <w:lang w:val="en-US"/>
         </w:rPr>
         <w:t xml:space="preserve">, </w:t>
       </w:r>
       <w:r>
         <w:rPr>
+          <w:bCs/>
           <w:i/>
           <w:iCs/>
           <w:lang w:val="en-US"/>
@@ -7386,6 +9085,7 @@
       </w:r>
       <w:r>
         <w:rPr>
+          <w:bCs/>
           <w:lang w:val="en-US"/>
         </w:rPr>
         <w:t xml:space="preserve">(3), 104. </w:t>
@@ -7394,6 +9094,7 @@
         <w:r>
           <w:rPr>
             <w:rStyle w:val="Kpr"/>
+            <w:bCs/>
             <w:lang w:val="en-US"/>
           </w:rPr>
           <w:t>https://doi.org/10.3846/gac.2021.13762</w:t>
@@ -7407,20 +9108,22 @@
         <w:ind w:left="720" w:hanging="720"/>
         <w:jc w:val="both"/>
         <w:rPr>
+          <w:bCs/>
           <w:lang w:val="de-DE"/>
         </w:rPr>
       </w:pPr>
       <w:r>
         <w:rPr>
+          <w:bCs/>
           <w:color w:val="212529"/>
           <w:lang w:val="en-US"/>
         </w:rPr>
-        <w:lastRenderedPageBreak/>
         <w:t xml:space="preserve">Bahadur, B. (2023). </w:t>
       </w:r>
       <w:proofErr w:type="spellStart"/>
       <w:r>
         <w:rPr>
+          <w:bCs/>
           <w:color w:val="212529"/>
           <w:lang w:val="en-US"/>
         </w:rPr>
@@ -7429,6 +9132,7 @@
       <w:proofErr w:type="spellEnd"/>
       <w:r>
         <w:rPr>
+          <w:bCs/>
           <w:color w:val="212529"/>
           <w:lang w:val="en-US"/>
         </w:rPr>
@@ -7437,6 +9141,7 @@
       <w:proofErr w:type="spellStart"/>
       <w:r>
         <w:rPr>
+          <w:bCs/>
           <w:color w:val="212529"/>
           <w:lang w:val="en-US"/>
         </w:rPr>
@@ -7445,6 +9150,7 @@
       <w:proofErr w:type="spellEnd"/>
       <w:r>
         <w:rPr>
+          <w:bCs/>
           <w:color w:val="212529"/>
           <w:lang w:val="en-US"/>
         </w:rPr>
@@ -7453,6 +9159,7 @@
       <w:proofErr w:type="spellStart"/>
       <w:r>
         <w:rPr>
+          <w:bCs/>
           <w:color w:val="212529"/>
           <w:lang w:val="en-US"/>
         </w:rPr>
@@ -7461,6 +9168,7 @@
       <w:proofErr w:type="spellEnd"/>
       <w:r>
         <w:rPr>
+          <w:bCs/>
           <w:color w:val="212529"/>
           <w:lang w:val="en-US"/>
         </w:rPr>
@@ -7469,6 +9177,7 @@
       <w:proofErr w:type="spellStart"/>
       <w:r>
         <w:rPr>
+          <w:bCs/>
           <w:color w:val="212529"/>
           <w:lang w:val="en-US"/>
         </w:rPr>
@@ -7477,6 +9186,7 @@
       <w:proofErr w:type="spellEnd"/>
       <w:r>
         <w:rPr>
+          <w:bCs/>
           <w:color w:val="212529"/>
           <w:lang w:val="en-US"/>
         </w:rPr>
@@ -7485,6 +9195,7 @@
       <w:proofErr w:type="spellStart"/>
       <w:r>
         <w:rPr>
+          <w:bCs/>
           <w:color w:val="212529"/>
           <w:lang w:val="en-US"/>
         </w:rPr>
@@ -7493,6 +9204,7 @@
       <w:proofErr w:type="spellEnd"/>
       <w:r>
         <w:rPr>
+          <w:bCs/>
           <w:color w:val="212529"/>
           <w:lang w:val="en-US"/>
         </w:rPr>
@@ -7501,6 +9213,7 @@
       <w:proofErr w:type="spellStart"/>
       <w:r>
         <w:rPr>
+          <w:bCs/>
           <w:color w:val="212529"/>
           <w:lang w:val="en-US"/>
         </w:rPr>
@@ -7509,6 +9222,7 @@
       <w:proofErr w:type="spellEnd"/>
       <w:r>
         <w:rPr>
+          <w:bCs/>
           <w:color w:val="212529"/>
           <w:lang w:val="en-US"/>
         </w:rPr>
@@ -7517,6 +9231,7 @@
       <w:proofErr w:type="spellStart"/>
       <w:r>
         <w:rPr>
+          <w:bCs/>
           <w:color w:val="212529"/>
           <w:lang w:val="en-US"/>
         </w:rPr>
@@ -7525,6 +9240,7 @@
       <w:proofErr w:type="spellEnd"/>
       <w:r>
         <w:rPr>
+          <w:bCs/>
           <w:color w:val="212529"/>
           <w:lang w:val="en-US"/>
         </w:rPr>
@@ -7533,6 +9249,7 @@
       <w:proofErr w:type="spellStart"/>
       <w:r>
         <w:rPr>
+          <w:bCs/>
           <w:color w:val="212529"/>
           <w:lang w:val="en-US"/>
         </w:rPr>
@@ -7541,6 +9258,7 @@
       <w:proofErr w:type="spellEnd"/>
       <w:r>
         <w:rPr>
+          <w:bCs/>
           <w:color w:val="212529"/>
           <w:lang w:val="en-US"/>
         </w:rPr>
@@ -7548,6 +9266,7 @@
       </w:r>
       <w:r>
         <w:rPr>
+          <w:bCs/>
           <w:i/>
           <w:iCs/>
           <w:color w:val="212529"/>
@@ -7558,6 +9277,7 @@
       <w:proofErr w:type="spellStart"/>
       <w:r>
         <w:rPr>
+          <w:bCs/>
           <w:i/>
           <w:iCs/>
           <w:color w:val="212529"/>
@@ -7568,6 +9288,7 @@
       <w:proofErr w:type="spellEnd"/>
       <w:r>
         <w:rPr>
+          <w:bCs/>
           <w:i/>
           <w:iCs/>
           <w:color w:val="212529"/>
@@ -7578,6 +9299,7 @@
       <w:proofErr w:type="spellStart"/>
       <w:r>
         <w:rPr>
+          <w:bCs/>
           <w:i/>
           <w:iCs/>
           <w:color w:val="212529"/>
@@ -7588,6 +9310,7 @@
       <w:proofErr w:type="spellEnd"/>
       <w:r>
         <w:rPr>
+          <w:bCs/>
           <w:i/>
           <w:iCs/>
           <w:color w:val="212529"/>
@@ -7598,6 +9321,7 @@
       <w:proofErr w:type="spellStart"/>
       <w:r>
         <w:rPr>
+          <w:bCs/>
           <w:i/>
           <w:iCs/>
           <w:color w:val="212529"/>
@@ -7608,6 +9332,7 @@
       <w:proofErr w:type="spellEnd"/>
       <w:r>
         <w:rPr>
+          <w:bCs/>
           <w:color w:val="212529"/>
           <w:lang w:val="de-DE"/>
         </w:rPr>
@@ -7615,6 +9340,7 @@
       </w:r>
       <w:r>
         <w:rPr>
+          <w:bCs/>
           <w:i/>
           <w:iCs/>
           <w:color w:val="212529"/>
@@ -7624,6 +9350,7 @@
       </w:r>
       <w:r>
         <w:rPr>
+          <w:bCs/>
           <w:color w:val="212529"/>
           <w:lang w:val="de-DE"/>
         </w:rPr>
@@ -7633,6 +9360,7 @@
         <w:r>
           <w:rPr>
             <w:rStyle w:val="Kpr"/>
+            <w:bCs/>
             <w:color w:val="0B58A2"/>
             <w:lang w:val="de-DE"/>
           </w:rPr>
@@ -7646,12 +9374,14 @@
         <w:ind w:left="720" w:hanging="720"/>
         <w:jc w:val="both"/>
         <w:rPr>
+          <w:bCs/>
           <w:lang w:val="en-US"/>
         </w:rPr>
       </w:pPr>
       <w:bookmarkStart w:id="5" w:name="5eb9b652b786b4eadf66e976b2f39ced"/>
       <w:r>
         <w:rPr>
+          <w:bCs/>
           <w:lang w:val="de-DE"/>
         </w:rPr>
         <w:t xml:space="preserve">Carlin, L., Hauschild, A., &amp; </w:t>
@@ -7659,6 +9389,7 @@
       <w:proofErr w:type="spellStart"/>
       <w:r>
         <w:rPr>
+          <w:bCs/>
           <w:lang w:val="de-DE"/>
         </w:rPr>
         <w:t>Montenbruck</w:t>
@@ -7666,18 +9397,21 @@
       <w:proofErr w:type="spellEnd"/>
       <w:r>
         <w:rPr>
+          <w:bCs/>
           <w:lang w:val="de-DE"/>
         </w:rPr>
         <w:t xml:space="preserve">, O. (2021). </w:t>
       </w:r>
       <w:r>
         <w:rPr>
+          <w:bCs/>
           <w:lang w:val="en-US"/>
         </w:rPr>
         <w:t xml:space="preserve">Precise point positioning with GPS and Galileo broadcast ephemerides. </w:t>
       </w:r>
       <w:r>
         <w:rPr>
+          <w:bCs/>
           <w:i/>
           <w:iCs/>
           <w:lang w:val="en-US"/>
@@ -7686,12 +9420,14 @@
       </w:r>
       <w:r>
         <w:rPr>
+          <w:bCs/>
           <w:lang w:val="en-US"/>
         </w:rPr>
         <w:t xml:space="preserve">, </w:t>
       </w:r>
       <w:r>
         <w:rPr>
+          <w:bCs/>
           <w:i/>
           <w:iCs/>
           <w:lang w:val="en-US"/>
@@ -7700,6 +9436,7 @@
       </w:r>
       <w:r>
         <w:rPr>
+          <w:bCs/>
           <w:lang w:val="en-US"/>
         </w:rPr>
         <w:t xml:space="preserve">(2). </w:t>
@@ -7708,6 +9445,7 @@
         <w:r>
           <w:rPr>
             <w:rStyle w:val="Kpr"/>
+            <w:bCs/>
             <w:lang w:val="en-US"/>
           </w:rPr>
           <w:t>https://doi.org/10.1007/s10291-021-01111-4</w:t>
@@ -7721,18 +9459,21 @@
         <w:ind w:left="720" w:hanging="720"/>
         <w:jc w:val="both"/>
         <w:rPr>
+          <w:bCs/>
           <w:lang w:val="en-US"/>
         </w:rPr>
       </w:pPr>
       <w:bookmarkStart w:id="6" w:name="f7a1c196fe277046d1dea061906de6f4"/>
       <w:r>
         <w:rPr>
+          <w:bCs/>
           <w:lang w:val="en-US"/>
         </w:rPr>
         <w:t xml:space="preserve">Chi, C., Zhang, X., Liu, J., Sun, Y., Zhang, Z., &amp; Zhan, X. (2023). GICI-LIB: A GNSS/INS/Camera Integrated Navigation Library. </w:t>
       </w:r>
       <w:r>
         <w:rPr>
+          <w:bCs/>
           <w:i/>
           <w:iCs/>
           <w:lang w:val="en-US"/>
@@ -7741,12 +9482,14 @@
       </w:r>
       <w:r>
         <w:rPr>
+          <w:bCs/>
           <w:lang w:val="en-US"/>
         </w:rPr>
         <w:t xml:space="preserve">, </w:t>
       </w:r>
       <w:r>
         <w:rPr>
+          <w:bCs/>
           <w:i/>
           <w:iCs/>
           <w:lang w:val="en-US"/>
@@ -7755,6 +9498,7 @@
       </w:r>
       <w:r>
         <w:rPr>
+          <w:bCs/>
           <w:lang w:val="en-US"/>
         </w:rPr>
         <w:t xml:space="preserve">(12), 7970. </w:t>
@@ -7763,6 +9507,7 @@
         <w:r>
           <w:rPr>
             <w:rStyle w:val="Kpr"/>
+            <w:bCs/>
             <w:lang w:val="en-US"/>
           </w:rPr>
           <w:t>https://doi.org/10.1109/lra.2023.3324825</w:t>
@@ -7775,6 +9520,7 @@
         <w:ind w:left="720" w:hanging="720"/>
         <w:jc w:val="both"/>
         <w:rPr>
+          <w:bCs/>
           <w:lang w:val="en-US"/>
         </w:rPr>
       </w:pPr>
@@ -7782,6 +9528,7 @@
       <w:bookmarkEnd w:id="6"/>
       <w:r>
         <w:rPr>
+          <w:bCs/>
           <w:lang w:val="en-US"/>
         </w:rPr>
         <w:t>El‐</w:t>
@@ -7789,6 +9536,7 @@
       <w:proofErr w:type="spellStart"/>
       <w:r>
         <w:rPr>
+          <w:bCs/>
           <w:lang w:val="en-US"/>
         </w:rPr>
         <w:t>Tokhey</w:t>
@@ -7796,12 +9544,14 @@
       <w:proofErr w:type="spellEnd"/>
       <w:r>
         <w:rPr>
+          <w:bCs/>
           <w:lang w:val="en-US"/>
         </w:rPr>
         <w:t xml:space="preserve">, M. (2019). Assessment of Single and Precise Point Positioning Over Long Observational Periods. </w:t>
       </w:r>
       <w:r>
         <w:rPr>
+          <w:bCs/>
           <w:i/>
           <w:iCs/>
           <w:lang w:val="en-US"/>
@@ -7810,12 +9560,14 @@
       </w:r>
       <w:r>
         <w:rPr>
+          <w:bCs/>
           <w:lang w:val="en-US"/>
         </w:rPr>
         <w:t xml:space="preserve">, </w:t>
       </w:r>
       <w:r>
         <w:rPr>
+          <w:bCs/>
           <w:i/>
           <w:iCs/>
           <w:lang w:val="en-US"/>
@@ -7824,6 +9576,7 @@
       </w:r>
       <w:r>
         <w:rPr>
+          <w:bCs/>
           <w:lang w:val="en-US"/>
         </w:rPr>
         <w:t xml:space="preserve">. </w:t>
@@ -7832,6 +9585,7 @@
         <w:r>
           <w:rPr>
             <w:rStyle w:val="Kpr"/>
+            <w:bCs/>
             <w:lang w:val="en-US"/>
           </w:rPr>
           <w:t>https://doi.org/10.17577/ijertv8is050112</w:t>
@@ -7844,6 +9598,7 @@
         <w:ind w:left="720" w:hanging="720"/>
         <w:jc w:val="both"/>
         <w:rPr>
+          <w:bCs/>
           <w:lang w:val="en-US"/>
         </w:rPr>
       </w:pPr>
@@ -7851,12 +9606,14 @@
       <w:bookmarkEnd w:id="7"/>
       <w:r>
         <w:rPr>
+          <w:bCs/>
           <w:lang w:val="en-US"/>
         </w:rPr>
         <w:t xml:space="preserve">Gao, W., Li, Z., Chen, Q., Jiang, W., &amp; Feng, Y. (2022). Modelling and prediction of GNSS time series using GBDT, LSTM and SVM machine learning approaches. </w:t>
       </w:r>
       <w:r>
         <w:rPr>
+          <w:bCs/>
           <w:i/>
           <w:iCs/>
           <w:lang w:val="en-US"/>
@@ -7865,12 +9622,14 @@
       </w:r>
       <w:r>
         <w:rPr>
+          <w:bCs/>
           <w:lang w:val="en-US"/>
         </w:rPr>
         <w:t xml:space="preserve">, </w:t>
       </w:r>
       <w:r>
         <w:rPr>
+          <w:bCs/>
           <w:i/>
           <w:iCs/>
           <w:lang w:val="en-US"/>
@@ -7879,6 +9638,7 @@
       </w:r>
       <w:r>
         <w:rPr>
+          <w:bCs/>
           <w:lang w:val="en-US"/>
         </w:rPr>
         <w:t xml:space="preserve">(10). </w:t>
@@ -7887,6 +9647,7 @@
         <w:r>
           <w:rPr>
             <w:rStyle w:val="Kpr"/>
+            <w:bCs/>
             <w:lang w:val="en-US"/>
           </w:rPr>
           <w:t>https://doi.org/10.1007/s00190-022-01662-5</w:t>
@@ -7900,11 +9661,13 @@
         <w:ind w:left="720" w:hanging="720"/>
         <w:jc w:val="both"/>
         <w:rPr>
+          <w:bCs/>
           <w:lang w:val="en-US"/>
         </w:rPr>
       </w:pPr>
       <w:r>
         <w:rPr>
+          <w:bCs/>
           <w:lang w:val="en-US"/>
         </w:rPr>
         <w:t>Groves, P. D. (2008). Principles of GNSS. </w:t>
@@ -7912,6 +9675,7 @@
       <w:proofErr w:type="gramStart"/>
       <w:r>
         <w:rPr>
+          <w:bCs/>
           <w:i/>
           <w:iCs/>
           <w:lang w:val="en-US"/>
@@ -7921,6 +9685,7 @@
       <w:proofErr w:type="gramEnd"/>
       <w:r>
         <w:rPr>
+          <w:bCs/>
           <w:i/>
           <w:iCs/>
           <w:lang w:val="en-US"/>
@@ -7930,6 +9695,7 @@
       <w:proofErr w:type="spellStart"/>
       <w:r>
         <w:rPr>
+          <w:bCs/>
           <w:i/>
           <w:iCs/>
           <w:lang w:val="en-US"/>
@@ -7939,6 +9705,7 @@
       <w:proofErr w:type="spellEnd"/>
       <w:r>
         <w:rPr>
+          <w:bCs/>
           <w:i/>
           <w:iCs/>
           <w:lang w:val="en-US"/>
@@ -7947,12 +9714,14 @@
       </w:r>
       <w:r>
         <w:rPr>
+          <w:bCs/>
           <w:lang w:val="en-US"/>
         </w:rPr>
         <w:t>, </w:t>
       </w:r>
       <w:r>
         <w:rPr>
+          <w:bCs/>
           <w:i/>
           <w:iCs/>
           <w:lang w:val="en-US"/>
@@ -7961,6 +9730,7 @@
       </w:r>
       <w:r>
         <w:rPr>
+          <w:bCs/>
           <w:lang w:val="en-US"/>
         </w:rPr>
         <w:t>.</w:t>
@@ -7972,17 +9742,20 @@
         <w:ind w:left="720" w:hanging="720"/>
         <w:jc w:val="both"/>
         <w:rPr>
+          <w:bCs/>
           <w:lang w:val="en-US"/>
         </w:rPr>
       </w:pPr>
       <w:r>
         <w:rPr>
+          <w:bCs/>
           <w:lang w:val="en-US"/>
         </w:rPr>
         <w:t xml:space="preserve">Gou, J., Rösch, C., Shehaj, E., Chen, K., Kiani Shahvandi, M., Soja, B., &amp; Rothacher, M. (2023). Modeling the Differences between Ultra-Rapid and Final Orbit Products of GPS Satellites Using Machine-Learning Approaches. </w:t>
       </w:r>
       <w:r>
         <w:rPr>
+          <w:bCs/>
           <w:i/>
           <w:iCs/>
           <w:lang w:val="en-US"/>
@@ -7991,12 +9764,14 @@
       </w:r>
       <w:r>
         <w:rPr>
+          <w:bCs/>
           <w:lang w:val="en-US"/>
         </w:rPr>
         <w:t xml:space="preserve">, </w:t>
       </w:r>
       <w:r>
         <w:rPr>
+          <w:bCs/>
           <w:i/>
           <w:iCs/>
           <w:lang w:val="en-US"/>
@@ -8005,6 +9780,7 @@
       </w:r>
       <w:r>
         <w:rPr>
+          <w:bCs/>
           <w:lang w:val="en-US"/>
         </w:rPr>
         <w:t>(23), 5585. https://doi.org/10.3390/rs15235585</w:t>
@@ -8016,6 +9792,7 @@
         <w:ind w:left="720" w:hanging="720"/>
         <w:jc w:val="both"/>
         <w:rPr>
+          <w:bCs/>
           <w:lang w:val="en-US"/>
         </w:rPr>
       </w:pPr>
@@ -8023,6 +9800,7 @@
       <w:proofErr w:type="spellStart"/>
       <w:r>
         <w:rPr>
+          <w:bCs/>
           <w:lang w:val="en-US"/>
         </w:rPr>
         <w:t>Hankansurijat</w:t>
@@ -8030,12 +9808,14 @@
       <w:proofErr w:type="spellEnd"/>
       <w:r>
         <w:rPr>
+          <w:bCs/>
           <w:lang w:val="en-US"/>
         </w:rPr>
         <w:t xml:space="preserve">, C., &amp; Andrei, C.-O. (2018). Atmospheric Water Estimation Using GNSS Precise Point Positioning Method. </w:t>
       </w:r>
       <w:r>
         <w:rPr>
+          <w:bCs/>
           <w:i/>
           <w:iCs/>
           <w:lang w:val="en-US"/>
@@ -8044,12 +9824,14 @@
       </w:r>
       <w:r>
         <w:rPr>
+          <w:bCs/>
           <w:lang w:val="en-US"/>
         </w:rPr>
         <w:t xml:space="preserve">, </w:t>
       </w:r>
       <w:r>
         <w:rPr>
+          <w:bCs/>
           <w:i/>
           <w:iCs/>
           <w:lang w:val="en-US"/>
@@ -8058,6 +9840,7 @@
       </w:r>
       <w:r>
         <w:rPr>
+          <w:bCs/>
           <w:lang w:val="en-US"/>
         </w:rPr>
         <w:t xml:space="preserve">(6), 37. </w:t>
@@ -8066,6 +9849,7 @@
         <w:r>
           <w:rPr>
             <w:rStyle w:val="Kpr"/>
+            <w:bCs/>
             <w:lang w:val="en-US"/>
           </w:rPr>
           <w:t>https://doi.org/10.4186/ej.2018.22.6.37</w:t>
@@ -8079,18 +9863,21 @@
         <w:ind w:left="720" w:hanging="720"/>
         <w:jc w:val="both"/>
         <w:rPr>
+          <w:bCs/>
           <w:lang w:val="en-US"/>
         </w:rPr>
       </w:pPr>
       <w:bookmarkStart w:id="10" w:name="a39ad82d287ac7418a632866c5890983"/>
       <w:r>
         <w:rPr>
+          <w:bCs/>
           <w:lang w:val="en-US"/>
         </w:rPr>
         <w:t xml:space="preserve">Hutton, J. J., Gopaul, N., Zhang, X., Wang, J., Menon, V., Rieck, D., Kipka, A., &amp; Pastor, F. (2016). CENTIMETER-LEVEL, ROBUST GNSS-AIDED INERTIAL POST-PROCESSING FOR MOBILE MAPPING WITHOUT LOCAL REFERENCE STATIONS. </w:t>
       </w:r>
       <w:r>
         <w:rPr>
+          <w:bCs/>
           <w:i/>
           <w:iCs/>
           <w:lang w:val="en-US"/>
@@ -8099,6 +9886,7 @@
       </w:r>
       <w:r>
         <w:rPr>
+          <w:bCs/>
           <w:lang w:val="en-US"/>
         </w:rPr>
         <w:t xml:space="preserve">, 819. </w:t>
@@ -8107,6 +9895,7 @@
         <w:r>
           <w:rPr>
             <w:rStyle w:val="Kpr"/>
+            <w:bCs/>
             <w:lang w:val="en-US"/>
           </w:rPr>
           <w:t>https://doi.org/10.5194/isprsarchives-xli-b3-819-2016</w:t>
@@ -8120,12 +9909,14 @@
         <w:ind w:left="720" w:hanging="720"/>
         <w:jc w:val="both"/>
         <w:rPr>
+          <w:bCs/>
           <w:lang w:val="en-US"/>
         </w:rPr>
       </w:pPr>
       <w:proofErr w:type="spellStart"/>
       <w:r>
         <w:rPr>
+          <w:bCs/>
           <w:lang w:val="en-US"/>
         </w:rPr>
         <w:t>Karlitepe</w:t>
@@ -8133,12 +9924,14 @@
       <w:proofErr w:type="spellEnd"/>
       <w:r>
         <w:rPr>
+          <w:bCs/>
           <w:lang w:val="en-US"/>
         </w:rPr>
         <w:t>, F., Erdogan, B. Machine learning algorithms for FCB (fractional cycle bias) estimation in PPP ambiguity resolution. </w:t>
       </w:r>
       <w:r>
         <w:rPr>
+          <w:bCs/>
           <w:i/>
           <w:iCs/>
           <w:lang w:val="en-US"/>
@@ -8148,6 +9941,7 @@
       <w:proofErr w:type="spellStart"/>
       <w:r>
         <w:rPr>
+          <w:bCs/>
           <w:i/>
           <w:iCs/>
           <w:lang w:val="en-US"/>
@@ -8157,28 +9951,16 @@
       <w:proofErr w:type="spellEnd"/>
       <w:r>
         <w:rPr>
-          <w:lang w:val="en-US"/>
-        </w:rPr>
-        <w:t> </w:t>
-      </w:r>
-      <w:r>
-        <w:rPr>
-          <w:b/>
-          <w:bCs/>
-          <w:lang w:val="en-US"/>
-        </w:rPr>
-        <w:t>18</w:t>
-      </w:r>
-      <w:r>
-        <w:rPr>
-          <w:lang w:val="en-US"/>
-        </w:rPr>
-        <w:t xml:space="preserve">, 139 (2025). </w:t>
+          <w:bCs/>
+          <w:lang w:val="en-US"/>
+        </w:rPr>
+        <w:t xml:space="preserve"> 18, 139 (2025). </w:t>
       </w:r>
       <w:hyperlink r:id="rId19" w:history="1">
         <w:r>
           <w:rPr>
             <w:rStyle w:val="Kpr"/>
+            <w:bCs/>
             <w:lang w:val="en-US"/>
           </w:rPr>
           <w:t>https://doi.org/10.1007/s12517-025-12276-4</w:t>
@@ -8191,11 +9973,13 @@
         <w:ind w:left="720" w:hanging="720"/>
         <w:jc w:val="both"/>
         <w:rPr>
+          <w:bCs/>
           <w:lang w:val="en-US"/>
         </w:rPr>
       </w:pPr>
       <w:r>
         <w:rPr>
+          <w:bCs/>
           <w:lang w:val="en-US"/>
         </w:rPr>
         <w:t xml:space="preserve">Kavitha, S., Mula, P., Kamat, M., Nirmala, S., &amp; </w:t>
@@ -8203,6 +9987,7 @@
       <w:proofErr w:type="spellStart"/>
       <w:r>
         <w:rPr>
+          <w:bCs/>
           <w:lang w:val="en-US"/>
         </w:rPr>
         <w:t>Manathara</w:t>
@@ -8210,12 +9995,14 @@
       <w:proofErr w:type="spellEnd"/>
       <w:r>
         <w:rPr>
+          <w:bCs/>
           <w:lang w:val="en-US"/>
         </w:rPr>
         <w:t xml:space="preserve">, J. G. (2022). </w:t>
       </w:r>
       <w:r>
         <w:rPr>
+          <w:bCs/>
           <w:i/>
           <w:iCs/>
           <w:lang w:val="en-US"/>
@@ -8224,6 +10011,7 @@
       </w:r>
       <w:r>
         <w:rPr>
+          <w:bCs/>
           <w:lang w:val="en-US"/>
         </w:rPr>
         <w:t xml:space="preserve">. IFAC </w:t>
@@ -8231,6 +10019,7 @@
       <w:proofErr w:type="spellStart"/>
       <w:r>
         <w:rPr>
+          <w:bCs/>
           <w:lang w:val="en-US"/>
         </w:rPr>
         <w:t>PapersOnLine</w:t>
@@ -8238,6 +10027,7 @@
       <w:proofErr w:type="spellEnd"/>
       <w:r>
         <w:rPr>
+          <w:bCs/>
           <w:lang w:val="en-US"/>
         </w:rPr>
         <w:t>, 55(1), 235–240. https://doi.org/10.1016/j.ifacol.2022.04.039</w:t>
@@ -8249,54 +10039,72 @@
         <w:ind w:left="720" w:hanging="720"/>
         <w:jc w:val="both"/>
         <w:rPr>
+          <w:bCs/>
           <w:lang w:val="en-US"/>
         </w:rPr>
       </w:pPr>
       <w:bookmarkStart w:id="11" w:name="99c3236897c7c9d579db0d6ffc3b9840"/>
       <w:r>
         <w:rPr>
+          <w:bCs/>
           <w:lang w:val="en-US"/>
         </w:rPr>
         <w:t xml:space="preserve">Lou, Y., Dai, X., Gong, X., Li, C., Qing, Y., Liu, Y., Peng, Y., &amp; Gu, S. (2022). A review of real-time multi-GNSS precise orbit determination based on the filter method [Review of </w:t>
       </w:r>
       <w:r>
         <w:rPr>
+          <w:bCs/>
           <w:i/>
           <w:iCs/>
           <w:lang w:val="en-US"/>
         </w:rPr>
-        <w:t>A review of real-time multi-GNSS precise orbit determination based on the filter method</w:t>
-      </w:r>
-      <w:r>
-        <w:rPr>
-          <w:lang w:val="en-US"/>
-        </w:rPr>
-        <w:t xml:space="preserve">]. </w:t>
-      </w:r>
-      <w:r>
-        <w:rPr>
+        <w:t>A review of real-time multi-</w:t>
+      </w:r>
+      <w:r>
+        <w:rPr>
+          <w:bCs/>
           <w:i/>
           <w:iCs/>
           <w:lang w:val="en-US"/>
         </w:rPr>
-        <w:t>Satellite Navigation</w:t>
-      </w:r>
-      <w:r>
-        <w:rPr>
-          <w:lang w:val="en-US"/>
-        </w:rPr>
-        <w:t xml:space="preserve">, </w:t>
-      </w:r>
-      <w:r>
-        <w:rPr>
+        <w:lastRenderedPageBreak/>
+        <w:t>GNSS precise orbit determination based on the filter method</w:t>
+      </w:r>
+      <w:r>
+        <w:rPr>
+          <w:bCs/>
+          <w:lang w:val="en-US"/>
+        </w:rPr>
+        <w:t xml:space="preserve">]. </w:t>
+      </w:r>
+      <w:r>
+        <w:rPr>
+          <w:bCs/>
           <w:i/>
           <w:iCs/>
           <w:lang w:val="en-US"/>
         </w:rPr>
+        <w:t>Satellite Navigation</w:t>
+      </w:r>
+      <w:r>
+        <w:rPr>
+          <w:bCs/>
+          <w:lang w:val="en-US"/>
+        </w:rPr>
+        <w:t xml:space="preserve">, </w:t>
+      </w:r>
+      <w:r>
+        <w:rPr>
+          <w:bCs/>
+          <w:i/>
+          <w:iCs/>
+          <w:lang w:val="en-US"/>
+        </w:rPr>
         <w:t>3</w:t>
       </w:r>
       <w:r>
         <w:rPr>
+          <w:bCs/>
           <w:lang w:val="en-US"/>
         </w:rPr>
         <w:t xml:space="preserve">(1). Springer Nature. </w:t>
@@ -8305,6 +10113,7 @@
         <w:r>
           <w:rPr>
             <w:rStyle w:val="Kpr"/>
+            <w:bCs/>
             <w:lang w:val="en-US"/>
           </w:rPr>
           <w:t>https://doi.org/10.1186/s43020-022-00075-1</w:t>
@@ -8317,6 +10126,7 @@
         <w:ind w:left="720" w:hanging="720"/>
         <w:jc w:val="both"/>
         <w:rPr>
+          <w:bCs/>
           <w:lang w:val="fr-FR"/>
         </w:rPr>
       </w:pPr>
@@ -8324,6 +10134,7 @@
       <w:bookmarkEnd w:id="11"/>
       <w:r>
         <w:rPr>
+          <w:bCs/>
           <w:lang w:val="en-US"/>
         </w:rPr>
         <w:t xml:space="preserve">Marques, H. A., Monico, J. F. G., Shimabukuro, M. H., Oyama, R. T., &amp; Wentz, J. P. (2014). PPP EM TEMPO REAL: FUNDAMENTOS, IMPLEMENTAÇÃO COMPUTACIONAL E ANÁLISES DE RESULTADOS NO MODO ESTÁTICO E CINEMÁTICO. </w:t>
@@ -8331,6 +10142,7 @@
       <w:proofErr w:type="spellStart"/>
       <w:r>
         <w:rPr>
+          <w:bCs/>
           <w:i/>
           <w:iCs/>
           <w:lang w:val="fr-FR"/>
@@ -8340,6 +10152,7 @@
       <w:proofErr w:type="spellEnd"/>
       <w:r>
         <w:rPr>
+          <w:bCs/>
           <w:i/>
           <w:iCs/>
           <w:lang w:val="fr-FR"/>
@@ -8349,6 +10162,7 @@
       <w:proofErr w:type="spellStart"/>
       <w:r>
         <w:rPr>
+          <w:bCs/>
           <w:i/>
           <w:iCs/>
           <w:lang w:val="fr-FR"/>
@@ -8358,12 +10172,14 @@
       <w:proofErr w:type="spellEnd"/>
       <w:r>
         <w:rPr>
+          <w:bCs/>
           <w:lang w:val="fr-FR"/>
         </w:rPr>
         <w:t xml:space="preserve">, </w:t>
       </w:r>
       <w:r>
         <w:rPr>
+          <w:bCs/>
           <w:i/>
           <w:iCs/>
           <w:lang w:val="fr-FR"/>
@@ -8372,6 +10188,7 @@
       </w:r>
       <w:r>
         <w:rPr>
+          <w:bCs/>
           <w:lang w:val="fr-FR"/>
         </w:rPr>
         <w:t xml:space="preserve">(6). </w:t>
@@ -8380,6 +10197,7 @@
         <w:r>
           <w:rPr>
             <w:rStyle w:val="Kpr"/>
+            <w:bCs/>
             <w:lang w:val="fr-FR"/>
           </w:rPr>
           <w:t>https://doi.org/10.14393/rbcv66n6-44717</w:t>
@@ -8393,12 +10211,14 @@
         <w:ind w:left="720" w:hanging="720"/>
         <w:jc w:val="both"/>
         <w:rPr>
+          <w:bCs/>
           <w:lang w:val="en-US"/>
         </w:rPr>
       </w:pPr>
       <w:bookmarkStart w:id="13" w:name="b845f36a426e2071ed5616b817bbeb02"/>
       <w:r>
         <w:rPr>
+          <w:bCs/>
           <w:lang w:val="fr-FR"/>
         </w:rPr>
         <w:t xml:space="preserve">Martín, Á., </w:t>
@@ -8406,6 +10226,7 @@
       <w:proofErr w:type="spellStart"/>
       <w:r>
         <w:rPr>
+          <w:bCs/>
           <w:lang w:val="fr-FR"/>
         </w:rPr>
         <w:t>Julián</w:t>
@@ -8413,6 +10234,7 @@
       <w:proofErr w:type="spellEnd"/>
       <w:r>
         <w:rPr>
+          <w:bCs/>
           <w:lang w:val="fr-FR"/>
         </w:rPr>
         <w:t>, A. B. A., Dimas-Pages, A., &amp; Cos-</w:t>
@@ -8420,6 +10242,7 @@
       <w:proofErr w:type="spellStart"/>
       <w:r>
         <w:rPr>
+          <w:bCs/>
           <w:lang w:val="fr-FR"/>
         </w:rPr>
         <w:t>Gayón</w:t>
@@ -8427,18 +10250,21 @@
       <w:proofErr w:type="spellEnd"/>
       <w:r>
         <w:rPr>
+          <w:bCs/>
           <w:lang w:val="fr-FR"/>
         </w:rPr>
         <w:t xml:space="preserve">, F. (2015). </w:t>
       </w:r>
       <w:r>
         <w:rPr>
+          <w:bCs/>
           <w:lang w:val="en-US"/>
         </w:rPr>
         <w:t xml:space="preserve">Validation of performance of real-time kinematic PPP. A possible tool for deformation monitoring. </w:t>
       </w:r>
       <w:r>
         <w:rPr>
+          <w:bCs/>
           <w:i/>
           <w:iCs/>
           <w:lang w:val="en-US"/>
@@ -8447,12 +10273,14 @@
       </w:r>
       <w:r>
         <w:rPr>
+          <w:bCs/>
           <w:lang w:val="en-US"/>
         </w:rPr>
         <w:t xml:space="preserve">, </w:t>
       </w:r>
       <w:r>
         <w:rPr>
+          <w:bCs/>
           <w:i/>
           <w:iCs/>
           <w:lang w:val="en-US"/>
@@ -8461,6 +10289,7 @@
       </w:r>
       <w:r>
         <w:rPr>
+          <w:bCs/>
           <w:lang w:val="en-US"/>
         </w:rPr>
         <w:t xml:space="preserve">, 95. </w:t>
@@ -8469,6 +10298,7 @@
         <w:r>
           <w:rPr>
             <w:rStyle w:val="Kpr"/>
+            <w:bCs/>
             <w:lang w:val="en-US"/>
           </w:rPr>
           <w:t>https://doi.org/10.1016/j.measurement.2015.03.026</w:t>
@@ -8481,6 +10311,7 @@
         <w:ind w:left="720" w:hanging="720"/>
         <w:jc w:val="both"/>
         <w:rPr>
+          <w:bCs/>
           <w:lang w:val="en-US"/>
         </w:rPr>
       </w:pPr>
@@ -8488,12 +10319,14 @@
       <w:bookmarkEnd w:id="13"/>
       <w:r>
         <w:rPr>
+          <w:bCs/>
           <w:lang w:val="en-US"/>
         </w:rPr>
         <w:t xml:space="preserve">Mohanty, A., &amp; Gao, G. (2024). A survey of machine learning techniques for improving Global Navigation Satellite Systems. </w:t>
       </w:r>
       <w:r>
         <w:rPr>
+          <w:bCs/>
           <w:i/>
           <w:iCs/>
           <w:lang w:val="en-US"/>
@@ -8502,12 +10335,14 @@
       </w:r>
       <w:r>
         <w:rPr>
+          <w:bCs/>
           <w:lang w:val="en-US"/>
         </w:rPr>
         <w:t xml:space="preserve">, </w:t>
       </w:r>
       <w:r>
         <w:rPr>
+          <w:bCs/>
           <w:i/>
           <w:iCs/>
           <w:lang w:val="en-US"/>
@@ -8516,6 +10351,7 @@
       </w:r>
       <w:r>
         <w:rPr>
+          <w:bCs/>
           <w:lang w:val="en-US"/>
         </w:rPr>
         <w:t xml:space="preserve">(1). </w:t>
@@ -8524,6 +10360,7 @@
         <w:r>
           <w:rPr>
             <w:rStyle w:val="Kpr"/>
+            <w:bCs/>
             <w:lang w:val="en-US"/>
           </w:rPr>
           <w:t>https://doi.org/10.1186/s13634-024-01167-7</w:t>
@@ -8537,24 +10374,28 @@
         <w:ind w:left="720" w:hanging="720"/>
         <w:jc w:val="both"/>
         <w:rPr>
+          <w:bCs/>
           <w:lang w:val="en-US"/>
         </w:rPr>
       </w:pPr>
       <w:bookmarkStart w:id="15" w:name="40368656e8fbef9a8352a5845e15dba9"/>
       <w:r>
         <w:rPr>
+          <w:bCs/>
           <w:lang w:val="fr-FR"/>
         </w:rPr>
         <w:t xml:space="preserve">Naciri, N., Yi, D., Bisnath, S., Blas, F. J. de, &amp; Capua, R. (2023). </w:t>
       </w:r>
       <w:r>
         <w:rPr>
+          <w:bCs/>
           <w:lang w:val="en-US"/>
         </w:rPr>
         <w:t xml:space="preserve">Assessment of Galileo High Accuracy Service (HAS) test signals and preliminary positioning performance. </w:t>
       </w:r>
       <w:r>
         <w:rPr>
+          <w:bCs/>
           <w:i/>
           <w:iCs/>
           <w:lang w:val="en-US"/>
@@ -8563,12 +10404,14 @@
       </w:r>
       <w:r>
         <w:rPr>
+          <w:bCs/>
           <w:lang w:val="en-US"/>
         </w:rPr>
         <w:t xml:space="preserve">, </w:t>
       </w:r>
       <w:r>
         <w:rPr>
+          <w:bCs/>
           <w:i/>
           <w:iCs/>
           <w:lang w:val="en-US"/>
@@ -8577,6 +10420,7 @@
       </w:r>
       <w:r>
         <w:rPr>
+          <w:bCs/>
           <w:lang w:val="en-US"/>
         </w:rPr>
         <w:t xml:space="preserve">(2). </w:t>
@@ -8585,6 +10429,7 @@
         <w:r>
           <w:rPr>
             <w:rStyle w:val="Kpr"/>
+            <w:bCs/>
             <w:lang w:val="en-US"/>
           </w:rPr>
           <w:t>https://doi.org/10.1007/s10291-023-01410-y</w:t>
@@ -8597,6 +10442,7 @@
         <w:ind w:left="720" w:hanging="720"/>
         <w:jc w:val="both"/>
         <w:rPr>
+          <w:bCs/>
           <w:lang w:val="en-US"/>
         </w:rPr>
       </w:pPr>
@@ -8605,6 +10451,7 @@
       <w:proofErr w:type="spellStart"/>
       <w:r>
         <w:rPr>
+          <w:bCs/>
           <w:lang w:val="en-US"/>
         </w:rPr>
         <w:t>Öğütcü</w:t>
@@ -8612,12 +10459,14 @@
       <w:proofErr w:type="spellEnd"/>
       <w:r>
         <w:rPr>
+          <w:bCs/>
           <w:lang w:val="en-US"/>
         </w:rPr>
         <w:t xml:space="preserve">, S. (2019). Performance assessment of IGS Combined/JPL individual rapid and ultra-rapid products: consideration of precise point positioning technique. </w:t>
       </w:r>
       <w:r>
         <w:rPr>
+          <w:bCs/>
           <w:i/>
           <w:iCs/>
           <w:lang w:val="en-US"/>
@@ -8626,12 +10475,14 @@
       </w:r>
       <w:r>
         <w:rPr>
+          <w:bCs/>
           <w:lang w:val="en-US"/>
         </w:rPr>
         <w:t xml:space="preserve">, </w:t>
       </w:r>
       <w:r>
         <w:rPr>
+          <w:bCs/>
           <w:i/>
           <w:iCs/>
           <w:lang w:val="en-US"/>
@@ -8640,6 +10491,7 @@
       </w:r>
       <w:r>
         <w:rPr>
+          <w:bCs/>
           <w:lang w:val="en-US"/>
         </w:rPr>
         <w:t xml:space="preserve">(1), 1. </w:t>
@@ -8648,6 +10500,7 @@
         <w:r>
           <w:rPr>
             <w:rStyle w:val="Kpr"/>
+            <w:bCs/>
             <w:lang w:val="en-US"/>
           </w:rPr>
           <w:t>https://doi.org/10.26833/ijeg.577385</w:t>
@@ -8661,21 +10514,23 @@
         <w:ind w:left="720" w:hanging="720"/>
         <w:jc w:val="both"/>
         <w:rPr>
+          <w:bCs/>
           <w:lang w:val="fr-FR"/>
         </w:rPr>
       </w:pPr>
       <w:proofErr w:type="spellStart"/>
       <w:r>
         <w:rPr>
+          <w:bCs/>
           <w:color w:val="212529"/>
           <w:lang w:val="en-US"/>
         </w:rPr>
-        <w:lastRenderedPageBreak/>
         <w:t>Öcalan</w:t>
       </w:r>
       <w:proofErr w:type="spellEnd"/>
       <w:r>
         <w:rPr>
+          <w:bCs/>
           <w:color w:val="212529"/>
           <w:lang w:val="en-US"/>
         </w:rPr>
@@ -8684,6 +10539,7 @@
       <w:proofErr w:type="spellStart"/>
       <w:r>
         <w:rPr>
+          <w:bCs/>
           <w:color w:val="212529"/>
           <w:lang w:val="en-US"/>
         </w:rPr>
@@ -8692,6 +10548,7 @@
       <w:proofErr w:type="spellEnd"/>
       <w:r>
         <w:rPr>
+          <w:bCs/>
           <w:color w:val="212529"/>
           <w:lang w:val="en-US"/>
         </w:rPr>
@@ -8700,6 +10557,7 @@
       <w:proofErr w:type="spellStart"/>
       <w:r>
         <w:rPr>
+          <w:bCs/>
           <w:color w:val="212529"/>
           <w:lang w:val="en-US"/>
         </w:rPr>
@@ -8708,6 +10566,7 @@
       <w:proofErr w:type="spellEnd"/>
       <w:r>
         <w:rPr>
+          <w:bCs/>
           <w:color w:val="212529"/>
           <w:lang w:val="en-US"/>
         </w:rPr>
@@ -8716,6 +10575,7 @@
       <w:proofErr w:type="spellStart"/>
       <w:r>
         <w:rPr>
+          <w:bCs/>
           <w:color w:val="212529"/>
           <w:lang w:val="en-US"/>
         </w:rPr>
@@ -8724,6 +10584,7 @@
       <w:proofErr w:type="spellEnd"/>
       <w:r>
         <w:rPr>
+          <w:bCs/>
           <w:color w:val="212529"/>
           <w:lang w:val="en-US"/>
         </w:rPr>
@@ -8732,6 +10593,7 @@
       <w:proofErr w:type="spellStart"/>
       <w:r>
         <w:rPr>
+          <w:bCs/>
           <w:color w:val="212529"/>
           <w:lang w:val="en-US"/>
         </w:rPr>
@@ -8740,6 +10602,7 @@
       <w:proofErr w:type="spellEnd"/>
       <w:r>
         <w:rPr>
+          <w:bCs/>
           <w:color w:val="212529"/>
           <w:lang w:val="en-US"/>
         </w:rPr>
@@ -8748,6 +10611,7 @@
       <w:proofErr w:type="spellStart"/>
       <w:r>
         <w:rPr>
+          <w:bCs/>
           <w:color w:val="212529"/>
           <w:lang w:val="en-US"/>
         </w:rPr>
@@ -8756,6 +10620,7 @@
       <w:proofErr w:type="spellEnd"/>
       <w:r>
         <w:rPr>
+          <w:bCs/>
           <w:color w:val="212529"/>
           <w:lang w:val="en-US"/>
         </w:rPr>
@@ -8764,6 +10629,7 @@
       <w:proofErr w:type="spellStart"/>
       <w:r>
         <w:rPr>
+          <w:bCs/>
           <w:color w:val="212529"/>
           <w:lang w:val="en-US"/>
         </w:rPr>
@@ -8772,6 +10638,7 @@
       <w:proofErr w:type="spellEnd"/>
       <w:r>
         <w:rPr>
+          <w:bCs/>
           <w:color w:val="212529"/>
           <w:lang w:val="en-US"/>
         </w:rPr>
@@ -8780,6 +10647,7 @@
       <w:proofErr w:type="spellStart"/>
       <w:r>
         <w:rPr>
+          <w:bCs/>
           <w:color w:val="212529"/>
           <w:lang w:val="en-US"/>
         </w:rPr>
@@ -8788,6 +10656,7 @@
       <w:proofErr w:type="spellEnd"/>
       <w:r>
         <w:rPr>
+          <w:bCs/>
           <w:color w:val="212529"/>
           <w:lang w:val="en-US"/>
         </w:rPr>
@@ -8796,6 +10665,7 @@
       <w:proofErr w:type="spellStart"/>
       <w:r>
         <w:rPr>
+          <w:bCs/>
           <w:color w:val="212529"/>
           <w:lang w:val="en-US"/>
         </w:rPr>
@@ -8804,6 +10674,7 @@
       <w:proofErr w:type="spellEnd"/>
       <w:r>
         <w:rPr>
+          <w:bCs/>
           <w:color w:val="212529"/>
           <w:lang w:val="en-US"/>
         </w:rPr>
@@ -8812,6 +10683,7 @@
       <w:proofErr w:type="spellStart"/>
       <w:r>
         <w:rPr>
+          <w:bCs/>
           <w:color w:val="212529"/>
           <w:lang w:val="en-US"/>
         </w:rPr>
@@ -8820,6 +10692,7 @@
       <w:proofErr w:type="spellEnd"/>
       <w:r>
         <w:rPr>
+          <w:bCs/>
           <w:color w:val="212529"/>
           <w:lang w:val="en-US"/>
         </w:rPr>
@@ -8828,6 +10701,7 @@
       <w:proofErr w:type="spellStart"/>
       <w:r>
         <w:rPr>
+          <w:bCs/>
           <w:color w:val="212529"/>
           <w:lang w:val="en-US"/>
         </w:rPr>
@@ -8836,6 +10710,7 @@
       <w:proofErr w:type="spellEnd"/>
       <w:r>
         <w:rPr>
+          <w:bCs/>
           <w:color w:val="212529"/>
           <w:lang w:val="en-US"/>
         </w:rPr>
@@ -8844,6 +10719,7 @@
       <w:proofErr w:type="spellStart"/>
       <w:r>
         <w:rPr>
+          <w:bCs/>
           <w:i/>
           <w:iCs/>
           <w:color w:val="212529"/>
@@ -8854,6 +10730,7 @@
       <w:proofErr w:type="spellEnd"/>
       <w:r>
         <w:rPr>
+          <w:bCs/>
           <w:i/>
           <w:iCs/>
           <w:color w:val="212529"/>
@@ -8864,6 +10741,7 @@
       <w:proofErr w:type="spellStart"/>
       <w:r>
         <w:rPr>
+          <w:bCs/>
           <w:i/>
           <w:iCs/>
           <w:color w:val="212529"/>
@@ -8874,6 +10752,7 @@
       <w:proofErr w:type="spellEnd"/>
       <w:r>
         <w:rPr>
+          <w:bCs/>
           <w:i/>
           <w:iCs/>
           <w:color w:val="212529"/>
@@ -8884,6 +10763,7 @@
       <w:proofErr w:type="spellStart"/>
       <w:r>
         <w:rPr>
+          <w:bCs/>
           <w:i/>
           <w:iCs/>
           <w:color w:val="212529"/>
@@ -8894,6 +10774,7 @@
       <w:proofErr w:type="spellEnd"/>
       <w:r>
         <w:rPr>
+          <w:bCs/>
           <w:i/>
           <w:iCs/>
           <w:color w:val="212529"/>
@@ -8904,6 +10785,7 @@
       <w:proofErr w:type="spellStart"/>
       <w:r>
         <w:rPr>
+          <w:bCs/>
           <w:i/>
           <w:iCs/>
           <w:color w:val="212529"/>
@@ -8914,6 +10796,7 @@
       <w:proofErr w:type="spellEnd"/>
       <w:r>
         <w:rPr>
+          <w:bCs/>
           <w:color w:val="212529"/>
           <w:lang w:val="fr-FR"/>
         </w:rPr>
@@ -8921,6 +10804,7 @@
       </w:r>
       <w:r>
         <w:rPr>
+          <w:bCs/>
           <w:i/>
           <w:iCs/>
           <w:color w:val="212529"/>
@@ -8930,6 +10814,7 @@
       </w:r>
       <w:r>
         <w:rPr>
+          <w:bCs/>
           <w:color w:val="212529"/>
           <w:lang w:val="fr-FR"/>
         </w:rPr>
@@ -8939,6 +10824,7 @@
         <w:r>
           <w:rPr>
             <w:rStyle w:val="Kpr"/>
+            <w:bCs/>
             <w:color w:val="0B58A2"/>
             <w:lang w:val="fr-FR"/>
           </w:rPr>
@@ -8952,24 +10838,28 @@
         <w:ind w:left="720" w:hanging="720"/>
         <w:jc w:val="both"/>
         <w:rPr>
+          <w:bCs/>
           <w:lang w:val="fr-FR"/>
         </w:rPr>
       </w:pPr>
       <w:bookmarkStart w:id="17" w:name="04029847caa9f3eee7c9c37738a8c875"/>
       <w:r>
         <w:rPr>
+          <w:bCs/>
           <w:lang w:val="fr-FR"/>
         </w:rPr>
         <w:t xml:space="preserve">Oliveira, P. S. de. </w:t>
       </w:r>
       <w:r>
         <w:rPr>
+          <w:bCs/>
           <w:lang w:val="en-US"/>
         </w:rPr>
         <w:t xml:space="preserve">(2017). Definition and implementation of a new service for precise GNSS positioning. </w:t>
       </w:r>
       <w:r>
         <w:rPr>
+          <w:bCs/>
           <w:i/>
           <w:iCs/>
           <w:lang w:val="fr-FR"/>
@@ -8978,6 +10868,7 @@
       </w:r>
       <w:r>
         <w:rPr>
+          <w:bCs/>
           <w:lang w:val="fr-FR"/>
         </w:rPr>
         <w:t xml:space="preserve">. </w:t>
@@ -8986,6 +10877,7 @@
         <w:r>
           <w:rPr>
             <w:rStyle w:val="Kpr"/>
+            <w:bCs/>
             <w:lang w:val="fr-FR"/>
           </w:rPr>
           <w:t>https://tel.archives-ouvertes.fr/tel-01695792</w:t>
@@ -8998,6 +10890,7 @@
         <w:ind w:left="720" w:hanging="720"/>
         <w:jc w:val="both"/>
         <w:rPr>
+          <w:bCs/>
           <w:lang w:val="en-US"/>
         </w:rPr>
       </w:pPr>
@@ -9005,6 +10898,7 @@
       <w:bookmarkEnd w:id="17"/>
       <w:r>
         <w:rPr>
+          <w:bCs/>
           <w:lang w:val="fr-FR"/>
         </w:rPr>
         <w:t xml:space="preserve">Pandele, A., </w:t>
@@ -9012,6 +10906,7 @@
       <w:proofErr w:type="spellStart"/>
       <w:r>
         <w:rPr>
+          <w:bCs/>
           <w:lang w:val="fr-FR"/>
         </w:rPr>
         <w:t>Cherciu</w:t>
@@ -9019,6 +10914,7 @@
       <w:proofErr w:type="spellEnd"/>
       <w:r>
         <w:rPr>
+          <w:bCs/>
           <w:lang w:val="fr-FR"/>
         </w:rPr>
         <w:t xml:space="preserve">, C., Trușculescu, M., </w:t>
@@ -9026,6 +10922,7 @@
       <w:proofErr w:type="spellStart"/>
       <w:r>
         <w:rPr>
+          <w:bCs/>
           <w:lang w:val="fr-FR"/>
         </w:rPr>
         <w:t>Drăgășanu</w:t>
@@ -9033,18 +10930,21 @@
       <w:proofErr w:type="spellEnd"/>
       <w:r>
         <w:rPr>
+          <w:bCs/>
           <w:lang w:val="fr-FR"/>
         </w:rPr>
         <w:t xml:space="preserve">, C., &amp; Mihai, S.-Ş. (2019). </w:t>
       </w:r>
       <w:r>
         <w:rPr>
+          <w:bCs/>
           <w:lang w:val="en-US"/>
         </w:rPr>
         <w:t xml:space="preserve">COTS based GNSS Receiver with Precise Point Positioning for CubeSats. </w:t>
       </w:r>
       <w:r>
         <w:rPr>
+          <w:bCs/>
           <w:i/>
           <w:iCs/>
           <w:lang w:val="en-US"/>
@@ -9053,12 +10953,14 @@
       </w:r>
       <w:r>
         <w:rPr>
+          <w:bCs/>
           <w:lang w:val="en-US"/>
         </w:rPr>
         <w:t xml:space="preserve">, </w:t>
       </w:r>
       <w:r>
         <w:rPr>
+          <w:bCs/>
           <w:i/>
           <w:iCs/>
           <w:lang w:val="en-US"/>
@@ -9067,6 +10969,7 @@
       </w:r>
       <w:r>
         <w:rPr>
+          <w:bCs/>
           <w:lang w:val="en-US"/>
         </w:rPr>
         <w:t xml:space="preserve">, 7009. </w:t>
@@ -9075,6 +10978,7 @@
         <w:r>
           <w:rPr>
             <w:rStyle w:val="Kpr"/>
+            <w:bCs/>
             <w:lang w:val="en-US"/>
           </w:rPr>
           <w:t>https://doi.org/10.1051/matecconf/201930407009</w:t>
@@ -9087,6 +10991,7 @@
         <w:ind w:left="720" w:hanging="720"/>
         <w:jc w:val="both"/>
         <w:rPr>
+          <w:bCs/>
           <w:lang w:val="de-DE"/>
         </w:rPr>
       </w:pPr>
@@ -9095,6 +11000,7 @@
       <w:proofErr w:type="spellStart"/>
       <w:r>
         <w:rPr>
+          <w:bCs/>
           <w:lang w:val="en-US"/>
         </w:rPr>
         <w:t>Qafisheh</w:t>
@@ -9102,6 +11008,7 @@
       <w:proofErr w:type="spellEnd"/>
       <w:r>
         <w:rPr>
+          <w:bCs/>
           <w:lang w:val="en-US"/>
         </w:rPr>
         <w:t xml:space="preserve">, M. W. A., Martín, Á., Capilla, R. M., &amp; Julián, A. B. A. (2022). SVR and ARIMA models as machine learning solutions for solving the latency problem in real-time clock corrections. </w:t>
@@ -9109,6 +11016,7 @@
       <w:proofErr w:type="gramStart"/>
       <w:r>
         <w:rPr>
+          <w:bCs/>
           <w:i/>
           <w:iCs/>
           <w:lang w:val="de-DE"/>
@@ -9118,12 +11026,14 @@
       <w:proofErr w:type="gramEnd"/>
       <w:r>
         <w:rPr>
+          <w:bCs/>
           <w:lang w:val="de-DE"/>
         </w:rPr>
         <w:t xml:space="preserve">, </w:t>
       </w:r>
       <w:r>
         <w:rPr>
+          <w:bCs/>
           <w:i/>
           <w:iCs/>
           <w:lang w:val="de-DE"/>
@@ -9132,6 +11042,7 @@
       </w:r>
       <w:r>
         <w:rPr>
+          <w:bCs/>
           <w:lang w:val="de-DE"/>
         </w:rPr>
         <w:t xml:space="preserve">(3). </w:t>
@@ -9140,6 +11051,7 @@
         <w:r>
           <w:rPr>
             <w:rStyle w:val="Kpr"/>
+            <w:bCs/>
             <w:lang w:val="de-DE"/>
           </w:rPr>
           <w:t>https://doi.org/10.1007/s10291-022-01270-y</w:t>
@@ -9152,6 +11064,7 @@
         <w:ind w:left="720" w:hanging="720"/>
         <w:jc w:val="both"/>
         <w:rPr>
+          <w:bCs/>
           <w:lang w:val="fr-FR"/>
         </w:rPr>
       </w:pPr>
@@ -9159,18 +11072,21 @@
       <w:bookmarkEnd w:id="19"/>
       <w:r>
         <w:rPr>
+          <w:bCs/>
           <w:lang w:val="de-DE"/>
         </w:rPr>
         <w:t xml:space="preserve">Tang, L., Wang, J., Cui, B., Zhu, H., Ge, M., &amp; Schuh, H. (2023). </w:t>
       </w:r>
       <w:r>
         <w:rPr>
+          <w:bCs/>
           <w:lang w:val="en-US"/>
         </w:rPr>
         <w:t xml:space="preserve">Multi-GNSS precise point positioning with predicted orbits and clocks. </w:t>
       </w:r>
       <w:r>
         <w:rPr>
+          <w:bCs/>
           <w:i/>
           <w:iCs/>
           <w:lang w:val="fr-FR"/>
@@ -9179,12 +11095,14 @@
       </w:r>
       <w:r>
         <w:rPr>
+          <w:bCs/>
           <w:lang w:val="fr-FR"/>
         </w:rPr>
         <w:t xml:space="preserve">, </w:t>
       </w:r>
       <w:r>
         <w:rPr>
+          <w:bCs/>
           <w:i/>
           <w:iCs/>
           <w:lang w:val="fr-FR"/>
@@ -9193,6 +11111,7 @@
       </w:r>
       <w:r>
         <w:rPr>
+          <w:bCs/>
           <w:lang w:val="fr-FR"/>
         </w:rPr>
         <w:t xml:space="preserve">(4). </w:t>
@@ -9201,6 +11120,7 @@
         <w:r>
           <w:rPr>
             <w:rStyle w:val="Kpr"/>
+            <w:bCs/>
             <w:lang w:val="fr-FR"/>
           </w:rPr>
           <w:t>https://doi.org/10.1007/s10291-023-01499-1</w:t>
@@ -9213,6 +11133,7 @@
         <w:ind w:left="720" w:hanging="720"/>
         <w:jc w:val="both"/>
         <w:rPr>
+          <w:bCs/>
           <w:lang w:val="en-US"/>
         </w:rPr>
       </w:pPr>
@@ -9220,18 +11141,21 @@
       <w:bookmarkEnd w:id="20"/>
       <w:r>
         <w:rPr>
+          <w:bCs/>
           <w:lang w:val="fr-FR"/>
         </w:rPr>
         <w:t xml:space="preserve">Xie, S., Li, J., &amp; Cai, J. (2025). </w:t>
       </w:r>
       <w:r>
         <w:rPr>
+          <w:bCs/>
           <w:lang w:val="en-US"/>
         </w:rPr>
         <w:t xml:space="preserve">Improving High-Precision BDS-3 Satellite Orbit Prediction Using a Self-Attention-Enhanced Deep Learning Model. </w:t>
       </w:r>
       <w:r>
         <w:rPr>
+          <w:bCs/>
           <w:i/>
           <w:iCs/>
           <w:lang w:val="en-US"/>
@@ -9240,12 +11164,14 @@
       </w:r>
       <w:r>
         <w:rPr>
+          <w:bCs/>
           <w:lang w:val="en-US"/>
         </w:rPr>
         <w:t xml:space="preserve">, </w:t>
       </w:r>
       <w:r>
         <w:rPr>
+          <w:bCs/>
           <w:i/>
           <w:iCs/>
           <w:lang w:val="en-US"/>
@@ -9254,6 +11180,7 @@
       </w:r>
       <w:r>
         <w:rPr>
+          <w:bCs/>
           <w:lang w:val="en-US"/>
         </w:rPr>
         <w:t xml:space="preserve">(9), 2844. </w:t>
@@ -9262,6 +11189,7 @@
         <w:r>
           <w:rPr>
             <w:rStyle w:val="Kpr"/>
+            <w:bCs/>
             <w:lang w:val="en-US"/>
           </w:rPr>
           <w:t>https://doi.org/10.3390/s25092844</w:t>
@@ -9274,6 +11202,7 @@
         <w:ind w:left="720" w:hanging="720"/>
         <w:jc w:val="both"/>
         <w:rPr>
+          <w:bCs/>
           <w:lang w:val="en-US"/>
         </w:rPr>
       </w:pPr>
@@ -9281,12 +11210,14 @@
       <w:bookmarkEnd w:id="21"/>
       <w:r>
         <w:rPr>
+          <w:bCs/>
           <w:lang w:val="en-US"/>
         </w:rPr>
         <w:t xml:space="preserve">Yao, W., Huang, H., Ma, X., Zhang, Q., Yao, Y., Lin, X., Qingzhi, Z., &amp; Huang, Y. (2024). Multi-Global Navigation Satellite System (GNSS) real-time tropospheric delay retrieval based on state-space representation (SSR) products from different analysis centers. </w:t>
       </w:r>
       <w:r>
         <w:rPr>
+          <w:bCs/>
           <w:i/>
           <w:iCs/>
           <w:lang w:val="en-US"/>
@@ -9296,6 +11227,7 @@
       <w:proofErr w:type="spellStart"/>
       <w:r>
         <w:rPr>
+          <w:bCs/>
           <w:i/>
           <w:iCs/>
           <w:lang w:val="en-US"/>
@@ -9305,12 +11237,14 @@
       <w:proofErr w:type="spellEnd"/>
       <w:r>
         <w:rPr>
+          <w:bCs/>
           <w:lang w:val="en-US"/>
         </w:rPr>
         <w:t xml:space="preserve">, </w:t>
       </w:r>
       <w:r>
         <w:rPr>
+          <w:bCs/>
           <w:i/>
           <w:iCs/>
           <w:lang w:val="en-US"/>
@@ -9319,6 +11253,7 @@
       </w:r>
       <w:r>
         <w:rPr>
+          <w:bCs/>
           <w:lang w:val="en-US"/>
         </w:rPr>
         <w:t xml:space="preserve">(2), 455. </w:t>
@@ -9327,6 +11262,7 @@
         <w:r>
           <w:rPr>
             <w:rStyle w:val="Kpr"/>
+            <w:bCs/>
             <w:lang w:val="en-US"/>
           </w:rPr>
           <w:t>https://doi.org/10.5194/angeo-42-455-2024</w:t>

--- a/Manuscript.docx
+++ b/Manuscript.docx
@@ -88,25 +88,7 @@
           <w:szCs w:val="18"/>
           <w:lang w:val="en-US"/>
         </w:rPr>
-        <w:t xml:space="preserve">Tokat </w:t>
-      </w:r>
-      <w:proofErr w:type="spellStart"/>
-      <w:r>
-        <w:rPr>
-          <w:bCs/>
-          <w:szCs w:val="18"/>
-          <w:lang w:val="en-US"/>
-        </w:rPr>
-        <w:t>Gaziosmanpasa</w:t>
-      </w:r>
-      <w:proofErr w:type="spellEnd"/>
-      <w:r>
-        <w:rPr>
-          <w:bCs/>
-          <w:szCs w:val="18"/>
-          <w:lang w:val="en-US"/>
-        </w:rPr>
-        <w:t xml:space="preserve"> University, Engineering and Architecture Faculty, Geomatic Engineering Department</w:t>
+        <w:t>Tokat Gaziosmanpasa University, Engineering and Architecture Faculty, Geomatic Engineering Department</w:t>
       </w:r>
     </w:p>
     <w:p>
@@ -148,6 +130,26 @@
     </w:p>
     <w:p>
       <w:pPr>
+        <w:pStyle w:val="Balk2"/>
+        <w:jc w:val="both"/>
+        <w:rPr>
+          <w:b w:val="0"/>
+          <w:bCs/>
+          <w:lang w:val="en-US"/>
+        </w:rPr>
+      </w:pPr>
+      <w:r>
+        <w:rPr>
+          <w:b w:val="0"/>
+          <w:bCs/>
+          <w:color w:val="000000"/>
+          <w:lang w:val="en-US"/>
+        </w:rPr>
+        <w:t>Abstract</w:t>
+      </w:r>
+    </w:p>
+    <w:p>
+      <w:pPr>
         <w:rPr>
           <w:bCs/>
           <w:lang w:val="en-US"/>
@@ -186,575 +188,7 @@
           <w:bCs/>
           <w:lang w:val="en-US"/>
         </w:rPr>
-        <w:t xml:space="preserve">Precise Point Positioning has emerged as a fundamental technique for achieving centimeter level accuracy using a single GNSS receiver by leveraging precise satellite orbit and clock products (Carlin et al., 2021; </w:t>
-      </w:r>
-      <w:proofErr w:type="spellStart"/>
-      <w:r>
-        <w:rPr>
-          <w:bCs/>
-          <w:lang w:val="en-US"/>
-        </w:rPr>
-        <w:t>Öğütcü</w:t>
-      </w:r>
-      <w:proofErr w:type="spellEnd"/>
-      <w:r>
-        <w:rPr>
-          <w:bCs/>
-          <w:lang w:val="en-US"/>
-        </w:rPr>
-        <w:t>, 2019). Unlike differential approaches that eliminate errors through differencing with respect to a reference station, PPP relies on correction information to achieve positioning accuracy (Chi et al., 2023). Broadcast ephemerides have been considered unsuitable for PPP due to their limited accuracy, though the emergence of new constellations such as Galileo and BeiDou-3 has prompted a reassessment of this constraint (Carlin et al., 2021; Alkan &amp; Kalkan, 2011; Bahadur, 2023). Recent advancements in State Space Representation</w:t>
-      </w:r>
-      <w:r>
-        <w:rPr>
-          <w:bCs/>
-          <w:lang w:val="en-US"/>
-        </w:rPr>
-        <w:t xml:space="preserve"> (SSR)</w:t>
-      </w:r>
-      <w:r>
-        <w:rPr>
-          <w:bCs/>
-          <w:lang w:val="en-US"/>
-        </w:rPr>
-        <w:t xml:space="preserve"> corrections and the </w:t>
-      </w:r>
-      <w:r>
-        <w:rPr>
-          <w:bCs/>
-          <w:lang w:val="en-US"/>
-        </w:rPr>
-        <w:t xml:space="preserve">service of </w:t>
-      </w:r>
-      <w:r>
-        <w:rPr>
-          <w:bCs/>
-          <w:lang w:val="en-US"/>
-        </w:rPr>
-        <w:t xml:space="preserve">augmentation services have demonstrated that high accuracy positioning is achievable through the broadcasting of precise orbit and clock data via GNSS constellations (Naciri et al., 2023). The International GNSS Service </w:t>
-      </w:r>
-      <w:r>
-        <w:rPr>
-          <w:bCs/>
-          <w:lang w:val="en-US"/>
-        </w:rPr>
-        <w:t xml:space="preserve">(IGS) </w:t>
-      </w:r>
-      <w:r>
-        <w:rPr>
-          <w:bCs/>
-          <w:lang w:val="en-US"/>
-        </w:rPr>
-        <w:t xml:space="preserve">has played a </w:t>
-      </w:r>
-      <w:r>
-        <w:rPr>
-          <w:bCs/>
-          <w:lang w:val="en-US"/>
-        </w:rPr>
-        <w:t>key</w:t>
-      </w:r>
-      <w:r>
-        <w:rPr>
-          <w:bCs/>
-          <w:lang w:val="en-US"/>
-        </w:rPr>
-        <w:t xml:space="preserve"> role by providing high quality GNSS data products since 1994, which include definitive satellite ephemerides and clock information necessary for correcting orbit and clock errors to reduce positioning error to the centimeter level (El‐</w:t>
-      </w:r>
-      <w:proofErr w:type="spellStart"/>
-      <w:r>
-        <w:rPr>
-          <w:bCs/>
-          <w:lang w:val="en-US"/>
-        </w:rPr>
-        <w:t>Tokhey</w:t>
-      </w:r>
-      <w:proofErr w:type="spellEnd"/>
-      <w:r>
-        <w:rPr>
-          <w:bCs/>
-          <w:lang w:val="en-US"/>
-        </w:rPr>
-        <w:t xml:space="preserve">, 2019; Pandele et al., 2019). The </w:t>
-      </w:r>
-      <w:r>
-        <w:rPr>
-          <w:bCs/>
-          <w:lang w:val="en-US"/>
-        </w:rPr>
-        <w:t>IGS</w:t>
-      </w:r>
-      <w:r>
-        <w:rPr>
-          <w:bCs/>
-          <w:lang w:val="en-US"/>
-        </w:rPr>
-        <w:t xml:space="preserve"> provides various levels of precise ephemerides and satellite clock corrections, with final products offering orbit accuracy of approximately 2.5 cm and clock precision around 75 </w:t>
-      </w:r>
-      <w:proofErr w:type="spellStart"/>
-      <w:r>
-        <w:rPr>
-          <w:bCs/>
-          <w:lang w:val="en-US"/>
-        </w:rPr>
-        <w:t>ps</w:t>
-      </w:r>
-      <w:proofErr w:type="spellEnd"/>
-      <w:r>
-        <w:rPr>
-          <w:bCs/>
-          <w:lang w:val="en-US"/>
-        </w:rPr>
-        <w:t>, while ultra-rapid products deliver degraded performance with near</w:t>
-      </w:r>
-      <w:r>
-        <w:rPr>
-          <w:bCs/>
-          <w:lang w:val="en-US"/>
-        </w:rPr>
-        <w:t xml:space="preserve"> </w:t>
-      </w:r>
-      <w:r>
-        <w:rPr>
-          <w:bCs/>
-          <w:lang w:val="en-US"/>
-        </w:rPr>
-        <w:t>real</w:t>
-      </w:r>
-      <w:r>
-        <w:rPr>
-          <w:bCs/>
-          <w:lang w:val="en-US"/>
-        </w:rPr>
-        <w:t xml:space="preserve"> </w:t>
-      </w:r>
-      <w:r>
-        <w:rPr>
-          <w:bCs/>
-          <w:lang w:val="en-US"/>
-        </w:rPr>
-        <w:t xml:space="preserve">time latency (Oliveira, 2017). To obtain this level of accuracy, PPP requires correction of error sources, including satellite orbit and clock biases, satellite antenna phase center variations, receiver clock error, atmospheric delays, phase biases, solid earth tides, and ocean loading. Additional corrections such as relativistic effects, phase wind up, and pole tide must also be applied to ensure the integrity of the positioning solution (Aziz &amp; </w:t>
-      </w:r>
-      <w:proofErr w:type="spellStart"/>
-      <w:r>
-        <w:rPr>
-          <w:bCs/>
-          <w:lang w:val="en-US"/>
-        </w:rPr>
-        <w:t>Elsonbaty</w:t>
-      </w:r>
-      <w:proofErr w:type="spellEnd"/>
-      <w:r>
-        <w:rPr>
-          <w:bCs/>
-          <w:lang w:val="en-US"/>
-        </w:rPr>
-        <w:t xml:space="preserve">, 2021; Martín et al., 2015). Despite the availability of these precise products, PPP remains constrained by the latency of final orbit and clock corrections, which has driven the development of real time augmentation services and prediction models to support high precision applications (Tang et al., 2023; Yao et al., 2024; </w:t>
-      </w:r>
-      <w:proofErr w:type="spellStart"/>
-      <w:r>
-        <w:rPr>
-          <w:bCs/>
-          <w:lang w:val="en-US"/>
-        </w:rPr>
-        <w:t>Öcalan</w:t>
-      </w:r>
-      <w:proofErr w:type="spellEnd"/>
-      <w:r>
-        <w:rPr>
-          <w:bCs/>
-          <w:lang w:val="en-US"/>
-        </w:rPr>
-        <w:t xml:space="preserve"> &amp; </w:t>
-      </w:r>
-      <w:proofErr w:type="spellStart"/>
-      <w:r>
-        <w:rPr>
-          <w:bCs/>
-          <w:lang w:val="en-US"/>
-        </w:rPr>
-        <w:t>Soycan</w:t>
-      </w:r>
-      <w:proofErr w:type="spellEnd"/>
-      <w:r>
-        <w:rPr>
-          <w:bCs/>
-          <w:lang w:val="en-US"/>
-        </w:rPr>
-        <w:t>, 2011). Real</w:t>
-      </w:r>
-      <w:r>
-        <w:rPr>
-          <w:bCs/>
-          <w:lang w:val="en-US"/>
-        </w:rPr>
-        <w:t xml:space="preserve"> </w:t>
-      </w:r>
-      <w:r>
-        <w:rPr>
-          <w:bCs/>
-          <w:lang w:val="en-US"/>
-        </w:rPr>
-        <w:t xml:space="preserve">time PPP implementations necessitate the continuous availability of precise orbit and clock corrections, a requirement that has driven the development of augmentation services capable of delivering these products with minimal latency (Marques et al., 2014). In this context, the </w:t>
-      </w:r>
-      <w:r>
-        <w:rPr>
-          <w:bCs/>
-          <w:lang w:val="en-US"/>
-        </w:rPr>
-        <w:t>IGS</w:t>
-      </w:r>
-      <w:r>
-        <w:rPr>
-          <w:bCs/>
-          <w:lang w:val="en-US"/>
-        </w:rPr>
-        <w:t xml:space="preserve"> initiated a pilot project for real</w:t>
-      </w:r>
-      <w:r>
-        <w:rPr>
-          <w:bCs/>
-          <w:lang w:val="en-US"/>
-        </w:rPr>
-        <w:t xml:space="preserve"> </w:t>
-      </w:r>
-      <w:r>
-        <w:rPr>
-          <w:bCs/>
-          <w:lang w:val="en-US"/>
-        </w:rPr>
-        <w:t>time activities in 2001 to improve RT-PPP accuracy, aiming to provide Real-Time Service</w:t>
-      </w:r>
-      <w:r>
-        <w:rPr>
-          <w:bCs/>
-          <w:lang w:val="en-US"/>
-        </w:rPr>
-        <w:t xml:space="preserve"> (RTS)</w:t>
-      </w:r>
-      <w:r>
-        <w:rPr>
-          <w:bCs/>
-          <w:lang w:val="en-US"/>
-        </w:rPr>
-        <w:t xml:space="preserve"> products, primarily orbit and clock corrections, to mitigate satellite ephemeris and clock errors (</w:t>
-      </w:r>
-      <w:proofErr w:type="spellStart"/>
-      <w:r>
-        <w:rPr>
-          <w:bCs/>
-          <w:lang w:val="en-US"/>
-        </w:rPr>
-        <w:t>Qafisheh</w:t>
-      </w:r>
-      <w:proofErr w:type="spellEnd"/>
-      <w:r>
-        <w:rPr>
-          <w:bCs/>
-          <w:lang w:val="en-US"/>
-        </w:rPr>
-        <w:t xml:space="preserve"> et al., 2022). The geodetic research community has investigated alternative orbit estimation strategies, including filter based smoothing and machine learning regression techniques, to enhance satellite coordinate reconstruction at observation epochs and improve positioning accuracy beyond the capabilities of interpolation methods (</w:t>
-      </w:r>
-      <w:proofErr w:type="spellStart"/>
-      <w:r>
-        <w:rPr>
-          <w:bCs/>
-          <w:lang w:val="en-US"/>
-        </w:rPr>
-        <w:t>Hankansurijat</w:t>
-      </w:r>
-      <w:proofErr w:type="spellEnd"/>
-      <w:r>
-        <w:rPr>
-          <w:bCs/>
-          <w:lang w:val="en-US"/>
-        </w:rPr>
-        <w:t xml:space="preserve"> &amp; Andrei, 2018; Hutton et al., 2016). This study addresses this gap by comparing Lagrange interpolation, an Extended Kalman Filter</w:t>
-      </w:r>
-      <w:r>
-        <w:rPr>
-          <w:bCs/>
-          <w:lang w:val="en-US"/>
-        </w:rPr>
-        <w:t xml:space="preserve"> (EKF)</w:t>
-      </w:r>
-      <w:r>
-        <w:rPr>
-          <w:bCs/>
-          <w:lang w:val="en-US"/>
-        </w:rPr>
-        <w:t xml:space="preserve"> based smoothing approach, and machine learning models based on Random Forest</w:t>
-      </w:r>
-      <w:r>
-        <w:rPr>
-          <w:bCs/>
-          <w:lang w:val="en-US"/>
-        </w:rPr>
-        <w:t xml:space="preserve"> (RF)</w:t>
-      </w:r>
-      <w:r>
-        <w:rPr>
-          <w:bCs/>
-          <w:lang w:val="en-US"/>
-        </w:rPr>
-        <w:t xml:space="preserve"> regression</w:t>
-      </w:r>
-      <w:r>
-        <w:rPr>
-          <w:bCs/>
-          <w:lang w:val="en-US"/>
-        </w:rPr>
-        <w:t>,</w:t>
-      </w:r>
-      <w:r>
-        <w:rPr>
-          <w:bCs/>
-          <w:lang w:val="en-US"/>
-        </w:rPr>
-        <w:t xml:space="preserve"> Support Vector Machines</w:t>
-      </w:r>
-      <w:r>
-        <w:rPr>
-          <w:bCs/>
-          <w:lang w:val="en-US"/>
-        </w:rPr>
-        <w:t xml:space="preserve"> (SVM), K-Nearest Neighbor (KNN) and </w:t>
-      </w:r>
-      <w:proofErr w:type="spellStart"/>
-      <w:r>
-        <w:rPr>
-          <w:bCs/>
-          <w:lang w:val="en-US"/>
-        </w:rPr>
-        <w:t>Multi Layer</w:t>
-      </w:r>
-      <w:proofErr w:type="spellEnd"/>
-      <w:r>
-        <w:rPr>
-          <w:bCs/>
-          <w:lang w:val="en-US"/>
-        </w:rPr>
-        <w:t xml:space="preserve"> Perceptron (MLP)</w:t>
-      </w:r>
-      <w:r>
-        <w:rPr>
-          <w:bCs/>
-          <w:lang w:val="en-US"/>
-        </w:rPr>
-        <w:t xml:space="preserve"> to evaluate their impact on PPP positioning accuracy. The evaluation is conducted using 1 Hz GNSS observations from a station with known coordinates, where satellite positions at observation epochs are derived from precise orbit products using ninth-degree Lagrange interpolation, an </w:t>
-      </w:r>
-      <w:r>
-        <w:rPr>
-          <w:bCs/>
-          <w:lang w:val="en-US"/>
-        </w:rPr>
-        <w:t>EKF</w:t>
-      </w:r>
-      <w:r>
-        <w:rPr>
-          <w:bCs/>
-          <w:lang w:val="en-US"/>
-        </w:rPr>
-        <w:t xml:space="preserve"> based smoothing approach, and machine learning regression models (</w:t>
-      </w:r>
-      <w:proofErr w:type="spellStart"/>
-      <w:r>
-        <w:rPr>
-          <w:bCs/>
-          <w:lang w:val="en-US"/>
-        </w:rPr>
-        <w:t>Qafisheh</w:t>
-      </w:r>
-      <w:proofErr w:type="spellEnd"/>
-      <w:r>
-        <w:rPr>
-          <w:bCs/>
-          <w:lang w:val="en-US"/>
-        </w:rPr>
-        <w:t xml:space="preserve"> et al., 2022; Tang et al., 2023). Machine learning algorithms have also been introduced to address PPP challenges where </w:t>
-      </w:r>
-      <w:r>
-        <w:rPr>
-          <w:bCs/>
-          <w:lang w:val="en-US"/>
-        </w:rPr>
-        <w:t>SVM</w:t>
-      </w:r>
-      <w:r>
-        <w:rPr>
-          <w:bCs/>
-          <w:lang w:val="en-US"/>
-        </w:rPr>
-        <w:t xml:space="preserve"> have demonstrated superior performance compared to </w:t>
-      </w:r>
-      <w:r>
-        <w:rPr>
-          <w:bCs/>
-          <w:lang w:val="en-US"/>
-        </w:rPr>
-        <w:t>RF</w:t>
-      </w:r>
-      <w:r>
-        <w:rPr>
-          <w:bCs/>
-          <w:lang w:val="en-US"/>
-        </w:rPr>
-        <w:t xml:space="preserve"> models in enabling PPP-AR (</w:t>
-      </w:r>
-      <w:proofErr w:type="spellStart"/>
-      <w:r>
-        <w:rPr>
-          <w:bCs/>
-          <w:lang w:val="en-US"/>
-        </w:rPr>
-        <w:t>Karlitepe</w:t>
-      </w:r>
-      <w:proofErr w:type="spellEnd"/>
-      <w:r>
-        <w:rPr>
-          <w:bCs/>
-          <w:lang w:val="en-US"/>
-        </w:rPr>
-        <w:t xml:space="preserve"> &amp; Erdoğan, 2025). Beyond ambiguity resolution, machine learning approaches have been investigated for predicting satellite orbit and clock corrections to mitigate the latency in final products, with studies indicating that </w:t>
-      </w:r>
-      <w:r>
-        <w:rPr>
-          <w:bCs/>
-          <w:lang w:val="en-US"/>
-        </w:rPr>
-        <w:t>machine learning</w:t>
-      </w:r>
-      <w:r>
-        <w:rPr>
-          <w:bCs/>
-          <w:lang w:val="en-US"/>
-        </w:rPr>
-        <w:t xml:space="preserve"> models can achieve centimeter level accuracy when modeling differences between ultra rapid and final orbit products. Recent advancements in </w:t>
-      </w:r>
-      <w:r>
-        <w:rPr>
-          <w:bCs/>
-          <w:lang w:val="en-US"/>
-        </w:rPr>
-        <w:t>EKF based</w:t>
-      </w:r>
-      <w:r>
-        <w:rPr>
-          <w:bCs/>
-          <w:lang w:val="en-US"/>
-        </w:rPr>
-        <w:t xml:space="preserve"> orbit determination have further demonstrated that real</w:t>
-      </w:r>
-      <w:r>
-        <w:rPr>
-          <w:bCs/>
-          <w:lang w:val="en-US"/>
-        </w:rPr>
-        <w:t xml:space="preserve"> </w:t>
-      </w:r>
-      <w:r>
-        <w:rPr>
-          <w:bCs/>
-          <w:lang w:val="en-US"/>
-        </w:rPr>
-        <w:t xml:space="preserve">time estimation can outperform standard ultra rapid products in terms of convergence time and accuracy for kinematic PPP-AR applications (Lou et al., 2022). While </w:t>
-      </w:r>
-      <w:r>
-        <w:rPr>
-          <w:bCs/>
-          <w:lang w:val="en-US"/>
-        </w:rPr>
-        <w:t xml:space="preserve">EKF </w:t>
-      </w:r>
-      <w:r>
-        <w:rPr>
-          <w:bCs/>
-          <w:lang w:val="en-US"/>
-        </w:rPr>
-        <w:t xml:space="preserve">based approaches have shown promise, recent studies indicate that purely </w:t>
-      </w:r>
-      <w:r>
-        <w:rPr>
-          <w:bCs/>
-          <w:lang w:val="en-US"/>
-        </w:rPr>
-        <w:t>machine learning</w:t>
-      </w:r>
-      <w:r>
-        <w:rPr>
-          <w:bCs/>
-          <w:lang w:val="en-US"/>
-        </w:rPr>
-        <w:t xml:space="preserve"> can further augment traditional modeling, particularly for systems like BeiDou-3 where classical techniques exhibit notable performance disparities compared to GPS and Galileo (Xie et al., 2025). This observation underscores the necessity of </w:t>
-      </w:r>
-      <w:r>
-        <w:rPr>
-          <w:bCs/>
-          <w:lang w:val="en-US"/>
-        </w:rPr>
-        <w:t>model</w:t>
-      </w:r>
-      <w:r>
-        <w:rPr>
-          <w:bCs/>
-          <w:lang w:val="en-US"/>
-        </w:rPr>
-        <w:t xml:space="preserve"> to ensure consistent multi-GNSS performance, as the distinct constellation</w:t>
-      </w:r>
-      <w:r>
-        <w:rPr>
-          <w:bCs/>
-          <w:lang w:val="en-US"/>
-        </w:rPr>
-        <w:t>s</w:t>
-      </w:r>
-      <w:r>
-        <w:rPr>
-          <w:bCs/>
-          <w:lang w:val="en-US"/>
-        </w:rPr>
-        <w:t xml:space="preserve"> and signal characteristics of BeiDou-3 may not be fully captured by generic estimation (Mohanty &amp; Gao, 2024). Recent studies have demonstrated that machine learning algorithms </w:t>
-      </w:r>
-      <w:r>
-        <w:rPr>
-          <w:bCs/>
-          <w:lang w:val="en-US"/>
-        </w:rPr>
-        <w:t xml:space="preserve">can improve orbit prediction accuracy by more than 45% </w:t>
-      </w:r>
-      <w:r>
-        <w:rPr>
-          <w:bCs/>
-          <w:lang w:val="en-US"/>
-        </w:rPr>
-        <w:t xml:space="preserve">(Gao et al., 2022; Gou et al., 2023). Similarly, </w:t>
-      </w:r>
-      <w:r>
-        <w:rPr>
-          <w:bCs/>
-          <w:lang w:val="en-US"/>
-        </w:rPr>
-        <w:t xml:space="preserve">SVM </w:t>
-      </w:r>
-      <w:r>
-        <w:rPr>
-          <w:bCs/>
-          <w:lang w:val="en-US"/>
-        </w:rPr>
-        <w:t>based solutions have been employed to reduce latency in PPP processing, achieving reductions of approximately 30% in the standard deviation and 20% in the range of clock corrections (Mohanty &amp; Gao, 2024). Consequently, the geodetic community has investigated interpolation algorithms such as Lagrange</w:t>
-      </w:r>
-      <w:r>
-        <w:rPr>
-          <w:bCs/>
-          <w:lang w:val="en-US"/>
-        </w:rPr>
-        <w:t xml:space="preserve"> </w:t>
-      </w:r>
-      <w:r>
-        <w:rPr>
-          <w:bCs/>
-          <w:lang w:val="en-US"/>
-        </w:rPr>
-        <w:t xml:space="preserve">to reconstruct satellite </w:t>
+        <w:t xml:space="preserve">Precise Point Positioning has emerged as a fundamental technique for achieving centimeter level accuracy using a single GNSS receiver by leveraging precise satellite orbit and clock products (Carlin et al., 2021; Öğütcü, 2019). Unlike differential approaches that eliminate errors through differencing with respect to a reference station, PPP relies on correction information to achieve positioning accuracy (Chi et al., 2023). Broadcast ephemerides have been considered unsuitable for PPP due to their limited accuracy, though the emergence of new constellations such as Galileo and BeiDou-3 has prompted a reassessment of this constraint (Carlin et al., 2021; Alkan &amp; Kalkan, 2011; Bahadur, 2023). Recent advancements in State Space Representation (SSR) corrections and augmentation services have demonstrated that high accuracy positioning is achievable through the broadcasting of precise orbit and clock data via GNSS constellations (Naciri et al., 2023). The International GNSS Service (IGS) has played a key role by providing high quality GNSS data products since 1994, which include definitive satellite ephemerides and clock information necessary for correcting orbit and clock errors to reduce positioning error to the centimeter level (El‐Tokhey, 2019; Pandele et al., 2019). The IGS provides various levels of precise ephemerides and satellite clock corrections, with final products offering orbit accuracy of approximately 2.5 cm and clock precision around 75 ps, while ultra-rapid products deliver degraded performance with near real-time latency (Oliveira, 2017). To obtain this level of accuracy, PPP requires correction for error sources, including satellite orbit and clock biases, satellite antenna phase center variations, receiver clock error, atmospheric delays, phase biases, solid-earth tides, and ocean loading. Additional corrections such as relativistic effects, phase wind-up, and pole-tide must also be applied to ensure the integrity of the positioning solution (Aziz &amp; Elsonbaty, 2021; Martín et al., 2015). Despite the availability of these precise products, PPP remains constrained by the latency of final orbit and clock corrections, which has driven the development of real-time augmentation services and prediction models to support high precision applications (Tang et al., 2023; Yao et al., 2024; Öcalan &amp; Soycan, 2011). Real-time PPP implementations necessitate the continuous availability of precise orbit and clock corrections, a requirement that has driven the development of augmentation services capable of delivering these products with minimal latency (Marques et al., 2014). In this context, the IGS initiated a pilot project for real time activities in 2001 to improve RT-PPP accuracy, aiming to provide Real-Time Service (RTS) products, primarily orbit and clock corrections, to mitigate satellite ephemeris and clock errors (Qafisheh et al., 2022). The geodetic research community has investigated alternative orbit estimation strategies, including filter-based smoothing and machine learning regression techniques, to enhance satellite coordinate reconstruction at observation epochs and improve positioning accuracy beyond the capabilities of interpolation methods (Hankansurijat &amp; Andrei, 2018; Hutton et al., 2016). This study addresses this gap by comparing Lagrange interpolation, an Extended Kalman Filter (EKF) based smoothing approach, and machine learning models based on Random Forest (RF) regression, Support Vector Machines (SVM), K-Nearest Neighbor (KNN) and Multi Layer Perceptron (MLP) to evaluate their impact on PPP positioning accuracy. The evaluation is conducted using 1 Hz GNSS observations from a station with known coordinates, where satellite positions at observation epochs are derived from precise orbit products using ninth-degree Lagrange interpolation, an EKF based smoothing approach, and machine learning regression models (Qafisheh et al., 2022; Tang et al., 2023). Machine learning algorithms have also been introduced to address PPP challenges where SVM have demonstrated superior performance compared to RF models in enabling PPP-AR (Karlitepe &amp; Erdoğan, 2025). Beyond ambiguity resolution, machine learning approaches have been investigated for predicting satellite orbit and clock corrections to mitigate the latency in final products, with studies indicating that machine learning models can achieve centimeter level accuracy when modeling differences between ultra rapid and final orbit products. Recent advancements in EKF based orbit determination have further demonstrated that real time estimation can outperform standard ultra rapid products in terms of convergence time and accuracy for kinematic PPP-AR applications (Lou et al., 2022). While EKF based approaches have shown promise, recent studies indicate that purely machine learning can further augment traditional modeling, particularly for systems like BeiDou-3 where classical techniques exhibit notable performance disparities compared to GPS and Galileo (Xie et al., 2025). This observation underscores the necessity of modeling to ensure consistent multi-GNSS performance, as the distinct constellations and signal characteristics of BeiDou-3 may not be fully captured by generic estimation (Mohanty &amp; Gao, 2024). Recent studies have demonstrated that machine learning algorithms can improve orbit prediction accuracy by more than 45% (Gao et al., 2022; Gou et al., 2023). Similarly, SVM based solutions have been employed to reduce latency in PPP processing, achieving reductions of approximately 30% in the standard deviation and 20% in the range of clock corrections (Mohanty &amp; Gao, 2024). </w:t>
       </w:r>
       <w:r>
         <w:rPr>
@@ -762,37 +196,7 @@
           <w:lang w:val="en-US"/>
         </w:rPr>
         <w:lastRenderedPageBreak/>
-        <w:t>positions at the observation epoch from the sparse 15-</w:t>
-      </w:r>
-      <w:proofErr w:type="gramStart"/>
-      <w:r>
-        <w:rPr>
-          <w:bCs/>
-          <w:lang w:val="en-US"/>
-        </w:rPr>
-        <w:t>minute</w:t>
-      </w:r>
-      <w:proofErr w:type="gramEnd"/>
-      <w:r>
-        <w:rPr>
-          <w:bCs/>
-          <w:lang w:val="en-US"/>
-        </w:rPr>
-        <w:t xml:space="preserve"> or 5-minute intervals provided in standard precise products (Mohanty &amp; Gao, 2024). While interpolation remains the standard approach due to its computational efficiency, studies have increasingly explored </w:t>
-      </w:r>
-      <w:r>
-        <w:rPr>
-          <w:bCs/>
-          <w:lang w:val="en-US"/>
-        </w:rPr>
-        <w:t>EKF based</w:t>
-      </w:r>
-      <w:r>
-        <w:rPr>
-          <w:bCs/>
-          <w:lang w:val="en-US"/>
-        </w:rPr>
-        <w:t xml:space="preserve"> smoothing and machine learning regression techniques to better capture the behavior of satellite orbit between product epochs.</w:t>
+        <w:t>Consequently, the geodetic community has investigated interpolation algorithms such as Lagrange to reconstruct satellite positions at the observation epoch from the sparse 15-minute or 5-minute intervals provided in standard precise products (Mohanty &amp; Gao, 2024). While interpolation remains the standard approach due to its computational efficiency, studies have increasingly explored EKF based smoothing and machine learning regression techniques to better capture the behavior of satellite orbit between product epochs.</w:t>
       </w:r>
     </w:p>
     <w:p>
@@ -810,25 +214,7 @@
           <w:bCs/>
           <w:lang w:val="en-US"/>
         </w:rPr>
-        <w:t xml:space="preserve">Lagrange Interpolation for </w:t>
-      </w:r>
-      <w:proofErr w:type="gramStart"/>
-      <w:r>
-        <w:rPr>
-          <w:b w:val="0"/>
-          <w:bCs/>
-          <w:lang w:val="en-US"/>
-        </w:rPr>
-        <w:t>High Rate</w:t>
-      </w:r>
-      <w:proofErr w:type="gramEnd"/>
-      <w:r>
-        <w:rPr>
-          <w:b w:val="0"/>
-          <w:bCs/>
-          <w:lang w:val="en-US"/>
-        </w:rPr>
-        <w:t xml:space="preserve"> Orbit </w:t>
+        <w:t xml:space="preserve">Lagrange Interpolation for High Rate Orbit </w:t>
       </w:r>
       <w:r>
         <w:rPr>
@@ -853,7 +239,7 @@
           <w:szCs w:val="18"/>
           <w:lang w:val="en-US"/>
         </w:rPr>
-        <w:t>Lagrange interpolation is polynomial interpolation technique used to estimate intermediate values from a discrete data set. In the context of GNSS precise orbit products (e.g., SP3 files), satellite position coordinates are typically provided at fixed intervals such as 300 s or 900 s. To obtain higher temporal resolution (e.g., 1 s), interpolation methods are commonly employed.</w:t>
+        <w:t>Lagrange interpolation is a polynomial interpolation technique used to estimate intermediate values from a discrete data set. In the context of GNSS precise orbit products (e.g., SP3 files), satellite position coordinates are typically provided at fixed intervals such as 300 s or 900 s. To obtain higher temporal resolution (e.g., 1 s), interpolation methods are commonly employed.</w:t>
       </w:r>
     </w:p>
     <w:p>
@@ -1066,7 +452,7 @@
           <w:szCs w:val="18"/>
           <w:lang w:val="en-US"/>
         </w:rPr>
-        <w:t>are required. The interpolating function passing through these points can be expressed as Equation 1.</w:t>
+        <w:t>are required. The interpolating function passing through these points can be expressed as Eq 1.</w:t>
       </w:r>
     </w:p>
     <w:tbl>
@@ -1615,31 +1001,29 @@
         </w:rPr>
         <w:t>.</w:t>
       </w:r>
-    </w:p>
-    <w:p>
-      <w:pPr>
+      <w:r>
         <w:rPr>
           <w:bCs/>
           <w:szCs w:val="18"/>
           <w:lang w:val="en-US"/>
         </w:rPr>
-      </w:pPr>
+        <w:t xml:space="preserve"> </w:t>
+      </w:r>
       <w:r>
         <w:rPr>
           <w:bCs/>
           <w:szCs w:val="18"/>
           <w:lang w:val="en-US"/>
         </w:rPr>
-        <w:t xml:space="preserve">For higher accuracy in satellite orbit interpolation, higher-degree polynomials are generally used. A </w:t>
-      </w:r>
-      <w:proofErr w:type="gramStart"/>
+        <w:t>For higher accuracy in satellite orbit interpolation, higher-degree polynomials are generally used. A second</w:t>
+      </w:r>
       <w:r>
         <w:rPr>
           <w:bCs/>
           <w:szCs w:val="18"/>
           <w:lang w:val="en-US"/>
         </w:rPr>
-        <w:t>second</w:t>
+        <w:t xml:space="preserve"> </w:t>
       </w:r>
       <w:r>
         <w:rPr>
@@ -1647,24 +1031,7 @@
           <w:szCs w:val="18"/>
           <w:lang w:val="en-US"/>
         </w:rPr>
-        <w:t xml:space="preserve"> </w:t>
-      </w:r>
-      <w:r>
-        <w:rPr>
-          <w:bCs/>
-          <w:szCs w:val="18"/>
-          <w:lang w:val="en-US"/>
-        </w:rPr>
-        <w:t>degree</w:t>
-      </w:r>
-      <w:proofErr w:type="gramEnd"/>
-      <w:r>
-        <w:rPr>
-          <w:bCs/>
-          <w:szCs w:val="18"/>
-          <w:lang w:val="en-US"/>
-        </w:rPr>
-        <w:t xml:space="preserve"> Lagrange polynomial requires three data points </w:t>
+        <w:t xml:space="preserve">degree Lagrange polynomial requires three data points </w:t>
       </w:r>
       <m:oMath>
         <m:d>
@@ -1920,7 +1287,7 @@
           <w:szCs w:val="18"/>
           <w:lang w:val="en-US"/>
         </w:rPr>
-        <w:t>and is written as Equation 2.</w:t>
+        <w:t>and is written as Eq 2.</w:t>
       </w:r>
     </w:p>
     <w:tbl>
@@ -2994,25 +2361,7 @@
           <w:szCs w:val="18"/>
           <w:lang w:val="en-US"/>
         </w:rPr>
-        <w:t xml:space="preserve">known data points. For GNSS precise orbit interpolation, high-degree implementations (e.g., 8th or 9th degree) are frequently adopted </w:t>
-      </w:r>
-      <w:proofErr w:type="gramStart"/>
-      <w:r>
-        <w:rPr>
-          <w:bCs/>
-          <w:szCs w:val="18"/>
-          <w:lang w:val="en-US"/>
-        </w:rPr>
-        <w:t>in order to</w:t>
-      </w:r>
-      <w:proofErr w:type="gramEnd"/>
-      <w:r>
-        <w:rPr>
-          <w:bCs/>
-          <w:szCs w:val="18"/>
-          <w:lang w:val="en-US"/>
-        </w:rPr>
-        <w:t xml:space="preserve"> minimize interpolation error between precise orbit epochs.</w:t>
+        <w:t>known data points. For GNSS precise orbit interpolation, high-degree implementations (e.g., 8th or 9th degree) are frequently adopted in order to minimize interpolation error between precise orbit epochs.</w:t>
       </w:r>
       <w:r>
         <w:rPr>
@@ -3055,87 +2404,8 @@
           <w:szCs w:val="18"/>
           <w:lang w:val="en-US"/>
         </w:rPr>
-        <w:t>Kalman filter–based estimation forms the backbone of many modern estimation frameworks, including real-time GNSS positioning (Groves, 2008</w:t>
-      </w:r>
-      <w:proofErr w:type="gramStart"/>
-      <w:r>
-        <w:rPr>
-          <w:bCs/>
-          <w:szCs w:val="18"/>
-          <w:lang w:val="en-US"/>
-        </w:rPr>
-        <w:t>)  and</w:t>
-      </w:r>
-      <w:proofErr w:type="gramEnd"/>
-      <w:r>
-        <w:rPr>
-          <w:bCs/>
-          <w:szCs w:val="18"/>
-          <w:lang w:val="en-US"/>
-        </w:rPr>
-        <w:t xml:space="preserve"> Precise Orbit Determination (POD)</w:t>
-      </w:r>
-      <w:r>
-        <w:rPr>
-          <w:bCs/>
-          <w:szCs w:val="18"/>
-          <w:lang w:val="en-US"/>
-        </w:rPr>
-        <w:t xml:space="preserve"> (Kavitha et al., 2022)</w:t>
-      </w:r>
-      <w:r>
-        <w:rPr>
-          <w:bCs/>
-          <w:szCs w:val="18"/>
-          <w:lang w:val="en-US"/>
-        </w:rPr>
-        <w:t xml:space="preserve">. The filter recursively estimates time-varying </w:t>
-      </w:r>
-      <w:proofErr w:type="gramStart"/>
-      <w:r>
-        <w:rPr>
-          <w:bCs/>
-          <w:szCs w:val="18"/>
-          <w:lang w:val="en-US"/>
-        </w:rPr>
-        <w:t>system states</w:t>
-      </w:r>
-      <w:proofErr w:type="gramEnd"/>
-      <w:r>
-        <w:rPr>
-          <w:bCs/>
-          <w:szCs w:val="18"/>
-          <w:lang w:val="en-US"/>
-        </w:rPr>
-        <w:t xml:space="preserve"> while simultaneously quantifying their uncertainty through an associated covariance matrix. Rather than requiring full observability at a single epoch, the Kalman filter achieves statistical consistency through temporal information accumulation. The algorithm is initialized with </w:t>
-      </w:r>
-      <w:proofErr w:type="gramStart"/>
-      <w:r>
-        <w:rPr>
-          <w:bCs/>
-          <w:szCs w:val="18"/>
-          <w:lang w:val="en-US"/>
-        </w:rPr>
-        <w:t>an a</w:t>
-      </w:r>
-      <w:proofErr w:type="gramEnd"/>
-      <w:r>
-        <w:rPr>
-          <w:bCs/>
-          <w:szCs w:val="18"/>
-          <w:lang w:val="en-US"/>
-        </w:rPr>
-        <w:t xml:space="preserve"> priori state estimate and covariance, and at each cycle it performs a prediction step based on a dynamic model, followed by a correction step using available measurements. The weighting between predicted states and measurements is governed by the Kalman gain, which optimally balances model confidence and measurement reliability. Due to its recursive structure, the filter requires only the current state and covariance, making it particularly suitable for sequential estimation problems such as continuous satellite orbit reconstruction.</w:t>
-      </w:r>
-    </w:p>
-    <w:p>
-      <w:pPr>
-        <w:rPr>
-          <w:bCs/>
-          <w:szCs w:val="18"/>
-          <w:lang w:val="en-US"/>
-        </w:rPr>
-      </w:pPr>
+        <w:t>Kalman filter–based estimation forms the backbone of many modern estimation frameworks, including real-time GNSS positioning (Groves, 2008) and Precise Orbit Determination (POD) (Kavitha et al., 2022). The filter recursively estimates time-varying systems while simultaneously quantifying their uncertainty through an associated covariance matrix. Rather than requiring full observability at a single epoch, the Kalman filter achieves statistical consistency through temporal information accumulation. The algorithm is initialized with a priori state estimate and covariance, and at each cycle, it performs a prediction step based on a dynamic model, followed by a correction step using available measurements. The weighting between predicted states and measurements is governed by the Kalman gain, which optimally balances model confidence and measurement reliability. Due to its recursive structure, the filter requires only the current state and covariance, making it particularly suitable for sequential estimation problems such as continuous satellite orbit reconstruction.</w:t>
+      </w:r>
     </w:p>
     <w:p>
       <w:pPr>
@@ -3154,7 +2424,7 @@
           <w:lang w:val="en-US"/>
         </w:rPr>
         <w:drawing>
-          <wp:inline distT="0" distB="0" distL="0" distR="0" wp14:anchorId="2942EEED" wp14:editId="1EE920DF">
+          <wp:inline distT="0" distB="0" distL="0" distR="0" wp14:anchorId="2942EEED" wp14:editId="702EF0CA">
             <wp:extent cx="3209563" cy="1613061"/>
             <wp:effectExtent l="0" t="0" r="0" b="0"/>
             <wp:docPr id="1970336029" name="Resim 1" descr="metin, diyagram, ekran görüntüsü, yazı tipi içeren bir resim&#10;&#10;Yapay zeka tarafından oluşturulmuş içerik yanlış olabilir."/>
@@ -3268,6 +2538,7 @@
     </w:p>
     <w:p>
       <w:pPr>
+        <w:keepNext/>
         <w:rPr>
           <w:bCs/>
           <w:szCs w:val="18"/>
@@ -3280,29 +2551,21 @@
           <w:szCs w:val="18"/>
           <w:lang w:val="en-US"/>
         </w:rPr>
-        <w:t>Figure 1 illustrates the conceptual interaction between the true system and the Kalman filtering framework. The diagram highlights the five fundamental components: (</w:t>
-      </w:r>
-      <w:proofErr w:type="spellStart"/>
+        <w:t xml:space="preserve">Figure 1 illustrates the conceptual interaction between the true system and the Kalman filtering framework. The diagram highlights the five fundamental components: (i) the state vector and its covariance, (ii) the system (process) model, (iii) the measurement vector and its covariance, (iv) the measurement model, and (v) the Kalman filtering algorithm that links these </w:t>
+      </w:r>
       <w:r>
         <w:rPr>
           <w:bCs/>
           <w:szCs w:val="18"/>
           <w:lang w:val="en-US"/>
         </w:rPr>
-        <w:t>i</w:t>
-      </w:r>
-      <w:proofErr w:type="spellEnd"/>
-      <w:r>
-        <w:rPr>
-          <w:bCs/>
-          <w:szCs w:val="18"/>
-          <w:lang w:val="en-US"/>
-        </w:rPr>
-        <w:t>) the state vector and its covariance, (ii) the system (process) model, (iii) the measurement vector and its covariance, (iv) the measurement model, and (v) the Kalman filtering algorithm that links these elements. In the context of satellite orbit estimation, this structure enables the reconstruction of a continuous trajectory from sparsely sampled high-precision orbit products.</w:t>
+        <w:lastRenderedPageBreak/>
+        <w:t>elements. In the context of satellite orbit estimation, this structure enables the reconstruction of a continuous trajectory from sparsely sampled high-precision orbit products.</w:t>
       </w:r>
     </w:p>
     <w:p>
       <w:pPr>
+        <w:keepNext/>
         <w:rPr>
           <w:bCs/>
           <w:szCs w:val="18"/>
@@ -3315,60 +2578,12 @@
           <w:szCs w:val="18"/>
           <w:lang w:val="en-US"/>
         </w:rPr>
-        <w:lastRenderedPageBreak/>
-        <w:t xml:space="preserve">The state vector in the proposed </w:t>
-      </w:r>
-      <w:r>
-        <w:rPr>
-          <w:bCs/>
-          <w:szCs w:val="18"/>
-          <w:lang w:val="en-US"/>
-        </w:rPr>
-        <w:t>POD</w:t>
-      </w:r>
-      <w:r>
-        <w:rPr>
-          <w:bCs/>
-          <w:szCs w:val="18"/>
-          <w:lang w:val="en-US"/>
-        </w:rPr>
-        <w:t xml:space="preserve"> framework represents the dynamic quantities required to reconstruct the satellite trajectory at one</w:t>
-      </w:r>
-      <w:r>
-        <w:rPr>
-          <w:bCs/>
-          <w:szCs w:val="18"/>
-          <w:lang w:val="en-US"/>
-        </w:rPr>
-        <w:t xml:space="preserve"> </w:t>
-      </w:r>
-      <w:r>
-        <w:rPr>
-          <w:bCs/>
-          <w:szCs w:val="18"/>
-          <w:lang w:val="en-US"/>
-        </w:rPr>
-        <w:t>second resolution. In this study, the state vector is formulated to include the satellite position and velocity components in the Earth-Centered Earth-Fixed (ECEF) reference frame. Depending on the selected dynamic fidelity, additional stochastic acceleration terms may be incorporated to model unmodeled perturbations. Unlike classical interpolation approaches, the Kalman</w:t>
-      </w:r>
-      <w:r>
-        <w:rPr>
-          <w:bCs/>
-          <w:szCs w:val="18"/>
-          <w:lang w:val="en-US"/>
-        </w:rPr>
-        <w:t xml:space="preserve"> </w:t>
-      </w:r>
-      <w:r>
-        <w:rPr>
-          <w:bCs/>
-          <w:szCs w:val="18"/>
-          <w:lang w:val="en-US"/>
-        </w:rPr>
-        <w:t>based formulation enables continuous propagation of the orbital state between discrete precise orbit updates provided at 300 s or 900 s intervals. Along with the state vector, an error covariance matrix is maintained to quantify the uncertainty of each orbital parameter and the statistical correlations between position and velocity errors.</w:t>
+        <w:t>The state vector in the proposed POD framework represents the dynamic quantities required to reconstruct the satellite trajectory at one second resolution. In this study, the state vector is formulated to include the satellite position and velocity components in the Earth-Centered Earth-Fixed (ECEF) reference frame. Depending on the selected dynamic fidelity, additional stochastic acceleration terms may be incorporated to model unmodeled perturbations. Unlike classical interpolation approaches, the Kalman based formulation enables continuous propagation of the orbital state between discrete precise orbit updates provided at 300 s or 900 s intervals. Along with the state vector, the framework maintains an error covariance matrix to quantify the uncertainty of each orbital parameter and the statistical correlations between position and velocity errors.</w:t>
       </w:r>
     </w:p>
     <w:p>
       <w:pPr>
+        <w:keepNext/>
         <w:rPr>
           <w:bCs/>
           <w:szCs w:val="18"/>
@@ -3381,27 +2596,12 @@
           <w:szCs w:val="18"/>
           <w:lang w:val="en-US"/>
         </w:rPr>
-        <w:t>These correlations are fundamental when measurements are temporally sparse. Since precise orbit products are only available at discrete epochs, intermediate one</w:t>
-      </w:r>
-      <w:r>
-        <w:rPr>
-          <w:bCs/>
-          <w:szCs w:val="18"/>
-          <w:lang w:val="en-US"/>
-        </w:rPr>
-        <w:t xml:space="preserve"> </w:t>
-      </w:r>
-      <w:r>
-        <w:rPr>
-          <w:bCs/>
-          <w:szCs w:val="18"/>
-          <w:lang w:val="en-US"/>
-        </w:rPr>
-        <w:t>second satellite positions are not directly observed but inferred through dynamic propagation and statistical coupling within the state transition model. Velocity states, for example, are not independently measured at every epoch; instead, they are dynamically linked to position states and corrected indirectly when a new precise orbit update becomes available. During propagation intervals without external corrections, model imperfections and unmodeled forces naturally increase both uncertainty levels and cross-correlations, emphasizing the need for a stochastic uncertainty representation.</w:t>
+        <w:t>These correlations are fundamental when measurements are temporally sparse. Since precise orbit products are only available at discrete epochs, intermediate one-second satellite positions are not directly observed but inferred through dynamic propagation and statistical coupling within the state transition model. Velocity states, for example, are not independently measured at every epoch; instead, they are dynamically linked to position states and corrected indirectly when a new precise orbit update becomes available. During propagation intervals without external corrections, model imperfections and unmodeled forces naturally increase both uncertainty levels and cross-correlations, emphasizing the need for a stochastic uncertainty representation.</w:t>
       </w:r>
     </w:p>
     <w:p>
       <w:pPr>
+        <w:keepNext/>
         <w:rPr>
           <w:bCs/>
           <w:szCs w:val="18"/>
@@ -3414,29 +2614,12 @@
           <w:szCs w:val="18"/>
           <w:lang w:val="en-US"/>
         </w:rPr>
-        <w:t xml:space="preserve">The system model governs how the orbital states evolve between successive precise orbit epochs. The deterministic component relies on orbital </w:t>
-      </w:r>
-      <w:proofErr w:type="gramStart"/>
-      <w:r>
-        <w:rPr>
-          <w:bCs/>
-          <w:szCs w:val="18"/>
-          <w:lang w:val="en-US"/>
-        </w:rPr>
-        <w:t>mechanics</w:t>
-      </w:r>
-      <w:proofErr w:type="gramEnd"/>
-      <w:r>
-        <w:rPr>
-          <w:bCs/>
-          <w:szCs w:val="18"/>
-          <w:lang w:val="en-US"/>
-        </w:rPr>
-        <w:t xml:space="preserve"> principles, where position is propagated through velocity integration and velocity evolution is driven primarily by gravitational acceleration, optionally augmented by simplified perturbation representations. While the orbital motion follows deterministic physical laws, uncertainty propagation is inherently stochastic. In the absence of measurement updates, confidence in the predicted orbit must gradually decrease to reflect the influence of unmodeled gravitational harmonics, solar radiation pressure, numerical discretization effects, and other perturbations. This uncertainty growth is modeled through the process noise term, introduced via the process noise covariance matrix, whose structure is defined according to expected orbital perturbation levels and the accuracy characteristics of the precise orbit products.</w:t>
+        <w:t>The system model governs how the orbital states evolve between successive precise orbit epochs. The deterministic component relies on orbital mechanics principles, where position is propagated through velocity integration and velocity evolution is driven primarily by gravitational acceleration, optionally augmented by simplified perturbation representations. While the orbital motion follows deterministic physical laws, uncertainty propagation is inherently stochastic. In the absence of measurement updates, confidence in the predicted orbit must gradually decrease to reflect the influence of unmodeled gravitational harmonics, solar radiation pressure,, numerical discretization effects, and other perturbations. This uncertainty growth is modeled through the process noise term, introduced via the process noise covariance matrix, whose structure is defined according to expected orbital perturbation levels and the accuracy characteristics of the precise orbit products.</w:t>
       </w:r>
     </w:p>
     <w:p>
       <w:pPr>
+        <w:keepNext/>
         <w:rPr>
           <w:bCs/>
           <w:szCs w:val="18"/>
@@ -3449,7 +2632,7 @@
           <w:szCs w:val="18"/>
           <w:lang w:val="en-US"/>
         </w:rPr>
-        <w:t>The measurement model establishes the relationship between the propagated orbital state and the externally provided precise orbit coordinates. At discrete epochs (e.g., every 300 s or 900 s), high-precision satellite position components serve as observations that constrain the predicted trajectory. The measurement equation directly relates the estimated position states to these precise coordinates through a linear observation model defined in the ECEF frame. When a new precise orbit update becomes available, the Kalman correction step uses the discrepancy between predicted and observed coordinates to reduce accumulated propagation errors, re-align the state estimate with the reference product, and decrease the associated uncertainty. Through this predict–update cycle, the filter produces a continuous, statistically consistent one-second satellite orbit solution derived from sparsely sampled high-precision orbit data.</w:t>
+        <w:t>The measurement model establishes the relationship between the propagated orbital state and the externally provided precise orbit coordinates. At discrete epochs (e.g., every 300 s or 900 s), high-precision satellite position components serve as observations that constrain the predicted trajectory. The measurement equation directly relates the estimated position states to these precise coordinates through a linear observation model defined in the ECEF frame. When a new precise orbit update becomes available, the Kalman correction step uses the discrepancy between predicted and observed coordinates to reduce accumulated propagation errors, re-align the state estimate with the reference product, and decrease the associated uncertainty. Through this predict–update cycle, the filter produces a continuous, statistically consistent one-second satellite orbit solution derived from sparsely sampled high-precision orbit data</w:t>
       </w:r>
     </w:p>
     <w:p>
@@ -3591,7 +2774,8 @@
           <w:szCs w:val="18"/>
           <w:lang w:val="en-US"/>
         </w:rPr>
-        <w:t xml:space="preserve">Figure 2 illustrates the step-by-step flow of the Kalman filter from a previous state estimate to an updated state estimate within the Precise Orbit Determination (POD) framework. In the proposed approach, this recursive process is divided into two </w:t>
+        <w:lastRenderedPageBreak/>
+        <w:t xml:space="preserve">Figure 2 illustrates the step-by-step flow of the Kalman filter from a previous state estimate to an updated state estimate within the </w:t>
       </w:r>
       <w:r>
         <w:rPr>
@@ -3599,8 +2783,7 @@
           <w:szCs w:val="18"/>
           <w:lang w:val="en-US"/>
         </w:rPr>
-        <w:lastRenderedPageBreak/>
-        <w:t>fundamental phases: state propagation and measurement update.</w:t>
+        <w:t>POD</w:t>
       </w:r>
       <w:r>
         <w:rPr>
@@ -3608,7 +2791,15 @@
           <w:szCs w:val="18"/>
           <w:lang w:val="en-US"/>
         </w:rPr>
-        <w:t xml:space="preserve"> Starting from the previous state estimate </w:t>
+        <w:t xml:space="preserve"> framework. In the proposed approach, this recursive process is divided into two fundamental phases: state propagation and measurement update. Starting from the previous state estimate</w:t>
+      </w:r>
+      <w:r>
+        <w:rPr>
+          <w:bCs/>
+          <w:szCs w:val="18"/>
+          <w:lang w:val="en-US"/>
+        </w:rPr>
+        <w:t xml:space="preserve"> </w:t>
       </w:r>
       <m:oMath>
         <m:sSubSup>
@@ -3934,11 +3125,10 @@
       </m:oMath>
       <w:r>
         <w:rPr>
-          <w:bCs/>
           <w:szCs w:val="18"/>
           <w:lang w:val="en-US"/>
         </w:rPr>
-        <w:t xml:space="preserve">describes the discrete time orbital state transition derived from numerical integration of the satellite motion equations. The propagated state provides a one second prediction of satellite position and velocity between two consecutive precise orbit product epochs. </w:t>
+        <w:t xml:space="preserve"> </w:t>
       </w:r>
       <w:r>
         <w:rPr>
@@ -3946,23 +3136,7 @@
           <w:szCs w:val="18"/>
           <w:lang w:val="en-US"/>
         </w:rPr>
-        <w:t>In parallel with state propagation, the error covariance matrix is propagated to reflect increasing uncertainty and evolving correlations as seen in Eq (</w:t>
-      </w:r>
-      <w:r>
-        <w:rPr>
-          <w:bCs/>
-          <w:szCs w:val="18"/>
-          <w:lang w:val="en-US"/>
-        </w:rPr>
-        <w:t>4</w:t>
-      </w:r>
-      <w:r>
-        <w:rPr>
-          <w:bCs/>
-          <w:szCs w:val="18"/>
-          <w:lang w:val="en-US"/>
-        </w:rPr>
-        <w:t>).</w:t>
+        <w:t>describes the discrete time orbital state transition derived from numerical integration of the satellite motion equations. The propagated state provides a one second prediction of satellite position and velocity between two consecutive precise orbit product epochs. In parallel with state propagation, the error covariance matrix is propagated to reflect increasing uncertainty and evolving correlations as seen in Eq. (4).</w:t>
       </w:r>
     </w:p>
     <w:tbl>
@@ -4613,25 +3787,7 @@
           <w:szCs w:val="18"/>
           <w:lang w:val="en-US"/>
         </w:rPr>
-        <w:t xml:space="preserve">Where </w:t>
-      </w:r>
-      <w:proofErr w:type="gramStart"/>
-      <w:r>
-        <w:rPr>
-          <w:bCs/>
-          <w:szCs w:val="18"/>
-          <w:lang w:val="en-US"/>
-        </w:rPr>
-        <w:t>h(</w:t>
-      </w:r>
-      <w:proofErr w:type="gramEnd"/>
-      <w:r>
-        <w:rPr>
-          <w:bCs/>
-          <w:szCs w:val="18"/>
-          <w:lang w:val="en-US"/>
-        </w:rPr>
-        <w:t xml:space="preserve">-) </w:t>
+        <w:t xml:space="preserve">Where h(-) </w:t>
       </w:r>
       <w:r>
         <w:rPr>
@@ -5926,25 +5082,7 @@
           <w:szCs w:val="18"/>
           <w:lang w:val="en-US"/>
         </w:rPr>
-        <w:t xml:space="preserve">Through this correction step, not only are position states adjusted, but velocity </w:t>
-      </w:r>
-      <w:proofErr w:type="gramStart"/>
-      <w:r>
-        <w:rPr>
-          <w:bCs/>
-          <w:szCs w:val="18"/>
-          <w:lang w:val="en-US"/>
-        </w:rPr>
-        <w:t>are</w:t>
-      </w:r>
-      <w:proofErr w:type="gramEnd"/>
-      <w:r>
-        <w:rPr>
-          <w:bCs/>
-          <w:szCs w:val="18"/>
-          <w:lang w:val="en-US"/>
-        </w:rPr>
-        <w:t xml:space="preserve"> also refined indirectly via the existing correlation structure embedded in the covariance matrix. </w:t>
+        <w:t xml:space="preserve">Through this correction step, not only are position states adjusted, but velocity are also refined indirectly via the existing correlation structure embedded in the covariance matrix. </w:t>
       </w:r>
       <w:r>
         <w:rPr>
@@ -6265,36 +5403,49 @@
           <w:bCs/>
           <w:lang w:val="en-US"/>
         </w:rPr>
-        <w:t xml:space="preserve">In addition to deterministic Lagrange interpolation and stochastic Kalman filtering, machine learning algorithms are investigated as data-driven alternatives for high-rate satellite orbit reconstruction. Unlike physically based dynamic models, </w:t>
-      </w:r>
-      <w:r>
-        <w:rPr>
-          <w:bCs/>
-          <w:lang w:val="en-US"/>
-        </w:rPr>
-        <w:t>Machine learning</w:t>
-      </w:r>
-      <w:r>
-        <w:rPr>
-          <w:bCs/>
-          <w:lang w:val="en-US"/>
-        </w:rPr>
-        <w:t xml:space="preserve"> approaches aim to learn nonlinear temporal relationships directly from orbit data without explicitly modeling gravitational forces or perturbation dynamics. </w:t>
-      </w:r>
-      <w:r>
-        <w:rPr>
-          <w:bCs/>
-          <w:highlight w:val="yellow"/>
-          <w:lang w:val="en-US"/>
-        </w:rPr>
-        <w:t>Within this framework, Random Forest (RF) and Support Vector Regression (SVR) are implemented to approximate</w:t>
-      </w:r>
-      <w:r>
-        <w:rPr>
-          <w:bCs/>
-          <w:lang w:val="en-US"/>
-        </w:rPr>
-        <w:t xml:space="preserve"> the mapping between sparsely sampled precise orbit epochs (e.g., 300 s or 900 s intervals) and intermediate one-second coordinate estimates.</w:t>
+        <w:t>In addition to deterministic Lagrange interpolation and stochastic Kalman filtering, machine learning algorithms are investigated as data</w:t>
+      </w:r>
+      <w:r>
+        <w:rPr>
+          <w:bCs/>
+          <w:lang w:val="en-US"/>
+        </w:rPr>
+        <w:t xml:space="preserve"> </w:t>
+      </w:r>
+      <w:r>
+        <w:rPr>
+          <w:bCs/>
+          <w:lang w:val="en-US"/>
+        </w:rPr>
+        <w:t xml:space="preserve">driven alternatives for high-rate satellite orbit reconstruction. Unlike physically based dynamic models, Machine learning approaches aim to learn nonlinear temporal relationships directly from orbit data. Within this </w:t>
+      </w:r>
+      <w:r>
+        <w:rPr>
+          <w:bCs/>
+          <w:lang w:val="en-US"/>
+        </w:rPr>
+        <w:t>context</w:t>
+      </w:r>
+      <w:r>
+        <w:rPr>
+          <w:bCs/>
+          <w:lang w:val="en-US"/>
+        </w:rPr>
+        <w:t xml:space="preserve">, </w:t>
+      </w:r>
+      <w:r>
+        <w:rPr>
+          <w:bCs/>
+          <w:lang w:val="en-US"/>
+        </w:rPr>
+        <w:t>RF, SVR, KNN and MLP</w:t>
+      </w:r>
+      <w:r>
+        <w:rPr>
+          <w:bCs/>
+          <w:lang w:val="en-US"/>
+        </w:rPr>
+        <w:t xml:space="preserve"> are implemented to approximate the mapping between sparsely sampled precise orbit epochs (e.g., 300 s or 900 s intervals) and intermediate one-second coordinate estimates.</w:t>
       </w:r>
     </w:p>
     <w:p>
@@ -6309,23 +5460,42 @@
           <w:bCs/>
           <w:lang w:val="en-US"/>
         </w:rPr>
-        <w:t>Random Forest (RF) is an ensemble regression algorithm that aggregates predictions from multiple decision trees trained on randomly sampled subsets of the data. Through bootstrap sampling and random feature selection, RF reduces variance compared to a single decision tree and improves predictive stability. The final prediction is obtained by averaging the outputs of individual trees, thereby enhancing robustness against noise and overfitting. In the context of orbit reconstruction, RF models the nonlinear relationship between discrete precise orbit coordinates and high-rate intermediate positions. Its ensemble structure enables the capture of complex temporal patterns in satellite trajectory data and has previously demonstrated effectiveness in GNSS-related estimation problems (</w:t>
-      </w:r>
-      <w:proofErr w:type="spellStart"/>
-      <w:r>
-        <w:rPr>
-          <w:bCs/>
-          <w:lang w:val="en-US"/>
-        </w:rPr>
-        <w:t>Karlitepe</w:t>
-      </w:r>
-      <w:proofErr w:type="spellEnd"/>
-      <w:r>
-        <w:rPr>
-          <w:bCs/>
-          <w:lang w:val="en-US"/>
-        </w:rPr>
-        <w:t xml:space="preserve"> &amp; Erdogan, 2025).</w:t>
+        <w:t>RF</w:t>
+      </w:r>
+      <w:r>
+        <w:rPr>
+          <w:bCs/>
+          <w:lang w:val="en-US"/>
+        </w:rPr>
+        <w:t xml:space="preserve"> is an ensemble regression algorithm that aggregates predictions from multiple decision trees trained on randomly sampled subsets of the data. Through bootstrap sampling and random feature selection, RF reduces variance compared to a single decision tree and improves predictive stability. The final prediction is obtained by averaging the outputs of individual trees, thereby enhancing robustness against noise and overfitting. In the context of orbit reconstruction, RF models the nonlinear relationship between discrete precise orbit coordinates and high</w:t>
+      </w:r>
+      <w:r>
+        <w:rPr>
+          <w:bCs/>
+          <w:lang w:val="en-US"/>
+        </w:rPr>
+        <w:t xml:space="preserve"> </w:t>
+      </w:r>
+      <w:r>
+        <w:rPr>
+          <w:bCs/>
+          <w:lang w:val="en-US"/>
+        </w:rPr>
+        <w:t>rate intermediate positions. Its ensemble structure enables the capture of complex temporal patterns in satellite trajectory data and has previously demonstrated effectiveness in GNSS</w:t>
+      </w:r>
+      <w:r>
+        <w:rPr>
+          <w:bCs/>
+          <w:lang w:val="en-US"/>
+        </w:rPr>
+        <w:t xml:space="preserve"> </w:t>
+      </w:r>
+      <w:r>
+        <w:rPr>
+          <w:bCs/>
+          <w:lang w:val="en-US"/>
+        </w:rPr>
+        <w:t>related estimation problems (Karlitepe &amp; Erdogan, 2025).</w:t>
       </w:r>
     </w:p>
     <w:p>
@@ -6340,7 +5510,15 @@
           <w:bCs/>
           <w:lang w:val="en-US"/>
         </w:rPr>
-        <w:t>Support Vector Regression (SVR), the regression formulation of Support Vector Machines, constructs an optimal regression function by minimizing structural risk while maintaining an ε-insensitive error margin. For the linear case, the regression function is expressed as seen Eq. (10)</w:t>
+        <w:lastRenderedPageBreak/>
+        <w:t xml:space="preserve">SVR, </w:t>
+      </w:r>
+      <w:r>
+        <w:rPr>
+          <w:bCs/>
+          <w:lang w:val="en-US"/>
+        </w:rPr>
+        <w:t>the regression formulation of Support Vector Machines, constructs an optimal regression function by minimizing structural risk while maintaining an ε-insensitive error margin. For the linear case, the regression function is expressed as seen Eq. (10)</w:t>
       </w:r>
     </w:p>
     <w:tbl>
@@ -6382,7 +5560,6 @@
                     <w:rFonts w:ascii="Cambria Math" w:hAnsi="Cambria Math"/>
                     <w:lang w:val="en-US"/>
                   </w:rPr>
-                  <w:lastRenderedPageBreak/>
                   <m:t>y=</m:t>
                 </m:r>
                 <m:nary>
@@ -6520,14 +5697,6 @@
           <w:lang w:val="en-US"/>
         </w:rPr>
       </w:pPr>
-    </w:p>
-    <w:p>
-      <w:pPr>
-        <w:rPr>
-          <w:bCs/>
-          <w:lang w:val="en-US"/>
-        </w:rPr>
-      </w:pPr>
       <w:r>
         <w:rPr>
           <w:bCs/>
@@ -6571,23 +5740,14 @@
           <w:bCs/>
           <w:lang w:val="en-US"/>
         </w:rPr>
-        <w:t xml:space="preserve">are </w:t>
-      </w:r>
-      <w:proofErr w:type="gramStart"/>
-      <w:r>
-        <w:rPr>
-          <w:bCs/>
-          <w:lang w:val="en-US"/>
-        </w:rPr>
-        <w:t>weighting</w:t>
-      </w:r>
-      <w:proofErr w:type="gramEnd"/>
-      <w:r>
-        <w:rPr>
-          <w:bCs/>
-          <w:lang w:val="en-US"/>
-        </w:rPr>
-        <w:t xml:space="preserve"> coefficients and </w:t>
+        <w:t xml:space="preserve"> </w:t>
+      </w:r>
+      <w:r>
+        <w:rPr>
+          <w:bCs/>
+          <w:lang w:val="en-US"/>
+        </w:rPr>
+        <w:t xml:space="preserve">are weighting coefficients and </w:t>
       </w:r>
       <m:oMath>
         <m:r>
@@ -6603,7 +5763,21 @@
           <w:bCs/>
           <w:lang w:val="en-US"/>
         </w:rPr>
-        <w:t>is the bias term. However, satellite orbit evolution is inherently nonlinear; therefore, kernel functions are employed to project input data into a higher-dimensional feature space. The nonlinear SVR model is written as senn Eq. (11)</w:t>
+        <w:t>is the bias term. However, satellite orbit evolution is inherently nonlinear; therefore, kernel functions are employed to project input data into a higher</w:t>
+      </w:r>
+      <w:r>
+        <w:rPr>
+          <w:bCs/>
+          <w:lang w:val="en-US"/>
+        </w:rPr>
+        <w:t xml:space="preserve"> </w:t>
+      </w:r>
+      <w:r>
+        <w:rPr>
+          <w:bCs/>
+          <w:lang w:val="en-US"/>
+        </w:rPr>
+        <w:t>dimensional feature space. The nonlinear SVR model is written as senn Eq. (11)</w:t>
       </w:r>
     </w:p>
     <w:tbl>
@@ -6841,6 +6015,12 @@
           <m:t>,x)</m:t>
         </m:r>
       </m:oMath>
+      <w:r>
+        <w:rPr>
+          <w:lang w:val="en-US"/>
+        </w:rPr>
+        <w:t xml:space="preserve"> </w:t>
+      </w:r>
       <w:r>
         <w:rPr>
           <w:bCs/>
@@ -7348,40 +6528,135 @@
           <w:bCs/>
           <w:lang w:val="en-US"/>
         </w:rPr>
-        <w:t>Through appropriate kernel and margin parameter selection, SVR approximates the nonlinear temporal evolution of satellite coordinates under sparse sampling conditions. As demonstrated in previous GNSS parameter estimation studies (</w:t>
-      </w:r>
-      <w:proofErr w:type="spellStart"/>
-      <w:r>
-        <w:rPr>
-          <w:bCs/>
-          <w:lang w:val="en-US"/>
-        </w:rPr>
-        <w:t>Karlitepe</w:t>
-      </w:r>
-      <w:proofErr w:type="spellEnd"/>
-      <w:r>
-        <w:rPr>
-          <w:bCs/>
-          <w:lang w:val="en-US"/>
-        </w:rPr>
-        <w:t xml:space="preserve"> &amp; Erdogan, 2025), margin-based learning approaches can provide stable and high-precision regression performance, supporting their evaluation as data-driven alternatives to both polynomial interpolation and Kalman-based stochastic propagation.</w:t>
+        <w:t>Through appropriate kernel and margin parameter selection, SVR approximates the nonlinear temporal evolution of satellite coordinates under sparse sampling conditions. As demonstrated in previous GNSS parameter estimation studies (Karlitepe &amp; Erdogan, 2025), margin</w:t>
+      </w:r>
+      <w:r>
+        <w:rPr>
+          <w:bCs/>
+          <w:lang w:val="en-US"/>
+        </w:rPr>
+        <w:t xml:space="preserve"> </w:t>
+      </w:r>
+      <w:r>
+        <w:rPr>
+          <w:bCs/>
+          <w:lang w:val="en-US"/>
+        </w:rPr>
+        <w:t>based learning approaches can provide stable and high</w:t>
+      </w:r>
+      <w:r>
+        <w:rPr>
+          <w:bCs/>
+          <w:lang w:val="en-US"/>
+        </w:rPr>
+        <w:t xml:space="preserve"> </w:t>
+      </w:r>
+      <w:r>
+        <w:rPr>
+          <w:bCs/>
+          <w:lang w:val="en-US"/>
+        </w:rPr>
+        <w:t>precision regression performance</w:t>
+      </w:r>
+      <w:r>
+        <w:rPr>
+          <w:bCs/>
+          <w:lang w:val="en-US"/>
+        </w:rPr>
+        <w:t>.</w:t>
       </w:r>
     </w:p>
     <w:p>
       <w:pPr>
         <w:rPr>
           <w:bCs/>
-          <w:highlight w:val="yellow"/>
           <w:lang w:val="en-US"/>
         </w:rPr>
       </w:pPr>
       <w:r>
         <w:rPr>
           <w:bCs/>
-          <w:highlight w:val="yellow"/>
-          <w:lang w:val="en-US"/>
-        </w:rPr>
-        <w:t>KNN</w:t>
+          <w:lang w:val="en-US"/>
+        </w:rPr>
+        <w:t xml:space="preserve">KNN, or K-Nearest Neighbors, is a non-parametric, instance-based learning algorithm that predicts the value of a new data point by averaging the values of its </w:t>
+      </w:r>
+      <w:r>
+        <w:rPr>
+          <w:bCs/>
+          <w:i/>
+          <w:iCs/>
+          <w:lang w:val="en-US"/>
+        </w:rPr>
+        <w:t>k</w:t>
+      </w:r>
+      <w:r>
+        <w:rPr>
+          <w:bCs/>
+          <w:lang w:val="en-US"/>
+        </w:rPr>
+        <w:t xml:space="preserve"> nearest neighbors in the feature space. The selection of </w:t>
+      </w:r>
+      <w:r>
+        <w:rPr>
+          <w:bCs/>
+          <w:i/>
+          <w:iCs/>
+          <w:lang w:val="en-US"/>
+        </w:rPr>
+        <w:t>k</w:t>
+      </w:r>
+      <w:r>
+        <w:rPr>
+          <w:bCs/>
+          <w:lang w:val="en-US"/>
+        </w:rPr>
+        <w:t xml:space="preserve"> is a crucial hyperparameter, as it dictates the local neighborhood size influencing the prediction, with smaller </w:t>
+      </w:r>
+      <w:r>
+        <w:rPr>
+          <w:bCs/>
+          <w:i/>
+          <w:iCs/>
+          <w:lang w:val="en-US"/>
+        </w:rPr>
+        <w:t>k</w:t>
+      </w:r>
+      <w:r>
+        <w:rPr>
+          <w:bCs/>
+          <w:lang w:val="en-US"/>
+        </w:rPr>
+        <w:t xml:space="preserve"> values leading to more sensitive and potentially noisy predictions, while larger </w:t>
+      </w:r>
+      <w:r>
+        <w:rPr>
+          <w:bCs/>
+          <w:i/>
+          <w:iCs/>
+          <w:lang w:val="en-US"/>
+        </w:rPr>
+        <w:t>k</w:t>
+      </w:r>
+      <w:r>
+        <w:rPr>
+          <w:bCs/>
+          <w:lang w:val="en-US"/>
+        </w:rPr>
+        <w:t xml:space="preserve"> values can smooth out noise but risk oversmoothing localized patterns. In the context of orbit reconstruction, KNN determines the intermediate satellite position by averaging the positions of its closest neighboring precise orbit epochs, effectively capturing local trajectory dynamics without explicit model training</w:t>
+      </w:r>
+      <w:r>
+        <w:rPr>
+          <w:bCs/>
+          <w:lang w:val="en-US"/>
+        </w:rPr>
+        <w:t xml:space="preserve"> (Elshazli et al., 2024)</w:t>
+      </w:r>
+      <w:r>
+        <w:rPr>
+          <w:bCs/>
+          <w:lang w:val="en-US"/>
+        </w:rPr>
+        <w:t xml:space="preserve">. </w:t>
       </w:r>
     </w:p>
     <w:p>
@@ -7394,10 +6669,1141 @@
       <w:r>
         <w:rPr>
           <w:bCs/>
-          <w:highlight w:val="yellow"/>
-          <w:lang w:val="en-US"/>
-        </w:rPr>
-        <w:t>MLP</w:t>
+          <w:lang w:val="en-US"/>
+        </w:rPr>
+        <w:t>MLP, or Multilayer Perceptron, is a feedforward artificial neural network architecture consisting of an input layer, one or more hidden layers, and an output layer. It approximates complex nonlinear functions by composing affine transformations and nonlinear activations across layers, enabling the modeling of intricate temporal patterns in sparse satellite orbit data</w:t>
+      </w:r>
+      <w:r>
+        <w:rPr>
+          <w:bCs/>
+          <w:lang w:val="en-US"/>
+        </w:rPr>
+        <w:t xml:space="preserve"> (Gou er al., 2023; Khorana, 2023). The computational for neuron </w:t>
+      </w:r>
+      <m:oMath>
+        <m:r>
+          <w:rPr>
+            <w:rFonts w:ascii="Cambria Math" w:hAnsi="Cambria Math"/>
+            <w:lang w:val="en-US"/>
+          </w:rPr>
+          <m:t>j</m:t>
+        </m:r>
+      </m:oMath>
+      <w:r>
+        <w:rPr>
+          <w:bCs/>
+          <w:lang w:val="en-US"/>
+        </w:rPr>
+        <w:t xml:space="preserve"> in layer </w:t>
+      </w:r>
+      <m:oMath>
+        <m:r>
+          <w:rPr>
+            <w:rFonts w:ascii="Cambria Math" w:hAnsi="Cambria Math"/>
+            <w:lang w:val="en-US"/>
+          </w:rPr>
+          <m:t>l</m:t>
+        </m:r>
+      </m:oMath>
+      <w:r>
+        <w:rPr>
+          <w:bCs/>
+          <w:lang w:val="en-US"/>
+        </w:rPr>
+        <w:t xml:space="preserve"> is described in Eq. (13).</w:t>
+      </w:r>
+    </w:p>
+    <w:tbl>
+      <w:tblPr>
+        <w:tblStyle w:val="TabloKlavuzu"/>
+        <w:tblW w:w="0" w:type="auto"/>
+        <w:tblInd w:w="38" w:type="dxa"/>
+        <w:tblBorders>
+          <w:top w:val="none" w:sz="0" w:space="0" w:color="auto"/>
+          <w:left w:val="none" w:sz="0" w:space="0" w:color="auto"/>
+          <w:bottom w:val="none" w:sz="0" w:space="0" w:color="auto"/>
+          <w:right w:val="none" w:sz="0" w:space="0" w:color="auto"/>
+          <w:insideH w:val="none" w:sz="0" w:space="0" w:color="auto"/>
+          <w:insideV w:val="none" w:sz="0" w:space="0" w:color="auto"/>
+        </w:tblBorders>
+        <w:tblLook w:val="04A0" w:firstRow="1" w:lastRow="0" w:firstColumn="1" w:lastColumn="0" w:noHBand="0" w:noVBand="1"/>
+      </w:tblPr>
+      <w:tblGrid>
+        <w:gridCol w:w="8008"/>
+        <w:gridCol w:w="772"/>
+      </w:tblGrid>
+      <w:tr>
+        <w:tc>
+          <w:tcPr>
+            <w:tcW w:w="8008" w:type="dxa"/>
+          </w:tcPr>
+          <w:p>
+            <w:pPr>
+              <w:rPr>
+                <w:bCs/>
+                <w:szCs w:val="18"/>
+                <w:lang w:val="en-US"/>
+              </w:rPr>
+            </w:pPr>
+            <m:oMathPara>
+              <m:oMath>
+                <m:acc>
+                  <m:accPr>
+                    <m:ctrlPr>
+                      <w:rPr>
+                        <w:rFonts w:ascii="Cambria Math" w:hAnsi="Cambria Math"/>
+                        <w:bCs/>
+                        <w:lang w:val="en-US"/>
+                      </w:rPr>
+                    </m:ctrlPr>
+                  </m:accPr>
+                  <m:e>
+                    <m:sSubSup>
+                      <m:sSubSupPr>
+                        <m:ctrlPr>
+                          <w:rPr>
+                            <w:rFonts w:ascii="Cambria Math" w:hAnsi="Cambria Math"/>
+                            <w:bCs/>
+                            <w:i/>
+                            <w:lang w:val="en-US"/>
+                          </w:rPr>
+                        </m:ctrlPr>
+                      </m:sSubSupPr>
+                      <m:e>
+                        <m:r>
+                          <w:rPr>
+                            <w:rFonts w:ascii="Cambria Math" w:hAnsi="Cambria Math"/>
+                            <w:lang w:val="en-US"/>
+                          </w:rPr>
+                          <m:t>y</m:t>
+                        </m:r>
+                        <m:ctrlPr>
+                          <w:rPr>
+                            <w:rFonts w:ascii="Cambria Math" w:hAnsi="Cambria Math"/>
+                            <w:bCs/>
+                            <w:lang w:val="en-US"/>
+                          </w:rPr>
+                        </m:ctrlPr>
+                      </m:e>
+                      <m:sub>
+                        <m:r>
+                          <w:rPr>
+                            <w:rFonts w:ascii="Cambria Math" w:hAnsi="Cambria Math"/>
+                            <w:lang w:val="en-US"/>
+                          </w:rPr>
+                          <m:t>j</m:t>
+                        </m:r>
+                      </m:sub>
+                      <m:sup>
+                        <m:d>
+                          <m:dPr>
+                            <m:ctrlPr>
+                              <w:rPr>
+                                <w:rFonts w:ascii="Cambria Math" w:hAnsi="Cambria Math"/>
+                                <w:bCs/>
+                                <w:i/>
+                                <w:lang w:val="en-US"/>
+                              </w:rPr>
+                            </m:ctrlPr>
+                          </m:dPr>
+                          <m:e>
+                            <m:r>
+                              <w:rPr>
+                                <w:rFonts w:ascii="Cambria Math" w:hAnsi="Cambria Math"/>
+                                <w:lang w:val="en-US"/>
+                              </w:rPr>
+                              <m:t>l</m:t>
+                            </m:r>
+                          </m:e>
+                        </m:d>
+                      </m:sup>
+                    </m:sSubSup>
+                  </m:e>
+                </m:acc>
+                <m:r>
+                  <w:rPr>
+                    <w:rFonts w:ascii="Cambria Math" w:hAnsi="Cambria Math"/>
+                    <w:lang w:val="en-US"/>
+                  </w:rPr>
+                  <m:t>=</m:t>
+                </m:r>
+                <m:r>
+                  <w:rPr>
+                    <w:rFonts w:ascii="Cambria Math" w:hAnsi="Cambria Math"/>
+                    <w:lang w:val="en-US"/>
+                  </w:rPr>
+                  <m:t>σ</m:t>
+                </m:r>
+                <m:d>
+                  <m:dPr>
+                    <m:ctrlPr>
+                      <w:rPr>
+                        <w:rFonts w:ascii="Cambria Math" w:hAnsi="Cambria Math"/>
+                        <w:bCs/>
+                        <w:lang w:val="en-US"/>
+                      </w:rPr>
+                    </m:ctrlPr>
+                  </m:dPr>
+                  <m:e>
+                    <m:nary>
+                      <m:naryPr>
+                        <m:chr m:val="∑"/>
+                        <m:supHide m:val="1"/>
+                        <m:ctrlPr>
+                          <w:rPr>
+                            <w:rFonts w:ascii="Cambria Math" w:hAnsi="Cambria Math"/>
+                            <w:bCs/>
+                            <w:lang w:val="en-US"/>
+                          </w:rPr>
+                        </m:ctrlPr>
+                      </m:naryPr>
+                      <m:sub>
+                        <m:r>
+                          <w:rPr>
+                            <w:rFonts w:ascii="Cambria Math" w:hAnsi="Cambria Math"/>
+                            <w:lang w:val="en-US"/>
+                          </w:rPr>
+                          <m:t>i</m:t>
+                        </m:r>
+                        <m:ctrlPr>
+                          <w:rPr>
+                            <w:rFonts w:ascii="Cambria Math" w:hAnsi="Cambria Math"/>
+                            <w:bCs/>
+                            <w:i/>
+                            <w:lang w:val="en-US"/>
+                          </w:rPr>
+                        </m:ctrlPr>
+                      </m:sub>
+                      <m:sup>
+                        <m:ctrlPr>
+                          <w:rPr>
+                            <w:rFonts w:ascii="Cambria Math" w:hAnsi="Cambria Math"/>
+                            <w:bCs/>
+                            <w:i/>
+                            <w:lang w:val="en-US"/>
+                          </w:rPr>
+                        </m:ctrlPr>
+                      </m:sup>
+                      <m:e>
+                        <m:sSubSup>
+                          <m:sSubSupPr>
+                            <m:ctrlPr>
+                              <w:rPr>
+                                <w:rFonts w:ascii="Cambria Math" w:hAnsi="Cambria Math"/>
+                                <w:bCs/>
+                                <w:i/>
+                                <w:lang w:val="en-US"/>
+                              </w:rPr>
+                            </m:ctrlPr>
+                          </m:sSubSupPr>
+                          <m:e>
+                            <m:r>
+                              <w:rPr>
+                                <w:rFonts w:ascii="Cambria Math" w:hAnsi="Cambria Math"/>
+                                <w:lang w:val="en-US"/>
+                              </w:rPr>
+                              <m:t>w</m:t>
+                            </m:r>
+                          </m:e>
+                          <m:sub>
+                            <m:r>
+                              <w:rPr>
+                                <w:rFonts w:ascii="Cambria Math" w:hAnsi="Cambria Math"/>
+                                <w:lang w:val="en-US"/>
+                              </w:rPr>
+                              <m:t>ji</m:t>
+                            </m:r>
+                          </m:sub>
+                          <m:sup>
+                            <m:d>
+                              <m:dPr>
+                                <m:ctrlPr>
+                                  <w:rPr>
+                                    <w:rFonts w:ascii="Cambria Math" w:hAnsi="Cambria Math"/>
+                                    <w:bCs/>
+                                    <w:i/>
+                                    <w:lang w:val="en-US"/>
+                                  </w:rPr>
+                                </m:ctrlPr>
+                              </m:dPr>
+                              <m:e>
+                                <m:r>
+                                  <w:rPr>
+                                    <w:rFonts w:ascii="Cambria Math" w:hAnsi="Cambria Math"/>
+                                    <w:lang w:val="en-US"/>
+                                  </w:rPr>
+                                  <m:t>l</m:t>
+                                </m:r>
+                              </m:e>
+                            </m:d>
+                          </m:sup>
+                        </m:sSubSup>
+                        <m:acc>
+                          <m:accPr>
+                            <m:ctrlPr>
+                              <w:rPr>
+                                <w:rFonts w:ascii="Cambria Math" w:hAnsi="Cambria Math"/>
+                                <w:bCs/>
+                                <w:lang w:val="en-US"/>
+                              </w:rPr>
+                            </m:ctrlPr>
+                          </m:accPr>
+                          <m:e>
+                            <m:sSubSup>
+                              <m:sSubSupPr>
+                                <m:ctrlPr>
+                                  <w:rPr>
+                                    <w:rFonts w:ascii="Cambria Math" w:hAnsi="Cambria Math"/>
+                                    <w:bCs/>
+                                    <w:i/>
+                                    <w:lang w:val="en-US"/>
+                                  </w:rPr>
+                                </m:ctrlPr>
+                              </m:sSubSupPr>
+                              <m:e>
+                                <m:r>
+                                  <w:rPr>
+                                    <w:rFonts w:ascii="Cambria Math" w:hAnsi="Cambria Math"/>
+                                    <w:lang w:val="en-US"/>
+                                  </w:rPr>
+                                  <m:t>y</m:t>
+                                </m:r>
+                                <m:ctrlPr>
+                                  <w:rPr>
+                                    <w:rFonts w:ascii="Cambria Math" w:hAnsi="Cambria Math"/>
+                                    <w:bCs/>
+                                    <w:lang w:val="en-US"/>
+                                  </w:rPr>
+                                </m:ctrlPr>
+                              </m:e>
+                              <m:sub>
+                                <m:r>
+                                  <w:rPr>
+                                    <w:rFonts w:ascii="Cambria Math" w:hAnsi="Cambria Math"/>
+                                    <w:lang w:val="en-US"/>
+                                  </w:rPr>
+                                  <m:t>i</m:t>
+                                </m:r>
+                              </m:sub>
+                              <m:sup>
+                                <m:d>
+                                  <m:dPr>
+                                    <m:ctrlPr>
+                                      <w:rPr>
+                                        <w:rFonts w:ascii="Cambria Math" w:hAnsi="Cambria Math"/>
+                                        <w:bCs/>
+                                        <w:i/>
+                                        <w:lang w:val="en-US"/>
+                                      </w:rPr>
+                                    </m:ctrlPr>
+                                  </m:dPr>
+                                  <m:e>
+                                    <m:r>
+                                      <w:rPr>
+                                        <w:rFonts w:ascii="Cambria Math" w:hAnsi="Cambria Math"/>
+                                        <w:lang w:val="en-US"/>
+                                      </w:rPr>
+                                      <m:t>l-1</m:t>
+                                    </m:r>
+                                  </m:e>
+                                </m:d>
+                              </m:sup>
+                            </m:sSubSup>
+                          </m:e>
+                        </m:acc>
+                        <m:ctrlPr>
+                          <w:rPr>
+                            <w:rFonts w:ascii="Cambria Math" w:hAnsi="Cambria Math"/>
+                            <w:bCs/>
+                            <w:i/>
+                            <w:lang w:val="en-US"/>
+                          </w:rPr>
+                        </m:ctrlPr>
+                      </m:e>
+                    </m:nary>
+                    <m:r>
+                      <w:rPr>
+                        <w:rFonts w:ascii="Cambria Math" w:hAnsi="Cambria Math"/>
+                        <w:lang w:val="en-US"/>
+                      </w:rPr>
+                      <m:t>+</m:t>
+                    </m:r>
+                    <m:sSubSup>
+                      <m:sSubSupPr>
+                        <m:ctrlPr>
+                          <w:rPr>
+                            <w:rFonts w:ascii="Cambria Math" w:hAnsi="Cambria Math"/>
+                            <w:bCs/>
+                            <w:i/>
+                            <w:lang w:val="en-US"/>
+                          </w:rPr>
+                        </m:ctrlPr>
+                      </m:sSubSupPr>
+                      <m:e>
+                        <m:r>
+                          <w:rPr>
+                            <w:rFonts w:ascii="Cambria Math" w:hAnsi="Cambria Math"/>
+                            <w:lang w:val="en-US"/>
+                          </w:rPr>
+                          <m:t>b</m:t>
+                        </m:r>
+                      </m:e>
+                      <m:sub>
+                        <m:r>
+                          <w:rPr>
+                            <w:rFonts w:ascii="Cambria Math" w:hAnsi="Cambria Math"/>
+                            <w:lang w:val="en-US"/>
+                          </w:rPr>
+                          <m:t>j</m:t>
+                        </m:r>
+                      </m:sub>
+                      <m:sup>
+                        <m:d>
+                          <m:dPr>
+                            <m:ctrlPr>
+                              <w:rPr>
+                                <w:rFonts w:ascii="Cambria Math" w:hAnsi="Cambria Math"/>
+                                <w:bCs/>
+                                <w:i/>
+                                <w:lang w:val="en-US"/>
+                              </w:rPr>
+                            </m:ctrlPr>
+                          </m:dPr>
+                          <m:e>
+                            <m:r>
+                              <w:rPr>
+                                <w:rFonts w:ascii="Cambria Math" w:hAnsi="Cambria Math"/>
+                                <w:lang w:val="en-US"/>
+                              </w:rPr>
+                              <m:t>l</m:t>
+                            </m:r>
+                          </m:e>
+                        </m:d>
+                      </m:sup>
+                    </m:sSubSup>
+                    <m:ctrlPr>
+                      <w:rPr>
+                        <w:rFonts w:ascii="Cambria Math" w:hAnsi="Cambria Math"/>
+                        <w:bCs/>
+                        <w:i/>
+                        <w:lang w:val="en-US"/>
+                      </w:rPr>
+                    </m:ctrlPr>
+                  </m:e>
+                </m:d>
+              </m:oMath>
+            </m:oMathPara>
+          </w:p>
+        </w:tc>
+        <w:tc>
+          <w:tcPr>
+            <w:tcW w:w="772" w:type="dxa"/>
+          </w:tcPr>
+          <w:p>
+            <w:pPr>
+              <w:jc w:val="center"/>
+              <w:rPr>
+                <w:bCs/>
+                <w:szCs w:val="18"/>
+                <w:lang w:val="en-US"/>
+              </w:rPr>
+            </w:pPr>
+            <w:r>
+              <w:rPr>
+                <w:bCs/>
+                <w:szCs w:val="18"/>
+                <w:lang w:val="en-US"/>
+              </w:rPr>
+              <w:t>(1</w:t>
+            </w:r>
+            <w:r>
+              <w:rPr>
+                <w:bCs/>
+                <w:szCs w:val="18"/>
+                <w:lang w:val="en-US"/>
+              </w:rPr>
+              <w:t>3</w:t>
+            </w:r>
+            <w:r>
+              <w:rPr>
+                <w:bCs/>
+                <w:szCs w:val="18"/>
+                <w:lang w:val="en-US"/>
+              </w:rPr>
+              <w:t>)</w:t>
+            </w:r>
+          </w:p>
+        </w:tc>
+      </w:tr>
+    </w:tbl>
+    <w:p>
+      <w:pPr>
+        <w:rPr>
+          <w:bCs/>
+          <w:lang w:val="en-US"/>
+        </w:rPr>
+      </w:pPr>
+      <w:r>
+        <w:rPr>
+          <w:bCs/>
+          <w:lang w:val="en-US"/>
+        </w:rPr>
+        <w:t xml:space="preserve">where </w:t>
+      </w:r>
+      <m:oMath>
+        <m:sSubSup>
+          <m:sSubSupPr>
+            <m:ctrlPr>
+              <w:rPr>
+                <w:rFonts w:ascii="Cambria Math" w:hAnsi="Cambria Math"/>
+                <w:bCs/>
+                <w:i/>
+                <w:lang w:val="en-US"/>
+              </w:rPr>
+            </m:ctrlPr>
+          </m:sSubSupPr>
+          <m:e>
+            <m:r>
+              <w:rPr>
+                <w:rFonts w:ascii="Cambria Math" w:hAnsi="Cambria Math"/>
+                <w:lang w:val="en-US"/>
+              </w:rPr>
+              <m:t>w</m:t>
+            </m:r>
+          </m:e>
+          <m:sub>
+            <m:r>
+              <w:rPr>
+                <w:rFonts w:ascii="Cambria Math" w:hAnsi="Cambria Math"/>
+                <w:lang w:val="en-US"/>
+              </w:rPr>
+              <m:t>ji</m:t>
+            </m:r>
+          </m:sub>
+          <m:sup>
+            <m:d>
+              <m:dPr>
+                <m:ctrlPr>
+                  <w:rPr>
+                    <w:rFonts w:ascii="Cambria Math" w:hAnsi="Cambria Math"/>
+                    <w:bCs/>
+                    <w:i/>
+                    <w:lang w:val="en-US"/>
+                  </w:rPr>
+                </m:ctrlPr>
+              </m:dPr>
+              <m:e>
+                <m:r>
+                  <w:rPr>
+                    <w:rFonts w:ascii="Cambria Math" w:hAnsi="Cambria Math"/>
+                    <w:lang w:val="en-US"/>
+                  </w:rPr>
+                  <m:t>l</m:t>
+                </m:r>
+              </m:e>
+            </m:d>
+          </m:sup>
+        </m:sSubSup>
+      </m:oMath>
+      <w:r>
+        <w:rPr>
+          <w:bCs/>
+          <w:lang w:val="en-US"/>
+        </w:rPr>
+        <w:t xml:space="preserve"> </w:t>
+      </w:r>
+      <w:r>
+        <w:rPr>
+          <w:bCs/>
+          <w:lang w:val="en-US"/>
+        </w:rPr>
+        <w:t xml:space="preserve">are weights, </w:t>
+      </w:r>
+      <m:oMath>
+        <m:sSubSup>
+          <m:sSubSupPr>
+            <m:ctrlPr>
+              <w:rPr>
+                <w:rFonts w:ascii="Cambria Math" w:hAnsi="Cambria Math"/>
+                <w:bCs/>
+                <w:i/>
+                <w:lang w:val="en-US"/>
+              </w:rPr>
+            </m:ctrlPr>
+          </m:sSubSupPr>
+          <m:e>
+            <m:r>
+              <w:rPr>
+                <w:rFonts w:ascii="Cambria Math" w:hAnsi="Cambria Math"/>
+                <w:lang w:val="en-US"/>
+              </w:rPr>
+              <m:t>b</m:t>
+            </m:r>
+          </m:e>
+          <m:sub>
+            <m:r>
+              <w:rPr>
+                <w:rFonts w:ascii="Cambria Math" w:hAnsi="Cambria Math"/>
+                <w:lang w:val="en-US"/>
+              </w:rPr>
+              <m:t>j</m:t>
+            </m:r>
+          </m:sub>
+          <m:sup>
+            <m:d>
+              <m:dPr>
+                <m:ctrlPr>
+                  <w:rPr>
+                    <w:rFonts w:ascii="Cambria Math" w:hAnsi="Cambria Math"/>
+                    <w:bCs/>
+                    <w:i/>
+                    <w:lang w:val="en-US"/>
+                  </w:rPr>
+                </m:ctrlPr>
+              </m:dPr>
+              <m:e>
+                <m:r>
+                  <w:rPr>
+                    <w:rFonts w:ascii="Cambria Math" w:hAnsi="Cambria Math"/>
+                    <w:lang w:val="en-US"/>
+                  </w:rPr>
+                  <m:t>l</m:t>
+                </m:r>
+              </m:e>
+            </m:d>
+          </m:sup>
+        </m:sSubSup>
+      </m:oMath>
+      <w:r>
+        <w:rPr>
+          <w:bCs/>
+          <w:lang w:val="en-US"/>
+        </w:rPr>
+        <w:t xml:space="preserve"> </w:t>
+      </w:r>
+      <w:r>
+        <w:rPr>
+          <w:bCs/>
+          <w:lang w:val="en-US"/>
+        </w:rPr>
+        <w:t>is bias, and</w:t>
+      </w:r>
+      <w:r>
+        <w:rPr>
+          <w:bCs/>
+          <w:lang w:val="en-US"/>
+        </w:rPr>
+        <w:t xml:space="preserve"> </w:t>
+      </w:r>
+      <m:oMath>
+        <m:r>
+          <w:rPr>
+            <w:rFonts w:ascii="Cambria Math" w:hAnsi="Cambria Math"/>
+            <w:lang w:val="en-US"/>
+          </w:rPr>
+          <m:t>σ</m:t>
+        </m:r>
+        <m:d>
+          <m:dPr>
+            <m:ctrlPr>
+              <w:rPr>
+                <w:rFonts w:ascii="Cambria Math" w:hAnsi="Cambria Math"/>
+                <w:bCs/>
+                <w:i/>
+                <w:lang w:val="en-US"/>
+              </w:rPr>
+            </m:ctrlPr>
+          </m:dPr>
+          <m:e>
+            <m:r>
+              <m:rPr>
+                <m:sty m:val="p"/>
+              </m:rPr>
+              <w:rPr>
+                <w:rFonts w:ascii="Cambria Math" w:hAnsi="Cambria Math"/>
+                <w:lang w:val="en-US"/>
+              </w:rPr>
+              <m:t>⋅</m:t>
+            </m:r>
+          </m:e>
+        </m:d>
+      </m:oMath>
+      <w:r>
+        <w:rPr>
+          <w:bCs/>
+          <w:lang w:val="en-US"/>
+        </w:rPr>
+        <w:t xml:space="preserve"> is the activation function </w:t>
+      </w:r>
+      <w:r>
+        <w:rPr>
+          <w:bCs/>
+          <w:lang w:val="en-US"/>
+        </w:rPr>
+        <w:t xml:space="preserve">(Hu et al., 2025). </w:t>
+      </w:r>
+      <w:r>
+        <w:rPr>
+          <w:bCs/>
+          <w:lang w:val="en-US"/>
+        </w:rPr>
+        <w:t xml:space="preserve">During forward propagation, </w:t>
+      </w:r>
+      <m:oMath>
+        <m:r>
+          <m:rPr>
+            <m:sty m:val="bi"/>
+          </m:rPr>
+          <w:rPr>
+            <w:rFonts w:ascii="Cambria Math" w:hAnsi="Cambria Math"/>
+            <w:lang w:val="en-US"/>
+          </w:rPr>
+          <m:t>x</m:t>
+        </m:r>
+      </m:oMath>
+      <w:r>
+        <w:rPr>
+          <w:bCs/>
+          <w:lang w:val="en-US"/>
+        </w:rPr>
+        <w:t xml:space="preserve"> </w:t>
+      </w:r>
+      <w:r>
+        <w:rPr>
+          <w:bCs/>
+          <w:lang w:val="en-US"/>
+        </w:rPr>
+        <w:t xml:space="preserve">inputs are transformed layer-by-layer to yield prediction </w:t>
+      </w:r>
+      <m:oMath>
+        <m:acc>
+          <m:accPr>
+            <m:ctrlPr>
+              <w:rPr>
+                <w:rFonts w:ascii="Cambria Math" w:hAnsi="Cambria Math"/>
+                <w:bCs/>
+                <w:lang w:val="en-US"/>
+              </w:rPr>
+            </m:ctrlPr>
+          </m:accPr>
+          <m:e>
+            <m:r>
+              <m:rPr>
+                <m:sty m:val="bi"/>
+              </m:rPr>
+              <w:rPr>
+                <w:rFonts w:ascii="Cambria Math" w:hAnsi="Cambria Math"/>
+                <w:lang w:val="en-US"/>
+              </w:rPr>
+              <m:t>y</m:t>
+            </m:r>
+          </m:e>
+        </m:acc>
+      </m:oMath>
+      <w:r>
+        <w:rPr>
+          <w:bCs/>
+          <w:lang w:val="en-US"/>
+        </w:rPr>
+        <w:t>. Training minimizes a loss</w:t>
+      </w:r>
+      <w:r>
+        <w:rPr>
+          <w:bCs/>
+          <w:lang w:val="en-US"/>
+        </w:rPr>
+        <w:t xml:space="preserve"> </w:t>
+      </w:r>
+      <m:oMath>
+        <m:r>
+          <w:rPr>
+            <w:rFonts w:ascii="Cambria Math" w:hAnsi="Cambria Math"/>
+            <w:lang w:val="en-US"/>
+          </w:rPr>
+          <m:t>L</m:t>
+        </m:r>
+        <m:d>
+          <m:dPr>
+            <m:ctrlPr>
+              <w:rPr>
+                <w:rFonts w:ascii="Cambria Math" w:hAnsi="Cambria Math"/>
+                <w:bCs/>
+                <w:i/>
+                <w:lang w:val="en-US"/>
+              </w:rPr>
+            </m:ctrlPr>
+          </m:dPr>
+          <m:e>
+            <m:acc>
+              <m:accPr>
+                <m:ctrlPr>
+                  <w:rPr>
+                    <w:rFonts w:ascii="Cambria Math" w:hAnsi="Cambria Math"/>
+                    <w:bCs/>
+                    <w:lang w:val="en-US"/>
+                  </w:rPr>
+                </m:ctrlPr>
+              </m:accPr>
+              <m:e>
+                <m:r>
+                  <m:rPr>
+                    <m:sty m:val="bi"/>
+                  </m:rPr>
+                  <w:rPr>
+                    <w:rFonts w:ascii="Cambria Math" w:hAnsi="Cambria Math"/>
+                    <w:lang w:val="en-US"/>
+                  </w:rPr>
+                  <m:t>y</m:t>
+                </m:r>
+              </m:e>
+            </m:acc>
+            <m:r>
+              <w:rPr>
+                <w:rFonts w:ascii="Cambria Math" w:hAnsi="Cambria Math"/>
+                <w:lang w:val="en-US"/>
+              </w:rPr>
+              <m:t>,</m:t>
+            </m:r>
+            <m:r>
+              <m:rPr>
+                <m:sty m:val="bi"/>
+              </m:rPr>
+              <w:rPr>
+                <w:rFonts w:ascii="Cambria Math" w:hAnsi="Cambria Math"/>
+                <w:lang w:val="en-US"/>
+              </w:rPr>
+              <m:t>y</m:t>
+            </m:r>
+          </m:e>
+        </m:d>
+      </m:oMath>
+      <w:r>
+        <w:rPr>
+          <w:bCs/>
+          <w:lang w:val="en-US"/>
+        </w:rPr>
+        <w:t xml:space="preserve"> </w:t>
+      </w:r>
+      <w:r>
+        <w:rPr>
+          <w:bCs/>
+          <w:lang w:val="en-US"/>
+        </w:rPr>
+        <w:t xml:space="preserve">using backpropagation and gradient descent: </w:t>
+      </w:r>
+      <m:oMath>
+        <m:sSubSup>
+          <m:sSubSupPr>
+            <m:ctrlPr>
+              <w:rPr>
+                <w:rFonts w:ascii="Cambria Math" w:hAnsi="Cambria Math"/>
+                <w:bCs/>
+                <w:i/>
+                <w:lang w:val="en-US"/>
+              </w:rPr>
+            </m:ctrlPr>
+          </m:sSubSupPr>
+          <m:e>
+            <m:r>
+              <w:rPr>
+                <w:rFonts w:ascii="Cambria Math" w:hAnsi="Cambria Math"/>
+                <w:lang w:val="en-US"/>
+              </w:rPr>
+              <m:t>w</m:t>
+            </m:r>
+          </m:e>
+          <m:sub>
+            <m:r>
+              <w:rPr>
+                <w:rFonts w:ascii="Cambria Math" w:hAnsi="Cambria Math"/>
+                <w:lang w:val="en-US"/>
+              </w:rPr>
+              <m:t>ji</m:t>
+            </m:r>
+          </m:sub>
+          <m:sup>
+            <m:d>
+              <m:dPr>
+                <m:ctrlPr>
+                  <w:rPr>
+                    <w:rFonts w:ascii="Cambria Math" w:hAnsi="Cambria Math"/>
+                    <w:bCs/>
+                    <w:i/>
+                    <w:lang w:val="en-US"/>
+                  </w:rPr>
+                </m:ctrlPr>
+              </m:dPr>
+              <m:e>
+                <m:r>
+                  <w:rPr>
+                    <w:rFonts w:ascii="Cambria Math" w:hAnsi="Cambria Math"/>
+                    <w:lang w:val="en-US"/>
+                  </w:rPr>
+                  <m:t>l</m:t>
+                </m:r>
+              </m:e>
+            </m:d>
+          </m:sup>
+        </m:sSubSup>
+        <m:r>
+          <m:rPr>
+            <m:sty m:val="p"/>
+          </m:rPr>
+          <w:rPr>
+            <w:rFonts w:ascii="Cambria Math" w:hAnsi="Cambria Math"/>
+            <w:lang w:val="en-US"/>
+          </w:rPr>
+          <m:t>←</m:t>
+        </m:r>
+        <m:sSubSup>
+          <m:sSubSupPr>
+            <m:ctrlPr>
+              <w:rPr>
+                <w:rFonts w:ascii="Cambria Math" w:hAnsi="Cambria Math"/>
+                <w:bCs/>
+                <w:i/>
+                <w:lang w:val="en-US"/>
+              </w:rPr>
+            </m:ctrlPr>
+          </m:sSubSupPr>
+          <m:e>
+            <m:r>
+              <w:rPr>
+                <w:rFonts w:ascii="Cambria Math" w:hAnsi="Cambria Math"/>
+                <w:lang w:val="en-US"/>
+              </w:rPr>
+              <m:t>w</m:t>
+            </m:r>
+            <m:ctrlPr>
+              <w:rPr>
+                <w:rFonts w:ascii="Cambria Math" w:hAnsi="Cambria Math"/>
+                <w:bCs/>
+                <w:lang w:val="en-US"/>
+              </w:rPr>
+            </m:ctrlPr>
+          </m:e>
+          <m:sub>
+            <m:r>
+              <w:rPr>
+                <w:rFonts w:ascii="Cambria Math" w:hAnsi="Cambria Math"/>
+                <w:lang w:val="en-US"/>
+              </w:rPr>
+              <m:t>ji</m:t>
+            </m:r>
+          </m:sub>
+          <m:sup>
+            <m:d>
+              <m:dPr>
+                <m:ctrlPr>
+                  <w:rPr>
+                    <w:rFonts w:ascii="Cambria Math" w:hAnsi="Cambria Math"/>
+                    <w:bCs/>
+                    <w:i/>
+                    <w:lang w:val="en-US"/>
+                  </w:rPr>
+                </m:ctrlPr>
+              </m:dPr>
+              <m:e>
+                <m:r>
+                  <w:rPr>
+                    <w:rFonts w:ascii="Cambria Math" w:hAnsi="Cambria Math"/>
+                    <w:lang w:val="en-US"/>
+                  </w:rPr>
+                  <m:t>l</m:t>
+                </m:r>
+              </m:e>
+            </m:d>
+          </m:sup>
+        </m:sSubSup>
+        <m:r>
+          <w:rPr>
+            <w:rFonts w:ascii="Cambria Math" w:hAnsi="Cambria Math"/>
+            <w:lang w:val="en-US"/>
+          </w:rPr>
+          <m:t>-</m:t>
+        </m:r>
+        <m:r>
+          <m:rPr>
+            <m:sty m:val="p"/>
+          </m:rPr>
+          <w:rPr>
+            <w:rFonts w:ascii="Cambria Math" w:hAnsi="Cambria Math"/>
+            <w:lang w:val="en-US"/>
+          </w:rPr>
+          <m:t>η</m:t>
+        </m:r>
+        <m:f>
+          <m:fPr>
+            <m:ctrlPr>
+              <w:rPr>
+                <w:rFonts w:ascii="Cambria Math" w:hAnsi="Cambria Math"/>
+                <w:bCs/>
+                <w:lang w:val="en-US"/>
+              </w:rPr>
+            </m:ctrlPr>
+          </m:fPr>
+          <m:num>
+            <m:r>
+              <m:rPr>
+                <m:sty m:val="p"/>
+              </m:rPr>
+              <w:rPr>
+                <w:rFonts w:ascii="Cambria Math" w:hAnsi="Cambria Math"/>
+                <w:lang w:val="en-US"/>
+              </w:rPr>
+              <m:t>∂</m:t>
+            </m:r>
+            <m:r>
+              <w:rPr>
+                <w:rFonts w:ascii="Cambria Math" w:hAnsi="Cambria Math"/>
+                <w:lang w:val="en-US"/>
+              </w:rPr>
+              <m:t>L</m:t>
+            </m:r>
+            <m:ctrlPr>
+              <w:rPr>
+                <w:rFonts w:ascii="Cambria Math" w:hAnsi="Cambria Math"/>
+                <w:bCs/>
+                <w:i/>
+                <w:lang w:val="en-US"/>
+              </w:rPr>
+            </m:ctrlPr>
+          </m:num>
+          <m:den>
+            <m:r>
+              <m:rPr>
+                <m:sty m:val="p"/>
+              </m:rPr>
+              <w:rPr>
+                <w:rFonts w:ascii="Cambria Math" w:hAnsi="Cambria Math"/>
+                <w:lang w:val="en-US"/>
+              </w:rPr>
+              <m:t>∂</m:t>
+            </m:r>
+            <m:sSubSup>
+              <m:sSubSupPr>
+                <m:ctrlPr>
+                  <w:rPr>
+                    <w:rFonts w:ascii="Cambria Math" w:hAnsi="Cambria Math"/>
+                    <w:bCs/>
+                    <w:i/>
+                    <w:lang w:val="en-US"/>
+                  </w:rPr>
+                </m:ctrlPr>
+              </m:sSubSupPr>
+              <m:e>
+                <m:r>
+                  <w:rPr>
+                    <w:rFonts w:ascii="Cambria Math" w:hAnsi="Cambria Math"/>
+                    <w:lang w:val="en-US"/>
+                  </w:rPr>
+                  <m:t>w</m:t>
+                </m:r>
+              </m:e>
+              <m:sub>
+                <m:r>
+                  <w:rPr>
+                    <w:rFonts w:ascii="Cambria Math" w:hAnsi="Cambria Math"/>
+                    <w:lang w:val="en-US"/>
+                  </w:rPr>
+                  <m:t>ji</m:t>
+                </m:r>
+              </m:sub>
+              <m:sup>
+                <m:d>
+                  <m:dPr>
+                    <m:ctrlPr>
+                      <w:rPr>
+                        <w:rFonts w:ascii="Cambria Math" w:hAnsi="Cambria Math"/>
+                        <w:bCs/>
+                        <w:i/>
+                        <w:lang w:val="en-US"/>
+                      </w:rPr>
+                    </m:ctrlPr>
+                  </m:dPr>
+                  <m:e>
+                    <m:r>
+                      <w:rPr>
+                        <w:rFonts w:ascii="Cambria Math" w:hAnsi="Cambria Math"/>
+                        <w:lang w:val="en-US"/>
+                      </w:rPr>
+                      <m:t>l</m:t>
+                    </m:r>
+                  </m:e>
+                </m:d>
+              </m:sup>
+            </m:sSubSup>
+            <m:ctrlPr>
+              <w:rPr>
+                <w:rFonts w:ascii="Cambria Math" w:hAnsi="Cambria Math"/>
+                <w:bCs/>
+                <w:i/>
+                <w:lang w:val="en-US"/>
+              </w:rPr>
+            </m:ctrlPr>
+          </m:den>
+        </m:f>
+      </m:oMath>
+      <w:r>
+        <w:rPr>
+          <w:bCs/>
+          <w:lang w:val="en-US"/>
+        </w:rPr>
+        <w:t>, where</w:t>
+      </w:r>
+      <w:r>
+        <w:rPr>
+          <w:bCs/>
+          <w:lang w:val="en-US"/>
+        </w:rPr>
+        <w:t xml:space="preserve"> </w:t>
+      </w:r>
+      <m:oMath>
+        <m:r>
+          <m:rPr>
+            <m:sty m:val="p"/>
+          </m:rPr>
+          <w:rPr>
+            <w:rFonts w:ascii="Cambria Math" w:hAnsi="Cambria Math"/>
+            <w:lang w:val="en-US"/>
+          </w:rPr>
+          <m:t>η</m:t>
+        </m:r>
+      </m:oMath>
+      <w:r>
+        <w:rPr>
+          <w:bCs/>
+          <w:lang w:val="en-US"/>
+        </w:rPr>
+        <w:t xml:space="preserve"> is the learning rate</w:t>
+      </w:r>
+      <w:r>
+        <w:rPr>
+          <w:bCs/>
+          <w:lang w:val="en-US"/>
+        </w:rPr>
+        <w:t xml:space="preserve">.   </w:t>
+      </w:r>
+      <w:r>
+        <w:rPr>
+          <w:bCs/>
+          <w:lang w:val="en-US"/>
+        </w:rPr>
+        <w:t>Hyperparameters such as the number of hidden layers, nodes per layer, activation functions, and learning rate critically determine the MLP's capacity to capture nonlinear orbital dynamics from discrete precise orbit epochs to 1-s reconstructions</w:t>
+      </w:r>
+      <w:r>
+        <w:rPr>
+          <w:bCs/>
+          <w:lang w:val="en-US"/>
+        </w:rPr>
+        <w:t xml:space="preserve"> (Albuquerque et al., 2025)</w:t>
+      </w:r>
+      <w:r>
+        <w:rPr>
+          <w:bCs/>
+          <w:lang w:val="en-US"/>
+        </w:rPr>
+        <w:t>.</w:t>
       </w:r>
     </w:p>
     <w:p>
@@ -7438,44 +7844,7 @@
           <w:bCs/>
           <w:lang w:val="en-US"/>
         </w:rPr>
-        <w:t>In this study, precise satellite orbit datasets provided by several International GNSS Service (IGS) analysis centers were used. IGS analysis centers process GNSS observation networks and generate high precision satellite orbit and clock products that are employed in precise positioning and orbit determination studies.  Among these centers</w:t>
-      </w:r>
-      <w:r>
-        <w:rPr>
-          <w:bCs/>
-          <w:lang w:val="en-US"/>
-        </w:rPr>
-        <w:t xml:space="preserve"> listed in Table 1</w:t>
-      </w:r>
-      <w:r>
-        <w:rPr>
-          <w:bCs/>
-          <w:lang w:val="en-US"/>
-        </w:rPr>
-        <w:t xml:space="preserve">, the Center for Orbit Determination in Europe (CODE), operated by the Astronomical Institute of the University of Bern, is one of the primary analysis centers responsible for producing precise multi-GNSS orbit and clock solutions using globally distributed tracking stations. The </w:t>
-      </w:r>
-      <w:proofErr w:type="spellStart"/>
-      <w:r>
-        <w:rPr>
-          <w:bCs/>
-          <w:lang w:val="en-US"/>
-        </w:rPr>
-        <w:t>GeoForschungsZentrum</w:t>
-      </w:r>
-      <w:proofErr w:type="spellEnd"/>
-      <w:r>
-        <w:rPr>
-          <w:bCs/>
-          <w:lang w:val="en-US"/>
-        </w:rPr>
-        <w:t xml:space="preserve"> Potsdam (GFZ) in Germany also acts as an official IGS analysis center and generates ultra-rapid, rapid, and final orbit solutions derived from a global GNSS tracking network.  </w:t>
-      </w:r>
-      <w:r>
-        <w:rPr>
-          <w:bCs/>
-          <w:lang w:val="en-US"/>
-        </w:rPr>
-        <w:t xml:space="preserve">In addition, the Japan Aerospace Exploration Agency (JAXA) provides precise orbit and clock products through its multi-GNSS orbit determination system, which processes observations from international GNSS monitoring networks. The CNES/CLS analysis center (GRG) and the Shanghai Astronomical Observatory (SHA) similarly produce multi-GNSS precise orbit solutions within the MGEX framework, contributing to global precise orbit product generation. </w:t>
+        <w:t>In this study, precise satellite orbit datasets provided by several IGS analysis centers were used. The experiments were conducted using SP3 precise orbit products corresponding to DOY 033 of 2020, which served as the reference dataset for the orbit reconstruction and prediction analyses. IGS analysis centers process GNSS observation networks and generate high-precision satellite orbit and clock products that are widely used in precise positioning and orbit determination studies.</w:t>
       </w:r>
       <w:r>
         <w:rPr>
@@ -7489,24 +7858,37 @@
           <w:bCs/>
           <w:lang w:val="en-US"/>
         </w:rPr>
-        <w:t xml:space="preserve">For the experimental analysis, two different temporal resolutions of SP3 precise orbit products were employed. The datasets generated by CODE, GFZ, and JAXA provide satellite orbit coordinates at 5-minute intervals, while the products generated by GRG (CNES/CLS) and SHA (Shanghai Astronomical Observatory) provide orbit coordinates at 15-minute intervals. These datasets were used as </w:t>
-      </w:r>
-      <w:proofErr w:type="gramStart"/>
-      <w:r>
-        <w:rPr>
-          <w:bCs/>
-          <w:lang w:val="en-US"/>
-        </w:rPr>
-        <w:t>the reference</w:t>
-      </w:r>
-      <w:proofErr w:type="gramEnd"/>
-      <w:r>
-        <w:rPr>
-          <w:bCs/>
-          <w:lang w:val="en-US"/>
-        </w:rPr>
-        <w:t xml:space="preserve"> orbit information to evaluate the performance of high-rate orbit reconstruction methods.</w:t>
-      </w:r>
+        <w:t>Among the analysis centers listed in Table 1, CODE, operated by the Astronomical Institute of the University of Bern, is one of the primary centers responsible for producing precise multi-GNSS orbit and clock solutions using globally distributed tracking stations. GFZ also functions as an official IGS analysis center and produces ultra-rapid, rapid, and final orbit solutions derived from a global GNSS tracking network. In addition, JAXA provides precise orbit and clock products through its multi-GNSS orbit determination system, which processes observations from international GNSS monitoring networks. GRG and SHA similarly generate multi-GNSS precise orbit solutions within the MGEX framework, contributing to the production of global precise orbit products.</w:t>
+      </w:r>
+      <w:r>
+        <w:rPr>
+          <w:bCs/>
+          <w:lang w:val="en-US"/>
+        </w:rPr>
+        <w:t xml:space="preserve"> </w:t>
+      </w:r>
+      <w:r>
+        <w:rPr>
+          <w:bCs/>
+          <w:lang w:val="en-US"/>
+        </w:rPr>
+        <w:t xml:space="preserve">For the experiment, two different temporal resolutions of SP3 precise orbit products were employed. </w:t>
+      </w:r>
+      <w:r>
+        <w:rPr>
+          <w:bCs/>
+          <w:lang w:val="en-US"/>
+        </w:rPr>
+        <w:lastRenderedPageBreak/>
+        <w:t>The datasets generated by CODE, GFZ, and JAXA provide satellite orbit coordinates at 5-minute intervals, whereas the products generated by GRG and SHA provide orbit coordinates at 15-minute intervals. These datasets were used as reference orbit information to evaluate the performance of the proposed high-rate orbit reconstruction methods.</w:t>
+      </w:r>
+    </w:p>
+    <w:p>
+      <w:pPr>
+        <w:rPr>
+          <w:bCs/>
+        </w:rPr>
+      </w:pPr>
     </w:p>
     <w:p>
       <w:pPr>
@@ -7514,35 +7896,41 @@
         <w:keepNext/>
         <w:jc w:val="center"/>
         <w:rPr>
+          <w:rFonts w:ascii="Times New Roman" w:hAnsi="Times New Roman" w:cs="Times New Roman"/>
           <w:color w:val="auto"/>
         </w:rPr>
       </w:pPr>
       <w:r>
         <w:rPr>
+          <w:rFonts w:ascii="Times New Roman" w:hAnsi="Times New Roman" w:cs="Times New Roman"/>
           <w:color w:val="auto"/>
         </w:rPr>
         <w:t xml:space="preserve">Table </w:t>
       </w:r>
       <w:r>
         <w:rPr>
+          <w:rFonts w:ascii="Times New Roman" w:hAnsi="Times New Roman" w:cs="Times New Roman"/>
           <w:color w:val="auto"/>
         </w:rPr>
         <w:fldChar w:fldCharType="begin"/>
       </w:r>
       <w:r>
         <w:rPr>
+          <w:rFonts w:ascii="Times New Roman" w:hAnsi="Times New Roman" w:cs="Times New Roman"/>
           <w:color w:val="auto"/>
         </w:rPr>
         <w:instrText xml:space="preserve"> SEQ Table \* ARABIC </w:instrText>
       </w:r>
       <w:r>
         <w:rPr>
+          <w:rFonts w:ascii="Times New Roman" w:hAnsi="Times New Roman" w:cs="Times New Roman"/>
           <w:color w:val="auto"/>
         </w:rPr>
         <w:fldChar w:fldCharType="separate"/>
       </w:r>
       <w:r>
         <w:rPr>
+          <w:rFonts w:ascii="Times New Roman" w:hAnsi="Times New Roman" w:cs="Times New Roman"/>
           <w:noProof/>
           <w:color w:val="auto"/>
         </w:rPr>
@@ -7550,12 +7938,14 @@
       </w:r>
       <w:r>
         <w:rPr>
+          <w:rFonts w:ascii="Times New Roman" w:hAnsi="Times New Roman" w:cs="Times New Roman"/>
           <w:color w:val="auto"/>
         </w:rPr>
         <w:fldChar w:fldCharType="end"/>
       </w:r>
       <w:r>
         <w:rPr>
+          <w:rFonts w:ascii="Times New Roman" w:hAnsi="Times New Roman" w:cs="Times New Roman"/>
           <w:color w:val="auto"/>
         </w:rPr>
         <w:t>: Precise orbit data provider used in this study</w:t>
@@ -7576,15 +7966,15 @@
         <w:tblLook w:val="04A0" w:firstRow="1" w:lastRow="0" w:firstColumn="1" w:lastColumn="0" w:noHBand="0" w:noVBand="1"/>
       </w:tblPr>
       <w:tblGrid>
-        <w:gridCol w:w="2254"/>
-        <w:gridCol w:w="2254"/>
-        <w:gridCol w:w="2254"/>
-        <w:gridCol w:w="2254"/>
+        <w:gridCol w:w="1418"/>
+        <w:gridCol w:w="4536"/>
+        <w:gridCol w:w="1134"/>
+        <w:gridCol w:w="1928"/>
       </w:tblGrid>
       <w:tr>
         <w:tc>
           <w:tcPr>
-            <w:tcW w:w="2254" w:type="dxa"/>
+            <w:tcW w:w="1418" w:type="dxa"/>
             <w:tcBorders>
               <w:bottom w:val="single" w:sz="4" w:space="0" w:color="auto"/>
               <w:right w:val="single" w:sz="4" w:space="0" w:color="auto"/>
@@ -7597,29 +7987,35 @@
                 <w:lang w:val="en-US"/>
               </w:rPr>
             </w:pPr>
-            <w:proofErr w:type="spellStart"/>
             <w:r>
               <w:rPr>
                 <w:rFonts w:eastAsia="Times New Roman"/>
                 <w:bCs/>
                 <w:lang w:val="en-US"/>
               </w:rPr>
-              <w:t>Analsis</w:t>
+              <w:t>Anal</w:t>
             </w:r>
-            <w:proofErr w:type="spellEnd"/>
             <w:r>
               <w:rPr>
                 <w:rFonts w:eastAsia="Times New Roman"/>
                 <w:bCs/>
                 <w:lang w:val="en-US"/>
               </w:rPr>
-              <w:t xml:space="preserve"> Center</w:t>
+              <w:t>y</w:t>
+            </w:r>
+            <w:r>
+              <w:rPr>
+                <w:rFonts w:eastAsia="Times New Roman"/>
+                <w:bCs/>
+                <w:lang w:val="en-US"/>
+              </w:rPr>
+              <w:t>sis Center</w:t>
             </w:r>
           </w:p>
         </w:tc>
         <w:tc>
           <w:tcPr>
-            <w:tcW w:w="2254" w:type="dxa"/>
+            <w:tcW w:w="4536" w:type="dxa"/>
             <w:tcBorders>
               <w:left w:val="single" w:sz="4" w:space="0" w:color="auto"/>
               <w:bottom w:val="single" w:sz="4" w:space="0" w:color="auto"/>
@@ -7644,7 +8040,7 @@
         </w:tc>
         <w:tc>
           <w:tcPr>
-            <w:tcW w:w="2254" w:type="dxa"/>
+            <w:tcW w:w="1134" w:type="dxa"/>
             <w:tcBorders>
               <w:left w:val="single" w:sz="4" w:space="0" w:color="auto"/>
               <w:bottom w:val="single" w:sz="4" w:space="0" w:color="auto"/>
@@ -7669,7 +8065,7 @@
         </w:tc>
         <w:tc>
           <w:tcPr>
-            <w:tcW w:w="2254" w:type="dxa"/>
+            <w:tcW w:w="1928" w:type="dxa"/>
             <w:tcBorders>
               <w:left w:val="single" w:sz="4" w:space="0" w:color="auto"/>
               <w:bottom w:val="single" w:sz="4" w:space="0" w:color="auto"/>
@@ -7695,7 +8091,7 @@
       <w:tr>
         <w:tc>
           <w:tcPr>
-            <w:tcW w:w="2254" w:type="dxa"/>
+            <w:tcW w:w="1418" w:type="dxa"/>
             <w:tcBorders>
               <w:top w:val="single" w:sz="4" w:space="0" w:color="auto"/>
               <w:right w:val="single" w:sz="4" w:space="0" w:color="auto"/>
@@ -7719,7 +8115,7 @@
         </w:tc>
         <w:tc>
           <w:tcPr>
-            <w:tcW w:w="2254" w:type="dxa"/>
+            <w:tcW w:w="4536" w:type="dxa"/>
             <w:tcBorders>
               <w:top w:val="single" w:sz="4" w:space="0" w:color="auto"/>
               <w:left w:val="single" w:sz="4" w:space="0" w:color="auto"/>
@@ -7744,7 +8140,7 @@
         </w:tc>
         <w:tc>
           <w:tcPr>
-            <w:tcW w:w="2254" w:type="dxa"/>
+            <w:tcW w:w="1134" w:type="dxa"/>
             <w:tcBorders>
               <w:top w:val="single" w:sz="4" w:space="0" w:color="auto"/>
               <w:left w:val="single" w:sz="4" w:space="0" w:color="auto"/>
@@ -7769,7 +8165,7 @@
         </w:tc>
         <w:tc>
           <w:tcPr>
-            <w:tcW w:w="2254" w:type="dxa"/>
+            <w:tcW w:w="1928" w:type="dxa"/>
             <w:tcBorders>
               <w:top w:val="single" w:sz="4" w:space="0" w:color="auto"/>
               <w:left w:val="single" w:sz="4" w:space="0" w:color="auto"/>
@@ -7795,7 +8191,7 @@
       <w:tr>
         <w:tc>
           <w:tcPr>
-            <w:tcW w:w="2254" w:type="dxa"/>
+            <w:tcW w:w="1418" w:type="dxa"/>
             <w:tcBorders>
               <w:right w:val="single" w:sz="4" w:space="0" w:color="auto"/>
             </w:tcBorders>
@@ -7818,7 +8214,7 @@
         </w:tc>
         <w:tc>
           <w:tcPr>
-            <w:tcW w:w="2254" w:type="dxa"/>
+            <w:tcW w:w="4536" w:type="dxa"/>
             <w:tcBorders>
               <w:left w:val="single" w:sz="4" w:space="0" w:color="auto"/>
               <w:right w:val="single" w:sz="4" w:space="0" w:color="auto"/>
@@ -7831,27 +8227,18 @@
                 <w:lang w:val="en-US"/>
               </w:rPr>
             </w:pPr>
-            <w:proofErr w:type="spellStart"/>
             <w:r>
               <w:rPr>
                 <w:bCs/>
                 <w:lang w:val="en-US"/>
               </w:rPr>
-              <w:t>GeoForschungsZentrum</w:t>
-            </w:r>
-            <w:proofErr w:type="spellEnd"/>
-            <w:r>
-              <w:rPr>
-                <w:bCs/>
-                <w:lang w:val="en-US"/>
-              </w:rPr>
-              <w:t xml:space="preserve"> Potsdam</w:t>
+              <w:t>GeoForschungsZentrum Potsdam</w:t>
             </w:r>
           </w:p>
         </w:tc>
         <w:tc>
           <w:tcPr>
-            <w:tcW w:w="2254" w:type="dxa"/>
+            <w:tcW w:w="1134" w:type="dxa"/>
             <w:tcBorders>
               <w:left w:val="single" w:sz="4" w:space="0" w:color="auto"/>
               <w:right w:val="single" w:sz="4" w:space="0" w:color="auto"/>
@@ -7875,7 +8262,7 @@
         </w:tc>
         <w:tc>
           <w:tcPr>
-            <w:tcW w:w="2254" w:type="dxa"/>
+            <w:tcW w:w="1928" w:type="dxa"/>
             <w:tcBorders>
               <w:left w:val="single" w:sz="4" w:space="0" w:color="auto"/>
             </w:tcBorders>
@@ -7900,7 +8287,7 @@
       <w:tr>
         <w:tc>
           <w:tcPr>
-            <w:tcW w:w="2254" w:type="dxa"/>
+            <w:tcW w:w="1418" w:type="dxa"/>
             <w:tcBorders>
               <w:right w:val="single" w:sz="4" w:space="0" w:color="auto"/>
             </w:tcBorders>
@@ -7923,7 +8310,7 @@
         </w:tc>
         <w:tc>
           <w:tcPr>
-            <w:tcW w:w="2254" w:type="dxa"/>
+            <w:tcW w:w="4536" w:type="dxa"/>
             <w:tcBorders>
               <w:left w:val="single" w:sz="4" w:space="0" w:color="auto"/>
               <w:right w:val="single" w:sz="4" w:space="0" w:color="auto"/>
@@ -7947,7 +8334,7 @@
         </w:tc>
         <w:tc>
           <w:tcPr>
-            <w:tcW w:w="2254" w:type="dxa"/>
+            <w:tcW w:w="1134" w:type="dxa"/>
             <w:tcBorders>
               <w:left w:val="single" w:sz="4" w:space="0" w:color="auto"/>
               <w:right w:val="single" w:sz="4" w:space="0" w:color="auto"/>
@@ -7971,7 +8358,7 @@
         </w:tc>
         <w:tc>
           <w:tcPr>
-            <w:tcW w:w="2254" w:type="dxa"/>
+            <w:tcW w:w="1928" w:type="dxa"/>
             <w:tcBorders>
               <w:left w:val="single" w:sz="4" w:space="0" w:color="auto"/>
             </w:tcBorders>
@@ -7996,7 +8383,7 @@
       <w:tr>
         <w:tc>
           <w:tcPr>
-            <w:tcW w:w="2254" w:type="dxa"/>
+            <w:tcW w:w="1418" w:type="dxa"/>
             <w:tcBorders>
               <w:right w:val="single" w:sz="4" w:space="0" w:color="auto"/>
             </w:tcBorders>
@@ -8019,7 +8406,7 @@
         </w:tc>
         <w:tc>
           <w:tcPr>
-            <w:tcW w:w="2254" w:type="dxa"/>
+            <w:tcW w:w="4536" w:type="dxa"/>
             <w:tcBorders>
               <w:left w:val="single" w:sz="4" w:space="0" w:color="auto"/>
               <w:right w:val="single" w:sz="4" w:space="0" w:color="auto"/>
@@ -8043,7 +8430,7 @@
         </w:tc>
         <w:tc>
           <w:tcPr>
-            <w:tcW w:w="2254" w:type="dxa"/>
+            <w:tcW w:w="1134" w:type="dxa"/>
             <w:tcBorders>
               <w:left w:val="single" w:sz="4" w:space="0" w:color="auto"/>
               <w:right w:val="single" w:sz="4" w:space="0" w:color="auto"/>
@@ -8067,7 +8454,7 @@
         </w:tc>
         <w:tc>
           <w:tcPr>
-            <w:tcW w:w="2254" w:type="dxa"/>
+            <w:tcW w:w="1928" w:type="dxa"/>
             <w:tcBorders>
               <w:left w:val="single" w:sz="4" w:space="0" w:color="auto"/>
             </w:tcBorders>
@@ -8092,8 +8479,9 @@
       <w:tr>
         <w:tc>
           <w:tcPr>
-            <w:tcW w:w="2254" w:type="dxa"/>
+            <w:tcW w:w="1418" w:type="dxa"/>
             <w:tcBorders>
+              <w:bottom w:val="single" w:sz="4" w:space="0" w:color="auto"/>
               <w:right w:val="single" w:sz="4" w:space="0" w:color="auto"/>
             </w:tcBorders>
           </w:tcPr>
@@ -8109,16 +8497,16 @@
                 <w:bCs/>
                 <w:lang w:val="en-US"/>
               </w:rPr>
-              <w:lastRenderedPageBreak/>
               <w:t>SHA</w:t>
             </w:r>
           </w:p>
         </w:tc>
         <w:tc>
           <w:tcPr>
-            <w:tcW w:w="2254" w:type="dxa"/>
+            <w:tcW w:w="4536" w:type="dxa"/>
             <w:tcBorders>
               <w:left w:val="single" w:sz="4" w:space="0" w:color="auto"/>
+              <w:bottom w:val="single" w:sz="4" w:space="0" w:color="auto"/>
               <w:right w:val="single" w:sz="4" w:space="0" w:color="auto"/>
             </w:tcBorders>
           </w:tcPr>
@@ -8140,9 +8528,10 @@
         </w:tc>
         <w:tc>
           <w:tcPr>
-            <w:tcW w:w="2254" w:type="dxa"/>
+            <w:tcW w:w="1134" w:type="dxa"/>
             <w:tcBorders>
               <w:left w:val="single" w:sz="4" w:space="0" w:color="auto"/>
+              <w:bottom w:val="single" w:sz="4" w:space="0" w:color="auto"/>
               <w:right w:val="single" w:sz="4" w:space="0" w:color="auto"/>
             </w:tcBorders>
           </w:tcPr>
@@ -8164,9 +8553,10 @@
         </w:tc>
         <w:tc>
           <w:tcPr>
-            <w:tcW w:w="2254" w:type="dxa"/>
+            <w:tcW w:w="1928" w:type="dxa"/>
             <w:tcBorders>
               <w:left w:val="single" w:sz="4" w:space="0" w:color="auto"/>
+              <w:bottom w:val="single" w:sz="4" w:space="0" w:color="auto"/>
             </w:tcBorders>
           </w:tcPr>
           <w:p>
@@ -8196,25 +8586,88 @@
     </w:tbl>
     <w:p>
       <w:pPr>
+        <w:spacing w:before="240"/>
         <w:rPr>
           <w:bCs/>
           <w:lang w:val="en-US"/>
         </w:rPr>
       </w:pPr>
-    </w:p>
-    <w:p>
-      <w:pPr>
-        <w:rPr>
-          <w:bCs/>
-          <w:lang w:val="en-US"/>
-        </w:rPr>
-      </w:pPr>
-      <w:r>
-        <w:rPr>
-          <w:bCs/>
-          <w:lang w:val="en-US"/>
-        </w:rPr>
-        <w:t>To obtain 1-second satellite orbit estimates, several interpolation and prediction algorithms were tested, including 9th-degree Lagrange interpolation, Multi-Layer Perceptron (MLP), Support Vector Regression (SVR), K-Nearest Neighbors (KNN), Random Forest (RF), and Extended Kalman Filter (EKF). The performance of these algorithms was assessed by reconstructing high-rate satellite positions from the lower-rate precise orbit datasets.</w:t>
+      <w:r>
+        <w:rPr>
+          <w:bCs/>
+          <w:lang w:val="en-US"/>
+        </w:rPr>
+        <w:t>To obtain 1-second satellite orbit estimates, several interpolation and prediction algorithms were tested, including 9th-degree Lagrange interpolation,</w:t>
+      </w:r>
+      <w:r>
+        <w:rPr>
+          <w:bCs/>
+          <w:lang w:val="en-US"/>
+        </w:rPr>
+        <w:t xml:space="preserve"> </w:t>
+      </w:r>
+      <w:r>
+        <w:rPr>
+          <w:bCs/>
+          <w:lang w:val="en-US"/>
+        </w:rPr>
+        <w:t xml:space="preserve">MLP, </w:t>
+      </w:r>
+      <w:r>
+        <w:rPr>
+          <w:bCs/>
+          <w:lang w:val="en-US"/>
+        </w:rPr>
+        <w:t>SVR</w:t>
+      </w:r>
+      <w:r>
+        <w:rPr>
+          <w:bCs/>
+          <w:lang w:val="en-US"/>
+        </w:rPr>
+        <w:t xml:space="preserve">, KNN, RF, and </w:t>
+      </w:r>
+      <w:r>
+        <w:rPr>
+          <w:bCs/>
+          <w:lang w:val="en-US"/>
+        </w:rPr>
+        <w:t>EKF</w:t>
+      </w:r>
+      <w:r>
+        <w:rPr>
+          <w:bCs/>
+          <w:lang w:val="en-US"/>
+        </w:rPr>
+        <w:t>. The performance of these algorithms was assessed by reconstructing high</w:t>
+      </w:r>
+      <w:r>
+        <w:rPr>
+          <w:bCs/>
+          <w:lang w:val="en-US"/>
+        </w:rPr>
+        <w:t xml:space="preserve"> </w:t>
+      </w:r>
+      <w:r>
+        <w:rPr>
+          <w:bCs/>
+          <w:lang w:val="en-US"/>
+        </w:rPr>
+        <w:t>rate satellite positions from the lower</w:t>
+      </w:r>
+      <w:r>
+        <w:rPr>
+          <w:bCs/>
+          <w:lang w:val="en-US"/>
+        </w:rPr>
+        <w:t xml:space="preserve"> </w:t>
+      </w:r>
+      <w:r>
+        <w:rPr>
+          <w:bCs/>
+          <w:lang w:val="en-US"/>
+        </w:rPr>
+        <w:t>rate precise orbit datasets.</w:t>
       </w:r>
     </w:p>
     <w:p>
@@ -8267,7 +8720,63 @@
           <w:bCs/>
           <w:lang w:val="en-US"/>
         </w:rPr>
-        <w:t xml:space="preserve">) was set to 150 based on preliminary experiments indicating an optimal balance between prediction accuracy and computational efficiency. This choice was motivated by the requirement to generate high-rate 1-s predictions (86,400 epochs per day) from relatively sparse observations sampled at 300-s and 900-s intervals. Increasing the number of trees reduces the step-like behavior inherent to decision tree outputs; however, for </w:t>
+        <w:t>) was set to 150 based on preliminary experiments indicating an optimal balance between prediction accuracy and computational efficiency. This choice was motivated by the requirement to generate high</w:t>
+      </w:r>
+      <w:r>
+        <w:rPr>
+          <w:bCs/>
+          <w:lang w:val="en-US"/>
+        </w:rPr>
+        <w:t xml:space="preserve"> </w:t>
+      </w:r>
+      <w:r>
+        <w:rPr>
+          <w:bCs/>
+          <w:lang w:val="en-US"/>
+        </w:rPr>
+        <w:t>rate 1-s predictions (86,400 epochs per day) from relatively sparse observations sampled at 300-s and 900-s intervals. Increasing the number of trees reduces the ste</w:t>
+      </w:r>
+      <w:r>
+        <w:rPr>
+          <w:bCs/>
+          <w:lang w:val="en-US"/>
+        </w:rPr>
+        <w:t xml:space="preserve">p </w:t>
+      </w:r>
+      <w:r>
+        <w:rPr>
+          <w:bCs/>
+          <w:lang w:val="en-US"/>
+        </w:rPr>
+        <w:t>like behavior inherent to decision tree</w:t>
+      </w:r>
+      <w:r>
+        <w:rPr>
+          <w:bCs/>
+          <w:lang w:val="en-US"/>
+        </w:rPr>
+        <w:t>.</w:t>
+      </w:r>
+      <w:r>
+        <w:rPr>
+          <w:bCs/>
+          <w:lang w:val="en-US"/>
+        </w:rPr>
+        <w:t xml:space="preserve"> </w:t>
+      </w:r>
+      <w:r>
+        <w:rPr>
+          <w:bCs/>
+          <w:lang w:val="en-US"/>
+        </w:rPr>
+        <w:t>H</w:t>
+      </w:r>
+      <w:r>
+        <w:rPr>
+          <w:bCs/>
+          <w:lang w:val="en-US"/>
+        </w:rPr>
+        <w:t xml:space="preserve">owever, for </w:t>
       </w:r>
       <m:oMath>
         <m:sSub>
@@ -8312,7 +8821,35 @@
           <w:bCs/>
           <w:lang w:val="en-US"/>
         </w:rPr>
-        <w:t>, improvements in 3D RMS errors became negligible while inference time increased nearly linearly. The 150-tree configuration therefore provided sufficient ensemble diversity while maintaining acceptable computational cost. For the SVR model, the RBF kernel was selected due to the nonlinear and elliptical characteristics of satellite orbital motion. Compared with linear or polynomial kernels, the RBF kernel more effectively models localized temporal variations in orbit trajectories while ensuring smooth transitions between prediction points, which is essential when reconstructing 1-s coordinates from discretely sampled SP3 epochs. In the KNN regression model, the neighbor parameter (</w:t>
+        <w:t>, improvements in 3D RMS errors became negligible while inference time increased nearly linearly. The 150-tree configuration therefore provided sufficient ensemble diversity while maintaining acceptable computational cost</w:t>
+      </w:r>
+      <w:r>
+        <w:rPr>
+          <w:bCs/>
+          <w:lang w:val="en-US"/>
+        </w:rPr>
+        <w:t xml:space="preserve"> (Wang et al., 2017). </w:t>
+      </w:r>
+      <w:r>
+        <w:rPr>
+          <w:bCs/>
+          <w:lang w:val="en-US"/>
+        </w:rPr>
+        <w:t>the SVR model, the RBF kernel was selected due to the nonlinear and elliptical characteristics of satellite orbital motion. Compared with linear or polynomial kernels, the RBF kernel more effectively models localized temporal variations in orbit trajectories while ensuring smooth transitions between prediction points</w:t>
+      </w:r>
+      <w:r>
+        <w:rPr>
+          <w:bCs/>
+          <w:lang w:val="en-US"/>
+        </w:rPr>
+        <w:t xml:space="preserve"> (Sierra-Porta, 2024)</w:t>
+      </w:r>
+      <w:r>
+        <w:rPr>
+          <w:bCs/>
+          <w:lang w:val="en-US"/>
+        </w:rPr>
+        <w:t>, which is essential when reconstructing 1-s coordinates from discretely sampled SP3 epochs. In the KNN regression model, the neighbor parameter (</w:t>
       </w:r>
       <m:oMath>
         <m:r>
@@ -8328,14 +8865,35 @@
           <w:bCs/>
           <w:lang w:val="en-US"/>
         </w:rPr>
-        <w:t xml:space="preserve">) was set to 9 to incorporate both preceding and succeeding orbital states of the prediction epoch. This configuration defines an effective temporal window of approximately two hours, enabling the algorithm to capture the local curvature of the trajectory while mitigating short-term </w:t>
-      </w:r>
-      <w:r>
-        <w:rPr>
-          <w:bCs/>
-          <w:lang w:val="en-US"/>
-        </w:rPr>
-        <w:t>observational noise and improving the stability of the reconstructed orbit. The MLP architecture was constrained to a single hidden layer with 50 neurons to balance model complexity and generalization capability given the limited number of training samples derived from SP3 datasets. Deeper network structures were avoided to reduce the risk of overfitting. Finally, the maximum iteration parameter (</w:t>
+        <w:t>) was set to 9 to incorporate both preceding and succeeding orbital states of the prediction epoch. This configuration defines an effective temporal window of approximately two hours, enabling the algorithm to capture the local curvature of the trajectory while mitigating short</w:t>
+      </w:r>
+      <w:r>
+        <w:rPr>
+          <w:bCs/>
+          <w:lang w:val="en-US"/>
+        </w:rPr>
+        <w:t xml:space="preserve"> </w:t>
+      </w:r>
+      <w:r>
+        <w:rPr>
+          <w:bCs/>
+          <w:lang w:val="en-US"/>
+        </w:rPr>
+        <w:t>term observational noise and improving the stability of the reconstructed orbit</w:t>
+      </w:r>
+      <w:r>
+        <w:rPr>
+          <w:bCs/>
+          <w:lang w:val="en-US"/>
+        </w:rPr>
+        <w:t xml:space="preserve"> (Miettinen, 2018). </w:t>
+      </w:r>
+      <w:r>
+        <w:rPr>
+          <w:bCs/>
+          <w:lang w:val="en-US"/>
+        </w:rPr>
+        <w:t>The MLP was constrained to a single hidden layer with 50 neurons to balance model complexity and generalization capability given the limited number of training samples derived from SP3 datasets. Deeper network structures were avoided to reduce the risk of overfitting. Finally, the maximum iteration parameter (</w:t>
       </w:r>
       <m:oMath>
         <m:r>
@@ -8383,7 +8941,7 @@
           <w:bCs/>
           <w:lang w:val="en-US"/>
         </w:rPr>
-        <w:t>Within the applied EKF framework, the process noise covariance (</w:t>
+        <w:t>Within the applied EKF, the process noise covariance (</w:t>
       </w:r>
       <m:oMath>
         <m:r>
@@ -8415,7 +8973,7 @@
           <w:bCs/>
           <w:lang w:val="en-US"/>
         </w:rPr>
-        <w:t>) matrices were configured according to the physical characteristics of satellite orbital dynamics. Considering that SP3 precise orbit ephemerides provide millimeter-to-centimeter level positional accuracy, the measurement noise variance was assigned a very small value (</w:t>
+        <w:t>) matrices were configured according to the physical characteristics of satellite orbit. Considering that SP3 precise orbit ephemerides provide millimeter-to-centimeter level positional accuracy, the measurement noise variance was assigned a very small value (</w:t>
       </w:r>
       <m:oMath>
         <m:sSup>
@@ -8469,7 +9027,35 @@
           <w:bCs/>
           <w:lang w:val="en-US"/>
         </w:rPr>
-        <w:t>m²), ensuring that observation updates dominate the filter corrections relative to the model-based predictions. The process noise parameterization was designed to represent unmodeled perturbative accelerations not explicitly included in the simplified two-body dynamic model, such as higher-order Earth gravity harmonics (J2–J6), solar radiation pressure, and third-body gravitational effects. Since these perturbations primarily affect the velocity state rather than instantaneous position, the velocity variance (</w:t>
+        <w:t>m²), ensuring that observation updates dominate the filter corrections relative to the model</w:t>
+      </w:r>
+      <w:r>
+        <w:rPr>
+          <w:bCs/>
+          <w:lang w:val="en-US"/>
+        </w:rPr>
+        <w:t xml:space="preserve"> </w:t>
+      </w:r>
+      <w:r>
+        <w:rPr>
+          <w:bCs/>
+          <w:lang w:val="en-US"/>
+        </w:rPr>
+        <w:t>based predictions. The process noise parameterization was designed to represent unmodeled accelerations not explicitly included in the simplified dynamic model. Since th</w:t>
+      </w:r>
+      <w:r>
+        <w:rPr>
+          <w:bCs/>
+          <w:lang w:val="en-US"/>
+        </w:rPr>
+        <w:t>ese process</w:t>
+      </w:r>
+      <w:r>
+        <w:rPr>
+          <w:bCs/>
+          <w:lang w:val="en-US"/>
+        </w:rPr>
+        <w:t xml:space="preserve"> affect the velocity state rather than instantaneous position, the velocity variance (</w:t>
       </w:r>
       <m:oMath>
         <m:sSub>
@@ -8648,29 +9234,523 @@
           <w:bCs/>
           <w:lang w:val="en-US"/>
         </w:rPr>
-        <w:t xml:space="preserve">For the Lagrange Interpolation, which serves as a traditional mathematical reference model block, the polynomial degree was set to 9 via a 10-observation window point scheme. In the context of satellite positioning studies and adherence to International GNSS Service (IGS) standards, formulating the orbital arcs using 9th-degree Lagrange polynomials is broadly accepted as an empirical rule of thumb in </w:t>
-      </w:r>
-      <w:proofErr w:type="gramStart"/>
-      <w:r>
-        <w:rPr>
-          <w:bCs/>
-          <w:lang w:val="en-US"/>
-        </w:rPr>
-        <w:t>the literature</w:t>
-      </w:r>
-      <w:proofErr w:type="gramEnd"/>
-      <w:r>
-        <w:rPr>
-          <w:bCs/>
-          <w:lang w:val="en-US"/>
-        </w:rPr>
-        <w:t>. This specific degree provides high precision mapping for the curvature of the orbit, deliberately mitigating the numerical instability limits (such as Runge’s phenomenon) intrinsically triggered by higher-degree polynomials at the boundaries of the interpolation interval.</w:t>
+        <w:t>For the Lagrange Interpolation, which serves as a traditional mathematical reference model block, the polynomial degree was set to 9 via a 10-observation window point scheme. In the context of satellite positioning studies and adherence to International GNSS Service (IGS) standards, formulating the orbital arcs using 9th-degree Lagrange polynomials is broadly accepted as an empirical rule of thumb in the literature. This specific degree provides high precision orbit, deliberately mitigating the numerical instability limits intrinsically triggered by higher</w:t>
+      </w:r>
+      <w:r>
+        <w:rPr>
+          <w:bCs/>
+          <w:lang w:val="en-US"/>
+        </w:rPr>
+        <w:t xml:space="preserve"> </w:t>
+      </w:r>
+      <w:r>
+        <w:rPr>
+          <w:bCs/>
+          <w:lang w:val="en-US"/>
+        </w:rPr>
+        <w:t>degree polynomials at the boundaries of the interpolation interval.</w:t>
       </w:r>
     </w:p>
     <w:p>
       <w:pPr>
         <w:rPr>
           <w:bCs/>
+          <w:lang w:val="en-US"/>
+        </w:rPr>
+      </w:pPr>
+      <w:r>
+        <w:rPr>
+          <w:bCs/>
+          <w:lang w:val="en-US"/>
+        </w:rPr>
+        <w:lastRenderedPageBreak/>
+        <w:t xml:space="preserve">To objectively evaluate the interpolation and prediction performance of the applied models on real satellite orbit data, a </w:t>
+      </w:r>
+      <w:r>
+        <w:rPr>
+          <w:lang w:val="en-US"/>
+        </w:rPr>
+        <w:t>Leave-One-Out Cross-Validation (LOO-CV) strategy was adopted. This approach was selected because it maximizes the utilization of available observations while providing an unbiased estimate of the model’s generalization capability for each individual epoch, which is particularly beneficial for time-series prediction problems with limited training samples (Hastie et al., 2009). Within this framework, each epoch in the time series was sequentially removed from the dataset, and the models were trained using the remaining neighboring epochs. The trained models were then required to estimate the satellite position at the intentionally removed epoch, thereby creating a controlled temporal gap and enabling the evaluation of the model’s capability to reconstruct missing orbital states. The predicted satellite coordinates were subsequently compared with the corresponding reference SP3 precise orbit positions, which were considered as the ground truth. To quantitatively characterize the magnitude of spatial deviations between predicted and reference coordinates, three main performance metrics were employed. First, the 3D Root Mean Square Error (3D RMSE) was calculated to represent the overall positioning accuracy of the reconstructed satellite coordinates</w:t>
+      </w:r>
+      <w:r>
+        <w:rPr>
+          <w:bCs/>
+          <w:lang w:val="en-US"/>
+        </w:rPr>
+        <w:t xml:space="preserve">. The three-dimensional position error is defined as seen Eq </w:t>
+      </w:r>
+      <w:r>
+        <w:rPr>
+          <w:bCs/>
+          <w:lang w:val="en-US"/>
+        </w:rPr>
+        <w:t>(</w:t>
+      </w:r>
+      <w:r>
+        <w:rPr>
+          <w:bCs/>
+          <w:lang w:val="en-US"/>
+        </w:rPr>
+        <w:t>1</w:t>
+      </w:r>
+      <w:r>
+        <w:rPr>
+          <w:bCs/>
+          <w:lang w:val="en-US"/>
+        </w:rPr>
+        <w:t>4)</w:t>
+      </w:r>
+      <w:r>
+        <w:rPr>
+          <w:bCs/>
+          <w:lang w:val="en-US"/>
+        </w:rPr>
+        <w:t>.</w:t>
+      </w:r>
+    </w:p>
+    <w:tbl>
+      <w:tblPr>
+        <w:tblStyle w:val="TabloKlavuzu"/>
+        <w:tblW w:w="0" w:type="auto"/>
+        <w:tblInd w:w="38" w:type="dxa"/>
+        <w:tblBorders>
+          <w:top w:val="none" w:sz="0" w:space="0" w:color="auto"/>
+          <w:left w:val="none" w:sz="0" w:space="0" w:color="auto"/>
+          <w:bottom w:val="none" w:sz="0" w:space="0" w:color="auto"/>
+          <w:right w:val="none" w:sz="0" w:space="0" w:color="auto"/>
+          <w:insideH w:val="none" w:sz="0" w:space="0" w:color="auto"/>
+          <w:insideV w:val="none" w:sz="0" w:space="0" w:color="auto"/>
+        </w:tblBorders>
+        <w:tblLook w:val="04A0" w:firstRow="1" w:lastRow="0" w:firstColumn="1" w:lastColumn="0" w:noHBand="0" w:noVBand="1"/>
+      </w:tblPr>
+      <w:tblGrid>
+        <w:gridCol w:w="8008"/>
+        <w:gridCol w:w="772"/>
+      </w:tblGrid>
+      <w:tr>
+        <w:tc>
+          <w:tcPr>
+            <w:tcW w:w="8008" w:type="dxa"/>
+          </w:tcPr>
+          <w:p>
+            <w:pPr>
+              <w:rPr>
+                <w:bCs/>
+                <w:szCs w:val="18"/>
+                <w:lang w:val="en-US"/>
+              </w:rPr>
+            </w:pPr>
+            <m:oMathPara>
+              <m:oMath>
+                <m:sSub>
+                  <m:sSubPr>
+                    <m:ctrlPr>
+                      <w:rPr>
+                        <w:rFonts w:ascii="Cambria Math" w:hAnsi="Cambria Math"/>
+                        <w:bCs/>
+                        <w:lang w:val="en-US"/>
+                      </w:rPr>
+                    </m:ctrlPr>
+                  </m:sSubPr>
+                  <m:e>
+                    <m:r>
+                      <w:rPr>
+                        <w:rFonts w:ascii="Cambria Math" w:hAnsi="Cambria Math"/>
+                        <w:lang w:val="en-US"/>
+                      </w:rPr>
+                      <m:t>e</m:t>
+                    </m:r>
+                  </m:e>
+                  <m:sub>
+                    <m:r>
+                      <w:rPr>
+                        <w:rFonts w:ascii="Cambria Math" w:hAnsi="Cambria Math"/>
+                        <w:lang w:val="en-US"/>
+                      </w:rPr>
+                      <m:t>3D</m:t>
+                    </m:r>
+                  </m:sub>
+                </m:sSub>
+                <m:r>
+                  <w:rPr>
+                    <w:rFonts w:ascii="Cambria Math" w:hAnsi="Cambria Math"/>
+                    <w:lang w:val="en-US"/>
+                  </w:rPr>
+                  <m:t>=</m:t>
+                </m:r>
+                <m:rad>
+                  <m:radPr>
+                    <m:degHide m:val="1"/>
+                    <m:ctrlPr>
+                      <w:rPr>
+                        <w:rFonts w:ascii="Cambria Math" w:hAnsi="Cambria Math"/>
+                        <w:bCs/>
+                        <w:lang w:val="en-US"/>
+                      </w:rPr>
+                    </m:ctrlPr>
+                  </m:radPr>
+                  <m:deg/>
+                  <m:e>
+                    <m:d>
+                      <m:dPr>
+                        <m:endChr m:val=""/>
+                        <m:ctrlPr>
+                          <w:rPr>
+                            <w:rFonts w:ascii="Cambria Math" w:hAnsi="Cambria Math"/>
+                            <w:bCs/>
+                            <w:lang w:val="en-US"/>
+                          </w:rPr>
+                        </m:ctrlPr>
+                      </m:dPr>
+                      <m:e>
+                        <m:sSub>
+                          <m:sSubPr>
+                            <m:ctrlPr>
+                              <w:rPr>
+                                <w:rFonts w:ascii="Cambria Math" w:hAnsi="Cambria Math"/>
+                                <w:bCs/>
+                                <w:lang w:val="en-US"/>
+                              </w:rPr>
+                            </m:ctrlPr>
+                          </m:sSubPr>
+                          <m:e>
+                            <m:r>
+                              <w:rPr>
+                                <w:rFonts w:ascii="Cambria Math" w:hAnsi="Cambria Math"/>
+                                <w:lang w:val="en-US"/>
+                              </w:rPr>
+                              <m:t>X</m:t>
+                            </m:r>
+                          </m:e>
+                          <m:sub>
+                            <m:r>
+                              <w:rPr>
+                                <w:rFonts w:ascii="Cambria Math" w:hAnsi="Cambria Math"/>
+                                <w:lang w:val="en-US"/>
+                              </w:rPr>
+                              <m:t>p</m:t>
+                            </m:r>
+                          </m:sub>
+                        </m:sSub>
+                        <m:r>
+                          <w:rPr>
+                            <w:rFonts w:ascii="Cambria Math" w:hAnsi="Cambria Math"/>
+                            <w:lang w:val="en-US"/>
+                          </w:rPr>
+                          <m:t>-</m:t>
+                        </m:r>
+                        <m:sSub>
+                          <m:sSubPr>
+                            <m:ctrlPr>
+                              <w:rPr>
+                                <w:rFonts w:ascii="Cambria Math" w:hAnsi="Cambria Math"/>
+                                <w:bCs/>
+                                <w:lang w:val="en-US"/>
+                              </w:rPr>
+                            </m:ctrlPr>
+                          </m:sSubPr>
+                          <m:e>
+                            <m:r>
+                              <w:rPr>
+                                <w:rFonts w:ascii="Cambria Math" w:hAnsi="Cambria Math"/>
+                                <w:lang w:val="en-US"/>
+                              </w:rPr>
+                              <m:t>X</m:t>
+                            </m:r>
+                          </m:e>
+                          <m:sub>
+                            <m:r>
+                              <w:rPr>
+                                <w:rFonts w:ascii="Cambria Math" w:hAnsi="Cambria Math"/>
+                                <w:lang w:val="en-US"/>
+                              </w:rPr>
+                              <m:t>r</m:t>
+                            </m:r>
+                          </m:sub>
+                        </m:sSub>
+                        <m:sSup>
+                          <m:sSupPr>
+                            <m:ctrlPr>
+                              <w:rPr>
+                                <w:rFonts w:ascii="Cambria Math" w:hAnsi="Cambria Math"/>
+                                <w:bCs/>
+                                <w:lang w:val="en-US"/>
+                              </w:rPr>
+                            </m:ctrlPr>
+                          </m:sSupPr>
+                          <m:e>
+                            <m:r>
+                              <w:rPr>
+                                <w:rFonts w:ascii="Cambria Math" w:hAnsi="Cambria Math"/>
+                                <w:lang w:val="en-US"/>
+                              </w:rPr>
+                              <m:t>)</m:t>
+                            </m:r>
+                          </m:e>
+                          <m:sup>
+                            <m:r>
+                              <w:rPr>
+                                <w:rFonts w:ascii="Cambria Math" w:hAnsi="Cambria Math"/>
+                                <w:lang w:val="en-US"/>
+                              </w:rPr>
+                              <m:t>2</m:t>
+                            </m:r>
+                          </m:sup>
+                        </m:sSup>
+                        <m:r>
+                          <w:rPr>
+                            <w:rFonts w:ascii="Cambria Math" w:hAnsi="Cambria Math"/>
+                            <w:lang w:val="en-US"/>
+                          </w:rPr>
+                          <m:t>+(</m:t>
+                        </m:r>
+                        <m:sSub>
+                          <m:sSubPr>
+                            <m:ctrlPr>
+                              <w:rPr>
+                                <w:rFonts w:ascii="Cambria Math" w:hAnsi="Cambria Math"/>
+                                <w:bCs/>
+                                <w:lang w:val="en-US"/>
+                              </w:rPr>
+                            </m:ctrlPr>
+                          </m:sSubPr>
+                          <m:e>
+                            <m:r>
+                              <w:rPr>
+                                <w:rFonts w:ascii="Cambria Math" w:hAnsi="Cambria Math"/>
+                                <w:lang w:val="en-US"/>
+                              </w:rPr>
+                              <m:t>Y</m:t>
+                            </m:r>
+                          </m:e>
+                          <m:sub>
+                            <m:r>
+                              <w:rPr>
+                                <w:rFonts w:ascii="Cambria Math" w:hAnsi="Cambria Math"/>
+                                <w:lang w:val="en-US"/>
+                              </w:rPr>
+                              <m:t>p</m:t>
+                            </m:r>
+                          </m:sub>
+                        </m:sSub>
+                        <m:r>
+                          <w:rPr>
+                            <w:rFonts w:ascii="Cambria Math" w:hAnsi="Cambria Math"/>
+                            <w:lang w:val="en-US"/>
+                          </w:rPr>
+                          <m:t>-</m:t>
+                        </m:r>
+                        <m:sSub>
+                          <m:sSubPr>
+                            <m:ctrlPr>
+                              <w:rPr>
+                                <w:rFonts w:ascii="Cambria Math" w:hAnsi="Cambria Math"/>
+                                <w:bCs/>
+                                <w:lang w:val="en-US"/>
+                              </w:rPr>
+                            </m:ctrlPr>
+                          </m:sSubPr>
+                          <m:e>
+                            <m:r>
+                              <w:rPr>
+                                <w:rFonts w:ascii="Cambria Math" w:hAnsi="Cambria Math"/>
+                                <w:lang w:val="en-US"/>
+                              </w:rPr>
+                              <m:t>Y</m:t>
+                            </m:r>
+                          </m:e>
+                          <m:sub>
+                            <m:r>
+                              <w:rPr>
+                                <w:rFonts w:ascii="Cambria Math" w:hAnsi="Cambria Math"/>
+                                <w:lang w:val="en-US"/>
+                              </w:rPr>
+                              <m:t>r</m:t>
+                            </m:r>
+                          </m:sub>
+                        </m:sSub>
+                        <m:sSup>
+                          <m:sSupPr>
+                            <m:ctrlPr>
+                              <w:rPr>
+                                <w:rFonts w:ascii="Cambria Math" w:hAnsi="Cambria Math"/>
+                                <w:bCs/>
+                                <w:lang w:val="en-US"/>
+                              </w:rPr>
+                            </m:ctrlPr>
+                          </m:sSupPr>
+                          <m:e>
+                            <m:r>
+                              <w:rPr>
+                                <w:rFonts w:ascii="Cambria Math" w:hAnsi="Cambria Math"/>
+                                <w:lang w:val="en-US"/>
+                              </w:rPr>
+                              <m:t>)</m:t>
+                            </m:r>
+                          </m:e>
+                          <m:sup>
+                            <m:r>
+                              <w:rPr>
+                                <w:rFonts w:ascii="Cambria Math" w:hAnsi="Cambria Math"/>
+                                <w:lang w:val="en-US"/>
+                              </w:rPr>
+                              <m:t>2</m:t>
+                            </m:r>
+                          </m:sup>
+                        </m:sSup>
+                        <m:r>
+                          <w:rPr>
+                            <w:rFonts w:ascii="Cambria Math" w:hAnsi="Cambria Math"/>
+                            <w:lang w:val="en-US"/>
+                          </w:rPr>
+                          <m:t>+(</m:t>
+                        </m:r>
+                        <m:sSub>
+                          <m:sSubPr>
+                            <m:ctrlPr>
+                              <w:rPr>
+                                <w:rFonts w:ascii="Cambria Math" w:hAnsi="Cambria Math"/>
+                                <w:bCs/>
+                                <w:lang w:val="en-US"/>
+                              </w:rPr>
+                            </m:ctrlPr>
+                          </m:sSubPr>
+                          <m:e>
+                            <m:r>
+                              <w:rPr>
+                                <w:rFonts w:ascii="Cambria Math" w:hAnsi="Cambria Math"/>
+                                <w:lang w:val="en-US"/>
+                              </w:rPr>
+                              <m:t>Z</m:t>
+                            </m:r>
+                          </m:e>
+                          <m:sub>
+                            <m:r>
+                              <w:rPr>
+                                <w:rFonts w:ascii="Cambria Math" w:hAnsi="Cambria Math"/>
+                                <w:lang w:val="en-US"/>
+                              </w:rPr>
+                              <m:t>p</m:t>
+                            </m:r>
+                          </m:sub>
+                        </m:sSub>
+                        <m:r>
+                          <w:rPr>
+                            <w:rFonts w:ascii="Cambria Math" w:hAnsi="Cambria Math"/>
+                            <w:lang w:val="en-US"/>
+                          </w:rPr>
+                          <m:t>-</m:t>
+                        </m:r>
+                        <m:sSub>
+                          <m:sSubPr>
+                            <m:ctrlPr>
+                              <w:rPr>
+                                <w:rFonts w:ascii="Cambria Math" w:hAnsi="Cambria Math"/>
+                                <w:bCs/>
+                                <w:lang w:val="en-US"/>
+                              </w:rPr>
+                            </m:ctrlPr>
+                          </m:sSubPr>
+                          <m:e>
+                            <m:r>
+                              <w:rPr>
+                                <w:rFonts w:ascii="Cambria Math" w:hAnsi="Cambria Math"/>
+                                <w:lang w:val="en-US"/>
+                              </w:rPr>
+                              <m:t>Z</m:t>
+                            </m:r>
+                          </m:e>
+                          <m:sub>
+                            <m:r>
+                              <w:rPr>
+                                <w:rFonts w:ascii="Cambria Math" w:hAnsi="Cambria Math"/>
+                                <w:lang w:val="en-US"/>
+                              </w:rPr>
+                              <m:t>r</m:t>
+                            </m:r>
+                          </m:sub>
+                        </m:sSub>
+                        <m:sSup>
+                          <m:sSupPr>
+                            <m:ctrlPr>
+                              <w:rPr>
+                                <w:rFonts w:ascii="Cambria Math" w:hAnsi="Cambria Math"/>
+                                <w:bCs/>
+                                <w:lang w:val="en-US"/>
+                              </w:rPr>
+                            </m:ctrlPr>
+                          </m:sSupPr>
+                          <m:e>
+                            <m:r>
+                              <w:rPr>
+                                <w:rFonts w:ascii="Cambria Math" w:hAnsi="Cambria Math"/>
+                                <w:lang w:val="en-US"/>
+                              </w:rPr>
+                              <m:t>)</m:t>
+                            </m:r>
+                          </m:e>
+                          <m:sup>
+                            <m:r>
+                              <w:rPr>
+                                <w:rFonts w:ascii="Cambria Math" w:hAnsi="Cambria Math"/>
+                                <w:lang w:val="en-US"/>
+                              </w:rPr>
+                              <m:t>2</m:t>
+                            </m:r>
+                          </m:sup>
+                        </m:sSup>
+                      </m:e>
+                    </m:d>
+                  </m:e>
+                </m:rad>
+              </m:oMath>
+            </m:oMathPara>
+          </w:p>
+        </w:tc>
+        <w:tc>
+          <w:tcPr>
+            <w:tcW w:w="772" w:type="dxa"/>
+          </w:tcPr>
+          <w:p>
+            <w:pPr>
+              <w:jc w:val="center"/>
+              <w:rPr>
+                <w:bCs/>
+                <w:szCs w:val="18"/>
+                <w:lang w:val="en-US"/>
+              </w:rPr>
+            </w:pPr>
+            <w:r>
+              <w:rPr>
+                <w:bCs/>
+                <w:szCs w:val="18"/>
+                <w:lang w:val="en-US"/>
+              </w:rPr>
+              <w:t>(1</w:t>
+            </w:r>
+            <w:r>
+              <w:rPr>
+                <w:bCs/>
+                <w:szCs w:val="18"/>
+                <w:lang w:val="en-US"/>
+              </w:rPr>
+              <w:t>4</w:t>
+            </w:r>
+            <w:r>
+              <w:rPr>
+                <w:bCs/>
+                <w:szCs w:val="18"/>
+                <w:lang w:val="en-US"/>
+              </w:rPr>
+              <w:t>)</w:t>
+            </w:r>
+          </w:p>
+        </w:tc>
+      </w:tr>
+    </w:tbl>
+    <w:p>
+      <w:pPr>
+        <w:rPr>
           <w:lang w:val="en-US"/>
         </w:rPr>
       </w:pPr>
@@ -8682,7 +9762,510 @@
           <w:lang w:val="en-US"/>
         </w:rPr>
       </w:pPr>
+      <w:r>
+        <w:rPr>
+          <w:bCs/>
+          <w:lang w:val="en-US"/>
+        </w:rPr>
+        <w:t xml:space="preserve">where </w:t>
+      </w:r>
+      <m:oMath>
+        <m:sSub>
+          <m:sSubPr>
+            <m:ctrlPr>
+              <w:rPr>
+                <w:rFonts w:ascii="Cambria Math" w:hAnsi="Cambria Math"/>
+                <w:bCs/>
+                <w:lang w:val="en-US"/>
+              </w:rPr>
+            </m:ctrlPr>
+          </m:sSubPr>
+          <m:e>
+            <m:r>
+              <w:rPr>
+                <w:rFonts w:ascii="Cambria Math" w:hAnsi="Cambria Math"/>
+                <w:lang w:val="en-US"/>
+              </w:rPr>
+              <m:t>X</m:t>
+            </m:r>
+          </m:e>
+          <m:sub>
+            <m:r>
+              <w:rPr>
+                <w:rFonts w:ascii="Cambria Math" w:hAnsi="Cambria Math"/>
+                <w:lang w:val="en-US"/>
+              </w:rPr>
+              <m:t>p</m:t>
+            </m:r>
+          </m:sub>
+        </m:sSub>
+        <m:r>
+          <w:rPr>
+            <w:rFonts w:ascii="Cambria Math" w:hAnsi="Cambria Math"/>
+            <w:lang w:val="en-US"/>
+          </w:rPr>
+          <m:t>,</m:t>
+        </m:r>
+        <m:sSub>
+          <m:sSubPr>
+            <m:ctrlPr>
+              <w:rPr>
+                <w:rFonts w:ascii="Cambria Math" w:hAnsi="Cambria Math"/>
+                <w:bCs/>
+                <w:lang w:val="en-US"/>
+              </w:rPr>
+            </m:ctrlPr>
+          </m:sSubPr>
+          <m:e>
+            <m:r>
+              <w:rPr>
+                <w:rFonts w:ascii="Cambria Math" w:hAnsi="Cambria Math"/>
+                <w:lang w:val="en-US"/>
+              </w:rPr>
+              <m:t>Y</m:t>
+            </m:r>
+          </m:e>
+          <m:sub>
+            <m:r>
+              <w:rPr>
+                <w:rFonts w:ascii="Cambria Math" w:hAnsi="Cambria Math"/>
+                <w:lang w:val="en-US"/>
+              </w:rPr>
+              <m:t>p</m:t>
+            </m:r>
+          </m:sub>
+        </m:sSub>
+        <m:r>
+          <w:rPr>
+            <w:rFonts w:ascii="Cambria Math" w:hAnsi="Cambria Math"/>
+            <w:lang w:val="en-US"/>
+          </w:rPr>
+          <m:t>,</m:t>
+        </m:r>
+        <m:sSub>
+          <m:sSubPr>
+            <m:ctrlPr>
+              <w:rPr>
+                <w:rFonts w:ascii="Cambria Math" w:hAnsi="Cambria Math"/>
+                <w:bCs/>
+                <w:lang w:val="en-US"/>
+              </w:rPr>
+            </m:ctrlPr>
+          </m:sSubPr>
+          <m:e>
+            <m:r>
+              <w:rPr>
+                <w:rFonts w:ascii="Cambria Math" w:hAnsi="Cambria Math"/>
+                <w:lang w:val="en-US"/>
+              </w:rPr>
+              <m:t>Z</m:t>
+            </m:r>
+          </m:e>
+          <m:sub>
+            <m:r>
+              <w:rPr>
+                <w:rFonts w:ascii="Cambria Math" w:hAnsi="Cambria Math"/>
+                <w:lang w:val="en-US"/>
+              </w:rPr>
+              <m:t>p</m:t>
+            </m:r>
+          </m:sub>
+        </m:sSub>
+      </m:oMath>
+      <w:r>
+        <w:rPr>
+          <w:bCs/>
+          <w:lang w:val="en-US"/>
+        </w:rPr>
+        <w:t xml:space="preserve">denote the predicted satellite coordinates and </w:t>
+      </w:r>
+      <m:oMath>
+        <m:sSub>
+          <m:sSubPr>
+            <m:ctrlPr>
+              <w:rPr>
+                <w:rFonts w:ascii="Cambria Math" w:hAnsi="Cambria Math"/>
+                <w:bCs/>
+                <w:lang w:val="en-US"/>
+              </w:rPr>
+            </m:ctrlPr>
+          </m:sSubPr>
+          <m:e>
+            <m:r>
+              <w:rPr>
+                <w:rFonts w:ascii="Cambria Math" w:hAnsi="Cambria Math"/>
+                <w:lang w:val="en-US"/>
+              </w:rPr>
+              <m:t>X</m:t>
+            </m:r>
+          </m:e>
+          <m:sub>
+            <m:r>
+              <w:rPr>
+                <w:rFonts w:ascii="Cambria Math" w:hAnsi="Cambria Math"/>
+                <w:lang w:val="en-US"/>
+              </w:rPr>
+              <m:t>r</m:t>
+            </m:r>
+          </m:sub>
+        </m:sSub>
+        <m:r>
+          <w:rPr>
+            <w:rFonts w:ascii="Cambria Math" w:hAnsi="Cambria Math"/>
+            <w:lang w:val="en-US"/>
+          </w:rPr>
+          <m:t>,</m:t>
+        </m:r>
+        <m:sSub>
+          <m:sSubPr>
+            <m:ctrlPr>
+              <w:rPr>
+                <w:rFonts w:ascii="Cambria Math" w:hAnsi="Cambria Math"/>
+                <w:bCs/>
+                <w:lang w:val="en-US"/>
+              </w:rPr>
+            </m:ctrlPr>
+          </m:sSubPr>
+          <m:e>
+            <m:r>
+              <w:rPr>
+                <w:rFonts w:ascii="Cambria Math" w:hAnsi="Cambria Math"/>
+                <w:lang w:val="en-US"/>
+              </w:rPr>
+              <m:t>Y</m:t>
+            </m:r>
+          </m:e>
+          <m:sub>
+            <m:r>
+              <w:rPr>
+                <w:rFonts w:ascii="Cambria Math" w:hAnsi="Cambria Math"/>
+                <w:lang w:val="en-US"/>
+              </w:rPr>
+              <m:t>r</m:t>
+            </m:r>
+          </m:sub>
+        </m:sSub>
+        <m:r>
+          <w:rPr>
+            <w:rFonts w:ascii="Cambria Math" w:hAnsi="Cambria Math"/>
+            <w:lang w:val="en-US"/>
+          </w:rPr>
+          <m:t>,</m:t>
+        </m:r>
+        <m:sSub>
+          <m:sSubPr>
+            <m:ctrlPr>
+              <w:rPr>
+                <w:rFonts w:ascii="Cambria Math" w:hAnsi="Cambria Math"/>
+                <w:bCs/>
+                <w:lang w:val="en-US"/>
+              </w:rPr>
+            </m:ctrlPr>
+          </m:sSubPr>
+          <m:e>
+            <m:r>
+              <w:rPr>
+                <w:rFonts w:ascii="Cambria Math" w:hAnsi="Cambria Math"/>
+                <w:lang w:val="en-US"/>
+              </w:rPr>
+              <m:t>Z</m:t>
+            </m:r>
+          </m:e>
+          <m:sub>
+            <m:r>
+              <w:rPr>
+                <w:rFonts w:ascii="Cambria Math" w:hAnsi="Cambria Math"/>
+                <w:lang w:val="en-US"/>
+              </w:rPr>
+              <m:t>r</m:t>
+            </m:r>
+          </m:sub>
+        </m:sSub>
+      </m:oMath>
+      <w:r>
+        <w:rPr>
+          <w:bCs/>
+          <w:lang w:val="en-US"/>
+        </w:rPr>
+        <w:t xml:space="preserve">represent the corresponding reference SP3 coordinates. To summarize the overall magnitude of the positioning errors, the 3D RMSE metric was computed as seen Eq </w:t>
+      </w:r>
+      <w:r>
+        <w:rPr>
+          <w:bCs/>
+          <w:lang w:val="en-US"/>
+        </w:rPr>
+        <w:t>(</w:t>
+      </w:r>
+      <w:r>
+        <w:rPr>
+          <w:bCs/>
+          <w:lang w:val="en-US"/>
+        </w:rPr>
+        <w:t>1</w:t>
+      </w:r>
+      <w:r>
+        <w:rPr>
+          <w:bCs/>
+          <w:lang w:val="en-US"/>
+        </w:rPr>
+        <w:t>5)</w:t>
+      </w:r>
+      <w:r>
+        <w:rPr>
+          <w:bCs/>
+          <w:lang w:val="en-US"/>
+        </w:rPr>
+        <w:t>.</w:t>
+      </w:r>
     </w:p>
+    <w:tbl>
+      <w:tblPr>
+        <w:tblStyle w:val="TabloKlavuzu"/>
+        <w:tblW w:w="0" w:type="auto"/>
+        <w:tblInd w:w="38" w:type="dxa"/>
+        <w:tblBorders>
+          <w:top w:val="none" w:sz="0" w:space="0" w:color="auto"/>
+          <w:left w:val="none" w:sz="0" w:space="0" w:color="auto"/>
+          <w:bottom w:val="none" w:sz="0" w:space="0" w:color="auto"/>
+          <w:right w:val="none" w:sz="0" w:space="0" w:color="auto"/>
+          <w:insideH w:val="none" w:sz="0" w:space="0" w:color="auto"/>
+          <w:insideV w:val="none" w:sz="0" w:space="0" w:color="auto"/>
+        </w:tblBorders>
+        <w:tblLook w:val="04A0" w:firstRow="1" w:lastRow="0" w:firstColumn="1" w:lastColumn="0" w:noHBand="0" w:noVBand="1"/>
+      </w:tblPr>
+      <w:tblGrid>
+        <w:gridCol w:w="8008"/>
+        <w:gridCol w:w="772"/>
+      </w:tblGrid>
+      <w:tr>
+        <w:tc>
+          <w:tcPr>
+            <w:tcW w:w="8008" w:type="dxa"/>
+          </w:tcPr>
+          <w:p>
+            <w:pPr>
+              <w:rPr>
+                <w:bCs/>
+                <w:szCs w:val="18"/>
+                <w:lang w:val="en-US"/>
+              </w:rPr>
+            </w:pPr>
+            <m:oMathPara>
+              <m:oMath>
+                <m:r>
+                  <w:rPr>
+                    <w:rFonts w:ascii="Cambria Math" w:hAnsi="Cambria Math"/>
+                    <w:lang w:val="en-US"/>
+                  </w:rPr>
+                  <m:t>RMS</m:t>
+                </m:r>
+                <m:sSub>
+                  <m:sSubPr>
+                    <m:ctrlPr>
+                      <w:rPr>
+                        <w:rFonts w:ascii="Cambria Math" w:hAnsi="Cambria Math"/>
+                        <w:bCs/>
+                        <w:lang w:val="en-US"/>
+                      </w:rPr>
+                    </m:ctrlPr>
+                  </m:sSubPr>
+                  <m:e>
+                    <m:r>
+                      <w:rPr>
+                        <w:rFonts w:ascii="Cambria Math" w:hAnsi="Cambria Math"/>
+                        <w:lang w:val="en-US"/>
+                      </w:rPr>
+                      <m:t>E</m:t>
+                    </m:r>
+                  </m:e>
+                  <m:sub>
+                    <m:r>
+                      <w:rPr>
+                        <w:rFonts w:ascii="Cambria Math" w:hAnsi="Cambria Math"/>
+                        <w:lang w:val="en-US"/>
+                      </w:rPr>
+                      <m:t>3D</m:t>
+                    </m:r>
+                  </m:sub>
+                </m:sSub>
+                <m:r>
+                  <w:rPr>
+                    <w:rFonts w:ascii="Cambria Math" w:hAnsi="Cambria Math"/>
+                    <w:lang w:val="en-US"/>
+                  </w:rPr>
+                  <m:t>=</m:t>
+                </m:r>
+                <m:rad>
+                  <m:radPr>
+                    <m:degHide m:val="1"/>
+                    <m:ctrlPr>
+                      <w:rPr>
+                        <w:rFonts w:ascii="Cambria Math" w:hAnsi="Cambria Math"/>
+                        <w:bCs/>
+                        <w:lang w:val="en-US"/>
+                      </w:rPr>
+                    </m:ctrlPr>
+                  </m:radPr>
+                  <m:deg/>
+                  <m:e>
+                    <m:f>
+                      <m:fPr>
+                        <m:ctrlPr>
+                          <w:rPr>
+                            <w:rFonts w:ascii="Cambria Math" w:hAnsi="Cambria Math"/>
+                            <w:bCs/>
+                            <w:lang w:val="en-US"/>
+                          </w:rPr>
+                        </m:ctrlPr>
+                      </m:fPr>
+                      <m:num>
+                        <m:r>
+                          <w:rPr>
+                            <w:rFonts w:ascii="Cambria Math" w:hAnsi="Cambria Math"/>
+                            <w:lang w:val="en-US"/>
+                          </w:rPr>
+                          <m:t>1</m:t>
+                        </m:r>
+                      </m:num>
+                      <m:den>
+                        <m:r>
+                          <w:rPr>
+                            <w:rFonts w:ascii="Cambria Math" w:hAnsi="Cambria Math"/>
+                            <w:lang w:val="en-US"/>
+                          </w:rPr>
+                          <m:t>N</m:t>
+                        </m:r>
+                      </m:den>
+                    </m:f>
+                    <m:nary>
+                      <m:naryPr>
+                        <m:chr m:val="∑"/>
+                        <m:limLoc m:val="undOvr"/>
+                        <m:grow m:val="1"/>
+                        <m:ctrlPr>
+                          <w:rPr>
+                            <w:rFonts w:ascii="Cambria Math" w:hAnsi="Cambria Math"/>
+                            <w:bCs/>
+                            <w:lang w:val="en-US"/>
+                          </w:rPr>
+                        </m:ctrlPr>
+                      </m:naryPr>
+                      <m:sub>
+                        <m:r>
+                          <w:rPr>
+                            <w:rFonts w:ascii="Cambria Math" w:hAnsi="Cambria Math"/>
+                            <w:lang w:val="en-US"/>
+                          </w:rPr>
+                          <m:t>i=1</m:t>
+                        </m:r>
+                      </m:sub>
+                      <m:sup>
+                        <m:r>
+                          <w:rPr>
+                            <w:rFonts w:ascii="Cambria Math" w:hAnsi="Cambria Math"/>
+                            <w:lang w:val="en-US"/>
+                          </w:rPr>
+                          <m:t>N</m:t>
+                        </m:r>
+                      </m:sup>
+                      <m:e>
+                        <m:sSubSup>
+                          <m:sSubSupPr>
+                            <m:ctrlPr>
+                              <w:rPr>
+                                <w:rFonts w:ascii="Cambria Math" w:hAnsi="Cambria Math"/>
+                                <w:bCs/>
+                                <w:lang w:val="en-US"/>
+                              </w:rPr>
+                            </m:ctrlPr>
+                          </m:sSubSupPr>
+                          <m:e>
+                            <m:r>
+                              <w:rPr>
+                                <w:rFonts w:ascii="Cambria Math" w:hAnsi="Cambria Math"/>
+                                <w:lang w:val="en-US"/>
+                              </w:rPr>
+                              <m:t>e</m:t>
+                            </m:r>
+                          </m:e>
+                          <m:sub>
+                            <m:r>
+                              <w:rPr>
+                                <w:rFonts w:ascii="Cambria Math" w:hAnsi="Cambria Math"/>
+                                <w:lang w:val="en-US"/>
+                              </w:rPr>
+                              <m:t>3D,i</m:t>
+                            </m:r>
+                          </m:sub>
+                          <m:sup>
+                            <m:r>
+                              <w:rPr>
+                                <w:rFonts w:ascii="Cambria Math" w:hAnsi="Cambria Math"/>
+                                <w:lang w:val="en-US"/>
+                              </w:rPr>
+                              <m:t>2</m:t>
+                            </m:r>
+                          </m:sup>
+                        </m:sSubSup>
+                      </m:e>
+                    </m:nary>
+                  </m:e>
+                </m:rad>
+              </m:oMath>
+            </m:oMathPara>
+          </w:p>
+        </w:tc>
+        <w:tc>
+          <w:tcPr>
+            <w:tcW w:w="772" w:type="dxa"/>
+          </w:tcPr>
+          <w:p>
+            <w:pPr>
+              <w:jc w:val="center"/>
+              <w:rPr>
+                <w:bCs/>
+                <w:szCs w:val="18"/>
+                <w:lang w:val="en-US"/>
+              </w:rPr>
+            </w:pPr>
+          </w:p>
+          <w:p>
+            <w:pPr>
+              <w:jc w:val="center"/>
+              <w:rPr>
+                <w:bCs/>
+                <w:szCs w:val="18"/>
+                <w:lang w:val="en-US"/>
+              </w:rPr>
+            </w:pPr>
+            <w:r>
+              <w:rPr>
+                <w:bCs/>
+                <w:szCs w:val="18"/>
+                <w:lang w:val="en-US"/>
+              </w:rPr>
+              <w:t>(1</w:t>
+            </w:r>
+            <w:r>
+              <w:rPr>
+                <w:bCs/>
+                <w:szCs w:val="18"/>
+                <w:lang w:val="en-US"/>
+              </w:rPr>
+              <w:t>5</w:t>
+            </w:r>
+            <w:r>
+              <w:rPr>
+                <w:bCs/>
+                <w:szCs w:val="18"/>
+                <w:lang w:val="en-US"/>
+              </w:rPr>
+              <w:t>)</w:t>
+            </w:r>
+          </w:p>
+        </w:tc>
+      </w:tr>
+    </w:tbl>
     <w:p>
       <w:pPr>
         <w:rPr>
@@ -8690,14 +10273,29 @@
           <w:lang w:val="en-US"/>
         </w:rPr>
       </w:pPr>
-    </w:p>
-    <w:p>
-      <w:pPr>
-        <w:rPr>
-          <w:bCs/>
-          <w:lang w:val="en-US"/>
-        </w:rPr>
-      </w:pPr>
+      <w:r>
+        <w:rPr>
+          <w:bCs/>
+          <w:lang w:val="en-US"/>
+        </w:rPr>
+        <w:t xml:space="preserve">where </w:t>
+      </w:r>
+      <m:oMath>
+        <m:r>
+          <w:rPr>
+            <w:rFonts w:ascii="Cambria Math" w:hAnsi="Cambria Math"/>
+            <w:lang w:val="en-US"/>
+          </w:rPr>
+          <m:t>N</m:t>
+        </m:r>
+      </m:oMath>
+      <w:r>
+        <w:rPr>
+          <w:bCs/>
+          <w:lang w:val="en-US"/>
+        </w:rPr>
+        <w:t>denotes the total number of evaluated epochs. In addition to the average error behaviour, the Maximum Error (Max Error) was also calculated to capture the largest deviation encountered in the prediction sequence. Furthermore, to provide a robust metric that is less sensitive to extreme outliers and better represents the dominant error distribution, the 95th percentile error was computed. This metric indicates the error threshold below which 95% of the prediction errors fall, thereby offering a statistically robust characterization of the model performance. Together, these metrics enable a comprehensive evaluation of the proposed methods in terms of both average positioning accuracy and extreme deviation behavior in reconstructed satellite orbit.</w:t>
+      </w:r>
     </w:p>
     <w:p>
       <w:pPr>
@@ -8813,105 +10411,8 @@
           <w:bCs/>
           <w:lang w:val="en-US"/>
         </w:rPr>
-        <w:t xml:space="preserve">Alkan, R. M., &amp; Kalkan, Y. (2011). Hassas </w:t>
-      </w:r>
-      <w:proofErr w:type="spellStart"/>
-      <w:r>
-        <w:rPr>
-          <w:bCs/>
-          <w:lang w:val="en-US"/>
-        </w:rPr>
-        <w:t>Nokta</w:t>
-      </w:r>
-      <w:proofErr w:type="spellEnd"/>
-      <w:r>
-        <w:rPr>
-          <w:bCs/>
-          <w:lang w:val="en-US"/>
-        </w:rPr>
-        <w:t xml:space="preserve"> </w:t>
-      </w:r>
-      <w:proofErr w:type="spellStart"/>
-      <w:r>
-        <w:rPr>
-          <w:bCs/>
-          <w:lang w:val="en-US"/>
-        </w:rPr>
-        <w:t>Konumlama</w:t>
-      </w:r>
-      <w:proofErr w:type="spellEnd"/>
-      <w:r>
-        <w:rPr>
-          <w:bCs/>
-          <w:lang w:val="en-US"/>
-        </w:rPr>
-        <w:t xml:space="preserve"> </w:t>
-      </w:r>
-      <w:proofErr w:type="spellStart"/>
-      <w:r>
-        <w:rPr>
-          <w:bCs/>
-          <w:lang w:val="en-US"/>
-        </w:rPr>
-        <w:t>Tekniğinin</w:t>
-      </w:r>
-      <w:proofErr w:type="spellEnd"/>
-      <w:r>
-        <w:rPr>
-          <w:bCs/>
-          <w:lang w:val="en-US"/>
-        </w:rPr>
-        <w:t xml:space="preserve"> </w:t>
-      </w:r>
-      <w:proofErr w:type="spellStart"/>
-      <w:r>
-        <w:rPr>
-          <w:bCs/>
-          <w:lang w:val="en-US"/>
-        </w:rPr>
-        <w:t>Hidrografik</w:t>
-      </w:r>
-      <w:proofErr w:type="spellEnd"/>
-      <w:r>
-        <w:rPr>
-          <w:bCs/>
-          <w:lang w:val="en-US"/>
-        </w:rPr>
-        <w:t xml:space="preserve"> </w:t>
-      </w:r>
-      <w:proofErr w:type="spellStart"/>
-      <w:r>
-        <w:rPr>
-          <w:bCs/>
-          <w:lang w:val="en-US"/>
-        </w:rPr>
-        <w:t>Ölçmelerde</w:t>
-      </w:r>
-      <w:proofErr w:type="spellEnd"/>
-      <w:r>
-        <w:rPr>
-          <w:bCs/>
-          <w:lang w:val="en-US"/>
-        </w:rPr>
-        <w:t xml:space="preserve"> </w:t>
-      </w:r>
-      <w:proofErr w:type="spellStart"/>
-      <w:r>
-        <w:rPr>
-          <w:bCs/>
-          <w:lang w:val="en-US"/>
-        </w:rPr>
-        <w:t>Kullanılabilirliği</w:t>
-      </w:r>
-      <w:proofErr w:type="spellEnd"/>
-      <w:r>
-        <w:rPr>
-          <w:bCs/>
-          <w:lang w:val="en-US"/>
-        </w:rPr>
-        <w:t>. </w:t>
-      </w:r>
-      <w:proofErr w:type="spellStart"/>
+        <w:t>Albuquerque, P. K. de, Kuroswiski, A. R., Wu, A. S., Santos, W. G. dos, &amp; Costa, P. (2025). Orbit Determination through Cosmic Microwave Background Radiation. </w:t>
+      </w:r>
       <w:r>
         <w:rPr>
           <w:bCs/>
@@ -8919,9 +10420,43 @@
           <w:iCs/>
           <w:lang w:val="en-US"/>
         </w:rPr>
-        <w:t>Jeodezi</w:t>
-      </w:r>
-      <w:proofErr w:type="spellEnd"/>
+        <w:t>arXiv (Cornell University)</w:t>
+      </w:r>
+      <w:r>
+        <w:rPr>
+          <w:bCs/>
+          <w:lang w:val="en-US"/>
+        </w:rPr>
+        <w:t>. </w:t>
+      </w:r>
+      <w:hyperlink r:id="rId10" w:tgtFrame="_blank" w:history="1">
+        <w:r>
+          <w:rPr>
+            <w:rStyle w:val="Kpr"/>
+            <w:bCs/>
+            <w:lang w:val="en-US"/>
+          </w:rPr>
+          <w:t>https://doi.org/10.48550/arxiv.2504.02196</w:t>
+        </w:r>
+      </w:hyperlink>
+    </w:p>
+    <w:p>
+      <w:pPr>
+        <w:pStyle w:val="JenniRefBody"/>
+        <w:ind w:left="720" w:hanging="720"/>
+        <w:jc w:val="both"/>
+        <w:rPr>
+          <w:bCs/>
+          <w:lang w:val="en-US"/>
+        </w:rPr>
+      </w:pPr>
+      <w:r>
+        <w:rPr>
+          <w:bCs/>
+          <w:lang w:val="en-US"/>
+        </w:rPr>
+        <w:t>Alkan, R. M., &amp; Kalkan, Y. (2011). Hassas Nokta Konumlama Tekniğinin Hidrografik Ölçmelerde Kullanılabilirliği. </w:t>
+      </w:r>
       <w:r>
         <w:rPr>
           <w:bCs/>
@@ -8929,9 +10464,15 @@
           <w:iCs/>
           <w:lang w:val="en-US"/>
         </w:rPr>
-        <w:t xml:space="preserve"> </w:t>
-      </w:r>
-      <w:proofErr w:type="spellStart"/>
+        <w:t>Jeodezi ve Jeoinformasyon Dergisi</w:t>
+      </w:r>
+      <w:r>
+        <w:rPr>
+          <w:bCs/>
+          <w:lang w:val="en-US"/>
+        </w:rPr>
+        <w:t>, </w:t>
+      </w:r>
       <w:r>
         <w:rPr>
           <w:bCs/>
@@ -8939,63 +10480,6 @@
           <w:iCs/>
           <w:lang w:val="en-US"/>
         </w:rPr>
-        <w:t>ve</w:t>
-      </w:r>
-      <w:proofErr w:type="spellEnd"/>
-      <w:r>
-        <w:rPr>
-          <w:bCs/>
-          <w:i/>
-          <w:iCs/>
-          <w:lang w:val="en-US"/>
-        </w:rPr>
-        <w:t xml:space="preserve"> </w:t>
-      </w:r>
-      <w:proofErr w:type="spellStart"/>
-      <w:r>
-        <w:rPr>
-          <w:bCs/>
-          <w:i/>
-          <w:iCs/>
-          <w:lang w:val="en-US"/>
-        </w:rPr>
-        <w:t>Jeoinformasyon</w:t>
-      </w:r>
-      <w:proofErr w:type="spellEnd"/>
-      <w:r>
-        <w:rPr>
-          <w:bCs/>
-          <w:i/>
-          <w:iCs/>
-          <w:lang w:val="en-US"/>
-        </w:rPr>
-        <w:t xml:space="preserve"> </w:t>
-      </w:r>
-      <w:proofErr w:type="spellStart"/>
-      <w:r>
-        <w:rPr>
-          <w:bCs/>
-          <w:i/>
-          <w:iCs/>
-          <w:lang w:val="en-US"/>
-        </w:rPr>
-        <w:t>Dergisi</w:t>
-      </w:r>
-      <w:proofErr w:type="spellEnd"/>
-      <w:r>
-        <w:rPr>
-          <w:bCs/>
-          <w:lang w:val="en-US"/>
-        </w:rPr>
-        <w:t>, </w:t>
-      </w:r>
-      <w:r>
-        <w:rPr>
-          <w:bCs/>
-          <w:i/>
-          <w:iCs/>
-          <w:lang w:val="en-US"/>
-        </w:rPr>
         <w:t>104.2</w:t>
       </w:r>
       <w:r>
@@ -9005,7 +10489,7 @@
         </w:rPr>
         <w:t>, 100-106. </w:t>
       </w:r>
-      <w:hyperlink r:id="rId10" w:tgtFrame="_blank" w:history="1">
+      <w:hyperlink r:id="rId11" w:history="1">
         <w:r>
           <w:rPr>
             <w:rStyle w:val="Kpr"/>
@@ -9040,23 +10524,8 @@
           <w:bCs/>
           <w:lang w:val="en-US"/>
         </w:rPr>
-        <w:t xml:space="preserve">Aziz, K. M. A., &amp; </w:t>
-      </w:r>
-      <w:proofErr w:type="spellStart"/>
-      <w:r>
-        <w:rPr>
-          <w:bCs/>
-          <w:lang w:val="en-US"/>
-        </w:rPr>
-        <w:t>Elsonbaty</w:t>
-      </w:r>
-      <w:proofErr w:type="spellEnd"/>
-      <w:r>
-        <w:rPr>
-          <w:bCs/>
-          <w:lang w:val="en-US"/>
-        </w:rPr>
-        <w:t xml:space="preserve">, L. (2021). EFFECT OF USING DIFFERENT SATELLITE EPHEMERIDES ON GPS PPP AND POST PROCESSING TECHNIQUES. </w:t>
+        <w:lastRenderedPageBreak/>
+        <w:t xml:space="preserve">Aziz, K. M. A., &amp; Elsonbaty, L. (2021). EFFECT OF USING DIFFERENT SATELLITE EPHEMERIDES ON GPS PPP AND POST PROCESSING TECHNIQUES. </w:t>
       </w:r>
       <w:r>
         <w:rPr>
@@ -9090,7 +10559,7 @@
         </w:rPr>
         <w:t xml:space="preserve">(3), 104. </w:t>
       </w:r>
-      <w:hyperlink r:id="rId11" w:history="1">
+      <w:hyperlink r:id="rId12" w:history="1">
         <w:r>
           <w:rPr>
             <w:rStyle w:val="Kpr"/>
@@ -9109,7 +10578,7 @@
         <w:jc w:val="both"/>
         <w:rPr>
           <w:bCs/>
-          <w:lang w:val="de-DE"/>
+          <w:lang w:val="en-US"/>
         </w:rPr>
       </w:pPr>
       <w:r>
@@ -9118,151 +10587,7 @@
           <w:color w:val="212529"/>
           <w:lang w:val="en-US"/>
         </w:rPr>
-        <w:t xml:space="preserve">Bahadur, B. (2023). </w:t>
-      </w:r>
-      <w:proofErr w:type="spellStart"/>
-      <w:r>
-        <w:rPr>
-          <w:bCs/>
-          <w:color w:val="212529"/>
-          <w:lang w:val="en-US"/>
-        </w:rPr>
-        <w:t>Küresel</w:t>
-      </w:r>
-      <w:proofErr w:type="spellEnd"/>
-      <w:r>
-        <w:rPr>
-          <w:bCs/>
-          <w:color w:val="212529"/>
-          <w:lang w:val="en-US"/>
-        </w:rPr>
-        <w:t xml:space="preserve"> BeiDou </w:t>
-      </w:r>
-      <w:proofErr w:type="spellStart"/>
-      <w:r>
-        <w:rPr>
-          <w:bCs/>
-          <w:color w:val="212529"/>
-          <w:lang w:val="en-US"/>
-        </w:rPr>
-        <w:t>Sistemi</w:t>
-      </w:r>
-      <w:proofErr w:type="spellEnd"/>
-      <w:r>
-        <w:rPr>
-          <w:bCs/>
-          <w:color w:val="212529"/>
-          <w:lang w:val="en-US"/>
-        </w:rPr>
-        <w:t xml:space="preserve"> (BDS-3) </w:t>
-      </w:r>
-      <w:proofErr w:type="spellStart"/>
-      <w:r>
-        <w:rPr>
-          <w:bCs/>
-          <w:color w:val="212529"/>
-          <w:lang w:val="en-US"/>
-        </w:rPr>
-        <w:t>için</w:t>
-      </w:r>
-      <w:proofErr w:type="spellEnd"/>
-      <w:r>
-        <w:rPr>
-          <w:bCs/>
-          <w:color w:val="212529"/>
-          <w:lang w:val="en-US"/>
-        </w:rPr>
-        <w:t xml:space="preserve"> </w:t>
-      </w:r>
-      <w:proofErr w:type="spellStart"/>
-      <w:r>
-        <w:rPr>
-          <w:bCs/>
-          <w:color w:val="212529"/>
-          <w:lang w:val="en-US"/>
-        </w:rPr>
-        <w:t>hassas</w:t>
-      </w:r>
-      <w:proofErr w:type="spellEnd"/>
-      <w:r>
-        <w:rPr>
-          <w:bCs/>
-          <w:color w:val="212529"/>
-          <w:lang w:val="en-US"/>
-        </w:rPr>
-        <w:t xml:space="preserve"> </w:t>
-      </w:r>
-      <w:proofErr w:type="spellStart"/>
-      <w:r>
-        <w:rPr>
-          <w:bCs/>
-          <w:color w:val="212529"/>
-          <w:lang w:val="en-US"/>
-        </w:rPr>
-        <w:t>nokta</w:t>
-      </w:r>
-      <w:proofErr w:type="spellEnd"/>
-      <w:r>
-        <w:rPr>
-          <w:bCs/>
-          <w:color w:val="212529"/>
-          <w:lang w:val="en-US"/>
-        </w:rPr>
-        <w:t xml:space="preserve"> </w:t>
-      </w:r>
-      <w:proofErr w:type="spellStart"/>
-      <w:r>
-        <w:rPr>
-          <w:bCs/>
-          <w:color w:val="212529"/>
-          <w:lang w:val="en-US"/>
-        </w:rPr>
-        <w:t>konumlama</w:t>
-      </w:r>
-      <w:proofErr w:type="spellEnd"/>
-      <w:r>
-        <w:rPr>
-          <w:bCs/>
-          <w:color w:val="212529"/>
-          <w:lang w:val="en-US"/>
-        </w:rPr>
-        <w:t xml:space="preserve"> </w:t>
-      </w:r>
-      <w:proofErr w:type="spellStart"/>
-      <w:r>
-        <w:rPr>
-          <w:bCs/>
-          <w:color w:val="212529"/>
-          <w:lang w:val="en-US"/>
-        </w:rPr>
-        <w:t>performansının</w:t>
-      </w:r>
-      <w:proofErr w:type="spellEnd"/>
-      <w:r>
-        <w:rPr>
-          <w:bCs/>
-          <w:color w:val="212529"/>
-          <w:lang w:val="en-US"/>
-        </w:rPr>
-        <w:t xml:space="preserve"> </w:t>
-      </w:r>
-      <w:proofErr w:type="spellStart"/>
-      <w:r>
-        <w:rPr>
-          <w:bCs/>
-          <w:color w:val="212529"/>
-          <w:lang w:val="en-US"/>
-        </w:rPr>
-        <w:t>değerlendirilmesi</w:t>
-      </w:r>
-      <w:proofErr w:type="spellEnd"/>
-      <w:r>
-        <w:rPr>
-          <w:bCs/>
-          <w:color w:val="212529"/>
-          <w:lang w:val="en-US"/>
-        </w:rPr>
-        <w:t>. </w:t>
+        <w:t>Bahadur, B. (2023). Küresel BeiDou Sistemi (BDS-3) için hassas nokta konumlama performansının değerlendirilmesi. </w:t>
       </w:r>
       <w:r>
         <w:rPr>
@@ -9270,99 +10595,43 @@
           <w:i/>
           <w:iCs/>
           <w:color w:val="212529"/>
-          <w:lang w:val="de-DE"/>
-        </w:rPr>
-        <w:t xml:space="preserve">Jeodezi </w:t>
-      </w:r>
-      <w:proofErr w:type="spellStart"/>
+          <w:lang w:val="en-US"/>
+        </w:rPr>
+        <w:t>Jeodezi ve Jeoinformasyon Dergisi</w:t>
+      </w:r>
+      <w:r>
+        <w:rPr>
+          <w:bCs/>
+          <w:color w:val="212529"/>
+          <w:lang w:val="en-US"/>
+        </w:rPr>
+        <w:t>, </w:t>
+      </w:r>
       <w:r>
         <w:rPr>
           <w:bCs/>
           <w:i/>
           <w:iCs/>
           <w:color w:val="212529"/>
-          <w:lang w:val="de-DE"/>
-        </w:rPr>
-        <w:t>ve</w:t>
-      </w:r>
-      <w:proofErr w:type="spellEnd"/>
-      <w:r>
-        <w:rPr>
-          <w:bCs/>
-          <w:i/>
-          <w:iCs/>
+          <w:lang w:val="en-US"/>
+        </w:rPr>
+        <w:t>10</w:t>
+      </w:r>
+      <w:r>
+        <w:rPr>
+          <w:bCs/>
           <w:color w:val="212529"/>
-          <w:lang w:val="de-DE"/>
-        </w:rPr>
-        <w:t xml:space="preserve"> </w:t>
-      </w:r>
-      <w:proofErr w:type="spellStart"/>
-      <w:r>
-        <w:rPr>
-          <w:bCs/>
-          <w:i/>
-          <w:iCs/>
-          <w:color w:val="212529"/>
-          <w:lang w:val="de-DE"/>
-        </w:rPr>
-        <w:t>Jeoinformasyon</w:t>
-      </w:r>
-      <w:proofErr w:type="spellEnd"/>
-      <w:r>
-        <w:rPr>
-          <w:bCs/>
-          <w:i/>
-          <w:iCs/>
-          <w:color w:val="212529"/>
-          <w:lang w:val="de-DE"/>
-        </w:rPr>
-        <w:t xml:space="preserve"> </w:t>
-      </w:r>
-      <w:proofErr w:type="spellStart"/>
-      <w:r>
-        <w:rPr>
-          <w:bCs/>
-          <w:i/>
-          <w:iCs/>
-          <w:color w:val="212529"/>
-          <w:lang w:val="de-DE"/>
-        </w:rPr>
-        <w:t>Dergisi</w:t>
-      </w:r>
-      <w:proofErr w:type="spellEnd"/>
-      <w:r>
-        <w:rPr>
-          <w:bCs/>
-          <w:color w:val="212529"/>
-          <w:lang w:val="de-DE"/>
-        </w:rPr>
-        <w:t>, </w:t>
-      </w:r>
-      <w:r>
-        <w:rPr>
-          <w:bCs/>
-          <w:i/>
-          <w:iCs/>
-          <w:color w:val="212529"/>
-          <w:lang w:val="de-DE"/>
-        </w:rPr>
-        <w:t>10</w:t>
-      </w:r>
-      <w:r>
-        <w:rPr>
-          <w:bCs/>
-          <w:color w:val="212529"/>
-          <w:lang w:val="de-DE"/>
+          <w:lang w:val="en-US"/>
         </w:rPr>
         <w:t>(1), 30-44. </w:t>
       </w:r>
-      <w:hyperlink r:id="rId12" w:tgtFrame="_blank" w:history="1">
+      <w:hyperlink r:id="rId13" w:tgtFrame="_blank" w:history="1">
         <w:r>
           <w:rPr>
             <w:rStyle w:val="Kpr"/>
             <w:bCs/>
             <w:color w:val="0B58A2"/>
-            <w:lang w:val="de-DE"/>
+            <w:lang w:val="en-US"/>
           </w:rPr>
           <w:t>https://doi.org/10.9733/JGG.2023R0003.T</w:t>
         </w:r>
@@ -9382,32 +10651,9 @@
       <w:r>
         <w:rPr>
           <w:bCs/>
-          <w:lang w:val="de-DE"/>
-        </w:rPr>
-        <w:t xml:space="preserve">Carlin, L., Hauschild, A., &amp; </w:t>
-      </w:r>
-      <w:proofErr w:type="spellStart"/>
-      <w:r>
-        <w:rPr>
-          <w:bCs/>
-          <w:lang w:val="de-DE"/>
-        </w:rPr>
-        <w:t>Montenbruck</w:t>
-      </w:r>
-      <w:proofErr w:type="spellEnd"/>
-      <w:r>
-        <w:rPr>
-          <w:bCs/>
-          <w:lang w:val="de-DE"/>
-        </w:rPr>
-        <w:t xml:space="preserve">, O. (2021). </w:t>
-      </w:r>
-      <w:r>
-        <w:rPr>
-          <w:bCs/>
-          <w:lang w:val="en-US"/>
-        </w:rPr>
-        <w:t xml:space="preserve">Precise point positioning with GPS and Galileo broadcast ephemerides. </w:t>
+          <w:lang w:val="en-US"/>
+        </w:rPr>
+        <w:t xml:space="preserve">Carlin, L., Hauschild, A., &amp; Montenbruck, O. (2021). Precise point positioning with GPS and Galileo broadcast ephemerides. </w:t>
       </w:r>
       <w:r>
         <w:rPr>
@@ -9441,7 +10687,7 @@
         </w:rPr>
         <w:t xml:space="preserve">(2). </w:t>
       </w:r>
-      <w:hyperlink r:id="rId13" w:history="1">
+      <w:hyperlink r:id="rId14" w:history="1">
         <w:r>
           <w:rPr>
             <w:rStyle w:val="Kpr"/>
@@ -9503,7 +10749,7 @@
         </w:rPr>
         <w:t xml:space="preserve">(12), 7970. </w:t>
       </w:r>
-      <w:hyperlink r:id="rId14" w:history="1">
+      <w:hyperlink r:id="rId15" w:history="1">
         <w:r>
           <w:rPr>
             <w:rStyle w:val="Kpr"/>
@@ -9531,23 +10777,7 @@
           <w:bCs/>
           <w:lang w:val="en-US"/>
         </w:rPr>
-        <w:t>El‐</w:t>
-      </w:r>
-      <w:proofErr w:type="spellStart"/>
-      <w:r>
-        <w:rPr>
-          <w:bCs/>
-          <w:lang w:val="en-US"/>
-        </w:rPr>
-        <w:t>Tokhey</w:t>
-      </w:r>
-      <w:proofErr w:type="spellEnd"/>
-      <w:r>
-        <w:rPr>
-          <w:bCs/>
-          <w:lang w:val="en-US"/>
-        </w:rPr>
-        <w:t xml:space="preserve">, M. (2019). Assessment of Single and Precise Point Positioning Over Long Observational Periods. </w:t>
+        <w:t>Elshazli, M. T., Hussein, D., Bhat, G., Abdel-Rahim, A., &amp; Ibrahim, A. (2024). Advancing infrastructure resilience: machine learning-based prediction of bridges’ rating factors under autonomous truck platoons. </w:t>
       </w:r>
       <w:r>
         <w:rPr>
@@ -9556,14 +10786,14 @@
           <w:iCs/>
           <w:lang w:val="en-US"/>
         </w:rPr>
-        <w:t>International Journal of Engineering Research And</w:t>
-      </w:r>
-      <w:r>
-        <w:rPr>
-          <w:bCs/>
-          <w:lang w:val="en-US"/>
-        </w:rPr>
-        <w:t xml:space="preserve">, </w:t>
+        <w:t>Journal of Infrastructure Preservation and Resilience</w:t>
+      </w:r>
+      <w:r>
+        <w:rPr>
+          <w:bCs/>
+          <w:lang w:val="en-US"/>
+        </w:rPr>
+        <w:t>, </w:t>
       </w:r>
       <w:r>
         <w:rPr>
@@ -9579,9 +10809,69 @@
           <w:bCs/>
           <w:lang w:val="en-US"/>
         </w:rPr>
+        <w:t>(1). </w:t>
+      </w:r>
+      <w:hyperlink r:id="rId16" w:tgtFrame="_blank" w:history="1">
+        <w:r>
+          <w:rPr>
+            <w:rStyle w:val="Kpr"/>
+            <w:bCs/>
+            <w:lang w:val="en-US"/>
+          </w:rPr>
+          <w:t>https://doi.org/10.1186/s43065-024-00096-x</w:t>
+        </w:r>
+      </w:hyperlink>
+    </w:p>
+    <w:p>
+      <w:pPr>
+        <w:pStyle w:val="JenniRefBody"/>
+        <w:ind w:left="720" w:hanging="720"/>
+        <w:jc w:val="both"/>
+        <w:rPr>
+          <w:bCs/>
+          <w:lang w:val="en-US"/>
+        </w:rPr>
+      </w:pPr>
+      <w:r>
+        <w:rPr>
+          <w:bCs/>
+          <w:lang w:val="en-US"/>
+        </w:rPr>
+        <w:t xml:space="preserve">El‐Tokhey, M. (2019). Assessment of Single and Precise Point Positioning Over Long Observational Periods. </w:t>
+      </w:r>
+      <w:r>
+        <w:rPr>
+          <w:bCs/>
+          <w:i/>
+          <w:iCs/>
+          <w:lang w:val="en-US"/>
+        </w:rPr>
+        <w:t>International Journal of Engineering Research And</w:t>
+      </w:r>
+      <w:r>
+        <w:rPr>
+          <w:bCs/>
+          <w:lang w:val="en-US"/>
+        </w:rPr>
+        <w:t xml:space="preserve">, </w:t>
+      </w:r>
+      <w:r>
+        <w:rPr>
+          <w:bCs/>
+          <w:i/>
+          <w:iCs/>
+          <w:lang w:val="en-US"/>
+        </w:rPr>
+        <w:t>5</w:t>
+      </w:r>
+      <w:r>
+        <w:rPr>
+          <w:bCs/>
+          <w:lang w:val="en-US"/>
+        </w:rPr>
         <w:t xml:space="preserve">. </w:t>
       </w:r>
-      <w:hyperlink r:id="rId15" w:history="1">
+      <w:hyperlink r:id="rId17" w:history="1">
         <w:r>
           <w:rPr>
             <w:rStyle w:val="Kpr"/>
@@ -9643,7 +10933,7 @@
         </w:rPr>
         <w:t xml:space="preserve">(10). </w:t>
       </w:r>
-      <w:hyperlink r:id="rId16" w:history="1">
+      <w:hyperlink r:id="rId18" w:history="1">
         <w:r>
           <w:rPr>
             <w:rStyle w:val="Kpr"/>
@@ -9672,7 +10962,6 @@
         </w:rPr>
         <w:t>Groves, P. D. (2008). Principles of GNSS. </w:t>
       </w:r>
-      <w:proofErr w:type="gramStart"/>
       <w:r>
         <w:rPr>
           <w:bCs/>
@@ -9680,37 +10969,7 @@
           <w:iCs/>
           <w:lang w:val="en-US"/>
         </w:rPr>
-        <w:t>Inertial,</w:t>
-      </w:r>
-      <w:proofErr w:type="gramEnd"/>
-      <w:r>
-        <w:rPr>
-          <w:bCs/>
-          <w:i/>
-          <w:iCs/>
-          <w:lang w:val="en-US"/>
-        </w:rPr>
-        <w:t xml:space="preserve"> and </w:t>
-      </w:r>
-      <w:proofErr w:type="spellStart"/>
-      <w:r>
-        <w:rPr>
-          <w:bCs/>
-          <w:i/>
-          <w:iCs/>
-          <w:lang w:val="en-US"/>
-        </w:rPr>
-        <w:t>Multisensor</w:t>
-      </w:r>
-      <w:proofErr w:type="spellEnd"/>
-      <w:r>
-        <w:rPr>
-          <w:bCs/>
-          <w:i/>
-          <w:iCs/>
-          <w:lang w:val="en-US"/>
-        </w:rPr>
-        <w:t xml:space="preserve"> Integrated Navigation Systems</w:t>
+        <w:t>Inertial, and Multisensor Integrated Navigation Systems</w:t>
       </w:r>
       <w:r>
         <w:rPr>
@@ -9797,21 +11056,12 @@
         </w:rPr>
       </w:pPr>
       <w:bookmarkStart w:id="9" w:name="62626547c5f82221380c16d0f8541cfb"/>
-      <w:proofErr w:type="spellStart"/>
-      <w:r>
-        <w:rPr>
-          <w:bCs/>
-          <w:lang w:val="en-US"/>
-        </w:rPr>
-        <w:t>Hankansurijat</w:t>
-      </w:r>
-      <w:proofErr w:type="spellEnd"/>
-      <w:r>
-        <w:rPr>
-          <w:bCs/>
-          <w:lang w:val="en-US"/>
-        </w:rPr>
-        <w:t xml:space="preserve">, C., &amp; Andrei, C.-O. (2018). Atmospheric Water Estimation Using GNSS Precise Point Positioning Method. </w:t>
+      <w:r>
+        <w:rPr>
+          <w:bCs/>
+          <w:lang w:val="en-US"/>
+        </w:rPr>
+        <w:t>Hastie, T., Tibshirani, R., &amp; Friedman, J. H. (2009). The Elements of Statistical Learning. In </w:t>
       </w:r>
       <w:r>
         <w:rPr>
@@ -9820,14 +11070,42 @@
           <w:iCs/>
           <w:lang w:val="en-US"/>
         </w:rPr>
-        <w:t>Engineering Journal</w:t>
-      </w:r>
-      <w:r>
-        <w:rPr>
-          <w:bCs/>
-          <w:lang w:val="en-US"/>
-        </w:rPr>
-        <w:t xml:space="preserve">, </w:t>
+        <w:t>Springer series in statistics</w:t>
+      </w:r>
+      <w:r>
+        <w:rPr>
+          <w:bCs/>
+          <w:lang w:val="en-US"/>
+        </w:rPr>
+        <w:t>. Springer Science+Business Media. </w:t>
+      </w:r>
+      <w:hyperlink r:id="rId19" w:tgtFrame="_blank" w:history="1">
+        <w:r>
+          <w:rPr>
+            <w:rStyle w:val="Kpr"/>
+            <w:bCs/>
+            <w:lang w:val="en-US"/>
+          </w:rPr>
+          <w:t>https://doi.org/10.1007/978-0-387-84858-7</w:t>
+        </w:r>
+      </w:hyperlink>
+    </w:p>
+    <w:p>
+      <w:pPr>
+        <w:pStyle w:val="JenniRefBody"/>
+        <w:ind w:left="720" w:hanging="720"/>
+        <w:jc w:val="both"/>
+        <w:rPr>
+          <w:bCs/>
+          <w:lang w:val="en-US"/>
+        </w:rPr>
+      </w:pPr>
+      <w:r>
+        <w:rPr>
+          <w:bCs/>
+          <w:lang w:val="en-US"/>
+        </w:rPr>
+        <w:t xml:space="preserve">Hankansurijat, C., &amp; Andrei, C.-O. (2018). Atmospheric Water Estimation Using GNSS Precise Point Positioning Method. </w:t>
       </w:r>
       <w:r>
         <w:rPr>
@@ -9836,6 +11114,22 @@
           <w:iCs/>
           <w:lang w:val="en-US"/>
         </w:rPr>
+        <w:t>Engineering Journal</w:t>
+      </w:r>
+      <w:r>
+        <w:rPr>
+          <w:bCs/>
+          <w:lang w:val="en-US"/>
+        </w:rPr>
+        <w:t xml:space="preserve">, </w:t>
+      </w:r>
+      <w:r>
+        <w:rPr>
+          <w:bCs/>
+          <w:i/>
+          <w:iCs/>
+          <w:lang w:val="en-US"/>
+        </w:rPr>
         <w:t>22</w:t>
       </w:r>
       <w:r>
@@ -9845,7 +11139,7 @@
         </w:rPr>
         <w:t xml:space="preserve">(6), 37. </w:t>
       </w:r>
-      <w:hyperlink r:id="rId17" w:history="1">
+      <w:hyperlink r:id="rId20" w:history="1">
         <w:r>
           <w:rPr>
             <w:rStyle w:val="Kpr"/>
@@ -9863,7 +11157,6 @@
         <w:ind w:left="720" w:hanging="720"/>
         <w:jc w:val="both"/>
         <w:rPr>
-          <w:bCs/>
           <w:lang w:val="en-US"/>
         </w:rPr>
       </w:pPr>
@@ -9891,7 +11184,7 @@
         </w:rPr>
         <w:t xml:space="preserve">, 819. </w:t>
       </w:r>
-      <w:hyperlink r:id="rId18" w:history="1">
+      <w:hyperlink r:id="rId21" w:history="1">
         <w:r>
           <w:rPr>
             <w:rStyle w:val="Kpr"/>
@@ -9913,21 +11206,12 @@
           <w:lang w:val="en-US"/>
         </w:rPr>
       </w:pPr>
-      <w:proofErr w:type="spellStart"/>
-      <w:r>
-        <w:rPr>
-          <w:bCs/>
-          <w:lang w:val="en-US"/>
-        </w:rPr>
-        <w:t>Karlitepe</w:t>
-      </w:r>
-      <w:proofErr w:type="spellEnd"/>
-      <w:r>
-        <w:rPr>
-          <w:bCs/>
-          <w:lang w:val="en-US"/>
-        </w:rPr>
-        <w:t>, F., Erdogan, B. Machine learning algorithms for FCB (fractional cycle bias) estimation in PPP ambiguity resolution. </w:t>
+      <w:r>
+        <w:rPr>
+          <w:bCs/>
+          <w:lang w:val="en-US"/>
+        </w:rPr>
+        <w:t>Hu, T., Xu, X., Luo, J., Hou, J., &amp; Liu, H. (2025). Global ionospheric sporadic E intensity prediction from GNSS RO using a novel stacking machine learning method incorporated with physical observations. </w:t>
       </w:r>
       <w:r>
         <w:rPr>
@@ -9936,9 +11220,15 @@
           <w:iCs/>
           <w:lang w:val="en-US"/>
         </w:rPr>
-        <w:t xml:space="preserve">Arab J </w:t>
-      </w:r>
-      <w:proofErr w:type="spellStart"/>
+        <w:t>Atmospheric Chemistry and Physics</w:t>
+      </w:r>
+      <w:r>
+        <w:rPr>
+          <w:bCs/>
+          <w:lang w:val="en-US"/>
+        </w:rPr>
+        <w:t>, </w:t>
+      </w:r>
       <w:r>
         <w:rPr>
           <w:bCs/>
@@ -9946,9 +11236,52 @@
           <w:iCs/>
           <w:lang w:val="en-US"/>
         </w:rPr>
-        <w:t>Geosci</w:t>
-      </w:r>
-      <w:proofErr w:type="spellEnd"/>
+        <w:t>25</w:t>
+      </w:r>
+      <w:r>
+        <w:rPr>
+          <w:bCs/>
+          <w:lang w:val="en-US"/>
+        </w:rPr>
+        <w:t>(18), 11517. </w:t>
+      </w:r>
+      <w:hyperlink r:id="rId22" w:tgtFrame="_blank" w:history="1">
+        <w:r>
+          <w:rPr>
+            <w:rStyle w:val="Kpr"/>
+            <w:bCs/>
+            <w:lang w:val="en-US"/>
+          </w:rPr>
+          <w:t>https://doi.org/10.5194/acp-25-11517-2025</w:t>
+        </w:r>
+      </w:hyperlink>
+    </w:p>
+    <w:p>
+      <w:pPr>
+        <w:pStyle w:val="JenniRefBody"/>
+        <w:ind w:left="720" w:hanging="720"/>
+        <w:jc w:val="both"/>
+        <w:rPr>
+          <w:bCs/>
+          <w:lang w:val="en-US"/>
+        </w:rPr>
+      </w:pPr>
+      <w:r>
+        <w:rPr>
+          <w:bCs/>
+          <w:lang w:val="en-US"/>
+        </w:rPr>
+        <w:t>Karlitepe, F., Erdogan, B. Machine learning algorithms for FCB (fractional cycle bias) estimation in PPP ambiguity resolution. </w:t>
+      </w:r>
+      <w:r>
+        <w:rPr>
+          <w:bCs/>
+          <w:i/>
+          <w:iCs/>
+          <w:lang w:val="en-US"/>
+        </w:rPr>
+        <w:t>Arab J Geosci</w:t>
+      </w:r>
       <w:r>
         <w:rPr>
           <w:bCs/>
@@ -9956,7 +11289,7 @@
         </w:rPr>
         <w:t xml:space="preserve"> 18, 139 (2025). </w:t>
       </w:r>
-      <w:hyperlink r:id="rId19" w:history="1">
+      <w:hyperlink r:id="rId23" w:history="1">
         <w:r>
           <w:rPr>
             <w:rStyle w:val="Kpr"/>
@@ -9982,23 +11315,7 @@
           <w:bCs/>
           <w:lang w:val="en-US"/>
         </w:rPr>
-        <w:t xml:space="preserve">Kavitha, S., Mula, P., Kamat, M., Nirmala, S., &amp; </w:t>
-      </w:r>
-      <w:proofErr w:type="spellStart"/>
-      <w:r>
-        <w:rPr>
-          <w:bCs/>
-          <w:lang w:val="en-US"/>
-        </w:rPr>
-        <w:t>Manathara</w:t>
-      </w:r>
-      <w:proofErr w:type="spellEnd"/>
-      <w:r>
-        <w:rPr>
-          <w:bCs/>
-          <w:lang w:val="en-US"/>
-        </w:rPr>
-        <w:t xml:space="preserve">, J. G. (2022). </w:t>
+        <w:t xml:space="preserve">Kavitha, S., Mula, P., Kamat, M., Nirmala, S., &amp; Manathara, J. G. (2022). </w:t>
       </w:r>
       <w:r>
         <w:rPr>
@@ -10014,24 +11331,18 @@
           <w:bCs/>
           <w:lang w:val="en-US"/>
         </w:rPr>
-        <w:t xml:space="preserve">. IFAC </w:t>
-      </w:r>
-      <w:proofErr w:type="spellStart"/>
-      <w:r>
-        <w:rPr>
-          <w:bCs/>
-          <w:lang w:val="en-US"/>
-        </w:rPr>
-        <w:t>PapersOnLine</w:t>
-      </w:r>
-      <w:proofErr w:type="spellEnd"/>
-      <w:r>
-        <w:rPr>
-          <w:bCs/>
-          <w:lang w:val="en-US"/>
-        </w:rPr>
-        <w:t>, 55(1), 235–240. https://doi.org/10.1016/j.ifacol.2022.04.039</w:t>
-      </w:r>
+        <w:t xml:space="preserve">. IFAC PapersOnLine, 55(1), 235–240. </w:t>
+      </w:r>
+      <w:hyperlink r:id="rId24" w:history="1">
+        <w:r>
+          <w:rPr>
+            <w:rStyle w:val="Kpr"/>
+            <w:bCs/>
+            <w:lang w:val="en-US"/>
+          </w:rPr>
+          <w:t>https://doi.org/10.1016/j.ifacol.2022.04.039</w:t>
+        </w:r>
+      </w:hyperlink>
     </w:p>
     <w:p>
       <w:pPr>
@@ -10043,13 +11354,12 @@
           <w:lang w:val="en-US"/>
         </w:rPr>
       </w:pPr>
-      <w:bookmarkStart w:id="11" w:name="99c3236897c7c9d579db0d6ffc3b9840"/>
-      <w:r>
-        <w:rPr>
-          <w:bCs/>
-          <w:lang w:val="en-US"/>
-        </w:rPr>
-        <w:t xml:space="preserve">Lou, Y., Dai, X., Gong, X., Li, C., Qing, Y., Liu, Y., Peng, Y., &amp; Gu, S. (2022). A review of real-time multi-GNSS precise orbit determination based on the filter method [Review of </w:t>
+      <w:r>
+        <w:rPr>
+          <w:bCs/>
+          <w:lang w:val="en-US"/>
+        </w:rPr>
+        <w:t>Khorana, R. (2023). Low-Earth Satellite Orbit Determination Using Deep Convolutional Networks with Satellite Imagery. </w:t>
       </w:r>
       <w:r>
         <w:rPr>
@@ -10058,7 +11368,43 @@
           <w:iCs/>
           <w:lang w:val="en-US"/>
         </w:rPr>
-        <w:t>A review of real-time multi-</w:t>
+        <w:t>arXiv (Cornell University)</w:t>
+      </w:r>
+      <w:r>
+        <w:rPr>
+          <w:bCs/>
+          <w:lang w:val="en-US"/>
+        </w:rPr>
+        <w:t>. </w:t>
+      </w:r>
+      <w:hyperlink r:id="rId25" w:tgtFrame="_blank" w:history="1">
+        <w:r>
+          <w:rPr>
+            <w:rStyle w:val="Kpr"/>
+            <w:bCs/>
+            <w:lang w:val="en-US"/>
+          </w:rPr>
+          <w:t>https://doi.org/10.48550/arxiv.2305.12286</w:t>
+        </w:r>
+      </w:hyperlink>
+    </w:p>
+    <w:p>
+      <w:pPr>
+        <w:pStyle w:val="JenniRefBody"/>
+        <w:ind w:left="720" w:hanging="720"/>
+        <w:jc w:val="both"/>
+        <w:rPr>
+          <w:bCs/>
+          <w:lang w:val="en-US"/>
+        </w:rPr>
+      </w:pPr>
+      <w:bookmarkStart w:id="11" w:name="99c3236897c7c9d579db0d6ffc3b9840"/>
+      <w:r>
+        <w:rPr>
+          <w:bCs/>
+          <w:lang w:val="en-US"/>
+        </w:rPr>
+        <w:t xml:space="preserve">Lou, Y., Dai, X., Gong, X., Li, C., Qing, Y., Liu, Y., Peng, Y., &amp; Gu, S. (2022). A review of real-time multi-GNSS precise orbit determination based on the filter method [Review of </w:t>
       </w:r>
       <w:r>
         <w:rPr>
@@ -10067,8 +11413,7 @@
           <w:iCs/>
           <w:lang w:val="en-US"/>
         </w:rPr>
-        <w:lastRenderedPageBreak/>
-        <w:t>GNSS precise orbit determination based on the filter method</w:t>
+        <w:t>A review of real-time multi-GNSS precise orbit determination based on the filter method</w:t>
       </w:r>
       <w:r>
         <w:rPr>
@@ -10109,7 +11454,7 @@
         </w:rPr>
         <w:t xml:space="preserve">(1). Springer Nature. </w:t>
       </w:r>
-      <w:hyperlink r:id="rId20" w:history="1">
+      <w:hyperlink r:id="rId26" w:history="1">
         <w:r>
           <w:rPr>
             <w:rStyle w:val="Kpr"/>
@@ -10127,7 +11472,7 @@
         <w:jc w:val="both"/>
         <w:rPr>
           <w:bCs/>
-          <w:lang w:val="fr-FR"/>
+          <w:lang w:val="en-US"/>
         </w:rPr>
       </w:pPr>
       <w:bookmarkStart w:id="12" w:name="516191d679a946f4949991fac3828854"/>
@@ -10137,68 +11482,47 @@
           <w:bCs/>
           <w:lang w:val="en-US"/>
         </w:rPr>
+        <w:lastRenderedPageBreak/>
         <w:t xml:space="preserve">Marques, H. A., Monico, J. F. G., Shimabukuro, M. H., Oyama, R. T., &amp; Wentz, J. P. (2014). PPP EM TEMPO REAL: FUNDAMENTOS, IMPLEMENTAÇÃO COMPUTACIONAL E ANÁLISES DE RESULTADOS NO MODO ESTÁTICO E CINEMÁTICO. </w:t>
       </w:r>
-      <w:proofErr w:type="spellStart"/>
       <w:r>
         <w:rPr>
           <w:bCs/>
           <w:i/>
           <w:iCs/>
-          <w:lang w:val="fr-FR"/>
-        </w:rPr>
-        <w:t>Revista</w:t>
-      </w:r>
-      <w:proofErr w:type="spellEnd"/>
+          <w:lang w:val="en-US"/>
+        </w:rPr>
+        <w:t>Revista Brasileira de Cartografia</w:t>
+      </w:r>
+      <w:r>
+        <w:rPr>
+          <w:bCs/>
+          <w:lang w:val="en-US"/>
+        </w:rPr>
+        <w:t xml:space="preserve">, </w:t>
+      </w:r>
       <w:r>
         <w:rPr>
           <w:bCs/>
           <w:i/>
           <w:iCs/>
-          <w:lang w:val="fr-FR"/>
-        </w:rPr>
-        <w:t xml:space="preserve"> Brasileira de </w:t>
-      </w:r>
-      <w:proofErr w:type="spellStart"/>
-      <w:r>
-        <w:rPr>
-          <w:bCs/>
-          <w:i/>
-          <w:iCs/>
-          <w:lang w:val="fr-FR"/>
-        </w:rPr>
-        <w:t>Cartografia</w:t>
-      </w:r>
-      <w:proofErr w:type="spellEnd"/>
-      <w:r>
-        <w:rPr>
-          <w:bCs/>
-          <w:lang w:val="fr-FR"/>
-        </w:rPr>
-        <w:t xml:space="preserve">, </w:t>
-      </w:r>
-      <w:r>
-        <w:rPr>
-          <w:bCs/>
-          <w:i/>
-          <w:iCs/>
-          <w:lang w:val="fr-FR"/>
+          <w:lang w:val="en-US"/>
         </w:rPr>
         <w:t>66</w:t>
       </w:r>
       <w:r>
         <w:rPr>
           <w:bCs/>
-          <w:lang w:val="fr-FR"/>
+          <w:lang w:val="en-US"/>
         </w:rPr>
         <w:t xml:space="preserve">(6). </w:t>
       </w:r>
-      <w:hyperlink r:id="rId21" w:history="1">
+      <w:hyperlink r:id="rId27" w:history="1">
         <w:r>
           <w:rPr>
             <w:rStyle w:val="Kpr"/>
             <w:bCs/>
-            <w:lang w:val="fr-FR"/>
+            <w:lang w:val="en-US"/>
           </w:rPr>
           <w:t>https://doi.org/10.14393/rbcv66n6-44717</w:t>
         </w:r>
@@ -10211,7 +11535,6 @@
         <w:ind w:left="720" w:hanging="720"/>
         <w:jc w:val="both"/>
         <w:rPr>
-          <w:bCs/>
           <w:lang w:val="en-US"/>
         </w:rPr>
       </w:pPr>
@@ -10219,48 +11542,9 @@
       <w:r>
         <w:rPr>
           <w:bCs/>
-          <w:lang w:val="fr-FR"/>
-        </w:rPr>
-        <w:t xml:space="preserve">Martín, Á., </w:t>
-      </w:r>
-      <w:proofErr w:type="spellStart"/>
-      <w:r>
-        <w:rPr>
-          <w:bCs/>
-          <w:lang w:val="fr-FR"/>
-        </w:rPr>
-        <w:t>Julián</w:t>
-      </w:r>
-      <w:proofErr w:type="spellEnd"/>
-      <w:r>
-        <w:rPr>
-          <w:bCs/>
-          <w:lang w:val="fr-FR"/>
-        </w:rPr>
-        <w:t>, A. B. A., Dimas-Pages, A., &amp; Cos-</w:t>
-      </w:r>
-      <w:proofErr w:type="spellStart"/>
-      <w:r>
-        <w:rPr>
-          <w:bCs/>
-          <w:lang w:val="fr-FR"/>
-        </w:rPr>
-        <w:t>Gayón</w:t>
-      </w:r>
-      <w:proofErr w:type="spellEnd"/>
-      <w:r>
-        <w:rPr>
-          <w:bCs/>
-          <w:lang w:val="fr-FR"/>
-        </w:rPr>
-        <w:t xml:space="preserve">, F. (2015). </w:t>
-      </w:r>
-      <w:r>
-        <w:rPr>
-          <w:bCs/>
-          <w:lang w:val="en-US"/>
-        </w:rPr>
-        <w:t xml:space="preserve">Validation of performance of real-time kinematic PPP. A possible tool for deformation monitoring. </w:t>
+          <w:lang w:val="en-US"/>
+        </w:rPr>
+        <w:t xml:space="preserve">Martín, Á., Julián, A. B. A., Dimas-Pages, A., &amp; Cos-Gayón, F. (2015). Validation of performance of real-time kinematic PPP. A possible tool for deformation monitoring. </w:t>
       </w:r>
       <w:r>
         <w:rPr>
@@ -10294,7 +11578,7 @@
         </w:rPr>
         <w:t xml:space="preserve">, 95. </w:t>
       </w:r>
-      <w:hyperlink r:id="rId22" w:history="1">
+      <w:hyperlink r:id="rId28" w:history="1">
         <w:r>
           <w:rPr>
             <w:rStyle w:val="Kpr"/>
@@ -10315,6 +11599,66 @@
           <w:lang w:val="en-US"/>
         </w:rPr>
       </w:pPr>
+      <w:r>
+        <w:rPr>
+          <w:bCs/>
+          <w:lang w:val="en-US"/>
+        </w:rPr>
+        <w:t>Miettinen, O. (2018). Protostellar classification using supervised machine learning algorithms. </w:t>
+      </w:r>
+      <w:r>
+        <w:rPr>
+          <w:bCs/>
+          <w:i/>
+          <w:iCs/>
+          <w:lang w:val="en-US"/>
+        </w:rPr>
+        <w:t>Astrophysics and Space Science</w:t>
+      </w:r>
+      <w:r>
+        <w:rPr>
+          <w:bCs/>
+          <w:lang w:val="en-US"/>
+        </w:rPr>
+        <w:t>, </w:t>
+      </w:r>
+      <w:r>
+        <w:rPr>
+          <w:bCs/>
+          <w:i/>
+          <w:iCs/>
+          <w:lang w:val="en-US"/>
+        </w:rPr>
+        <w:t>363</w:t>
+      </w:r>
+      <w:r>
+        <w:rPr>
+          <w:bCs/>
+          <w:lang w:val="en-US"/>
+        </w:rPr>
+        <w:t>(9). </w:t>
+      </w:r>
+      <w:hyperlink r:id="rId29" w:tgtFrame="_blank" w:history="1">
+        <w:r>
+          <w:rPr>
+            <w:rStyle w:val="Kpr"/>
+            <w:bCs/>
+            <w:lang w:val="en-US"/>
+          </w:rPr>
+          <w:t>https://doi.org/10.1007/s10509-018-3418-7</w:t>
+        </w:r>
+      </w:hyperlink>
+    </w:p>
+    <w:p>
+      <w:pPr>
+        <w:pStyle w:val="JenniRefBody"/>
+        <w:ind w:left="720" w:hanging="720"/>
+        <w:jc w:val="both"/>
+        <w:rPr>
+          <w:bCs/>
+          <w:lang w:val="en-US"/>
+        </w:rPr>
+      </w:pPr>
       <w:bookmarkStart w:id="14" w:name="215299fb37f251b491937b486b685c82"/>
       <w:bookmarkEnd w:id="13"/>
       <w:r>
@@ -10356,7 +11700,7 @@
         </w:rPr>
         <w:t xml:space="preserve">(1). </w:t>
       </w:r>
-      <w:hyperlink r:id="rId23" w:history="1">
+      <w:hyperlink r:id="rId30" w:history="1">
         <w:r>
           <w:rPr>
             <w:rStyle w:val="Kpr"/>
@@ -10382,16 +11726,9 @@
       <w:r>
         <w:rPr>
           <w:bCs/>
-          <w:lang w:val="fr-FR"/>
-        </w:rPr>
-        <w:t xml:space="preserve">Naciri, N., Yi, D., Bisnath, S., Blas, F. J. de, &amp; Capua, R. (2023). </w:t>
-      </w:r>
-      <w:r>
-        <w:rPr>
-          <w:bCs/>
-          <w:lang w:val="en-US"/>
-        </w:rPr>
-        <w:t xml:space="preserve">Assessment of Galileo High Accuracy Service (HAS) test signals and preliminary positioning performance. </w:t>
+          <w:lang w:val="en-US"/>
+        </w:rPr>
+        <w:t xml:space="preserve">Naciri, N., Yi, D., Bisnath, S., Blas, F. J. de, &amp; Capua, R. (2023). Assessment of Galileo High Accuracy Service (HAS) test signals and preliminary positioning performance. </w:t>
       </w:r>
       <w:r>
         <w:rPr>
@@ -10425,7 +11762,7 @@
         </w:rPr>
         <w:t xml:space="preserve">(2). </w:t>
       </w:r>
-      <w:hyperlink r:id="rId24" w:history="1">
+      <w:hyperlink r:id="rId31" w:history="1">
         <w:r>
           <w:rPr>
             <w:rStyle w:val="Kpr"/>
@@ -10448,21 +11785,12 @@
       </w:pPr>
       <w:bookmarkStart w:id="16" w:name="27b6ea50ec455383d2c3a060bd460c01"/>
       <w:bookmarkEnd w:id="15"/>
-      <w:proofErr w:type="spellStart"/>
-      <w:r>
-        <w:rPr>
-          <w:bCs/>
-          <w:lang w:val="en-US"/>
-        </w:rPr>
-        <w:t>Öğütcü</w:t>
-      </w:r>
-      <w:proofErr w:type="spellEnd"/>
-      <w:r>
-        <w:rPr>
-          <w:bCs/>
-          <w:lang w:val="en-US"/>
-        </w:rPr>
-        <w:t xml:space="preserve">, S. (2019). Performance assessment of IGS Combined/JPL individual rapid and ultra-rapid products: consideration of precise point positioning technique. </w:t>
+      <w:r>
+        <w:rPr>
+          <w:bCs/>
+          <w:lang w:val="en-US"/>
+        </w:rPr>
+        <w:t xml:space="preserve">Öğütcü, S. (2019). Performance assessment of IGS Combined/JPL individual rapid and ultra-rapid products: consideration of precise point positioning technique. </w:t>
       </w:r>
       <w:r>
         <w:rPr>
@@ -10496,7 +11824,7 @@
         </w:rPr>
         <w:t xml:space="preserve">(1), 1. </w:t>
       </w:r>
-      <w:hyperlink r:id="rId25" w:history="1">
+      <w:hyperlink r:id="rId32" w:history="1">
         <w:r>
           <w:rPr>
             <w:rStyle w:val="Kpr"/>
@@ -10515,318 +11843,60 @@
         <w:jc w:val="both"/>
         <w:rPr>
           <w:bCs/>
-          <w:lang w:val="fr-FR"/>
+          <w:lang w:val="en-US"/>
         </w:rPr>
       </w:pPr>
-      <w:proofErr w:type="spellStart"/>
       <w:r>
         <w:rPr>
           <w:bCs/>
           <w:color w:val="212529"/>
           <w:lang w:val="en-US"/>
         </w:rPr>
-        <w:t>Öcalan</w:t>
-      </w:r>
-      <w:proofErr w:type="spellEnd"/>
-      <w:r>
-        <w:rPr>
-          <w:bCs/>
-          <w:color w:val="212529"/>
-          <w:lang w:val="en-US"/>
-        </w:rPr>
-        <w:t xml:space="preserve">, T., &amp; </w:t>
-      </w:r>
-      <w:proofErr w:type="spellStart"/>
-      <w:r>
-        <w:rPr>
-          <w:bCs/>
-          <w:color w:val="212529"/>
-          <w:lang w:val="en-US"/>
-        </w:rPr>
-        <w:t>Soycan</w:t>
-      </w:r>
-      <w:proofErr w:type="spellEnd"/>
-      <w:r>
-        <w:rPr>
-          <w:bCs/>
-          <w:color w:val="212529"/>
-          <w:lang w:val="en-US"/>
-        </w:rPr>
-        <w:t xml:space="preserve">, M. (2011). GNSS </w:t>
-      </w:r>
-      <w:proofErr w:type="spellStart"/>
-      <w:r>
-        <w:rPr>
-          <w:bCs/>
-          <w:color w:val="212529"/>
-          <w:lang w:val="en-US"/>
-        </w:rPr>
-        <w:t>Verisinin</w:t>
-      </w:r>
-      <w:proofErr w:type="spellEnd"/>
-      <w:r>
-        <w:rPr>
-          <w:bCs/>
-          <w:color w:val="212529"/>
-          <w:lang w:val="en-US"/>
-        </w:rPr>
-        <w:t xml:space="preserve"> </w:t>
-      </w:r>
-      <w:proofErr w:type="spellStart"/>
-      <w:r>
-        <w:rPr>
-          <w:bCs/>
-          <w:color w:val="212529"/>
-          <w:lang w:val="en-US"/>
-        </w:rPr>
-        <w:t>Gerçek</w:t>
-      </w:r>
-      <w:proofErr w:type="spellEnd"/>
-      <w:r>
-        <w:rPr>
-          <w:bCs/>
-          <w:color w:val="212529"/>
-          <w:lang w:val="en-US"/>
-        </w:rPr>
-        <w:t xml:space="preserve"> </w:t>
-      </w:r>
-      <w:proofErr w:type="spellStart"/>
-      <w:r>
-        <w:rPr>
-          <w:bCs/>
-          <w:color w:val="212529"/>
-          <w:lang w:val="en-US"/>
-        </w:rPr>
-        <w:t>Zamanlı</w:t>
-      </w:r>
-      <w:proofErr w:type="spellEnd"/>
-      <w:r>
-        <w:rPr>
-          <w:bCs/>
-          <w:color w:val="212529"/>
-          <w:lang w:val="en-US"/>
-        </w:rPr>
-        <w:t xml:space="preserve"> </w:t>
-      </w:r>
-      <w:proofErr w:type="spellStart"/>
-      <w:r>
-        <w:rPr>
-          <w:bCs/>
-          <w:color w:val="212529"/>
-          <w:lang w:val="en-US"/>
-        </w:rPr>
-        <w:t>İletimi</w:t>
-      </w:r>
-      <w:proofErr w:type="spellEnd"/>
-      <w:r>
-        <w:rPr>
-          <w:bCs/>
-          <w:color w:val="212529"/>
-          <w:lang w:val="en-US"/>
-        </w:rPr>
-        <w:t xml:space="preserve"> </w:t>
-      </w:r>
-      <w:proofErr w:type="spellStart"/>
-      <w:r>
-        <w:rPr>
-          <w:bCs/>
-          <w:color w:val="212529"/>
-          <w:lang w:val="en-US"/>
-        </w:rPr>
-        <w:t>İçin</w:t>
-      </w:r>
-      <w:proofErr w:type="spellEnd"/>
-      <w:r>
-        <w:rPr>
-          <w:bCs/>
-          <w:color w:val="212529"/>
-          <w:lang w:val="en-US"/>
-        </w:rPr>
-        <w:t xml:space="preserve"> </w:t>
-      </w:r>
-      <w:proofErr w:type="spellStart"/>
-      <w:r>
-        <w:rPr>
-          <w:bCs/>
-          <w:color w:val="212529"/>
-          <w:lang w:val="en-US"/>
-        </w:rPr>
-        <w:t>Uluslararası</w:t>
-      </w:r>
-      <w:proofErr w:type="spellEnd"/>
-      <w:r>
-        <w:rPr>
-          <w:bCs/>
-          <w:color w:val="212529"/>
-          <w:lang w:val="en-US"/>
-        </w:rPr>
-        <w:t xml:space="preserve"> </w:t>
-      </w:r>
-      <w:proofErr w:type="spellStart"/>
-      <w:r>
-        <w:rPr>
-          <w:bCs/>
-          <w:color w:val="212529"/>
-          <w:lang w:val="en-US"/>
-        </w:rPr>
-        <w:t>Standartlar</w:t>
-      </w:r>
-      <w:proofErr w:type="spellEnd"/>
-      <w:r>
-        <w:rPr>
-          <w:bCs/>
-          <w:color w:val="212529"/>
-          <w:lang w:val="en-US"/>
-        </w:rPr>
-        <w:t xml:space="preserve"> </w:t>
-      </w:r>
-      <w:proofErr w:type="spellStart"/>
-      <w:r>
-        <w:rPr>
-          <w:bCs/>
-          <w:color w:val="212529"/>
-          <w:lang w:val="en-US"/>
-        </w:rPr>
-        <w:t>ve</w:t>
-      </w:r>
-      <w:proofErr w:type="spellEnd"/>
-      <w:r>
-        <w:rPr>
-          <w:bCs/>
-          <w:color w:val="212529"/>
-          <w:lang w:val="en-US"/>
-        </w:rPr>
-        <w:t xml:space="preserve"> </w:t>
-      </w:r>
-      <w:proofErr w:type="spellStart"/>
-      <w:r>
-        <w:rPr>
-          <w:bCs/>
-          <w:color w:val="212529"/>
-          <w:lang w:val="en-US"/>
-        </w:rPr>
-        <w:t>Gelişmeler</w:t>
-      </w:r>
-      <w:proofErr w:type="spellEnd"/>
-      <w:r>
-        <w:rPr>
-          <w:bCs/>
-          <w:color w:val="212529"/>
-          <w:lang w:val="en-US"/>
-        </w:rPr>
-        <w:t>. </w:t>
-      </w:r>
-      <w:proofErr w:type="spellStart"/>
+        <w:t>Öcalan, T., &amp; Soycan, M. (2011). GNSS Verisinin Gerçek Zamanlı İletimi İçin Uluslararası Standartlar ve Gelişmeler. </w:t>
+      </w:r>
       <w:r>
         <w:rPr>
           <w:bCs/>
           <w:i/>
           <w:iCs/>
           <w:color w:val="212529"/>
-          <w:lang w:val="fr-FR"/>
-        </w:rPr>
-        <w:t>Jeodezi</w:t>
-      </w:r>
-      <w:proofErr w:type="spellEnd"/>
+          <w:lang w:val="en-US"/>
+        </w:rPr>
+        <w:t>Jeodezi ve Jeoinformasyon Dergisi</w:t>
+      </w:r>
+      <w:r>
+        <w:rPr>
+          <w:bCs/>
+          <w:color w:val="212529"/>
+          <w:lang w:val="en-US"/>
+        </w:rPr>
+        <w:t>, </w:t>
+      </w:r>
       <w:r>
         <w:rPr>
           <w:bCs/>
           <w:i/>
           <w:iCs/>
           <w:color w:val="212529"/>
-          <w:lang w:val="fr-FR"/>
-        </w:rPr>
-        <w:t xml:space="preserve"> </w:t>
-      </w:r>
-      <w:proofErr w:type="spellStart"/>
-      <w:r>
-        <w:rPr>
-          <w:bCs/>
-          <w:i/>
-          <w:iCs/>
+          <w:lang w:val="en-US"/>
+        </w:rPr>
+        <w:t>104.2</w:t>
+      </w:r>
+      <w:r>
+        <w:rPr>
+          <w:bCs/>
           <w:color w:val="212529"/>
-          <w:lang w:val="fr-FR"/>
-        </w:rPr>
-        <w:t>ve</w:t>
-      </w:r>
-      <w:proofErr w:type="spellEnd"/>
-      <w:r>
-        <w:rPr>
-          <w:bCs/>
-          <w:i/>
-          <w:iCs/>
-          <w:color w:val="212529"/>
-          <w:lang w:val="fr-FR"/>
-        </w:rPr>
-        <w:t xml:space="preserve"> </w:t>
-      </w:r>
-      <w:proofErr w:type="spellStart"/>
-      <w:r>
-        <w:rPr>
-          <w:bCs/>
-          <w:i/>
-          <w:iCs/>
-          <w:color w:val="212529"/>
-          <w:lang w:val="fr-FR"/>
-        </w:rPr>
-        <w:t>Jeoinformasyon</w:t>
-      </w:r>
-      <w:proofErr w:type="spellEnd"/>
-      <w:r>
-        <w:rPr>
-          <w:bCs/>
-          <w:i/>
-          <w:iCs/>
-          <w:color w:val="212529"/>
-          <w:lang w:val="fr-FR"/>
-        </w:rPr>
-        <w:t xml:space="preserve"> </w:t>
-      </w:r>
-      <w:proofErr w:type="spellStart"/>
-      <w:r>
-        <w:rPr>
-          <w:bCs/>
-          <w:i/>
-          <w:iCs/>
-          <w:color w:val="212529"/>
-          <w:lang w:val="fr-FR"/>
-        </w:rPr>
-        <w:t>Dergisi</w:t>
-      </w:r>
-      <w:proofErr w:type="spellEnd"/>
-      <w:r>
-        <w:rPr>
-          <w:bCs/>
-          <w:color w:val="212529"/>
-          <w:lang w:val="fr-FR"/>
-        </w:rPr>
-        <w:t>, </w:t>
-      </w:r>
-      <w:r>
-        <w:rPr>
-          <w:bCs/>
-          <w:i/>
-          <w:iCs/>
-          <w:color w:val="212529"/>
-          <w:lang w:val="fr-FR"/>
-        </w:rPr>
-        <w:t>104.2</w:t>
-      </w:r>
-      <w:r>
-        <w:rPr>
-          <w:bCs/>
-          <w:color w:val="212529"/>
-          <w:lang w:val="fr-FR"/>
+          <w:lang w:val="en-US"/>
         </w:rPr>
         <w:t>, 123-133. </w:t>
       </w:r>
-      <w:hyperlink r:id="rId26" w:tgtFrame="_blank" w:history="1">
+      <w:hyperlink r:id="rId33" w:tgtFrame="_blank" w:history="1">
         <w:r>
           <w:rPr>
             <w:rStyle w:val="Kpr"/>
             <w:bCs/>
             <w:color w:val="0B58A2"/>
-            <w:lang w:val="fr-FR"/>
+            <w:lang w:val="en-US"/>
           </w:rPr>
           <w:t>https://izlik.org/JA26NY28UC</w:t>
         </w:r>
@@ -10839,46 +11909,39 @@
         <w:jc w:val="both"/>
         <w:rPr>
           <w:bCs/>
-          <w:lang w:val="fr-FR"/>
+          <w:lang w:val="en-US"/>
         </w:rPr>
       </w:pPr>
       <w:bookmarkStart w:id="17" w:name="04029847caa9f3eee7c9c37738a8c875"/>
       <w:r>
         <w:rPr>
           <w:bCs/>
-          <w:lang w:val="fr-FR"/>
-        </w:rPr>
-        <w:t xml:space="preserve">Oliveira, P. S. de. </w:t>
-      </w:r>
-      <w:r>
-        <w:rPr>
-          <w:bCs/>
-          <w:lang w:val="en-US"/>
-        </w:rPr>
-        <w:t xml:space="preserve">(2017). Definition and implementation of a new service for precise GNSS positioning. </w:t>
+          <w:lang w:val="en-US"/>
+        </w:rPr>
+        <w:t xml:space="preserve">Oliveira, P. S. de. (2017). Definition and implementation of a new service for precise GNSS positioning. </w:t>
       </w:r>
       <w:r>
         <w:rPr>
           <w:bCs/>
           <w:i/>
           <w:iCs/>
-          <w:lang w:val="fr-FR"/>
+          <w:lang w:val="en-US"/>
         </w:rPr>
         <w:t>HAL (Le Centre Pour La Communication Scientifique Directe)</w:t>
       </w:r>
       <w:r>
         <w:rPr>
           <w:bCs/>
-          <w:lang w:val="fr-FR"/>
+          <w:lang w:val="en-US"/>
         </w:rPr>
         <w:t xml:space="preserve">. </w:t>
       </w:r>
-      <w:hyperlink r:id="rId27" w:history="1">
+      <w:hyperlink r:id="rId34" w:history="1">
         <w:r>
           <w:rPr>
             <w:rStyle w:val="Kpr"/>
             <w:bCs/>
-            <w:lang w:val="fr-FR"/>
+            <w:lang w:val="en-US"/>
           </w:rPr>
           <w:t>https://tel.archives-ouvertes.fr/tel-01695792</w:t>
         </w:r>
@@ -10890,7 +11953,6 @@
         <w:ind w:left="720" w:hanging="720"/>
         <w:jc w:val="both"/>
         <w:rPr>
-          <w:bCs/>
           <w:lang w:val="en-US"/>
         </w:rPr>
       </w:pPr>
@@ -10899,48 +11961,9 @@
       <w:r>
         <w:rPr>
           <w:bCs/>
-          <w:lang w:val="fr-FR"/>
-        </w:rPr>
-        <w:t xml:space="preserve">Pandele, A., </w:t>
-      </w:r>
-      <w:proofErr w:type="spellStart"/>
-      <w:r>
-        <w:rPr>
-          <w:bCs/>
-          <w:lang w:val="fr-FR"/>
-        </w:rPr>
-        <w:t>Cherciu</w:t>
-      </w:r>
-      <w:proofErr w:type="spellEnd"/>
-      <w:r>
-        <w:rPr>
-          <w:bCs/>
-          <w:lang w:val="fr-FR"/>
-        </w:rPr>
-        <w:t xml:space="preserve">, C., Trușculescu, M., </w:t>
-      </w:r>
-      <w:proofErr w:type="spellStart"/>
-      <w:r>
-        <w:rPr>
-          <w:bCs/>
-          <w:lang w:val="fr-FR"/>
-        </w:rPr>
-        <w:t>Drăgășanu</w:t>
-      </w:r>
-      <w:proofErr w:type="spellEnd"/>
-      <w:r>
-        <w:rPr>
-          <w:bCs/>
-          <w:lang w:val="fr-FR"/>
-        </w:rPr>
-        <w:t xml:space="preserve">, C., &amp; Mihai, S.-Ş. (2019). </w:t>
-      </w:r>
-      <w:r>
-        <w:rPr>
-          <w:bCs/>
-          <w:lang w:val="en-US"/>
-        </w:rPr>
-        <w:t xml:space="preserve">COTS based GNSS Receiver with Precise Point Positioning for CubeSats. </w:t>
+          <w:lang w:val="en-US"/>
+        </w:rPr>
+        <w:t xml:space="preserve">Pandele, A., Cherciu, C., Trușculescu, M., Drăgășanu, C., &amp; Mihai, S.-Ş. (2019). COTS based GNSS Receiver with Precise Point Positioning for CubeSats. </w:t>
       </w:r>
       <w:r>
         <w:rPr>
@@ -10974,7 +11997,7 @@
         </w:rPr>
         <w:t xml:space="preserve">, 7009. </w:t>
       </w:r>
-      <w:hyperlink r:id="rId28" w:history="1">
+      <w:hyperlink r:id="rId35" w:history="1">
         <w:r>
           <w:rPr>
             <w:rStyle w:val="Kpr"/>
@@ -10992,67 +12015,116 @@
         <w:jc w:val="both"/>
         <w:rPr>
           <w:bCs/>
-          <w:lang w:val="de-DE"/>
+          <w:lang w:val="en-US"/>
         </w:rPr>
       </w:pPr>
-      <w:bookmarkStart w:id="19" w:name="977446b6309bef291834630e9228127d"/>
-      <w:bookmarkEnd w:id="18"/>
-      <w:proofErr w:type="spellStart"/>
-      <w:r>
-        <w:rPr>
-          <w:bCs/>
-          <w:lang w:val="en-US"/>
-        </w:rPr>
-        <w:t>Qafisheh</w:t>
-      </w:r>
-      <w:proofErr w:type="spellEnd"/>
-      <w:r>
-        <w:rPr>
-          <w:bCs/>
-          <w:lang w:val="en-US"/>
-        </w:rPr>
-        <w:t xml:space="preserve">, M. W. A., Martín, Á., Capilla, R. M., &amp; Julián, A. B. A. (2022). SVR and ARIMA models as machine learning solutions for solving the latency problem in real-time clock corrections. </w:t>
-      </w:r>
-      <w:proofErr w:type="gramStart"/>
+      <w:r>
+        <w:rPr>
+          <w:bCs/>
+          <w:lang w:val="en-US"/>
+        </w:rPr>
+        <w:t>Sierra-Porta, D. (2024). Assessing the impact of missing data on water quality index estimation: a machine learning approach. </w:t>
+      </w:r>
       <w:r>
         <w:rPr>
           <w:bCs/>
           <w:i/>
           <w:iCs/>
-          <w:lang w:val="de-DE"/>
-        </w:rPr>
-        <w:t>GPS Solutions</w:t>
-      </w:r>
-      <w:proofErr w:type="gramEnd"/>
-      <w:r>
-        <w:rPr>
-          <w:bCs/>
-          <w:lang w:val="de-DE"/>
-        </w:rPr>
-        <w:t xml:space="preserve">, </w:t>
+          <w:lang w:val="en-US"/>
+        </w:rPr>
+        <w:t>Discover Water</w:t>
+      </w:r>
+      <w:r>
+        <w:rPr>
+          <w:bCs/>
+          <w:lang w:val="en-US"/>
+        </w:rPr>
+        <w:t>, </w:t>
       </w:r>
       <w:r>
         <w:rPr>
           <w:bCs/>
           <w:i/>
           <w:iCs/>
-          <w:lang w:val="de-DE"/>
-        </w:rPr>
-        <w:t>26</w:t>
-      </w:r>
-      <w:r>
-        <w:rPr>
-          <w:bCs/>
-          <w:lang w:val="de-DE"/>
-        </w:rPr>
-        <w:t xml:space="preserve">(3). </w:t>
-      </w:r>
-      <w:hyperlink r:id="rId29" w:history="1">
+          <w:lang w:val="en-US"/>
+        </w:rPr>
+        <w:t>4</w:t>
+      </w:r>
+      <w:r>
+        <w:rPr>
+          <w:bCs/>
+          <w:lang w:val="en-US"/>
+        </w:rPr>
+        <w:t>(1). </w:t>
+      </w:r>
+      <w:hyperlink r:id="rId36" w:tgtFrame="_blank" w:history="1">
         <w:r>
           <w:rPr>
             <w:rStyle w:val="Kpr"/>
             <w:bCs/>
-            <w:lang w:val="de-DE"/>
+            <w:lang w:val="en-US"/>
+          </w:rPr>
+          <w:t>https://doi.org/10.1007/s43832-024-00068-y</w:t>
+        </w:r>
+      </w:hyperlink>
+    </w:p>
+    <w:p>
+      <w:pPr>
+        <w:pStyle w:val="JenniRefBody"/>
+        <w:ind w:left="720" w:hanging="720"/>
+        <w:jc w:val="both"/>
+        <w:rPr>
+          <w:bCs/>
+          <w:lang w:val="en-US"/>
+        </w:rPr>
+      </w:pPr>
+      <w:bookmarkStart w:id="19" w:name="977446b6309bef291834630e9228127d"/>
+      <w:bookmarkEnd w:id="18"/>
+      <w:r>
+        <w:rPr>
+          <w:bCs/>
+          <w:lang w:val="en-US"/>
+        </w:rPr>
+        <w:t xml:space="preserve">Qafisheh, M. W. A., Martín, Á., Capilla, R. M., &amp; Julián, A. B. A. (2022). SVR and ARIMA models as machine learning solutions for solving the latency problem in real-time clock corrections. </w:t>
+      </w:r>
+      <w:r>
+        <w:rPr>
+          <w:bCs/>
+          <w:i/>
+          <w:iCs/>
+          <w:lang w:val="en-US"/>
+        </w:rPr>
+        <w:t>GPS Solutions</w:t>
+      </w:r>
+      <w:r>
+        <w:rPr>
+          <w:bCs/>
+          <w:lang w:val="en-US"/>
+        </w:rPr>
+        <w:t xml:space="preserve">, </w:t>
+      </w:r>
+      <w:r>
+        <w:rPr>
+          <w:bCs/>
+          <w:i/>
+          <w:iCs/>
+          <w:lang w:val="en-US"/>
+        </w:rPr>
+        <w:t>26</w:t>
+      </w:r>
+      <w:r>
+        <w:rPr>
+          <w:bCs/>
+          <w:lang w:val="en-US"/>
+        </w:rPr>
+        <w:t xml:space="preserve">(3). </w:t>
+      </w:r>
+      <w:hyperlink r:id="rId37" w:history="1">
+        <w:r>
+          <w:rPr>
+            <w:rStyle w:val="Kpr"/>
+            <w:bCs/>
+            <w:lang w:val="en-US"/>
           </w:rPr>
           <w:t>https://doi.org/10.1007/s10291-022-01270-y</w:t>
         </w:r>
@@ -11065,7 +12137,7 @@
         <w:jc w:val="both"/>
         <w:rPr>
           <w:bCs/>
-          <w:lang w:val="fr-FR"/>
+          <w:lang w:val="en-US"/>
         </w:rPr>
       </w:pPr>
       <w:bookmarkStart w:id="20" w:name="70713b8e2ca203bbc1dc710dc2a3950d"/>
@@ -11073,30 +12145,23 @@
       <w:r>
         <w:rPr>
           <w:bCs/>
-          <w:lang w:val="de-DE"/>
-        </w:rPr>
-        <w:t xml:space="preserve">Tang, L., Wang, J., Cui, B., Zhu, H., Ge, M., &amp; Schuh, H. (2023). </w:t>
-      </w:r>
-      <w:r>
-        <w:rPr>
-          <w:bCs/>
-          <w:lang w:val="en-US"/>
-        </w:rPr>
-        <w:t xml:space="preserve">Multi-GNSS precise point positioning with predicted orbits and clocks. </w:t>
+          <w:lang w:val="en-US"/>
+        </w:rPr>
+        <w:t xml:space="preserve">Tang, L., Wang, J., Cui, B., Zhu, H., Ge, M., &amp; Schuh, H. (2023). Multi-GNSS precise point positioning with predicted orbits and clocks. </w:t>
       </w:r>
       <w:r>
         <w:rPr>
           <w:bCs/>
           <w:i/>
           <w:iCs/>
-          <w:lang w:val="fr-FR"/>
+          <w:lang w:val="en-US"/>
         </w:rPr>
         <w:t>GPS Solutions</w:t>
       </w:r>
       <w:r>
         <w:rPr>
           <w:bCs/>
-          <w:lang w:val="fr-FR"/>
+          <w:lang w:val="en-US"/>
         </w:rPr>
         <w:t xml:space="preserve">, </w:t>
       </w:r>
@@ -11105,23 +12170,23 @@
           <w:bCs/>
           <w:i/>
           <w:iCs/>
-          <w:lang w:val="fr-FR"/>
+          <w:lang w:val="en-US"/>
         </w:rPr>
         <w:t>27</w:t>
       </w:r>
       <w:r>
         <w:rPr>
           <w:bCs/>
-          <w:lang w:val="fr-FR"/>
+          <w:lang w:val="en-US"/>
         </w:rPr>
         <w:t xml:space="preserve">(4). </w:t>
       </w:r>
-      <w:hyperlink r:id="rId30" w:history="1">
+      <w:hyperlink r:id="rId38" w:history="1">
         <w:r>
           <w:rPr>
             <w:rStyle w:val="Kpr"/>
             <w:bCs/>
-            <w:lang w:val="fr-FR"/>
+            <w:lang w:val="en-US"/>
           </w:rPr>
           <w:t>https://doi.org/10.1007/s10291-023-01499-1</w:t>
         </w:r>
@@ -11133,7 +12198,6 @@
         <w:ind w:left="720" w:hanging="720"/>
         <w:jc w:val="both"/>
         <w:rPr>
-          <w:bCs/>
           <w:lang w:val="en-US"/>
         </w:rPr>
       </w:pPr>
@@ -11142,16 +12206,9 @@
       <w:r>
         <w:rPr>
           <w:bCs/>
-          <w:lang w:val="fr-FR"/>
-        </w:rPr>
-        <w:t xml:space="preserve">Xie, S., Li, J., &amp; Cai, J. (2025). </w:t>
-      </w:r>
-      <w:r>
-        <w:rPr>
-          <w:bCs/>
-          <w:lang w:val="en-US"/>
-        </w:rPr>
-        <w:t xml:space="preserve">Improving High-Precision BDS-3 Satellite Orbit Prediction Using a Self-Attention-Enhanced Deep Learning Model. </w:t>
+          <w:lang w:val="en-US"/>
+        </w:rPr>
+        <w:t xml:space="preserve">Xie, S., Li, J., &amp; Cai, J. (2025). Improving High-Precision BDS-3 Satellite Orbit Prediction Using a Self-Attention-Enhanced Deep Learning Model. </w:t>
       </w:r>
       <w:r>
         <w:rPr>
@@ -11185,7 +12242,7 @@
         </w:rPr>
         <w:t xml:space="preserve">(9), 2844. </w:t>
       </w:r>
-      <w:hyperlink r:id="rId31" w:history="1">
+      <w:hyperlink r:id="rId39" w:history="1">
         <w:r>
           <w:rPr>
             <w:rStyle w:val="Kpr"/>
@@ -11206,6 +12263,66 @@
           <w:lang w:val="en-US"/>
         </w:rPr>
       </w:pPr>
+      <w:r>
+        <w:rPr>
+          <w:bCs/>
+          <w:lang w:val="en-US"/>
+        </w:rPr>
+        <w:t>Wang, Y., Xia, S., Tang, Q., Wu, J., &amp; Zhu, X. (2017). A Novel Consistent Random Forest Framework: Bernoulli Random Forests. </w:t>
+      </w:r>
+      <w:r>
+        <w:rPr>
+          <w:bCs/>
+          <w:i/>
+          <w:iCs/>
+          <w:lang w:val="en-US"/>
+        </w:rPr>
+        <w:t>IEEE Transactions on Neural Networks and Learning Systems</w:t>
+      </w:r>
+      <w:r>
+        <w:rPr>
+          <w:bCs/>
+          <w:lang w:val="en-US"/>
+        </w:rPr>
+        <w:t>, </w:t>
+      </w:r>
+      <w:r>
+        <w:rPr>
+          <w:bCs/>
+          <w:i/>
+          <w:iCs/>
+          <w:lang w:val="en-US"/>
+        </w:rPr>
+        <w:t>29</w:t>
+      </w:r>
+      <w:r>
+        <w:rPr>
+          <w:bCs/>
+          <w:lang w:val="en-US"/>
+        </w:rPr>
+        <w:t>(8), 3510. </w:t>
+      </w:r>
+      <w:hyperlink r:id="rId40" w:tgtFrame="_blank" w:history="1">
+        <w:r>
+          <w:rPr>
+            <w:rStyle w:val="Kpr"/>
+            <w:bCs/>
+            <w:lang w:val="en-US"/>
+          </w:rPr>
+          <w:t>https://doi.org/10.1109/tnnls.2017.2729778</w:t>
+        </w:r>
+      </w:hyperlink>
+    </w:p>
+    <w:p>
+      <w:pPr>
+        <w:pStyle w:val="JenniRefBody"/>
+        <w:ind w:left="720" w:hanging="720"/>
+        <w:jc w:val="both"/>
+        <w:rPr>
+          <w:bCs/>
+          <w:lang w:val="en-US"/>
+        </w:rPr>
+      </w:pPr>
       <w:bookmarkStart w:id="22" w:name="54e2b63820dc4c534c0705b1ba2249b6"/>
       <w:bookmarkEnd w:id="21"/>
       <w:r>
@@ -11222,9 +12339,15 @@
           <w:iCs/>
           <w:lang w:val="en-US"/>
         </w:rPr>
-        <w:t xml:space="preserve">Annales </w:t>
-      </w:r>
-      <w:proofErr w:type="spellStart"/>
+        <w:t>Annales Geophysicae</w:t>
+      </w:r>
+      <w:r>
+        <w:rPr>
+          <w:bCs/>
+          <w:lang w:val="en-US"/>
+        </w:rPr>
+        <w:t xml:space="preserve">, </w:t>
+      </w:r>
       <w:r>
         <w:rPr>
           <w:bCs/>
@@ -11232,23 +12355,6 @@
           <w:iCs/>
           <w:lang w:val="en-US"/>
         </w:rPr>
-        <w:t>Geophysicae</w:t>
-      </w:r>
-      <w:proofErr w:type="spellEnd"/>
-      <w:r>
-        <w:rPr>
-          <w:bCs/>
-          <w:lang w:val="en-US"/>
-        </w:rPr>
-        <w:t xml:space="preserve">, </w:t>
-      </w:r>
-      <w:r>
-        <w:rPr>
-          <w:bCs/>
-          <w:i/>
-          <w:iCs/>
-          <w:lang w:val="en-US"/>
-        </w:rPr>
         <w:t>42</w:t>
       </w:r>
       <w:r>
@@ -11258,7 +12364,7 @@
         </w:rPr>
         <w:t xml:space="preserve">(2), 455. </w:t>
       </w:r>
-      <w:hyperlink r:id="rId32" w:history="1">
+      <w:hyperlink r:id="rId41" w:history="1">
         <w:r>
           <w:rPr>
             <w:rStyle w:val="Kpr"/>

--- a/Manuscript.docx
+++ b/Manuscript.docx
@@ -88,7 +88,25 @@
           <w:szCs w:val="18"/>
           <w:lang w:val="en-US"/>
         </w:rPr>
-        <w:t>Tokat Gaziosmanpasa University, Engineering and Architecture Faculty, Geomatic Engineering Department</w:t>
+        <w:t xml:space="preserve">Tokat </w:t>
+      </w:r>
+      <w:proofErr w:type="spellStart"/>
+      <w:r>
+        <w:rPr>
+          <w:bCs/>
+          <w:szCs w:val="18"/>
+          <w:lang w:val="en-US"/>
+        </w:rPr>
+        <w:t>Gaziosmanpasa</w:t>
+      </w:r>
+      <w:proofErr w:type="spellEnd"/>
+      <w:r>
+        <w:rPr>
+          <w:bCs/>
+          <w:szCs w:val="18"/>
+          <w:lang w:val="en-US"/>
+        </w:rPr>
+        <w:t xml:space="preserve"> University, Engineering and Architecture Faculty, Geomatic Engineering Department</w:t>
       </w:r>
     </w:p>
     <w:p>
@@ -188,7 +206,213 @@
           <w:bCs/>
           <w:lang w:val="en-US"/>
         </w:rPr>
-        <w:t xml:space="preserve">Precise Point Positioning has emerged as a fundamental technique for achieving centimeter level accuracy using a single GNSS receiver by leveraging precise satellite orbit and clock products (Carlin et al., 2021; Öğütcü, 2019). Unlike differential approaches that eliminate errors through differencing with respect to a reference station, PPP relies on correction information to achieve positioning accuracy (Chi et al., 2023). Broadcast ephemerides have been considered unsuitable for PPP due to their limited accuracy, though the emergence of new constellations such as Galileo and BeiDou-3 has prompted a reassessment of this constraint (Carlin et al., 2021; Alkan &amp; Kalkan, 2011; Bahadur, 2023). Recent advancements in State Space Representation (SSR) corrections and augmentation services have demonstrated that high accuracy positioning is achievable through the broadcasting of precise orbit and clock data via GNSS constellations (Naciri et al., 2023). The International GNSS Service (IGS) has played a key role by providing high quality GNSS data products since 1994, which include definitive satellite ephemerides and clock information necessary for correcting orbit and clock errors to reduce positioning error to the centimeter level (El‐Tokhey, 2019; Pandele et al., 2019). The IGS provides various levels of precise ephemerides and satellite clock corrections, with final products offering orbit accuracy of approximately 2.5 cm and clock precision around 75 ps, while ultra-rapid products deliver degraded performance with near real-time latency (Oliveira, 2017). To obtain this level of accuracy, PPP requires correction for error sources, including satellite orbit and clock biases, satellite antenna phase center variations, receiver clock error, atmospheric delays, phase biases, solid-earth tides, and ocean loading. Additional corrections such as relativistic effects, phase wind-up, and pole-tide must also be applied to ensure the integrity of the positioning solution (Aziz &amp; Elsonbaty, 2021; Martín et al., 2015). Despite the availability of these precise products, PPP remains constrained by the latency of final orbit and clock corrections, which has driven the development of real-time augmentation services and prediction models to support high precision applications (Tang et al., 2023; Yao et al., 2024; Öcalan &amp; Soycan, 2011). Real-time PPP implementations necessitate the continuous availability of precise orbit and clock corrections, a requirement that has driven the development of augmentation services capable of delivering these products with minimal latency (Marques et al., 2014). In this context, the IGS initiated a pilot project for real time activities in 2001 to improve RT-PPP accuracy, aiming to provide Real-Time Service (RTS) products, primarily orbit and clock corrections, to mitigate satellite ephemeris and clock errors (Qafisheh et al., 2022). The geodetic research community has investigated alternative orbit estimation strategies, including filter-based smoothing and machine learning regression techniques, to enhance satellite coordinate reconstruction at observation epochs and improve positioning accuracy beyond the capabilities of interpolation methods (Hankansurijat &amp; Andrei, 2018; Hutton et al., 2016). This study addresses this gap by comparing Lagrange interpolation, an Extended Kalman Filter (EKF) based smoothing approach, and machine learning models based on Random Forest (RF) regression, Support Vector Machines (SVM), K-Nearest Neighbor (KNN) and Multi Layer Perceptron (MLP) to evaluate their impact on PPP positioning accuracy. The evaluation is conducted using 1 Hz GNSS observations from a station with known coordinates, where satellite positions at observation epochs are derived from precise orbit products using ninth-degree Lagrange interpolation, an EKF based smoothing approach, and machine learning regression models (Qafisheh et al., 2022; Tang et al., 2023). Machine learning algorithms have also been introduced to address PPP challenges where SVM have demonstrated superior performance compared to RF models in enabling PPP-AR (Karlitepe &amp; Erdoğan, 2025). Beyond ambiguity resolution, machine learning approaches have been investigated for predicting satellite orbit and clock corrections to mitigate the latency in final products, with studies indicating that machine learning models can achieve centimeter level accuracy when modeling differences between ultra rapid and final orbit products. Recent advancements in EKF based orbit determination have further demonstrated that real time estimation can outperform standard ultra rapid products in terms of convergence time and accuracy for kinematic PPP-AR applications (Lou et al., 2022). While EKF based approaches have shown promise, recent studies indicate that purely machine learning can further augment traditional modeling, particularly for systems like BeiDou-3 where classical techniques exhibit notable performance disparities compared to GPS and Galileo (Xie et al., 2025). This observation underscores the necessity of modeling to ensure consistent multi-GNSS performance, as the distinct constellations and signal characteristics of BeiDou-3 may not be fully captured by generic estimation (Mohanty &amp; Gao, 2024). Recent studies have demonstrated that machine learning algorithms can improve orbit prediction accuracy by more than 45% (Gao et al., 2022; Gou et al., 2023). Similarly, SVM based solutions have been employed to reduce latency in PPP processing, achieving reductions of approximately 30% in the standard deviation and 20% in the range of clock corrections (Mohanty &amp; Gao, 2024). </w:t>
+        <w:t xml:space="preserve">Precise Point Positioning has emerged as a fundamental technique for achieving centimeter level accuracy using a single GNSS receiver by leveraging precise satellite orbit and clock products (Carlin et al., 2021; </w:t>
+      </w:r>
+      <w:proofErr w:type="spellStart"/>
+      <w:r>
+        <w:rPr>
+          <w:bCs/>
+          <w:lang w:val="en-US"/>
+        </w:rPr>
+        <w:t>Öğütcü</w:t>
+      </w:r>
+      <w:proofErr w:type="spellEnd"/>
+      <w:r>
+        <w:rPr>
+          <w:bCs/>
+          <w:lang w:val="en-US"/>
+        </w:rPr>
+        <w:t>, 2019). Unlike differential approaches that eliminate errors through differencing with respect to a reference station, PPP relies on correction information to achieve positioning accuracy (Chi et al., 2023). Broadcast ephemerides have been considered unsuitable for PPP due to their limited accuracy, though the emergence of new constellations such as Galileo and BeiDou-3 has prompted a reassessment of this constraint (Carlin et al., 2021; Alkan &amp; Kalkan, 2011; Bahadur, 2023). Recent advancements in State Space Representation (SSR) corrections and augmentation services have demonstrated that high accuracy positioning is achievable through the broadcasting of precise orbit and clock data via GNSS constellations (Naciri et al., 2023). The International GNSS Service (IGS) has played a key role by providing high quality GNSS data products since 1994, which include definitive satellite ephemerides and clock information necessary for correcting orbit and clock errors to reduce positioning error to the centimeter level (El‐</w:t>
+      </w:r>
+      <w:proofErr w:type="spellStart"/>
+      <w:r>
+        <w:rPr>
+          <w:bCs/>
+          <w:lang w:val="en-US"/>
+        </w:rPr>
+        <w:t>Tokhey</w:t>
+      </w:r>
+      <w:proofErr w:type="spellEnd"/>
+      <w:r>
+        <w:rPr>
+          <w:bCs/>
+          <w:lang w:val="en-US"/>
+        </w:rPr>
+        <w:t xml:space="preserve">, 2019; Pandele et al., 2019). The IGS provides various levels of precise ephemerides and satellite clock corrections, with final products offering orbit accuracy of approximately 2.5 cm and clock precision around 75 </w:t>
+      </w:r>
+      <w:proofErr w:type="spellStart"/>
+      <w:r>
+        <w:rPr>
+          <w:bCs/>
+          <w:lang w:val="en-US"/>
+        </w:rPr>
+        <w:t>ps</w:t>
+      </w:r>
+      <w:proofErr w:type="spellEnd"/>
+      <w:r>
+        <w:rPr>
+          <w:bCs/>
+          <w:lang w:val="en-US"/>
+        </w:rPr>
+        <w:t xml:space="preserve">, while ultra-rapid products deliver degraded performance with near real-time latency (Oliveira, 2017). To obtain this level of accuracy, PPP requires correction for error sources, including satellite orbit and clock biases, satellite antenna phase center variations, receiver clock error, atmospheric delays, phase biases, solid-earth tides, and ocean loading. Additional corrections such as relativistic effects, phase wind-up, and pole-tide must also be applied to ensure the integrity of the positioning solution (Aziz &amp; </w:t>
+      </w:r>
+      <w:proofErr w:type="spellStart"/>
+      <w:r>
+        <w:rPr>
+          <w:bCs/>
+          <w:lang w:val="en-US"/>
+        </w:rPr>
+        <w:t>Elsonbaty</w:t>
+      </w:r>
+      <w:proofErr w:type="spellEnd"/>
+      <w:r>
+        <w:rPr>
+          <w:bCs/>
+          <w:lang w:val="en-US"/>
+        </w:rPr>
+        <w:t xml:space="preserve">, 2021; Martín et al., 2015). Despite the availability of these precise products, PPP remains constrained by the latency of final orbit and clock corrections, which has driven the development of real-time augmentation services and prediction models to support high precision applications (Tang et al., 2023; Yao et al., 2024; </w:t>
+      </w:r>
+      <w:proofErr w:type="spellStart"/>
+      <w:r>
+        <w:rPr>
+          <w:bCs/>
+          <w:lang w:val="en-US"/>
+        </w:rPr>
+        <w:t>Öcalan</w:t>
+      </w:r>
+      <w:proofErr w:type="spellEnd"/>
+      <w:r>
+        <w:rPr>
+          <w:bCs/>
+          <w:lang w:val="en-US"/>
+        </w:rPr>
+        <w:t xml:space="preserve"> &amp; </w:t>
+      </w:r>
+      <w:proofErr w:type="spellStart"/>
+      <w:r>
+        <w:rPr>
+          <w:bCs/>
+          <w:lang w:val="en-US"/>
+        </w:rPr>
+        <w:t>Soycan</w:t>
+      </w:r>
+      <w:proofErr w:type="spellEnd"/>
+      <w:r>
+        <w:rPr>
+          <w:bCs/>
+          <w:lang w:val="en-US"/>
+        </w:rPr>
+        <w:t>, 2011). Real-time PPP implementations necessitate the continuous availability of precise orbit and clock corrections, a requirement that has driven the development of augmentation services capable of delivering these products with minimal latency (Marques et al., 2014). In this context, the IGS initiated a pilot project for real time activities in 2001 to improve RT-PPP accuracy, aiming to provide Real-Time Service (RTS) products, primarily orbit and clock corrections, to mitigate satellite ephemeris and clock errors (</w:t>
+      </w:r>
+      <w:proofErr w:type="spellStart"/>
+      <w:r>
+        <w:rPr>
+          <w:bCs/>
+          <w:lang w:val="en-US"/>
+        </w:rPr>
+        <w:t>Qafisheh</w:t>
+      </w:r>
+      <w:proofErr w:type="spellEnd"/>
+      <w:r>
+        <w:rPr>
+          <w:bCs/>
+          <w:lang w:val="en-US"/>
+        </w:rPr>
+        <w:t xml:space="preserve"> et al., 2022). The geodetic research community has investigated alternative orbit estimation strategies, including filter-based smoothing and machine learning regression techniques, to enhance satellite coordinate reconstruction at observation epochs and improve positioning accuracy beyond the capabilities of interpolation methods (</w:t>
+      </w:r>
+      <w:proofErr w:type="spellStart"/>
+      <w:r>
+        <w:rPr>
+          <w:bCs/>
+          <w:lang w:val="en-US"/>
+        </w:rPr>
+        <w:t>Hankansurijat</w:t>
+      </w:r>
+      <w:proofErr w:type="spellEnd"/>
+      <w:r>
+        <w:rPr>
+          <w:bCs/>
+          <w:lang w:val="en-US"/>
+        </w:rPr>
+        <w:t xml:space="preserve"> &amp; Andrei, 2018; Hutton et al., 2016). This study addresses this gap by comparing Lagrange interpolation, an Extended Kalman Filter (EKF) based smoothing approach, and machine learning models based on Random Forest (RF) regression, Support Vector Machines (SVM), K-Nearest Neighbor (KNN) and </w:t>
+      </w:r>
+      <w:proofErr w:type="spellStart"/>
+      <w:r>
+        <w:rPr>
+          <w:bCs/>
+          <w:lang w:val="en-US"/>
+        </w:rPr>
+        <w:t>Multi Layer</w:t>
+      </w:r>
+      <w:proofErr w:type="spellEnd"/>
+      <w:r>
+        <w:rPr>
+          <w:bCs/>
+          <w:lang w:val="en-US"/>
+        </w:rPr>
+        <w:t xml:space="preserve"> Perceptron (MLP) to evaluate their impact on PPP positioning accuracy. The evaluation is conducted using 1 Hz GNSS observations from a station with known coordinates, where satellite positions at observation epochs are derived from precise orbit products using ninth-degree Lagrange interpolation, an EKF based smoothing approach, and machine learning regression models (</w:t>
+      </w:r>
+      <w:proofErr w:type="spellStart"/>
+      <w:r>
+        <w:rPr>
+          <w:bCs/>
+          <w:lang w:val="en-US"/>
+        </w:rPr>
+        <w:t>Qafisheh</w:t>
+      </w:r>
+      <w:proofErr w:type="spellEnd"/>
+      <w:r>
+        <w:rPr>
+          <w:bCs/>
+          <w:lang w:val="en-US"/>
+        </w:rPr>
+        <w:t xml:space="preserve"> et al., 2022; Tang et al., 2023). Machine learning algorithms have also been introduced to address PPP challenges where SVM have demonstrated superior performance compared to RF models in enabling PPP-AR (</w:t>
+      </w:r>
+      <w:proofErr w:type="spellStart"/>
+      <w:r>
+        <w:rPr>
+          <w:bCs/>
+          <w:lang w:val="en-US"/>
+        </w:rPr>
+        <w:t>Karlitepe</w:t>
+      </w:r>
+      <w:proofErr w:type="spellEnd"/>
+      <w:r>
+        <w:rPr>
+          <w:bCs/>
+          <w:lang w:val="en-US"/>
+        </w:rPr>
+        <w:t xml:space="preserve"> &amp; Erdoğan, 2025). Beyond ambiguity resolution, machine learning approaches have been investigated for predicting satellite orbit and clock corrections to mitigate the latency in final products, with studies indicating that machine learning models can achieve centimeter level accuracy when modeling differences between ultra rapid and final orbit products. Recent advancements in EKF based orbit determination have further demonstrated that real time estimation can outperform standard ultra rapid products in terms of convergence time and accuracy for kinematic PPP-AR applications (Lou et al., 2022). While EKF based approaches have shown promise, recent studies indicate that purely machine learning can further augment traditional modeling, particularly for systems like BeiDou-3 where classical techniques exhibit notable performance disparities compared to GPS and Galileo (Xie et al., 2025). This observation underscores the necessity of modeling to ensure consistent </w:t>
+      </w:r>
+      <w:r>
+        <w:rPr>
+          <w:bCs/>
+          <w:lang w:val="en-US"/>
+        </w:rPr>
+        <w:t xml:space="preserve">multi </w:t>
+      </w:r>
+      <w:proofErr w:type="gramStart"/>
+      <w:r>
+        <w:rPr>
+          <w:bCs/>
+          <w:lang w:val="en-US"/>
+        </w:rPr>
+        <w:t xml:space="preserve">GNSS </w:t>
+      </w:r>
+      <w:r>
+        <w:rPr>
+          <w:bCs/>
+          <w:lang w:val="en-US"/>
+        </w:rPr>
+        <w:t xml:space="preserve"> performance</w:t>
+      </w:r>
+      <w:proofErr w:type="gramEnd"/>
+      <w:r>
+        <w:rPr>
+          <w:bCs/>
+          <w:lang w:val="en-US"/>
+        </w:rPr>
+        <w:t xml:space="preserve">, as the distinct constellations and signal characteristics of BeiDou-3 may not be fully captured by generic estimation (Mohanty &amp; Gao, 2024). Recent studies have demonstrated that machine learning algorithms can improve orbit prediction accuracy by more than 45% (Gao et al., 2022; Gou et al., 2023). Similarly, SVM based solutions have been employed to reduce latency in PPP processing, achieving reductions of approximately 30% in the standard deviation and 20% in the range of clock corrections (Mohanty &amp; Gao, 2024). </w:t>
       </w:r>
       <w:r>
         <w:rPr>
@@ -196,7 +420,23 @@
           <w:lang w:val="en-US"/>
         </w:rPr>
         <w:lastRenderedPageBreak/>
-        <w:t>Consequently, the geodetic community has investigated interpolation algorithms such as Lagrange to reconstruct satellite positions at the observation epoch from the sparse 15-minute or 5-minute intervals provided in standard precise products (Mohanty &amp; Gao, 2024). While interpolation remains the standard approach due to its computational efficiency, studies have increasingly explored EKF based smoothing and machine learning regression techniques to better capture the behavior of satellite orbit between product epochs.</w:t>
+        <w:t>Consequently, the geodetic community has investigated interpolation algorithms such as Lagrange to reconstruct satellite positions at the observation epoch from the sparse 15-</w:t>
+      </w:r>
+      <w:proofErr w:type="gramStart"/>
+      <w:r>
+        <w:rPr>
+          <w:bCs/>
+          <w:lang w:val="en-US"/>
+        </w:rPr>
+        <w:t>minute</w:t>
+      </w:r>
+      <w:proofErr w:type="gramEnd"/>
+      <w:r>
+        <w:rPr>
+          <w:bCs/>
+          <w:lang w:val="en-US"/>
+        </w:rPr>
+        <w:t xml:space="preserve"> or 5-minute intervals provided in standard precise products (Mohanty &amp; Gao, 2024). While interpolation remains the standard approach due to its computational efficiency, studies have increasingly explored EKF based smoothing and machine learning regression techniques to better capture the behavior of satellite orbit between product epochs.</w:t>
       </w:r>
     </w:p>
     <w:p>
@@ -214,7 +454,25 @@
           <w:bCs/>
           <w:lang w:val="en-US"/>
         </w:rPr>
-        <w:t xml:space="preserve">Lagrange Interpolation for High Rate Orbit </w:t>
+        <w:t xml:space="preserve">Lagrange Interpolation for </w:t>
+      </w:r>
+      <w:proofErr w:type="gramStart"/>
+      <w:r>
+        <w:rPr>
+          <w:b w:val="0"/>
+          <w:bCs/>
+          <w:lang w:val="en-US"/>
+        </w:rPr>
+        <w:t>High Rate</w:t>
+      </w:r>
+      <w:proofErr w:type="gramEnd"/>
+      <w:r>
+        <w:rPr>
+          <w:b w:val="0"/>
+          <w:bCs/>
+          <w:lang w:val="en-US"/>
+        </w:rPr>
+        <w:t xml:space="preserve"> Orbit </w:t>
       </w:r>
       <w:r>
         <w:rPr>
@@ -239,7 +497,39 @@
           <w:szCs w:val="18"/>
           <w:lang w:val="en-US"/>
         </w:rPr>
-        <w:t>Lagrange interpolation is a polynomial interpolation technique used to estimate intermediate values from a discrete data set. In the context of GNSS precise orbit products (e.g., SP3 files), satellite position coordinates are typically provided at fixed intervals such as 300 s or 900 s. To obtain higher temporal resolution (e.g., 1 s), interpolation methods are commonly employed.</w:t>
+        <w:t>Lagrange interpolation is a polynomial interpolation technique used to estimate intermediate values from a discrete data set. In the context of GNSS precise orbit products (e.g., SP3 files), satellite position coordinates are typically provided at fixed intervals such as 300 s</w:t>
+      </w:r>
+      <w:r>
+        <w:rPr>
+          <w:bCs/>
+          <w:szCs w:val="18"/>
+          <w:lang w:val="en-US"/>
+        </w:rPr>
+        <w:t>econd</w:t>
+      </w:r>
+      <w:r>
+        <w:rPr>
+          <w:bCs/>
+          <w:szCs w:val="18"/>
+          <w:lang w:val="en-US"/>
+        </w:rPr>
+        <w:t xml:space="preserve"> or 900 s</w:t>
+      </w:r>
+      <w:r>
+        <w:rPr>
+          <w:bCs/>
+          <w:szCs w:val="18"/>
+          <w:lang w:val="en-US"/>
+        </w:rPr>
+        <w:t>econd</w:t>
+      </w:r>
+      <w:r>
+        <w:rPr>
+          <w:bCs/>
+          <w:szCs w:val="18"/>
+          <w:lang w:val="en-US"/>
+        </w:rPr>
+        <w:t>. To obtain higher temporal resolution (e.g., 1 s), interpolation methods are commonly employed.</w:t>
       </w:r>
     </w:p>
     <w:p>
@@ -1015,14 +1305,23 @@
           <w:szCs w:val="18"/>
           <w:lang w:val="en-US"/>
         </w:rPr>
-        <w:t>For higher accuracy in satellite orbit interpolation, higher-degree polynomials are generally used. A second</w:t>
-      </w:r>
+        <w:t xml:space="preserve">For higher accuracy in satellite orbit interpolation, higher-degree polynomials are generally used. A </w:t>
+      </w:r>
+      <w:proofErr w:type="gramStart"/>
       <w:r>
         <w:rPr>
           <w:bCs/>
           <w:szCs w:val="18"/>
           <w:lang w:val="en-US"/>
         </w:rPr>
+        <w:t>second</w:t>
+      </w:r>
+      <w:r>
+        <w:rPr>
+          <w:bCs/>
+          <w:szCs w:val="18"/>
+          <w:lang w:val="en-US"/>
+        </w:rPr>
         <w:t xml:space="preserve"> </w:t>
       </w:r>
       <w:r>
@@ -1031,7 +1330,16 @@
           <w:szCs w:val="18"/>
           <w:lang w:val="en-US"/>
         </w:rPr>
-        <w:t xml:space="preserve">degree Lagrange polynomial requires three data points </w:t>
+        <w:t>degree</w:t>
+      </w:r>
+      <w:proofErr w:type="gramEnd"/>
+      <w:r>
+        <w:rPr>
+          <w:bCs/>
+          <w:szCs w:val="18"/>
+          <w:lang w:val="en-US"/>
+        </w:rPr>
+        <w:t xml:space="preserve"> Lagrange polynomial requires three data points </w:t>
       </w:r>
       <m:oMath>
         <m:d>
@@ -2361,7 +2669,25 @@
           <w:szCs w:val="18"/>
           <w:lang w:val="en-US"/>
         </w:rPr>
-        <w:t>known data points. For GNSS precise orbit interpolation, high-degree implementations (e.g., 8th or 9th degree) are frequently adopted in order to minimize interpolation error between precise orbit epochs.</w:t>
+        <w:t xml:space="preserve">known data points. For GNSS precise orbit interpolation, high-degree implementations (e.g., 8th or 9th degree) are frequently adopted </w:t>
+      </w:r>
+      <w:proofErr w:type="gramStart"/>
+      <w:r>
+        <w:rPr>
+          <w:bCs/>
+          <w:szCs w:val="18"/>
+          <w:lang w:val="en-US"/>
+        </w:rPr>
+        <w:t>in order to</w:t>
+      </w:r>
+      <w:proofErr w:type="gramEnd"/>
+      <w:r>
+        <w:rPr>
+          <w:bCs/>
+          <w:szCs w:val="18"/>
+          <w:lang w:val="en-US"/>
+        </w:rPr>
+        <w:t xml:space="preserve"> minimize interpolation error between precise orbit epochs.</w:t>
       </w:r>
       <w:r>
         <w:rPr>
@@ -2424,7 +2750,7 @@
           <w:lang w:val="en-US"/>
         </w:rPr>
         <w:drawing>
-          <wp:inline distT="0" distB="0" distL="0" distR="0" wp14:anchorId="2942EEED" wp14:editId="702EF0CA">
+          <wp:inline distT="0" distB="0" distL="0" distR="0" wp14:anchorId="2942EEED" wp14:editId="79981F9E">
             <wp:extent cx="3209563" cy="1613061"/>
             <wp:effectExtent l="0" t="0" r="0" b="0"/>
             <wp:docPr id="1970336029" name="Resim 1" descr="metin, diyagram, ekran görüntüsü, yazı tipi içeren bir resim&#10;&#10;Yapay zeka tarafından oluşturulmuş içerik yanlış olabilir."/>
@@ -2551,7 +2877,25 @@
           <w:szCs w:val="18"/>
           <w:lang w:val="en-US"/>
         </w:rPr>
-        <w:t xml:space="preserve">Figure 1 illustrates the conceptual interaction between the true system and the Kalman filtering framework. The diagram highlights the five fundamental components: (i) the state vector and its covariance, (ii) the system (process) model, (iii) the measurement vector and its covariance, (iv) the measurement model, and (v) the Kalman filtering algorithm that links these </w:t>
+        <w:t>Figure 1 illustrates the conceptual interaction between the true system and the Kalman filtering framework. The diagram highlights the five fundamental components: (</w:t>
+      </w:r>
+      <w:proofErr w:type="spellStart"/>
+      <w:r>
+        <w:rPr>
+          <w:bCs/>
+          <w:szCs w:val="18"/>
+          <w:lang w:val="en-US"/>
+        </w:rPr>
+        <w:t>i</w:t>
+      </w:r>
+      <w:proofErr w:type="spellEnd"/>
+      <w:r>
+        <w:rPr>
+          <w:bCs/>
+          <w:szCs w:val="18"/>
+          <w:lang w:val="en-US"/>
+        </w:rPr>
+        <w:t xml:space="preserve">) the state vector and its covariance, (ii) the system (process) model, (iii) the measurement vector and its covariance, (iv) the measurement model, and (v) the Kalman filtering algorithm that links these </w:t>
       </w:r>
       <w:r>
         <w:rPr>
@@ -2578,7 +2922,23 @@
           <w:szCs w:val="18"/>
           <w:lang w:val="en-US"/>
         </w:rPr>
-        <w:t>The state vector in the proposed POD framework represents the dynamic quantities required to reconstruct the satellite trajectory at one second resolution. In this study, the state vector is formulated to include the satellite position and velocity components in the Earth-Centered Earth-Fixed (ECEF) reference frame. Depending on the selected dynamic fidelity, additional stochastic acceleration terms may be incorporated to model unmodeled perturbations. Unlike classical interpolation approaches, the Kalman based formulation enables continuous propagation of the orbital state between discrete precise orbit updates provided at 300 s or 900 s intervals. Along with the state vector, the framework maintains an error covariance matrix to quantify the uncertainty of each orbital parameter and the statistical correlations between position and velocity errors.</w:t>
+        <w:t xml:space="preserve">The state vector in the proposed POD framework represents the dynamic quantities required to reconstruct the satellite trajectory at one second resolution. In this study, the state vector is formulated to include the satellite position and velocity components in the Earth-Centered Earth-Fixed (ECEF) reference frame. Depending on the selected dynamic fidelity, additional stochastic acceleration terms may be incorporated to model unmodeled perturbations. Unlike classical interpolation approaches, the Kalman based formulation enables continuous propagation of the orbital state between discrete precise orbit updates provided at </w:t>
+      </w:r>
+      <w:r>
+        <w:rPr>
+          <w:bCs/>
+          <w:szCs w:val="18"/>
+          <w:lang w:val="en-US"/>
+        </w:rPr>
+        <w:t>300 second or 900 second</w:t>
+      </w:r>
+      <w:r>
+        <w:rPr>
+          <w:bCs/>
+          <w:szCs w:val="18"/>
+          <w:lang w:val="en-US"/>
+        </w:rPr>
+        <w:t xml:space="preserve"> intervals. Along with the state vector, the framework maintains an error covariance matrix to quantify the uncertainty of each orbital parameter and the statistical correlations between position and velocity errors.</w:t>
       </w:r>
     </w:p>
     <w:p>
@@ -2614,7 +2974,43 @@
           <w:szCs w:val="18"/>
           <w:lang w:val="en-US"/>
         </w:rPr>
-        <w:t>The system model governs how the orbital states evolve between successive precise orbit epochs. The deterministic component relies on orbital mechanics principles, where position is propagated through velocity integration and velocity evolution is driven primarily by gravitational acceleration, optionally augmented by simplified perturbation representations. While the orbital motion follows deterministic physical laws, uncertainty propagation is inherently stochastic. In the absence of measurement updates, confidence in the predicted orbit must gradually decrease to reflect the influence of unmodeled gravitational harmonics, solar radiation pressure,, numerical discretization effects, and other perturbations. This uncertainty growth is modeled through the process noise term, introduced via the process noise covariance matrix, whose structure is defined according to expected orbital perturbation levels and the accuracy characteristics of the precise orbit products.</w:t>
+        <w:t xml:space="preserve">The system model governs how the orbital states evolve between successive precise orbit epochs. The deterministic component relies on orbital </w:t>
+      </w:r>
+      <w:proofErr w:type="gramStart"/>
+      <w:r>
+        <w:rPr>
+          <w:bCs/>
+          <w:szCs w:val="18"/>
+          <w:lang w:val="en-US"/>
+        </w:rPr>
+        <w:t>mechanics</w:t>
+      </w:r>
+      <w:proofErr w:type="gramEnd"/>
+      <w:r>
+        <w:rPr>
+          <w:bCs/>
+          <w:szCs w:val="18"/>
+          <w:lang w:val="en-US"/>
+        </w:rPr>
+        <w:t xml:space="preserve"> principles, where position is propagated through velocity integration and velocity evolution is driven primarily by gravitational acceleration, optionally augmented by simplified perturbation representations. While the orbital motion follows deterministic physical laws, uncertainty propagation is inherently stochastic. In the absence of measurement updates, confidence in the predicted orbit must gradually decrease to reflect the influence of unmodeled gravitational harmonics, solar radiation </w:t>
+      </w:r>
+      <w:proofErr w:type="gramStart"/>
+      <w:r>
+        <w:rPr>
+          <w:bCs/>
+          <w:szCs w:val="18"/>
+          <w:lang w:val="en-US"/>
+        </w:rPr>
+        <w:t>pressure,,</w:t>
+      </w:r>
+      <w:proofErr w:type="gramEnd"/>
+      <w:r>
+        <w:rPr>
+          <w:bCs/>
+          <w:szCs w:val="18"/>
+          <w:lang w:val="en-US"/>
+        </w:rPr>
+        <w:t xml:space="preserve"> numerical discretization effects, and other perturbations. This uncertainty growth is modeled through the process noise term, introduced via the process noise covariance matrix, whose structure is defined according to expected orbital perturbation levels and the accuracy characteristics of the precise orbit products.</w:t>
       </w:r>
     </w:p>
     <w:p>
@@ -2632,7 +3028,39 @@
           <w:szCs w:val="18"/>
           <w:lang w:val="en-US"/>
         </w:rPr>
-        <w:t>The measurement model establishes the relationship between the propagated orbital state and the externally provided precise orbit coordinates. At discrete epochs (e.g., every 300 s or 900 s), high-precision satellite position components serve as observations that constrain the predicted trajectory. The measurement equation directly relates the estimated position states to these precise coordinates through a linear observation model defined in the ECEF frame. When a new precise orbit update becomes available, the Kalman correction step uses the discrepancy between predicted and observed coordinates to reduce accumulated propagation errors, re-align the state estimate with the reference product, and decrease the associated uncertainty. Through this predict–update cycle, the filter produces a continuous, statistically consistent one-second satellite orbit solution derived from sparsely sampled high-precision orbit data</w:t>
+        <w:t>The measurement model establishes the relationship between the propagated orbital state and the externally provided precise orbit coordinates. At discrete epochs (e.g., every 300 s</w:t>
+      </w:r>
+      <w:r>
+        <w:rPr>
+          <w:bCs/>
+          <w:szCs w:val="18"/>
+          <w:lang w:val="en-US"/>
+        </w:rPr>
+        <w:t>econd</w:t>
+      </w:r>
+      <w:r>
+        <w:rPr>
+          <w:bCs/>
+          <w:szCs w:val="18"/>
+          <w:lang w:val="en-US"/>
+        </w:rPr>
+        <w:t xml:space="preserve"> or 900 s</w:t>
+      </w:r>
+      <w:r>
+        <w:rPr>
+          <w:bCs/>
+          <w:szCs w:val="18"/>
+          <w:lang w:val="en-US"/>
+        </w:rPr>
+        <w:t>econd</w:t>
+      </w:r>
+      <w:r>
+        <w:rPr>
+          <w:bCs/>
+          <w:szCs w:val="18"/>
+          <w:lang w:val="en-US"/>
+        </w:rPr>
+        <w:t>), high-precision satellite position components serve as observations that constrain the predicted trajectory. The measurement equation directly relates the estimated position states to these precise coordinates through a linear observation model defined in the ECEF frame. When a new precise orbit update becomes available, the Kalman correction step uses the discrepancy between predicted and observed coordinates to reduce accumulated propagation errors, re-align the state estimate with the reference product, and decrease the associated uncertainty. Through this predict–update cycle, the filter produces a continuous, statistically consistent one-second satellite orbit solution derived from sparsely sampled high-precision orbit data</w:t>
       </w:r>
     </w:p>
     <w:p>
@@ -3553,7 +3981,51 @@
           <w:szCs w:val="18"/>
           <w:lang w:val="en-US"/>
         </w:rPr>
-        <w:t>When a new precise orbit epoch becomes available (e.g., every 300 s or 900 s), the deterministic measurement model is evaluated as given in Eq. (</w:t>
+        <w:t xml:space="preserve">When a new precise orbit epoch becomes available (e.g., every </w:t>
+      </w:r>
+      <w:r>
+        <w:rPr>
+          <w:bCs/>
+          <w:szCs w:val="18"/>
+          <w:lang w:val="en-US"/>
+        </w:rPr>
+        <w:t xml:space="preserve">300 </w:t>
+      </w:r>
+      <w:proofErr w:type="gramStart"/>
+      <w:r>
+        <w:rPr>
+          <w:bCs/>
+          <w:szCs w:val="18"/>
+          <w:lang w:val="en-US"/>
+        </w:rPr>
+        <w:t>second</w:t>
+      </w:r>
+      <w:proofErr w:type="gramEnd"/>
+      <w:r>
+        <w:rPr>
+          <w:bCs/>
+          <w:szCs w:val="18"/>
+          <w:lang w:val="en-US"/>
+        </w:rPr>
+        <w:t xml:space="preserve"> or 900 </w:t>
+      </w:r>
+      <w:proofErr w:type="gramStart"/>
+      <w:r>
+        <w:rPr>
+          <w:bCs/>
+          <w:szCs w:val="18"/>
+          <w:lang w:val="en-US"/>
+        </w:rPr>
+        <w:t>second</w:t>
+      </w:r>
+      <w:proofErr w:type="gramEnd"/>
+      <w:r>
+        <w:rPr>
+          <w:bCs/>
+          <w:szCs w:val="18"/>
+          <w:lang w:val="en-US"/>
+        </w:rPr>
+        <w:t>), the deterministic measurement model is evaluated as given in Eq. (</w:t>
       </w:r>
       <w:r>
         <w:rPr>
@@ -3787,7 +4259,25 @@
           <w:szCs w:val="18"/>
           <w:lang w:val="en-US"/>
         </w:rPr>
-        <w:t xml:space="preserve">Where h(-) </w:t>
+        <w:t xml:space="preserve">Where </w:t>
+      </w:r>
+      <w:proofErr w:type="gramStart"/>
+      <w:r>
+        <w:rPr>
+          <w:bCs/>
+          <w:szCs w:val="18"/>
+          <w:lang w:val="en-US"/>
+        </w:rPr>
+        <w:t>h(</w:t>
+      </w:r>
+      <w:proofErr w:type="gramEnd"/>
+      <w:r>
+        <w:rPr>
+          <w:bCs/>
+          <w:szCs w:val="18"/>
+          <w:lang w:val="en-US"/>
+        </w:rPr>
+        <w:t xml:space="preserve">-) </w:t>
       </w:r>
       <w:r>
         <w:rPr>
@@ -5082,7 +5572,25 @@
           <w:szCs w:val="18"/>
           <w:lang w:val="en-US"/>
         </w:rPr>
-        <w:t xml:space="preserve">Through this correction step, not only are position states adjusted, but velocity are also refined indirectly via the existing correlation structure embedded in the covariance matrix. </w:t>
+        <w:t xml:space="preserve">Through this correction step, not only are position states adjusted, but velocity </w:t>
+      </w:r>
+      <w:proofErr w:type="gramStart"/>
+      <w:r>
+        <w:rPr>
+          <w:bCs/>
+          <w:szCs w:val="18"/>
+          <w:lang w:val="en-US"/>
+        </w:rPr>
+        <w:t>are</w:t>
+      </w:r>
+      <w:proofErr w:type="gramEnd"/>
+      <w:r>
+        <w:rPr>
+          <w:bCs/>
+          <w:szCs w:val="18"/>
+          <w:lang w:val="en-US"/>
+        </w:rPr>
+        <w:t xml:space="preserve"> also refined indirectly via the existing correlation structure embedded in the covariance matrix. </w:t>
       </w:r>
       <w:r>
         <w:rPr>
@@ -5403,49 +5911,21 @@
           <w:bCs/>
           <w:lang w:val="en-US"/>
         </w:rPr>
-        <w:t>In addition to deterministic Lagrange interpolation and stochastic Kalman filtering, machine learning algorithms are investigated as data</w:t>
-      </w:r>
-      <w:r>
-        <w:rPr>
-          <w:bCs/>
-          <w:lang w:val="en-US"/>
-        </w:rPr>
-        <w:t xml:space="preserve"> </w:t>
-      </w:r>
-      <w:r>
-        <w:rPr>
-          <w:bCs/>
-          <w:lang w:val="en-US"/>
-        </w:rPr>
-        <w:t xml:space="preserve">driven alternatives for high-rate satellite orbit reconstruction. Unlike physically based dynamic models, Machine learning approaches aim to learn nonlinear temporal relationships directly from orbit data. Within this </w:t>
-      </w:r>
-      <w:r>
-        <w:rPr>
-          <w:bCs/>
-          <w:lang w:val="en-US"/>
-        </w:rPr>
-        <w:t>context</w:t>
-      </w:r>
-      <w:r>
-        <w:rPr>
-          <w:bCs/>
-          <w:lang w:val="en-US"/>
-        </w:rPr>
-        <w:t xml:space="preserve">, </w:t>
-      </w:r>
-      <w:r>
-        <w:rPr>
-          <w:bCs/>
-          <w:lang w:val="en-US"/>
-        </w:rPr>
-        <w:t>RF, SVR, KNN and MLP</w:t>
-      </w:r>
-      <w:r>
-        <w:rPr>
-          <w:bCs/>
-          <w:lang w:val="en-US"/>
-        </w:rPr>
-        <w:t xml:space="preserve"> are implemented to approximate the mapping between sparsely sampled precise orbit epochs (e.g., 300 s or 900 s intervals) and intermediate one-second coordinate estimates.</w:t>
+        <w:t xml:space="preserve">In addition to deterministic Lagrange interpolation and stochastic Kalman filtering, machine learning algorithms are investigated as data driven alternatives for high-rate satellite orbit reconstruction. Unlike physically based dynamic models, Machine learning approaches aim to learn nonlinear temporal relationships directly from orbit data. Within this context, RF, SVR, KNN and MLP are implemented to approximate the mapping between sparsely sampled precise orbit epochs (e.g., </w:t>
+      </w:r>
+      <w:r>
+        <w:rPr>
+          <w:bCs/>
+          <w:lang w:val="en-US"/>
+        </w:rPr>
+        <w:t>300 second or 900 second</w:t>
+      </w:r>
+      <w:r>
+        <w:rPr>
+          <w:bCs/>
+          <w:lang w:val="en-US"/>
+        </w:rPr>
+        <w:t xml:space="preserve"> intervals) and intermediate one-second coordinate estimates.</w:t>
       </w:r>
     </w:p>
     <w:p>
@@ -5460,42 +5940,39 @@
           <w:bCs/>
           <w:lang w:val="en-US"/>
         </w:rPr>
-        <w:t>RF</w:t>
-      </w:r>
-      <w:r>
-        <w:rPr>
-          <w:bCs/>
-          <w:lang w:val="en-US"/>
-        </w:rPr>
-        <w:t xml:space="preserve"> is an ensemble regression algorithm that aggregates predictions from multiple decision trees trained on randomly sampled subsets of the data. Through bootstrap sampling and random feature selection, RF reduces variance compared to a single decision tree and improves predictive stability. The final prediction is obtained by averaging the outputs of individual trees, thereby enhancing robustness against noise and overfitting. In the context of orbit reconstruction, RF models the nonlinear relationship between discrete precise orbit coordinates and high</w:t>
-      </w:r>
-      <w:r>
-        <w:rPr>
-          <w:bCs/>
-          <w:lang w:val="en-US"/>
-        </w:rPr>
-        <w:t xml:space="preserve"> </w:t>
-      </w:r>
-      <w:r>
-        <w:rPr>
-          <w:bCs/>
-          <w:lang w:val="en-US"/>
-        </w:rPr>
-        <w:t>rate intermediate positions. Its ensemble structure enables the capture of complex temporal patterns in satellite trajectory data and has previously demonstrated effectiveness in GNSS</w:t>
-      </w:r>
-      <w:r>
-        <w:rPr>
-          <w:bCs/>
-          <w:lang w:val="en-US"/>
-        </w:rPr>
-        <w:t xml:space="preserve"> </w:t>
-      </w:r>
-      <w:r>
-        <w:rPr>
-          <w:bCs/>
-          <w:lang w:val="en-US"/>
-        </w:rPr>
-        <w:t>related estimation problems (Karlitepe &amp; Erdogan, 2025).</w:t>
+        <w:t xml:space="preserve">RF is an ensemble regression algorithm that aggregates predictions from multiple decision trees trained on randomly sampled subsets of the data. Through bootstrap sampling and random feature selection, RF reduces variance compared to a single decision tree and improves predictive stability. The final prediction is obtained by averaging the outputs of individual trees, thereby enhancing robustness against noise and overfitting. In the context of orbit reconstruction, RF models the nonlinear relationship between discrete precise orbit coordinates and </w:t>
+      </w:r>
+      <w:proofErr w:type="gramStart"/>
+      <w:r>
+        <w:rPr>
+          <w:bCs/>
+          <w:lang w:val="en-US"/>
+        </w:rPr>
+        <w:t>high rate</w:t>
+      </w:r>
+      <w:proofErr w:type="gramEnd"/>
+      <w:r>
+        <w:rPr>
+          <w:bCs/>
+          <w:lang w:val="en-US"/>
+        </w:rPr>
+        <w:t xml:space="preserve"> intermediate positions. Its ensemble structure enables the capture of complex temporal patterns in satellite trajectory data and has previously demonstrated effectiveness in GNSS related estimation problems (</w:t>
+      </w:r>
+      <w:proofErr w:type="spellStart"/>
+      <w:r>
+        <w:rPr>
+          <w:bCs/>
+          <w:lang w:val="en-US"/>
+        </w:rPr>
+        <w:t>Karlitepe</w:t>
+      </w:r>
+      <w:proofErr w:type="spellEnd"/>
+      <w:r>
+        <w:rPr>
+          <w:bCs/>
+          <w:lang w:val="en-US"/>
+        </w:rPr>
+        <w:t xml:space="preserve"> &amp; Erdogan, 2025).</w:t>
       </w:r>
     </w:p>
     <w:p>
@@ -5511,14 +5988,7 @@
           <w:lang w:val="en-US"/>
         </w:rPr>
         <w:lastRenderedPageBreak/>
-        <w:t xml:space="preserve">SVR, </w:t>
-      </w:r>
-      <w:r>
-        <w:rPr>
-          <w:bCs/>
-          <w:lang w:val="en-US"/>
-        </w:rPr>
-        <w:t>the regression formulation of Support Vector Machines, constructs an optimal regression function by minimizing structural risk while maintaining an ε-insensitive error margin. For the linear case, the regression function is expressed as seen Eq. (10)</w:t>
+        <w:t>SVR, the regression formulation of Support Vector Machines, constructs an optimal regression function by minimizing structural risk while maintaining an ε-insensitive error margin. For the linear case, the regression function is expressed as seen Eq. (10)</w:t>
       </w:r>
     </w:p>
     <w:tbl>
@@ -5740,14 +6210,23 @@
           <w:bCs/>
           <w:lang w:val="en-US"/>
         </w:rPr>
-        <w:t xml:space="preserve"> </w:t>
-      </w:r>
-      <w:r>
-        <w:rPr>
-          <w:bCs/>
-          <w:lang w:val="en-US"/>
-        </w:rPr>
-        <w:t xml:space="preserve">are weighting coefficients and </w:t>
+        <w:t xml:space="preserve"> are </w:t>
+      </w:r>
+      <w:proofErr w:type="gramStart"/>
+      <w:r>
+        <w:rPr>
+          <w:bCs/>
+          <w:lang w:val="en-US"/>
+        </w:rPr>
+        <w:t>weighting</w:t>
+      </w:r>
+      <w:proofErr w:type="gramEnd"/>
+      <w:r>
+        <w:rPr>
+          <w:bCs/>
+          <w:lang w:val="en-US"/>
+        </w:rPr>
+        <w:t xml:space="preserve"> coefficients and </w:t>
       </w:r>
       <m:oMath>
         <m:r>
@@ -5763,21 +6242,23 @@
           <w:bCs/>
           <w:lang w:val="en-US"/>
         </w:rPr>
-        <w:t>is the bias term. However, satellite orbit evolution is inherently nonlinear; therefore, kernel functions are employed to project input data into a higher</w:t>
-      </w:r>
-      <w:r>
-        <w:rPr>
-          <w:bCs/>
-          <w:lang w:val="en-US"/>
-        </w:rPr>
-        <w:t xml:space="preserve"> </w:t>
-      </w:r>
-      <w:r>
-        <w:rPr>
-          <w:bCs/>
-          <w:lang w:val="en-US"/>
-        </w:rPr>
-        <w:t>dimensional feature space. The nonlinear SVR model is written as senn Eq. (11)</w:t>
+        <w:t xml:space="preserve">is the bias term. However, satellite orbit evolution is inherently nonlinear; therefore, kernel functions are employed to project </w:t>
+      </w:r>
+      <w:proofErr w:type="gramStart"/>
+      <w:r>
+        <w:rPr>
+          <w:bCs/>
+          <w:lang w:val="en-US"/>
+        </w:rPr>
+        <w:t>input data</w:t>
+      </w:r>
+      <w:proofErr w:type="gramEnd"/>
+      <w:r>
+        <w:rPr>
+          <w:bCs/>
+          <w:lang w:val="en-US"/>
+        </w:rPr>
+        <w:t xml:space="preserve"> into a higher dimensional feature space. The nonlinear SVR model is written as senn Eq. (11)</w:t>
       </w:r>
     </w:p>
     <w:tbl>
@@ -6528,42 +7009,39 @@
           <w:bCs/>
           <w:lang w:val="en-US"/>
         </w:rPr>
-        <w:t>Through appropriate kernel and margin parameter selection, SVR approximates the nonlinear temporal evolution of satellite coordinates under sparse sampling conditions. As demonstrated in previous GNSS parameter estimation studies (Karlitepe &amp; Erdogan, 2025), margin</w:t>
-      </w:r>
-      <w:r>
-        <w:rPr>
-          <w:bCs/>
-          <w:lang w:val="en-US"/>
-        </w:rPr>
-        <w:t xml:space="preserve"> </w:t>
-      </w:r>
-      <w:r>
-        <w:rPr>
-          <w:bCs/>
-          <w:lang w:val="en-US"/>
-        </w:rPr>
-        <w:t>based learning approaches can provide stable and high</w:t>
-      </w:r>
-      <w:r>
-        <w:rPr>
-          <w:bCs/>
-          <w:lang w:val="en-US"/>
-        </w:rPr>
-        <w:t xml:space="preserve"> </w:t>
-      </w:r>
-      <w:r>
-        <w:rPr>
-          <w:bCs/>
-          <w:lang w:val="en-US"/>
-        </w:rPr>
-        <w:t>precision regression performance</w:t>
-      </w:r>
-      <w:r>
-        <w:rPr>
-          <w:bCs/>
-          <w:lang w:val="en-US"/>
-        </w:rPr>
-        <w:t>.</w:t>
+        <w:t>Through appropriate kernel and margin parameter selection, SVR approximates the nonlinear temporal evolution of satellite coordinates under sparse sampling conditions. As demonstrated in previous GNSS parameter estimation studies (</w:t>
+      </w:r>
+      <w:proofErr w:type="spellStart"/>
+      <w:r>
+        <w:rPr>
+          <w:bCs/>
+          <w:lang w:val="en-US"/>
+        </w:rPr>
+        <w:t>Karlitepe</w:t>
+      </w:r>
+      <w:proofErr w:type="spellEnd"/>
+      <w:r>
+        <w:rPr>
+          <w:bCs/>
+          <w:lang w:val="en-US"/>
+        </w:rPr>
+        <w:t xml:space="preserve"> &amp; Erdogan, 2025), </w:t>
+      </w:r>
+      <w:proofErr w:type="gramStart"/>
+      <w:r>
+        <w:rPr>
+          <w:bCs/>
+          <w:lang w:val="en-US"/>
+        </w:rPr>
+        <w:t>margin based</w:t>
+      </w:r>
+      <w:proofErr w:type="gramEnd"/>
+      <w:r>
+        <w:rPr>
+          <w:bCs/>
+          <w:lang w:val="en-US"/>
+        </w:rPr>
+        <w:t xml:space="preserve"> learning approaches can provide stable and high precision regression performance.</w:t>
       </w:r>
     </w:p>
     <w:p>
@@ -6578,7 +7056,15 @@
           <w:bCs/>
           <w:lang w:val="en-US"/>
         </w:rPr>
-        <w:t xml:space="preserve">KNN, or K-Nearest Neighbors, is a non-parametric, instance-based learning algorithm that predicts the value of a new data point by averaging the values of its </w:t>
+        <w:t xml:space="preserve">KNN, or K-Nearest Neighbors, is a non-parametric, instance-based learning algorithm that predicts the value of a new data point by averaging the values of </w:t>
+      </w:r>
+      <w:proofErr w:type="gramStart"/>
+      <w:r>
+        <w:rPr>
+          <w:bCs/>
+          <w:lang w:val="en-US"/>
+        </w:rPr>
+        <w:t xml:space="preserve">its </w:t>
       </w:r>
       <w:r>
         <w:rPr>
@@ -6589,6 +7075,7 @@
         </w:rPr>
         <w:t>k</w:t>
       </w:r>
+      <w:proofErr w:type="gramEnd"/>
       <w:r>
         <w:rPr>
           <w:bCs/>
@@ -6642,14 +7129,46 @@
           <w:bCs/>
           <w:lang w:val="en-US"/>
         </w:rPr>
-        <w:t xml:space="preserve"> values can smooth out noise but risk oversmoothing localized patterns. In the context of orbit reconstruction, KNN determines the intermediate satellite position by averaging the positions of its closest neighboring precise orbit epochs, effectively capturing local trajectory dynamics without explicit model training</w:t>
-      </w:r>
-      <w:r>
-        <w:rPr>
-          <w:bCs/>
-          <w:lang w:val="en-US"/>
-        </w:rPr>
-        <w:t xml:space="preserve"> (Elshazli et al., 2024)</w:t>
+        <w:t xml:space="preserve"> values can smooth out noise but risk </w:t>
+      </w:r>
+      <w:proofErr w:type="spellStart"/>
+      <w:r>
+        <w:rPr>
+          <w:bCs/>
+          <w:lang w:val="en-US"/>
+        </w:rPr>
+        <w:t>oversmoothing</w:t>
+      </w:r>
+      <w:proofErr w:type="spellEnd"/>
+      <w:r>
+        <w:rPr>
+          <w:bCs/>
+          <w:lang w:val="en-US"/>
+        </w:rPr>
+        <w:t xml:space="preserve"> localized patterns. In the context of orbit reconstruction, KNN determines the intermediate satellite position by averaging the positions of its closest neighboring precise orbit epochs, effectively capturing local trajectory dynamics without explicit model training</w:t>
+      </w:r>
+      <w:r>
+        <w:rPr>
+          <w:bCs/>
+          <w:lang w:val="en-US"/>
+        </w:rPr>
+        <w:t xml:space="preserve"> (</w:t>
+      </w:r>
+      <w:proofErr w:type="spellStart"/>
+      <w:r>
+        <w:rPr>
+          <w:bCs/>
+          <w:lang w:val="en-US"/>
+        </w:rPr>
+        <w:t>Elshazli</w:t>
+      </w:r>
+      <w:proofErr w:type="spellEnd"/>
+      <w:r>
+        <w:rPr>
+          <w:bCs/>
+          <w:lang w:val="en-US"/>
+        </w:rPr>
+        <w:t xml:space="preserve"> et al., 2024)</w:t>
       </w:r>
       <w:r>
         <w:rPr>
@@ -6825,14 +7344,7 @@
                     <w:rFonts w:ascii="Cambria Math" w:hAnsi="Cambria Math"/>
                     <w:lang w:val="en-US"/>
                   </w:rPr>
-                  <m:t>=</m:t>
-                </m:r>
-                <m:r>
-                  <w:rPr>
-                    <w:rFonts w:ascii="Cambria Math" w:hAnsi="Cambria Math"/>
-                    <w:lang w:val="en-US"/>
-                  </w:rPr>
-                  <m:t>σ</m:t>
+                  <m:t>=σ</m:t>
                 </m:r>
                 <m:d>
                   <m:dPr>
@@ -7281,12 +7793,21 @@
         </w:rPr>
         <w:t xml:space="preserve"> </w:t>
       </w:r>
-      <w:r>
-        <w:rPr>
-          <w:bCs/>
-          <w:lang w:val="en-US"/>
-        </w:rPr>
-        <w:t>is bias, and</w:t>
+      <w:proofErr w:type="gramStart"/>
+      <w:r>
+        <w:rPr>
+          <w:bCs/>
+          <w:lang w:val="en-US"/>
+        </w:rPr>
+        <w:t>is</w:t>
+      </w:r>
+      <w:proofErr w:type="gramEnd"/>
+      <w:r>
+        <w:rPr>
+          <w:bCs/>
+          <w:lang w:val="en-US"/>
+        </w:rPr>
+        <w:t xml:space="preserve"> bias, and</w:t>
       </w:r>
       <w:r>
         <w:rPr>
@@ -7340,14 +7861,7 @@
           <w:bCs/>
           <w:lang w:val="en-US"/>
         </w:rPr>
-        <w:t xml:space="preserve">(Hu et al., 2025). </w:t>
-      </w:r>
-      <w:r>
-        <w:rPr>
-          <w:bCs/>
-          <w:lang w:val="en-US"/>
-        </w:rPr>
-        <w:t xml:space="preserve">During forward propagation, </w:t>
+        <w:t xml:space="preserve">(Hu et al., 2025). During forward propagation, </w:t>
       </w:r>
       <m:oMath>
         <m:r>
@@ -7366,14 +7880,7 @@
           <w:bCs/>
           <w:lang w:val="en-US"/>
         </w:rPr>
-        <w:t xml:space="preserve"> </w:t>
-      </w:r>
-      <w:r>
-        <w:rPr>
-          <w:bCs/>
-          <w:lang w:val="en-US"/>
-        </w:rPr>
-        <w:t xml:space="preserve">inputs are transformed layer-by-layer to yield prediction </w:t>
+        <w:t xml:space="preserve"> inputs are transformed layer-by-layer to yield prediction </w:t>
       </w:r>
       <m:oMath>
         <m:acc>
@@ -7405,14 +7912,7 @@
           <w:bCs/>
           <w:lang w:val="en-US"/>
         </w:rPr>
-        <w:t>. Training minimizes a loss</w:t>
-      </w:r>
-      <w:r>
-        <w:rPr>
-          <w:bCs/>
-          <w:lang w:val="en-US"/>
-        </w:rPr>
-        <w:t xml:space="preserve"> </w:t>
+        <w:t xml:space="preserve">. Training minimizes a loss </w:t>
       </w:r>
       <m:oMath>
         <m:r>
@@ -7482,14 +7982,7 @@
           <w:bCs/>
           <w:lang w:val="en-US"/>
         </w:rPr>
-        <w:t xml:space="preserve"> </w:t>
-      </w:r>
-      <w:r>
-        <w:rPr>
-          <w:bCs/>
-          <w:lang w:val="en-US"/>
-        </w:rPr>
-        <w:t xml:space="preserve">using backpropagation and gradient descent: </w:t>
+        <w:t xml:space="preserve"> using backpropagation and gradient descent: </w:t>
       </w:r>
       <m:oMath>
         <m:sSubSup>
@@ -7749,14 +8242,7 @@
           <w:bCs/>
           <w:lang w:val="en-US"/>
         </w:rPr>
-        <w:t>, where</w:t>
-      </w:r>
-      <w:r>
-        <w:rPr>
-          <w:bCs/>
-          <w:lang w:val="en-US"/>
-        </w:rPr>
-        <w:t xml:space="preserve"> </w:t>
+        <w:t xml:space="preserve">, where </w:t>
       </w:r>
       <m:oMath>
         <m:r>
@@ -7775,35 +8261,7 @@
           <w:bCs/>
           <w:lang w:val="en-US"/>
         </w:rPr>
-        <w:t xml:space="preserve"> is the learning rate</w:t>
-      </w:r>
-      <w:r>
-        <w:rPr>
-          <w:bCs/>
-          <w:lang w:val="en-US"/>
-        </w:rPr>
-        <w:t xml:space="preserve">.   </w:t>
-      </w:r>
-      <w:r>
-        <w:rPr>
-          <w:bCs/>
-          <w:lang w:val="en-US"/>
-        </w:rPr>
-        <w:t>Hyperparameters such as the number of hidden layers, nodes per layer, activation functions, and learning rate critically determine the MLP's capacity to capture nonlinear orbital dynamics from discrete precise orbit epochs to 1-s reconstructions</w:t>
-      </w:r>
-      <w:r>
-        <w:rPr>
-          <w:bCs/>
-          <w:lang w:val="en-US"/>
-        </w:rPr>
-        <w:t xml:space="preserve"> (Albuquerque et al., 2025)</w:t>
-      </w:r>
-      <w:r>
-        <w:rPr>
-          <w:bCs/>
-          <w:lang w:val="en-US"/>
-        </w:rPr>
-        <w:t>.</w:t>
+        <w:t xml:space="preserve"> is the learning rate.   Hyperparameters such as the number of hidden layers, nodes per layer, activation functions, and learning rate critically determine the MLP's capacity to capture nonlinear orbital dynamics from discrete precise orbit epochs to 1-s reconstructions (Albuquerque et al., 2025).</w:t>
       </w:r>
     </w:p>
     <w:p>
@@ -7844,7 +8302,7 @@
           <w:bCs/>
           <w:lang w:val="en-US"/>
         </w:rPr>
-        <w:t>In this study, precise satellite orbit datasets provided by several IGS analysis centers were used. The experiments were conducted using SP3 precise orbit products corresponding to DOY 033 of 2020, which served as the reference dataset for the orbit reconstruction and prediction analyses. IGS analysis centers process GNSS observation networks and generate high-precision satellite orbit and clock products that are widely used in precise positioning and orbit determination studies.</w:t>
+        <w:t>In this study, precise satellite orbit datasets provided by several IGS analysis centers were used. The experiments were conducted using SP3 precise orbit products corresponding to DOY 033 of 2020, which served as the reference dataset for the orbit reconstruction and prediction analyses. IGS analysis centers process GNSS observation networks and generate high</w:t>
       </w:r>
       <w:r>
         <w:rPr>
@@ -7858,7 +8316,65 @@
           <w:bCs/>
           <w:lang w:val="en-US"/>
         </w:rPr>
-        <w:t>Among the analysis centers listed in Table 1, CODE, operated by the Astronomical Institute of the University of Bern, is one of the primary centers responsible for producing precise multi-GNSS orbit and clock solutions using globally distributed tracking stations. GFZ also functions as an official IGS analysis center and produces ultra-rapid, rapid, and final orbit solutions derived from a global GNSS tracking network. In addition, JAXA provides precise orbit and clock products through its multi-GNSS orbit determination system, which processes observations from international GNSS monitoring networks. GRG and SHA similarly generate multi-GNSS precise orbit solutions within the MGEX framework, contributing to the production of global precise orbit products.</w:t>
+        <w:t xml:space="preserve">precision satellite orbit and clock products that are widely used in precise positioning and orbit determination studies. Among the analysis centers listed in Table 1, CODE, operated by the Astronomical Institute of the University of Bern, is one of the primary centers responsible for producing precise </w:t>
+      </w:r>
+      <w:r>
+        <w:rPr>
+          <w:bCs/>
+          <w:lang w:val="en-US"/>
+        </w:rPr>
+        <w:t xml:space="preserve">multi GNSS </w:t>
+      </w:r>
+      <w:r>
+        <w:rPr>
+          <w:bCs/>
+          <w:lang w:val="en-US"/>
+        </w:rPr>
+        <w:t xml:space="preserve">orbit and clock solutions using globally distributed tracking stations. GFZ also functions as an official IGS analysis center and produces ultra-rapid, rapid, and final orbit solutions derived from a global GNSS tracking network. In addition, JAXA provides precise orbit and clock products through its </w:t>
+      </w:r>
+      <w:r>
+        <w:rPr>
+          <w:bCs/>
+          <w:lang w:val="en-US"/>
+        </w:rPr>
+        <w:t>multi GNSS</w:t>
+      </w:r>
+      <w:r>
+        <w:rPr>
+          <w:bCs/>
+          <w:lang w:val="en-US"/>
+        </w:rPr>
+        <w:t xml:space="preserve"> orbit determination system, which processes observations from international GNSS monitoring networks. GRG and SHA similarly generate </w:t>
+      </w:r>
+      <w:r>
+        <w:rPr>
+          <w:bCs/>
+          <w:lang w:val="en-US"/>
+        </w:rPr>
+        <w:t xml:space="preserve">multi GNSS </w:t>
+      </w:r>
+      <w:r>
+        <w:rPr>
+          <w:bCs/>
+          <w:lang w:val="en-US"/>
+        </w:rPr>
+        <w:t xml:space="preserve">precise orbit solutions within the MGEX, contributing to the production of global precise orbit products. For the experiment, two different temporal resolutions of SP3 precise orbit products were employed. The datasets </w:t>
+      </w:r>
+      <w:r>
+        <w:rPr>
+          <w:bCs/>
+          <w:lang w:val="en-US"/>
+        </w:rPr>
+        <w:lastRenderedPageBreak/>
+        <w:t xml:space="preserve">generated by CODE, GFZ, and JAXA provide satellite orbit coordinates at 5-minute intervals, whereas the products generated by GRG and SHA provide orbit coordinates at 15-minute intervals. These datasets were used as reference orbit information to evaluate the performance of the proposed </w:t>
+      </w:r>
+      <w:proofErr w:type="gramStart"/>
+      <w:r>
+        <w:rPr>
+          <w:bCs/>
+          <w:lang w:val="en-US"/>
+        </w:rPr>
+        <w:t>high</w:t>
       </w:r>
       <w:r>
         <w:rPr>
@@ -7872,15 +8388,15 @@
           <w:bCs/>
           <w:lang w:val="en-US"/>
         </w:rPr>
-        <w:t xml:space="preserve">For the experiment, two different temporal resolutions of SP3 precise orbit products were employed. </w:t>
-      </w:r>
-      <w:r>
-        <w:rPr>
-          <w:bCs/>
-          <w:lang w:val="en-US"/>
-        </w:rPr>
-        <w:lastRenderedPageBreak/>
-        <w:t>The datasets generated by CODE, GFZ, and JAXA provide satellite orbit coordinates at 5-minute intervals, whereas the products generated by GRG and SHA provide orbit coordinates at 15-minute intervals. These datasets were used as reference orbit information to evaluate the performance of the proposed high-rate orbit reconstruction methods.</w:t>
+        <w:t>rate</w:t>
+      </w:r>
+      <w:proofErr w:type="gramEnd"/>
+      <w:r>
+        <w:rPr>
+          <w:bCs/>
+          <w:lang w:val="en-US"/>
+        </w:rPr>
+        <w:t xml:space="preserve"> orbit reconstruction methods.</w:t>
       </w:r>
     </w:p>
     <w:p>
@@ -8227,12 +8743,21 @@
                 <w:lang w:val="en-US"/>
               </w:rPr>
             </w:pPr>
+            <w:proofErr w:type="spellStart"/>
             <w:r>
               <w:rPr>
                 <w:bCs/>
                 <w:lang w:val="en-US"/>
               </w:rPr>
-              <w:t>GeoForschungsZentrum Potsdam</w:t>
+              <w:t>GeoForschungsZentrum</w:t>
+            </w:r>
+            <w:proofErr w:type="spellEnd"/>
+            <w:r>
+              <w:rPr>
+                <w:bCs/>
+                <w:lang w:val="en-US"/>
+              </w:rPr>
+              <w:t xml:space="preserve"> Potsdam</w:t>
             </w:r>
           </w:p>
         </w:tc>
@@ -8592,54 +9117,332 @@
           <w:lang w:val="en-US"/>
         </w:rPr>
       </w:pPr>
-      <w:r>
-        <w:rPr>
-          <w:bCs/>
-          <w:lang w:val="en-US"/>
-        </w:rPr>
-        <w:t>To obtain 1-second satellite orbit estimates, several interpolation and prediction algorithms were tested, including 9th-degree Lagrange interpolation,</w:t>
-      </w:r>
-      <w:r>
-        <w:rPr>
-          <w:bCs/>
-          <w:lang w:val="en-US"/>
+      <w:proofErr w:type="spellStart"/>
+      <w:r>
+        <w:rPr>
+          <w:bCs/>
+        </w:rPr>
+        <w:t>To</w:t>
+      </w:r>
+      <w:proofErr w:type="spellEnd"/>
+      <w:r>
+        <w:rPr>
+          <w:bCs/>
         </w:rPr>
         <w:t xml:space="preserve"> </w:t>
       </w:r>
-      <w:r>
-        <w:rPr>
-          <w:bCs/>
-          <w:lang w:val="en-US"/>
-        </w:rPr>
-        <w:t xml:space="preserve">MLP, </w:t>
-      </w:r>
-      <w:r>
-        <w:rPr>
-          <w:bCs/>
-          <w:lang w:val="en-US"/>
-        </w:rPr>
-        <w:t>SVR</w:t>
-      </w:r>
-      <w:r>
-        <w:rPr>
-          <w:bCs/>
-          <w:lang w:val="en-US"/>
-        </w:rPr>
-        <w:t xml:space="preserve">, KNN, RF, and </w:t>
-      </w:r>
-      <w:r>
-        <w:rPr>
-          <w:bCs/>
-          <w:lang w:val="en-US"/>
+      <w:proofErr w:type="spellStart"/>
+      <w:r>
+        <w:rPr>
+          <w:bCs/>
+        </w:rPr>
+        <w:t>obtain</w:t>
+      </w:r>
+      <w:proofErr w:type="spellEnd"/>
+      <w:r>
+        <w:rPr>
+          <w:bCs/>
+        </w:rPr>
+        <w:t xml:space="preserve"> 1-second </w:t>
+      </w:r>
+      <w:proofErr w:type="spellStart"/>
+      <w:r>
+        <w:rPr>
+          <w:bCs/>
+        </w:rPr>
+        <w:t>satellite</w:t>
+      </w:r>
+      <w:proofErr w:type="spellEnd"/>
+      <w:r>
+        <w:rPr>
+          <w:bCs/>
+        </w:rPr>
+        <w:t xml:space="preserve"> orbit </w:t>
+      </w:r>
+      <w:proofErr w:type="spellStart"/>
+      <w:r>
+        <w:rPr>
+          <w:bCs/>
+        </w:rPr>
+        <w:t>estimates</w:t>
+      </w:r>
+      <w:proofErr w:type="spellEnd"/>
+      <w:r>
+        <w:rPr>
+          <w:bCs/>
+        </w:rPr>
+        <w:t xml:space="preserve">, a </w:t>
+      </w:r>
+      <w:proofErr w:type="spellStart"/>
+      <w:r>
+        <w:rPr>
+          <w:bCs/>
+        </w:rPr>
+        <w:t>range</w:t>
+      </w:r>
+      <w:proofErr w:type="spellEnd"/>
+      <w:r>
+        <w:rPr>
+          <w:bCs/>
+        </w:rPr>
+        <w:t xml:space="preserve"> of </w:t>
+      </w:r>
+      <w:proofErr w:type="spellStart"/>
+      <w:r>
+        <w:rPr>
+          <w:bCs/>
+        </w:rPr>
+        <w:t>interpolation</w:t>
+      </w:r>
+      <w:proofErr w:type="spellEnd"/>
+      <w:r>
+        <w:rPr>
+          <w:bCs/>
+        </w:rPr>
+        <w:t xml:space="preserve"> </w:t>
+      </w:r>
+      <w:proofErr w:type="spellStart"/>
+      <w:r>
+        <w:rPr>
+          <w:bCs/>
+        </w:rPr>
+        <w:t>and</w:t>
+      </w:r>
+      <w:proofErr w:type="spellEnd"/>
+      <w:r>
+        <w:rPr>
+          <w:bCs/>
+        </w:rPr>
+        <w:t xml:space="preserve"> </w:t>
+      </w:r>
+      <w:proofErr w:type="spellStart"/>
+      <w:r>
+        <w:rPr>
+          <w:bCs/>
+        </w:rPr>
+        <w:t>prediction</w:t>
+      </w:r>
+      <w:proofErr w:type="spellEnd"/>
+      <w:r>
+        <w:rPr>
+          <w:bCs/>
+        </w:rPr>
+        <w:t xml:space="preserve"> </w:t>
+      </w:r>
+      <w:proofErr w:type="spellStart"/>
+      <w:r>
+        <w:rPr>
+          <w:bCs/>
+        </w:rPr>
+        <w:t>algorithms</w:t>
+      </w:r>
+      <w:proofErr w:type="spellEnd"/>
+      <w:r>
+        <w:rPr>
+          <w:bCs/>
+        </w:rPr>
+        <w:t xml:space="preserve"> </w:t>
+      </w:r>
+      <w:proofErr w:type="spellStart"/>
+      <w:r>
+        <w:rPr>
+          <w:bCs/>
+        </w:rPr>
+        <w:t>were</w:t>
+      </w:r>
+      <w:proofErr w:type="spellEnd"/>
+      <w:r>
+        <w:rPr>
+          <w:bCs/>
+        </w:rPr>
+        <w:t xml:space="preserve"> </w:t>
+      </w:r>
+      <w:proofErr w:type="spellStart"/>
+      <w:r>
+        <w:rPr>
+          <w:bCs/>
+        </w:rPr>
+        <w:t>investigated</w:t>
+      </w:r>
+      <w:proofErr w:type="spellEnd"/>
+      <w:r>
+        <w:rPr>
+          <w:bCs/>
+        </w:rPr>
+        <w:t xml:space="preserve">, </w:t>
+      </w:r>
+      <w:proofErr w:type="spellStart"/>
+      <w:r>
+        <w:rPr>
+          <w:bCs/>
+        </w:rPr>
+        <w:t>including</w:t>
+      </w:r>
+      <w:proofErr w:type="spellEnd"/>
+      <w:r>
+        <w:rPr>
+          <w:bCs/>
+        </w:rPr>
+        <w:t xml:space="preserve"> 9th-degree Lagrange </w:t>
+      </w:r>
+      <w:proofErr w:type="spellStart"/>
+      <w:r>
+        <w:rPr>
+          <w:bCs/>
+        </w:rPr>
+        <w:t>interpolation</w:t>
+      </w:r>
+      <w:proofErr w:type="spellEnd"/>
+      <w:r>
+        <w:rPr>
+          <w:bCs/>
+        </w:rPr>
+        <w:t xml:space="preserve"> </w:t>
+      </w:r>
+      <w:proofErr w:type="spellStart"/>
+      <w:r>
+        <w:rPr>
+          <w:bCs/>
+        </w:rPr>
+        <w:t>applied</w:t>
+      </w:r>
+      <w:proofErr w:type="spellEnd"/>
+      <w:r>
+        <w:rPr>
+          <w:bCs/>
+        </w:rPr>
+        <w:t xml:space="preserve"> </w:t>
+      </w:r>
+      <w:proofErr w:type="spellStart"/>
+      <w:r>
+        <w:rPr>
+          <w:bCs/>
+        </w:rPr>
+        <w:t>to</w:t>
+      </w:r>
+      <w:proofErr w:type="spellEnd"/>
+      <w:r>
+        <w:rPr>
+          <w:bCs/>
+        </w:rPr>
+        <w:t xml:space="preserve"> reference </w:t>
+      </w:r>
+      <w:proofErr w:type="spellStart"/>
+      <w:r>
+        <w:rPr>
+          <w:bCs/>
+        </w:rPr>
+        <w:t>coordinates</w:t>
+      </w:r>
+      <w:proofErr w:type="spellEnd"/>
+      <w:r>
+        <w:rPr>
+          <w:bCs/>
+        </w:rPr>
+        <w:t xml:space="preserve">, as </w:t>
+      </w:r>
+      <w:proofErr w:type="spellStart"/>
+      <w:r>
+        <w:rPr>
+          <w:bCs/>
+        </w:rPr>
+        <w:t>well</w:t>
+      </w:r>
+      <w:proofErr w:type="spellEnd"/>
+      <w:r>
+        <w:rPr>
+          <w:bCs/>
+        </w:rPr>
+        <w:t xml:space="preserve"> as </w:t>
+      </w:r>
+      <w:proofErr w:type="spellStart"/>
+      <w:r>
+        <w:rPr>
+          <w:bCs/>
+        </w:rPr>
+        <w:t>machine</w:t>
+      </w:r>
+      <w:proofErr w:type="spellEnd"/>
+      <w:r>
+        <w:rPr>
+          <w:bCs/>
+        </w:rPr>
+        <w:t xml:space="preserve"> </w:t>
+      </w:r>
+      <w:proofErr w:type="spellStart"/>
+      <w:r>
+        <w:rPr>
+          <w:bCs/>
+        </w:rPr>
+        <w:t>learning</w:t>
+      </w:r>
+      <w:proofErr w:type="spellEnd"/>
+      <w:r>
+        <w:rPr>
+          <w:bCs/>
+        </w:rPr>
+        <w:t xml:space="preserve"> </w:t>
+      </w:r>
+      <w:proofErr w:type="spellStart"/>
+      <w:r>
+        <w:rPr>
+          <w:bCs/>
+        </w:rPr>
+        <w:t>methods</w:t>
+      </w:r>
+      <w:proofErr w:type="spellEnd"/>
+      <w:r>
+        <w:rPr>
+          <w:bCs/>
+        </w:rPr>
+        <w:t xml:space="preserve"> (MLP, SVR, KNN, RF) </w:t>
+      </w:r>
+      <w:proofErr w:type="spellStart"/>
+      <w:r>
+        <w:rPr>
+          <w:bCs/>
+        </w:rPr>
+        <w:t>and</w:t>
+      </w:r>
+      <w:proofErr w:type="spellEnd"/>
+      <w:r>
+        <w:rPr>
+          <w:bCs/>
+        </w:rPr>
+        <w:t xml:space="preserve"> </w:t>
+      </w:r>
+      <w:proofErr w:type="spellStart"/>
+      <w:r>
+        <w:rPr>
+          <w:bCs/>
+        </w:rPr>
+        <w:t>the</w:t>
+      </w:r>
+      <w:proofErr w:type="spellEnd"/>
+      <w:r>
+        <w:rPr>
+          <w:bCs/>
+        </w:rPr>
+        <w:t xml:space="preserve"> </w:t>
+      </w:r>
+      <w:r>
+        <w:rPr>
+          <w:bCs/>
         </w:rPr>
         <w:t>EKF</w:t>
       </w:r>
       <w:r>
         <w:rPr>
           <w:bCs/>
-          <w:lang w:val="en-US"/>
-        </w:rPr>
-        <w:t>. The performance of these algorithms was assessed by reconstructing high</w:t>
+        </w:rPr>
+        <w:t>.</w:t>
+      </w:r>
+      <w:r>
+        <w:rPr>
+          <w:bCs/>
+          <w:lang w:val="en-US"/>
+        </w:rPr>
+        <w:t>The performance of these algorithms was assessed by reconstructing high</w:t>
       </w:r>
       <w:r>
         <w:rPr>
@@ -8734,7 +9537,49 @@
           <w:bCs/>
           <w:lang w:val="en-US"/>
         </w:rPr>
-        <w:t>rate 1-s predictions (86,400 epochs per day) from relatively sparse observations sampled at 300-s and 900-s intervals. Increasing the number of trees reduces the ste</w:t>
+        <w:t>rate 1-s</w:t>
+      </w:r>
+      <w:r>
+        <w:rPr>
+          <w:bCs/>
+          <w:lang w:val="en-US"/>
+        </w:rPr>
+        <w:t>econd</w:t>
+      </w:r>
+      <w:r>
+        <w:rPr>
+          <w:bCs/>
+          <w:lang w:val="en-US"/>
+        </w:rPr>
+        <w:t xml:space="preserve"> predictions (86,400 epochs per day) from relatively sparse observations sampled at </w:t>
+      </w:r>
+      <w:r>
+        <w:rPr>
+          <w:bCs/>
+          <w:lang w:val="en-US"/>
+        </w:rPr>
+        <w:t>300 second</w:t>
+      </w:r>
+      <w:r>
+        <w:rPr>
+          <w:bCs/>
+          <w:lang w:val="en-US"/>
+        </w:rPr>
+        <w:t xml:space="preserve"> and </w:t>
+      </w:r>
+      <w:r>
+        <w:rPr>
+          <w:bCs/>
+          <w:lang w:val="en-US"/>
+        </w:rPr>
+        <w:t>900 second</w:t>
+      </w:r>
+      <w:r>
+        <w:rPr>
+          <w:bCs/>
+          <w:lang w:val="en-US"/>
+        </w:rPr>
+        <w:t xml:space="preserve"> intervals. Increasing the number of trees reduces the ste</w:t>
       </w:r>
       <w:r>
         <w:rPr>
@@ -8748,8 +9593,17 @@
           <w:bCs/>
           <w:lang w:val="en-US"/>
         </w:rPr>
-        <w:t>like behavior inherent to decision tree</w:t>
-      </w:r>
+        <w:t xml:space="preserve">like behavior inherent to decision </w:t>
+      </w:r>
+      <w:proofErr w:type="gramStart"/>
+      <w:r>
+        <w:rPr>
+          <w:bCs/>
+          <w:lang w:val="en-US"/>
+        </w:rPr>
+        <w:t>tree</w:t>
+      </w:r>
+      <w:proofErr w:type="gramEnd"/>
       <w:r>
         <w:rPr>
           <w:bCs/>
@@ -8830,12 +9684,35 @@
         </w:rPr>
         <w:t xml:space="preserve"> (Wang et al., 2017). </w:t>
       </w:r>
-      <w:r>
-        <w:rPr>
-          <w:bCs/>
-          <w:lang w:val="en-US"/>
-        </w:rPr>
-        <w:t>the SVR model, the RBF kernel was selected due to the nonlinear and elliptical characteristics of satellite orbital motion. Compared with linear or polynomial kernels, the RBF kernel more effectively models localized temporal variations in orbit trajectories while ensuring smooth transitions between prediction points</w:t>
+      <w:proofErr w:type="gramStart"/>
+      <w:r>
+        <w:rPr>
+          <w:bCs/>
+          <w:lang w:val="en-US"/>
+        </w:rPr>
+        <w:t>the</w:t>
+      </w:r>
+      <w:proofErr w:type="gramEnd"/>
+      <w:r>
+        <w:rPr>
+          <w:bCs/>
+          <w:lang w:val="en-US"/>
+        </w:rPr>
+        <w:t xml:space="preserve"> SVR model, the RBF kernel was selected due to the nonlinear and elliptical characteristics of satellite orbital motion. Compared with linear or polynomial</w:t>
+      </w:r>
+      <w:r>
+        <w:rPr>
+          <w:bCs/>
+          <w:lang w:val="en-US"/>
+        </w:rPr>
+        <w:t xml:space="preserve"> (nonlinear)</w:t>
+      </w:r>
+      <w:r>
+        <w:rPr>
+          <w:bCs/>
+          <w:lang w:val="en-US"/>
+        </w:rPr>
+        <w:t xml:space="preserve"> kernels, the RBF kernel more effectively models localized temporal variations in orbit while ensuring smooth transitions between prediction points</w:t>
       </w:r>
       <w:r>
         <w:rPr>
@@ -8849,7 +9726,21 @@
           <w:bCs/>
           <w:lang w:val="en-US"/>
         </w:rPr>
-        <w:t>, which is essential when reconstructing 1-s coordinates from discretely sampled SP3 epochs. In the KNN regression model, the neighbor parameter (</w:t>
+        <w:t>, which is essential when reconstructing 1-s</w:t>
+      </w:r>
+      <w:r>
+        <w:rPr>
+          <w:bCs/>
+          <w:lang w:val="en-US"/>
+        </w:rPr>
+        <w:t>econd</w:t>
+      </w:r>
+      <w:r>
+        <w:rPr>
+          <w:bCs/>
+          <w:lang w:val="en-US"/>
+        </w:rPr>
+        <w:t xml:space="preserve"> coordinates from discretely sampled SP3 epochs. In the KNN regression model, the neighbor parameter (</w:t>
       </w:r>
       <m:oMath>
         <m:r>
@@ -8865,7 +9756,35 @@
           <w:bCs/>
           <w:lang w:val="en-US"/>
         </w:rPr>
-        <w:t>) was set to 9 to incorporate both preceding and succeeding orbital states of the prediction epoch. This configuration defines an effective temporal window of approximately two hours, enabling the algorithm to capture the local curvature of the trajectory while mitigating short</w:t>
+        <w:t xml:space="preserve">) was set to 9 to incorporate both preceding and succeeding orbital states of the prediction epoch. This configuration defines an effective </w:t>
+      </w:r>
+      <w:r>
+        <w:rPr>
+          <w:bCs/>
+          <w:lang w:val="en-US"/>
+        </w:rPr>
+        <w:t>time interval</w:t>
+      </w:r>
+      <w:r>
+        <w:rPr>
+          <w:bCs/>
+          <w:lang w:val="en-US"/>
+        </w:rPr>
+        <w:t xml:space="preserve"> of approximately two hours, enabling the algorithm to capture the local curvature of the </w:t>
+      </w:r>
+      <w:r>
+        <w:rPr>
+          <w:bCs/>
+          <w:lang w:val="en-US"/>
+        </w:rPr>
+        <w:t>orbit</w:t>
+      </w:r>
+      <w:r>
+        <w:rPr>
+          <w:bCs/>
+          <w:lang w:val="en-US"/>
+        </w:rPr>
+        <w:t xml:space="preserve"> while mitigating short</w:t>
       </w:r>
       <w:r>
         <w:rPr>
@@ -8893,7 +9812,23 @@
           <w:bCs/>
           <w:lang w:val="en-US"/>
         </w:rPr>
-        <w:t>The MLP was constrained to a single hidden layer with 50 neurons to balance model complexity and generalization capability given the limited number of training samples derived from SP3 datasets. Deeper network structures were avoided to reduce the risk of overfitting. Finally, the maximum iteration parameter (</w:t>
+        <w:t xml:space="preserve">The MLP was constrained </w:t>
+      </w:r>
+      <w:proofErr w:type="gramStart"/>
+      <w:r>
+        <w:rPr>
+          <w:bCs/>
+          <w:lang w:val="en-US"/>
+        </w:rPr>
+        <w:t>to</w:t>
+      </w:r>
+      <w:proofErr w:type="gramEnd"/>
+      <w:r>
+        <w:rPr>
+          <w:bCs/>
+          <w:lang w:val="en-US"/>
+        </w:rPr>
+        <w:t xml:space="preserve"> a single hidden layer with 50 neurons to balance model complexity and generalization capability given the limited number of training samples derived from SP3 datasets. Deeper network structures were avoided to reduce the risk of overfitting. Finally, the maximum iteration parameter (</w:t>
       </w:r>
       <m:oMath>
         <m:r>
@@ -8941,7 +9876,23 @@
           <w:bCs/>
           <w:lang w:val="en-US"/>
         </w:rPr>
-        <w:t>Within the applied EKF, the process noise covariance (</w:t>
+        <w:t xml:space="preserve">Within the applied EKF, </w:t>
+      </w:r>
+      <w:proofErr w:type="gramStart"/>
+      <w:r>
+        <w:rPr>
+          <w:bCs/>
+          <w:lang w:val="en-US"/>
+        </w:rPr>
+        <w:t>the process</w:t>
+      </w:r>
+      <w:proofErr w:type="gramEnd"/>
+      <w:r>
+        <w:rPr>
+          <w:bCs/>
+          <w:lang w:val="en-US"/>
+        </w:rPr>
+        <w:t xml:space="preserve"> noise covariance (</w:t>
       </w:r>
       <m:oMath>
         <m:r>
@@ -8973,7 +9924,35 @@
           <w:bCs/>
           <w:lang w:val="en-US"/>
         </w:rPr>
-        <w:t>) matrices were configured according to the physical characteristics of satellite orbit. Considering that SP3 precise orbit ephemerides provide millimeter-to-centimeter level positional accuracy, the measurement noise variance was assigned a very small value (</w:t>
+        <w:t>) matrices were configured according to the physical characteristics of satellite orbit. Considering that SP3 precise orbit ephemerides provide millimeter</w:t>
+      </w:r>
+      <w:r>
+        <w:rPr>
+          <w:bCs/>
+          <w:lang w:val="en-US"/>
+        </w:rPr>
+        <w:t xml:space="preserve"> </w:t>
+      </w:r>
+      <w:r>
+        <w:rPr>
+          <w:bCs/>
+          <w:lang w:val="en-US"/>
+        </w:rPr>
+        <w:t>to</w:t>
+      </w:r>
+      <w:r>
+        <w:rPr>
+          <w:bCs/>
+          <w:lang w:val="en-US"/>
+        </w:rPr>
+        <w:t xml:space="preserve"> </w:t>
+      </w:r>
+      <w:r>
+        <w:rPr>
+          <w:bCs/>
+          <w:lang w:val="en-US"/>
+        </w:rPr>
+        <w:t>centimeter level positional accuracy, the measurement noise variance was assigned a very small value (</w:t>
       </w:r>
       <m:oMath>
         <m:sSup>
@@ -9027,7 +10006,15 @@
           <w:bCs/>
           <w:lang w:val="en-US"/>
         </w:rPr>
-        <w:t>m²), ensuring that observation updates dominate the filter corrections relative to the model</w:t>
+        <w:t xml:space="preserve">m²), ensuring that observation updates dominate the filter corrections relative to the </w:t>
+      </w:r>
+      <w:proofErr w:type="gramStart"/>
+      <w:r>
+        <w:rPr>
+          <w:bCs/>
+          <w:lang w:val="en-US"/>
+        </w:rPr>
+        <w:t>model</w:t>
       </w:r>
       <w:r>
         <w:rPr>
@@ -9041,7 +10028,15 @@
           <w:bCs/>
           <w:lang w:val="en-US"/>
         </w:rPr>
-        <w:t>based predictions. The process noise parameterization was designed to represent unmodeled accelerations not explicitly included in the simplified dynamic model. Since th</w:t>
+        <w:t>based</w:t>
+      </w:r>
+      <w:proofErr w:type="gramEnd"/>
+      <w:r>
+        <w:rPr>
+          <w:bCs/>
+          <w:lang w:val="en-US"/>
+        </w:rPr>
+        <w:t xml:space="preserve"> predictions. The process noise parameterization was designed to represent unmodeled accelerations not explicitly included in the simplified dynamic model. Since th</w:t>
       </w:r>
       <w:r>
         <w:rPr>
@@ -9219,7 +10214,35 @@
           <w:bCs/>
           <w:lang w:val="en-US"/>
         </w:rPr>
-        <w:t>), enabling the filter to adapt naturally to varying epoch differences. Consequently, when observation intervals change between 300 s and 900 s, the accumulated uncertainty caused by unmodeled perturbations is proportionally reflected in the covariance propagation, ensuring filter stability and consistent estimation performance without requiring manual hyperparameter adjustments.</w:t>
+        <w:t>), enabling the filter to adapt naturally to varying epoch differences. Consequently, when observation intervals change between 300 s</w:t>
+      </w:r>
+      <w:r>
+        <w:rPr>
+          <w:bCs/>
+          <w:lang w:val="en-US"/>
+        </w:rPr>
+        <w:t>econd</w:t>
+      </w:r>
+      <w:r>
+        <w:rPr>
+          <w:bCs/>
+          <w:lang w:val="en-US"/>
+        </w:rPr>
+        <w:t xml:space="preserve"> and 900 s</w:t>
+      </w:r>
+      <w:r>
+        <w:rPr>
+          <w:bCs/>
+          <w:lang w:val="en-US"/>
+        </w:rPr>
+        <w:t>econd</w:t>
+      </w:r>
+      <w:r>
+        <w:rPr>
+          <w:bCs/>
+          <w:lang w:val="en-US"/>
+        </w:rPr>
+        <w:t>, the accumulated uncertainty caused by unmodeled perturbations is proportionally reflected in the covariance propagation, ensuring filter stability and consistent estimation performance without requiring manual hyperparameter adjustments.</w:t>
       </w:r>
     </w:p>
     <w:p>
@@ -9234,7 +10257,15 @@
           <w:bCs/>
           <w:lang w:val="en-US"/>
         </w:rPr>
-        <w:t>For the Lagrange Interpolation, which serves as a traditional mathematical reference model block, the polynomial degree was set to 9 via a 10-observation window point scheme. In the context of satellite positioning studies and adherence to International GNSS Service (IGS) standards, formulating the orbital arcs using 9th-degree Lagrange polynomials is broadly accepted as an empirical rule of thumb in the literature. This specific degree provides high precision orbit, deliberately mitigating the numerical instability limits intrinsically triggered by higher</w:t>
+        <w:t xml:space="preserve">For the Lagrange Interpolation, which serves as a traditional mathematical reference model, the polynomial degree was set to 9 via a </w:t>
+      </w:r>
+      <w:proofErr w:type="gramStart"/>
+      <w:r>
+        <w:rPr>
+          <w:bCs/>
+          <w:lang w:val="en-US"/>
+        </w:rPr>
+        <w:t>10</w:t>
       </w:r>
       <w:r>
         <w:rPr>
@@ -9248,7 +10279,64 @@
           <w:bCs/>
           <w:lang w:val="en-US"/>
         </w:rPr>
-        <w:t>degree polynomials at the boundaries of the interpolation interval.</w:t>
+        <w:t>observation</w:t>
+      </w:r>
+      <w:proofErr w:type="gramEnd"/>
+      <w:r>
+        <w:rPr>
+          <w:bCs/>
+          <w:lang w:val="en-US"/>
+        </w:rPr>
+        <w:t xml:space="preserve"> point. In the context of satellite positioning studies and adherence to International GNSS Service (IGS) standards, formulating the </w:t>
+      </w:r>
+      <w:r>
+        <w:rPr>
+          <w:bCs/>
+          <w:lang w:val="en-US"/>
+        </w:rPr>
+        <w:t>orbit</w:t>
+      </w:r>
+      <w:r>
+        <w:rPr>
+          <w:bCs/>
+          <w:lang w:val="en-US"/>
+        </w:rPr>
+        <w:t xml:space="preserve"> using 9th-degree Lagrange polynomials is broadly accepted as an empirical rule of thumb in the literature</w:t>
+      </w:r>
+      <w:r>
+        <w:rPr>
+          <w:bCs/>
+          <w:lang w:val="en-US"/>
+        </w:rPr>
+        <w:t xml:space="preserve"> </w:t>
+      </w:r>
+      <w:r>
+        <w:rPr>
+          <w:bCs/>
+          <w:lang w:val="en-US"/>
+        </w:rPr>
+        <w:t>(Wang et al., 201</w:t>
+      </w:r>
+      <w:r>
+        <w:rPr>
+          <w:bCs/>
+          <w:lang w:val="en-US"/>
+        </w:rPr>
+        <w:t>8</w:t>
+      </w:r>
+      <w:r>
+        <w:rPr>
+          <w:bCs/>
+          <w:lang w:val="en-US"/>
+        </w:rPr>
+        <w:t>)</w:t>
+      </w:r>
+      <w:r>
+        <w:rPr>
+          <w:bCs/>
+          <w:lang w:val="en-US"/>
+        </w:rPr>
+        <w:t>.</w:t>
       </w:r>
     </w:p>
     <w:p>
@@ -9264,20 +10352,62 @@
           <w:lang w:val="en-US"/>
         </w:rPr>
         <w:lastRenderedPageBreak/>
-        <w:t xml:space="preserve">To objectively evaluate the interpolation and prediction performance of the applied models on real satellite orbit data, a </w:t>
-      </w:r>
-      <w:r>
-        <w:rPr>
-          <w:lang w:val="en-US"/>
-        </w:rPr>
-        <w:t>Leave-One-Out Cross-Validation (LOO-CV) strategy was adopted. This approach was selected because it maximizes the utilization of available observations while providing an unbiased estimate of the model’s generalization capability for each individual epoch, which is particularly beneficial for time-series prediction problems with limited training samples (Hastie et al., 2009). Within this framework, each epoch in the time series was sequentially removed from the dataset, and the models were trained using the remaining neighboring epochs. The trained models were then required to estimate the satellite position at the intentionally removed epoch, thereby creating a controlled temporal gap and enabling the evaluation of the model’s capability to reconstruct missing orbital states. The predicted satellite coordinates were subsequently compared with the corresponding reference SP3 precise orbit positions, which were considered as the ground truth. To quantitatively characterize the magnitude of spatial deviations between predicted and reference coordinates, three main performance metrics were employed. First, the 3D Root Mean Square Error (3D RMSE) was calculated to represent the overall positioning accuracy of the reconstructed satellite coordinates</w:t>
-      </w:r>
-      <w:r>
-        <w:rPr>
-          <w:bCs/>
-          <w:lang w:val="en-US"/>
-        </w:rPr>
-        <w:t xml:space="preserve">. The three-dimensional position error is defined as seen Eq </w:t>
+        <w:t xml:space="preserve">To objectively evaluate the interpolation and prediction performance of the applied models on real satellite orbit, a </w:t>
+      </w:r>
+      <w:r>
+        <w:rPr>
+          <w:lang w:val="en-US"/>
+        </w:rPr>
+        <w:t>Leave-One-Out Cross-Validation (LOO-CV) strategy was adopted. This approach was selected because it maximizes the utilization of available observations while providing an unbiased estimate of the model’s generalization capability for each individual epoch, which is particularly beneficial for time</w:t>
+      </w:r>
+      <w:r>
+        <w:rPr>
+          <w:lang w:val="en-US"/>
+        </w:rPr>
+        <w:t xml:space="preserve"> </w:t>
+      </w:r>
+      <w:r>
+        <w:rPr>
+          <w:lang w:val="en-US"/>
+        </w:rPr>
+        <w:t>series prediction problems with limited training samples (Hastie et al., 2009). Within this framework, each epoch in the time series was sequentially removed from the dataset, and the models were trained using the remaining neighboring epochs. The trained models were then required to estimate the satellite position at removed epoch, thereby creating a controlled temporal gap and enabling the evaluation of the model’s capability to reconstruct missing orbital states. The predicted satellite coordinates were subsequently compared with the corresponding reference SP3 precise orbit positions, which were considered as the ground truth. To quantitatively characterize the magnitude of spatial deviations between predicted and reference coordinates, three main performance metrics were employed. First, the 3D Root Mean Square Error (3D RMSE) was calculated to represent the overall positioning accuracy of the reconstructed satellite coordinates</w:t>
+      </w:r>
+      <w:r>
+        <w:rPr>
+          <w:bCs/>
+          <w:lang w:val="en-US"/>
+        </w:rPr>
+        <w:t xml:space="preserve">. The </w:t>
+      </w:r>
+      <w:proofErr w:type="gramStart"/>
+      <w:r>
+        <w:rPr>
+          <w:bCs/>
+          <w:lang w:val="en-US"/>
+        </w:rPr>
+        <w:t>three</w:t>
+      </w:r>
+      <w:r>
+        <w:rPr>
+          <w:bCs/>
+          <w:lang w:val="en-US"/>
+        </w:rPr>
+        <w:t xml:space="preserve"> </w:t>
+      </w:r>
+      <w:r>
+        <w:rPr>
+          <w:bCs/>
+          <w:lang w:val="en-US"/>
+        </w:rPr>
+        <w:t>dimensional</w:t>
+      </w:r>
+      <w:proofErr w:type="gramEnd"/>
+      <w:r>
+        <w:rPr>
+          <w:bCs/>
+          <w:lang w:val="en-US"/>
+        </w:rPr>
+        <w:t xml:space="preserve"> position error is defined as seen Eq </w:t>
       </w:r>
       <w:r>
         <w:rPr>
@@ -9751,13 +10881,6 @@
     <w:p>
       <w:pPr>
         <w:rPr>
-          <w:lang w:val="en-US"/>
-        </w:rPr>
-      </w:pPr>
-    </w:p>
-    <w:p>
-      <w:pPr>
-        <w:rPr>
           <w:bCs/>
           <w:lang w:val="en-US"/>
         </w:rPr>
@@ -10303,14 +11426,14 @@
         <w:rPr>
           <w:b w:val="0"/>
           <w:bCs/>
-          <w:lang w:val="en-US"/>
+          <w:lang w:val="fr-FR"/>
         </w:rPr>
       </w:pPr>
       <w:r>
         <w:rPr>
           <w:b w:val="0"/>
           <w:bCs/>
-          <w:lang w:val="en-US"/>
+          <w:lang w:val="fr-FR"/>
         </w:rPr>
         <w:t>Result</w:t>
       </w:r>
@@ -10319,41 +11442,506 @@
       <w:pPr>
         <w:rPr>
           <w:bCs/>
-          <w:lang w:val="en-US"/>
+          <w:color w:val="EE0000"/>
+          <w:lang w:val="fr-FR"/>
+        </w:rPr>
+      </w:pPr>
+      <w:proofErr w:type="spellStart"/>
+      <w:r>
+        <w:rPr>
+          <w:bCs/>
+          <w:color w:val="EE0000"/>
+          <w:lang w:val="fr-FR"/>
+        </w:rPr>
+        <w:t>Karşılaştırma</w:t>
+      </w:r>
+      <w:proofErr w:type="spellEnd"/>
+      <w:r>
+        <w:rPr>
+          <w:bCs/>
+          <w:color w:val="EE0000"/>
+          <w:lang w:val="fr-FR"/>
+        </w:rPr>
+        <w:t xml:space="preserve"> </w:t>
+      </w:r>
+    </w:p>
+    <w:p>
+      <w:pPr>
+        <w:pStyle w:val="ListeParagraf"/>
+        <w:numPr>
+          <w:ilvl w:val="0"/>
+          <w:numId w:val="2"/>
+        </w:numPr>
+        <w:rPr>
+          <w:bCs/>
+          <w:color w:val="EE0000"/>
+          <w:lang w:val="fr-FR"/>
+        </w:rPr>
+      </w:pPr>
+      <w:r>
+        <w:rPr>
+          <w:bCs/>
+          <w:color w:val="EE0000"/>
+          <w:lang w:val="fr-FR"/>
+        </w:rPr>
+        <w:t xml:space="preserve">Lagrange İnterpolation referens </w:t>
+      </w:r>
+      <w:proofErr w:type="spellStart"/>
+      <w:r>
+        <w:rPr>
+          <w:bCs/>
+          <w:color w:val="EE0000"/>
+          <w:lang w:val="fr-FR"/>
+        </w:rPr>
+        <w:t>kabul</w:t>
+      </w:r>
+      <w:proofErr w:type="spellEnd"/>
+      <w:r>
+        <w:rPr>
+          <w:bCs/>
+          <w:color w:val="EE0000"/>
+          <w:lang w:val="fr-FR"/>
+        </w:rPr>
+        <w:t xml:space="preserve"> </w:t>
+      </w:r>
+      <w:proofErr w:type="spellStart"/>
+      <w:r>
+        <w:rPr>
+          <w:bCs/>
+          <w:color w:val="EE0000"/>
+          <w:lang w:val="fr-FR"/>
+        </w:rPr>
+        <w:t>edilerek</w:t>
+      </w:r>
+      <w:proofErr w:type="spellEnd"/>
+      <w:r>
+        <w:rPr>
+          <w:bCs/>
+          <w:color w:val="EE0000"/>
+          <w:lang w:val="fr-FR"/>
+        </w:rPr>
+        <w:t xml:space="preserve"> ML </w:t>
+      </w:r>
+      <w:proofErr w:type="spellStart"/>
+      <w:r>
+        <w:rPr>
+          <w:bCs/>
+          <w:color w:val="EE0000"/>
+          <w:lang w:val="fr-FR"/>
+        </w:rPr>
+        <w:t>ve</w:t>
+      </w:r>
+      <w:proofErr w:type="spellEnd"/>
+      <w:r>
+        <w:rPr>
+          <w:bCs/>
+          <w:color w:val="EE0000"/>
+          <w:lang w:val="fr-FR"/>
+        </w:rPr>
+        <w:t xml:space="preserve"> EKF </w:t>
+      </w:r>
+      <w:proofErr w:type="spellStart"/>
+      <w:r>
+        <w:rPr>
+          <w:bCs/>
+          <w:color w:val="EE0000"/>
+          <w:lang w:val="fr-FR"/>
+        </w:rPr>
+        <w:t>kestirimleri</w:t>
+      </w:r>
+      <w:proofErr w:type="spellEnd"/>
+      <w:r>
+        <w:rPr>
+          <w:bCs/>
+          <w:color w:val="EE0000"/>
+          <w:lang w:val="fr-FR"/>
+        </w:rPr>
+        <w:t xml:space="preserve"> </w:t>
+      </w:r>
+      <w:proofErr w:type="spellStart"/>
+      <w:r>
+        <w:rPr>
+          <w:bCs/>
+          <w:color w:val="EE0000"/>
+          <w:lang w:val="fr-FR"/>
+        </w:rPr>
+        <w:t>karşılaşt</w:t>
+      </w:r>
+      <w:r>
+        <w:rPr>
+          <w:bCs/>
+          <w:color w:val="EE0000"/>
+          <w:lang w:val="fr-FR"/>
+        </w:rPr>
+        <w:t>ırıldı</w:t>
+      </w:r>
+      <w:proofErr w:type="spellEnd"/>
+    </w:p>
+    <w:p>
+      <w:pPr>
+        <w:pStyle w:val="ListeParagraf"/>
+        <w:numPr>
+          <w:ilvl w:val="0"/>
+          <w:numId w:val="3"/>
+        </w:numPr>
+        <w:rPr>
+          <w:bCs/>
+          <w:color w:val="EE0000"/>
+          <w:lang w:val="fr-FR"/>
+        </w:rPr>
+      </w:pPr>
+      <w:r>
+        <w:rPr>
+          <w:bCs/>
+          <w:color w:val="EE0000"/>
+          <w:lang w:val="fr-FR"/>
+        </w:rPr>
+        <w:t xml:space="preserve">Bu </w:t>
+      </w:r>
+      <w:proofErr w:type="spellStart"/>
+      <w:r>
+        <w:rPr>
+          <w:bCs/>
+          <w:color w:val="EE0000"/>
+          <w:lang w:val="fr-FR"/>
+        </w:rPr>
+        <w:t>karşılaştırma</w:t>
+      </w:r>
+      <w:proofErr w:type="spellEnd"/>
+      <w:r>
+        <w:rPr>
+          <w:bCs/>
+          <w:color w:val="EE0000"/>
+          <w:lang w:val="fr-FR"/>
+        </w:rPr>
+        <w:t xml:space="preserve"> </w:t>
+      </w:r>
+      <w:r>
+        <w:rPr>
+          <w:bCs/>
+          <w:color w:val="EE0000"/>
+          <w:lang w:val="fr-FR"/>
+        </w:rPr>
+        <w:t xml:space="preserve">5dk’lık </w:t>
+      </w:r>
+      <w:proofErr w:type="spellStart"/>
+      <w:r>
+        <w:rPr>
+          <w:bCs/>
+          <w:color w:val="EE0000"/>
+          <w:lang w:val="fr-FR"/>
+        </w:rPr>
+        <w:t>interval</w:t>
+      </w:r>
+      <w:proofErr w:type="spellEnd"/>
+      <w:r>
+        <w:rPr>
+          <w:bCs/>
+          <w:color w:val="EE0000"/>
+          <w:lang w:val="fr-FR"/>
+        </w:rPr>
+        <w:t xml:space="preserve"> </w:t>
+      </w:r>
+      <w:proofErr w:type="spellStart"/>
+      <w:r>
+        <w:rPr>
+          <w:bCs/>
+          <w:color w:val="EE0000"/>
+          <w:lang w:val="fr-FR"/>
+        </w:rPr>
+        <w:t>aralığı</w:t>
+      </w:r>
+      <w:proofErr w:type="spellEnd"/>
+      <w:r>
+        <w:rPr>
+          <w:bCs/>
+          <w:color w:val="EE0000"/>
+          <w:lang w:val="fr-FR"/>
+        </w:rPr>
+        <w:t xml:space="preserve"> </w:t>
+      </w:r>
+      <w:proofErr w:type="spellStart"/>
+      <w:r>
+        <w:rPr>
+          <w:bCs/>
+          <w:color w:val="EE0000"/>
+          <w:lang w:val="fr-FR"/>
+        </w:rPr>
+        <w:t>ve</w:t>
+      </w:r>
+      <w:proofErr w:type="spellEnd"/>
+      <w:r>
+        <w:rPr>
+          <w:bCs/>
+          <w:color w:val="EE0000"/>
+          <w:lang w:val="fr-FR"/>
+        </w:rPr>
+        <w:t xml:space="preserve"> 15</w:t>
+      </w:r>
+      <w:r>
+        <w:rPr>
+          <w:bCs/>
+          <w:color w:val="EE0000"/>
+          <w:lang w:val="fr-FR"/>
+        </w:rPr>
+        <w:t xml:space="preserve">dk’lık </w:t>
+      </w:r>
+      <w:proofErr w:type="spellStart"/>
+      <w:r>
+        <w:rPr>
+          <w:bCs/>
+          <w:color w:val="EE0000"/>
+          <w:lang w:val="fr-FR"/>
+        </w:rPr>
+        <w:t>interval</w:t>
+      </w:r>
+      <w:proofErr w:type="spellEnd"/>
+      <w:r>
+        <w:rPr>
+          <w:bCs/>
+          <w:color w:val="EE0000"/>
+          <w:lang w:val="fr-FR"/>
+        </w:rPr>
+        <w:t xml:space="preserve"> </w:t>
+      </w:r>
+      <w:proofErr w:type="spellStart"/>
+      <w:r>
+        <w:rPr>
+          <w:bCs/>
+          <w:color w:val="EE0000"/>
+          <w:lang w:val="fr-FR"/>
+        </w:rPr>
+        <w:t>aralıkları</w:t>
+      </w:r>
+      <w:proofErr w:type="spellEnd"/>
+      <w:r>
+        <w:rPr>
+          <w:bCs/>
+          <w:color w:val="EE0000"/>
+          <w:lang w:val="fr-FR"/>
+        </w:rPr>
+        <w:t xml:space="preserve"> </w:t>
+      </w:r>
+      <w:proofErr w:type="spellStart"/>
+      <w:r>
+        <w:rPr>
+          <w:bCs/>
+          <w:color w:val="EE0000"/>
+          <w:lang w:val="fr-FR"/>
+        </w:rPr>
+        <w:t>üzerinden</w:t>
+      </w:r>
+      <w:proofErr w:type="spellEnd"/>
+      <w:r>
+        <w:rPr>
+          <w:bCs/>
+          <w:color w:val="EE0000"/>
+          <w:lang w:val="fr-FR"/>
+        </w:rPr>
+        <w:t xml:space="preserve"> test </w:t>
+      </w:r>
+      <w:proofErr w:type="spellStart"/>
+      <w:r>
+        <w:rPr>
+          <w:bCs/>
+          <w:color w:val="EE0000"/>
+          <w:lang w:val="fr-FR"/>
+        </w:rPr>
+        <w:t>edildi</w:t>
+      </w:r>
+      <w:proofErr w:type="spellEnd"/>
+      <w:r>
+        <w:rPr>
+          <w:bCs/>
+          <w:color w:val="EE0000"/>
+          <w:lang w:val="fr-FR"/>
+        </w:rPr>
+        <w:t xml:space="preserve"> (Yani EKF (</w:t>
+      </w:r>
+      <w:proofErr w:type="spellStart"/>
+      <w:r>
+        <w:rPr>
+          <w:bCs/>
+          <w:color w:val="EE0000"/>
+          <w:lang w:val="fr-FR"/>
+        </w:rPr>
+        <w:t>ya</w:t>
+      </w:r>
+      <w:proofErr w:type="spellEnd"/>
+      <w:r>
+        <w:rPr>
+          <w:bCs/>
+          <w:color w:val="EE0000"/>
+          <w:lang w:val="fr-FR"/>
+        </w:rPr>
+        <w:t xml:space="preserve"> da </w:t>
+      </w:r>
+      <w:proofErr w:type="spellStart"/>
+      <w:r>
+        <w:rPr>
+          <w:bCs/>
+          <w:color w:val="EE0000"/>
+          <w:lang w:val="fr-FR"/>
+        </w:rPr>
+        <w:t>diğer</w:t>
+      </w:r>
+      <w:proofErr w:type="spellEnd"/>
+      <w:r>
+        <w:rPr>
+          <w:bCs/>
+          <w:color w:val="EE0000"/>
+          <w:lang w:val="fr-FR"/>
+        </w:rPr>
+        <w:t xml:space="preserve"> ML) 5 </w:t>
+      </w:r>
+      <w:proofErr w:type="spellStart"/>
+      <w:r>
+        <w:rPr>
+          <w:bCs/>
+          <w:color w:val="EE0000"/>
+          <w:lang w:val="fr-FR"/>
+        </w:rPr>
+        <w:t>dk</w:t>
+      </w:r>
+      <w:proofErr w:type="spellEnd"/>
+      <w:r>
+        <w:rPr>
+          <w:bCs/>
+          <w:color w:val="EE0000"/>
+          <w:lang w:val="fr-FR"/>
+        </w:rPr>
+        <w:t xml:space="preserve"> da Lagrange ne </w:t>
+      </w:r>
+      <w:proofErr w:type="spellStart"/>
+      <w:r>
+        <w:rPr>
+          <w:bCs/>
+          <w:color w:val="EE0000"/>
+          <w:lang w:val="fr-FR"/>
+        </w:rPr>
+        <w:t>kadar</w:t>
+      </w:r>
+      <w:proofErr w:type="spellEnd"/>
+      <w:r>
+        <w:rPr>
+          <w:bCs/>
+          <w:color w:val="EE0000"/>
+          <w:lang w:val="fr-FR"/>
+        </w:rPr>
+        <w:t xml:space="preserve"> </w:t>
+      </w:r>
+      <w:proofErr w:type="spellStart"/>
+      <w:r>
+        <w:rPr>
+          <w:bCs/>
+          <w:color w:val="EE0000"/>
+          <w:lang w:val="fr-FR"/>
+        </w:rPr>
+        <w:t>yaklaşıyor</w:t>
+      </w:r>
+      <w:proofErr w:type="spellEnd"/>
+      <w:r>
+        <w:rPr>
+          <w:bCs/>
+          <w:color w:val="EE0000"/>
+          <w:lang w:val="fr-FR"/>
+        </w:rPr>
+        <w:t xml:space="preserve">, 15 </w:t>
+      </w:r>
+      <w:proofErr w:type="spellStart"/>
+      <w:r>
+        <w:rPr>
+          <w:bCs/>
+          <w:color w:val="EE0000"/>
+          <w:lang w:val="fr-FR"/>
+        </w:rPr>
+        <w:t>dk</w:t>
+      </w:r>
+      <w:proofErr w:type="spellEnd"/>
+      <w:r>
+        <w:rPr>
+          <w:bCs/>
+          <w:color w:val="EE0000"/>
+          <w:lang w:val="fr-FR"/>
+        </w:rPr>
+        <w:t xml:space="preserve"> da Lagrange ne </w:t>
+      </w:r>
+      <w:proofErr w:type="spellStart"/>
+      <w:r>
+        <w:rPr>
+          <w:bCs/>
+          <w:color w:val="EE0000"/>
+          <w:lang w:val="fr-FR"/>
+        </w:rPr>
+        <w:t>kadar</w:t>
+      </w:r>
+      <w:proofErr w:type="spellEnd"/>
+      <w:r>
+        <w:rPr>
+          <w:bCs/>
+          <w:color w:val="EE0000"/>
+          <w:lang w:val="fr-FR"/>
+        </w:rPr>
+        <w:t xml:space="preserve"> </w:t>
+      </w:r>
+      <w:proofErr w:type="spellStart"/>
+      <w:r>
+        <w:rPr>
+          <w:bCs/>
+          <w:color w:val="EE0000"/>
+          <w:lang w:val="fr-FR"/>
+        </w:rPr>
+        <w:t>yaklaşıyor</w:t>
+      </w:r>
+      <w:proofErr w:type="spellEnd"/>
+      <w:r>
+        <w:rPr>
+          <w:bCs/>
+          <w:color w:val="EE0000"/>
+          <w:lang w:val="fr-FR"/>
+        </w:rPr>
+        <w:t>)</w:t>
+      </w:r>
+      <w:r>
+        <w:rPr>
+          <w:bCs/>
+          <w:color w:val="EE0000"/>
+          <w:lang w:val="fr-FR"/>
+        </w:rPr>
+        <w:t xml:space="preserve"> </w:t>
+      </w:r>
+    </w:p>
+    <w:p>
+      <w:pPr>
+        <w:pStyle w:val="Balk2"/>
+        <w:rPr>
+          <w:b w:val="0"/>
+          <w:bCs/>
+          <w:lang w:val="fr-FR"/>
+        </w:rPr>
+      </w:pPr>
+      <w:r>
+        <w:rPr>
+          <w:b w:val="0"/>
+          <w:bCs/>
+          <w:lang w:val="fr-FR"/>
+        </w:rPr>
+        <w:t>Conclusion</w:t>
+      </w:r>
+    </w:p>
+    <w:p>
+      <w:pPr>
+        <w:rPr>
+          <w:bCs/>
+          <w:lang w:val="fr-FR"/>
         </w:rPr>
       </w:pPr>
     </w:p>
     <w:p>
       <w:pPr>
-        <w:pStyle w:val="Balk2"/>
-        <w:rPr>
-          <w:b w:val="0"/>
-          <w:bCs/>
-          <w:lang w:val="en-US"/>
-        </w:rPr>
-      </w:pPr>
-      <w:r>
-        <w:rPr>
-          <w:b w:val="0"/>
-          <w:bCs/>
-          <w:lang w:val="en-US"/>
-        </w:rPr>
-        <w:t>Conclusion</w:t>
-      </w:r>
-    </w:p>
-    <w:p>
-      <w:pPr>
-        <w:rPr>
-          <w:bCs/>
-          <w:lang w:val="en-US"/>
-        </w:rPr>
-      </w:pPr>
-    </w:p>
-    <w:p>
-      <w:pPr>
-        <w:rPr>
-          <w:bCs/>
-          <w:lang w:val="en-US"/>
+        <w:rPr>
+          <w:bCs/>
+          <w:lang w:val="fr-FR"/>
         </w:rPr>
       </w:pPr>
     </w:p>
@@ -10365,13 +11953,13 @@
         <w:spacing w:before="2160"/>
         <w:rPr>
           <w:bCs/>
-          <w:lang w:val="en-US"/>
+          <w:lang w:val="fr-FR"/>
         </w:rPr>
       </w:pPr>
       <w:r>
         <w:rPr>
           <w:bCs/>
-          <w:lang w:val="en-US"/>
+          <w:lang w:val="fr-FR"/>
         </w:rPr>
         <w:t xml:space="preserve"> </w:t>
       </w:r>
@@ -10383,17 +11971,19 @@
         <w:rPr>
           <w:b w:val="0"/>
           <w:bCs/>
-          <w:lang w:val="en-US"/>
+          <w:lang w:val="fr-FR"/>
         </w:rPr>
       </w:pPr>
+      <w:proofErr w:type="spellStart"/>
       <w:r>
         <w:rPr>
           <w:b w:val="0"/>
           <w:bCs/>
-          <w:lang w:val="en-US"/>
+          <w:lang w:val="fr-FR"/>
         </w:rPr>
         <w:t>References</w:t>
       </w:r>
+      <w:proofErr w:type="spellEnd"/>
     </w:p>
     <w:p>
       <w:pPr>
@@ -10402,17 +11992,24 @@
         <w:jc w:val="both"/>
         <w:rPr>
           <w:bCs/>
-          <w:lang w:val="en-US"/>
         </w:rPr>
       </w:pPr>
       <w:bookmarkStart w:id="3" w:name="a78712485ed5f0813d3caba14f8273a3"/>
       <w:r>
         <w:rPr>
           <w:bCs/>
-          <w:lang w:val="en-US"/>
-        </w:rPr>
-        <w:t>Albuquerque, P. K. de, Kuroswiski, A. R., Wu, A. S., Santos, W. G. dos, &amp; Costa, P. (2025). Orbit Determination through Cosmic Microwave Background Radiation. </w:t>
-      </w:r>
+          <w:lang w:val="fr-FR"/>
+        </w:rPr>
+        <w:t xml:space="preserve">Albuquerque, P. K. de, Kuroswiski, A. R., Wu, A. S., Santos, W. G. dos, &amp; Costa, P. (2025). </w:t>
+      </w:r>
+      <w:r>
+        <w:rPr>
+          <w:bCs/>
+          <w:lang w:val="en-US"/>
+        </w:rPr>
+        <w:t>Orbit Determination through Cosmic Microwave Background Radiation. </w:t>
+      </w:r>
+      <w:proofErr w:type="spellStart"/>
       <w:r>
         <w:rPr>
           <w:bCs/>
@@ -10420,7 +12017,17 @@
           <w:iCs/>
           <w:lang w:val="en-US"/>
         </w:rPr>
-        <w:t>arXiv (Cornell University)</w:t>
+        <w:t>arXiv</w:t>
+      </w:r>
+      <w:proofErr w:type="spellEnd"/>
+      <w:r>
+        <w:rPr>
+          <w:bCs/>
+          <w:i/>
+          <w:iCs/>
+          <w:lang w:val="en-US"/>
+        </w:rPr>
+        <w:t xml:space="preserve"> (Cornell University)</w:t>
       </w:r>
       <w:r>
         <w:rPr>
@@ -10434,7 +12041,6 @@
           <w:rPr>
             <w:rStyle w:val="Kpr"/>
             <w:bCs/>
-            <w:lang w:val="en-US"/>
           </w:rPr>
           <w:t>https://doi.org/10.48550/arxiv.2504.02196</w:t>
         </w:r>
@@ -10447,14 +12053,13 @@
         <w:jc w:val="both"/>
         <w:rPr>
           <w:bCs/>
-          <w:lang w:val="en-US"/>
         </w:rPr>
       </w:pPr>
       <w:r>
         <w:rPr>
           <w:bCs/>
-          <w:lang w:val="en-US"/>
-        </w:rPr>
+        </w:rPr>
+        <w:lastRenderedPageBreak/>
         <w:t>Alkan, R. M., &amp; Kalkan, Y. (2011). Hassas Nokta Konumlama Tekniğinin Hidrografik Ölçmelerde Kullanılabilirliği. </w:t>
       </w:r>
       <w:r>
@@ -10462,30 +12067,44 @@
           <w:bCs/>
           <w:i/>
           <w:iCs/>
-          <w:lang w:val="en-US"/>
-        </w:rPr>
-        <w:t>Jeodezi ve Jeoinformasyon Dergisi</w:t>
-      </w:r>
-      <w:r>
-        <w:rPr>
-          <w:bCs/>
-          <w:lang w:val="en-US"/>
-        </w:rPr>
-        <w:t>, </w:t>
-      </w:r>
+        </w:rPr>
+        <w:t xml:space="preserve">Jeodezi ve </w:t>
+      </w:r>
+      <w:proofErr w:type="spellStart"/>
       <w:r>
         <w:rPr>
           <w:bCs/>
           <w:i/>
           <w:iCs/>
-          <w:lang w:val="en-US"/>
+        </w:rPr>
+        <w:t>Jeoinformasyon</w:t>
+      </w:r>
+      <w:proofErr w:type="spellEnd"/>
+      <w:r>
+        <w:rPr>
+          <w:bCs/>
+          <w:i/>
+          <w:iCs/>
+        </w:rPr>
+        <w:t xml:space="preserve"> Dergisi</w:t>
+      </w:r>
+      <w:r>
+        <w:rPr>
+          <w:bCs/>
+        </w:rPr>
+        <w:t>, </w:t>
+      </w:r>
+      <w:r>
+        <w:rPr>
+          <w:bCs/>
+          <w:i/>
+          <w:iCs/>
         </w:rPr>
         <w:t>104.2</w:t>
       </w:r>
       <w:r>
         <w:rPr>
           <w:bCs/>
-          <w:lang w:val="en-US"/>
         </w:rPr>
         <w:t>, 100-106. </w:t>
       </w:r>
@@ -10494,7 +12113,6 @@
           <w:rPr>
             <w:rStyle w:val="Kpr"/>
             <w:bCs/>
-            <w:lang w:val="en-US"/>
           </w:rPr>
           <w:t>https://izlik.org/JA77GC34CM</w:t>
         </w:r>
@@ -10502,7 +12120,6 @@
       <w:r>
         <w:rPr>
           <w:bCs/>
-          <w:lang w:val="en-US"/>
         </w:rPr>
         <w:t xml:space="preserve">  </w:t>
       </w:r>
@@ -10522,10 +12139,29 @@
       <w:r>
         <w:rPr>
           <w:bCs/>
-          <w:lang w:val="en-US"/>
-        </w:rPr>
-        <w:lastRenderedPageBreak/>
-        <w:t xml:space="preserve">Aziz, K. M. A., &amp; Elsonbaty, L. (2021). EFFECT OF USING DIFFERENT SATELLITE EPHEMERIDES ON GPS PPP AND POST PROCESSING TECHNIQUES. </w:t>
+        </w:rPr>
+        <w:t xml:space="preserve">Aziz, K. M. A., &amp; </w:t>
+      </w:r>
+      <w:proofErr w:type="spellStart"/>
+      <w:r>
+        <w:rPr>
+          <w:bCs/>
+        </w:rPr>
+        <w:t>Elsonbaty</w:t>
+      </w:r>
+      <w:proofErr w:type="spellEnd"/>
+      <w:r>
+        <w:rPr>
+          <w:bCs/>
+        </w:rPr>
+        <w:t xml:space="preserve">, L. (2021). </w:t>
+      </w:r>
+      <w:r>
+        <w:rPr>
+          <w:bCs/>
+          <w:lang w:val="en-US"/>
+        </w:rPr>
+        <w:t xml:space="preserve">EFFECT OF USING DIFFERENT SATELLITE EPHEMERIDES ON GPS PPP AND POST PROCESSING TECHNIQUES. </w:t>
       </w:r>
       <w:r>
         <w:rPr>
@@ -10578,7 +12214,7 @@
         <w:jc w:val="both"/>
         <w:rPr>
           <w:bCs/>
-          <w:lang w:val="en-US"/>
+          <w:lang w:val="de-DE"/>
         </w:rPr>
       </w:pPr>
       <w:r>
@@ -10587,7 +12223,151 @@
           <w:color w:val="212529"/>
           <w:lang w:val="en-US"/>
         </w:rPr>
-        <w:t>Bahadur, B. (2023). Küresel BeiDou Sistemi (BDS-3) için hassas nokta konumlama performansının değerlendirilmesi. </w:t>
+        <w:t xml:space="preserve">Bahadur, B. (2023). </w:t>
+      </w:r>
+      <w:proofErr w:type="spellStart"/>
+      <w:r>
+        <w:rPr>
+          <w:bCs/>
+          <w:color w:val="212529"/>
+          <w:lang w:val="en-US"/>
+        </w:rPr>
+        <w:t>Küresel</w:t>
+      </w:r>
+      <w:proofErr w:type="spellEnd"/>
+      <w:r>
+        <w:rPr>
+          <w:bCs/>
+          <w:color w:val="212529"/>
+          <w:lang w:val="en-US"/>
+        </w:rPr>
+        <w:t xml:space="preserve"> BeiDou </w:t>
+      </w:r>
+      <w:proofErr w:type="spellStart"/>
+      <w:r>
+        <w:rPr>
+          <w:bCs/>
+          <w:color w:val="212529"/>
+          <w:lang w:val="en-US"/>
+        </w:rPr>
+        <w:t>Sistemi</w:t>
+      </w:r>
+      <w:proofErr w:type="spellEnd"/>
+      <w:r>
+        <w:rPr>
+          <w:bCs/>
+          <w:color w:val="212529"/>
+          <w:lang w:val="en-US"/>
+        </w:rPr>
+        <w:t xml:space="preserve"> (BDS-3) </w:t>
+      </w:r>
+      <w:proofErr w:type="spellStart"/>
+      <w:r>
+        <w:rPr>
+          <w:bCs/>
+          <w:color w:val="212529"/>
+          <w:lang w:val="en-US"/>
+        </w:rPr>
+        <w:t>için</w:t>
+      </w:r>
+      <w:proofErr w:type="spellEnd"/>
+      <w:r>
+        <w:rPr>
+          <w:bCs/>
+          <w:color w:val="212529"/>
+          <w:lang w:val="en-US"/>
+        </w:rPr>
+        <w:t xml:space="preserve"> </w:t>
+      </w:r>
+      <w:proofErr w:type="spellStart"/>
+      <w:r>
+        <w:rPr>
+          <w:bCs/>
+          <w:color w:val="212529"/>
+          <w:lang w:val="en-US"/>
+        </w:rPr>
+        <w:t>hassas</w:t>
+      </w:r>
+      <w:proofErr w:type="spellEnd"/>
+      <w:r>
+        <w:rPr>
+          <w:bCs/>
+          <w:color w:val="212529"/>
+          <w:lang w:val="en-US"/>
+        </w:rPr>
+        <w:t xml:space="preserve"> </w:t>
+      </w:r>
+      <w:proofErr w:type="spellStart"/>
+      <w:r>
+        <w:rPr>
+          <w:bCs/>
+          <w:color w:val="212529"/>
+          <w:lang w:val="en-US"/>
+        </w:rPr>
+        <w:t>nokta</w:t>
+      </w:r>
+      <w:proofErr w:type="spellEnd"/>
+      <w:r>
+        <w:rPr>
+          <w:bCs/>
+          <w:color w:val="212529"/>
+          <w:lang w:val="en-US"/>
+        </w:rPr>
+        <w:t xml:space="preserve"> </w:t>
+      </w:r>
+      <w:proofErr w:type="spellStart"/>
+      <w:r>
+        <w:rPr>
+          <w:bCs/>
+          <w:color w:val="212529"/>
+          <w:lang w:val="en-US"/>
+        </w:rPr>
+        <w:t>konumlama</w:t>
+      </w:r>
+      <w:proofErr w:type="spellEnd"/>
+      <w:r>
+        <w:rPr>
+          <w:bCs/>
+          <w:color w:val="212529"/>
+          <w:lang w:val="en-US"/>
+        </w:rPr>
+        <w:t xml:space="preserve"> </w:t>
+      </w:r>
+      <w:proofErr w:type="spellStart"/>
+      <w:r>
+        <w:rPr>
+          <w:bCs/>
+          <w:color w:val="212529"/>
+          <w:lang w:val="en-US"/>
+        </w:rPr>
+        <w:t>performansının</w:t>
+      </w:r>
+      <w:proofErr w:type="spellEnd"/>
+      <w:r>
+        <w:rPr>
+          <w:bCs/>
+          <w:color w:val="212529"/>
+          <w:lang w:val="en-US"/>
+        </w:rPr>
+        <w:t xml:space="preserve"> </w:t>
+      </w:r>
+      <w:proofErr w:type="spellStart"/>
+      <w:r>
+        <w:rPr>
+          <w:bCs/>
+          <w:color w:val="212529"/>
+          <w:lang w:val="en-US"/>
+        </w:rPr>
+        <w:t>değerlendirilmesi</w:t>
+      </w:r>
+      <w:proofErr w:type="spellEnd"/>
+      <w:r>
+        <w:rPr>
+          <w:bCs/>
+          <w:color w:val="212529"/>
+          <w:lang w:val="en-US"/>
+        </w:rPr>
+        <w:t>. </w:t>
       </w:r>
       <w:r>
         <w:rPr>
@@ -10595,25 +12375,81 @@
           <w:i/>
           <w:iCs/>
           <w:color w:val="212529"/>
-          <w:lang w:val="en-US"/>
-        </w:rPr>
-        <w:t>Jeodezi ve Jeoinformasyon Dergisi</w:t>
-      </w:r>
-      <w:r>
-        <w:rPr>
-          <w:bCs/>
-          <w:color w:val="212529"/>
-          <w:lang w:val="en-US"/>
-        </w:rPr>
-        <w:t>, </w:t>
-      </w:r>
+          <w:lang w:val="de-DE"/>
+        </w:rPr>
+        <w:t xml:space="preserve">Jeodezi </w:t>
+      </w:r>
+      <w:proofErr w:type="spellStart"/>
       <w:r>
         <w:rPr>
           <w:bCs/>
           <w:i/>
           <w:iCs/>
           <w:color w:val="212529"/>
-          <w:lang w:val="en-US"/>
+          <w:lang w:val="de-DE"/>
+        </w:rPr>
+        <w:t>ve</w:t>
+      </w:r>
+      <w:proofErr w:type="spellEnd"/>
+      <w:r>
+        <w:rPr>
+          <w:bCs/>
+          <w:i/>
+          <w:iCs/>
+          <w:color w:val="212529"/>
+          <w:lang w:val="de-DE"/>
+        </w:rPr>
+        <w:t xml:space="preserve"> </w:t>
+      </w:r>
+      <w:proofErr w:type="spellStart"/>
+      <w:r>
+        <w:rPr>
+          <w:bCs/>
+          <w:i/>
+          <w:iCs/>
+          <w:color w:val="212529"/>
+          <w:lang w:val="de-DE"/>
+        </w:rPr>
+        <w:t>Jeoinformasyon</w:t>
+      </w:r>
+      <w:proofErr w:type="spellEnd"/>
+      <w:r>
+        <w:rPr>
+          <w:bCs/>
+          <w:i/>
+          <w:iCs/>
+          <w:color w:val="212529"/>
+          <w:lang w:val="de-DE"/>
+        </w:rPr>
+        <w:t xml:space="preserve"> </w:t>
+      </w:r>
+      <w:proofErr w:type="spellStart"/>
+      <w:r>
+        <w:rPr>
+          <w:bCs/>
+          <w:i/>
+          <w:iCs/>
+          <w:color w:val="212529"/>
+          <w:lang w:val="de-DE"/>
+        </w:rPr>
+        <w:t>Dergisi</w:t>
+      </w:r>
+      <w:proofErr w:type="spellEnd"/>
+      <w:r>
+        <w:rPr>
+          <w:bCs/>
+          <w:color w:val="212529"/>
+          <w:lang w:val="de-DE"/>
+        </w:rPr>
+        <w:t>, </w:t>
+      </w:r>
+      <w:r>
+        <w:rPr>
+          <w:bCs/>
+          <w:i/>
+          <w:iCs/>
+          <w:color w:val="212529"/>
+          <w:lang w:val="de-DE"/>
         </w:rPr>
         <w:t>10</w:t>
       </w:r>
@@ -10621,7 +12457,7 @@
         <w:rPr>
           <w:bCs/>
           <w:color w:val="212529"/>
-          <w:lang w:val="en-US"/>
+          <w:lang w:val="de-DE"/>
         </w:rPr>
         <w:t>(1), 30-44. </w:t>
       </w:r>
@@ -10631,7 +12467,7 @@
             <w:rStyle w:val="Kpr"/>
             <w:bCs/>
             <w:color w:val="0B58A2"/>
-            <w:lang w:val="en-US"/>
+            <w:lang w:val="de-DE"/>
           </w:rPr>
           <w:t>https://doi.org/10.9733/JGG.2023R0003.T</w:t>
         </w:r>
@@ -10651,9 +12487,32 @@
       <w:r>
         <w:rPr>
           <w:bCs/>
-          <w:lang w:val="en-US"/>
-        </w:rPr>
-        <w:t xml:space="preserve">Carlin, L., Hauschild, A., &amp; Montenbruck, O. (2021). Precise point positioning with GPS and Galileo broadcast ephemerides. </w:t>
+          <w:lang w:val="de-DE"/>
+        </w:rPr>
+        <w:t xml:space="preserve">Carlin, L., Hauschild, A., &amp; </w:t>
+      </w:r>
+      <w:proofErr w:type="spellStart"/>
+      <w:r>
+        <w:rPr>
+          <w:bCs/>
+          <w:lang w:val="de-DE"/>
+        </w:rPr>
+        <w:t>Montenbruck</w:t>
+      </w:r>
+      <w:proofErr w:type="spellEnd"/>
+      <w:r>
+        <w:rPr>
+          <w:bCs/>
+          <w:lang w:val="de-DE"/>
+        </w:rPr>
+        <w:t xml:space="preserve">, O. (2021). </w:t>
+      </w:r>
+      <w:r>
+        <w:rPr>
+          <w:bCs/>
+          <w:lang w:val="en-US"/>
+        </w:rPr>
+        <w:t xml:space="preserve">Precise point positioning with GPS and Galileo broadcast ephemerides. </w:t>
       </w:r>
       <w:r>
         <w:rPr>
@@ -10772,12 +12631,21 @@
       </w:pPr>
       <w:bookmarkStart w:id="7" w:name="14a00e398956bc4050a1da912c1272e1"/>
       <w:bookmarkEnd w:id="6"/>
-      <w:r>
-        <w:rPr>
-          <w:bCs/>
-          <w:lang w:val="en-US"/>
-        </w:rPr>
-        <w:t>Elshazli, M. T., Hussein, D., Bhat, G., Abdel-Rahim, A., &amp; Ibrahim, A. (2024). Advancing infrastructure resilience: machine learning-based prediction of bridges’ rating factors under autonomous truck platoons. </w:t>
+      <w:proofErr w:type="spellStart"/>
+      <w:r>
+        <w:rPr>
+          <w:bCs/>
+          <w:lang w:val="en-US"/>
+        </w:rPr>
+        <w:t>Elshazli</w:t>
+      </w:r>
+      <w:proofErr w:type="spellEnd"/>
+      <w:r>
+        <w:rPr>
+          <w:bCs/>
+          <w:lang w:val="en-US"/>
+        </w:rPr>
+        <w:t>, M. T., Hussein, D., Bhat, G., Abdel-Rahim, A., &amp; Ibrahim, A. (2024). Advancing infrastructure resilience: machine learning-based prediction of bridges’ rating factors under autonomous truck platoons. </w:t>
       </w:r>
       <w:r>
         <w:rPr>
@@ -10837,7 +12705,23 @@
           <w:bCs/>
           <w:lang w:val="en-US"/>
         </w:rPr>
-        <w:t xml:space="preserve">El‐Tokhey, M. (2019). Assessment of Single and Precise Point Positioning Over Long Observational Periods. </w:t>
+        <w:t>El‐</w:t>
+      </w:r>
+      <w:proofErr w:type="spellStart"/>
+      <w:r>
+        <w:rPr>
+          <w:bCs/>
+          <w:lang w:val="en-US"/>
+        </w:rPr>
+        <w:t>Tokhey</w:t>
+      </w:r>
+      <w:proofErr w:type="spellEnd"/>
+      <w:r>
+        <w:rPr>
+          <w:bCs/>
+          <w:lang w:val="en-US"/>
+        </w:rPr>
+        <w:t xml:space="preserve">, M. (2019). Assessment of Single and Precise Point Positioning Over Long Observational Periods. </w:t>
       </w:r>
       <w:r>
         <w:rPr>
@@ -10897,9 +12781,16 @@
       <w:r>
         <w:rPr>
           <w:bCs/>
-          <w:lang w:val="en-US"/>
-        </w:rPr>
-        <w:t xml:space="preserve">Gao, W., Li, Z., Chen, Q., Jiang, W., &amp; Feng, Y. (2022). Modelling and prediction of GNSS time series using GBDT, LSTM and SVM machine learning approaches. </w:t>
+          <w:lang w:val="de-DE"/>
+        </w:rPr>
+        <w:t xml:space="preserve">Gao, W., Li, Z., Chen, Q., Jiang, W., &amp; Feng, Y. (2022). </w:t>
+      </w:r>
+      <w:r>
+        <w:rPr>
+          <w:bCs/>
+          <w:lang w:val="en-US"/>
+        </w:rPr>
+        <w:t xml:space="preserve">Modelling and prediction of GNSS time series using GBDT, LSTM and SVM machine learning approaches. </w:t>
       </w:r>
       <w:r>
         <w:rPr>
@@ -10962,6 +12853,7 @@
         </w:rPr>
         <w:t>Groves, P. D. (2008). Principles of GNSS. </w:t>
       </w:r>
+      <w:proofErr w:type="gramStart"/>
       <w:r>
         <w:rPr>
           <w:bCs/>
@@ -10969,7 +12861,37 @@
           <w:iCs/>
           <w:lang w:val="en-US"/>
         </w:rPr>
-        <w:t>Inertial, and Multisensor Integrated Navigation Systems</w:t>
+        <w:t>Inertial,</w:t>
+      </w:r>
+      <w:proofErr w:type="gramEnd"/>
+      <w:r>
+        <w:rPr>
+          <w:bCs/>
+          <w:i/>
+          <w:iCs/>
+          <w:lang w:val="en-US"/>
+        </w:rPr>
+        <w:t xml:space="preserve"> and </w:t>
+      </w:r>
+      <w:proofErr w:type="spellStart"/>
+      <w:r>
+        <w:rPr>
+          <w:bCs/>
+          <w:i/>
+          <w:iCs/>
+          <w:lang w:val="en-US"/>
+        </w:rPr>
+        <w:t>Multisensor</w:t>
+      </w:r>
+      <w:proofErr w:type="spellEnd"/>
+      <w:r>
+        <w:rPr>
+          <w:bCs/>
+          <w:i/>
+          <w:iCs/>
+          <w:lang w:val="en-US"/>
+        </w:rPr>
+        <w:t xml:space="preserve"> Integrated Navigation Systems</w:t>
       </w:r>
       <w:r>
         <w:rPr>
@@ -11061,7 +12983,23 @@
           <w:bCs/>
           <w:lang w:val="en-US"/>
         </w:rPr>
-        <w:t>Hastie, T., Tibshirani, R., &amp; Friedman, J. H. (2009). The Elements of Statistical Learning. In </w:t>
+        <w:t xml:space="preserve">Hastie, T., </w:t>
+      </w:r>
+      <w:proofErr w:type="spellStart"/>
+      <w:r>
+        <w:rPr>
+          <w:bCs/>
+          <w:lang w:val="en-US"/>
+        </w:rPr>
+        <w:t>Tibshirani</w:t>
+      </w:r>
+      <w:proofErr w:type="spellEnd"/>
+      <w:r>
+        <w:rPr>
+          <w:bCs/>
+          <w:lang w:val="en-US"/>
+        </w:rPr>
+        <w:t>, R., &amp; Friedman, J. H. (2009). The Elements of Statistical Learning. In </w:t>
       </w:r>
       <w:r>
         <w:rPr>
@@ -11077,7 +13015,23 @@
           <w:bCs/>
           <w:lang w:val="en-US"/>
         </w:rPr>
-        <w:t>. Springer Science+Business Media. </w:t>
+        <w:t xml:space="preserve">. Springer </w:t>
+      </w:r>
+      <w:proofErr w:type="spellStart"/>
+      <w:r>
+        <w:rPr>
+          <w:bCs/>
+          <w:lang w:val="en-US"/>
+        </w:rPr>
+        <w:t>Science+Business</w:t>
+      </w:r>
+      <w:proofErr w:type="spellEnd"/>
+      <w:r>
+        <w:rPr>
+          <w:bCs/>
+          <w:lang w:val="en-US"/>
+        </w:rPr>
+        <w:t xml:space="preserve"> Media. </w:t>
       </w:r>
       <w:hyperlink r:id="rId19" w:tgtFrame="_blank" w:history="1">
         <w:r>
@@ -11100,12 +13054,21 @@
           <w:lang w:val="en-US"/>
         </w:rPr>
       </w:pPr>
-      <w:r>
-        <w:rPr>
-          <w:bCs/>
-          <w:lang w:val="en-US"/>
-        </w:rPr>
-        <w:t xml:space="preserve">Hankansurijat, C., &amp; Andrei, C.-O. (2018). Atmospheric Water Estimation Using GNSS Precise Point Positioning Method. </w:t>
+      <w:proofErr w:type="spellStart"/>
+      <w:r>
+        <w:rPr>
+          <w:bCs/>
+          <w:lang w:val="en-US"/>
+        </w:rPr>
+        <w:t>Hankansurijat</w:t>
+      </w:r>
+      <w:proofErr w:type="spellEnd"/>
+      <w:r>
+        <w:rPr>
+          <w:bCs/>
+          <w:lang w:val="en-US"/>
+        </w:rPr>
+        <w:t xml:space="preserve">, C., &amp; Andrei, C.-O. (2018). Atmospheric Water Estimation Using GNSS Precise Point Positioning Method. </w:t>
       </w:r>
       <w:r>
         <w:rPr>
@@ -11266,12 +13229,21 @@
           <w:lang w:val="en-US"/>
         </w:rPr>
       </w:pPr>
-      <w:r>
-        <w:rPr>
-          <w:bCs/>
-          <w:lang w:val="en-US"/>
-        </w:rPr>
-        <w:t>Karlitepe, F., Erdogan, B. Machine learning algorithms for FCB (fractional cycle bias) estimation in PPP ambiguity resolution. </w:t>
+      <w:proofErr w:type="spellStart"/>
+      <w:r>
+        <w:rPr>
+          <w:bCs/>
+          <w:lang w:val="en-US"/>
+        </w:rPr>
+        <w:t>Karlitepe</w:t>
+      </w:r>
+      <w:proofErr w:type="spellEnd"/>
+      <w:r>
+        <w:rPr>
+          <w:bCs/>
+          <w:lang w:val="en-US"/>
+        </w:rPr>
+        <w:t>, F., Erdogan, B. Machine learning algorithms for FCB (fractional cycle bias) estimation in PPP ambiguity resolution. </w:t>
       </w:r>
       <w:r>
         <w:rPr>
@@ -11280,8 +13252,19 @@
           <w:iCs/>
           <w:lang w:val="en-US"/>
         </w:rPr>
-        <w:t>Arab J Geosci</w:t>
-      </w:r>
+        <w:t xml:space="preserve">Arab J </w:t>
+      </w:r>
+      <w:proofErr w:type="spellStart"/>
+      <w:r>
+        <w:rPr>
+          <w:bCs/>
+          <w:i/>
+          <w:iCs/>
+          <w:lang w:val="en-US"/>
+        </w:rPr>
+        <w:t>Geosci</w:t>
+      </w:r>
+      <w:proofErr w:type="spellEnd"/>
       <w:r>
         <w:rPr>
           <w:bCs/>
@@ -11315,7 +13298,23 @@
           <w:bCs/>
           <w:lang w:val="en-US"/>
         </w:rPr>
-        <w:t xml:space="preserve">Kavitha, S., Mula, P., Kamat, M., Nirmala, S., &amp; Manathara, J. G. (2022). </w:t>
+        <w:t xml:space="preserve">Kavitha, S., Mula, P., Kamat, M., Nirmala, S., &amp; </w:t>
+      </w:r>
+      <w:proofErr w:type="spellStart"/>
+      <w:r>
+        <w:rPr>
+          <w:bCs/>
+          <w:lang w:val="en-US"/>
+        </w:rPr>
+        <w:t>Manathara</w:t>
+      </w:r>
+      <w:proofErr w:type="spellEnd"/>
+      <w:r>
+        <w:rPr>
+          <w:bCs/>
+          <w:lang w:val="en-US"/>
+        </w:rPr>
+        <w:t xml:space="preserve">, J. G. (2022). </w:t>
       </w:r>
       <w:r>
         <w:rPr>
@@ -11331,7 +13330,23 @@
           <w:bCs/>
           <w:lang w:val="en-US"/>
         </w:rPr>
-        <w:t xml:space="preserve">. IFAC PapersOnLine, 55(1), 235–240. </w:t>
+        <w:t xml:space="preserve">. IFAC </w:t>
+      </w:r>
+      <w:proofErr w:type="spellStart"/>
+      <w:r>
+        <w:rPr>
+          <w:bCs/>
+          <w:lang w:val="en-US"/>
+        </w:rPr>
+        <w:t>PapersOnLine</w:t>
+      </w:r>
+      <w:proofErr w:type="spellEnd"/>
+      <w:r>
+        <w:rPr>
+          <w:bCs/>
+          <w:lang w:val="en-US"/>
+        </w:rPr>
+        <w:t xml:space="preserve">, 55(1), 235–240. </w:t>
       </w:r>
       <w:hyperlink r:id="rId24" w:history="1">
         <w:r>
@@ -11361,6 +13376,7 @@
         </w:rPr>
         <w:t>Khorana, R. (2023). Low-Earth Satellite Orbit Determination Using Deep Convolutional Networks with Satellite Imagery. </w:t>
       </w:r>
+      <w:proofErr w:type="spellStart"/>
       <w:r>
         <w:rPr>
           <w:bCs/>
@@ -11368,7 +13384,17 @@
           <w:iCs/>
           <w:lang w:val="en-US"/>
         </w:rPr>
-        <w:t>arXiv (Cornell University)</w:t>
+        <w:t>arXiv</w:t>
+      </w:r>
+      <w:proofErr w:type="spellEnd"/>
+      <w:r>
+        <w:rPr>
+          <w:bCs/>
+          <w:i/>
+          <w:iCs/>
+          <w:lang w:val="en-US"/>
+        </w:rPr>
+        <w:t xml:space="preserve"> (Cornell University)</w:t>
       </w:r>
       <w:r>
         <w:rPr>
@@ -11404,7 +13430,37 @@
           <w:bCs/>
           <w:lang w:val="en-US"/>
         </w:rPr>
-        <w:t xml:space="preserve">Lou, Y., Dai, X., Gong, X., Li, C., Qing, Y., Liu, Y., Peng, Y., &amp; Gu, S. (2022). A review of real-time multi-GNSS precise orbit determination based on the filter method [Review of </w:t>
+        <w:t xml:space="preserve">Lou, Y., Dai, X., Gong, X., Li, C., Qing, Y., Liu, Y., Peng, Y., &amp; Gu, S. (2022). A review of real-time </w:t>
+      </w:r>
+      <w:r>
+        <w:rPr>
+          <w:bCs/>
+          <w:lang w:val="en-US"/>
+        </w:rPr>
+        <w:t xml:space="preserve">multi </w:t>
+      </w:r>
+      <w:proofErr w:type="gramStart"/>
+      <w:r>
+        <w:rPr>
+          <w:bCs/>
+          <w:lang w:val="en-US"/>
+        </w:rPr>
+        <w:t xml:space="preserve">GNSS </w:t>
+      </w:r>
+      <w:r>
+        <w:rPr>
+          <w:bCs/>
+          <w:lang w:val="en-US"/>
+        </w:rPr>
+        <w:t xml:space="preserve"> precise</w:t>
+      </w:r>
+      <w:proofErr w:type="gramEnd"/>
+      <w:r>
+        <w:rPr>
+          <w:bCs/>
+          <w:lang w:val="en-US"/>
+        </w:rPr>
+        <w:t xml:space="preserve"> orbit determination based on the filter method [Review of </w:t>
       </w:r>
       <w:r>
         <w:rPr>
@@ -11413,7 +13469,55 @@
           <w:iCs/>
           <w:lang w:val="en-US"/>
         </w:rPr>
-        <w:t>A review of real-time multi-GNSS precise orbit determination based on the filter method</w:t>
+        <w:t xml:space="preserve">A review of real-time </w:t>
+      </w:r>
+      <w:r>
+        <w:rPr>
+          <w:bCs/>
+          <w:i/>
+          <w:iCs/>
+          <w:lang w:val="en-US"/>
+        </w:rPr>
+        <w:t xml:space="preserve">multi </w:t>
+      </w:r>
+      <w:proofErr w:type="gramStart"/>
+      <w:r>
+        <w:rPr>
+          <w:bCs/>
+          <w:i/>
+          <w:iCs/>
+          <w:lang w:val="en-US"/>
+        </w:rPr>
+        <w:t xml:space="preserve">GNSS </w:t>
+      </w:r>
+      <w:r>
+        <w:rPr>
+          <w:bCs/>
+          <w:i/>
+          <w:iCs/>
+          <w:lang w:val="en-US"/>
+        </w:rPr>
+        <w:t xml:space="preserve"> </w:t>
+      </w:r>
+      <w:r>
+        <w:rPr>
+          <w:bCs/>
+          <w:i/>
+          <w:iCs/>
+          <w:lang w:val="en-US"/>
+        </w:rPr>
+        <w:lastRenderedPageBreak/>
+        <w:t>precise</w:t>
+      </w:r>
+      <w:proofErr w:type="gramEnd"/>
+      <w:r>
+        <w:rPr>
+          <w:bCs/>
+          <w:i/>
+          <w:iCs/>
+          <w:lang w:val="en-US"/>
+        </w:rPr>
+        <w:t xml:space="preserve"> orbit determination based on the filter method</w:t>
       </w:r>
       <w:r>
         <w:rPr>
@@ -11472,7 +13576,7 @@
         <w:jc w:val="both"/>
         <w:rPr>
           <w:bCs/>
-          <w:lang w:val="en-US"/>
+          <w:lang w:val="fr-FR"/>
         </w:rPr>
       </w:pPr>
       <w:bookmarkStart w:id="12" w:name="516191d679a946f4949991fac3828854"/>
@@ -11482,38 +13586,59 @@
           <w:bCs/>
           <w:lang w:val="en-US"/>
         </w:rPr>
-        <w:lastRenderedPageBreak/>
         <w:t xml:space="preserve">Marques, H. A., Monico, J. F. G., Shimabukuro, M. H., Oyama, R. T., &amp; Wentz, J. P. (2014). PPP EM TEMPO REAL: FUNDAMENTOS, IMPLEMENTAÇÃO COMPUTACIONAL E ANÁLISES DE RESULTADOS NO MODO ESTÁTICO E CINEMÁTICO. </w:t>
       </w:r>
+      <w:proofErr w:type="spellStart"/>
       <w:r>
         <w:rPr>
           <w:bCs/>
           <w:i/>
           <w:iCs/>
-          <w:lang w:val="en-US"/>
-        </w:rPr>
-        <w:t>Revista Brasileira de Cartografia</w:t>
-      </w:r>
-      <w:r>
-        <w:rPr>
-          <w:bCs/>
-          <w:lang w:val="en-US"/>
-        </w:rPr>
-        <w:t xml:space="preserve">, </w:t>
-      </w:r>
+          <w:lang w:val="fr-FR"/>
+        </w:rPr>
+        <w:t>Revista</w:t>
+      </w:r>
+      <w:proofErr w:type="spellEnd"/>
       <w:r>
         <w:rPr>
           <w:bCs/>
           <w:i/>
           <w:iCs/>
-          <w:lang w:val="en-US"/>
+          <w:lang w:val="fr-FR"/>
+        </w:rPr>
+        <w:t xml:space="preserve"> Brasileira de </w:t>
+      </w:r>
+      <w:proofErr w:type="spellStart"/>
+      <w:r>
+        <w:rPr>
+          <w:bCs/>
+          <w:i/>
+          <w:iCs/>
+          <w:lang w:val="fr-FR"/>
+        </w:rPr>
+        <w:t>Cartografia</w:t>
+      </w:r>
+      <w:proofErr w:type="spellEnd"/>
+      <w:r>
+        <w:rPr>
+          <w:bCs/>
+          <w:lang w:val="fr-FR"/>
+        </w:rPr>
+        <w:t xml:space="preserve">, </w:t>
+      </w:r>
+      <w:r>
+        <w:rPr>
+          <w:bCs/>
+          <w:i/>
+          <w:iCs/>
+          <w:lang w:val="fr-FR"/>
         </w:rPr>
         <w:t>66</w:t>
       </w:r>
       <w:r>
         <w:rPr>
           <w:bCs/>
-          <w:lang w:val="en-US"/>
+          <w:lang w:val="fr-FR"/>
         </w:rPr>
         <w:t xml:space="preserve">(6). </w:t>
       </w:r>
@@ -11522,7 +13647,7 @@
           <w:rPr>
             <w:rStyle w:val="Kpr"/>
             <w:bCs/>
-            <w:lang w:val="en-US"/>
+            <w:lang w:val="fr-FR"/>
           </w:rPr>
           <w:t>https://doi.org/10.14393/rbcv66n6-44717</w:t>
         </w:r>
@@ -11542,9 +13667,48 @@
       <w:r>
         <w:rPr>
           <w:bCs/>
-          <w:lang w:val="en-US"/>
-        </w:rPr>
-        <w:t xml:space="preserve">Martín, Á., Julián, A. B. A., Dimas-Pages, A., &amp; Cos-Gayón, F. (2015). Validation of performance of real-time kinematic PPP. A possible tool for deformation monitoring. </w:t>
+          <w:lang w:val="fr-FR"/>
+        </w:rPr>
+        <w:t xml:space="preserve">Martín, Á., </w:t>
+      </w:r>
+      <w:proofErr w:type="spellStart"/>
+      <w:r>
+        <w:rPr>
+          <w:bCs/>
+          <w:lang w:val="fr-FR"/>
+        </w:rPr>
+        <w:t>Julián</w:t>
+      </w:r>
+      <w:proofErr w:type="spellEnd"/>
+      <w:r>
+        <w:rPr>
+          <w:bCs/>
+          <w:lang w:val="fr-FR"/>
+        </w:rPr>
+        <w:t>, A. B. A., Dimas-Pages, A., &amp; Cos-</w:t>
+      </w:r>
+      <w:proofErr w:type="spellStart"/>
+      <w:r>
+        <w:rPr>
+          <w:bCs/>
+          <w:lang w:val="fr-FR"/>
+        </w:rPr>
+        <w:t>Gayón</w:t>
+      </w:r>
+      <w:proofErr w:type="spellEnd"/>
+      <w:r>
+        <w:rPr>
+          <w:bCs/>
+          <w:lang w:val="fr-FR"/>
+        </w:rPr>
+        <w:t xml:space="preserve">, F. (2015). </w:t>
+      </w:r>
+      <w:r>
+        <w:rPr>
+          <w:bCs/>
+          <w:lang w:val="en-US"/>
+        </w:rPr>
+        <w:t xml:space="preserve">Validation of performance of real-time kinematic PPP. A possible tool for deformation monitoring. </w:t>
       </w:r>
       <w:r>
         <w:rPr>
@@ -11604,7 +13768,23 @@
           <w:bCs/>
           <w:lang w:val="en-US"/>
         </w:rPr>
-        <w:t>Miettinen, O. (2018). Protostellar classification using supervised machine learning algorithms. </w:t>
+        <w:t xml:space="preserve">Miettinen, O. (2018). </w:t>
+      </w:r>
+      <w:proofErr w:type="spellStart"/>
+      <w:r>
+        <w:rPr>
+          <w:bCs/>
+          <w:lang w:val="en-US"/>
+        </w:rPr>
+        <w:t>Protostellar</w:t>
+      </w:r>
+      <w:proofErr w:type="spellEnd"/>
+      <w:r>
+        <w:rPr>
+          <w:bCs/>
+          <w:lang w:val="en-US"/>
+        </w:rPr>
+        <w:t xml:space="preserve"> classification using supervised machine learning algorithms. </w:t>
       </w:r>
       <w:r>
         <w:rPr>
@@ -11726,9 +13906,16 @@
       <w:r>
         <w:rPr>
           <w:bCs/>
-          <w:lang w:val="en-US"/>
-        </w:rPr>
-        <w:t xml:space="preserve">Naciri, N., Yi, D., Bisnath, S., Blas, F. J. de, &amp; Capua, R. (2023). Assessment of Galileo High Accuracy Service (HAS) test signals and preliminary positioning performance. </w:t>
+          <w:lang w:val="fr-FR"/>
+        </w:rPr>
+        <w:t xml:space="preserve">Naciri, N., Yi, D., Bisnath, S., Blas, F. J. de, &amp; Capua, R. (2023). </w:t>
+      </w:r>
+      <w:r>
+        <w:rPr>
+          <w:bCs/>
+          <w:lang w:val="en-US"/>
+        </w:rPr>
+        <w:t xml:space="preserve">Assessment of Galileo High Accuracy Service (HAS) test signals and preliminary positioning performance. </w:t>
       </w:r>
       <w:r>
         <w:rPr>
@@ -11785,12 +13972,21 @@
       </w:pPr>
       <w:bookmarkStart w:id="16" w:name="27b6ea50ec455383d2c3a060bd460c01"/>
       <w:bookmarkEnd w:id="15"/>
-      <w:r>
-        <w:rPr>
-          <w:bCs/>
-          <w:lang w:val="en-US"/>
-        </w:rPr>
-        <w:t xml:space="preserve">Öğütcü, S. (2019). Performance assessment of IGS Combined/JPL individual rapid and ultra-rapid products: consideration of precise point positioning technique. </w:t>
+      <w:proofErr w:type="spellStart"/>
+      <w:r>
+        <w:rPr>
+          <w:bCs/>
+          <w:lang w:val="en-US"/>
+        </w:rPr>
+        <w:t>Öğütcü</w:t>
+      </w:r>
+      <w:proofErr w:type="spellEnd"/>
+      <w:r>
+        <w:rPr>
+          <w:bCs/>
+          <w:lang w:val="en-US"/>
+        </w:rPr>
+        <w:t xml:space="preserve">, S. (2019). Performance assessment of IGS Combined/JPL individual rapid and ultra-rapid products: consideration of precise point positioning technique. </w:t>
       </w:r>
       <w:r>
         <w:rPr>
@@ -11843,42 +14039,300 @@
         <w:jc w:val="both"/>
         <w:rPr>
           <w:bCs/>
-          <w:lang w:val="en-US"/>
+          <w:lang w:val="fr-FR"/>
         </w:rPr>
       </w:pPr>
+      <w:proofErr w:type="spellStart"/>
       <w:r>
         <w:rPr>
           <w:bCs/>
           <w:color w:val="212529"/>
           <w:lang w:val="en-US"/>
         </w:rPr>
-        <w:t>Öcalan, T., &amp; Soycan, M. (2011). GNSS Verisinin Gerçek Zamanlı İletimi İçin Uluslararası Standartlar ve Gelişmeler. </w:t>
-      </w:r>
+        <w:t>Öcalan</w:t>
+      </w:r>
+      <w:proofErr w:type="spellEnd"/>
+      <w:r>
+        <w:rPr>
+          <w:bCs/>
+          <w:color w:val="212529"/>
+          <w:lang w:val="en-US"/>
+        </w:rPr>
+        <w:t xml:space="preserve">, T., &amp; </w:t>
+      </w:r>
+      <w:proofErr w:type="spellStart"/>
+      <w:r>
+        <w:rPr>
+          <w:bCs/>
+          <w:color w:val="212529"/>
+          <w:lang w:val="en-US"/>
+        </w:rPr>
+        <w:t>Soycan</w:t>
+      </w:r>
+      <w:proofErr w:type="spellEnd"/>
+      <w:r>
+        <w:rPr>
+          <w:bCs/>
+          <w:color w:val="212529"/>
+          <w:lang w:val="en-US"/>
+        </w:rPr>
+        <w:t xml:space="preserve">, M. (2011). GNSS </w:t>
+      </w:r>
+      <w:proofErr w:type="spellStart"/>
+      <w:r>
+        <w:rPr>
+          <w:bCs/>
+          <w:color w:val="212529"/>
+          <w:lang w:val="en-US"/>
+        </w:rPr>
+        <w:t>Verisinin</w:t>
+      </w:r>
+      <w:proofErr w:type="spellEnd"/>
+      <w:r>
+        <w:rPr>
+          <w:bCs/>
+          <w:color w:val="212529"/>
+          <w:lang w:val="en-US"/>
+        </w:rPr>
+        <w:t xml:space="preserve"> </w:t>
+      </w:r>
+      <w:proofErr w:type="spellStart"/>
+      <w:r>
+        <w:rPr>
+          <w:bCs/>
+          <w:color w:val="212529"/>
+          <w:lang w:val="en-US"/>
+        </w:rPr>
+        <w:t>Gerçek</w:t>
+      </w:r>
+      <w:proofErr w:type="spellEnd"/>
+      <w:r>
+        <w:rPr>
+          <w:bCs/>
+          <w:color w:val="212529"/>
+          <w:lang w:val="en-US"/>
+        </w:rPr>
+        <w:t xml:space="preserve"> </w:t>
+      </w:r>
+      <w:proofErr w:type="spellStart"/>
+      <w:r>
+        <w:rPr>
+          <w:bCs/>
+          <w:color w:val="212529"/>
+          <w:lang w:val="en-US"/>
+        </w:rPr>
+        <w:t>Zamanlı</w:t>
+      </w:r>
+      <w:proofErr w:type="spellEnd"/>
+      <w:r>
+        <w:rPr>
+          <w:bCs/>
+          <w:color w:val="212529"/>
+          <w:lang w:val="en-US"/>
+        </w:rPr>
+        <w:t xml:space="preserve"> </w:t>
+      </w:r>
+      <w:proofErr w:type="spellStart"/>
+      <w:r>
+        <w:rPr>
+          <w:bCs/>
+          <w:color w:val="212529"/>
+          <w:lang w:val="en-US"/>
+        </w:rPr>
+        <w:t>İletimi</w:t>
+      </w:r>
+      <w:proofErr w:type="spellEnd"/>
+      <w:r>
+        <w:rPr>
+          <w:bCs/>
+          <w:color w:val="212529"/>
+          <w:lang w:val="en-US"/>
+        </w:rPr>
+        <w:t xml:space="preserve"> </w:t>
+      </w:r>
+      <w:proofErr w:type="spellStart"/>
+      <w:r>
+        <w:rPr>
+          <w:bCs/>
+          <w:color w:val="212529"/>
+          <w:lang w:val="en-US"/>
+        </w:rPr>
+        <w:t>İçin</w:t>
+      </w:r>
+      <w:proofErr w:type="spellEnd"/>
+      <w:r>
+        <w:rPr>
+          <w:bCs/>
+          <w:color w:val="212529"/>
+          <w:lang w:val="en-US"/>
+        </w:rPr>
+        <w:t xml:space="preserve"> </w:t>
+      </w:r>
+      <w:proofErr w:type="spellStart"/>
+      <w:r>
+        <w:rPr>
+          <w:bCs/>
+          <w:color w:val="212529"/>
+          <w:lang w:val="en-US"/>
+        </w:rPr>
+        <w:t>Uluslararası</w:t>
+      </w:r>
+      <w:proofErr w:type="spellEnd"/>
+      <w:r>
+        <w:rPr>
+          <w:bCs/>
+          <w:color w:val="212529"/>
+          <w:lang w:val="en-US"/>
+        </w:rPr>
+        <w:t xml:space="preserve"> </w:t>
+      </w:r>
+      <w:proofErr w:type="spellStart"/>
+      <w:r>
+        <w:rPr>
+          <w:bCs/>
+          <w:color w:val="212529"/>
+          <w:lang w:val="en-US"/>
+        </w:rPr>
+        <w:t>Standartlar</w:t>
+      </w:r>
+      <w:proofErr w:type="spellEnd"/>
+      <w:r>
+        <w:rPr>
+          <w:bCs/>
+          <w:color w:val="212529"/>
+          <w:lang w:val="en-US"/>
+        </w:rPr>
+        <w:t xml:space="preserve"> </w:t>
+      </w:r>
+      <w:proofErr w:type="spellStart"/>
+      <w:r>
+        <w:rPr>
+          <w:bCs/>
+          <w:color w:val="212529"/>
+          <w:lang w:val="en-US"/>
+        </w:rPr>
+        <w:t>ve</w:t>
+      </w:r>
+      <w:proofErr w:type="spellEnd"/>
+      <w:r>
+        <w:rPr>
+          <w:bCs/>
+          <w:color w:val="212529"/>
+          <w:lang w:val="en-US"/>
+        </w:rPr>
+        <w:t xml:space="preserve"> </w:t>
+      </w:r>
+      <w:proofErr w:type="spellStart"/>
+      <w:r>
+        <w:rPr>
+          <w:bCs/>
+          <w:color w:val="212529"/>
+          <w:lang w:val="en-US"/>
+        </w:rPr>
+        <w:t>Gelişmeler</w:t>
+      </w:r>
+      <w:proofErr w:type="spellEnd"/>
+      <w:r>
+        <w:rPr>
+          <w:bCs/>
+          <w:color w:val="212529"/>
+          <w:lang w:val="en-US"/>
+        </w:rPr>
+        <w:t>. </w:t>
+      </w:r>
+      <w:proofErr w:type="spellStart"/>
       <w:r>
         <w:rPr>
           <w:bCs/>
           <w:i/>
           <w:iCs/>
           <w:color w:val="212529"/>
-          <w:lang w:val="en-US"/>
-        </w:rPr>
-        <w:t>Jeodezi ve Jeoinformasyon Dergisi</w:t>
-      </w:r>
-      <w:r>
-        <w:rPr>
-          <w:bCs/>
-          <w:color w:val="212529"/>
-          <w:lang w:val="en-US"/>
-        </w:rPr>
-        <w:t>, </w:t>
-      </w:r>
+          <w:lang w:val="fr-FR"/>
+        </w:rPr>
+        <w:t>Jeodezi</w:t>
+      </w:r>
+      <w:proofErr w:type="spellEnd"/>
       <w:r>
         <w:rPr>
           <w:bCs/>
           <w:i/>
           <w:iCs/>
           <w:color w:val="212529"/>
-          <w:lang w:val="en-US"/>
+          <w:lang w:val="fr-FR"/>
+        </w:rPr>
+        <w:t xml:space="preserve"> </w:t>
+      </w:r>
+      <w:proofErr w:type="spellStart"/>
+      <w:r>
+        <w:rPr>
+          <w:bCs/>
+          <w:i/>
+          <w:iCs/>
+          <w:color w:val="212529"/>
+          <w:lang w:val="fr-FR"/>
+        </w:rPr>
+        <w:t>ve</w:t>
+      </w:r>
+      <w:proofErr w:type="spellEnd"/>
+      <w:r>
+        <w:rPr>
+          <w:bCs/>
+          <w:i/>
+          <w:iCs/>
+          <w:color w:val="212529"/>
+          <w:lang w:val="fr-FR"/>
+        </w:rPr>
+        <w:t xml:space="preserve"> </w:t>
+      </w:r>
+      <w:proofErr w:type="spellStart"/>
+      <w:r>
+        <w:rPr>
+          <w:bCs/>
+          <w:i/>
+          <w:iCs/>
+          <w:color w:val="212529"/>
+          <w:lang w:val="fr-FR"/>
+        </w:rPr>
+        <w:t>Jeoinformasyon</w:t>
+      </w:r>
+      <w:proofErr w:type="spellEnd"/>
+      <w:r>
+        <w:rPr>
+          <w:bCs/>
+          <w:i/>
+          <w:iCs/>
+          <w:color w:val="212529"/>
+          <w:lang w:val="fr-FR"/>
+        </w:rPr>
+        <w:t xml:space="preserve"> </w:t>
+      </w:r>
+      <w:proofErr w:type="spellStart"/>
+      <w:r>
+        <w:rPr>
+          <w:bCs/>
+          <w:i/>
+          <w:iCs/>
+          <w:color w:val="212529"/>
+          <w:lang w:val="fr-FR"/>
+        </w:rPr>
+        <w:t>Dergisi</w:t>
+      </w:r>
+      <w:proofErr w:type="spellEnd"/>
+      <w:r>
+        <w:rPr>
+          <w:bCs/>
+          <w:color w:val="212529"/>
+          <w:lang w:val="fr-FR"/>
+        </w:rPr>
+        <w:t>, </w:t>
+      </w:r>
+      <w:r>
+        <w:rPr>
+          <w:bCs/>
+          <w:i/>
+          <w:iCs/>
+          <w:color w:val="212529"/>
+          <w:lang w:val="fr-FR"/>
         </w:rPr>
         <w:t>104.2</w:t>
       </w:r>
@@ -11886,7 +14340,7 @@
         <w:rPr>
           <w:bCs/>
           <w:color w:val="212529"/>
-          <w:lang w:val="en-US"/>
+          <w:lang w:val="fr-FR"/>
         </w:rPr>
         <w:t>, 123-133. </w:t>
       </w:r>
@@ -11896,7 +14350,7 @@
             <w:rStyle w:val="Kpr"/>
             <w:bCs/>
             <w:color w:val="0B58A2"/>
-            <w:lang w:val="en-US"/>
+            <w:lang w:val="fr-FR"/>
           </w:rPr>
           <w:t>https://izlik.org/JA26NY28UC</w:t>
         </w:r>
@@ -11909,30 +14363,37 @@
         <w:jc w:val="both"/>
         <w:rPr>
           <w:bCs/>
-          <w:lang w:val="en-US"/>
+          <w:lang w:val="fr-FR"/>
         </w:rPr>
       </w:pPr>
       <w:bookmarkStart w:id="17" w:name="04029847caa9f3eee7c9c37738a8c875"/>
       <w:r>
         <w:rPr>
           <w:bCs/>
-          <w:lang w:val="en-US"/>
-        </w:rPr>
-        <w:t xml:space="preserve">Oliveira, P. S. de. (2017). Definition and implementation of a new service for precise GNSS positioning. </w:t>
+          <w:lang w:val="fr-FR"/>
+        </w:rPr>
+        <w:t xml:space="preserve">Oliveira, P. S. de. </w:t>
+      </w:r>
+      <w:r>
+        <w:rPr>
+          <w:bCs/>
+          <w:lang w:val="en-US"/>
+        </w:rPr>
+        <w:t xml:space="preserve">(2017). Definition and implementation of a new service for precise GNSS positioning. </w:t>
       </w:r>
       <w:r>
         <w:rPr>
           <w:bCs/>
           <w:i/>
           <w:iCs/>
-          <w:lang w:val="en-US"/>
+          <w:lang w:val="fr-FR"/>
         </w:rPr>
         <w:t>HAL (Le Centre Pour La Communication Scientifique Directe)</w:t>
       </w:r>
       <w:r>
         <w:rPr>
           <w:bCs/>
-          <w:lang w:val="en-US"/>
+          <w:lang w:val="fr-FR"/>
         </w:rPr>
         <w:t xml:space="preserve">. </w:t>
       </w:r>
@@ -11941,7 +14402,7 @@
           <w:rPr>
             <w:rStyle w:val="Kpr"/>
             <w:bCs/>
-            <w:lang w:val="en-US"/>
+            <w:lang w:val="fr-FR"/>
           </w:rPr>
           <w:t>https://tel.archives-ouvertes.fr/tel-01695792</w:t>
         </w:r>
@@ -11961,9 +14422,48 @@
       <w:r>
         <w:rPr>
           <w:bCs/>
-          <w:lang w:val="en-US"/>
-        </w:rPr>
-        <w:t xml:space="preserve">Pandele, A., Cherciu, C., Trușculescu, M., Drăgășanu, C., &amp; Mihai, S.-Ş. (2019). COTS based GNSS Receiver with Precise Point Positioning for CubeSats. </w:t>
+          <w:lang w:val="fr-FR"/>
+        </w:rPr>
+        <w:t xml:space="preserve">Pandele, A., </w:t>
+      </w:r>
+      <w:proofErr w:type="spellStart"/>
+      <w:r>
+        <w:rPr>
+          <w:bCs/>
+          <w:lang w:val="fr-FR"/>
+        </w:rPr>
+        <w:t>Cherciu</w:t>
+      </w:r>
+      <w:proofErr w:type="spellEnd"/>
+      <w:r>
+        <w:rPr>
+          <w:bCs/>
+          <w:lang w:val="fr-FR"/>
+        </w:rPr>
+        <w:t xml:space="preserve">, C., Trușculescu, M., </w:t>
+      </w:r>
+      <w:proofErr w:type="spellStart"/>
+      <w:r>
+        <w:rPr>
+          <w:bCs/>
+          <w:lang w:val="fr-FR"/>
+        </w:rPr>
+        <w:t>Drăgășanu</w:t>
+      </w:r>
+      <w:proofErr w:type="spellEnd"/>
+      <w:r>
+        <w:rPr>
+          <w:bCs/>
+          <w:lang w:val="fr-FR"/>
+        </w:rPr>
+        <w:t xml:space="preserve">, C., &amp; Mihai, S.-Ş. (2019). </w:t>
+      </w:r>
+      <w:r>
+        <w:rPr>
+          <w:bCs/>
+          <w:lang w:val="en-US"/>
+        </w:rPr>
+        <w:t xml:space="preserve">COTS based GNSS Receiver with Precise Point Positioning for CubeSats. </w:t>
       </w:r>
       <w:r>
         <w:rPr>
@@ -12075,31 +14575,42 @@
         <w:jc w:val="both"/>
         <w:rPr>
           <w:bCs/>
-          <w:lang w:val="en-US"/>
+          <w:lang w:val="de-DE"/>
         </w:rPr>
       </w:pPr>
       <w:bookmarkStart w:id="19" w:name="977446b6309bef291834630e9228127d"/>
       <w:bookmarkEnd w:id="18"/>
-      <w:r>
-        <w:rPr>
-          <w:bCs/>
-          <w:lang w:val="en-US"/>
-        </w:rPr>
-        <w:t xml:space="preserve">Qafisheh, M. W. A., Martín, Á., Capilla, R. M., &amp; Julián, A. B. A. (2022). SVR and ARIMA models as machine learning solutions for solving the latency problem in real-time clock corrections. </w:t>
-      </w:r>
+      <w:proofErr w:type="spellStart"/>
+      <w:r>
+        <w:rPr>
+          <w:bCs/>
+          <w:lang w:val="en-US"/>
+        </w:rPr>
+        <w:t>Qafisheh</w:t>
+      </w:r>
+      <w:proofErr w:type="spellEnd"/>
+      <w:r>
+        <w:rPr>
+          <w:bCs/>
+          <w:lang w:val="en-US"/>
+        </w:rPr>
+        <w:t xml:space="preserve">, M. W. A., Martín, Á., Capilla, R. M., &amp; Julián, A. B. A. (2022). SVR and ARIMA models as machine learning solutions for solving the latency problem in real-time clock corrections. </w:t>
+      </w:r>
+      <w:proofErr w:type="gramStart"/>
       <w:r>
         <w:rPr>
           <w:bCs/>
           <w:i/>
           <w:iCs/>
-          <w:lang w:val="en-US"/>
+          <w:lang w:val="de-DE"/>
         </w:rPr>
         <w:t>GPS Solutions</w:t>
       </w:r>
-      <w:r>
-        <w:rPr>
-          <w:bCs/>
-          <w:lang w:val="en-US"/>
+      <w:proofErr w:type="gramEnd"/>
+      <w:r>
+        <w:rPr>
+          <w:bCs/>
+          <w:lang w:val="de-DE"/>
         </w:rPr>
         <w:t xml:space="preserve">, </w:t>
       </w:r>
@@ -12108,14 +14619,14 @@
           <w:bCs/>
           <w:i/>
           <w:iCs/>
-          <w:lang w:val="en-US"/>
+          <w:lang w:val="de-DE"/>
         </w:rPr>
         <w:t>26</w:t>
       </w:r>
       <w:r>
         <w:rPr>
           <w:bCs/>
-          <w:lang w:val="en-US"/>
+          <w:lang w:val="de-DE"/>
         </w:rPr>
         <w:t xml:space="preserve">(3). </w:t>
       </w:r>
@@ -12124,7 +14635,7 @@
           <w:rPr>
             <w:rStyle w:val="Kpr"/>
             <w:bCs/>
-            <w:lang w:val="en-US"/>
+            <w:lang w:val="de-DE"/>
           </w:rPr>
           <w:t>https://doi.org/10.1007/s10291-022-01270-y</w:t>
         </w:r>
@@ -12137,7 +14648,7 @@
         <w:jc w:val="both"/>
         <w:rPr>
           <w:bCs/>
-          <w:lang w:val="en-US"/>
+          <w:lang w:val="fr-FR"/>
         </w:rPr>
       </w:pPr>
       <w:bookmarkStart w:id="20" w:name="70713b8e2ca203bbc1dc710dc2a3950d"/>
@@ -12145,23 +14656,53 @@
       <w:r>
         <w:rPr>
           <w:bCs/>
-          <w:lang w:val="en-US"/>
-        </w:rPr>
-        <w:t xml:space="preserve">Tang, L., Wang, J., Cui, B., Zhu, H., Ge, M., &amp; Schuh, H. (2023). Multi-GNSS precise point positioning with predicted orbits and clocks. </w:t>
+          <w:lang w:val="de-DE"/>
+        </w:rPr>
+        <w:t xml:space="preserve">Tang, L., Wang, J., Cui, B., Zhu, H., Ge, M., &amp; Schuh, H. (2023). </w:t>
+      </w:r>
+      <w:r>
+        <w:rPr>
+          <w:bCs/>
+          <w:lang w:val="en-US"/>
+        </w:rPr>
+        <w:t xml:space="preserve">Multi </w:t>
+      </w:r>
+      <w:proofErr w:type="gramStart"/>
+      <w:r>
+        <w:rPr>
+          <w:bCs/>
+          <w:lang w:val="en-US"/>
+        </w:rPr>
+        <w:t xml:space="preserve">GNSS </w:t>
+      </w:r>
+      <w:r>
+        <w:rPr>
+          <w:bCs/>
+          <w:lang w:val="en-US"/>
+        </w:rPr>
+        <w:t xml:space="preserve"> precise</w:t>
+      </w:r>
+      <w:proofErr w:type="gramEnd"/>
+      <w:r>
+        <w:rPr>
+          <w:bCs/>
+          <w:lang w:val="en-US"/>
+        </w:rPr>
+        <w:t xml:space="preserve"> point positioning with predicted orbits and clocks. </w:t>
       </w:r>
       <w:r>
         <w:rPr>
           <w:bCs/>
           <w:i/>
           <w:iCs/>
-          <w:lang w:val="en-US"/>
+          <w:lang w:val="fr-FR"/>
         </w:rPr>
         <w:t>GPS Solutions</w:t>
       </w:r>
       <w:r>
         <w:rPr>
           <w:bCs/>
-          <w:lang w:val="en-US"/>
+          <w:lang w:val="fr-FR"/>
         </w:rPr>
         <w:t xml:space="preserve">, </w:t>
       </w:r>
@@ -12170,14 +14711,14 @@
           <w:bCs/>
           <w:i/>
           <w:iCs/>
-          <w:lang w:val="en-US"/>
+          <w:lang w:val="fr-FR"/>
         </w:rPr>
         <w:t>27</w:t>
       </w:r>
       <w:r>
         <w:rPr>
           <w:bCs/>
-          <w:lang w:val="en-US"/>
+          <w:lang w:val="fr-FR"/>
         </w:rPr>
         <w:t xml:space="preserve">(4). </w:t>
       </w:r>
@@ -12186,7 +14727,7 @@
           <w:rPr>
             <w:rStyle w:val="Kpr"/>
             <w:bCs/>
-            <w:lang w:val="en-US"/>
+            <w:lang w:val="fr-FR"/>
           </w:rPr>
           <w:t>https://doi.org/10.1007/s10291-023-01499-1</w:t>
         </w:r>
@@ -12206,9 +14747,16 @@
       <w:r>
         <w:rPr>
           <w:bCs/>
-          <w:lang w:val="en-US"/>
-        </w:rPr>
-        <w:t xml:space="preserve">Xie, S., Li, J., &amp; Cai, J. (2025). Improving High-Precision BDS-3 Satellite Orbit Prediction Using a Self-Attention-Enhanced Deep Learning Model. </w:t>
+          <w:lang w:val="fr-FR"/>
+        </w:rPr>
+        <w:t xml:space="preserve">Xie, S., Li, J., &amp; Cai, J. (2025). </w:t>
+      </w:r>
+      <w:r>
+        <w:rPr>
+          <w:bCs/>
+          <w:lang w:val="en-US"/>
+        </w:rPr>
+        <w:t xml:space="preserve">Improving High-Precision BDS-3 Satellite Orbit Prediction Using a Self-Attention-Enhanced Deep Learning Model. </w:t>
       </w:r>
       <w:r>
         <w:rPr>
@@ -12258,10 +14806,6 @@
         <w:pStyle w:val="JenniRefBody"/>
         <w:ind w:left="720" w:hanging="720"/>
         <w:jc w:val="both"/>
-        <w:rPr>
-          <w:bCs/>
-          <w:lang w:val="en-US"/>
-        </w:rPr>
       </w:pPr>
       <w:r>
         <w:rPr>
@@ -12323,6 +14867,222 @@
           <w:lang w:val="en-US"/>
         </w:rPr>
       </w:pPr>
+      <w:r>
+        <w:rPr>
+          <w:bCs/>
+        </w:rPr>
+        <w:t xml:space="preserve">Wang, J., </w:t>
+      </w:r>
+      <w:proofErr w:type="spellStart"/>
+      <w:r>
+        <w:rPr>
+          <w:bCs/>
+        </w:rPr>
+        <w:t>Li</w:t>
+      </w:r>
+      <w:proofErr w:type="spellEnd"/>
+      <w:r>
+        <w:rPr>
+          <w:bCs/>
+        </w:rPr>
+        <w:t xml:space="preserve">, Y., Zhu, H. &amp; Ma, T. (2018). </w:t>
+      </w:r>
+      <w:proofErr w:type="spellStart"/>
+      <w:r>
+        <w:rPr>
+          <w:bCs/>
+        </w:rPr>
+        <w:t>Interpolation</w:t>
+      </w:r>
+      <w:proofErr w:type="spellEnd"/>
+      <w:r>
+        <w:rPr>
+          <w:bCs/>
+        </w:rPr>
+        <w:t xml:space="preserve"> </w:t>
+      </w:r>
+      <w:proofErr w:type="spellStart"/>
+      <w:r>
+        <w:rPr>
+          <w:bCs/>
+        </w:rPr>
+        <w:t>Method</w:t>
+      </w:r>
+      <w:proofErr w:type="spellEnd"/>
+      <w:r>
+        <w:rPr>
+          <w:bCs/>
+        </w:rPr>
+        <w:t xml:space="preserve"> </w:t>
+      </w:r>
+      <w:proofErr w:type="spellStart"/>
+      <w:r>
+        <w:rPr>
+          <w:bCs/>
+        </w:rPr>
+        <w:t>Research</w:t>
+      </w:r>
+      <w:proofErr w:type="spellEnd"/>
+      <w:r>
+        <w:rPr>
+          <w:bCs/>
+        </w:rPr>
+        <w:t xml:space="preserve"> </w:t>
+      </w:r>
+      <w:proofErr w:type="spellStart"/>
+      <w:r>
+        <w:rPr>
+          <w:bCs/>
+        </w:rPr>
+        <w:t>and</w:t>
+      </w:r>
+      <w:proofErr w:type="spellEnd"/>
+      <w:r>
+        <w:rPr>
+          <w:bCs/>
+        </w:rPr>
+        <w:t xml:space="preserve"> Precision Analysis of GPS </w:t>
+      </w:r>
+      <w:proofErr w:type="spellStart"/>
+      <w:r>
+        <w:rPr>
+          <w:bCs/>
+        </w:rPr>
+        <w:t>Satellite</w:t>
+      </w:r>
+      <w:proofErr w:type="spellEnd"/>
+      <w:r>
+        <w:rPr>
+          <w:bCs/>
+        </w:rPr>
+        <w:t xml:space="preserve"> </w:t>
+      </w:r>
+      <w:proofErr w:type="spellStart"/>
+      <w:r>
+        <w:rPr>
+          <w:bCs/>
+        </w:rPr>
+        <w:t>Position</w:t>
+      </w:r>
+      <w:proofErr w:type="spellEnd"/>
+      <w:r>
+        <w:rPr>
+          <w:bCs/>
+        </w:rPr>
+        <w:t>. </w:t>
+      </w:r>
+      <w:proofErr w:type="spellStart"/>
+      <w:r>
+        <w:rPr>
+          <w:bCs/>
+          <w:i/>
+          <w:iCs/>
+        </w:rPr>
+        <w:t>Journal</w:t>
+      </w:r>
+      <w:proofErr w:type="spellEnd"/>
+      <w:r>
+        <w:rPr>
+          <w:bCs/>
+          <w:i/>
+          <w:iCs/>
+        </w:rPr>
+        <w:t xml:space="preserve"> of </w:t>
+      </w:r>
+      <w:proofErr w:type="spellStart"/>
+      <w:r>
+        <w:rPr>
+          <w:bCs/>
+          <w:i/>
+          <w:iCs/>
+        </w:rPr>
+        <w:t>Systems</w:t>
+      </w:r>
+      <w:proofErr w:type="spellEnd"/>
+      <w:r>
+        <w:rPr>
+          <w:bCs/>
+          <w:i/>
+          <w:iCs/>
+        </w:rPr>
+        <w:t xml:space="preserve"> </w:t>
+      </w:r>
+      <w:proofErr w:type="spellStart"/>
+      <w:r>
+        <w:rPr>
+          <w:bCs/>
+          <w:i/>
+          <w:iCs/>
+        </w:rPr>
+        <w:t>Science</w:t>
+      </w:r>
+      <w:proofErr w:type="spellEnd"/>
+      <w:r>
+        <w:rPr>
+          <w:bCs/>
+          <w:i/>
+          <w:iCs/>
+        </w:rPr>
+        <w:t xml:space="preserve"> </w:t>
+      </w:r>
+      <w:proofErr w:type="spellStart"/>
+      <w:r>
+        <w:rPr>
+          <w:bCs/>
+          <w:i/>
+          <w:iCs/>
+        </w:rPr>
+        <w:t>and</w:t>
+      </w:r>
+      <w:proofErr w:type="spellEnd"/>
+      <w:r>
+        <w:rPr>
+          <w:bCs/>
+          <w:i/>
+          <w:iCs/>
+        </w:rPr>
+        <w:t xml:space="preserve"> Information</w:t>
+      </w:r>
+      <w:r>
+        <w:rPr>
+          <w:bCs/>
+        </w:rPr>
+        <w:t>, </w:t>
+      </w:r>
+      <w:r>
+        <w:rPr>
+          <w:bCs/>
+          <w:i/>
+          <w:iCs/>
+        </w:rPr>
+        <w:t>6</w:t>
+      </w:r>
+      <w:r>
+        <w:rPr>
+          <w:bCs/>
+        </w:rPr>
+        <w:t>(3), 277-288. </w:t>
+      </w:r>
+      <w:hyperlink r:id="rId41" w:history="1">
+        <w:r>
+          <w:rPr>
+            <w:rStyle w:val="Kpr"/>
+            <w:bCs/>
+          </w:rPr>
+          <w:t>https://doi.org/10.21078/JSSI-2018-277-12</w:t>
+        </w:r>
+      </w:hyperlink>
+    </w:p>
+    <w:p>
+      <w:pPr>
+        <w:pStyle w:val="JenniRefBody"/>
+        <w:ind w:left="720" w:hanging="720"/>
+        <w:jc w:val="both"/>
+        <w:rPr>
+          <w:bCs/>
+          <w:lang w:val="en-US"/>
+        </w:rPr>
+      </w:pPr>
       <w:bookmarkStart w:id="22" w:name="54e2b63820dc4c534c0705b1ba2249b6"/>
       <w:bookmarkEnd w:id="21"/>
       <w:r>
@@ -12339,15 +15099,9 @@
           <w:iCs/>
           <w:lang w:val="en-US"/>
         </w:rPr>
-        <w:t>Annales Geophysicae</w:t>
-      </w:r>
-      <w:r>
-        <w:rPr>
-          <w:bCs/>
-          <w:lang w:val="en-US"/>
-        </w:rPr>
-        <w:t xml:space="preserve">, </w:t>
-      </w:r>
+        <w:t xml:space="preserve">Annales </w:t>
+      </w:r>
+      <w:proofErr w:type="spellStart"/>
       <w:r>
         <w:rPr>
           <w:bCs/>
@@ -12355,6 +15109,23 @@
           <w:iCs/>
           <w:lang w:val="en-US"/>
         </w:rPr>
+        <w:t>Geophysicae</w:t>
+      </w:r>
+      <w:proofErr w:type="spellEnd"/>
+      <w:r>
+        <w:rPr>
+          <w:bCs/>
+          <w:lang w:val="en-US"/>
+        </w:rPr>
+        <w:t xml:space="preserve">, </w:t>
+      </w:r>
+      <w:r>
+        <w:rPr>
+          <w:bCs/>
+          <w:i/>
+          <w:iCs/>
+          <w:lang w:val="en-US"/>
+        </w:rPr>
         <w:t>42</w:t>
       </w:r>
       <w:r>
@@ -12364,7 +15135,7 @@
         </w:rPr>
         <w:t xml:space="preserve">(2), 455. </w:t>
       </w:r>
-      <w:hyperlink r:id="rId41" w:history="1">
+      <w:hyperlink r:id="rId42" w:history="1">
         <w:r>
           <w:rPr>
             <w:rStyle w:val="Kpr"/>
@@ -12475,6 +15246,208 @@
     </w:lvl>
   </w:abstractNum>
   <w:abstractNum w:abstractNumId="1" w15:restartNumberingAfterBreak="0">
+    <w:nsid w:val="20075136"/>
+    <w:multiLevelType w:val="hybridMultilevel"/>
+    <w:tmpl w:val="0AD25BB2"/>
+    <w:lvl w:ilvl="0" w:tplc="6936AC4A">
+      <w:start w:val="1"/>
+      <w:numFmt w:val="bullet"/>
+      <w:lvlText w:val="-"/>
+      <w:lvlJc w:val="left"/>
+      <w:pPr>
+        <w:ind w:left="1068" w:hanging="360"/>
+      </w:pPr>
+      <w:rPr>
+        <w:rFonts w:ascii="Times New Roman" w:eastAsia="Times New Roman" w:hAnsi="Times New Roman" w:cs="Times New Roman" w:hint="default"/>
+      </w:rPr>
+    </w:lvl>
+    <w:lvl w:ilvl="1" w:tplc="041F0003" w:tentative="1">
+      <w:start w:val="1"/>
+      <w:numFmt w:val="bullet"/>
+      <w:lvlText w:val="o"/>
+      <w:lvlJc w:val="left"/>
+      <w:pPr>
+        <w:ind w:left="1788" w:hanging="360"/>
+      </w:pPr>
+      <w:rPr>
+        <w:rFonts w:ascii="Courier New" w:hAnsi="Courier New" w:cs="Courier New" w:hint="default"/>
+      </w:rPr>
+    </w:lvl>
+    <w:lvl w:ilvl="2" w:tplc="041F0005" w:tentative="1">
+      <w:start w:val="1"/>
+      <w:numFmt w:val="bullet"/>
+      <w:lvlText w:val=""/>
+      <w:lvlJc w:val="left"/>
+      <w:pPr>
+        <w:ind w:left="2508" w:hanging="360"/>
+      </w:pPr>
+      <w:rPr>
+        <w:rFonts w:ascii="Wingdings" w:hAnsi="Wingdings" w:hint="default"/>
+      </w:rPr>
+    </w:lvl>
+    <w:lvl w:ilvl="3" w:tplc="041F0001" w:tentative="1">
+      <w:start w:val="1"/>
+      <w:numFmt w:val="bullet"/>
+      <w:lvlText w:val=""/>
+      <w:lvlJc w:val="left"/>
+      <w:pPr>
+        <w:ind w:left="3228" w:hanging="360"/>
+      </w:pPr>
+      <w:rPr>
+        <w:rFonts w:ascii="Symbol" w:hAnsi="Symbol" w:hint="default"/>
+      </w:rPr>
+    </w:lvl>
+    <w:lvl w:ilvl="4" w:tplc="041F0003" w:tentative="1">
+      <w:start w:val="1"/>
+      <w:numFmt w:val="bullet"/>
+      <w:lvlText w:val="o"/>
+      <w:lvlJc w:val="left"/>
+      <w:pPr>
+        <w:ind w:left="3948" w:hanging="360"/>
+      </w:pPr>
+      <w:rPr>
+        <w:rFonts w:ascii="Courier New" w:hAnsi="Courier New" w:cs="Courier New" w:hint="default"/>
+      </w:rPr>
+    </w:lvl>
+    <w:lvl w:ilvl="5" w:tplc="041F0005" w:tentative="1">
+      <w:start w:val="1"/>
+      <w:numFmt w:val="bullet"/>
+      <w:lvlText w:val=""/>
+      <w:lvlJc w:val="left"/>
+      <w:pPr>
+        <w:ind w:left="4668" w:hanging="360"/>
+      </w:pPr>
+      <w:rPr>
+        <w:rFonts w:ascii="Wingdings" w:hAnsi="Wingdings" w:hint="default"/>
+      </w:rPr>
+    </w:lvl>
+    <w:lvl w:ilvl="6" w:tplc="041F0001" w:tentative="1">
+      <w:start w:val="1"/>
+      <w:numFmt w:val="bullet"/>
+      <w:lvlText w:val=""/>
+      <w:lvlJc w:val="left"/>
+      <w:pPr>
+        <w:ind w:left="5388" w:hanging="360"/>
+      </w:pPr>
+      <w:rPr>
+        <w:rFonts w:ascii="Symbol" w:hAnsi="Symbol" w:hint="default"/>
+      </w:rPr>
+    </w:lvl>
+    <w:lvl w:ilvl="7" w:tplc="041F0003" w:tentative="1">
+      <w:start w:val="1"/>
+      <w:numFmt w:val="bullet"/>
+      <w:lvlText w:val="o"/>
+      <w:lvlJc w:val="left"/>
+      <w:pPr>
+        <w:ind w:left="6108" w:hanging="360"/>
+      </w:pPr>
+      <w:rPr>
+        <w:rFonts w:ascii="Courier New" w:hAnsi="Courier New" w:cs="Courier New" w:hint="default"/>
+      </w:rPr>
+    </w:lvl>
+    <w:lvl w:ilvl="8" w:tplc="041F0005" w:tentative="1">
+      <w:start w:val="1"/>
+      <w:numFmt w:val="bullet"/>
+      <w:lvlText w:val=""/>
+      <w:lvlJc w:val="left"/>
+      <w:pPr>
+        <w:ind w:left="6828" w:hanging="360"/>
+      </w:pPr>
+      <w:rPr>
+        <w:rFonts w:ascii="Wingdings" w:hAnsi="Wingdings" w:hint="default"/>
+      </w:rPr>
+    </w:lvl>
+  </w:abstractNum>
+  <w:abstractNum w:abstractNumId="2" w15:restartNumberingAfterBreak="0">
+    <w:nsid w:val="237902B1"/>
+    <w:multiLevelType w:val="hybridMultilevel"/>
+    <w:tmpl w:val="9762083C"/>
+    <w:lvl w:ilvl="0" w:tplc="041F000F">
+      <w:start w:val="1"/>
+      <w:numFmt w:val="decimal"/>
+      <w:lvlText w:val="%1."/>
+      <w:lvlJc w:val="left"/>
+      <w:pPr>
+        <w:ind w:left="720" w:hanging="360"/>
+      </w:pPr>
+      <w:rPr>
+        <w:rFonts w:hint="default"/>
+      </w:rPr>
+    </w:lvl>
+    <w:lvl w:ilvl="1" w:tplc="041F0019" w:tentative="1">
+      <w:start w:val="1"/>
+      <w:numFmt w:val="lowerLetter"/>
+      <w:lvlText w:val="%2."/>
+      <w:lvlJc w:val="left"/>
+      <w:pPr>
+        <w:ind w:left="1440" w:hanging="360"/>
+      </w:pPr>
+    </w:lvl>
+    <w:lvl w:ilvl="2" w:tplc="041F001B" w:tentative="1">
+      <w:start w:val="1"/>
+      <w:numFmt w:val="lowerRoman"/>
+      <w:lvlText w:val="%3."/>
+      <w:lvlJc w:val="right"/>
+      <w:pPr>
+        <w:ind w:left="2160" w:hanging="180"/>
+      </w:pPr>
+    </w:lvl>
+    <w:lvl w:ilvl="3" w:tplc="041F000F" w:tentative="1">
+      <w:start w:val="1"/>
+      <w:numFmt w:val="decimal"/>
+      <w:lvlText w:val="%4."/>
+      <w:lvlJc w:val="left"/>
+      <w:pPr>
+        <w:ind w:left="2880" w:hanging="360"/>
+      </w:pPr>
+    </w:lvl>
+    <w:lvl w:ilvl="4" w:tplc="041F0019" w:tentative="1">
+      <w:start w:val="1"/>
+      <w:numFmt w:val="lowerLetter"/>
+      <w:lvlText w:val="%5."/>
+      <w:lvlJc w:val="left"/>
+      <w:pPr>
+        <w:ind w:left="3600" w:hanging="360"/>
+      </w:pPr>
+    </w:lvl>
+    <w:lvl w:ilvl="5" w:tplc="041F001B" w:tentative="1">
+      <w:start w:val="1"/>
+      <w:numFmt w:val="lowerRoman"/>
+      <w:lvlText w:val="%6."/>
+      <w:lvlJc w:val="right"/>
+      <w:pPr>
+        <w:ind w:left="4320" w:hanging="180"/>
+      </w:pPr>
+    </w:lvl>
+    <w:lvl w:ilvl="6" w:tplc="041F000F" w:tentative="1">
+      <w:start w:val="1"/>
+      <w:numFmt w:val="decimal"/>
+      <w:lvlText w:val="%7."/>
+      <w:lvlJc w:val="left"/>
+      <w:pPr>
+        <w:ind w:left="5040" w:hanging="360"/>
+      </w:pPr>
+    </w:lvl>
+    <w:lvl w:ilvl="7" w:tplc="041F0019" w:tentative="1">
+      <w:start w:val="1"/>
+      <w:numFmt w:val="lowerLetter"/>
+      <w:lvlText w:val="%8."/>
+      <w:lvlJc w:val="left"/>
+      <w:pPr>
+        <w:ind w:left="5760" w:hanging="360"/>
+      </w:pPr>
+    </w:lvl>
+    <w:lvl w:ilvl="8" w:tplc="041F001B" w:tentative="1">
+      <w:start w:val="1"/>
+      <w:numFmt w:val="lowerRoman"/>
+      <w:lvlText w:val="%9."/>
+      <w:lvlJc w:val="right"/>
+      <w:pPr>
+        <w:ind w:left="6480" w:hanging="180"/>
+      </w:pPr>
+    </w:lvl>
+  </w:abstractNum>
+  <w:abstractNum w:abstractNumId="3" w15:restartNumberingAfterBreak="0">
     <w:nsid w:val="2D7F1D17"/>
     <w:multiLevelType w:val="hybridMultilevel"/>
     <w:tmpl w:val="791CC3E8"/>
@@ -12560,7 +15533,7 @@
       </w:pPr>
     </w:lvl>
   </w:abstractNum>
-  <w:abstractNum w:abstractNumId="2" w15:restartNumberingAfterBreak="0">
+  <w:abstractNum w:abstractNumId="4" w15:restartNumberingAfterBreak="0">
     <w:nsid w:val="65B1010B"/>
     <w:multiLevelType w:val="hybridMultilevel"/>
     <w:tmpl w:val="473E883A"/>
@@ -12651,6 +15624,12 @@
     <w:lvlOverride w:ilvl="0">
       <w:startOverride w:val="1"/>
     </w:lvlOverride>
+  </w:num>
+  <w:num w:numId="2" w16cid:durableId="402408827">
+    <w:abstractNumId w:val="2"/>
+  </w:num>
+  <w:num w:numId="3" w16cid:durableId="1919435337">
+    <w:abstractNumId w:val="1"/>
   </w:num>
 </w:numbering>
 </file>

--- a/Manuscript.docx
+++ b/Manuscript.docx
@@ -2482,10 +2482,11 @@
       <w:r>
         <w:rPr>
           <w:bCs/>
+          <w:noProof/>
           <w:szCs w:val="18"/>
         </w:rPr>
         <w:drawing>
-          <wp:inline distT="0" distB="0" distL="0" distR="0" wp14:anchorId="2942EEED" wp14:editId="5DF01C49">
+          <wp:inline distT="0" distB="0" distL="0" distR="0" wp14:anchorId="2942EEED" wp14:editId="54B9C3B0">
             <wp:extent cx="3209563" cy="1613061"/>
             <wp:effectExtent l="0" t="0" r="0" b="0"/>
             <wp:docPr id="1970336029" name="Resim 1" descr="metin, diyagram, ekran görüntüsü, yazı tipi içeren bir resim&#10;&#10;Yapay zeka tarafından oluşturulmuş içerik yanlış olabilir."/>
@@ -2535,6 +2536,8 @@
           <w:rFonts w:ascii="Times New Roman" w:hAnsi="Times New Roman" w:cs="Times New Roman"/>
           <w:b w:val="0"/>
           <w:color w:val="auto"/>
+          <w:sz w:val="16"/>
+          <w:szCs w:val="16"/>
         </w:rPr>
       </w:pPr>
       <w:bookmarkStart w:id="2" w:name="_Ref222158843"/>
@@ -2543,6 +2546,8 @@
           <w:rFonts w:ascii="Times New Roman" w:hAnsi="Times New Roman" w:cs="Times New Roman"/>
           <w:b w:val="0"/>
           <w:color w:val="auto"/>
+          <w:sz w:val="16"/>
+          <w:szCs w:val="16"/>
         </w:rPr>
         <w:t xml:space="preserve">Figure </w:t>
       </w:r>
@@ -2551,6 +2556,8 @@
           <w:rFonts w:ascii="Times New Roman" w:hAnsi="Times New Roman" w:cs="Times New Roman"/>
           <w:b w:val="0"/>
           <w:color w:val="auto"/>
+          <w:sz w:val="16"/>
+          <w:szCs w:val="16"/>
         </w:rPr>
         <w:fldChar w:fldCharType="begin"/>
       </w:r>
@@ -2559,6 +2566,8 @@
           <w:rFonts w:ascii="Times New Roman" w:hAnsi="Times New Roman" w:cs="Times New Roman"/>
           <w:b w:val="0"/>
           <w:color w:val="auto"/>
+          <w:sz w:val="16"/>
+          <w:szCs w:val="16"/>
         </w:rPr>
         <w:instrText xml:space="preserve"> SEQ Figure \* ARABIC </w:instrText>
       </w:r>
@@ -2567,31 +2576,40 @@
           <w:rFonts w:ascii="Times New Roman" w:hAnsi="Times New Roman" w:cs="Times New Roman"/>
           <w:b w:val="0"/>
           <w:color w:val="auto"/>
+          <w:sz w:val="16"/>
+          <w:szCs w:val="16"/>
         </w:rPr>
         <w:fldChar w:fldCharType="separate"/>
+      </w:r>
+      <w:r>
+        <w:rPr>
+          <w:rFonts w:ascii="Times New Roman" w:hAnsi="Times New Roman" w:cs="Times New Roman"/>
+          <w:b w:val="0"/>
+          <w:noProof/>
+          <w:color w:val="auto"/>
+          <w:sz w:val="16"/>
+          <w:szCs w:val="16"/>
+        </w:rPr>
+        <w:t>1</w:t>
       </w:r>
       <w:r>
         <w:rPr>
           <w:rFonts w:ascii="Times New Roman" w:hAnsi="Times New Roman" w:cs="Times New Roman"/>
           <w:b w:val="0"/>
           <w:color w:val="auto"/>
-        </w:rPr>
-        <w:t>1</w:t>
-      </w:r>
+          <w:sz w:val="16"/>
+          <w:szCs w:val="16"/>
+        </w:rPr>
+        <w:fldChar w:fldCharType="end"/>
+      </w:r>
+      <w:bookmarkEnd w:id="2"/>
       <w:r>
         <w:rPr>
           <w:rFonts w:ascii="Times New Roman" w:hAnsi="Times New Roman" w:cs="Times New Roman"/>
           <w:b w:val="0"/>
           <w:color w:val="auto"/>
-        </w:rPr>
-        <w:fldChar w:fldCharType="end"/>
-      </w:r>
-      <w:bookmarkEnd w:id="2"/>
-      <w:r>
-        <w:rPr>
-          <w:rFonts w:ascii="Times New Roman" w:hAnsi="Times New Roman" w:cs="Times New Roman"/>
-          <w:b w:val="0"/>
-          <w:color w:val="auto"/>
+          <w:sz w:val="16"/>
+          <w:szCs w:val="16"/>
         </w:rPr>
         <w:t>: Elements of the Kalman filter (Groves, 2008).</w:t>
       </w:r>
@@ -2785,6 +2803,7 @@
       <w:r>
         <w:rPr>
           <w:bCs/>
+          <w:noProof/>
           <w:szCs w:val="18"/>
         </w:rPr>
         <w:drawing>
@@ -2837,6 +2856,8 @@
         <w:rPr>
           <w:rFonts w:ascii="Times New Roman" w:hAnsi="Times New Roman" w:cs="Times New Roman"/>
           <w:b w:val="0"/>
+          <w:sz w:val="16"/>
+          <w:szCs w:val="16"/>
         </w:rPr>
       </w:pPr>
       <w:r>
@@ -2844,6 +2865,8 @@
           <w:rFonts w:ascii="Times New Roman" w:hAnsi="Times New Roman" w:cs="Times New Roman"/>
           <w:b w:val="0"/>
           <w:color w:val="auto"/>
+          <w:sz w:val="16"/>
+          <w:szCs w:val="16"/>
         </w:rPr>
         <w:t xml:space="preserve">Figure </w:t>
       </w:r>
@@ -2852,6 +2875,8 @@
           <w:rFonts w:ascii="Times New Roman" w:hAnsi="Times New Roman" w:cs="Times New Roman"/>
           <w:b w:val="0"/>
           <w:color w:val="auto"/>
+          <w:sz w:val="16"/>
+          <w:szCs w:val="16"/>
         </w:rPr>
         <w:fldChar w:fldCharType="begin"/>
       </w:r>
@@ -2860,6 +2885,8 @@
           <w:rFonts w:ascii="Times New Roman" w:hAnsi="Times New Roman" w:cs="Times New Roman"/>
           <w:b w:val="0"/>
           <w:color w:val="auto"/>
+          <w:sz w:val="16"/>
+          <w:szCs w:val="16"/>
         </w:rPr>
         <w:instrText xml:space="preserve"> SEQ Figure \* ARABIC </w:instrText>
       </w:r>
@@ -2868,30 +2895,39 @@
           <w:rFonts w:ascii="Times New Roman" w:hAnsi="Times New Roman" w:cs="Times New Roman"/>
           <w:b w:val="0"/>
           <w:color w:val="auto"/>
+          <w:sz w:val="16"/>
+          <w:szCs w:val="16"/>
         </w:rPr>
         <w:fldChar w:fldCharType="separate"/>
+      </w:r>
+      <w:r>
+        <w:rPr>
+          <w:rFonts w:ascii="Times New Roman" w:hAnsi="Times New Roman" w:cs="Times New Roman"/>
+          <w:b w:val="0"/>
+          <w:noProof/>
+          <w:color w:val="auto"/>
+          <w:sz w:val="16"/>
+          <w:szCs w:val="16"/>
+        </w:rPr>
+        <w:t>2</w:t>
       </w:r>
       <w:r>
         <w:rPr>
           <w:rFonts w:ascii="Times New Roman" w:hAnsi="Times New Roman" w:cs="Times New Roman"/>
           <w:b w:val="0"/>
           <w:color w:val="auto"/>
-        </w:rPr>
-        <w:t>2</w:t>
+          <w:sz w:val="16"/>
+          <w:szCs w:val="16"/>
+        </w:rPr>
+        <w:fldChar w:fldCharType="end"/>
       </w:r>
       <w:r>
         <w:rPr>
           <w:rFonts w:ascii="Times New Roman" w:hAnsi="Times New Roman" w:cs="Times New Roman"/>
           <w:b w:val="0"/>
           <w:color w:val="auto"/>
-        </w:rPr>
-        <w:fldChar w:fldCharType="end"/>
-      </w:r>
-      <w:r>
-        <w:rPr>
-          <w:rFonts w:ascii="Times New Roman" w:hAnsi="Times New Roman" w:cs="Times New Roman"/>
-          <w:b w:val="0"/>
-          <w:color w:val="auto"/>
+          <w:sz w:val="16"/>
+          <w:szCs w:val="16"/>
         </w:rPr>
         <w:t>: Flow of Kalman Filter</w:t>
       </w:r>
@@ -7548,17 +7584,20 @@
     <w:p>
       <w:pPr>
         <w:pStyle w:val="ResimYazs"/>
-        <w:keepNext/>
         <w:jc w:val="center"/>
         <w:rPr>
           <w:rFonts w:ascii="Times New Roman" w:hAnsi="Times New Roman" w:cs="Times New Roman"/>
           <w:color w:val="auto"/>
+          <w:sz w:val="16"/>
+          <w:szCs w:val="16"/>
         </w:rPr>
       </w:pPr>
       <w:r>
         <w:rPr>
           <w:rFonts w:ascii="Times New Roman" w:hAnsi="Times New Roman" w:cs="Times New Roman"/>
           <w:color w:val="auto"/>
+          <w:sz w:val="16"/>
+          <w:szCs w:val="16"/>
         </w:rPr>
         <w:t xml:space="preserve">Table </w:t>
       </w:r>
@@ -7566,6 +7605,8 @@
         <w:rPr>
           <w:rFonts w:ascii="Times New Roman" w:hAnsi="Times New Roman" w:cs="Times New Roman"/>
           <w:color w:val="auto"/>
+          <w:sz w:val="16"/>
+          <w:szCs w:val="16"/>
         </w:rPr>
         <w:fldChar w:fldCharType="begin"/>
       </w:r>
@@ -7573,6 +7614,8 @@
         <w:rPr>
           <w:rFonts w:ascii="Times New Roman" w:hAnsi="Times New Roman" w:cs="Times New Roman"/>
           <w:color w:val="auto"/>
+          <w:sz w:val="16"/>
+          <w:szCs w:val="16"/>
         </w:rPr>
         <w:instrText xml:space="preserve"> SEQ Table \* ARABIC </w:instrText>
       </w:r>
@@ -7580,6 +7623,8 @@
         <w:rPr>
           <w:rFonts w:ascii="Times New Roman" w:hAnsi="Times New Roman" w:cs="Times New Roman"/>
           <w:color w:val="auto"/>
+          <w:sz w:val="16"/>
+          <w:szCs w:val="16"/>
         </w:rPr>
         <w:fldChar w:fldCharType="separate"/>
       </w:r>
@@ -7587,6 +7632,8 @@
         <w:rPr>
           <w:rFonts w:ascii="Times New Roman" w:hAnsi="Times New Roman" w:cs="Times New Roman"/>
           <w:color w:val="auto"/>
+          <w:sz w:val="16"/>
+          <w:szCs w:val="16"/>
         </w:rPr>
         <w:t>1</w:t>
       </w:r>
@@ -7594,6 +7641,8 @@
         <w:rPr>
           <w:rFonts w:ascii="Times New Roman" w:hAnsi="Times New Roman" w:cs="Times New Roman"/>
           <w:color w:val="auto"/>
+          <w:sz w:val="16"/>
+          <w:szCs w:val="16"/>
         </w:rPr>
         <w:fldChar w:fldCharType="end"/>
       </w:r>
@@ -7601,6 +7650,8 @@
         <w:rPr>
           <w:rFonts w:ascii="Times New Roman" w:hAnsi="Times New Roman" w:cs="Times New Roman"/>
           <w:color w:val="auto"/>
+          <w:sz w:val="16"/>
+          <w:szCs w:val="16"/>
         </w:rPr>
         <w:t>: Precise orbit data provider used in this study</w:t>
       </w:r>
@@ -7638,12 +7689,16 @@
             <w:pPr>
               <w:rPr>
                 <w:bCs/>
+                <w:sz w:val="16"/>
+                <w:szCs w:val="16"/>
               </w:rPr>
             </w:pPr>
             <w:r>
               <w:rPr>
                 <w:rFonts w:eastAsia="Times New Roman"/>
                 <w:bCs/>
+                <w:sz w:val="16"/>
+                <w:szCs w:val="16"/>
               </w:rPr>
               <w:t>Anal</w:t>
             </w:r>
@@ -7651,6 +7706,8 @@
               <w:rPr>
                 <w:rFonts w:eastAsia="Times New Roman"/>
                 <w:bCs/>
+                <w:sz w:val="16"/>
+                <w:szCs w:val="16"/>
               </w:rPr>
               <w:t>y</w:t>
             </w:r>
@@ -7658,6 +7715,8 @@
               <w:rPr>
                 <w:rFonts w:eastAsia="Times New Roman"/>
                 <w:bCs/>
+                <w:sz w:val="16"/>
+                <w:szCs w:val="16"/>
               </w:rPr>
               <w:t>sis Center</w:t>
             </w:r>
@@ -7676,11 +7735,15 @@
             <w:pPr>
               <w:rPr>
                 <w:bCs/>
+                <w:sz w:val="16"/>
+                <w:szCs w:val="16"/>
               </w:rPr>
             </w:pPr>
             <w:r>
               <w:rPr>
                 <w:bCs/>
+                <w:sz w:val="16"/>
+                <w:szCs w:val="16"/>
               </w:rPr>
               <w:t>Institution</w:t>
             </w:r>
@@ -7699,11 +7762,15 @@
             <w:pPr>
               <w:rPr>
                 <w:bCs/>
+                <w:sz w:val="16"/>
+                <w:szCs w:val="16"/>
               </w:rPr>
             </w:pPr>
             <w:r>
               <w:rPr>
                 <w:bCs/>
+                <w:sz w:val="16"/>
+                <w:szCs w:val="16"/>
               </w:rPr>
               <w:t>Country</w:t>
             </w:r>
@@ -7721,11 +7788,15 @@
             <w:pPr>
               <w:rPr>
                 <w:bCs/>
+                <w:sz w:val="16"/>
+                <w:szCs w:val="16"/>
               </w:rPr>
             </w:pPr>
             <w:r>
               <w:rPr>
                 <w:bCs/>
+                <w:sz w:val="16"/>
+                <w:szCs w:val="16"/>
               </w:rPr>
               <w:t>SP3 Sampling Interval</w:t>
             </w:r>
@@ -7745,11 +7816,15 @@
             <w:pPr>
               <w:rPr>
                 <w:bCs/>
+                <w:sz w:val="16"/>
+                <w:szCs w:val="16"/>
               </w:rPr>
             </w:pPr>
             <w:r>
               <w:rPr>
                 <w:bCs/>
+                <w:sz w:val="16"/>
+                <w:szCs w:val="16"/>
               </w:rPr>
               <w:t>CODE</w:t>
             </w:r>
@@ -7768,11 +7843,15 @@
             <w:pPr>
               <w:rPr>
                 <w:bCs/>
+                <w:sz w:val="16"/>
+                <w:szCs w:val="16"/>
               </w:rPr>
             </w:pPr>
             <w:r>
               <w:rPr>
                 <w:bCs/>
+                <w:sz w:val="16"/>
+                <w:szCs w:val="16"/>
               </w:rPr>
               <w:t>Center for Orbit Determination in Europe, University of Bern</w:t>
             </w:r>
@@ -7791,11 +7870,15 @@
             <w:pPr>
               <w:rPr>
                 <w:bCs/>
+                <w:sz w:val="16"/>
+                <w:szCs w:val="16"/>
               </w:rPr>
             </w:pPr>
             <w:r>
               <w:rPr>
                 <w:bCs/>
+                <w:sz w:val="16"/>
+                <w:szCs w:val="16"/>
               </w:rPr>
               <w:t>Switzerland</w:t>
             </w:r>
@@ -7813,11 +7896,15 @@
             <w:pPr>
               <w:rPr>
                 <w:bCs/>
+                <w:sz w:val="16"/>
+                <w:szCs w:val="16"/>
               </w:rPr>
             </w:pPr>
             <w:r>
               <w:rPr>
                 <w:bCs/>
+                <w:sz w:val="16"/>
+                <w:szCs w:val="16"/>
               </w:rPr>
               <w:t>5 min</w:t>
             </w:r>
@@ -7836,11 +7923,15 @@
             <w:pPr>
               <w:rPr>
                 <w:bCs/>
+                <w:sz w:val="16"/>
+                <w:szCs w:val="16"/>
               </w:rPr>
             </w:pPr>
             <w:r>
               <w:rPr>
                 <w:bCs/>
+                <w:sz w:val="16"/>
+                <w:szCs w:val="16"/>
               </w:rPr>
               <w:t>GFZ</w:t>
             </w:r>
@@ -7858,12 +7949,16 @@
             <w:pPr>
               <w:rPr>
                 <w:bCs/>
+                <w:sz w:val="16"/>
+                <w:szCs w:val="16"/>
               </w:rPr>
             </w:pPr>
             <w:proofErr w:type="spellStart"/>
             <w:r>
               <w:rPr>
                 <w:bCs/>
+                <w:sz w:val="16"/>
+                <w:szCs w:val="16"/>
               </w:rPr>
               <w:t>GeoForschungsZentrum</w:t>
             </w:r>
@@ -7871,6 +7966,8 @@
             <w:r>
               <w:rPr>
                 <w:bCs/>
+                <w:sz w:val="16"/>
+                <w:szCs w:val="16"/>
               </w:rPr>
               <w:t xml:space="preserve"> Potsdam</w:t>
             </w:r>
@@ -7888,11 +7985,15 @@
             <w:pPr>
               <w:rPr>
                 <w:bCs/>
+                <w:sz w:val="16"/>
+                <w:szCs w:val="16"/>
               </w:rPr>
             </w:pPr>
             <w:r>
               <w:rPr>
                 <w:bCs/>
+                <w:sz w:val="16"/>
+                <w:szCs w:val="16"/>
               </w:rPr>
               <w:t>Germany</w:t>
             </w:r>
@@ -7909,11 +8010,15 @@
             <w:pPr>
               <w:rPr>
                 <w:bCs/>
+                <w:sz w:val="16"/>
+                <w:szCs w:val="16"/>
               </w:rPr>
             </w:pPr>
             <w:r>
               <w:rPr>
                 <w:bCs/>
+                <w:sz w:val="16"/>
+                <w:szCs w:val="16"/>
               </w:rPr>
               <w:t>5 min</w:t>
             </w:r>
@@ -7932,11 +8037,15 @@
             <w:pPr>
               <w:rPr>
                 <w:bCs/>
+                <w:sz w:val="16"/>
+                <w:szCs w:val="16"/>
               </w:rPr>
             </w:pPr>
             <w:r>
               <w:rPr>
                 <w:bCs/>
+                <w:sz w:val="16"/>
+                <w:szCs w:val="16"/>
               </w:rPr>
               <w:t>JAXA</w:t>
             </w:r>
@@ -7954,11 +8063,15 @@
             <w:pPr>
               <w:rPr>
                 <w:bCs/>
+                <w:sz w:val="16"/>
+                <w:szCs w:val="16"/>
               </w:rPr>
             </w:pPr>
             <w:r>
               <w:rPr>
                 <w:bCs/>
+                <w:sz w:val="16"/>
+                <w:szCs w:val="16"/>
               </w:rPr>
               <w:t>Japan Aerospace Exploration</w:t>
             </w:r>
@@ -7976,11 +8089,15 @@
             <w:pPr>
               <w:rPr>
                 <w:bCs/>
+                <w:sz w:val="16"/>
+                <w:szCs w:val="16"/>
               </w:rPr>
             </w:pPr>
             <w:r>
               <w:rPr>
                 <w:bCs/>
+                <w:sz w:val="16"/>
+                <w:szCs w:val="16"/>
               </w:rPr>
               <w:t>Japan</w:t>
             </w:r>
@@ -7997,11 +8114,15 @@
             <w:pPr>
               <w:rPr>
                 <w:bCs/>
+                <w:sz w:val="16"/>
+                <w:szCs w:val="16"/>
               </w:rPr>
             </w:pPr>
             <w:r>
               <w:rPr>
                 <w:bCs/>
+                <w:sz w:val="16"/>
+                <w:szCs w:val="16"/>
               </w:rPr>
               <w:t>5 min</w:t>
             </w:r>
@@ -8020,11 +8141,15 @@
             <w:pPr>
               <w:rPr>
                 <w:bCs/>
+                <w:sz w:val="16"/>
+                <w:szCs w:val="16"/>
               </w:rPr>
             </w:pPr>
             <w:r>
               <w:rPr>
                 <w:bCs/>
+                <w:sz w:val="16"/>
+                <w:szCs w:val="16"/>
               </w:rPr>
               <w:t>GRG</w:t>
             </w:r>
@@ -8042,11 +8167,15 @@
             <w:pPr>
               <w:rPr>
                 <w:bCs/>
+                <w:sz w:val="16"/>
+                <w:szCs w:val="16"/>
               </w:rPr>
             </w:pPr>
             <w:r>
               <w:rPr>
                 <w:bCs/>
+                <w:sz w:val="16"/>
+                <w:szCs w:val="16"/>
               </w:rPr>
               <w:t>CNES/CLS Analysis Center</w:t>
             </w:r>
@@ -8064,11 +8193,15 @@
             <w:pPr>
               <w:rPr>
                 <w:bCs/>
+                <w:sz w:val="16"/>
+                <w:szCs w:val="16"/>
               </w:rPr>
             </w:pPr>
             <w:r>
               <w:rPr>
                 <w:bCs/>
+                <w:sz w:val="16"/>
+                <w:szCs w:val="16"/>
               </w:rPr>
               <w:t>France</w:t>
             </w:r>
@@ -8085,11 +8218,15 @@
             <w:pPr>
               <w:rPr>
                 <w:bCs/>
+                <w:sz w:val="16"/>
+                <w:szCs w:val="16"/>
               </w:rPr>
             </w:pPr>
             <w:r>
               <w:rPr>
                 <w:bCs/>
+                <w:sz w:val="16"/>
+                <w:szCs w:val="16"/>
               </w:rPr>
               <w:t>15 min</w:t>
             </w:r>
@@ -8109,11 +8246,15 @@
             <w:pPr>
               <w:rPr>
                 <w:bCs/>
+                <w:sz w:val="16"/>
+                <w:szCs w:val="16"/>
               </w:rPr>
             </w:pPr>
             <w:r>
               <w:rPr>
                 <w:bCs/>
+                <w:sz w:val="16"/>
+                <w:szCs w:val="16"/>
               </w:rPr>
               <w:t>SHA</w:t>
             </w:r>
@@ -8132,11 +8273,15 @@
             <w:pPr>
               <w:rPr>
                 <w:bCs/>
+                <w:sz w:val="16"/>
+                <w:szCs w:val="16"/>
               </w:rPr>
             </w:pPr>
             <w:r>
               <w:rPr>
                 <w:bCs/>
+                <w:sz w:val="16"/>
+                <w:szCs w:val="16"/>
               </w:rPr>
               <w:t>Shanghai Astronomical Observatory</w:t>
             </w:r>
@@ -8155,11 +8300,15 @@
             <w:pPr>
               <w:rPr>
                 <w:bCs/>
+                <w:sz w:val="16"/>
+                <w:szCs w:val="16"/>
               </w:rPr>
             </w:pPr>
             <w:r>
               <w:rPr>
                 <w:bCs/>
+                <w:sz w:val="16"/>
+                <w:szCs w:val="16"/>
               </w:rPr>
               <w:t>China</w:t>
             </w:r>
@@ -8177,17 +8326,23 @@
             <w:pPr>
               <w:rPr>
                 <w:bCs/>
+                <w:sz w:val="16"/>
+                <w:szCs w:val="16"/>
               </w:rPr>
             </w:pPr>
             <w:r>
               <w:rPr>
                 <w:bCs/>
+                <w:sz w:val="16"/>
+                <w:szCs w:val="16"/>
               </w:rPr>
               <w:t>15 m</w:t>
             </w:r>
             <w:r>
               <w:rPr>
                 <w:bCs/>
+                <w:sz w:val="16"/>
+                <w:szCs w:val="16"/>
               </w:rPr>
               <w:t>in</w:t>
             </w:r>
@@ -9003,11 +9158,14 @@
         <w:rPr>
           <w:bCs/>
         </w:rPr>
+        <w:t xml:space="preserve">To objectively evaluate the interpolation and prediction performance of the applied models on real satellite orbit, a </w:t>
+      </w:r>
+      <w:r>
+        <w:t xml:space="preserve">Leave-One-Out Cross-Validation (LOO-CV) strategy was adopted. This approach was selected because it maximizes the utilization </w:t>
+      </w:r>
+      <w:r>
         <w:lastRenderedPageBreak/>
-        <w:t xml:space="preserve">To objectively evaluate the interpolation and prediction performance of the applied models on real satellite orbit, a </w:t>
-      </w:r>
-      <w:r>
-        <w:t>Leave-One-Out Cross-Validation (LOO-CV) strategy was adopted. This approach was selected because it maximizes the utilization of available observations while providing an unbiased estimate of the model’s generalization capability for each individual epoch, which is particularly beneficial for time</w:t>
+        <w:t>of available observations while providing an unbiased estimate of the model’s generalization capability for each individual epoch, which is particularly beneficial for time</w:t>
       </w:r>
       <w:r>
         <w:t xml:space="preserve"> </w:t>
@@ -10078,244 +10236,797 @@
     </w:p>
     <w:p>
       <w:r>
-        <w:t xml:space="preserve">300 </w:t>
-      </w:r>
-      <w:proofErr w:type="spellStart"/>
-      <w:r>
-        <w:t>saniyelik</w:t>
-      </w:r>
-      <w:proofErr w:type="spellEnd"/>
-      <w:r>
-        <w:t xml:space="preserve"> </w:t>
-      </w:r>
-      <w:proofErr w:type="spellStart"/>
-      <w:r>
-        <w:t>veri</w:t>
-      </w:r>
-      <w:proofErr w:type="spellEnd"/>
-      <w:r>
-        <w:t xml:space="preserve"> </w:t>
-      </w:r>
-      <w:proofErr w:type="spellStart"/>
-      <w:r>
-        <w:t>setimiz</w:t>
-      </w:r>
-      <w:proofErr w:type="spellEnd"/>
-      <w:r>
-        <w:t xml:space="preserve"> CODE, GFZ </w:t>
-      </w:r>
-      <w:proofErr w:type="spellStart"/>
-      <w:r>
-        <w:t>ve</w:t>
-      </w:r>
-      <w:proofErr w:type="spellEnd"/>
-      <w:r>
-        <w:t xml:space="preserve"> JAXA </w:t>
-      </w:r>
-      <w:proofErr w:type="spellStart"/>
-      <w:r>
-        <w:t>analiz</w:t>
-      </w:r>
-      <w:proofErr w:type="spellEnd"/>
-      <w:r>
-        <w:t xml:space="preserve"> </w:t>
-      </w:r>
-      <w:proofErr w:type="spellStart"/>
-      <w:r>
-        <w:t>merkezleri</w:t>
-      </w:r>
-      <w:proofErr w:type="spellEnd"/>
-      <w:r>
-        <w:t xml:space="preserve"> </w:t>
-      </w:r>
-      <w:proofErr w:type="spellStart"/>
-      <w:r>
-        <w:t>tarafından</w:t>
-      </w:r>
-      <w:proofErr w:type="spellEnd"/>
-      <w:r>
-        <w:t xml:space="preserve"> </w:t>
-      </w:r>
-      <w:proofErr w:type="spellStart"/>
-      <w:r>
-        <w:t>üretilmiştir</w:t>
-      </w:r>
-      <w:proofErr w:type="spellEnd"/>
-      <w:r>
-        <w:t xml:space="preserve">. G11 </w:t>
-      </w:r>
-      <w:proofErr w:type="spellStart"/>
-      <w:r>
-        <w:t>uyduları</w:t>
-      </w:r>
-      <w:proofErr w:type="spellEnd"/>
-      <w:r>
-        <w:t xml:space="preserve"> </w:t>
-      </w:r>
-      <w:proofErr w:type="spellStart"/>
-      <w:r>
-        <w:t>üzerinden</w:t>
-      </w:r>
-      <w:proofErr w:type="spellEnd"/>
-      <w:r>
-        <w:t xml:space="preserve"> </w:t>
-      </w:r>
-      <w:r>
-        <w:t xml:space="preserve">CODE </w:t>
-      </w:r>
-      <w:proofErr w:type="spellStart"/>
-      <w:r>
-        <w:t>analiz</w:t>
-      </w:r>
-      <w:proofErr w:type="spellEnd"/>
-      <w:r>
-        <w:t xml:space="preserve"> </w:t>
-      </w:r>
-      <w:proofErr w:type="spellStart"/>
-      <w:r>
-        <w:t>merkezinin</w:t>
-      </w:r>
-      <w:proofErr w:type="spellEnd"/>
-      <w:r>
-        <w:t xml:space="preserve"> </w:t>
-      </w:r>
-      <w:proofErr w:type="spellStart"/>
-      <w:r>
-        <w:t>dataaseti</w:t>
-      </w:r>
-      <w:proofErr w:type="spellEnd"/>
-      <w:r>
-        <w:t xml:space="preserve"> </w:t>
-      </w:r>
-      <w:proofErr w:type="spellStart"/>
-      <w:r>
-        <w:t>kullanılarak</w:t>
-      </w:r>
-      <w:proofErr w:type="spellEnd"/>
-      <w:r>
-        <w:t xml:space="preserve"> </w:t>
-      </w:r>
-      <w:r>
-        <w:t xml:space="preserve">ML, EKF </w:t>
-      </w:r>
-      <w:proofErr w:type="spellStart"/>
-      <w:r>
-        <w:t>ve</w:t>
-      </w:r>
-      <w:proofErr w:type="spellEnd"/>
-      <w:r>
-        <w:t xml:space="preserve"> Lagrange </w:t>
-      </w:r>
-      <w:proofErr w:type="spellStart"/>
-      <w:r>
-        <w:t>kestirim</w:t>
-      </w:r>
-      <w:proofErr w:type="spellEnd"/>
-      <w:r>
-        <w:t xml:space="preserve"> </w:t>
-      </w:r>
-      <w:proofErr w:type="spellStart"/>
-      <w:r>
-        <w:t>algoritmaları</w:t>
-      </w:r>
-      <w:r>
-        <w:t>nın</w:t>
-      </w:r>
-      <w:proofErr w:type="spellEnd"/>
-      <w:r>
-        <w:t xml:space="preserve"> </w:t>
-      </w:r>
-      <w:proofErr w:type="spellStart"/>
-      <w:r>
-        <w:t>yörünge</w:t>
-      </w:r>
-      <w:proofErr w:type="spellEnd"/>
-      <w:r>
-        <w:t xml:space="preserve"> </w:t>
-      </w:r>
-      <w:proofErr w:type="spellStart"/>
-      <w:r>
-        <w:t>kestirim</w:t>
-      </w:r>
-      <w:proofErr w:type="spellEnd"/>
-      <w:r>
-        <w:t xml:space="preserve"> </w:t>
-      </w:r>
-      <w:proofErr w:type="spellStart"/>
-      <w:r>
-        <w:t>karşılaştırılması</w:t>
-      </w:r>
-      <w:proofErr w:type="spellEnd"/>
-      <w:r>
-        <w:t xml:space="preserve"> </w:t>
-      </w:r>
-      <w:proofErr w:type="spellStart"/>
-      <w:r>
-        <w:t>Şekil</w:t>
-      </w:r>
-      <w:proofErr w:type="spellEnd"/>
-      <w:r>
-        <w:t xml:space="preserve"> 3</w:t>
-      </w:r>
-      <w:r>
-        <w:t>’</w:t>
-      </w:r>
-      <w:r>
-        <w:t>de</w:t>
-      </w:r>
-      <w:r>
-        <w:t xml:space="preserve"> </w:t>
-      </w:r>
-      <w:proofErr w:type="spellStart"/>
-      <w:r>
-        <w:t>ve</w:t>
-      </w:r>
-      <w:proofErr w:type="spellEnd"/>
-      <w:r>
-        <w:t xml:space="preserve"> </w:t>
-      </w:r>
-      <w:proofErr w:type="spellStart"/>
-      <w:r>
-        <w:t>kestirimlerin</w:t>
-      </w:r>
-      <w:proofErr w:type="spellEnd"/>
-      <w:r>
-        <w:t xml:space="preserve"> </w:t>
-      </w:r>
-      <w:proofErr w:type="spellStart"/>
-      <w:r>
-        <w:t>konum</w:t>
-      </w:r>
-      <w:proofErr w:type="spellEnd"/>
-      <w:r>
-        <w:t xml:space="preserve"> </w:t>
-      </w:r>
-      <w:proofErr w:type="spellStart"/>
-      <w:r>
-        <w:t>hatası</w:t>
-      </w:r>
-      <w:proofErr w:type="spellEnd"/>
-      <w:r>
-        <w:t xml:space="preserve"> </w:t>
-      </w:r>
-      <w:proofErr w:type="spellStart"/>
-      <w:r>
-        <w:t>Şekil</w:t>
-      </w:r>
-      <w:proofErr w:type="spellEnd"/>
-      <w:r>
-        <w:t xml:space="preserve"> 4’de</w:t>
-      </w:r>
-      <w:r>
-        <w:t xml:space="preserve"> </w:t>
-      </w:r>
-      <w:proofErr w:type="spellStart"/>
-      <w:r>
-        <w:t>gösterilmiştir</w:t>
-      </w:r>
-      <w:proofErr w:type="spellEnd"/>
-      <w:r>
-        <w:t>.</w:t>
+        <w:t>The one-day dataset with a 300-second sampling interval was generated by the CODE, GFZ, and JAXA analysis centers. The estimation performance of different algorithms was evaluated based on 3D position RMSE values and is presented in Table 2. It is observed that all three analysis centers produce highly consistent results across different estimation methods. Due to this consistency, the graphical representations are presented using the CODE dataset for clarity.</w:t>
+      </w:r>
+    </w:p>
+    <w:p>
+      <w:pPr>
+        <w:pStyle w:val="ResimYazs"/>
+        <w:jc w:val="center"/>
+        <w:rPr>
+          <w:rFonts w:ascii="Times New Roman" w:hAnsi="Times New Roman" w:cs="Times New Roman"/>
+          <w:color w:val="auto"/>
+          <w:sz w:val="16"/>
+          <w:szCs w:val="16"/>
+        </w:rPr>
+      </w:pPr>
+      <w:r>
+        <w:rPr>
+          <w:rFonts w:ascii="Times New Roman" w:hAnsi="Times New Roman" w:cs="Times New Roman"/>
+          <w:color w:val="auto"/>
+          <w:sz w:val="16"/>
+          <w:szCs w:val="16"/>
+        </w:rPr>
+        <w:t xml:space="preserve">Table </w:t>
+      </w:r>
+      <w:r>
+        <w:rPr>
+          <w:rFonts w:ascii="Times New Roman" w:hAnsi="Times New Roman" w:cs="Times New Roman"/>
+          <w:color w:val="auto"/>
+          <w:sz w:val="16"/>
+          <w:szCs w:val="16"/>
+        </w:rPr>
+        <w:fldChar w:fldCharType="begin"/>
+      </w:r>
+      <w:r>
+        <w:rPr>
+          <w:rFonts w:ascii="Times New Roman" w:hAnsi="Times New Roman" w:cs="Times New Roman"/>
+          <w:color w:val="auto"/>
+          <w:sz w:val="16"/>
+          <w:szCs w:val="16"/>
+        </w:rPr>
+        <w:instrText xml:space="preserve"> SEQ Table \* ARABIC </w:instrText>
+      </w:r>
+      <w:r>
+        <w:rPr>
+          <w:rFonts w:ascii="Times New Roman" w:hAnsi="Times New Roman" w:cs="Times New Roman"/>
+          <w:color w:val="auto"/>
+          <w:sz w:val="16"/>
+          <w:szCs w:val="16"/>
+        </w:rPr>
+        <w:fldChar w:fldCharType="separate"/>
+      </w:r>
+      <w:r>
+        <w:rPr>
+          <w:rFonts w:ascii="Times New Roman" w:hAnsi="Times New Roman" w:cs="Times New Roman"/>
+          <w:color w:val="auto"/>
+          <w:sz w:val="16"/>
+          <w:szCs w:val="16"/>
+        </w:rPr>
+        <w:t>2</w:t>
+      </w:r>
+      <w:r>
+        <w:rPr>
+          <w:rFonts w:ascii="Times New Roman" w:hAnsi="Times New Roman" w:cs="Times New Roman"/>
+          <w:color w:val="auto"/>
+          <w:sz w:val="16"/>
+          <w:szCs w:val="16"/>
+        </w:rPr>
+        <w:fldChar w:fldCharType="end"/>
+      </w:r>
+      <w:r>
+        <w:rPr>
+          <w:rFonts w:ascii="Times New Roman" w:hAnsi="Times New Roman" w:cs="Times New Roman"/>
+          <w:color w:val="auto"/>
+          <w:sz w:val="16"/>
+          <w:szCs w:val="16"/>
+        </w:rPr>
+        <w:t xml:space="preserve">: </w:t>
+      </w:r>
+      <w:r>
+        <w:rPr>
+          <w:rFonts w:ascii="Times New Roman" w:hAnsi="Times New Roman" w:cs="Times New Roman"/>
+          <w:color w:val="auto"/>
+          <w:sz w:val="16"/>
+          <w:szCs w:val="16"/>
+        </w:rPr>
+        <w:t xml:space="preserve">3D Position RMSE Comparison of Orbit Estimation Methods for </w:t>
+      </w:r>
+      <w:r>
+        <w:rPr>
+          <w:rFonts w:ascii="Times New Roman" w:hAnsi="Times New Roman" w:cs="Times New Roman"/>
+          <w:color w:val="auto"/>
+          <w:sz w:val="16"/>
+          <w:szCs w:val="16"/>
+        </w:rPr>
+        <w:t>3</w:t>
+      </w:r>
+      <w:r>
+        <w:rPr>
+          <w:rFonts w:ascii="Times New Roman" w:hAnsi="Times New Roman" w:cs="Times New Roman"/>
+          <w:color w:val="auto"/>
+          <w:sz w:val="16"/>
+          <w:szCs w:val="16"/>
+        </w:rPr>
+        <w:t>00-Second Interval Datasets</w:t>
+      </w:r>
+    </w:p>
+    <w:tbl>
+      <w:tblPr>
+        <w:tblStyle w:val="TabloKlavuzu"/>
+        <w:tblW w:w="0" w:type="auto"/>
+        <w:tblLook w:val="04A0" w:firstRow="1" w:lastRow="0" w:firstColumn="1" w:lastColumn="0" w:noHBand="0" w:noVBand="1"/>
+      </w:tblPr>
+      <w:tblGrid>
+        <w:gridCol w:w="3397"/>
+        <w:gridCol w:w="1134"/>
+        <w:gridCol w:w="1134"/>
+        <w:gridCol w:w="993"/>
+        <w:gridCol w:w="992"/>
+        <w:gridCol w:w="545"/>
+        <w:gridCol w:w="821"/>
+      </w:tblGrid>
+      <w:tr>
+        <w:tc>
+          <w:tcPr>
+            <w:tcW w:w="3397" w:type="dxa"/>
+          </w:tcPr>
+          <w:p>
+            <w:pPr>
+              <w:rPr>
+                <w:sz w:val="16"/>
+                <w:szCs w:val="16"/>
+              </w:rPr>
+            </w:pPr>
+            <w:r>
+              <w:rPr>
+                <w:sz w:val="16"/>
+                <w:szCs w:val="16"/>
+              </w:rPr>
+              <w:t>3D Position RMS (Satellite G11)</w:t>
+            </w:r>
+          </w:p>
+        </w:tc>
+        <w:tc>
+          <w:tcPr>
+            <w:tcW w:w="1134" w:type="dxa"/>
+          </w:tcPr>
+          <w:p>
+            <w:pPr>
+              <w:rPr>
+                <w:sz w:val="16"/>
+                <w:szCs w:val="16"/>
+              </w:rPr>
+            </w:pPr>
+            <w:r>
+              <w:rPr>
+                <w:sz w:val="16"/>
+                <w:szCs w:val="16"/>
+              </w:rPr>
+              <w:t>RF</w:t>
+            </w:r>
+          </w:p>
+        </w:tc>
+        <w:tc>
+          <w:tcPr>
+            <w:tcW w:w="1134" w:type="dxa"/>
+          </w:tcPr>
+          <w:p>
+            <w:pPr>
+              <w:rPr>
+                <w:sz w:val="16"/>
+                <w:szCs w:val="16"/>
+              </w:rPr>
+            </w:pPr>
+            <w:r>
+              <w:rPr>
+                <w:sz w:val="16"/>
+                <w:szCs w:val="16"/>
+              </w:rPr>
+              <w:t>SVR</w:t>
+            </w:r>
+          </w:p>
+        </w:tc>
+        <w:tc>
+          <w:tcPr>
+            <w:tcW w:w="993" w:type="dxa"/>
+          </w:tcPr>
+          <w:p>
+            <w:pPr>
+              <w:rPr>
+                <w:sz w:val="16"/>
+                <w:szCs w:val="16"/>
+              </w:rPr>
+            </w:pPr>
+            <w:r>
+              <w:rPr>
+                <w:sz w:val="16"/>
+                <w:szCs w:val="16"/>
+              </w:rPr>
+              <w:t>KNN</w:t>
+            </w:r>
+          </w:p>
+        </w:tc>
+        <w:tc>
+          <w:tcPr>
+            <w:tcW w:w="992" w:type="dxa"/>
+          </w:tcPr>
+          <w:p>
+            <w:pPr>
+              <w:rPr>
+                <w:sz w:val="16"/>
+                <w:szCs w:val="16"/>
+              </w:rPr>
+            </w:pPr>
+            <w:r>
+              <w:rPr>
+                <w:sz w:val="16"/>
+                <w:szCs w:val="16"/>
+              </w:rPr>
+              <w:t>MLP</w:t>
+            </w:r>
+          </w:p>
+        </w:tc>
+        <w:tc>
+          <w:tcPr>
+            <w:tcW w:w="545" w:type="dxa"/>
+          </w:tcPr>
+          <w:p>
+            <w:pPr>
+              <w:rPr>
+                <w:sz w:val="16"/>
+                <w:szCs w:val="16"/>
+              </w:rPr>
+            </w:pPr>
+            <w:r>
+              <w:rPr>
+                <w:sz w:val="16"/>
+                <w:szCs w:val="16"/>
+              </w:rPr>
+              <w:t>EKF</w:t>
+            </w:r>
+          </w:p>
+        </w:tc>
+        <w:tc>
+          <w:tcPr>
+            <w:tcW w:w="821" w:type="dxa"/>
+          </w:tcPr>
+          <w:p>
+            <w:pPr>
+              <w:rPr>
+                <w:sz w:val="16"/>
+                <w:szCs w:val="16"/>
+              </w:rPr>
+            </w:pPr>
+            <w:r>
+              <w:rPr>
+                <w:sz w:val="16"/>
+                <w:szCs w:val="16"/>
+              </w:rPr>
+              <w:t>Lagrange</w:t>
+            </w:r>
+          </w:p>
+        </w:tc>
+      </w:tr>
+      <w:tr>
+        <w:tc>
+          <w:tcPr>
+            <w:tcW w:w="3397" w:type="dxa"/>
+          </w:tcPr>
+          <w:p>
+            <w:pPr>
+              <w:rPr>
+                <w:sz w:val="16"/>
+                <w:szCs w:val="16"/>
+              </w:rPr>
+            </w:pPr>
+            <w:r>
+              <w:rPr>
+                <w:sz w:val="16"/>
+                <w:szCs w:val="16"/>
+              </w:rPr>
+              <w:t>CODE</w:t>
+            </w:r>
+          </w:p>
+        </w:tc>
+        <w:tc>
+          <w:tcPr>
+            <w:tcW w:w="1134" w:type="dxa"/>
+          </w:tcPr>
+          <w:p>
+            <w:pPr>
+              <w:rPr>
+                <w:sz w:val="16"/>
+                <w:szCs w:val="16"/>
+              </w:rPr>
+            </w:pPr>
+            <w:r>
+              <w:rPr>
+                <w:sz w:val="16"/>
+                <w:szCs w:val="16"/>
+              </w:rPr>
+              <w:t>175908</w:t>
+            </w:r>
+            <w:r>
+              <w:rPr>
+                <w:sz w:val="16"/>
+                <w:szCs w:val="16"/>
+              </w:rPr>
+              <w:t xml:space="preserve"> m</w:t>
+            </w:r>
+          </w:p>
+        </w:tc>
+        <w:tc>
+          <w:tcPr>
+            <w:tcW w:w="1134" w:type="dxa"/>
+          </w:tcPr>
+          <w:p>
+            <w:pPr>
+              <w:rPr>
+                <w:sz w:val="16"/>
+                <w:szCs w:val="16"/>
+              </w:rPr>
+            </w:pPr>
+            <w:r>
+              <w:rPr>
+                <w:sz w:val="16"/>
+                <w:szCs w:val="16"/>
+              </w:rPr>
+              <w:t>2959200</w:t>
+            </w:r>
+            <w:r>
+              <w:rPr>
+                <w:sz w:val="16"/>
+                <w:szCs w:val="16"/>
+              </w:rPr>
+              <w:t xml:space="preserve"> m</w:t>
+            </w:r>
+          </w:p>
+        </w:tc>
+        <w:tc>
+          <w:tcPr>
+            <w:tcW w:w="993" w:type="dxa"/>
+          </w:tcPr>
+          <w:p>
+            <w:pPr>
+              <w:rPr>
+                <w:sz w:val="16"/>
+                <w:szCs w:val="16"/>
+              </w:rPr>
+            </w:pPr>
+            <w:r>
+              <w:rPr>
+                <w:sz w:val="16"/>
+                <w:szCs w:val="16"/>
+              </w:rPr>
+              <w:t>353315</w:t>
+            </w:r>
+            <w:r>
+              <w:rPr>
+                <w:sz w:val="16"/>
+                <w:szCs w:val="16"/>
+              </w:rPr>
+              <w:t xml:space="preserve"> m</w:t>
+            </w:r>
+          </w:p>
+        </w:tc>
+        <w:tc>
+          <w:tcPr>
+            <w:tcW w:w="992" w:type="dxa"/>
+          </w:tcPr>
+          <w:p>
+            <w:pPr>
+              <w:rPr>
+                <w:sz w:val="16"/>
+                <w:szCs w:val="16"/>
+              </w:rPr>
+            </w:pPr>
+            <w:r>
+              <w:rPr>
+                <w:sz w:val="16"/>
+                <w:szCs w:val="16"/>
+              </w:rPr>
+              <w:t>5940889</w:t>
+            </w:r>
+            <w:r>
+              <w:rPr>
+                <w:sz w:val="16"/>
+                <w:szCs w:val="16"/>
+              </w:rPr>
+              <w:t xml:space="preserve"> m</w:t>
+            </w:r>
+          </w:p>
+        </w:tc>
+        <w:tc>
+          <w:tcPr>
+            <w:tcW w:w="545" w:type="dxa"/>
+          </w:tcPr>
+          <w:p>
+            <w:pPr>
+              <w:rPr>
+                <w:sz w:val="16"/>
+                <w:szCs w:val="16"/>
+              </w:rPr>
+            </w:pPr>
+            <w:r>
+              <w:rPr>
+                <w:sz w:val="16"/>
+                <w:szCs w:val="16"/>
+              </w:rPr>
+              <w:t>85</w:t>
+            </w:r>
+            <w:r>
+              <w:rPr>
+                <w:sz w:val="16"/>
+                <w:szCs w:val="16"/>
+              </w:rPr>
+              <w:t xml:space="preserve"> m</w:t>
+            </w:r>
+          </w:p>
+        </w:tc>
+        <w:tc>
+          <w:tcPr>
+            <w:tcW w:w="821" w:type="dxa"/>
+          </w:tcPr>
+          <w:p>
+            <w:pPr>
+              <w:rPr>
+                <w:sz w:val="16"/>
+                <w:szCs w:val="16"/>
+              </w:rPr>
+            </w:pPr>
+            <w:r>
+              <w:rPr>
+                <w:sz w:val="16"/>
+                <w:szCs w:val="16"/>
+              </w:rPr>
+              <w:t>62</w:t>
+            </w:r>
+            <w:r>
+              <w:rPr>
+                <w:sz w:val="16"/>
+                <w:szCs w:val="16"/>
+              </w:rPr>
+              <w:t xml:space="preserve"> m</w:t>
+            </w:r>
+          </w:p>
+        </w:tc>
+      </w:tr>
+      <w:tr>
+        <w:tc>
+          <w:tcPr>
+            <w:tcW w:w="3397" w:type="dxa"/>
+          </w:tcPr>
+          <w:p>
+            <w:pPr>
+              <w:rPr>
+                <w:sz w:val="16"/>
+                <w:szCs w:val="16"/>
+              </w:rPr>
+            </w:pPr>
+            <w:r>
+              <w:rPr>
+                <w:sz w:val="16"/>
+                <w:szCs w:val="16"/>
+              </w:rPr>
+              <w:t>GFZ</w:t>
+            </w:r>
+          </w:p>
+        </w:tc>
+        <w:tc>
+          <w:tcPr>
+            <w:tcW w:w="1134" w:type="dxa"/>
+          </w:tcPr>
+          <w:p>
+            <w:pPr>
+              <w:rPr>
+                <w:sz w:val="16"/>
+                <w:szCs w:val="16"/>
+              </w:rPr>
+            </w:pPr>
+            <w:r>
+              <w:rPr>
+                <w:sz w:val="16"/>
+                <w:szCs w:val="16"/>
+              </w:rPr>
+              <w:t>175300</w:t>
+            </w:r>
+            <w:r>
+              <w:rPr>
+                <w:sz w:val="16"/>
+                <w:szCs w:val="16"/>
+              </w:rPr>
+              <w:t xml:space="preserve"> m</w:t>
+            </w:r>
+          </w:p>
+        </w:tc>
+        <w:tc>
+          <w:tcPr>
+            <w:tcW w:w="1134" w:type="dxa"/>
+          </w:tcPr>
+          <w:p>
+            <w:pPr>
+              <w:rPr>
+                <w:sz w:val="16"/>
+                <w:szCs w:val="16"/>
+              </w:rPr>
+            </w:pPr>
+            <w:r>
+              <w:rPr>
+                <w:sz w:val="16"/>
+                <w:szCs w:val="16"/>
+              </w:rPr>
+              <w:t>291407</w:t>
+            </w:r>
+            <w:r>
+              <w:rPr>
+                <w:sz w:val="16"/>
+                <w:szCs w:val="16"/>
+              </w:rPr>
+              <w:t xml:space="preserve"> m</w:t>
+            </w:r>
+          </w:p>
+        </w:tc>
+        <w:tc>
+          <w:tcPr>
+            <w:tcW w:w="993" w:type="dxa"/>
+          </w:tcPr>
+          <w:p>
+            <w:pPr>
+              <w:rPr>
+                <w:sz w:val="16"/>
+                <w:szCs w:val="16"/>
+              </w:rPr>
+            </w:pPr>
+            <w:r>
+              <w:rPr>
+                <w:sz w:val="16"/>
+                <w:szCs w:val="16"/>
+              </w:rPr>
+              <w:t>354373</w:t>
+            </w:r>
+            <w:r>
+              <w:rPr>
+                <w:sz w:val="16"/>
+                <w:szCs w:val="16"/>
+              </w:rPr>
+              <w:t xml:space="preserve"> m</w:t>
+            </w:r>
+          </w:p>
+        </w:tc>
+        <w:tc>
+          <w:tcPr>
+            <w:tcW w:w="992" w:type="dxa"/>
+          </w:tcPr>
+          <w:p>
+            <w:pPr>
+              <w:rPr>
+                <w:sz w:val="16"/>
+                <w:szCs w:val="16"/>
+              </w:rPr>
+            </w:pPr>
+            <w:r>
+              <w:rPr>
+                <w:sz w:val="16"/>
+                <w:szCs w:val="16"/>
+              </w:rPr>
+              <w:t>5870083</w:t>
+            </w:r>
+            <w:r>
+              <w:rPr>
+                <w:sz w:val="16"/>
+                <w:szCs w:val="16"/>
+              </w:rPr>
+              <w:t xml:space="preserve"> m</w:t>
+            </w:r>
+          </w:p>
+        </w:tc>
+        <w:tc>
+          <w:tcPr>
+            <w:tcW w:w="545" w:type="dxa"/>
+          </w:tcPr>
+          <w:p>
+            <w:pPr>
+              <w:rPr>
+                <w:sz w:val="16"/>
+                <w:szCs w:val="16"/>
+              </w:rPr>
+            </w:pPr>
+            <w:r>
+              <w:rPr>
+                <w:sz w:val="16"/>
+                <w:szCs w:val="16"/>
+              </w:rPr>
+              <w:t>85</w:t>
+            </w:r>
+            <w:r>
+              <w:rPr>
+                <w:sz w:val="16"/>
+                <w:szCs w:val="16"/>
+              </w:rPr>
+              <w:t xml:space="preserve"> m</w:t>
+            </w:r>
+          </w:p>
+        </w:tc>
+        <w:tc>
+          <w:tcPr>
+            <w:tcW w:w="821" w:type="dxa"/>
+          </w:tcPr>
+          <w:p>
+            <w:pPr>
+              <w:rPr>
+                <w:sz w:val="16"/>
+                <w:szCs w:val="16"/>
+              </w:rPr>
+            </w:pPr>
+            <w:r>
+              <w:rPr>
+                <w:sz w:val="16"/>
+                <w:szCs w:val="16"/>
+              </w:rPr>
+              <w:t>62</w:t>
+            </w:r>
+            <w:r>
+              <w:rPr>
+                <w:sz w:val="16"/>
+                <w:szCs w:val="16"/>
+              </w:rPr>
+              <w:t xml:space="preserve"> m</w:t>
+            </w:r>
+          </w:p>
+        </w:tc>
+      </w:tr>
+      <w:tr>
+        <w:tc>
+          <w:tcPr>
+            <w:tcW w:w="3397" w:type="dxa"/>
+          </w:tcPr>
+          <w:p>
+            <w:pPr>
+              <w:rPr>
+                <w:sz w:val="16"/>
+                <w:szCs w:val="16"/>
+              </w:rPr>
+            </w:pPr>
+            <w:r>
+              <w:rPr>
+                <w:sz w:val="16"/>
+                <w:szCs w:val="16"/>
+              </w:rPr>
+              <w:t>JAXA</w:t>
+            </w:r>
+          </w:p>
+        </w:tc>
+        <w:tc>
+          <w:tcPr>
+            <w:tcW w:w="1134" w:type="dxa"/>
+          </w:tcPr>
+          <w:p>
+            <w:pPr>
+              <w:rPr>
+                <w:sz w:val="16"/>
+                <w:szCs w:val="16"/>
+              </w:rPr>
+            </w:pPr>
+            <w:r>
+              <w:rPr>
+                <w:sz w:val="16"/>
+                <w:szCs w:val="16"/>
+              </w:rPr>
+              <w:t>175908 m</w:t>
+            </w:r>
+          </w:p>
+        </w:tc>
+        <w:tc>
+          <w:tcPr>
+            <w:tcW w:w="1134" w:type="dxa"/>
+          </w:tcPr>
+          <w:p>
+            <w:pPr>
+              <w:rPr>
+                <w:sz w:val="16"/>
+                <w:szCs w:val="16"/>
+              </w:rPr>
+            </w:pPr>
+            <w:r>
+              <w:rPr>
+                <w:sz w:val="16"/>
+                <w:szCs w:val="16"/>
+              </w:rPr>
+              <w:t>2958565 m</w:t>
+            </w:r>
+          </w:p>
+        </w:tc>
+        <w:tc>
+          <w:tcPr>
+            <w:tcW w:w="993" w:type="dxa"/>
+          </w:tcPr>
+          <w:p>
+            <w:pPr>
+              <w:rPr>
+                <w:sz w:val="16"/>
+                <w:szCs w:val="16"/>
+              </w:rPr>
+            </w:pPr>
+            <w:r>
+              <w:rPr>
+                <w:sz w:val="16"/>
+                <w:szCs w:val="16"/>
+              </w:rPr>
+              <w:t>353315 m</w:t>
+            </w:r>
+          </w:p>
+        </w:tc>
+        <w:tc>
+          <w:tcPr>
+            <w:tcW w:w="992" w:type="dxa"/>
+          </w:tcPr>
+          <w:p>
+            <w:pPr>
+              <w:rPr>
+                <w:sz w:val="16"/>
+                <w:szCs w:val="16"/>
+              </w:rPr>
+            </w:pPr>
+            <w:r>
+              <w:rPr>
+                <w:sz w:val="16"/>
+                <w:szCs w:val="16"/>
+              </w:rPr>
+              <w:t>5940889 m</w:t>
+            </w:r>
+          </w:p>
+        </w:tc>
+        <w:tc>
+          <w:tcPr>
+            <w:tcW w:w="545" w:type="dxa"/>
+          </w:tcPr>
+          <w:p>
+            <w:pPr>
+              <w:rPr>
+                <w:sz w:val="16"/>
+                <w:szCs w:val="16"/>
+              </w:rPr>
+            </w:pPr>
+            <w:r>
+              <w:rPr>
+                <w:sz w:val="16"/>
+                <w:szCs w:val="16"/>
+              </w:rPr>
+              <w:t>85 m</w:t>
+            </w:r>
+          </w:p>
+        </w:tc>
+        <w:tc>
+          <w:tcPr>
+            <w:tcW w:w="821" w:type="dxa"/>
+          </w:tcPr>
+          <w:p>
+            <w:pPr>
+              <w:rPr>
+                <w:sz w:val="16"/>
+                <w:szCs w:val="16"/>
+              </w:rPr>
+            </w:pPr>
+            <w:r>
+              <w:rPr>
+                <w:sz w:val="16"/>
+                <w:szCs w:val="16"/>
+              </w:rPr>
+              <w:t>62 m</w:t>
+            </w:r>
+          </w:p>
+        </w:tc>
+      </w:tr>
+    </w:tbl>
+    <w:p>
+      <w:pPr>
+        <w:spacing w:before="120"/>
+      </w:pPr>
+      <w:r>
+        <w:t>As summarized in Table 2, EKF and Lagrange achieve the lowest RMSE values (85 m and 62 m, respectively), indicating superior estimation accuracy. RF and KNN exhibit moderate error levels, while SVR and MLP produce significantly higher RMSE values, reaching the order of kilometers. These numerical results clearly demonstrate the performance gap between model-based approaches and data-driven methods.</w:t>
+      </w:r>
+    </w:p>
+    <w:p>
+      <w:r>
+        <w:t>Due to the high consistency among analysis centers, the graphical analyses are presented using the CODE dataset. The orbit comparison results (Figure 3) show that EKF and Lagrange closely follow the reference trajectories across all coordinate components. RF and KNN demonstrate partial deviations, while SVR and especially MLP exhibit substantial discrepancies</w:t>
+      </w:r>
+      <w:r>
+        <w:t xml:space="preserve">. </w:t>
+      </w:r>
+      <w:r>
+        <w:lastRenderedPageBreak/>
+        <w:t>The corresponding model-based 3D position errors (Figure 4) indicate that EKF and Lagrange maintain low and stable error levels over time. RF produces moderate fluctuations, whereas SVR, KNN, and MLP result in significantly higher and less stable error profiles.</w:t>
       </w:r>
     </w:p>
     <w:p>
@@ -10324,11 +11035,13 @@
         <w:jc w:val="center"/>
       </w:pPr>
       <w:r>
-        <w:lastRenderedPageBreak/>
+        <w:rPr>
+          <w:noProof/>
+        </w:rPr>
         <w:drawing>
-          <wp:inline distT="0" distB="0" distL="0" distR="0" wp14:anchorId="2A08D08B" wp14:editId="397B58FD">
-            <wp:extent cx="4245610" cy="2336826"/>
-            <wp:effectExtent l="0" t="0" r="2540" b="6350"/>
+          <wp:inline distT="0" distB="0" distL="0" distR="0" wp14:anchorId="2A08D08B" wp14:editId="3483ED50">
+            <wp:extent cx="3745632" cy="2061633"/>
+            <wp:effectExtent l="0" t="0" r="7620" b="0"/>
             <wp:docPr id="1397800974" name="Resim 2"/>
             <wp:cNvGraphicFramePr>
               <a:graphicFrameLocks xmlns:a="http://schemas.openxmlformats.org/drawingml/2006/main" noChangeAspect="1"/>
@@ -10355,7 +11068,7 @@
                   <pic:spPr>
                     <a:xfrm>
                       <a:off x="0" y="0"/>
-                      <a:ext cx="4250826" cy="2339697"/>
+                      <a:ext cx="3754118" cy="2066304"/>
                     </a:xfrm>
                     <a:prstGeom prst="rect">
                       <a:avLst/>
@@ -10418,6 +11131,7 @@
       <w:r>
         <w:rPr>
           <w:rFonts w:ascii="Times New Roman" w:hAnsi="Times New Roman" w:cs="Times New Roman"/>
+          <w:noProof/>
           <w:color w:val="auto"/>
           <w:sz w:val="16"/>
           <w:szCs w:val="16"/>
@@ -10440,9 +11154,8 @@
           <w:sz w:val="16"/>
           <w:szCs w:val="16"/>
         </w:rPr>
-        <w:t xml:space="preserve">: CODE </w:t>
-      </w:r>
-      <w:proofErr w:type="spellStart"/>
+        <w:t xml:space="preserve">: </w:t>
+      </w:r>
       <w:r>
         <w:rPr>
           <w:rFonts w:ascii="Times New Roman" w:hAnsi="Times New Roman" w:cs="Times New Roman"/>
@@ -10450,9 +11163,8 @@
           <w:sz w:val="16"/>
           <w:szCs w:val="16"/>
         </w:rPr>
-        <w:t>analiz</w:t>
-      </w:r>
-      <w:proofErr w:type="spellEnd"/>
+        <w:t xml:space="preserve">Orbit Estimation Performance for the </w:t>
+      </w:r>
       <w:r>
         <w:rPr>
           <w:rFonts w:ascii="Times New Roman" w:hAnsi="Times New Roman" w:cs="Times New Roman"/>
@@ -10460,9 +11172,8 @@
           <w:sz w:val="16"/>
           <w:szCs w:val="16"/>
         </w:rPr>
-        <w:t xml:space="preserve"> </w:t>
-      </w:r>
-      <w:proofErr w:type="spellStart"/>
+        <w:t>CODE</w:t>
+      </w:r>
       <w:r>
         <w:rPr>
           <w:rFonts w:ascii="Times New Roman" w:hAnsi="Times New Roman" w:cs="Times New Roman"/>
@@ -10470,89 +11181,8 @@
           <w:sz w:val="16"/>
           <w:szCs w:val="16"/>
         </w:rPr>
-        <w:t>merkezinin</w:t>
-      </w:r>
-      <w:proofErr w:type="spellEnd"/>
-      <w:r>
-        <w:rPr>
-          <w:rFonts w:ascii="Times New Roman" w:hAnsi="Times New Roman" w:cs="Times New Roman"/>
-          <w:color w:val="auto"/>
-          <w:sz w:val="16"/>
-          <w:szCs w:val="16"/>
-        </w:rPr>
-        <w:t xml:space="preserve"> </w:t>
-      </w:r>
-      <w:proofErr w:type="spellStart"/>
-      <w:r>
-        <w:rPr>
-          <w:rFonts w:ascii="Times New Roman" w:hAnsi="Times New Roman" w:cs="Times New Roman"/>
-          <w:color w:val="auto"/>
-          <w:sz w:val="16"/>
-          <w:szCs w:val="16"/>
-        </w:rPr>
-        <w:t>farklı</w:t>
-      </w:r>
-      <w:proofErr w:type="spellEnd"/>
-      <w:r>
-        <w:rPr>
-          <w:rFonts w:ascii="Times New Roman" w:hAnsi="Times New Roman" w:cs="Times New Roman"/>
-          <w:color w:val="auto"/>
-          <w:sz w:val="16"/>
-          <w:szCs w:val="16"/>
-        </w:rPr>
-        <w:t xml:space="preserve"> </w:t>
-      </w:r>
-      <w:proofErr w:type="spellStart"/>
-      <w:r>
-        <w:rPr>
-          <w:rFonts w:ascii="Times New Roman" w:hAnsi="Times New Roman" w:cs="Times New Roman"/>
-          <w:color w:val="auto"/>
-          <w:sz w:val="16"/>
-          <w:szCs w:val="16"/>
-        </w:rPr>
-        <w:t>kestirim</w:t>
-      </w:r>
-      <w:proofErr w:type="spellEnd"/>
-      <w:r>
-        <w:rPr>
-          <w:rFonts w:ascii="Times New Roman" w:hAnsi="Times New Roman" w:cs="Times New Roman"/>
-          <w:color w:val="auto"/>
-          <w:sz w:val="16"/>
-          <w:szCs w:val="16"/>
-        </w:rPr>
-        <w:t xml:space="preserve"> </w:t>
-      </w:r>
-      <w:proofErr w:type="spellStart"/>
-      <w:r>
-        <w:rPr>
-          <w:rFonts w:ascii="Times New Roman" w:hAnsi="Times New Roman" w:cs="Times New Roman"/>
-          <w:color w:val="auto"/>
-          <w:sz w:val="16"/>
-          <w:szCs w:val="16"/>
-        </w:rPr>
-        <w:t>algoritmalarında</w:t>
-      </w:r>
-      <w:proofErr w:type="spellEnd"/>
-      <w:r>
-        <w:rPr>
-          <w:rFonts w:ascii="Times New Roman" w:hAnsi="Times New Roman" w:cs="Times New Roman"/>
-          <w:color w:val="auto"/>
-          <w:sz w:val="16"/>
-          <w:szCs w:val="16"/>
-        </w:rPr>
-        <w:t xml:space="preserve"> </w:t>
-      </w:r>
-      <w:proofErr w:type="spellStart"/>
-      <w:r>
-        <w:rPr>
-          <w:rFonts w:ascii="Times New Roman" w:hAnsi="Times New Roman" w:cs="Times New Roman"/>
-          <w:color w:val="auto"/>
-          <w:sz w:val="16"/>
-          <w:szCs w:val="16"/>
-        </w:rPr>
-        <w:t>performansı</w:t>
-      </w:r>
-      <w:proofErr w:type="spellEnd"/>
+        <w:t xml:space="preserve"> Analysis Center</w:t>
+      </w:r>
     </w:p>
     <w:p>
       <w:pPr>
@@ -10560,10 +11190,13 @@
         <w:jc w:val="center"/>
       </w:pPr>
       <w:r>
+        <w:rPr>
+          <w:noProof/>
+        </w:rPr>
         <w:drawing>
-          <wp:inline distT="0" distB="0" distL="0" distR="0" wp14:anchorId="68254625" wp14:editId="6D675570">
-            <wp:extent cx="4342977" cy="2153685"/>
-            <wp:effectExtent l="0" t="0" r="635" b="0"/>
+          <wp:inline distT="0" distB="0" distL="0" distR="0" wp14:anchorId="68254625" wp14:editId="21F0F8C2">
+            <wp:extent cx="3867105" cy="1917700"/>
+            <wp:effectExtent l="0" t="0" r="635" b="6350"/>
             <wp:docPr id="900136658" name="Resim 4"/>
             <wp:cNvGraphicFramePr>
               <a:graphicFrameLocks xmlns:a="http://schemas.openxmlformats.org/drawingml/2006/main" noChangeAspect="1"/>
@@ -10590,7 +11223,7 @@
                   <pic:spPr>
                     <a:xfrm>
                       <a:off x="0" y="0"/>
-                      <a:ext cx="4350875" cy="2157602"/>
+                      <a:ext cx="3881429" cy="1924803"/>
                     </a:xfrm>
                     <a:prstGeom prst="rect">
                       <a:avLst/>
@@ -10607,16 +11240,13 @@
       <w:pPr>
         <w:pStyle w:val="ResimYazs"/>
         <w:jc w:val="center"/>
-      </w:pPr>
-      <w:r>
         <w:rPr>
           <w:rFonts w:ascii="Times New Roman" w:hAnsi="Times New Roman" w:cs="Times New Roman"/>
           <w:color w:val="auto"/>
           <w:sz w:val="16"/>
           <w:szCs w:val="16"/>
         </w:rPr>
-        <w:t xml:space="preserve">Figure </w:t>
-      </w:r>
+      </w:pPr>
       <w:r>
         <w:rPr>
           <w:rFonts w:ascii="Times New Roman" w:hAnsi="Times New Roman" w:cs="Times New Roman"/>
@@ -10624,7 +11254,7 @@
           <w:sz w:val="16"/>
           <w:szCs w:val="16"/>
         </w:rPr>
-        <w:fldChar w:fldCharType="begin"/>
+        <w:t xml:space="preserve">Figure </w:t>
       </w:r>
       <w:r>
         <w:rPr>
@@ -10633,7 +11263,7 @@
           <w:sz w:val="16"/>
           <w:szCs w:val="16"/>
         </w:rPr>
-        <w:instrText xml:space="preserve"> SEQ Figure \* ARABIC </w:instrText>
+        <w:fldChar w:fldCharType="begin"/>
       </w:r>
       <w:r>
         <w:rPr>
@@ -10642,7 +11272,7 @@
           <w:sz w:val="16"/>
           <w:szCs w:val="16"/>
         </w:rPr>
-        <w:fldChar w:fldCharType="separate"/>
+        <w:instrText xml:space="preserve"> SEQ Figure \* ARABIC </w:instrText>
       </w:r>
       <w:r>
         <w:rPr>
@@ -10651,6 +11281,16 @@
           <w:sz w:val="16"/>
           <w:szCs w:val="16"/>
         </w:rPr>
+        <w:fldChar w:fldCharType="separate"/>
+      </w:r>
+      <w:r>
+        <w:rPr>
+          <w:rFonts w:ascii="Times New Roman" w:hAnsi="Times New Roman" w:cs="Times New Roman"/>
+          <w:noProof/>
+          <w:color w:val="auto"/>
+          <w:sz w:val="16"/>
+          <w:szCs w:val="16"/>
+        </w:rPr>
         <w:t>4</w:t>
       </w:r>
       <w:r>
@@ -10678,9 +11318,8 @@
           <w:sz w:val="16"/>
           <w:szCs w:val="16"/>
         </w:rPr>
-        <w:t xml:space="preserve">CODE </w:t>
-      </w:r>
-      <w:proofErr w:type="spellStart"/>
+        <w:t xml:space="preserve">Model-Based 3D Position Error (LOO-CV) for </w:t>
+      </w:r>
       <w:r>
         <w:rPr>
           <w:rFonts w:ascii="Times New Roman" w:hAnsi="Times New Roman" w:cs="Times New Roman"/>
@@ -10688,9 +11327,8 @@
           <w:sz w:val="16"/>
           <w:szCs w:val="16"/>
         </w:rPr>
-        <w:t>analiz</w:t>
-      </w:r>
-      <w:proofErr w:type="spellEnd"/>
+        <w:t>CODE</w:t>
+      </w:r>
       <w:r>
         <w:rPr>
           <w:rFonts w:ascii="Times New Roman" w:hAnsi="Times New Roman" w:cs="Times New Roman"/>
@@ -10698,220 +11336,12 @@
           <w:sz w:val="16"/>
           <w:szCs w:val="16"/>
         </w:rPr>
-        <w:t xml:space="preserve"> </w:t>
-      </w:r>
-      <w:proofErr w:type="spellStart"/>
-      <w:r>
-        <w:rPr>
-          <w:rFonts w:ascii="Times New Roman" w:hAnsi="Times New Roman" w:cs="Times New Roman"/>
-          <w:color w:val="auto"/>
-          <w:sz w:val="16"/>
-          <w:szCs w:val="16"/>
-        </w:rPr>
-        <w:t>merkezinin</w:t>
-      </w:r>
-      <w:proofErr w:type="spellEnd"/>
-      <w:r>
-        <w:rPr>
-          <w:rFonts w:ascii="Times New Roman" w:hAnsi="Times New Roman" w:cs="Times New Roman"/>
-          <w:color w:val="auto"/>
-          <w:sz w:val="16"/>
-          <w:szCs w:val="16"/>
-        </w:rPr>
-        <w:t xml:space="preserve"> </w:t>
-      </w:r>
-      <w:proofErr w:type="spellStart"/>
-      <w:r>
-        <w:rPr>
-          <w:rFonts w:ascii="Times New Roman" w:hAnsi="Times New Roman" w:cs="Times New Roman"/>
-          <w:color w:val="auto"/>
-          <w:sz w:val="16"/>
-          <w:szCs w:val="16"/>
-        </w:rPr>
-        <w:t>farklı</w:t>
-      </w:r>
-      <w:proofErr w:type="spellEnd"/>
-      <w:r>
-        <w:rPr>
-          <w:rFonts w:ascii="Times New Roman" w:hAnsi="Times New Roman" w:cs="Times New Roman"/>
-          <w:color w:val="auto"/>
-          <w:sz w:val="16"/>
-          <w:szCs w:val="16"/>
-        </w:rPr>
-        <w:t xml:space="preserve"> </w:t>
-      </w:r>
-      <w:proofErr w:type="spellStart"/>
-      <w:r>
-        <w:rPr>
-          <w:rFonts w:ascii="Times New Roman" w:hAnsi="Times New Roman" w:cs="Times New Roman"/>
-          <w:color w:val="auto"/>
-          <w:sz w:val="16"/>
-          <w:szCs w:val="16"/>
-        </w:rPr>
-        <w:t>kestirim</w:t>
-      </w:r>
-      <w:proofErr w:type="spellEnd"/>
-      <w:r>
-        <w:rPr>
-          <w:rFonts w:ascii="Times New Roman" w:hAnsi="Times New Roman" w:cs="Times New Roman"/>
-          <w:color w:val="auto"/>
-          <w:sz w:val="16"/>
-          <w:szCs w:val="16"/>
-        </w:rPr>
-        <w:t xml:space="preserve"> </w:t>
-      </w:r>
-      <w:proofErr w:type="spellStart"/>
-      <w:r>
-        <w:rPr>
-          <w:rFonts w:ascii="Times New Roman" w:hAnsi="Times New Roman" w:cs="Times New Roman"/>
-          <w:color w:val="auto"/>
-          <w:sz w:val="16"/>
-          <w:szCs w:val="16"/>
-        </w:rPr>
-        <w:t>algoritmalarında</w:t>
-      </w:r>
-      <w:proofErr w:type="spellEnd"/>
-      <w:r>
-        <w:rPr>
-          <w:rFonts w:ascii="Times New Roman" w:hAnsi="Times New Roman" w:cs="Times New Roman"/>
-          <w:color w:val="auto"/>
-          <w:sz w:val="16"/>
-          <w:szCs w:val="16"/>
-        </w:rPr>
-        <w:t xml:space="preserve"> </w:t>
-      </w:r>
-      <w:proofErr w:type="spellStart"/>
-      <w:r>
-        <w:rPr>
-          <w:rFonts w:ascii="Times New Roman" w:hAnsi="Times New Roman" w:cs="Times New Roman"/>
-          <w:color w:val="auto"/>
-          <w:sz w:val="16"/>
-          <w:szCs w:val="16"/>
-        </w:rPr>
-        <w:t>konum</w:t>
-      </w:r>
-      <w:proofErr w:type="spellEnd"/>
-      <w:r>
-        <w:rPr>
-          <w:rFonts w:ascii="Times New Roman" w:hAnsi="Times New Roman" w:cs="Times New Roman"/>
-          <w:color w:val="auto"/>
-          <w:sz w:val="16"/>
-          <w:szCs w:val="16"/>
-        </w:rPr>
-        <w:t xml:space="preserve"> </w:t>
-      </w:r>
-      <w:proofErr w:type="spellStart"/>
-      <w:r>
-        <w:rPr>
-          <w:rFonts w:ascii="Times New Roman" w:hAnsi="Times New Roman" w:cs="Times New Roman"/>
-          <w:color w:val="auto"/>
-          <w:sz w:val="16"/>
-          <w:szCs w:val="16"/>
-        </w:rPr>
-        <w:t>hatası</w:t>
-      </w:r>
-      <w:proofErr w:type="spellEnd"/>
+        <w:t xml:space="preserve"> Analysis Center</w:t>
+      </w:r>
     </w:p>
     <w:p>
       <w:r>
-        <w:t xml:space="preserve">G11 </w:t>
-      </w:r>
-      <w:proofErr w:type="spellStart"/>
-      <w:r>
-        <w:t>uydusuna</w:t>
-      </w:r>
-      <w:proofErr w:type="spellEnd"/>
-      <w:r>
-        <w:t xml:space="preserve"> </w:t>
-      </w:r>
-      <w:proofErr w:type="spellStart"/>
-      <w:r>
-        <w:t>ait</w:t>
-      </w:r>
-      <w:proofErr w:type="spellEnd"/>
-      <w:r>
-        <w:t xml:space="preserve"> </w:t>
-      </w:r>
-      <w:r>
-        <w:t>C</w:t>
-      </w:r>
-      <w:r>
-        <w:t>ODE</w:t>
-      </w:r>
-      <w:r>
-        <w:t xml:space="preserve"> </w:t>
-      </w:r>
-      <w:proofErr w:type="spellStart"/>
-      <w:r>
-        <w:t>analiz</w:t>
-      </w:r>
-      <w:proofErr w:type="spellEnd"/>
-      <w:r>
-        <w:t xml:space="preserve"> </w:t>
-      </w:r>
-      <w:proofErr w:type="spellStart"/>
-      <w:r>
-        <w:t>merkezenin</w:t>
-      </w:r>
-      <w:proofErr w:type="spellEnd"/>
-      <w:r>
-        <w:t xml:space="preserve"> </w:t>
-      </w:r>
-      <w:proofErr w:type="spellStart"/>
-      <w:r>
-        <w:t>farklı</w:t>
-      </w:r>
-      <w:proofErr w:type="spellEnd"/>
-      <w:r>
-        <w:t xml:space="preserve"> </w:t>
-      </w:r>
-      <w:proofErr w:type="spellStart"/>
-      <w:r>
-        <w:t>kestirim</w:t>
-      </w:r>
-      <w:proofErr w:type="spellEnd"/>
-      <w:r>
-        <w:t xml:space="preserve"> </w:t>
-      </w:r>
-      <w:proofErr w:type="spellStart"/>
-      <w:r>
-        <w:t>algoritmalarında</w:t>
-      </w:r>
-      <w:proofErr w:type="spellEnd"/>
-      <w:r>
-        <w:t xml:space="preserve"> LOO-CV 3D RMSE </w:t>
-      </w:r>
-      <w:proofErr w:type="spellStart"/>
-      <w:r>
-        <w:t>değerlerinin</w:t>
-      </w:r>
-      <w:proofErr w:type="spellEnd"/>
-      <w:r>
-        <w:t xml:space="preserve"> </w:t>
-      </w:r>
-      <w:proofErr w:type="spellStart"/>
-      <w:r>
-        <w:t>karşılaştırılması</w:t>
-      </w:r>
-      <w:proofErr w:type="spellEnd"/>
-      <w:r>
-        <w:t xml:space="preserve"> </w:t>
-      </w:r>
-      <w:proofErr w:type="spellStart"/>
-      <w:r>
-        <w:t>Şekil</w:t>
-      </w:r>
-      <w:proofErr w:type="spellEnd"/>
-      <w:r>
-        <w:t xml:space="preserve"> 5 de </w:t>
-      </w:r>
-      <w:proofErr w:type="spellStart"/>
-      <w:r>
-        <w:t>gösterilmiştir</w:t>
-      </w:r>
-      <w:proofErr w:type="spellEnd"/>
-      <w:r>
-        <w:t>.</w:t>
+        <w:t>The LOO-CV RMSE comparison (Figure 5) further confirms these findings. EKF and Lagrange provide the lowest error values, followed by RF and KNN, while SVR and MLP show considerably higher RMSE values.</w:t>
       </w:r>
     </w:p>
     <w:p>
@@ -10928,14 +11358,15 @@
       <w:r>
         <w:rPr>
           <w:rFonts w:ascii="Times New Roman" w:hAnsi="Times New Roman" w:cs="Times New Roman"/>
+          <w:noProof/>
           <w:color w:val="auto"/>
           <w:sz w:val="16"/>
           <w:szCs w:val="16"/>
         </w:rPr>
         <w:drawing>
-          <wp:inline distT="0" distB="0" distL="0" distR="0" wp14:anchorId="1949DCDD" wp14:editId="1F752DB6">
-            <wp:extent cx="3818873" cy="2273723"/>
-            <wp:effectExtent l="0" t="0" r="0" b="0"/>
+          <wp:inline distT="0" distB="0" distL="0" distR="0" wp14:anchorId="1949DCDD" wp14:editId="321D1D12">
+            <wp:extent cx="3363110" cy="2002366"/>
+            <wp:effectExtent l="0" t="0" r="8890" b="0"/>
             <wp:docPr id="551898447" name="Resim 3"/>
             <wp:cNvGraphicFramePr>
               <a:graphicFrameLocks xmlns:a="http://schemas.openxmlformats.org/drawingml/2006/main" noChangeAspect="1"/>
@@ -10962,7 +11393,7 @@
                   <pic:spPr>
                     <a:xfrm>
                       <a:off x="0" y="0"/>
-                      <a:ext cx="3826807" cy="2278447"/>
+                      <a:ext cx="3375930" cy="2009999"/>
                     </a:xfrm>
                     <a:prstGeom prst="rect">
                       <a:avLst/>
@@ -11025,6 +11456,7 @@
       <w:r>
         <w:rPr>
           <w:rFonts w:ascii="Times New Roman" w:hAnsi="Times New Roman" w:cs="Times New Roman"/>
+          <w:noProof/>
           <w:color w:val="auto"/>
           <w:sz w:val="16"/>
           <w:szCs w:val="16"/>
@@ -11060,618 +11492,1357 @@
         <w:rPr>
           <w:lang w:eastAsia="en-US"/>
         </w:rPr>
-        <w:t xml:space="preserve">CODE, GFZ </w:t>
+        <w:t>Since CODE, GFZ, and JAXA analysis centers were observed to produce highly consistent and comparable results across all GPS satellites, only the G11 satellite from the CODE dataset is presented in the graphical analyses to preserve clarity and conciseness. These visualizations effectively illustrate the positional performance of the estimation algorithms. Considering the orbital dynamics and the periodic nature of satellite motion along the ecliptic plane, the LOO-CV RMSE results reveal distinct performance differences among the methods. Specifically, RF, SVR, KNN, and MLP yield RMSE values of 500.3 km, 3338.2 km, 739.7 km, and 6073.8 km, respectively, whereas EKF achieves a significantly lower RMSE of 16.7 km.</w:t>
+      </w:r>
+      <w:r>
+        <w:rPr>
+          <w:lang w:eastAsia="en-US"/>
+        </w:rPr>
+        <w:t xml:space="preserve"> </w:t>
+      </w:r>
+    </w:p>
+    <w:p/>
+    <w:p>
+      <w:pPr>
+        <w:pStyle w:val="Balk3"/>
+        <w:rPr>
+          <w:lang w:val="en-US"/>
+        </w:rPr>
+      </w:pPr>
+      <w:r>
+        <w:rPr>
+          <w:lang w:val="en-US"/>
+        </w:rPr>
+        <w:t xml:space="preserve">900 second interval dataset </w:t>
       </w:r>
       <w:proofErr w:type="spellStart"/>
       <w:r>
         <w:rPr>
+          <w:lang w:val="en-US"/>
+        </w:rPr>
+        <w:t>performans</w:t>
+      </w:r>
+      <w:proofErr w:type="spellEnd"/>
+    </w:p>
+    <w:p>
+      <w:pPr>
+        <w:rPr>
+          <w:b/>
+          <w:bCs/>
+        </w:rPr>
+      </w:pPr>
+      <w:r>
+        <w:t>The one-day dataset with a 900-second sampling interval was generated by GRG and SHA. The estimation results for all satellites were evaluated using 3D position RMSE and are summarized in Table 3. It is observed that both analysis centers produce nearly identical results across all estimation algorithms. Compared to the 300-second dataset, a general increase in RMSE values is observed for all methods.</w:t>
+      </w:r>
+    </w:p>
+    <w:p>
+      <w:pPr>
+        <w:pStyle w:val="ResimYazs"/>
+        <w:jc w:val="center"/>
+        <w:rPr>
+          <w:rFonts w:ascii="Times New Roman" w:hAnsi="Times New Roman" w:cs="Times New Roman"/>
+          <w:color w:val="auto"/>
+          <w:sz w:val="16"/>
+          <w:szCs w:val="16"/>
+        </w:rPr>
+      </w:pPr>
+      <w:r>
+        <w:rPr>
+          <w:rFonts w:ascii="Times New Roman" w:hAnsi="Times New Roman" w:cs="Times New Roman"/>
+          <w:color w:val="auto"/>
+          <w:sz w:val="16"/>
+          <w:szCs w:val="16"/>
+        </w:rPr>
+        <w:t xml:space="preserve">Table </w:t>
+      </w:r>
+      <w:r>
+        <w:rPr>
+          <w:rFonts w:ascii="Times New Roman" w:hAnsi="Times New Roman" w:cs="Times New Roman"/>
+          <w:color w:val="auto"/>
+          <w:sz w:val="16"/>
+          <w:szCs w:val="16"/>
+        </w:rPr>
+        <w:fldChar w:fldCharType="begin"/>
+      </w:r>
+      <w:r>
+        <w:rPr>
+          <w:rFonts w:ascii="Times New Roman" w:hAnsi="Times New Roman" w:cs="Times New Roman"/>
+          <w:color w:val="auto"/>
+          <w:sz w:val="16"/>
+          <w:szCs w:val="16"/>
+        </w:rPr>
+        <w:instrText xml:space="preserve"> SEQ Table \* ARABIC </w:instrText>
+      </w:r>
+      <w:r>
+        <w:rPr>
+          <w:rFonts w:ascii="Times New Roman" w:hAnsi="Times New Roman" w:cs="Times New Roman"/>
+          <w:color w:val="auto"/>
+          <w:sz w:val="16"/>
+          <w:szCs w:val="16"/>
+        </w:rPr>
+        <w:fldChar w:fldCharType="separate"/>
+      </w:r>
+      <w:r>
+        <w:rPr>
+          <w:rFonts w:ascii="Times New Roman" w:hAnsi="Times New Roman" w:cs="Times New Roman"/>
+          <w:noProof/>
+          <w:color w:val="auto"/>
+          <w:sz w:val="16"/>
+          <w:szCs w:val="16"/>
+        </w:rPr>
+        <w:t>3</w:t>
+      </w:r>
+      <w:r>
+        <w:rPr>
+          <w:rFonts w:ascii="Times New Roman" w:hAnsi="Times New Roman" w:cs="Times New Roman"/>
+          <w:color w:val="auto"/>
+          <w:sz w:val="16"/>
+          <w:szCs w:val="16"/>
+        </w:rPr>
+        <w:fldChar w:fldCharType="end"/>
+      </w:r>
+      <w:proofErr w:type="gramStart"/>
+      <w:r>
+        <w:rPr>
+          <w:rFonts w:ascii="Times New Roman" w:hAnsi="Times New Roman" w:cs="Times New Roman"/>
+          <w:color w:val="auto"/>
+          <w:sz w:val="16"/>
+          <w:szCs w:val="16"/>
+        </w:rPr>
+        <w:t xml:space="preserve">: </w:t>
+      </w:r>
+      <w:r>
+        <w:rPr>
+          <w:rFonts w:ascii="Times New Roman" w:hAnsi="Times New Roman" w:cs="Times New Roman"/>
+          <w:color w:val="auto"/>
+        </w:rPr>
+        <w:t>:</w:t>
+      </w:r>
+      <w:proofErr w:type="gramEnd"/>
+      <w:r>
+        <w:rPr>
+          <w:rFonts w:ascii="Times New Roman" w:hAnsi="Times New Roman" w:cs="Times New Roman"/>
+          <w:color w:val="auto"/>
+        </w:rPr>
+        <w:t xml:space="preserve"> </w:t>
+      </w:r>
+      <w:r>
+        <w:rPr>
+          <w:rFonts w:ascii="Times New Roman" w:hAnsi="Times New Roman" w:cs="Times New Roman"/>
+          <w:color w:val="auto"/>
+          <w:sz w:val="16"/>
+          <w:szCs w:val="16"/>
+        </w:rPr>
+        <w:t>3D Position RMSE Comparison of Orbit Estimation Methods for 900-Second Interval Datasets</w:t>
+      </w:r>
+    </w:p>
+    <w:tbl>
+      <w:tblPr>
+        <w:tblStyle w:val="TabloKlavuzu"/>
+        <w:tblW w:w="0" w:type="auto"/>
+        <w:tblLook w:val="04A0" w:firstRow="1" w:lastRow="0" w:firstColumn="1" w:lastColumn="0" w:noHBand="0" w:noVBand="1"/>
+      </w:tblPr>
+      <w:tblGrid>
+        <w:gridCol w:w="2830"/>
+        <w:gridCol w:w="1134"/>
+        <w:gridCol w:w="1134"/>
+        <w:gridCol w:w="1134"/>
+        <w:gridCol w:w="1134"/>
+        <w:gridCol w:w="827"/>
+        <w:gridCol w:w="823"/>
+      </w:tblGrid>
+      <w:tr>
+        <w:tc>
+          <w:tcPr>
+            <w:tcW w:w="2830" w:type="dxa"/>
+          </w:tcPr>
+          <w:p>
+            <w:pPr>
+              <w:rPr>
+                <w:sz w:val="16"/>
+                <w:szCs w:val="16"/>
+              </w:rPr>
+            </w:pPr>
+            <w:r>
+              <w:rPr>
+                <w:sz w:val="16"/>
+                <w:szCs w:val="16"/>
+              </w:rPr>
+              <w:t>3D Position RMS (Satellite G11)</w:t>
+            </w:r>
+          </w:p>
+        </w:tc>
+        <w:tc>
+          <w:tcPr>
+            <w:tcW w:w="1134" w:type="dxa"/>
+          </w:tcPr>
+          <w:p>
+            <w:pPr>
+              <w:rPr>
+                <w:sz w:val="16"/>
+                <w:szCs w:val="16"/>
+              </w:rPr>
+            </w:pPr>
+            <w:r>
+              <w:rPr>
+                <w:sz w:val="16"/>
+                <w:szCs w:val="16"/>
+              </w:rPr>
+              <w:t>RF</w:t>
+            </w:r>
+          </w:p>
+        </w:tc>
+        <w:tc>
+          <w:tcPr>
+            <w:tcW w:w="1134" w:type="dxa"/>
+          </w:tcPr>
+          <w:p>
+            <w:pPr>
+              <w:rPr>
+                <w:sz w:val="16"/>
+                <w:szCs w:val="16"/>
+              </w:rPr>
+            </w:pPr>
+            <w:r>
+              <w:rPr>
+                <w:sz w:val="16"/>
+                <w:szCs w:val="16"/>
+              </w:rPr>
+              <w:t>SVR</w:t>
+            </w:r>
+          </w:p>
+        </w:tc>
+        <w:tc>
+          <w:tcPr>
+            <w:tcW w:w="1134" w:type="dxa"/>
+          </w:tcPr>
+          <w:p>
+            <w:pPr>
+              <w:rPr>
+                <w:sz w:val="16"/>
+                <w:szCs w:val="16"/>
+              </w:rPr>
+            </w:pPr>
+            <w:r>
+              <w:rPr>
+                <w:sz w:val="16"/>
+                <w:szCs w:val="16"/>
+              </w:rPr>
+              <w:t>KNN</w:t>
+            </w:r>
+          </w:p>
+        </w:tc>
+        <w:tc>
+          <w:tcPr>
+            <w:tcW w:w="1134" w:type="dxa"/>
+          </w:tcPr>
+          <w:p>
+            <w:pPr>
+              <w:rPr>
+                <w:sz w:val="16"/>
+                <w:szCs w:val="16"/>
+              </w:rPr>
+            </w:pPr>
+            <w:r>
+              <w:rPr>
+                <w:sz w:val="16"/>
+                <w:szCs w:val="16"/>
+              </w:rPr>
+              <w:t>MLP</w:t>
+            </w:r>
+          </w:p>
+        </w:tc>
+        <w:tc>
+          <w:tcPr>
+            <w:tcW w:w="827" w:type="dxa"/>
+          </w:tcPr>
+          <w:p>
+            <w:pPr>
+              <w:rPr>
+                <w:sz w:val="16"/>
+                <w:szCs w:val="16"/>
+              </w:rPr>
+            </w:pPr>
+            <w:r>
+              <w:rPr>
+                <w:sz w:val="16"/>
+                <w:szCs w:val="16"/>
+              </w:rPr>
+              <w:t>EKF</w:t>
+            </w:r>
+          </w:p>
+        </w:tc>
+        <w:tc>
+          <w:tcPr>
+            <w:tcW w:w="823" w:type="dxa"/>
+          </w:tcPr>
+          <w:p>
+            <w:pPr>
+              <w:rPr>
+                <w:sz w:val="16"/>
+                <w:szCs w:val="16"/>
+              </w:rPr>
+            </w:pPr>
+            <w:r>
+              <w:rPr>
+                <w:sz w:val="16"/>
+                <w:szCs w:val="16"/>
+              </w:rPr>
+              <w:t>Lagrange</w:t>
+            </w:r>
+          </w:p>
+        </w:tc>
+      </w:tr>
+      <w:tr>
+        <w:tc>
+          <w:tcPr>
+            <w:tcW w:w="2830" w:type="dxa"/>
+          </w:tcPr>
+          <w:p>
+            <w:pPr>
+              <w:rPr>
+                <w:sz w:val="16"/>
+                <w:szCs w:val="16"/>
+              </w:rPr>
+            </w:pPr>
+            <w:r>
+              <w:rPr>
+                <w:sz w:val="16"/>
+                <w:szCs w:val="16"/>
+              </w:rPr>
+              <w:t>GRG</w:t>
+            </w:r>
+          </w:p>
+        </w:tc>
+        <w:tc>
+          <w:tcPr>
+            <w:tcW w:w="1134" w:type="dxa"/>
+          </w:tcPr>
+          <w:p>
+            <w:pPr>
+              <w:rPr>
+                <w:sz w:val="16"/>
+                <w:szCs w:val="16"/>
+              </w:rPr>
+            </w:pPr>
+            <w:r>
+              <w:rPr>
+                <w:sz w:val="16"/>
+                <w:szCs w:val="16"/>
+              </w:rPr>
+              <w:t>540763.11</w:t>
+            </w:r>
+            <w:r>
+              <w:rPr>
+                <w:sz w:val="16"/>
+                <w:szCs w:val="16"/>
+              </w:rPr>
+              <w:t xml:space="preserve"> m</w:t>
+            </w:r>
+          </w:p>
+        </w:tc>
+        <w:tc>
+          <w:tcPr>
+            <w:tcW w:w="1134" w:type="dxa"/>
+          </w:tcPr>
+          <w:p>
+            <w:pPr>
+              <w:rPr>
+                <w:sz w:val="16"/>
+                <w:szCs w:val="16"/>
+              </w:rPr>
+            </w:pPr>
+            <w:r>
+              <w:rPr>
+                <w:sz w:val="16"/>
+                <w:szCs w:val="16"/>
+              </w:rPr>
+              <w:t>4155725.76</w:t>
+            </w:r>
+            <w:r>
+              <w:rPr>
+                <w:sz w:val="16"/>
+                <w:szCs w:val="16"/>
+              </w:rPr>
+              <w:t xml:space="preserve"> m</w:t>
+            </w:r>
+          </w:p>
+        </w:tc>
+        <w:tc>
+          <w:tcPr>
+            <w:tcW w:w="1134" w:type="dxa"/>
+          </w:tcPr>
+          <w:p>
+            <w:pPr>
+              <w:rPr>
+                <w:sz w:val="16"/>
+                <w:szCs w:val="16"/>
+              </w:rPr>
+            </w:pPr>
+            <w:r>
+              <w:rPr>
+                <w:sz w:val="16"/>
+                <w:szCs w:val="16"/>
+              </w:rPr>
+              <w:t>2009342.42</w:t>
+            </w:r>
+            <w:r>
+              <w:rPr>
+                <w:sz w:val="16"/>
+                <w:szCs w:val="16"/>
+              </w:rPr>
+              <w:t xml:space="preserve"> m</w:t>
+            </w:r>
+          </w:p>
+        </w:tc>
+        <w:tc>
+          <w:tcPr>
+            <w:tcW w:w="1134" w:type="dxa"/>
+          </w:tcPr>
+          <w:p>
+            <w:pPr>
+              <w:rPr>
+                <w:sz w:val="16"/>
+                <w:szCs w:val="16"/>
+              </w:rPr>
+            </w:pPr>
+            <w:r>
+              <w:rPr>
+                <w:sz w:val="16"/>
+                <w:szCs w:val="16"/>
+              </w:rPr>
+              <w:t>6577248,66</w:t>
+            </w:r>
+            <w:r>
+              <w:rPr>
+                <w:sz w:val="16"/>
+                <w:szCs w:val="16"/>
+              </w:rPr>
+              <w:t xml:space="preserve"> m</w:t>
+            </w:r>
+          </w:p>
+        </w:tc>
+        <w:tc>
+          <w:tcPr>
+            <w:tcW w:w="827" w:type="dxa"/>
+          </w:tcPr>
+          <w:p>
+            <w:pPr>
+              <w:rPr>
+                <w:sz w:val="16"/>
+                <w:szCs w:val="16"/>
+              </w:rPr>
+            </w:pPr>
+            <w:r>
+              <w:rPr>
+                <w:sz w:val="16"/>
+                <w:szCs w:val="16"/>
+              </w:rPr>
+              <w:t>255.12</w:t>
+            </w:r>
+            <w:r>
+              <w:rPr>
+                <w:sz w:val="16"/>
+                <w:szCs w:val="16"/>
+              </w:rPr>
+              <w:t xml:space="preserve"> m</w:t>
+            </w:r>
+          </w:p>
+        </w:tc>
+        <w:tc>
+          <w:tcPr>
+            <w:tcW w:w="823" w:type="dxa"/>
+          </w:tcPr>
+          <w:p>
+            <w:pPr>
+              <w:rPr>
+                <w:sz w:val="16"/>
+                <w:szCs w:val="16"/>
+              </w:rPr>
+            </w:pPr>
+            <w:r>
+              <w:rPr>
+                <w:sz w:val="16"/>
+                <w:szCs w:val="16"/>
+              </w:rPr>
+              <w:t>187.17</w:t>
+            </w:r>
+            <w:r>
+              <w:rPr>
+                <w:sz w:val="16"/>
+                <w:szCs w:val="16"/>
+              </w:rPr>
+              <w:t xml:space="preserve"> m</w:t>
+            </w:r>
+          </w:p>
+        </w:tc>
+      </w:tr>
+      <w:tr>
+        <w:tc>
+          <w:tcPr>
+            <w:tcW w:w="2830" w:type="dxa"/>
+          </w:tcPr>
+          <w:p>
+            <w:pPr>
+              <w:rPr>
+                <w:sz w:val="16"/>
+                <w:szCs w:val="16"/>
+              </w:rPr>
+            </w:pPr>
+            <w:r>
+              <w:rPr>
+                <w:sz w:val="16"/>
+                <w:szCs w:val="16"/>
+              </w:rPr>
+              <w:t>SHA</w:t>
+            </w:r>
+          </w:p>
+        </w:tc>
+        <w:tc>
+          <w:tcPr>
+            <w:tcW w:w="1134" w:type="dxa"/>
+          </w:tcPr>
+          <w:p>
+            <w:pPr>
+              <w:rPr>
+                <w:sz w:val="16"/>
+                <w:szCs w:val="16"/>
+              </w:rPr>
+            </w:pPr>
+            <w:r>
+              <w:rPr>
+                <w:sz w:val="16"/>
+                <w:szCs w:val="16"/>
+              </w:rPr>
+              <w:t>540763 m</w:t>
+            </w:r>
+          </w:p>
+        </w:tc>
+        <w:tc>
+          <w:tcPr>
+            <w:tcW w:w="1134" w:type="dxa"/>
+          </w:tcPr>
+          <w:p>
+            <w:pPr>
+              <w:rPr>
+                <w:sz w:val="16"/>
+                <w:szCs w:val="16"/>
+              </w:rPr>
+            </w:pPr>
+            <w:r>
+              <w:rPr>
+                <w:sz w:val="16"/>
+                <w:szCs w:val="16"/>
+              </w:rPr>
+              <w:t>4156055 m</w:t>
+            </w:r>
+          </w:p>
+        </w:tc>
+        <w:tc>
+          <w:tcPr>
+            <w:tcW w:w="1134" w:type="dxa"/>
+          </w:tcPr>
+          <w:p>
+            <w:pPr>
+              <w:rPr>
+                <w:sz w:val="16"/>
+                <w:szCs w:val="16"/>
+              </w:rPr>
+            </w:pPr>
+            <w:r>
+              <w:rPr>
+                <w:sz w:val="16"/>
+                <w:szCs w:val="16"/>
+              </w:rPr>
+              <w:t>2009342 m</w:t>
+            </w:r>
+          </w:p>
+        </w:tc>
+        <w:tc>
+          <w:tcPr>
+            <w:tcW w:w="1134" w:type="dxa"/>
+          </w:tcPr>
+          <w:p>
+            <w:pPr>
+              <w:rPr>
+                <w:sz w:val="16"/>
+                <w:szCs w:val="16"/>
+              </w:rPr>
+            </w:pPr>
+            <w:r>
+              <w:rPr>
+                <w:sz w:val="16"/>
+                <w:szCs w:val="16"/>
+              </w:rPr>
+              <w:t>6577249 m</w:t>
+            </w:r>
+          </w:p>
+        </w:tc>
+        <w:tc>
+          <w:tcPr>
+            <w:tcW w:w="827" w:type="dxa"/>
+          </w:tcPr>
+          <w:p>
+            <w:pPr>
+              <w:rPr>
+                <w:sz w:val="16"/>
+                <w:szCs w:val="16"/>
+              </w:rPr>
+            </w:pPr>
+            <w:r>
+              <w:rPr>
+                <w:sz w:val="16"/>
+                <w:szCs w:val="16"/>
+              </w:rPr>
+              <w:t>255 m</w:t>
+            </w:r>
+          </w:p>
+        </w:tc>
+        <w:tc>
+          <w:tcPr>
+            <w:tcW w:w="823" w:type="dxa"/>
+          </w:tcPr>
+          <w:p>
+            <w:pPr>
+              <w:rPr>
+                <w:sz w:val="16"/>
+                <w:szCs w:val="16"/>
+              </w:rPr>
+            </w:pPr>
+            <w:r>
+              <w:rPr>
+                <w:sz w:val="16"/>
+                <w:szCs w:val="16"/>
+              </w:rPr>
+              <w:t>187 m</w:t>
+            </w:r>
+          </w:p>
+        </w:tc>
+      </w:tr>
+    </w:tbl>
+    <w:p>
+      <w:pPr>
+        <w:spacing w:before="120"/>
+      </w:pPr>
+      <w:r>
+        <w:t>According to Table 3, EKF and Lagrange again achieve the lowest RMSE values (approximately 255 m and 187 m, respectively), although with increased errors compared to the higher-rate dataset. RF and KNN show moderate degradation, while SVR and MLP produce substantially higher errors, reaching several thousand kilometers.</w:t>
+      </w:r>
+      <w:r>
+        <w:t xml:space="preserve"> </w:t>
+      </w:r>
+      <w:r>
+        <w:t>Due to the similarity between GRG and SHA results, the graphical analyses are presented using the GRG dataset. The orbit comparison results (Figure 6) demonstrate that EKF and Lagrange maintain close agreement with the reference orbit, although slight degradations are observed compared to the 300-second case. Other methods exhibit more pronounced deviations.</w:t>
+      </w:r>
+    </w:p>
+    <w:p>
+      <w:pPr>
+        <w:keepNext/>
+        <w:jc w:val="center"/>
+      </w:pPr>
+      <w:r>
+        <w:rPr>
+          <w:noProof/>
+        </w:rPr>
+        <w:drawing>
+          <wp:inline distT="0" distB="0" distL="0" distR="0" wp14:anchorId="219817F4" wp14:editId="54BB579E">
+            <wp:extent cx="3951647" cy="2174588"/>
+            <wp:effectExtent l="0" t="0" r="0" b="0"/>
+            <wp:docPr id="552312283" name="Resim 2"/>
+            <wp:cNvGraphicFramePr>
+              <a:graphicFrameLocks xmlns:a="http://schemas.openxmlformats.org/drawingml/2006/main" noChangeAspect="1"/>
+            </wp:cNvGraphicFramePr>
+            <a:graphic xmlns:a="http://schemas.openxmlformats.org/drawingml/2006/main">
+              <a:graphicData uri="http://schemas.openxmlformats.org/drawingml/2006/picture">
+                <pic:pic xmlns:pic="http://schemas.openxmlformats.org/drawingml/2006/picture">
+                  <pic:nvPicPr>
+                    <pic:cNvPr id="552312283" name="Resim 552312283"/>
+                    <pic:cNvPicPr/>
+                  </pic:nvPicPr>
+                  <pic:blipFill>
+                    <a:blip r:embed="rId13" cstate="print">
+                      <a:extLst>
+                        <a:ext uri="{28A0092B-C50C-407E-A947-70E740481C1C}">
+                          <a14:useLocalDpi xmlns:a14="http://schemas.microsoft.com/office/drawing/2010/main" val="0"/>
+                        </a:ext>
+                      </a:extLst>
+                    </a:blip>
+                    <a:stretch>
+                      <a:fillRect/>
+                    </a:stretch>
+                  </pic:blipFill>
+                  <pic:spPr>
+                    <a:xfrm>
+                      <a:off x="0" y="0"/>
+                      <a:ext cx="3961025" cy="2179749"/>
+                    </a:xfrm>
+                    <a:prstGeom prst="rect">
+                      <a:avLst/>
+                    </a:prstGeom>
+                  </pic:spPr>
+                </pic:pic>
+              </a:graphicData>
+            </a:graphic>
+          </wp:inline>
+        </w:drawing>
+      </w:r>
+    </w:p>
+    <w:p>
+      <w:pPr>
+        <w:pStyle w:val="ResimYazs"/>
+        <w:jc w:val="center"/>
+        <w:rPr>
+          <w:rFonts w:ascii="Times New Roman" w:hAnsi="Times New Roman" w:cs="Times New Roman"/>
+          <w:color w:val="auto"/>
+          <w:sz w:val="16"/>
+          <w:szCs w:val="16"/>
+        </w:rPr>
+      </w:pPr>
+      <w:r>
+        <w:rPr>
+          <w:rFonts w:ascii="Times New Roman" w:hAnsi="Times New Roman" w:cs="Times New Roman"/>
+          <w:color w:val="auto"/>
+          <w:sz w:val="16"/>
+          <w:szCs w:val="16"/>
+        </w:rPr>
+        <w:t xml:space="preserve">Figure </w:t>
+      </w:r>
+      <w:r>
+        <w:rPr>
+          <w:rFonts w:ascii="Times New Roman" w:hAnsi="Times New Roman" w:cs="Times New Roman"/>
+          <w:color w:val="auto"/>
+          <w:sz w:val="16"/>
+          <w:szCs w:val="16"/>
+        </w:rPr>
+        <w:fldChar w:fldCharType="begin"/>
+      </w:r>
+      <w:r>
+        <w:rPr>
+          <w:rFonts w:ascii="Times New Roman" w:hAnsi="Times New Roman" w:cs="Times New Roman"/>
+          <w:color w:val="auto"/>
+          <w:sz w:val="16"/>
+          <w:szCs w:val="16"/>
+        </w:rPr>
+        <w:instrText xml:space="preserve"> SEQ Figure \* ARABIC </w:instrText>
+      </w:r>
+      <w:r>
+        <w:rPr>
+          <w:rFonts w:ascii="Times New Roman" w:hAnsi="Times New Roman" w:cs="Times New Roman"/>
+          <w:color w:val="auto"/>
+          <w:sz w:val="16"/>
+          <w:szCs w:val="16"/>
+        </w:rPr>
+        <w:fldChar w:fldCharType="separate"/>
+      </w:r>
+      <w:r>
+        <w:rPr>
+          <w:rFonts w:ascii="Times New Roman" w:hAnsi="Times New Roman" w:cs="Times New Roman"/>
+          <w:noProof/>
+          <w:color w:val="auto"/>
+          <w:sz w:val="16"/>
+          <w:szCs w:val="16"/>
+        </w:rPr>
+        <w:t>6</w:t>
+      </w:r>
+      <w:r>
+        <w:rPr>
+          <w:rFonts w:ascii="Times New Roman" w:hAnsi="Times New Roman" w:cs="Times New Roman"/>
+          <w:color w:val="auto"/>
+          <w:sz w:val="16"/>
+          <w:szCs w:val="16"/>
+        </w:rPr>
+        <w:fldChar w:fldCharType="end"/>
+      </w:r>
+      <w:r>
+        <w:rPr>
+          <w:rFonts w:ascii="Times New Roman" w:hAnsi="Times New Roman" w:cs="Times New Roman"/>
+          <w:color w:val="auto"/>
+          <w:sz w:val="16"/>
+          <w:szCs w:val="16"/>
+        </w:rPr>
+        <w:t xml:space="preserve">: </w:t>
+      </w:r>
+      <w:r>
+        <w:rPr>
+          <w:rFonts w:ascii="Times New Roman" w:hAnsi="Times New Roman" w:cs="Times New Roman"/>
+          <w:color w:val="auto"/>
+          <w:sz w:val="16"/>
+          <w:szCs w:val="16"/>
+        </w:rPr>
+        <w:t>Orbit Estimation Performance for the GRG Analysis Center</w:t>
+      </w:r>
+    </w:p>
+    <w:p>
+      <w:r>
+        <w:t>The model-based 3D position errors (Figure 7) reveal an overall increase in error magnitude for all methods. EKF and Lagrange maintain relatively stable error behavior, whereas RF shows increased variability. SVR, KNN, and MLP produce significantly larger and more irregular errors.</w:t>
+      </w:r>
+    </w:p>
+    <w:p>
+      <w:pPr>
+        <w:keepNext/>
+        <w:jc w:val="center"/>
+      </w:pPr>
+      <w:r>
+        <w:rPr>
+          <w:noProof/>
+        </w:rPr>
+        <w:drawing>
+          <wp:inline distT="0" distB="0" distL="0" distR="0" wp14:anchorId="031FEF91" wp14:editId="6607CFCA">
+            <wp:extent cx="3440278" cy="1706033"/>
+            <wp:effectExtent l="0" t="0" r="8255" b="8890"/>
+            <wp:docPr id="1397695936" name="Resim 3"/>
+            <wp:cNvGraphicFramePr>
+              <a:graphicFrameLocks xmlns:a="http://schemas.openxmlformats.org/drawingml/2006/main" noChangeAspect="1"/>
+            </wp:cNvGraphicFramePr>
+            <a:graphic xmlns:a="http://schemas.openxmlformats.org/drawingml/2006/main">
+              <a:graphicData uri="http://schemas.openxmlformats.org/drawingml/2006/picture">
+                <pic:pic xmlns:pic="http://schemas.openxmlformats.org/drawingml/2006/picture">
+                  <pic:nvPicPr>
+                    <pic:cNvPr id="1397695936" name="Resim 1397695936"/>
+                    <pic:cNvPicPr/>
+                  </pic:nvPicPr>
+                  <pic:blipFill>
+                    <a:blip r:embed="rId14" cstate="print">
+                      <a:extLst>
+                        <a:ext uri="{28A0092B-C50C-407E-A947-70E740481C1C}">
+                          <a14:useLocalDpi xmlns:a14="http://schemas.microsoft.com/office/drawing/2010/main" val="0"/>
+                        </a:ext>
+                      </a:extLst>
+                    </a:blip>
+                    <a:stretch>
+                      <a:fillRect/>
+                    </a:stretch>
+                  </pic:blipFill>
+                  <pic:spPr>
+                    <a:xfrm>
+                      <a:off x="0" y="0"/>
+                      <a:ext cx="3461683" cy="1716648"/>
+                    </a:xfrm>
+                    <a:prstGeom prst="rect">
+                      <a:avLst/>
+                    </a:prstGeom>
+                  </pic:spPr>
+                </pic:pic>
+              </a:graphicData>
+            </a:graphic>
+          </wp:inline>
+        </w:drawing>
+      </w:r>
+    </w:p>
+    <w:p>
+      <w:pPr>
+        <w:pStyle w:val="ResimYazs"/>
+        <w:jc w:val="center"/>
+        <w:rPr>
+          <w:rFonts w:ascii="Times New Roman" w:hAnsi="Times New Roman" w:cs="Times New Roman"/>
+          <w:color w:val="auto"/>
+          <w:sz w:val="16"/>
+          <w:szCs w:val="16"/>
+        </w:rPr>
+      </w:pPr>
+      <w:r>
+        <w:rPr>
+          <w:rFonts w:ascii="Times New Roman" w:hAnsi="Times New Roman" w:cs="Times New Roman"/>
+          <w:color w:val="auto"/>
+          <w:sz w:val="16"/>
+          <w:szCs w:val="16"/>
+        </w:rPr>
+        <w:t xml:space="preserve">Figure </w:t>
+      </w:r>
+      <w:r>
+        <w:rPr>
+          <w:rFonts w:ascii="Times New Roman" w:hAnsi="Times New Roman" w:cs="Times New Roman"/>
+          <w:color w:val="auto"/>
+          <w:sz w:val="16"/>
+          <w:szCs w:val="16"/>
+        </w:rPr>
+        <w:fldChar w:fldCharType="begin"/>
+      </w:r>
+      <w:r>
+        <w:rPr>
+          <w:rFonts w:ascii="Times New Roman" w:hAnsi="Times New Roman" w:cs="Times New Roman"/>
+          <w:color w:val="auto"/>
+          <w:sz w:val="16"/>
+          <w:szCs w:val="16"/>
+        </w:rPr>
+        <w:instrText xml:space="preserve"> SEQ Figure \* ARABIC </w:instrText>
+      </w:r>
+      <w:r>
+        <w:rPr>
+          <w:rFonts w:ascii="Times New Roman" w:hAnsi="Times New Roman" w:cs="Times New Roman"/>
+          <w:color w:val="auto"/>
+          <w:sz w:val="16"/>
+          <w:szCs w:val="16"/>
+        </w:rPr>
+        <w:fldChar w:fldCharType="separate"/>
+      </w:r>
+      <w:r>
+        <w:rPr>
+          <w:rFonts w:ascii="Times New Roman" w:hAnsi="Times New Roman" w:cs="Times New Roman"/>
+          <w:noProof/>
+          <w:color w:val="auto"/>
+          <w:sz w:val="16"/>
+          <w:szCs w:val="16"/>
+        </w:rPr>
+        <w:t>7</w:t>
+      </w:r>
+      <w:r>
+        <w:rPr>
+          <w:rFonts w:ascii="Times New Roman" w:hAnsi="Times New Roman" w:cs="Times New Roman"/>
+          <w:color w:val="auto"/>
+          <w:sz w:val="16"/>
+          <w:szCs w:val="16"/>
+        </w:rPr>
+        <w:fldChar w:fldCharType="end"/>
+      </w:r>
+      <w:r>
+        <w:rPr>
+          <w:rFonts w:ascii="Times New Roman" w:hAnsi="Times New Roman" w:cs="Times New Roman"/>
+          <w:color w:val="auto"/>
+          <w:sz w:val="16"/>
+          <w:szCs w:val="16"/>
+        </w:rPr>
+        <w:t xml:space="preserve">: </w:t>
+      </w:r>
+      <w:r>
+        <w:rPr>
+          <w:rFonts w:ascii="Times New Roman" w:hAnsi="Times New Roman" w:cs="Times New Roman"/>
+          <w:color w:val="auto"/>
+          <w:sz w:val="16"/>
+          <w:szCs w:val="16"/>
+        </w:rPr>
+        <w:t>Model-Based 3D Position Error (LOO-CV) for GRG Analysis Center</w:t>
+      </w:r>
+    </w:p>
+    <w:p>
+      <w:r>
+        <w:t xml:space="preserve">The LOO-CV RMSE comparison (Figure 8) confirms that all methods experience performance degradation at lower temporal resolution. Nevertheless, EKF and Lagrange remain the </w:t>
+      </w:r>
+      <w:proofErr w:type="gramStart"/>
+      <w:r>
+        <w:t>best-performing</w:t>
+      </w:r>
+      <w:proofErr w:type="gramEnd"/>
+      <w:r>
+        <w:t xml:space="preserve"> approaches, followed by RF and KNN, while SVR and MLP exhibit the highest error levels.</w:t>
+      </w:r>
+    </w:p>
+    <w:p>
+      <w:pPr>
+        <w:keepNext/>
+        <w:jc w:val="center"/>
+      </w:pPr>
+      <w:r>
+        <w:rPr>
+          <w:noProof/>
+        </w:rPr>
+        <w:lastRenderedPageBreak/>
+        <w:drawing>
+          <wp:inline distT="0" distB="0" distL="0" distR="0" wp14:anchorId="100C618B" wp14:editId="38BA8186">
+            <wp:extent cx="3057375" cy="1820333"/>
+            <wp:effectExtent l="0" t="0" r="0" b="8890"/>
+            <wp:docPr id="1531367470" name="Resim 4"/>
+            <wp:cNvGraphicFramePr>
+              <a:graphicFrameLocks xmlns:a="http://schemas.openxmlformats.org/drawingml/2006/main" noChangeAspect="1"/>
+            </wp:cNvGraphicFramePr>
+            <a:graphic xmlns:a="http://schemas.openxmlformats.org/drawingml/2006/main">
+              <a:graphicData uri="http://schemas.openxmlformats.org/drawingml/2006/picture">
+                <pic:pic xmlns:pic="http://schemas.openxmlformats.org/drawingml/2006/picture">
+                  <pic:nvPicPr>
+                    <pic:cNvPr id="1531367470" name="Resim 1531367470"/>
+                    <pic:cNvPicPr/>
+                  </pic:nvPicPr>
+                  <pic:blipFill>
+                    <a:blip r:embed="rId15" cstate="print">
+                      <a:extLst>
+                        <a:ext uri="{28A0092B-C50C-407E-A947-70E740481C1C}">
+                          <a14:useLocalDpi xmlns:a14="http://schemas.microsoft.com/office/drawing/2010/main" val="0"/>
+                        </a:ext>
+                      </a:extLst>
+                    </a:blip>
+                    <a:stretch>
+                      <a:fillRect/>
+                    </a:stretch>
+                  </pic:blipFill>
+                  <pic:spPr>
+                    <a:xfrm>
+                      <a:off x="0" y="0"/>
+                      <a:ext cx="3072548" cy="1829367"/>
+                    </a:xfrm>
+                    <a:prstGeom prst="rect">
+                      <a:avLst/>
+                    </a:prstGeom>
+                  </pic:spPr>
+                </pic:pic>
+              </a:graphicData>
+            </a:graphic>
+          </wp:inline>
+        </w:drawing>
+      </w:r>
+    </w:p>
+    <w:p>
+      <w:pPr>
+        <w:pStyle w:val="ResimYazs"/>
+        <w:jc w:val="center"/>
+        <w:rPr>
+          <w:rFonts w:ascii="Times New Roman" w:hAnsi="Times New Roman" w:cs="Times New Roman"/>
+          <w:color w:val="auto"/>
+          <w:sz w:val="16"/>
+          <w:szCs w:val="16"/>
+        </w:rPr>
+      </w:pPr>
+      <w:r>
+        <w:rPr>
+          <w:rFonts w:ascii="Times New Roman" w:hAnsi="Times New Roman" w:cs="Times New Roman"/>
+          <w:color w:val="auto"/>
+          <w:sz w:val="16"/>
+          <w:szCs w:val="16"/>
+        </w:rPr>
+        <w:t xml:space="preserve">Figure </w:t>
+      </w:r>
+      <w:r>
+        <w:rPr>
+          <w:rFonts w:ascii="Times New Roman" w:hAnsi="Times New Roman" w:cs="Times New Roman"/>
+          <w:color w:val="auto"/>
+          <w:sz w:val="16"/>
+          <w:szCs w:val="16"/>
+        </w:rPr>
+        <w:fldChar w:fldCharType="begin"/>
+      </w:r>
+      <w:r>
+        <w:rPr>
+          <w:rFonts w:ascii="Times New Roman" w:hAnsi="Times New Roman" w:cs="Times New Roman"/>
+          <w:color w:val="auto"/>
+          <w:sz w:val="16"/>
+          <w:szCs w:val="16"/>
+        </w:rPr>
+        <w:instrText xml:space="preserve"> SEQ Figure \* ARABIC </w:instrText>
+      </w:r>
+      <w:r>
+        <w:rPr>
+          <w:rFonts w:ascii="Times New Roman" w:hAnsi="Times New Roman" w:cs="Times New Roman"/>
+          <w:color w:val="auto"/>
+          <w:sz w:val="16"/>
+          <w:szCs w:val="16"/>
+        </w:rPr>
+        <w:fldChar w:fldCharType="separate"/>
+      </w:r>
+      <w:r>
+        <w:rPr>
+          <w:rFonts w:ascii="Times New Roman" w:hAnsi="Times New Roman" w:cs="Times New Roman"/>
+          <w:color w:val="auto"/>
+          <w:sz w:val="16"/>
+          <w:szCs w:val="16"/>
+        </w:rPr>
+        <w:t>8</w:t>
+      </w:r>
+      <w:r>
+        <w:rPr>
+          <w:rFonts w:ascii="Times New Roman" w:hAnsi="Times New Roman" w:cs="Times New Roman"/>
+          <w:color w:val="auto"/>
+          <w:sz w:val="16"/>
+          <w:szCs w:val="16"/>
+        </w:rPr>
+        <w:fldChar w:fldCharType="end"/>
+      </w:r>
+      <w:r>
+        <w:rPr>
+          <w:rFonts w:ascii="Times New Roman" w:hAnsi="Times New Roman" w:cs="Times New Roman"/>
+          <w:color w:val="auto"/>
+          <w:sz w:val="16"/>
+          <w:szCs w:val="16"/>
+        </w:rPr>
+        <w:t xml:space="preserve">: </w:t>
+      </w:r>
+      <w:r>
+        <w:rPr>
+          <w:rFonts w:ascii="Times New Roman" w:hAnsi="Times New Roman" w:cs="Times New Roman"/>
+          <w:color w:val="auto"/>
+          <w:sz w:val="16"/>
+          <w:szCs w:val="16"/>
+        </w:rPr>
+        <w:t>LOO-CV-Based 3D RMSE Comparison for GRG Analysis Center</w:t>
+      </w:r>
+    </w:p>
+    <w:p/>
+    <w:p>
+      <w:pPr>
+        <w:pStyle w:val="Balk3"/>
+        <w:rPr>
+          <w:lang w:val="en-US"/>
+        </w:rPr>
+      </w:pPr>
+      <w:r>
+        <w:rPr>
+          <w:lang w:val="en-US"/>
+        </w:rPr>
+        <w:t>Comparison of analysis centers</w:t>
+      </w:r>
+    </w:p>
+    <w:p>
+      <w:pPr>
+        <w:rPr>
           <w:lang w:eastAsia="en-US"/>
         </w:rPr>
-        <w:t>ve</w:t>
+      </w:pPr>
+      <w:r>
+        <w:rPr>
+          <w:lang w:eastAsia="en-US"/>
+        </w:rPr>
+        <w:t>The comparison across analysis centers is presented in Figure 9 based on EKF results. It is observed that CODE, GFZ, and JAXA yield nearly identical RMSE values, indicating consistent performance for the 300-second datasets. In contrast, GRG and SHA exhibit significantly higher RMSE values corresponding to the 900-second datasets.</w:t>
+      </w:r>
+    </w:p>
+    <w:p>
+      <w:pPr>
+        <w:rPr>
+          <w:lang w:eastAsia="en-US"/>
+        </w:rPr>
+      </w:pPr>
+      <w:r>
+        <w:rPr>
+          <w:lang w:eastAsia="en-US"/>
+        </w:rPr>
+        <w:t>These results indicate that estimation accuracy is primarily influenced by the temporal resolution of the datasets, while differences between analysis centers remain negligible when similar sampling intervals are used.</w:t>
+      </w:r>
+    </w:p>
+    <w:p>
+      <w:pPr>
+        <w:keepNext/>
+        <w:jc w:val="center"/>
+      </w:pPr>
+      <w:r>
+        <w:rPr>
+          <w:noProof/>
+          <w:lang w:eastAsia="en-US"/>
+        </w:rPr>
+        <w:drawing>
+          <wp:inline distT="0" distB="0" distL="0" distR="0" wp14:anchorId="5C41B480" wp14:editId="5FB68AAF">
+            <wp:extent cx="3506294" cy="2087228"/>
+            <wp:effectExtent l="0" t="0" r="0" b="8890"/>
+            <wp:docPr id="459354894" name="Resim 1"/>
+            <wp:cNvGraphicFramePr>
+              <a:graphicFrameLocks xmlns:a="http://schemas.openxmlformats.org/drawingml/2006/main" noChangeAspect="1"/>
+            </wp:cNvGraphicFramePr>
+            <a:graphic xmlns:a="http://schemas.openxmlformats.org/drawingml/2006/main">
+              <a:graphicData uri="http://schemas.openxmlformats.org/drawingml/2006/picture">
+                <pic:pic xmlns:pic="http://schemas.openxmlformats.org/drawingml/2006/picture">
+                  <pic:nvPicPr>
+                    <pic:cNvPr id="459354894" name="Resim 459354894"/>
+                    <pic:cNvPicPr/>
+                  </pic:nvPicPr>
+                  <pic:blipFill>
+                    <a:blip r:embed="rId16" cstate="print">
+                      <a:extLst>
+                        <a:ext uri="{28A0092B-C50C-407E-A947-70E740481C1C}">
+                          <a14:useLocalDpi xmlns:a14="http://schemas.microsoft.com/office/drawing/2010/main" val="0"/>
+                        </a:ext>
+                      </a:extLst>
+                    </a:blip>
+                    <a:stretch>
+                      <a:fillRect/>
+                    </a:stretch>
+                  </pic:blipFill>
+                  <pic:spPr>
+                    <a:xfrm>
+                      <a:off x="0" y="0"/>
+                      <a:ext cx="3513029" cy="2091237"/>
+                    </a:xfrm>
+                    <a:prstGeom prst="rect">
+                      <a:avLst/>
+                    </a:prstGeom>
+                  </pic:spPr>
+                </pic:pic>
+              </a:graphicData>
+            </a:graphic>
+          </wp:inline>
+        </w:drawing>
+      </w:r>
+    </w:p>
+    <w:p>
+      <w:pPr>
+        <w:pStyle w:val="ResimYazs"/>
+        <w:jc w:val="center"/>
+        <w:rPr>
+          <w:rFonts w:ascii="Times New Roman" w:hAnsi="Times New Roman" w:cs="Times New Roman"/>
+          <w:color w:val="auto"/>
+          <w:sz w:val="16"/>
+          <w:szCs w:val="16"/>
+        </w:rPr>
+      </w:pPr>
+      <w:r>
+        <w:rPr>
+          <w:rFonts w:ascii="Times New Roman" w:hAnsi="Times New Roman" w:cs="Times New Roman"/>
+          <w:color w:val="auto"/>
+          <w:sz w:val="16"/>
+          <w:szCs w:val="16"/>
+        </w:rPr>
+        <w:t xml:space="preserve">Figure </w:t>
+      </w:r>
+      <w:r>
+        <w:rPr>
+          <w:rFonts w:ascii="Times New Roman" w:hAnsi="Times New Roman" w:cs="Times New Roman"/>
+          <w:color w:val="auto"/>
+          <w:sz w:val="16"/>
+          <w:szCs w:val="16"/>
+        </w:rPr>
+        <w:fldChar w:fldCharType="begin"/>
+      </w:r>
+      <w:r>
+        <w:rPr>
+          <w:rFonts w:ascii="Times New Roman" w:hAnsi="Times New Roman" w:cs="Times New Roman"/>
+          <w:color w:val="auto"/>
+          <w:sz w:val="16"/>
+          <w:szCs w:val="16"/>
+        </w:rPr>
+        <w:instrText xml:space="preserve"> SEQ Figure \* ARABIC </w:instrText>
+      </w:r>
+      <w:r>
+        <w:rPr>
+          <w:rFonts w:ascii="Times New Roman" w:hAnsi="Times New Roman" w:cs="Times New Roman"/>
+          <w:color w:val="auto"/>
+          <w:sz w:val="16"/>
+          <w:szCs w:val="16"/>
+        </w:rPr>
+        <w:fldChar w:fldCharType="separate"/>
+      </w:r>
+      <w:r>
+        <w:rPr>
+          <w:rFonts w:ascii="Times New Roman" w:hAnsi="Times New Roman" w:cs="Times New Roman"/>
+          <w:noProof/>
+          <w:color w:val="auto"/>
+          <w:sz w:val="16"/>
+          <w:szCs w:val="16"/>
+        </w:rPr>
+        <w:t>9</w:t>
+      </w:r>
+      <w:r>
+        <w:rPr>
+          <w:rFonts w:ascii="Times New Roman" w:hAnsi="Times New Roman" w:cs="Times New Roman"/>
+          <w:color w:val="auto"/>
+          <w:sz w:val="16"/>
+          <w:szCs w:val="16"/>
+        </w:rPr>
+        <w:fldChar w:fldCharType="end"/>
+      </w:r>
+      <w:r>
+        <w:rPr>
+          <w:rFonts w:ascii="Times New Roman" w:hAnsi="Times New Roman" w:cs="Times New Roman"/>
+          <w:color w:val="auto"/>
+          <w:sz w:val="16"/>
+          <w:szCs w:val="16"/>
+        </w:rPr>
+        <w:t xml:space="preserve">: EKF </w:t>
+      </w:r>
+      <w:proofErr w:type="spellStart"/>
+      <w:r>
+        <w:rPr>
+          <w:rFonts w:ascii="Times New Roman" w:hAnsi="Times New Roman" w:cs="Times New Roman"/>
+          <w:color w:val="auto"/>
+          <w:sz w:val="16"/>
+          <w:szCs w:val="16"/>
+        </w:rPr>
+        <w:t>analzi</w:t>
       </w:r>
       <w:proofErr w:type="spellEnd"/>
       <w:r>
         <w:rPr>
-          <w:lang w:eastAsia="en-US"/>
-        </w:rPr>
-        <w:t xml:space="preserve"> JAXA </w:t>
+          <w:rFonts w:ascii="Times New Roman" w:hAnsi="Times New Roman" w:cs="Times New Roman"/>
+          <w:color w:val="auto"/>
+          <w:sz w:val="16"/>
+          <w:szCs w:val="16"/>
+        </w:rPr>
+        <w:t xml:space="preserve"> </w:t>
       </w:r>
       <w:proofErr w:type="spellStart"/>
       <w:r>
         <w:rPr>
-          <w:lang w:eastAsia="en-US"/>
-        </w:rPr>
-        <w:t>analiz</w:t>
+          <w:rFonts w:ascii="Times New Roman" w:hAnsi="Times New Roman" w:cs="Times New Roman"/>
+          <w:color w:val="auto"/>
+          <w:sz w:val="16"/>
+          <w:szCs w:val="16"/>
+        </w:rPr>
+        <w:t>merkezlerine</w:t>
       </w:r>
       <w:proofErr w:type="spellEnd"/>
       <w:r>
         <w:rPr>
-          <w:lang w:eastAsia="en-US"/>
+          <w:rFonts w:ascii="Times New Roman" w:hAnsi="Times New Roman" w:cs="Times New Roman"/>
+          <w:color w:val="auto"/>
+          <w:sz w:val="16"/>
+          <w:szCs w:val="16"/>
         </w:rPr>
         <w:t xml:space="preserve"> </w:t>
       </w:r>
       <w:proofErr w:type="spellStart"/>
       <w:r>
         <w:rPr>
-          <w:lang w:eastAsia="en-US"/>
-        </w:rPr>
-        <w:t>merkezlerinin</w:t>
+          <w:rFonts w:ascii="Times New Roman" w:hAnsi="Times New Roman" w:cs="Times New Roman"/>
+          <w:color w:val="auto"/>
+          <w:sz w:val="16"/>
+          <w:szCs w:val="16"/>
+        </w:rPr>
+        <w:t>göre</w:t>
       </w:r>
       <w:proofErr w:type="spellEnd"/>
       <w:r>
         <w:rPr>
-          <w:lang w:eastAsia="en-US"/>
-        </w:rPr>
-        <w:t xml:space="preserve"> GPS </w:t>
+          <w:rFonts w:ascii="Times New Roman" w:hAnsi="Times New Roman" w:cs="Times New Roman"/>
+          <w:color w:val="auto"/>
+          <w:sz w:val="16"/>
+          <w:szCs w:val="16"/>
+        </w:rPr>
+        <w:t xml:space="preserve"> LOO-CV </w:t>
       </w:r>
       <w:proofErr w:type="spellStart"/>
       <w:r>
         <w:rPr>
-          <w:lang w:eastAsia="en-US"/>
-        </w:rPr>
-        <w:t>uydu</w:t>
+          <w:rFonts w:ascii="Times New Roman" w:hAnsi="Times New Roman" w:cs="Times New Roman"/>
+          <w:color w:val="auto"/>
+          <w:sz w:val="16"/>
+          <w:szCs w:val="16"/>
+        </w:rPr>
+        <w:t>üzerinden</w:t>
       </w:r>
       <w:proofErr w:type="spellEnd"/>
       <w:r>
         <w:rPr>
-          <w:lang w:eastAsia="en-US"/>
+          <w:rFonts w:ascii="Times New Roman" w:hAnsi="Times New Roman" w:cs="Times New Roman"/>
+          <w:color w:val="auto"/>
+          <w:sz w:val="16"/>
+          <w:szCs w:val="16"/>
         </w:rPr>
         <w:t xml:space="preserve"> </w:t>
       </w:r>
       <w:proofErr w:type="spellStart"/>
       <w:r>
         <w:rPr>
-          <w:lang w:eastAsia="en-US"/>
-        </w:rPr>
-        <w:t>tak</w:t>
-      </w:r>
-      <w:r>
-        <w:rPr>
-          <w:lang w:eastAsia="en-US"/>
-        </w:rPr>
-        <w:t>ımlarının</w:t>
+          <w:rFonts w:ascii="Times New Roman" w:hAnsi="Times New Roman" w:cs="Times New Roman"/>
+          <w:color w:val="auto"/>
+          <w:sz w:val="16"/>
+          <w:szCs w:val="16"/>
+        </w:rPr>
+        <w:t>karşılaştırma</w:t>
       </w:r>
       <w:proofErr w:type="spellEnd"/>
       <w:r>
         <w:rPr>
-          <w:lang w:eastAsia="en-US"/>
+          <w:rFonts w:ascii="Times New Roman" w:hAnsi="Times New Roman" w:cs="Times New Roman"/>
+          <w:color w:val="auto"/>
+          <w:sz w:val="16"/>
+          <w:szCs w:val="16"/>
         </w:rPr>
         <w:t xml:space="preserve"> </w:t>
       </w:r>
       <w:proofErr w:type="spellStart"/>
       <w:r>
         <w:rPr>
-          <w:lang w:eastAsia="en-US"/>
-        </w:rPr>
-        <w:t>hepsi</w:t>
+          <w:rFonts w:ascii="Times New Roman" w:hAnsi="Times New Roman" w:cs="Times New Roman"/>
+          <w:color w:val="auto"/>
+          <w:sz w:val="16"/>
+          <w:szCs w:val="16"/>
+        </w:rPr>
+        <w:t>performansı</w:t>
       </w:r>
       <w:proofErr w:type="spellEnd"/>
-      <w:r>
-        <w:rPr>
-          <w:lang w:eastAsia="en-US"/>
-        </w:rPr>
-        <w:t xml:space="preserve"> </w:t>
-      </w:r>
-      <w:proofErr w:type="spellStart"/>
-      <w:r>
-        <w:rPr>
-          <w:lang w:eastAsia="en-US"/>
-        </w:rPr>
-        <w:t>için</w:t>
-      </w:r>
-      <w:proofErr w:type="spellEnd"/>
-      <w:r>
-        <w:rPr>
-          <w:lang w:eastAsia="en-US"/>
-        </w:rPr>
-        <w:t xml:space="preserve"> </w:t>
-      </w:r>
-      <w:proofErr w:type="spellStart"/>
-      <w:r>
-        <w:rPr>
-          <w:lang w:eastAsia="en-US"/>
-        </w:rPr>
-        <w:t>çok</w:t>
-      </w:r>
-      <w:proofErr w:type="spellEnd"/>
-      <w:r>
-        <w:rPr>
-          <w:lang w:eastAsia="en-US"/>
-        </w:rPr>
-        <w:t xml:space="preserve"> </w:t>
-      </w:r>
-      <w:proofErr w:type="spellStart"/>
-      <w:r>
-        <w:rPr>
-          <w:lang w:eastAsia="en-US"/>
-        </w:rPr>
-        <w:t>yakın-benzer</w:t>
-      </w:r>
-      <w:proofErr w:type="spellEnd"/>
-      <w:r>
-        <w:rPr>
-          <w:lang w:eastAsia="en-US"/>
-        </w:rPr>
-        <w:t xml:space="preserve"> </w:t>
-      </w:r>
-      <w:proofErr w:type="spellStart"/>
-      <w:r>
-        <w:rPr>
-          <w:lang w:eastAsia="en-US"/>
-        </w:rPr>
-        <w:t>sonuçlar</w:t>
-      </w:r>
-      <w:proofErr w:type="spellEnd"/>
-      <w:r>
-        <w:rPr>
-          <w:lang w:eastAsia="en-US"/>
-        </w:rPr>
-        <w:t xml:space="preserve"> </w:t>
-      </w:r>
-      <w:proofErr w:type="spellStart"/>
-      <w:r>
-        <w:rPr>
-          <w:lang w:eastAsia="en-US"/>
-        </w:rPr>
-        <w:t>verdiği</w:t>
-      </w:r>
-      <w:proofErr w:type="spellEnd"/>
-      <w:r>
-        <w:rPr>
-          <w:lang w:eastAsia="en-US"/>
-        </w:rPr>
-        <w:t xml:space="preserve"> </w:t>
-      </w:r>
-      <w:proofErr w:type="spellStart"/>
-      <w:r>
-        <w:rPr>
-          <w:lang w:eastAsia="en-US"/>
-        </w:rPr>
-        <w:t>görüldüğü</w:t>
-      </w:r>
-      <w:proofErr w:type="spellEnd"/>
-      <w:r>
-        <w:rPr>
-          <w:lang w:eastAsia="en-US"/>
-        </w:rPr>
-        <w:t xml:space="preserve"> </w:t>
-      </w:r>
-      <w:proofErr w:type="spellStart"/>
-      <w:r>
-        <w:rPr>
-          <w:lang w:eastAsia="en-US"/>
-        </w:rPr>
-        <w:t>için</w:t>
-      </w:r>
-      <w:proofErr w:type="spellEnd"/>
-      <w:r>
-        <w:rPr>
-          <w:lang w:eastAsia="en-US"/>
-        </w:rPr>
-        <w:t xml:space="preserve"> </w:t>
-      </w:r>
-      <w:proofErr w:type="spellStart"/>
-      <w:r>
-        <w:rPr>
-          <w:lang w:eastAsia="en-US"/>
-        </w:rPr>
-        <w:t>anlatım</w:t>
-      </w:r>
-      <w:proofErr w:type="spellEnd"/>
-      <w:r>
-        <w:rPr>
-          <w:lang w:eastAsia="en-US"/>
-        </w:rPr>
-        <w:t xml:space="preserve"> </w:t>
-      </w:r>
-      <w:proofErr w:type="spellStart"/>
-      <w:r>
-        <w:rPr>
-          <w:lang w:eastAsia="en-US"/>
-        </w:rPr>
-        <w:t>sadeliğini</w:t>
-      </w:r>
-      <w:proofErr w:type="spellEnd"/>
-      <w:r>
-        <w:rPr>
-          <w:lang w:eastAsia="en-US"/>
-        </w:rPr>
-        <w:t xml:space="preserve"> </w:t>
-      </w:r>
-      <w:proofErr w:type="spellStart"/>
-      <w:r>
-        <w:rPr>
-          <w:lang w:eastAsia="en-US"/>
-        </w:rPr>
-        <w:t>bozmamak</w:t>
-      </w:r>
-      <w:proofErr w:type="spellEnd"/>
-      <w:r>
-        <w:rPr>
-          <w:lang w:eastAsia="en-US"/>
-        </w:rPr>
-        <w:t xml:space="preserve"> </w:t>
-      </w:r>
-      <w:proofErr w:type="spellStart"/>
-      <w:r>
-        <w:rPr>
-          <w:lang w:eastAsia="en-US"/>
-        </w:rPr>
-        <w:t>adına</w:t>
-      </w:r>
-      <w:proofErr w:type="spellEnd"/>
-      <w:r>
-        <w:rPr>
-          <w:lang w:eastAsia="en-US"/>
-        </w:rPr>
-        <w:t xml:space="preserve"> </w:t>
-      </w:r>
-      <w:proofErr w:type="spellStart"/>
-      <w:r>
-        <w:rPr>
-          <w:lang w:eastAsia="en-US"/>
-        </w:rPr>
-        <w:t>grafiklerde</w:t>
-      </w:r>
-      <w:proofErr w:type="spellEnd"/>
-      <w:r>
-        <w:rPr>
-          <w:lang w:eastAsia="en-US"/>
-        </w:rPr>
-        <w:t xml:space="preserve"> </w:t>
-      </w:r>
-      <w:proofErr w:type="spellStart"/>
-      <w:proofErr w:type="gramStart"/>
-      <w:r>
-        <w:rPr>
-          <w:lang w:eastAsia="en-US"/>
-        </w:rPr>
-        <w:t>sadece</w:t>
-      </w:r>
-      <w:proofErr w:type="spellEnd"/>
-      <w:r>
-        <w:rPr>
-          <w:lang w:eastAsia="en-US"/>
-        </w:rPr>
-        <w:t xml:space="preserve">  CODE</w:t>
-      </w:r>
-      <w:proofErr w:type="gramEnd"/>
-      <w:r>
-        <w:rPr>
-          <w:lang w:eastAsia="en-US"/>
-        </w:rPr>
-        <w:t xml:space="preserve"> G11 </w:t>
-      </w:r>
-      <w:proofErr w:type="spellStart"/>
-      <w:r>
-        <w:rPr>
-          <w:lang w:eastAsia="en-US"/>
-        </w:rPr>
-        <w:t>uydu</w:t>
-      </w:r>
-      <w:proofErr w:type="spellEnd"/>
-      <w:r>
-        <w:rPr>
-          <w:lang w:eastAsia="en-US"/>
-        </w:rPr>
-        <w:t xml:space="preserve"> </w:t>
-      </w:r>
-      <w:proofErr w:type="spellStart"/>
-      <w:r>
-        <w:rPr>
-          <w:lang w:eastAsia="en-US"/>
-        </w:rPr>
-        <w:t>takımı</w:t>
-      </w:r>
-      <w:proofErr w:type="spellEnd"/>
-      <w:r>
-        <w:rPr>
-          <w:lang w:eastAsia="en-US"/>
-        </w:rPr>
-        <w:t xml:space="preserve"> </w:t>
-      </w:r>
-      <w:proofErr w:type="spellStart"/>
-      <w:r>
-        <w:rPr>
-          <w:lang w:eastAsia="en-US"/>
-        </w:rPr>
-        <w:t>için</w:t>
-      </w:r>
-      <w:proofErr w:type="spellEnd"/>
-      <w:r>
-        <w:rPr>
-          <w:lang w:eastAsia="en-US"/>
-        </w:rPr>
-        <w:t xml:space="preserve"> </w:t>
-      </w:r>
-      <w:proofErr w:type="spellStart"/>
-      <w:r>
-        <w:rPr>
-          <w:lang w:eastAsia="en-US"/>
-        </w:rPr>
-        <w:t>gösterilmiştir</w:t>
-      </w:r>
-      <w:proofErr w:type="spellEnd"/>
-      <w:r>
-        <w:rPr>
-          <w:lang w:eastAsia="en-US"/>
-        </w:rPr>
-        <w:t xml:space="preserve">. </w:t>
-      </w:r>
-      <w:proofErr w:type="spellStart"/>
-      <w:r>
-        <w:rPr>
-          <w:lang w:eastAsia="en-US"/>
-        </w:rPr>
-        <w:t>Söz</w:t>
-      </w:r>
-      <w:proofErr w:type="spellEnd"/>
-      <w:r>
-        <w:rPr>
-          <w:lang w:eastAsia="en-US"/>
-        </w:rPr>
-        <w:t xml:space="preserve"> </w:t>
-      </w:r>
-      <w:proofErr w:type="spellStart"/>
-      <w:r>
-        <w:rPr>
-          <w:lang w:eastAsia="en-US"/>
-        </w:rPr>
-        <w:t>konusu</w:t>
-      </w:r>
-      <w:proofErr w:type="spellEnd"/>
-      <w:r>
-        <w:rPr>
-          <w:lang w:eastAsia="en-US"/>
-        </w:rPr>
-        <w:t xml:space="preserve"> </w:t>
-      </w:r>
-      <w:proofErr w:type="spellStart"/>
-      <w:r>
-        <w:rPr>
-          <w:lang w:eastAsia="en-US"/>
-        </w:rPr>
-        <w:t>grafikler</w:t>
-      </w:r>
-      <w:proofErr w:type="spellEnd"/>
-      <w:r>
-        <w:rPr>
-          <w:lang w:eastAsia="en-US"/>
-        </w:rPr>
-        <w:t xml:space="preserve"> </w:t>
-      </w:r>
-      <w:proofErr w:type="spellStart"/>
-      <w:r>
-        <w:rPr>
-          <w:lang w:eastAsia="en-US"/>
-        </w:rPr>
-        <w:t>kestirim</w:t>
-      </w:r>
-      <w:proofErr w:type="spellEnd"/>
-      <w:r>
-        <w:rPr>
-          <w:lang w:eastAsia="en-US"/>
-        </w:rPr>
-        <w:t xml:space="preserve"> </w:t>
-      </w:r>
-      <w:proofErr w:type="spellStart"/>
-      <w:r>
-        <w:rPr>
-          <w:lang w:eastAsia="en-US"/>
-        </w:rPr>
-        <w:t>algoritmalarının</w:t>
-      </w:r>
-      <w:proofErr w:type="spellEnd"/>
-      <w:r>
-        <w:rPr>
-          <w:lang w:eastAsia="en-US"/>
-        </w:rPr>
-        <w:t xml:space="preserve"> </w:t>
-      </w:r>
-      <w:proofErr w:type="spellStart"/>
-      <w:r>
-        <w:rPr>
-          <w:lang w:eastAsia="en-US"/>
-        </w:rPr>
-        <w:t>konumsal</w:t>
-      </w:r>
-      <w:proofErr w:type="spellEnd"/>
-      <w:r>
-        <w:rPr>
-          <w:lang w:eastAsia="en-US"/>
-        </w:rPr>
-        <w:t xml:space="preserve"> </w:t>
-      </w:r>
-      <w:proofErr w:type="spellStart"/>
-      <w:r>
-        <w:rPr>
-          <w:lang w:eastAsia="en-US"/>
-        </w:rPr>
-        <w:t>başarılarını</w:t>
-      </w:r>
-      <w:proofErr w:type="spellEnd"/>
-      <w:r>
-        <w:rPr>
-          <w:lang w:eastAsia="en-US"/>
-        </w:rPr>
-        <w:t xml:space="preserve"> </w:t>
-      </w:r>
-      <w:proofErr w:type="spellStart"/>
-      <w:r>
-        <w:rPr>
-          <w:lang w:eastAsia="en-US"/>
-        </w:rPr>
-        <w:t>ortaya</w:t>
-      </w:r>
-      <w:proofErr w:type="spellEnd"/>
-      <w:r>
-        <w:rPr>
-          <w:lang w:eastAsia="en-US"/>
-        </w:rPr>
-        <w:t xml:space="preserve"> </w:t>
-      </w:r>
-      <w:proofErr w:type="spellStart"/>
-      <w:r>
-        <w:rPr>
-          <w:lang w:eastAsia="en-US"/>
-        </w:rPr>
-        <w:t>koyabilmiştir</w:t>
-      </w:r>
-      <w:proofErr w:type="spellEnd"/>
-      <w:r>
-        <w:rPr>
-          <w:lang w:eastAsia="en-US"/>
-        </w:rPr>
-        <w:t xml:space="preserve">. </w:t>
-      </w:r>
-      <w:proofErr w:type="spellStart"/>
-      <w:r>
-        <w:rPr>
-          <w:lang w:eastAsia="en-US"/>
-        </w:rPr>
-        <w:t>Uydunun</w:t>
-      </w:r>
-      <w:proofErr w:type="spellEnd"/>
-      <w:r>
-        <w:rPr>
-          <w:lang w:eastAsia="en-US"/>
-        </w:rPr>
-        <w:t xml:space="preserve"> </w:t>
-      </w:r>
-      <w:proofErr w:type="spellStart"/>
-      <w:r>
-        <w:rPr>
-          <w:lang w:eastAsia="en-US"/>
-        </w:rPr>
-        <w:t>ekliptik</w:t>
-      </w:r>
-      <w:proofErr w:type="spellEnd"/>
-      <w:r>
-        <w:rPr>
-          <w:lang w:eastAsia="en-US"/>
-        </w:rPr>
-        <w:t xml:space="preserve"> </w:t>
-      </w:r>
-      <w:proofErr w:type="spellStart"/>
-      <w:r>
-        <w:rPr>
-          <w:lang w:eastAsia="en-US"/>
-        </w:rPr>
-        <w:t>hareketi</w:t>
-      </w:r>
-      <w:proofErr w:type="spellEnd"/>
-      <w:r>
-        <w:rPr>
-          <w:lang w:eastAsia="en-US"/>
-        </w:rPr>
-        <w:t xml:space="preserve"> </w:t>
-      </w:r>
-      <w:proofErr w:type="spellStart"/>
-      <w:r>
-        <w:rPr>
-          <w:lang w:eastAsia="en-US"/>
-        </w:rPr>
-        <w:t>göz</w:t>
-      </w:r>
-      <w:proofErr w:type="spellEnd"/>
-      <w:r>
-        <w:rPr>
-          <w:lang w:eastAsia="en-US"/>
-        </w:rPr>
-        <w:t xml:space="preserve"> </w:t>
-      </w:r>
-      <w:proofErr w:type="spellStart"/>
-      <w:r>
-        <w:rPr>
-          <w:lang w:eastAsia="en-US"/>
-        </w:rPr>
-        <w:t>önüne</w:t>
-      </w:r>
-      <w:proofErr w:type="spellEnd"/>
-      <w:r>
-        <w:rPr>
-          <w:lang w:eastAsia="en-US"/>
-        </w:rPr>
-        <w:t xml:space="preserve"> </w:t>
-      </w:r>
-      <w:proofErr w:type="spellStart"/>
-      <w:proofErr w:type="gramStart"/>
-      <w:r>
-        <w:rPr>
-          <w:lang w:eastAsia="en-US"/>
-        </w:rPr>
-        <w:t>alındığında</w:t>
-      </w:r>
-      <w:proofErr w:type="spellEnd"/>
-      <w:r>
-        <w:rPr>
-          <w:lang w:eastAsia="en-US"/>
-        </w:rPr>
-        <w:t xml:space="preserve">  LOO</w:t>
-      </w:r>
-      <w:proofErr w:type="gramEnd"/>
-      <w:r>
-        <w:rPr>
-          <w:lang w:eastAsia="en-US"/>
-        </w:rPr>
-        <w:t xml:space="preserve">-CV RMSE </w:t>
-      </w:r>
-      <w:proofErr w:type="spellStart"/>
-      <w:r>
-        <w:rPr>
-          <w:lang w:eastAsia="en-US"/>
-        </w:rPr>
-        <w:t>kiteri</w:t>
-      </w:r>
-      <w:proofErr w:type="spellEnd"/>
-      <w:r>
-        <w:rPr>
-          <w:lang w:eastAsia="en-US"/>
-        </w:rPr>
-        <w:t xml:space="preserve"> </w:t>
-      </w:r>
-      <w:proofErr w:type="spellStart"/>
-      <w:r>
-        <w:rPr>
-          <w:lang w:eastAsia="en-US"/>
-        </w:rPr>
-        <w:t>üzerinden</w:t>
-      </w:r>
-      <w:proofErr w:type="spellEnd"/>
-      <w:r>
-        <w:rPr>
-          <w:lang w:eastAsia="en-US"/>
-        </w:rPr>
-        <w:t xml:space="preserve"> RF 500.3 km, SVR 337.2 km, KNN 739.7 km, MLP 6073.8 km, EKF 16.7 km </w:t>
-      </w:r>
-      <w:proofErr w:type="spellStart"/>
-      <w:r>
-        <w:rPr>
-          <w:lang w:eastAsia="en-US"/>
-        </w:rPr>
-        <w:t>değerleri</w:t>
-      </w:r>
-      <w:proofErr w:type="spellEnd"/>
-      <w:r>
-        <w:rPr>
-          <w:lang w:eastAsia="en-US"/>
-        </w:rPr>
-        <w:t xml:space="preserve"> </w:t>
-      </w:r>
-      <w:proofErr w:type="spellStart"/>
-      <w:r>
-        <w:rPr>
-          <w:lang w:eastAsia="en-US"/>
-        </w:rPr>
-        <w:t>üretilmiştir</w:t>
-      </w:r>
-      <w:proofErr w:type="spellEnd"/>
-      <w:r>
-        <w:rPr>
-          <w:lang w:eastAsia="en-US"/>
-        </w:rPr>
-        <w:t xml:space="preserve">. </w:t>
-      </w:r>
     </w:p>
     <w:p/>
     <w:p>
@@ -11758,6 +12929,7 @@
           <w:bCs/>
           <w:lang w:val="en-US"/>
         </w:rPr>
+        <w:lastRenderedPageBreak/>
         <w:t>Albuquerque, P. K. de, Kuroswiski, A. R., Wu, A. S., Santos, W. G. dos, &amp; Costa, P. (2025). Orbit Determination through Cosmic Microwave Background Radiation. </w:t>
       </w:r>
       <w:proofErr w:type="spellStart"/>
@@ -11787,7 +12959,7 @@
         </w:rPr>
         <w:t>. </w:t>
       </w:r>
-      <w:hyperlink r:id="rId13" w:tgtFrame="_blank" w:history="1">
+      <w:hyperlink r:id="rId17" w:tgtFrame="_blank" w:history="1">
         <w:r>
           <w:rPr>
             <w:rStyle w:val="Kpr"/>
@@ -12005,7 +13177,7 @@
         </w:rPr>
         <w:t>, 100-106. </w:t>
       </w:r>
-      <w:hyperlink r:id="rId14" w:history="1">
+      <w:hyperlink r:id="rId18" w:history="1">
         <w:r>
           <w:rPr>
             <w:rStyle w:val="Kpr"/>
@@ -12090,7 +13262,7 @@
         </w:rPr>
         <w:t xml:space="preserve">(3), 104. </w:t>
       </w:r>
-      <w:hyperlink r:id="rId15" w:history="1">
+      <w:hyperlink r:id="rId19" w:history="1">
         <w:r>
           <w:rPr>
             <w:rStyle w:val="Kpr"/>
@@ -12368,7 +13540,7 @@
         </w:rPr>
         <w:t>(1), 30-44. </w:t>
       </w:r>
-      <w:hyperlink r:id="rId16" w:tgtFrame="_blank" w:history="1">
+      <w:hyperlink r:id="rId20" w:tgtFrame="_blank" w:history="1">
         <w:r>
           <w:rPr>
             <w:rStyle w:val="Kpr"/>
@@ -12446,7 +13618,7 @@
         </w:rPr>
         <w:t xml:space="preserve">(2). </w:t>
       </w:r>
-      <w:hyperlink r:id="rId17" w:history="1">
+      <w:hyperlink r:id="rId21" w:history="1">
         <w:r>
           <w:rPr>
             <w:rStyle w:val="Kpr"/>
@@ -12508,7 +13680,7 @@
         </w:rPr>
         <w:t xml:space="preserve">(12), 7970. </w:t>
       </w:r>
-      <w:hyperlink r:id="rId18" w:history="1">
+      <w:hyperlink r:id="rId22" w:history="1">
         <w:r>
           <w:rPr>
             <w:rStyle w:val="Kpr"/>
@@ -12579,7 +13751,7 @@
         </w:rPr>
         <w:t>(1). </w:t>
       </w:r>
-      <w:hyperlink r:id="rId19" w:tgtFrame="_blank" w:history="1">
+      <w:hyperlink r:id="rId23" w:tgtFrame="_blank" w:history="1">
         <w:r>
           <w:rPr>
             <w:rStyle w:val="Kpr"/>
@@ -12655,7 +13827,7 @@
         </w:rPr>
         <w:t xml:space="preserve">. </w:t>
       </w:r>
-      <w:hyperlink r:id="rId20" w:history="1">
+      <w:hyperlink r:id="rId24" w:history="1">
         <w:r>
           <w:rPr>
             <w:rStyle w:val="Kpr"/>
@@ -12717,7 +13889,7 @@
         </w:rPr>
         <w:t xml:space="preserve">(10). </w:t>
       </w:r>
-      <w:hyperlink r:id="rId21" w:history="1">
+      <w:hyperlink r:id="rId25" w:history="1">
         <w:r>
           <w:rPr>
             <w:rStyle w:val="Kpr"/>
@@ -12926,7 +14098,7 @@
         </w:rPr>
         <w:t xml:space="preserve"> Media. </w:t>
       </w:r>
-      <w:hyperlink r:id="rId22" w:tgtFrame="_blank" w:history="1">
+      <w:hyperlink r:id="rId26" w:tgtFrame="_blank" w:history="1">
         <w:r>
           <w:rPr>
             <w:rStyle w:val="Kpr"/>
@@ -12995,7 +14167,7 @@
         </w:rPr>
         <w:t xml:space="preserve">(6), 37. </w:t>
       </w:r>
-      <w:hyperlink r:id="rId23" w:history="1">
+      <w:hyperlink r:id="rId27" w:history="1">
         <w:r>
           <w:rPr>
             <w:rStyle w:val="Kpr"/>
@@ -13022,7 +14194,6 @@
           <w:bCs/>
           <w:lang w:val="en-US"/>
         </w:rPr>
-        <w:lastRenderedPageBreak/>
         <w:t xml:space="preserve">Hutton, J. J., Gopaul, N., Zhang, X., Wang, J., Menon, V., Rieck, D., Kipka, A., &amp; Pastor, F. (2016). CENTIMETER-LEVEL, ROBUST GNSS-AIDED INERTIAL POST-PROCESSING FOR MOBILE MAPPING WITHOUT LOCAL REFERENCE STATIONS. </w:t>
       </w:r>
       <w:r>
@@ -13041,7 +14212,7 @@
         </w:rPr>
         <w:t xml:space="preserve">, 819. </w:t>
       </w:r>
-      <w:hyperlink r:id="rId24" w:history="1">
+      <w:hyperlink r:id="rId28" w:history="1">
         <w:r>
           <w:rPr>
             <w:rStyle w:val="Kpr"/>
@@ -13102,7 +14273,7 @@
         </w:rPr>
         <w:t>(18), 11517. </w:t>
       </w:r>
-      <w:hyperlink r:id="rId25" w:tgtFrame="_blank" w:history="1">
+      <w:hyperlink r:id="rId29" w:tgtFrame="_blank" w:history="1">
         <w:r>
           <w:rPr>
             <w:rStyle w:val="Kpr"/>
@@ -13166,7 +14337,7 @@
         </w:rPr>
         <w:t xml:space="preserve"> 18, 139 (2025). </w:t>
       </w:r>
-      <w:hyperlink r:id="rId26" w:history="1">
+      <w:hyperlink r:id="rId30" w:history="1">
         <w:r>
           <w:rPr>
             <w:rStyle w:val="Kpr"/>
@@ -13242,7 +14413,7 @@
         </w:rPr>
         <w:t xml:space="preserve">, 55(1), 235–240. </w:t>
       </w:r>
-      <w:hyperlink r:id="rId27" w:history="1">
+      <w:hyperlink r:id="rId31" w:history="1">
         <w:r>
           <w:rPr>
             <w:rStyle w:val="Kpr"/>
@@ -13297,7 +14468,7 @@
         </w:rPr>
         <w:t>. </w:t>
       </w:r>
-      <w:hyperlink r:id="rId28" w:tgtFrame="_blank" w:history="1">
+      <w:hyperlink r:id="rId32" w:tgtFrame="_blank" w:history="1">
         <w:r>
           <w:rPr>
             <w:rStyle w:val="Kpr"/>
@@ -13324,6 +14495,7 @@
           <w:bCs/>
           <w:lang w:val="en-US"/>
         </w:rPr>
+        <w:lastRenderedPageBreak/>
         <w:t xml:space="preserve">Lou, Y., Dai, X., Gong, X., Li, C., Qing, Y., Liu, Y., Peng, Y., &amp; Gu, S. (2022). A review of real-time </w:t>
       </w:r>
       <w:r>
@@ -13442,7 +14614,7 @@
         </w:rPr>
         <w:t xml:space="preserve">(1). Springer Nature. </w:t>
       </w:r>
-      <w:hyperlink r:id="rId29" w:history="1">
+      <w:hyperlink r:id="rId33" w:history="1">
         <w:r>
           <w:rPr>
             <w:rStyle w:val="Kpr"/>
@@ -13515,7 +14687,7 @@
         </w:rPr>
         <w:t xml:space="preserve">(6). </w:t>
       </w:r>
-      <w:hyperlink r:id="rId30" w:history="1">
+      <w:hyperlink r:id="rId34" w:history="1">
         <w:r>
           <w:rPr>
             <w:rStyle w:val="Kpr"/>
@@ -13592,7 +14764,7 @@
         </w:rPr>
         <w:t xml:space="preserve">, 95. </w:t>
       </w:r>
-      <w:hyperlink r:id="rId31" w:history="1">
+      <w:hyperlink r:id="rId35" w:history="1">
         <w:r>
           <w:rPr>
             <w:rStyle w:val="Kpr"/>
@@ -13668,7 +14840,7 @@
         </w:rPr>
         <w:t>(9). </w:t>
       </w:r>
-      <w:hyperlink r:id="rId32" w:tgtFrame="_blank" w:history="1">
+      <w:hyperlink r:id="rId36" w:tgtFrame="_blank" w:history="1">
         <w:r>
           <w:rPr>
             <w:rStyle w:val="Kpr"/>
@@ -13730,7 +14902,7 @@
         </w:rPr>
         <w:t xml:space="preserve">(1). </w:t>
       </w:r>
-      <w:hyperlink r:id="rId33" w:history="1">
+      <w:hyperlink r:id="rId37" w:history="1">
         <w:r>
           <w:rPr>
             <w:rStyle w:val="Kpr"/>
@@ -13792,7 +14964,7 @@
         </w:rPr>
         <w:t xml:space="preserve">(2). </w:t>
       </w:r>
-      <w:hyperlink r:id="rId34" w:history="1">
+      <w:hyperlink r:id="rId38" w:history="1">
         <w:r>
           <w:rPr>
             <w:rStyle w:val="Kpr"/>
@@ -13863,7 +15035,7 @@
         </w:rPr>
         <w:t xml:space="preserve">(1), 1. </w:t>
       </w:r>
-      <w:hyperlink r:id="rId35" w:history="1">
+      <w:hyperlink r:id="rId39" w:history="1">
         <w:r>
           <w:rPr>
             <w:rStyle w:val="Kpr"/>
@@ -14187,7 +15359,7 @@
         </w:rPr>
         <w:t>, 123-133. </w:t>
       </w:r>
-      <w:hyperlink r:id="rId36" w:tgtFrame="_blank" w:history="1">
+      <w:hyperlink r:id="rId40" w:tgtFrame="_blank" w:history="1">
         <w:r>
           <w:rPr>
             <w:rStyle w:val="Kpr"/>
@@ -14253,7 +15425,7 @@
         </w:rPr>
         <w:t xml:space="preserve">. </w:t>
       </w:r>
-      <w:hyperlink r:id="rId37" w:history="1">
+      <w:hyperlink r:id="rId41" w:history="1">
         <w:r>
           <w:rPr>
             <w:rStyle w:val="Kpr"/>
@@ -14330,7 +15502,7 @@
         </w:rPr>
         <w:t xml:space="preserve">, 7009. </w:t>
       </w:r>
-      <w:hyperlink r:id="rId38" w:history="1">
+      <w:hyperlink r:id="rId42" w:history="1">
         <w:r>
           <w:rPr>
             <w:rStyle w:val="Kpr"/>
@@ -14390,7 +15562,7 @@
         </w:rPr>
         <w:t>(1). </w:t>
       </w:r>
-      <w:hyperlink r:id="rId39" w:tgtFrame="_blank" w:history="1">
+      <w:hyperlink r:id="rId43" w:tgtFrame="_blank" w:history="1">
         <w:r>
           <w:rPr>
             <w:rStyle w:val="Kpr"/>
@@ -14419,7 +15591,6 @@
           <w:bCs/>
           <w:lang w:val="en-US"/>
         </w:rPr>
-        <w:lastRenderedPageBreak/>
         <w:t>Qafisheh</w:t>
       </w:r>
       <w:proofErr w:type="spellEnd"/>
@@ -14462,7 +15633,7 @@
         </w:rPr>
         <w:t xml:space="preserve">(3). </w:t>
       </w:r>
-      <w:hyperlink r:id="rId40" w:history="1">
+      <w:hyperlink r:id="rId44" w:history="1">
         <w:r>
           <w:rPr>
             <w:rStyle w:val="Kpr"/>
@@ -14554,7 +15725,7 @@
         </w:rPr>
         <w:t xml:space="preserve">(4). </w:t>
       </w:r>
-      <w:hyperlink r:id="rId41" w:history="1">
+      <w:hyperlink r:id="rId45" w:history="1">
         <w:r>
           <w:rPr>
             <w:rStyle w:val="Kpr"/>
@@ -14615,7 +15786,7 @@
         </w:rPr>
         <w:t xml:space="preserve">(9), 2844. </w:t>
       </w:r>
-      <w:hyperlink r:id="rId42" w:history="1">
+      <w:hyperlink r:id="rId46" w:history="1">
         <w:r>
           <w:rPr>
             <w:rStyle w:val="Kpr"/>
@@ -14674,7 +15845,7 @@
         </w:rPr>
         <w:t>(8), 3510. </w:t>
       </w:r>
-      <w:hyperlink r:id="rId43" w:tgtFrame="_blank" w:history="1">
+      <w:hyperlink r:id="rId47" w:tgtFrame="_blank" w:history="1">
         <w:r>
           <w:rPr>
             <w:rStyle w:val="Kpr"/>
@@ -14734,7 +15905,7 @@
         </w:rPr>
         <w:t>(3), 277-288. </w:t>
       </w:r>
-      <w:hyperlink r:id="rId44" w:history="1">
+      <w:hyperlink r:id="rId48" w:history="1">
         <w:r>
           <w:rPr>
             <w:rStyle w:val="Kpr"/>
@@ -14807,7 +15978,7 @@
         </w:rPr>
         <w:t xml:space="preserve">(2), 455. </w:t>
       </w:r>
-      <w:hyperlink r:id="rId45" w:history="1">
+      <w:hyperlink r:id="rId49" w:history="1">
         <w:r>
           <w:rPr>
             <w:rStyle w:val="Kpr"/>
@@ -15799,7 +16970,6 @@
   <w:style w:type="character" w:default="1" w:styleId="VarsaylanParagrafYazTipi">
     <w:name w:val="Default Paragraph Font"/>
     <w:uiPriority w:val="1"/>
-    <w:semiHidden/>
     <w:unhideWhenUsed/>
   </w:style>
   <w:style w:type="table" w:default="1" w:styleId="NormalTablo">

--- a/Manuscript.docx
+++ b/Manuscript.docx
@@ -189,7 +189,43 @@
         <w:rPr>
           <w:bCs/>
         </w:rPr>
-        <w:t xml:space="preserve">Precise Point Positioning has emerged as a fundamental technique for achieving centimeter level accuracy using a single GNSS receiver by leveraging precise satellite orbit and clock products (Carlin et al., 2021; </w:t>
+        <w:t>Precise Point Positioning</w:t>
+      </w:r>
+      <w:r>
+        <w:rPr>
+          <w:bCs/>
+        </w:rPr>
+        <w:t xml:space="preserve"> (PPP)</w:t>
+      </w:r>
+      <w:r>
+        <w:rPr>
+          <w:bCs/>
+        </w:rPr>
+        <w:t xml:space="preserve"> has emerged as a fundamental technique for achieving centimeter level accuracy using a single </w:t>
+      </w:r>
+      <w:r>
+        <w:rPr>
+          <w:bCs/>
+        </w:rPr>
+        <w:t>Global Navigation Satellite System (</w:t>
+      </w:r>
+      <w:r>
+        <w:rPr>
+          <w:bCs/>
+        </w:rPr>
+        <w:t>GNSS</w:t>
+      </w:r>
+      <w:r>
+        <w:rPr>
+          <w:bCs/>
+        </w:rPr>
+        <w:t>)</w:t>
+      </w:r>
+      <w:r>
+        <w:rPr>
+          <w:bCs/>
+        </w:rPr>
+        <w:t xml:space="preserve"> receiver by leveraging precise satellite orbit and clock products (Carlin et al., 2021; </w:t>
       </w:r>
       <w:proofErr w:type="spellStart"/>
       <w:r>
@@ -203,7 +239,19 @@
         <w:rPr>
           <w:bCs/>
         </w:rPr>
-        <w:t>, 2019). Unlike differential approaches that eliminate errors through differencing with respect to a reference station, PPP relies on correction information to achieve positioning accuracy (Chi et al., 2023). Broadcast ephemerides have been considered unsuitable for PPP due to their limited accuracy, though the emergence of new constellations such as Galileo and BeiDou-3 has prompted a reassessment of this constraint (Carlin et al., 2021; Alkan &amp; Kalkan, 2011; Bahadur, 2023). Recent advancements in State Space Representation (SSR) corrections and augmentation services have demonstrated that high accuracy positioning is achievable through the broadcasting of precise orbit and clock data via GNSS constellations (Naciri et al., 2023). The International GNSS Service (IGS) has played a key role by providing high quality GNSS data products since 1994, which include definitive satellite ephemerides and clock information necessary for correcting orbit and clock errors to reduce positioning error to the centimeter level (El‐</w:t>
+        <w:t xml:space="preserve">, 2019). Unlike differential approaches that eliminate errors through differencing with respect to a reference station, PPP relies on correction information to achieve positioning accuracy (Chi et al., 2023). Broadcast ephemerides have been considered unsuitable for PPP due to their limited accuracy, though the emergence of new constellations such as Galileo and BeiDou-3 has prompted a reassessment of this constraint (Carlin et al., 2021; Alkan &amp; Kalkan, 2011; Bahadur, 2023). Recent advancements in State Space Representation (SSR) corrections and augmentation services have demonstrated that high accuracy positioning is achievable through the broadcasting of precise orbit and clock </w:t>
+      </w:r>
+      <w:r>
+        <w:rPr>
+          <w:bCs/>
+        </w:rPr>
+        <w:t>products</w:t>
+      </w:r>
+      <w:r>
+        <w:rPr>
+          <w:bCs/>
+        </w:rPr>
+        <w:t xml:space="preserve"> via GNSS constellations (Naciri et al., 2023). The International GNSS Service (IGS) has played a key role by providing high quality GNSS products since 1994, which include definitive satellite ephemerides and clock information necessary for correcting orbit and clock errors to reduce positioning error to the centimeter level (El‐</w:t>
       </w:r>
       <w:proofErr w:type="spellStart"/>
       <w:r>
@@ -273,7 +321,19 @@
         <w:rPr>
           <w:bCs/>
         </w:rPr>
-        <w:t>, 2011). Real-time PPP implementations necessitate the continuous availability of precise orbit and clock corrections, a requirement that has driven the development of augmentation services capable of delivering these products with minimal latency (Marques et al., 2014). In this context, the IGS initiated a pilot project for real time activities in 2001 to improve RT-PPP accuracy, aiming to provide Real-Time Service (RTS) products, primarily orbit and clock corrections, to mitigate satellite ephemeris and clock errors (</w:t>
+        <w:t xml:space="preserve">, 2011). </w:t>
+      </w:r>
+      <w:r>
+        <w:rPr>
+          <w:bCs/>
+        </w:rPr>
+        <w:t xml:space="preserve">Real-time PPP implementations necessitate the continuous availability of precise orbit and clock corrections, a requirement that has driven the development of augmentation services capable of delivering these products with minimal latency (Marques et al., 2014). </w:t>
+      </w:r>
+      <w:r>
+        <w:rPr>
+          <w:bCs/>
+        </w:rPr>
+        <w:t>In this context, the IGS initiated a pilot project for real time activities in 2001 to improve RT-PPP accuracy, aiming to provide Real-Time Service (RTS) products, primarily orbit and clock corrections, to mitigate satellite ephemeris and clock errors (</w:t>
       </w:r>
       <w:proofErr w:type="spellStart"/>
       <w:r>
@@ -287,7 +347,19 @@
         <w:rPr>
           <w:bCs/>
         </w:rPr>
-        <w:t xml:space="preserve"> et al., 2022). The geodetic research community has investigated alternative orbit estimation strategies, including filter-based smoothing and machine learning regression techniques, to enhance satellite coordinate reconstruction at observation epochs and improve positioning accuracy beyond the capabilities of interpolation methods (</w:t>
+        <w:t xml:space="preserve"> et al., 2022). The geodetic research community has investigated alternative orbit estimation</w:t>
+      </w:r>
+      <w:r>
+        <w:rPr>
+          <w:bCs/>
+        </w:rPr>
+        <w:t xml:space="preserve"> (Wang et al., 2018)</w:t>
+      </w:r>
+      <w:r>
+        <w:rPr>
+          <w:bCs/>
+        </w:rPr>
+        <w:t>, including filter-based smoothing and machine learning regression techniques, to enhance satellite coordinate reconstruction at observation epochs and improve positioning accuracy beyond the capabilities of interpolation methods (</w:t>
       </w:r>
       <w:proofErr w:type="spellStart"/>
       <w:r>
@@ -315,7 +387,19 @@
         <w:rPr>
           <w:bCs/>
         </w:rPr>
-        <w:t xml:space="preserve"> Perceptron (MLP) to evaluate their impact on PPP positioning accuracy. The evaluation is conducted using 1 Hz GNSS observations from a station with known coordinates, where satellite positions at observation epochs are derived from precise orbit products using ninth-degree Lagrange interpolation, an EKF based smoothing approach, and machine learning regression models (</w:t>
+        <w:t xml:space="preserve"> Perceptron (MLP) to evaluate their impact on PPP positioning accuracy. The evaluation is conducted using 1 Hz GNSS observations from a station with known coordinates, where satellite positions at observation epochs are derived from precise orbit products using ninth-degree Lagrange interpolation, an EKF based smoothing approach, and machine learning regression</w:t>
+      </w:r>
+      <w:r>
+        <w:rPr>
+          <w:bCs/>
+        </w:rPr>
+        <w:t xml:space="preserve"> </w:t>
+      </w:r>
+      <w:r>
+        <w:rPr>
+          <w:bCs/>
+        </w:rPr>
+        <w:t>(</w:t>
       </w:r>
       <w:proofErr w:type="spellStart"/>
       <w:r>
@@ -343,7 +427,19 @@
         <w:rPr>
           <w:bCs/>
         </w:rPr>
-        <w:t xml:space="preserve"> &amp; Erdoğan, 2025). Beyond ambiguity resolution, machine learning approaches have been investigated for predicting satellite orbit and clock corrections to mitigate the latency in final products, with studies indicating that machine learning models can achieve centimeter level accuracy when modeling differences between ultra rapid and final orbit products. Recent advancements in EKF based orbit determination have further demonstrated that real time estimation can outperform standard ultra rapid products in terms of convergence time and accuracy for kinematic PPP-AR applications (Lou et al., 2022). While EKF based approaches have shown promise, recent studies indicate that purely machine learning can further augment traditional modeling, particularly for systems like BeiDou-3 where classical techniques exhibit notable performance disparities compared to GPS and Galileo (Xie et al., 2025). This observation underscores the necessity of modeling to ensure consistent </w:t>
+        <w:t xml:space="preserve"> &amp; Erdoğan, </w:t>
+      </w:r>
+      <w:r>
+        <w:rPr>
+          <w:bCs/>
+        </w:rPr>
+        <w:t>2025). Beyond ambiguity resolution, machine learning approaches have been investigated for predicting satellite orbit and clock corrections to mitigate the latency in final products, with studies indicating that machine learning models can achieve centimeter level accuracy when modeling differences between ultra rapid and final orbit products. Recent advancements in EKF based orbit determination have further demonstrated that real time estimation can outperform standard ultra rapid products in terms of convergence time and accuracy for kinematic PPP-AR applications (Lou et al., 2022). While EKF based approaches have shown promise, recent studies indicate that purely machine learning can further augment traditional modeling, particularly</w:t>
+      </w:r>
+      <w:r>
+        <w:rPr>
+          <w:bCs/>
+        </w:rPr>
+        <w:t xml:space="preserve"> for systems like BeiDou-3 where classical techniques exhibit notable performance disparities compared to GPS and Galileo (Xie et al., 2025). This observation underscores the necessity of modeling to ensure consistent </w:t>
       </w:r>
       <w:r>
         <w:rPr>
@@ -351,46 +447,38 @@
         </w:rPr>
         <w:t xml:space="preserve">multi </w:t>
       </w:r>
+      <w:r>
+        <w:rPr>
+          <w:bCs/>
+        </w:rPr>
+        <w:t>GNSS performance</w:t>
+      </w:r>
+      <w:r>
+        <w:rPr>
+          <w:bCs/>
+        </w:rPr>
+        <w:t xml:space="preserve">, as the distinct constellations and signal characteristics of BeiDou-3 may not be fully captured by estimation (Mohanty &amp; Gao, 2024). Recent studies have demonstrated that machine learning algorithms can improve orbit prediction accuracy by more than 45% (Gao et al., 2022; Gou et al., 2023). Similarly, SVM based solutions have been employed to reduce latency in PPP processing, achieving reductions of approximately 30% in the standard deviation and 20% in the range of clock corrections (Mohanty &amp; </w:t>
+      </w:r>
+      <w:r>
+        <w:rPr>
+          <w:bCs/>
+        </w:rPr>
+        <w:lastRenderedPageBreak/>
+        <w:t>Gao, 2024). Consequently, the geodetic community has investigated interpolation algorithms such as Lagrange to reconstruct satellite positions at the observation epoch from the sparse 15-</w:t>
+      </w:r>
       <w:proofErr w:type="gramStart"/>
       <w:r>
         <w:rPr>
           <w:bCs/>
         </w:rPr>
-        <w:t xml:space="preserve">GNSS </w:t>
-      </w:r>
-      <w:r>
-        <w:rPr>
-          <w:bCs/>
-        </w:rPr>
-        <w:t xml:space="preserve"> performance</w:t>
+        <w:t>minute</w:t>
       </w:r>
       <w:proofErr w:type="gramEnd"/>
       <w:r>
         <w:rPr>
           <w:bCs/>
         </w:rPr>
-        <w:t xml:space="preserve">, as the distinct constellations and signal characteristics of BeiDou-3 may not be fully captured by generic estimation (Mohanty &amp; Gao, 2024). Recent studies have demonstrated that machine learning algorithms can improve orbit prediction accuracy by more than 45% (Gao et al., 2022; Gou et al., 2023). Similarly, SVM based solutions have been employed to reduce latency in PPP processing, achieving reductions of approximately 30% in the standard deviation and 20% in the range of clock corrections (Mohanty &amp; Gao, 2024). </w:t>
-      </w:r>
-      <w:r>
-        <w:rPr>
-          <w:bCs/>
-        </w:rPr>
-        <w:lastRenderedPageBreak/>
-        <w:t>Consequently, the geodetic community has investigated interpolation algorithms such as Lagrange to reconstruct satellite positions at the observation epoch from the sparse 15-</w:t>
-      </w:r>
-      <w:proofErr w:type="gramStart"/>
-      <w:r>
-        <w:rPr>
-          <w:bCs/>
-        </w:rPr>
-        <w:t>minute</w:t>
-      </w:r>
-      <w:proofErr w:type="gramEnd"/>
-      <w:r>
-        <w:rPr>
-          <w:bCs/>
-        </w:rPr>
-        <w:t xml:space="preserve"> or 5-minute intervals provided in standard precise products (Mohanty &amp; Gao, 2024). While interpolation remains the standard approach due to its computational efficiency, studies have increasingly explored EKF based smoothing and machine learning regression techniques to better capture the behavior of satellite orbit between product epochs.</w:t>
+        <w:t xml:space="preserve"> or 5-minute intervals provided in precise products (Mohanty &amp; Gao, 2024). While interpolation remains the standard approach due to its computational efficiency, studies have increasingly explored EKF based smoothing and machine learning regression techniques to better capture the behavior of satellite orbit between product epochs.</w:t>
       </w:r>
     </w:p>
     <w:p>
@@ -667,7 +755,49 @@
           <w:bCs/>
           <w:szCs w:val="18"/>
         </w:rPr>
-        <w:t>are required. The interpolating function passing through these points can be expressed as Eq 1.</w:t>
+        <w:t xml:space="preserve">are required. The interpolating function passing through these points can be expressed </w:t>
+      </w:r>
+      <w:r>
+        <w:rPr>
+          <w:bCs/>
+          <w:szCs w:val="18"/>
+        </w:rPr>
+        <w:t>on</w:t>
+      </w:r>
+      <w:r>
+        <w:rPr>
+          <w:bCs/>
+          <w:szCs w:val="18"/>
+        </w:rPr>
+        <w:t xml:space="preserve"> Eq </w:t>
+      </w:r>
+      <w:r>
+        <w:rPr>
+          <w:bCs/>
+          <w:szCs w:val="18"/>
+        </w:rPr>
+        <w:t>(</w:t>
+      </w:r>
+      <w:r>
+        <w:rPr>
+          <w:bCs/>
+          <w:szCs w:val="18"/>
+        </w:rPr>
+        <w:t>1</w:t>
+      </w:r>
+      <w:r>
+        <w:rPr>
+          <w:bCs/>
+          <w:szCs w:val="18"/>
+        </w:rPr>
+        <w:t>)</w:t>
+      </w:r>
+      <w:r>
+        <w:rPr>
+          <w:bCs/>
+          <w:szCs w:val="18"/>
+        </w:rPr>
+        <w:t>.</w:t>
       </w:r>
     </w:p>
     <w:tbl>
@@ -2412,7 +2542,21 @@
           <w:bCs/>
           <w:szCs w:val="18"/>
         </w:rPr>
-        <w:t xml:space="preserve">known data points. For GNSS precise orbit interpolation, high-degree implementations (e.g., 8th or 9th degree) are frequently adopted </w:t>
+        <w:t>known data points. For GNSS precise orbit interpolation, high</w:t>
+      </w:r>
+      <w:r>
+        <w:rPr>
+          <w:bCs/>
+          <w:szCs w:val="18"/>
+        </w:rPr>
+        <w:t xml:space="preserve"> </w:t>
+      </w:r>
+      <w:r>
+        <w:rPr>
+          <w:bCs/>
+          <w:szCs w:val="18"/>
+        </w:rPr>
+        <w:t xml:space="preserve">degree implementations (e.g., 8th or 9th degree) are frequently adopted </w:t>
       </w:r>
       <w:proofErr w:type="gramStart"/>
       <w:r>
@@ -2435,7 +2579,21 @@
           <w:bCs/>
           <w:szCs w:val="18"/>
         </w:rPr>
-        <w:t xml:space="preserve"> When applied to GNSS satellite coordinates, the interpolation is performed separately for each coordinate component (X, Y, Z) in the ECEF frame. The polynomial order must be selected carefully for too low a degree may introduce interpolation bias, whereas excessively high degree polynomials may cause numerical instability.</w:t>
+        <w:t xml:space="preserve"> When applied to GNSS satellite coordinates, the interpolation is performed separately for each coordinate component (X, Y, Z) in the </w:t>
+      </w:r>
+      <w:r>
+        <w:rPr>
+          <w:bCs/>
+          <w:szCs w:val="18"/>
+        </w:rPr>
+        <w:t xml:space="preserve">Earth-Centered Earth-Fixed (ECEF) </w:t>
+      </w:r>
+      <w:r>
+        <w:rPr>
+          <w:bCs/>
+          <w:szCs w:val="18"/>
+        </w:rPr>
+        <w:t>frame. The polynomial order must be selected carefully for too low a degree may introduce interpolation bias, whereas excessively high degree polynomials may cause numerical instability.</w:t>
       </w:r>
     </w:p>
     <w:p>
@@ -2468,7 +2626,7 @@
           <w:bCs/>
           <w:szCs w:val="18"/>
         </w:rPr>
-        <w:t>Kalman filter–based estimation forms the backbone of many modern estimation frameworks, including real-time GNSS positioning (Groves, 2008) and Precise Orbit Determination (POD) (Kavitha et al., 2022). The filter recursively estimates time-varying systems while simultaneously quantifying their uncertainty through an associated covariance matrix. Rather than requiring full observability at a single epoch, the Kalman filter achieves statistical consistency through temporal information accumulation. The algorithm is initialized with a priori state estimate and covariance, and at each cycle, it performs a prediction step based on a dynamic model, followed by a correction step using available measurements. The weighting between predicted states and measurements is governed by the Kalman gain, which optimally balances model confidence and measurement reliability. Due to its recursive structure, the filter requires only the current state and covariance, making it particularly suitable for sequential estimation problems such as continuous satellite orbit reconstruction.</w:t>
+        <w:t>Kalman filter–based estimation is widely used in GNSS positioning (Groves, 2008) and Precise Orbit Determination (POD) (Kavitha et al., 2022). It recursively estimates time-varying states while quantifying uncertainty through a covariance matrix. The algorithm operates through prediction and correction steps, where the Kalman gain optimally balances model dynamics and measurement information. Due to its recursive formulation, it is well suited for sequential problems such as continuous satellite orbit reconstruction.</w:t>
       </w:r>
     </w:p>
     <w:p>
@@ -2486,7 +2644,7 @@
           <w:szCs w:val="18"/>
         </w:rPr>
         <w:drawing>
-          <wp:inline distT="0" distB="0" distL="0" distR="0" wp14:anchorId="2942EEED" wp14:editId="54B9C3B0">
+          <wp:inline distT="0" distB="0" distL="0" distR="0" wp14:anchorId="2942EEED" wp14:editId="656F1061">
             <wp:extent cx="3209563" cy="1613061"/>
             <wp:effectExtent l="0" t="0" r="0" b="0"/>
             <wp:docPr id="1970336029" name="Resim 1" descr="metin, diyagram, ekran görüntüsü, yazı tipi içeren bir resim&#10;&#10;Yapay zeka tarafından oluşturulmuş içerik yanlış olabilir."/>
@@ -2627,23 +2785,21 @@
           <w:bCs/>
           <w:szCs w:val="18"/>
         </w:rPr>
-        <w:t>Figure 1 illustrates the conceptual interaction between the true system and the Kalman filtering framework. The diagram highlights the five fundamental components: (</w:t>
-      </w:r>
-      <w:proofErr w:type="spellStart"/>
+        <w:t>Figure 1 illustrates the conceptual structure of the Kalman filter, including the state vector, system model, measurement model, and associated uncertainty representations. In satellite orbit estimation, this framework enables the reconstruction of a continuous trajectory from sparsely sampled high-precision orbit products.</w:t>
+      </w:r>
       <w:r>
         <w:rPr>
           <w:bCs/>
           <w:szCs w:val="18"/>
         </w:rPr>
-        <w:t>i</w:t>
-      </w:r>
-      <w:proofErr w:type="spellEnd"/>
+        <w:t xml:space="preserve"> </w:t>
+      </w:r>
       <w:r>
         <w:rPr>
           <w:bCs/>
           <w:szCs w:val="18"/>
         </w:rPr>
-        <w:t xml:space="preserve">) the state vector and its covariance, (ii) the system (process) model, (iii) the measurement vector and its covariance, (iv) the measurement model, and (v) the Kalman filtering algorithm that links these </w:t>
+        <w:t xml:space="preserve">In the proposed POD, the state vector consists of satellite position and velocity components in the ECEF reference frame, optionally augmented with stochastic acceleration terms to model unmodeled perturbations. Unlike classical interpolation methods, the Kalman-based approach enables </w:t>
       </w:r>
       <w:r>
         <w:rPr>
@@ -2651,7 +2807,7 @@
           <w:szCs w:val="18"/>
         </w:rPr>
         <w:lastRenderedPageBreak/>
-        <w:t>elements. In the context of satellite orbit estimation, this structure enables the reconstruction of a continuous trajectory from sparsely sampled high-precision orbit products.</w:t>
+        <w:t>continuous propagation of the orbital state between discrete precise orbit updates (e.g., 300 s or 900 s), while maintaining an error covariance matrix to quantify uncertainty and state correlations.</w:t>
       </w:r>
     </w:p>
     <w:p>
@@ -2667,129 +2823,21 @@
           <w:bCs/>
           <w:szCs w:val="18"/>
         </w:rPr>
-        <w:t xml:space="preserve">The state vector in the proposed POD framework represents the dynamic quantities required to reconstruct the satellite trajectory at one second resolution. In this study, the state vector is formulated to include the satellite position and velocity components in the Earth-Centered Earth-Fixed (ECEF) reference frame. Depending on the selected dynamic fidelity, additional stochastic acceleration terms may be incorporated to model unmodeled perturbations. Unlike classical interpolation approaches, the Kalman based formulation enables continuous propagation of the orbital state between discrete precise orbit updates provided at </w:t>
+        <w:t>Due to the sparse nature of precise orbit products, intermediate satellite positions are not directly observed but inferred through dynamic propagation. The system model governs this evolution based on orbital mechanics, while process noise accounts for unmodeled perturbations such as gravitational harmonics and solar radiation pressure, leading to gradual uncertainty growth during propagation.</w:t>
       </w:r>
       <w:r>
         <w:rPr>
           <w:bCs/>
           <w:szCs w:val="18"/>
         </w:rPr>
-        <w:t>300 second or 900 second</w:t>
+        <w:t xml:space="preserve"> </w:t>
       </w:r>
       <w:r>
         <w:rPr>
           <w:bCs/>
           <w:szCs w:val="18"/>
         </w:rPr>
-        <w:t xml:space="preserve"> intervals. Along with the state vector, the framework maintains an error covariance matrix to quantify the uncertainty of each orbital parameter and the statistical correlations between position and velocity errors.</w:t>
-      </w:r>
-    </w:p>
-    <w:p>
-      <w:pPr>
-        <w:keepNext/>
-        <w:rPr>
-          <w:bCs/>
-          <w:szCs w:val="18"/>
-        </w:rPr>
-      </w:pPr>
-      <w:r>
-        <w:rPr>
-          <w:bCs/>
-          <w:szCs w:val="18"/>
-        </w:rPr>
-        <w:t>These correlations are fundamental when measurements are temporally sparse. Since precise orbit products are only available at discrete epochs, intermediate one-second satellite positions are not directly observed but inferred through dynamic propagation and statistical coupling within the state transition model. Velocity states, for example, are not independently measured at every epoch; instead, they are dynamically linked to position states and corrected indirectly when a new precise orbit update becomes available. During propagation intervals without external corrections, model imperfections and unmodeled forces naturally increase both uncertainty levels and cross-correlations, emphasizing the need for a stochastic uncertainty representation.</w:t>
-      </w:r>
-    </w:p>
-    <w:p>
-      <w:pPr>
-        <w:keepNext/>
-        <w:rPr>
-          <w:bCs/>
-          <w:szCs w:val="18"/>
-        </w:rPr>
-      </w:pPr>
-      <w:r>
-        <w:rPr>
-          <w:bCs/>
-          <w:szCs w:val="18"/>
-        </w:rPr>
-        <w:t xml:space="preserve">The system model governs how the orbital states evolve between successive precise orbit epochs. The deterministic component relies on orbital </w:t>
-      </w:r>
-      <w:proofErr w:type="gramStart"/>
-      <w:r>
-        <w:rPr>
-          <w:bCs/>
-          <w:szCs w:val="18"/>
-        </w:rPr>
-        <w:t>mechanics</w:t>
-      </w:r>
-      <w:proofErr w:type="gramEnd"/>
-      <w:r>
-        <w:rPr>
-          <w:bCs/>
-          <w:szCs w:val="18"/>
-        </w:rPr>
-        <w:t xml:space="preserve"> principles, where position is propagated through velocity integration and velocity evolution is driven primarily by gravitational acceleration, optionally augmented by simplified perturbation representations. While the orbital motion follows deterministic physical laws, uncertainty propagation is inherently stochastic. In the absence of measurement updates, confidence in the predicted orbit must gradually decrease to reflect the influence of unmodeled gravitational harmonics, solar radiation </w:t>
-      </w:r>
-      <w:proofErr w:type="gramStart"/>
-      <w:r>
-        <w:rPr>
-          <w:bCs/>
-          <w:szCs w:val="18"/>
-        </w:rPr>
-        <w:t>pressure,,</w:t>
-      </w:r>
-      <w:proofErr w:type="gramEnd"/>
-      <w:r>
-        <w:rPr>
-          <w:bCs/>
-          <w:szCs w:val="18"/>
-        </w:rPr>
-        <w:t xml:space="preserve"> numerical discretization effects, and other perturbations. This uncertainty growth is modeled through the process noise term, introduced via the process noise covariance matrix, whose structure is defined according to expected orbital perturbation levels and the accuracy characteristics of the precise orbit products.</w:t>
-      </w:r>
-    </w:p>
-    <w:p>
-      <w:pPr>
-        <w:keepNext/>
-        <w:rPr>
-          <w:bCs/>
-          <w:szCs w:val="18"/>
-        </w:rPr>
-      </w:pPr>
-      <w:r>
-        <w:rPr>
-          <w:bCs/>
-          <w:szCs w:val="18"/>
-        </w:rPr>
-        <w:t>The measurement model establishes the relationship between the propagated orbital state and the externally provided precise orbit coordinates. At discrete epochs (e.g., every 300 s</w:t>
-      </w:r>
-      <w:r>
-        <w:rPr>
-          <w:bCs/>
-          <w:szCs w:val="18"/>
-        </w:rPr>
-        <w:t>econd</w:t>
-      </w:r>
-      <w:r>
-        <w:rPr>
-          <w:bCs/>
-          <w:szCs w:val="18"/>
-        </w:rPr>
-        <w:t xml:space="preserve"> or 900 s</w:t>
-      </w:r>
-      <w:r>
-        <w:rPr>
-          <w:bCs/>
-          <w:szCs w:val="18"/>
-        </w:rPr>
-        <w:t>econd</w:t>
-      </w:r>
-      <w:r>
-        <w:rPr>
-          <w:bCs/>
-          <w:szCs w:val="18"/>
-        </w:rPr>
-        <w:t>), high-precision satellite position components serve as observations that constrain the predicted trajectory. The measurement equation directly relates the estimated position states to these precise coordinates through a linear observation model defined in the ECEF frame. When a new precise orbit update becomes available, the Kalman correction step uses the discrepancy between predicted and observed coordinates to reduce accumulated propagation errors, re-align the state estimate with the reference product, and decrease the associated uncertainty. Through this predict–update cycle, the filter produces a continuous, statistically consistent one-second satellite orbit solution derived from sparsely sampled high-precision orbit data</w:t>
+        <w:t>At discrete epochs, precise orbit coordinates are introduced through the measurement model, which constrains the predicted trajectory. The Kalman correction step reduces accumulated errors and updates both the state and its uncertainty. Through this recursive predict–update mechanism, the filter produces a continuous and statistically consistent one-second satellite orbit solution.</w:t>
       </w:r>
     </w:p>
     <w:p>
@@ -2944,7 +2992,6 @@
           <w:bCs/>
           <w:szCs w:val="18"/>
         </w:rPr>
-        <w:lastRenderedPageBreak/>
         <w:t xml:space="preserve">Figure 2 illustrates the step-by-step flow of the Kalman filter from a previous state estimate to an updated state estimate within the POD framework. In the proposed approach, this recursive process is divided into two fundamental phases: state propagation and measurement update. Starting from the previous state estimate </w:t>
       </w:r>
       <m:oMath>
@@ -4413,7 +4460,15 @@
           <w:bCs/>
           <w:szCs w:val="18"/>
         </w:rPr>
-        <w:t xml:space="preserve">is the Jacobian (measurement matrix) of the observation model evaluated at the predicted state. In the POD context, the Kalman gain regulates how strongly the discrete precise orbit coordinates should correct the dynamically propagated one-second orbit solution. If the measurement covariance is small, the filter gives higher weight to the precise orbit product; conversely, larger </w:t>
+        <w:t>is the Jacobian (measurement matrix) of the observation model evaluated at the predicted state. In the POD context, the Kalman gain regulates how strongly the discrete precise orbit coordinates should correct the dynamically propagated one-</w:t>
+      </w:r>
+      <w:r>
+        <w:rPr>
+          <w:bCs/>
+          <w:szCs w:val="18"/>
+        </w:rPr>
+        <w:lastRenderedPageBreak/>
+        <w:t xml:space="preserve">second orbit solution. If the measurement covariance is small, the filter gives higher weight to the precise orbit product; conversely, larger </w:t>
       </w:r>
       <m:oMath>
         <m:sSub>
@@ -5386,7 +5441,7 @@
         <w:rPr>
           <w:bCs/>
         </w:rPr>
-        <w:t xml:space="preserve">In addition to deterministic Lagrange interpolation and stochastic Kalman filtering, machine learning algorithms are investigated as data driven alternatives for high-rate satellite orbit reconstruction. Unlike physically based dynamic models, Machine learning approaches aim to learn nonlinear temporal relationships directly from orbit data. Within this context, RF, SVR, KNN and MLP are implemented to approximate the mapping between sparsely sampled precise orbit epochs (e.g., </w:t>
+        <w:t xml:space="preserve">In addition to deterministic Lagrange interpolation and Kalman filtering, machine learning algorithms are investigated as data driven alternatives for high-rate satellite orbit reconstruction. Unlike physically based dynamic models, Machine learning approaches aim to learn nonlinear temporal relationships directly from orbit data. Within this context, RF, SVR, KNN and MLP are implemented to approximate the mapping between sparsely sampled precise orbit epochs (e.g., </w:t>
       </w:r>
       <w:r>
         <w:rPr>
@@ -5452,7 +5507,6 @@
         <w:rPr>
           <w:bCs/>
         </w:rPr>
-        <w:lastRenderedPageBreak/>
         <w:t>SVR, the regression formulation of Support Vector Machines, constructs an optimal regression function by minimizing structural risk while maintaining an ε-insensitive error margin. For the linear case, the regression function is expressed as seen Eq. (10)</w:t>
       </w:r>
     </w:p>
@@ -5655,21 +5709,7 @@
         <w:rPr>
           <w:bCs/>
         </w:rPr>
-        <w:t xml:space="preserve"> are </w:t>
-      </w:r>
-      <w:proofErr w:type="gramStart"/>
-      <w:r>
-        <w:rPr>
-          <w:bCs/>
-        </w:rPr>
-        <w:t>weighting</w:t>
-      </w:r>
-      <w:proofErr w:type="gramEnd"/>
-      <w:r>
-        <w:rPr>
-          <w:bCs/>
-        </w:rPr>
-        <w:t xml:space="preserve"> coefficients and </w:t>
+        <w:t xml:space="preserve"> are weighting coefficients and </w:t>
       </w:r>
       <m:oMath>
         <m:r>
@@ -5679,6 +5719,9 @@
           <m:t>b</m:t>
         </m:r>
       </m:oMath>
+      <w:r>
+        <w:t xml:space="preserve"> </w:t>
+      </w:r>
       <w:r>
         <w:rPr>
           <w:bCs/>
@@ -5920,7 +5963,55 @@
         <w:rPr>
           <w:bCs/>
         </w:rPr>
-        <w:t xml:space="preserve">is the kernel function. The polynomial kernel and Gaussian radial basis function (RBF) are shown in equations 12 and 13, respectively. </w:t>
+        <w:t xml:space="preserve">is the kernel function. The polynomial kernel and Gaussian radial basis function (RBF) are shown in equations </w:t>
+      </w:r>
+      <w:r>
+        <w:rPr>
+          <w:bCs/>
+        </w:rPr>
+        <w:t>(</w:t>
+      </w:r>
+      <w:r>
+        <w:rPr>
+          <w:bCs/>
+        </w:rPr>
+        <w:t>1</w:t>
+      </w:r>
+      <w:r>
+        <w:rPr>
+          <w:bCs/>
+        </w:rPr>
+        <w:t>1)</w:t>
+      </w:r>
+      <w:r>
+        <w:rPr>
+          <w:bCs/>
+        </w:rPr>
+        <w:t xml:space="preserve"> and </w:t>
+      </w:r>
+      <w:r>
+        <w:rPr>
+          <w:bCs/>
+        </w:rPr>
+        <w:t>(</w:t>
+      </w:r>
+      <w:r>
+        <w:rPr>
+          <w:bCs/>
+        </w:rPr>
+        <w:t>1</w:t>
+      </w:r>
+      <w:r>
+        <w:rPr>
+          <w:bCs/>
+        </w:rPr>
+        <w:t>2)</w:t>
+      </w:r>
+      <w:r>
+        <w:rPr>
+          <w:bCs/>
+        </w:rPr>
+        <w:t xml:space="preserve">, respectively. </w:t>
       </w:r>
     </w:p>
     <w:tbl>
@@ -6401,7 +6492,7 @@
         <w:rPr>
           <w:bCs/>
         </w:rPr>
-        <w:t xml:space="preserve"> learning approaches can provide stable and high precision regression performance.</w:t>
+        <w:t xml:space="preserve"> learning approaches can provide high precision regression.</w:t>
       </w:r>
     </w:p>
     <w:p>
@@ -6414,7 +6505,19 @@
         <w:rPr>
           <w:bCs/>
         </w:rPr>
-        <w:t xml:space="preserve">KNN, or K-Nearest Neighbors, is a non-parametric, instance-based learning algorithm that predicts the value of a new data point by averaging the values of </w:t>
+        <w:t>KNN</w:t>
+      </w:r>
+      <w:r>
+        <w:rPr>
+          <w:bCs/>
+        </w:rPr>
+        <w:t xml:space="preserve"> </w:t>
+      </w:r>
+      <w:r>
+        <w:rPr>
+          <w:bCs/>
+        </w:rPr>
+        <w:t xml:space="preserve">is a non-parametric, instance-based learning algorithm that predicts the value of a new data point by averaging the values of </w:t>
       </w:r>
       <w:proofErr w:type="gramStart"/>
       <w:r>
@@ -6478,21 +6581,26 @@
         <w:rPr>
           <w:bCs/>
         </w:rPr>
-        <w:t xml:space="preserve"> values can smooth out noise but risk </w:t>
-      </w:r>
-      <w:proofErr w:type="spellStart"/>
-      <w:r>
-        <w:rPr>
-          <w:bCs/>
-        </w:rPr>
-        <w:t>oversmoothing</w:t>
-      </w:r>
-      <w:proofErr w:type="spellEnd"/>
-      <w:r>
-        <w:rPr>
-          <w:bCs/>
-        </w:rPr>
-        <w:t xml:space="preserve"> localized patterns. In the context of orbit reconstruction, KNN determines the intermediate satellite position by averaging the positions of its closest neighboring precise orbit epochs, effectively capturing local trajectory dynamics without explicit model training (</w:t>
+        <w:t xml:space="preserve"> values can smooth out noise but risk over</w:t>
+      </w:r>
+      <w:r>
+        <w:rPr>
+          <w:bCs/>
+        </w:rPr>
+        <w:t xml:space="preserve"> </w:t>
+      </w:r>
+      <w:r>
+        <w:rPr>
+          <w:bCs/>
+        </w:rPr>
+        <w:t xml:space="preserve">smoothing localized patterns. In the context of orbit reconstruction, </w:t>
+      </w:r>
+      <w:r>
+        <w:rPr>
+          <w:bCs/>
+        </w:rPr>
+        <w:lastRenderedPageBreak/>
+        <w:t>KNN determines the intermediate satellite position by averaging the positions of its closest neighboring precise orbit epochs, effectively capturing local trajectory dynamics without explicit model training (</w:t>
       </w:r>
       <w:proofErr w:type="spellStart"/>
       <w:r>
@@ -6519,7 +6627,31 @@
         <w:rPr>
           <w:bCs/>
         </w:rPr>
-        <w:t xml:space="preserve">MLP, or Multilayer Perceptron, is a feedforward artificial neural network architecture consisting of an input layer, one or more hidden layers, and an output layer. It approximates complex nonlinear functions by composing affine transformations and nonlinear activations across layers, enabling the modeling of intricate temporal patterns in sparse satellite orbit data (Gou er al., 2023; Khorana, 2023). The computational for neuron </w:t>
+        <w:t>MLP</w:t>
+      </w:r>
+      <w:r>
+        <w:rPr>
+          <w:bCs/>
+        </w:rPr>
+        <w:t xml:space="preserve"> </w:t>
+      </w:r>
+      <w:r>
+        <w:rPr>
+          <w:bCs/>
+        </w:rPr>
+        <w:t>is a feedforward artificial neural network architecture consisting of an input layer, one or more hidden layers, and an output layer. It approximates complex nonlinear functions by composing affine transformations and nonlinear activations across layers, enabling the modeling of intricate temporal patterns in sparse satellite orbit</w:t>
+      </w:r>
+      <w:r>
+        <w:rPr>
+          <w:bCs/>
+        </w:rPr>
+        <w:t xml:space="preserve"> </w:t>
+      </w:r>
+      <w:r>
+        <w:rPr>
+          <w:bCs/>
+        </w:rPr>
+        <w:t xml:space="preserve">(Gou er al., 2023; Khorana, 2023). The computational for neuron </w:t>
       </w:r>
       <m:oMath>
         <m:r>
@@ -7457,40 +7589,39 @@
     </w:p>
     <w:p>
       <w:pPr>
-        <w:rPr>
-          <w:bCs/>
+        <w:pStyle w:val="Balk2"/>
+        <w:rPr>
+          <w:b w:val="0"/>
+          <w:bCs/>
+          <w:lang w:val="en-US"/>
         </w:rPr>
       </w:pPr>
+      <w:r>
+        <w:rPr>
+          <w:b w:val="0"/>
+          <w:bCs/>
+          <w:lang w:val="en-US"/>
+        </w:rPr>
+        <w:t>Experiment</w:t>
+      </w:r>
     </w:p>
     <w:p>
       <w:pPr>
-        <w:pStyle w:val="Balk2"/>
-        <w:rPr>
-          <w:b w:val="0"/>
-          <w:bCs/>
-          <w:lang w:val="en-US"/>
+        <w:rPr>
+          <w:bCs/>
         </w:rPr>
       </w:pPr>
       <w:r>
         <w:rPr>
-          <w:b w:val="0"/>
-          <w:bCs/>
-          <w:lang w:val="en-US"/>
-        </w:rPr>
-        <w:t>Experiment</w:t>
-      </w:r>
-    </w:p>
-    <w:p>
-      <w:pPr>
-        <w:rPr>
-          <w:bCs/>
-        </w:rPr>
-      </w:pPr>
-      <w:r>
-        <w:rPr>
-          <w:bCs/>
-        </w:rPr>
-        <w:t>In this study, precise satellite orbit datasets provided by several IGS analysis centers were used. The experiments were conducted using SP3 precise orbit products corresponding to DOY 033 of 2020, which served as the reference dataset for the orbit reconstruction and prediction analyses. IGS analysis centers process GNSS observation networks and generate high</w:t>
+          <w:bCs/>
+        </w:rPr>
+        <w:t>In this study, precise satellite orbit products provided by several IGS analysis centers were used. The experiments were conducted using SP3 precise orbit products corresponding to DOY 033 of 2020, which was selected as a representative test day, with corresponding observation data used for PPP processing.</w:t>
+      </w:r>
+      <w:r>
+        <w:rPr>
+          <w:bCs/>
+        </w:rPr>
+        <w:t xml:space="preserve"> IGS analysis centers process GNSS observation networks and generate high</w:t>
       </w:r>
       <w:r>
         <w:rPr>
@@ -7538,20 +7669,27 @@
         <w:rPr>
           <w:bCs/>
         </w:rPr>
-        <w:t xml:space="preserve">precise orbit solutions within the MGEX, contributing to the production of global precise orbit products. For the experiment, two different temporal resolutions of SP3 precise orbit products were employed. The datasets </w:t>
-      </w:r>
-      <w:r>
-        <w:rPr>
-          <w:bCs/>
-        </w:rPr>
-        <w:lastRenderedPageBreak/>
-        <w:t xml:space="preserve">generated by CODE, GFZ, and JAXA provide satellite orbit coordinates at 5-minute intervals, whereas the products generated by GRG and SHA provide orbit coordinates at 15-minute intervals. These datasets were used as reference orbit information to evaluate the performance of the proposed </w:t>
+        <w:t xml:space="preserve">precise orbit solutions within the MGEX, contributing to the production of global precise orbit products. For the experiment, two different temporal resolutions of SP3 precise orbit products were employed. The datasets generated by CODE, GFZ, and JAXA provide satellite orbit coordinates at 5-minute intervals, whereas the products generated by GRG and SHA provide orbit coordinates at 15-minute intervals. These </w:t>
       </w:r>
       <w:proofErr w:type="gramStart"/>
       <w:r>
         <w:rPr>
           <w:bCs/>
         </w:rPr>
+        <w:t>datasets</w:t>
+      </w:r>
+      <w:proofErr w:type="gramEnd"/>
+      <w:r>
+        <w:rPr>
+          <w:bCs/>
+        </w:rPr>
+        <w:t xml:space="preserve"> were used as reference orbit information to evaluate the performance of the proposed </w:t>
+      </w:r>
+      <w:proofErr w:type="gramStart"/>
+      <w:r>
+        <w:rPr>
+          <w:bCs/>
+        </w:rPr>
         <w:t>high</w:t>
       </w:r>
       <w:r>
@@ -7571,15 +7709,20 @@
         <w:rPr>
           <w:bCs/>
         </w:rPr>
-        <w:t xml:space="preserve"> orbit reconstruction methods.</w:t>
-      </w:r>
-    </w:p>
-    <w:p>
-      <w:pPr>
-        <w:rPr>
-          <w:bCs/>
-        </w:rPr>
-      </w:pPr>
+        <w:t xml:space="preserve"> orbit </w:t>
+      </w:r>
+      <w:r>
+        <w:rPr>
+          <w:bCs/>
+        </w:rPr>
+        <w:t>products</w:t>
+      </w:r>
+      <w:r>
+        <w:rPr>
+          <w:bCs/>
+        </w:rPr>
+        <w:t>.</w:t>
+      </w:r>
     </w:p>
     <w:p>
       <w:pPr>
@@ -8361,27 +8504,21 @@
         <w:rPr>
           <w:bCs/>
         </w:rPr>
-        <w:t xml:space="preserve">To obtain 1-second satellite orbit estimates, a range of interpolation and prediction algorithms were investigated, including 9th-degree Lagrange interpolation applied to reference coordinates, as well as machine learning methods (MLP, SVR, KNN, RF) and the </w:t>
-      </w:r>
-      <w:proofErr w:type="spellStart"/>
-      <w:r>
-        <w:rPr>
-          <w:bCs/>
-        </w:rPr>
-        <w:t>EKF.</w:t>
-      </w:r>
-      <w:r>
-        <w:rPr>
-          <w:bCs/>
-        </w:rPr>
-        <w:t>The</w:t>
-      </w:r>
-      <w:proofErr w:type="spellEnd"/>
-      <w:r>
-        <w:rPr>
-          <w:bCs/>
-        </w:rPr>
-        <w:t xml:space="preserve"> performance of these algorithms was assessed by reconstructing high</w:t>
+        <w:t xml:space="preserve">To obtain 1-second satellite orbit estimates, a range of interpolation and prediction algorithms were investigated, including 9th-degree Lagrange interpolation using precise orbit products as reference data, along with machine learning methods (MLP, SVR, KNN, RF) and </w:t>
+      </w:r>
+      <w:proofErr w:type="gramStart"/>
+      <w:r>
+        <w:rPr>
+          <w:bCs/>
+        </w:rPr>
+        <w:t>the EKF</w:t>
+      </w:r>
+      <w:proofErr w:type="gramEnd"/>
+      <w:r>
+        <w:rPr>
+          <w:bCs/>
+        </w:rPr>
+        <w:t>.</w:t>
       </w:r>
       <w:r>
         <w:rPr>
@@ -8393,6 +8530,18 @@
         <w:rPr>
           <w:bCs/>
         </w:rPr>
+        <w:t>The performance of these algorithms was assessed by reconstructing high</w:t>
+      </w:r>
+      <w:r>
+        <w:rPr>
+          <w:bCs/>
+        </w:rPr>
+        <w:t xml:space="preserve"> </w:t>
+      </w:r>
+      <w:r>
+        <w:rPr>
+          <w:bCs/>
+        </w:rPr>
         <w:t>rate satellite positions from the lower</w:t>
       </w:r>
       <w:r>
@@ -8405,7 +8554,19 @@
         <w:rPr>
           <w:bCs/>
         </w:rPr>
-        <w:t>rate precise orbit datasets.</w:t>
+        <w:t xml:space="preserve">rate precise orbit </w:t>
+      </w:r>
+      <w:r>
+        <w:rPr>
+          <w:bCs/>
+        </w:rPr>
+        <w:t>products</w:t>
+      </w:r>
+      <w:r>
+        <w:rPr>
+          <w:bCs/>
+        </w:rPr>
+        <w:t>.</w:t>
       </w:r>
     </w:p>
     <w:p>
@@ -8420,39 +8581,61 @@
         </w:rPr>
         <w:t>For the RF model, the number of trees (</w:t>
       </w:r>
-      <m:oMath>
-        <m:sSub>
-          <m:sSubPr>
-            <m:ctrlPr>
-              <w:rPr>
-                <w:rFonts w:ascii="Cambria Math" w:hAnsi="Cambria Math"/>
-                <w:bCs/>
-              </w:rPr>
-            </m:ctrlPr>
-          </m:sSubPr>
-          <m:e>
-            <m:r>
-              <w:rPr>
-                <w:rFonts w:ascii="Cambria Math" w:hAnsi="Cambria Math"/>
-              </w:rPr>
-              <m:t>n</m:t>
-            </m:r>
-          </m:e>
-          <m:sub>
-            <m:r>
-              <w:rPr>
-                <w:rFonts w:ascii="Cambria Math" w:hAnsi="Cambria Math"/>
-              </w:rPr>
-              <m:t>estimators</m:t>
-            </m:r>
-          </m:sub>
-        </m:sSub>
-      </m:oMath>
-      <w:r>
-        <w:rPr>
-          <w:bCs/>
-        </w:rPr>
-        <w:t>) was set to 150 based on preliminary experiments indicating an optimal balance between prediction accuracy and computational efficiency. This choice was motivated by the requirement to generate high</w:t>
+      <w:proofErr w:type="spellStart"/>
+      <w:r>
+        <w:rPr>
+          <w:bCs/>
+        </w:rPr>
+        <w:t>n_estimators</w:t>
+      </w:r>
+      <w:proofErr w:type="spellEnd"/>
+      <w:r>
+        <w:rPr>
+          <w:bCs/>
+        </w:rPr>
+        <w:t>) was set to 150, providing a balance between prediction accuracy and computational efficiency for high-rate (1 Hz</w:t>
+      </w:r>
+      <w:proofErr w:type="gramStart"/>
+      <w:r>
+        <w:rPr>
+          <w:bCs/>
+        </w:rPr>
+        <w:t>) orbit</w:t>
+      </w:r>
+      <w:proofErr w:type="gramEnd"/>
+      <w:r>
+        <w:rPr>
+          <w:bCs/>
+        </w:rPr>
+        <w:t xml:space="preserve"> reconstruction. Increasing the number of trees beyond this value resulted in negligible improvements in 3D RMS while significantly increasing inference time. For SVR, the RBF kernel was selected due to its ability to capture nonlinear orbital dynamics and ensure smooth transitions between prediction points. In the KNN model, the number of neighbors was set to k = 9, corresponding to an effective temporal window of approximately two hours, enabling the capture of local orbital curvature while reducing noise sensitivity. </w:t>
+      </w:r>
+      <w:proofErr w:type="gramStart"/>
+      <w:r>
+        <w:rPr>
+          <w:bCs/>
+        </w:rPr>
+        <w:t>The MLP</w:t>
+      </w:r>
+      <w:proofErr w:type="gramEnd"/>
+      <w:r>
+        <w:rPr>
+          <w:bCs/>
+        </w:rPr>
+        <w:t xml:space="preserve"> architecture was defined with a single hidden layer of 50 neurons to balance model complexity and generalization, with </w:t>
+      </w:r>
+      <w:proofErr w:type="spellStart"/>
+      <w:r>
+        <w:rPr>
+          <w:bCs/>
+        </w:rPr>
+        <w:t>max_iter</w:t>
+      </w:r>
+      <w:proofErr w:type="spellEnd"/>
+      <w:r>
+        <w:rPr>
+          <w:bCs/>
+        </w:rPr>
+        <w:t xml:space="preserve"> = 2000 to ensure stable convergence.</w:t>
       </w:r>
       <w:r>
         <w:rPr>
@@ -8464,367 +8647,7 @@
         <w:rPr>
           <w:bCs/>
         </w:rPr>
-        <w:t>rate 1-s</w:t>
-      </w:r>
-      <w:r>
-        <w:rPr>
-          <w:bCs/>
-        </w:rPr>
-        <w:t>econd</w:t>
-      </w:r>
-      <w:r>
-        <w:rPr>
-          <w:bCs/>
-        </w:rPr>
-        <w:t xml:space="preserve"> predictions (86,400 epochs per day) from relatively sparse observations sampled at </w:t>
-      </w:r>
-      <w:r>
-        <w:rPr>
-          <w:bCs/>
-        </w:rPr>
-        <w:t>300 second</w:t>
-      </w:r>
-      <w:r>
-        <w:rPr>
-          <w:bCs/>
-        </w:rPr>
-        <w:t xml:space="preserve"> and </w:t>
-      </w:r>
-      <w:r>
-        <w:rPr>
-          <w:bCs/>
-        </w:rPr>
-        <w:t>900 second</w:t>
-      </w:r>
-      <w:r>
-        <w:rPr>
-          <w:bCs/>
-        </w:rPr>
-        <w:t xml:space="preserve"> intervals. Increasing the number of trees reduces the ste</w:t>
-      </w:r>
-      <w:r>
-        <w:rPr>
-          <w:bCs/>
-        </w:rPr>
-        <w:t xml:space="preserve">p </w:t>
-      </w:r>
-      <w:r>
-        <w:rPr>
-          <w:bCs/>
-        </w:rPr>
-        <w:t xml:space="preserve">like behavior inherent to decision </w:t>
-      </w:r>
-      <w:proofErr w:type="gramStart"/>
-      <w:r>
-        <w:rPr>
-          <w:bCs/>
-        </w:rPr>
-        <w:t>tree</w:t>
-      </w:r>
-      <w:proofErr w:type="gramEnd"/>
-      <w:r>
-        <w:rPr>
-          <w:bCs/>
-        </w:rPr>
-        <w:t>.</w:t>
-      </w:r>
-      <w:r>
-        <w:rPr>
-          <w:bCs/>
-        </w:rPr>
-        <w:t xml:space="preserve"> </w:t>
-      </w:r>
-      <w:r>
-        <w:rPr>
-          <w:bCs/>
-        </w:rPr>
-        <w:t>H</w:t>
-      </w:r>
-      <w:r>
-        <w:rPr>
-          <w:bCs/>
-        </w:rPr>
-        <w:t xml:space="preserve">owever, for </w:t>
-      </w:r>
-      <m:oMath>
-        <m:sSub>
-          <m:sSubPr>
-            <m:ctrlPr>
-              <w:rPr>
-                <w:rFonts w:ascii="Cambria Math" w:hAnsi="Cambria Math"/>
-                <w:bCs/>
-              </w:rPr>
-            </m:ctrlPr>
-          </m:sSubPr>
-          <m:e>
-            <m:r>
-              <w:rPr>
-                <w:rFonts w:ascii="Cambria Math" w:hAnsi="Cambria Math"/>
-              </w:rPr>
-              <m:t>n</m:t>
-            </m:r>
-          </m:e>
-          <m:sub>
-            <m:r>
-              <w:rPr>
-                <w:rFonts w:ascii="Cambria Math" w:hAnsi="Cambria Math"/>
-              </w:rPr>
-              <m:t>estimators</m:t>
-            </m:r>
-          </m:sub>
-        </m:sSub>
-        <m:r>
-          <w:rPr>
-            <w:rFonts w:ascii="Cambria Math" w:hAnsi="Cambria Math"/>
-          </w:rPr>
-          <m:t>&gt;150</m:t>
-        </m:r>
-      </m:oMath>
-      <w:r>
-        <w:rPr>
-          <w:bCs/>
-        </w:rPr>
-        <w:t>, improvements in 3D RMS errors became negligible while inference time increased nearly linearly. The 150-tree configuration therefore provided sufficient ensemble diversity while maintaining acceptable computational cost</w:t>
-      </w:r>
-      <w:r>
-        <w:rPr>
-          <w:bCs/>
-        </w:rPr>
-        <w:t xml:space="preserve"> (Wang et al., 2017). </w:t>
-      </w:r>
-      <w:proofErr w:type="gramStart"/>
-      <w:r>
-        <w:rPr>
-          <w:bCs/>
-        </w:rPr>
-        <w:t>the</w:t>
-      </w:r>
-      <w:proofErr w:type="gramEnd"/>
-      <w:r>
-        <w:rPr>
-          <w:bCs/>
-        </w:rPr>
-        <w:t xml:space="preserve"> SVR model, the RBF kernel was selected due to the nonlinear and elliptical characteristics of satellite orbital motion. Compared with linear or polynomial</w:t>
-      </w:r>
-      <w:r>
-        <w:rPr>
-          <w:bCs/>
-        </w:rPr>
-        <w:t xml:space="preserve"> (nonlinear)</w:t>
-      </w:r>
-      <w:r>
-        <w:rPr>
-          <w:bCs/>
-        </w:rPr>
-        <w:t xml:space="preserve"> kernels, the RBF kernel more effectively models localized temporal variations in orbit while ensuring smooth transitions between prediction points</w:t>
-      </w:r>
-      <w:r>
-        <w:rPr>
-          <w:bCs/>
-        </w:rPr>
-        <w:t xml:space="preserve"> (Sierra-Porta, 2024)</w:t>
-      </w:r>
-      <w:r>
-        <w:rPr>
-          <w:bCs/>
-        </w:rPr>
-        <w:t>, which is essential when reconstructing 1-s</w:t>
-      </w:r>
-      <w:r>
-        <w:rPr>
-          <w:bCs/>
-        </w:rPr>
-        <w:t>econd</w:t>
-      </w:r>
-      <w:r>
-        <w:rPr>
-          <w:bCs/>
-        </w:rPr>
-        <w:t xml:space="preserve"> coordinates from discretely sampled SP3 epochs. In the KNN regression model, the neighbor parameter (</w:t>
-      </w:r>
-      <m:oMath>
-        <m:r>
-          <w:rPr>
-            <w:rFonts w:ascii="Cambria Math" w:hAnsi="Cambria Math"/>
-          </w:rPr>
-          <m:t>k</m:t>
-        </m:r>
-      </m:oMath>
-      <w:r>
-        <w:rPr>
-          <w:bCs/>
-        </w:rPr>
-        <w:t xml:space="preserve">) was set to 9 to incorporate both preceding and succeeding orbital states of the prediction epoch. This configuration defines an effective </w:t>
-      </w:r>
-      <w:r>
-        <w:rPr>
-          <w:bCs/>
-        </w:rPr>
-        <w:t>time interval</w:t>
-      </w:r>
-      <w:r>
-        <w:rPr>
-          <w:bCs/>
-        </w:rPr>
-        <w:t xml:space="preserve"> of approximately two hours, enabling the algorithm to capture the local curvature of the </w:t>
-      </w:r>
-      <w:r>
-        <w:rPr>
-          <w:bCs/>
-        </w:rPr>
-        <w:t>orbit</w:t>
-      </w:r>
-      <w:r>
-        <w:rPr>
-          <w:bCs/>
-        </w:rPr>
-        <w:t xml:space="preserve"> while mitigating short</w:t>
-      </w:r>
-      <w:r>
-        <w:rPr>
-          <w:bCs/>
-        </w:rPr>
-        <w:t xml:space="preserve"> </w:t>
-      </w:r>
-      <w:r>
-        <w:rPr>
-          <w:bCs/>
-        </w:rPr>
-        <w:t>term observational noise and improving the stability of the reconstructed orbit</w:t>
-      </w:r>
-      <w:r>
-        <w:rPr>
-          <w:bCs/>
-        </w:rPr>
-        <w:t xml:space="preserve"> (Miettinen, 2018). </w:t>
-      </w:r>
-      <w:r>
-        <w:rPr>
-          <w:bCs/>
-        </w:rPr>
-        <w:t xml:space="preserve">The MLP was constrained </w:t>
-      </w:r>
-      <w:proofErr w:type="gramStart"/>
-      <w:r>
-        <w:rPr>
-          <w:bCs/>
-        </w:rPr>
-        <w:t>to</w:t>
-      </w:r>
-      <w:proofErr w:type="gramEnd"/>
-      <w:r>
-        <w:rPr>
-          <w:bCs/>
-        </w:rPr>
-        <w:t xml:space="preserve"> a single hidden layer with 50 neurons to balance model complexity and generalization capability given the limited number of training samples derived from SP3 datasets. Deeper network structures were avoided to reduce the risk of overfitting. Finally, the maximum iteration parameter (</w:t>
-      </w:r>
-      <m:oMath>
-        <m:r>
-          <w:rPr>
-            <w:rFonts w:ascii="Cambria Math" w:hAnsi="Cambria Math"/>
-          </w:rPr>
-          <m:t>max</m:t>
-        </m:r>
-        <m:r>
-          <m:rPr>
-            <m:sty m:val="p"/>
-          </m:rPr>
-          <w:rPr>
-            <w:rFonts w:ascii="Cambria Math" w:hAnsi="Cambria Math"/>
-          </w:rPr>
-          <m:t>_</m:t>
-        </m:r>
-        <m:r>
-          <w:rPr>
-            <w:rFonts w:ascii="Cambria Math" w:hAnsi="Cambria Math"/>
-          </w:rPr>
-          <m:t>iter</m:t>
-        </m:r>
-      </m:oMath>
-      <w:r>
-        <w:rPr>
-          <w:bCs/>
-        </w:rPr>
-        <w:t>) was set to 2000 to ensure stable convergence of the backpropagation optimization process and prevent premature termination before reaching a consistent minimum of the loss function.</w:t>
-      </w:r>
-    </w:p>
-    <w:p>
-      <w:pPr>
-        <w:rPr>
-          <w:bCs/>
-        </w:rPr>
-      </w:pPr>
-      <w:r>
-        <w:rPr>
-          <w:bCs/>
-        </w:rPr>
-        <w:t xml:space="preserve">Within the applied EKF, </w:t>
-      </w:r>
-      <w:proofErr w:type="gramStart"/>
-      <w:r>
-        <w:rPr>
-          <w:bCs/>
-        </w:rPr>
-        <w:t>the process</w:t>
-      </w:r>
-      <w:proofErr w:type="gramEnd"/>
-      <w:r>
-        <w:rPr>
-          <w:bCs/>
-        </w:rPr>
-        <w:t xml:space="preserve"> noise covariance (</w:t>
-      </w:r>
-      <m:oMath>
-        <m:r>
-          <w:rPr>
-            <w:rFonts w:ascii="Cambria Math" w:hAnsi="Cambria Math"/>
-          </w:rPr>
-          <m:t>Q</m:t>
-        </m:r>
-      </m:oMath>
-      <w:r>
-        <w:rPr>
-          <w:bCs/>
-        </w:rPr>
-        <w:t>) and measurement noise covariance (</w:t>
-      </w:r>
-      <m:oMath>
-        <m:r>
-          <w:rPr>
-            <w:rFonts w:ascii="Cambria Math" w:hAnsi="Cambria Math"/>
-          </w:rPr>
-          <m:t>R</m:t>
-        </m:r>
-      </m:oMath>
-      <w:r>
-        <w:rPr>
-          <w:bCs/>
-        </w:rPr>
-        <w:t>) matrices were configured according to the physical characteristics of satellite orbit. Considering that SP3 precise orbit ephemerides provide millimeter</w:t>
-      </w:r>
-      <w:r>
-        <w:rPr>
-          <w:bCs/>
-        </w:rPr>
-        <w:t xml:space="preserve"> </w:t>
-      </w:r>
-      <w:r>
-        <w:rPr>
-          <w:bCs/>
-        </w:rPr>
-        <w:t>to</w:t>
-      </w:r>
-      <w:r>
-        <w:rPr>
-          <w:bCs/>
-        </w:rPr>
-        <w:t xml:space="preserve"> </w:t>
-      </w:r>
-      <w:r>
-        <w:rPr>
-          <w:bCs/>
-        </w:rPr>
-        <w:t>centimeter level positional accuracy, the measurement noise variance was assigned a very small value (</w:t>
+        <w:t xml:space="preserve">For the EKF, the measurement noise covariance was set to </w:t>
       </w:r>
       <m:oMath>
         <m:sSup>
@@ -8872,45 +8695,73 @@
         <w:rPr>
           <w:bCs/>
         </w:rPr>
-        <w:t xml:space="preserve">m²), ensuring that observation updates dominate the filter corrections relative to the </w:t>
-      </w:r>
-      <w:proofErr w:type="gramStart"/>
-      <w:r>
-        <w:rPr>
-          <w:bCs/>
-        </w:rPr>
-        <w:t>model</w:t>
-      </w:r>
-      <w:r>
-        <w:rPr>
-          <w:bCs/>
-        </w:rPr>
-        <w:t xml:space="preserve"> </w:t>
-      </w:r>
-      <w:r>
-        <w:rPr>
-          <w:bCs/>
-        </w:rPr>
-        <w:t>based</w:t>
-      </w:r>
-      <w:proofErr w:type="gramEnd"/>
-      <w:r>
-        <w:rPr>
-          <w:bCs/>
-        </w:rPr>
-        <w:t xml:space="preserve"> predictions. The process noise parameterization was designed to represent unmodeled accelerations not explicitly included in the simplified dynamic model. Since th</w:t>
-      </w:r>
-      <w:r>
-        <w:rPr>
-          <w:bCs/>
-        </w:rPr>
-        <w:t>ese process</w:t>
-      </w:r>
-      <w:r>
-        <w:rPr>
-          <w:bCs/>
-        </w:rPr>
-        <w:t xml:space="preserve"> affect the velocity state rather than instantaneous position, the velocity variance (</w:t>
+        <w:t xml:space="preserve">m², reflecting the high accuracy of SP3 products, while the process noise was defined as </w:t>
+      </w:r>
+      <m:oMath>
+        <m:sSub>
+          <m:sSubPr>
+            <m:ctrlPr>
+              <w:rPr>
+                <w:rFonts w:ascii="Cambria Math" w:hAnsi="Cambria Math"/>
+                <w:bCs/>
+              </w:rPr>
+            </m:ctrlPr>
+          </m:sSubPr>
+          <m:e>
+            <m:r>
+              <w:rPr>
+                <w:rFonts w:ascii="Cambria Math" w:hAnsi="Cambria Math"/>
+              </w:rPr>
+              <m:t>Q</m:t>
+            </m:r>
+          </m:e>
+          <m:sub>
+            <m:r>
+              <w:rPr>
+                <w:rFonts w:ascii="Cambria Math" w:hAnsi="Cambria Math"/>
+              </w:rPr>
+              <m:t>pos</m:t>
+            </m:r>
+          </m:sub>
+        </m:sSub>
+        <m:r>
+          <w:rPr>
+            <w:rFonts w:ascii="Cambria Math" w:hAnsi="Cambria Math"/>
+          </w:rPr>
+          <m:t>=</m:t>
+        </m:r>
+        <m:sSup>
+          <m:sSupPr>
+            <m:ctrlPr>
+              <w:rPr>
+                <w:rFonts w:ascii="Cambria Math" w:hAnsi="Cambria Math"/>
+                <w:bCs/>
+              </w:rPr>
+            </m:ctrlPr>
+          </m:sSupPr>
+          <m:e>
+            <m:r>
+              <w:rPr>
+                <w:rFonts w:ascii="Cambria Math" w:hAnsi="Cambria Math"/>
+              </w:rPr>
+              <m:t>10</m:t>
+            </m:r>
+          </m:e>
+          <m:sup>
+            <m:r>
+              <w:rPr>
+                <w:rFonts w:ascii="Cambria Math" w:hAnsi="Cambria Math"/>
+              </w:rPr>
+              <m:t>-4</m:t>
+            </m:r>
+          </m:sup>
+        </m:sSup>
+      </m:oMath>
+      <w:r>
+        <w:rPr>
+          <w:bCs/>
+        </w:rPr>
+        <w:t xml:space="preserve"> km²  and </w:t>
       </w:r>
       <m:oMath>
         <m:sSub>
@@ -8976,73 +8827,14 @@
         <w:rPr>
           <w:bCs/>
         </w:rPr>
-        <w:t xml:space="preserve"> (km/s)²) was intentionally set larger than the position variance (</w:t>
-      </w:r>
-      <m:oMath>
-        <m:sSub>
-          <m:sSubPr>
-            <m:ctrlPr>
-              <w:rPr>
-                <w:rFonts w:ascii="Cambria Math" w:hAnsi="Cambria Math"/>
-                <w:bCs/>
-              </w:rPr>
-            </m:ctrlPr>
-          </m:sSubPr>
-          <m:e>
-            <m:r>
-              <w:rPr>
-                <w:rFonts w:ascii="Cambria Math" w:hAnsi="Cambria Math"/>
-              </w:rPr>
-              <m:t>Q</m:t>
-            </m:r>
-          </m:e>
-          <m:sub>
-            <m:r>
-              <w:rPr>
-                <w:rFonts w:ascii="Cambria Math" w:hAnsi="Cambria Math"/>
-              </w:rPr>
-              <m:t>pos</m:t>
-            </m:r>
-          </m:sub>
-        </m:sSub>
-        <m:r>
-          <w:rPr>
-            <w:rFonts w:ascii="Cambria Math" w:hAnsi="Cambria Math"/>
-          </w:rPr>
-          <m:t>=</m:t>
-        </m:r>
-        <m:sSup>
-          <m:sSupPr>
-            <m:ctrlPr>
-              <w:rPr>
-                <w:rFonts w:ascii="Cambria Math" w:hAnsi="Cambria Math"/>
-                <w:bCs/>
-              </w:rPr>
-            </m:ctrlPr>
-          </m:sSupPr>
-          <m:e>
-            <m:r>
-              <w:rPr>
-                <w:rFonts w:ascii="Cambria Math" w:hAnsi="Cambria Math"/>
-              </w:rPr>
-              <m:t>10</m:t>
-            </m:r>
-          </m:e>
-          <m:sup>
-            <m:r>
-              <w:rPr>
-                <w:rFonts w:ascii="Cambria Math" w:hAnsi="Cambria Math"/>
-              </w:rPr>
-              <m:t>-4</m:t>
-            </m:r>
-          </m:sup>
-        </m:sSup>
-      </m:oMath>
-      <w:r>
-        <w:rPr>
-          <w:bCs/>
-        </w:rPr>
-        <w:t xml:space="preserve"> km²) to allow controlled flexibility in the predicted velocity states. In addition, the EKF formulation incorporates the process noise scaled by the integration interval (</w:t>
+        <w:t xml:space="preserve"> (km/s)²  to account for </w:t>
+      </w:r>
+      <w:r>
+        <w:rPr>
+          <w:bCs/>
+        </w:rPr>
+        <w:lastRenderedPageBreak/>
+        <w:t>unmodeled perturbations, primarily affecting velocity states. The process noise was further scaled with the integration interval (</w:t>
       </w:r>
       <m:oMath>
         <m:r>
@@ -9056,33 +8848,19 @@
         <w:rPr>
           <w:bCs/>
         </w:rPr>
-        <w:t>), enabling the filter to adapt naturally to varying epoch differences. Consequently, when observation intervals change between 300 s</w:t>
-      </w:r>
-      <w:proofErr w:type="spellStart"/>
-      <w:r>
-        <w:rPr>
-          <w:bCs/>
-        </w:rPr>
-        <w:t>econd</w:t>
-      </w:r>
-      <w:proofErr w:type="spellEnd"/>
-      <w:r>
-        <w:rPr>
-          <w:bCs/>
-        </w:rPr>
-        <w:t xml:space="preserve"> and 900 s</w:t>
-      </w:r>
-      <w:r>
-        <w:rPr>
-          <w:bCs/>
-        </w:rPr>
-        <w:t>econd</w:t>
-      </w:r>
-      <w:r>
-        <w:rPr>
-          <w:bCs/>
-        </w:rPr>
-        <w:t>, the accumulated uncertainty caused by unmodeled perturbations is proportionally reflected in the covariance propagation, ensuring filter stability and consistent estimation performance without requiring manual hyperparameter adjustments.</w:t>
+        <w:t>), allowing the filter to adapt to varying sampling intervals (300 s and 900 s) without manual tuning.</w:t>
+      </w:r>
+      <w:r>
+        <w:rPr>
+          <w:bCs/>
+        </w:rPr>
+        <w:t xml:space="preserve"> </w:t>
+      </w:r>
+      <w:r>
+        <w:rPr>
+          <w:bCs/>
+        </w:rPr>
+        <w:t>For Lagrange interpolation, a 9th-degree polynomial with 10 observation points was employed, consistent with standard practices in GNSS orbit reconstruction studies.</w:t>
       </w:r>
     </w:p>
     <w:p>
@@ -9095,14 +8873,7 @@
         <w:rPr>
           <w:bCs/>
         </w:rPr>
-        <w:t xml:space="preserve">For the Lagrange Interpolation, which serves as a traditional mathematical reference model, the polynomial degree was set to 9 via a </w:t>
-      </w:r>
-      <w:proofErr w:type="gramStart"/>
-      <w:r>
-        <w:rPr>
-          <w:bCs/>
-        </w:rPr>
-        <w:t>10</w:t>
+        <w:t>To evaluate the interpolation and prediction performance, a Leave-One-Out Cross-Validation (LOO-CV) strategy was adopted. In this approach, each epoch was sequentially excluded, and the models were trained on the remaining data to estimate the satellite position at the removed epoch. The predicted coordinates were then compared with the corresponding SP3 precise orbit positions, treated as reference values.</w:t>
       </w:r>
       <w:r>
         <w:rPr>
@@ -9114,120 +8885,7 @@
         <w:rPr>
           <w:bCs/>
         </w:rPr>
-        <w:t>observation</w:t>
-      </w:r>
-      <w:proofErr w:type="gramEnd"/>
-      <w:r>
-        <w:rPr>
-          <w:bCs/>
-        </w:rPr>
-        <w:t xml:space="preserve"> point. In the context of satellite positioning studies and adherence to International GNSS Service (IGS) standards, formulating the </w:t>
-      </w:r>
-      <w:r>
-        <w:rPr>
-          <w:bCs/>
-        </w:rPr>
-        <w:t>orbit</w:t>
-      </w:r>
-      <w:r>
-        <w:rPr>
-          <w:bCs/>
-        </w:rPr>
-        <w:t xml:space="preserve"> using 9th-degree Lagrange polynomials is broadly accepted as an empirical rule of thumb in the literature</w:t>
-      </w:r>
-      <w:r>
-        <w:rPr>
-          <w:bCs/>
-        </w:rPr>
-        <w:t xml:space="preserve"> (Wang et al., 2018)</w:t>
-      </w:r>
-      <w:r>
-        <w:rPr>
-          <w:bCs/>
-        </w:rPr>
-        <w:t>.</w:t>
-      </w:r>
-    </w:p>
-    <w:p>
-      <w:pPr>
-        <w:rPr>
-          <w:bCs/>
-        </w:rPr>
-      </w:pPr>
-      <w:r>
-        <w:rPr>
-          <w:bCs/>
-        </w:rPr>
-        <w:t xml:space="preserve">To objectively evaluate the interpolation and prediction performance of the applied models on real satellite orbit, a </w:t>
-      </w:r>
-      <w:r>
-        <w:t xml:space="preserve">Leave-One-Out Cross-Validation (LOO-CV) strategy was adopted. This approach was selected because it maximizes the utilization </w:t>
-      </w:r>
-      <w:r>
-        <w:lastRenderedPageBreak/>
-        <w:t>of available observations while providing an unbiased estimate of the model’s generalization capability for each individual epoch, which is particularly beneficial for time</w:t>
-      </w:r>
-      <w:r>
-        <w:t xml:space="preserve"> </w:t>
-      </w:r>
-      <w:r>
-        <w:t>series prediction problems with limited training samples (Hastie et al., 2009). Within this framework, each epoch in the time series was sequentially removed from the dataset, and the models were trained using the remaining neighboring epochs. The trained models were then required to estimate the satellite position at removed epoch, thereby creating a controlled temporal gap and enabling the evaluation of the model’s capability to reconstruct missing orbital states. The predicted satellite coordinates were subsequently compared with the corresponding reference SP3 precise orbit positions, which were considered as the ground truth. To quantitatively characterize the magnitude of spatial deviations between predicted and reference coordinates, three main performance metrics were employed. First, the 3D Root Mean Square Error (3D RMSE) was calculated to represent the overall positioning accuracy of the reconstructed satellite coordinates</w:t>
-      </w:r>
-      <w:r>
-        <w:rPr>
-          <w:bCs/>
-        </w:rPr>
-        <w:t xml:space="preserve">. The </w:t>
-      </w:r>
-      <w:proofErr w:type="gramStart"/>
-      <w:r>
-        <w:rPr>
-          <w:bCs/>
-        </w:rPr>
-        <w:t>three</w:t>
-      </w:r>
-      <w:r>
-        <w:rPr>
-          <w:bCs/>
-        </w:rPr>
-        <w:t xml:space="preserve"> </w:t>
-      </w:r>
-      <w:r>
-        <w:rPr>
-          <w:bCs/>
-        </w:rPr>
-        <w:t>dimensional</w:t>
-      </w:r>
-      <w:proofErr w:type="gramEnd"/>
-      <w:r>
-        <w:rPr>
-          <w:bCs/>
-        </w:rPr>
-        <w:t xml:space="preserve"> position error is defined as seen Eq </w:t>
-      </w:r>
-      <w:r>
-        <w:rPr>
-          <w:bCs/>
-        </w:rPr>
-        <w:t>(</w:t>
-      </w:r>
-      <w:r>
-        <w:rPr>
-          <w:bCs/>
-        </w:rPr>
-        <w:t>1</w:t>
-      </w:r>
-      <w:r>
-        <w:rPr>
-          <w:bCs/>
-        </w:rPr>
-        <w:t>4)</w:t>
-      </w:r>
-      <w:r>
-        <w:rPr>
-          <w:bCs/>
-        </w:rPr>
-        <w:t>.</w:t>
+        <w:t>The performance was assessed using three metrics. The 3D position error is defined in Eq. (14), and the overall accuracy was quantified using the 3D RMSE (Eq. 15), where N denotes the number of evaluated epochs. In addition, the maximum error was computed to capture the largest deviation, and the 95th percentile error was used to provide a robust measure less sensitive to outliers. These metrics collectively enable a comprehensive evaluation of both average accuracy and extreme deviations in reconstructed satellite orbits.</w:t>
       </w:r>
     </w:p>
     <w:tbl>
@@ -9607,278 +9265,11 @@
                 <w:bCs/>
                 <w:szCs w:val="18"/>
               </w:rPr>
-              <w:t>(1</w:t>
-            </w:r>
-            <w:r>
-              <w:rPr>
-                <w:bCs/>
-                <w:szCs w:val="18"/>
-              </w:rPr>
-              <w:t>4</w:t>
-            </w:r>
-            <w:r>
-              <w:rPr>
-                <w:bCs/>
-                <w:szCs w:val="18"/>
-              </w:rPr>
-              <w:t>)</w:t>
+              <w:t>(14)</w:t>
             </w:r>
           </w:p>
         </w:tc>
       </w:tr>
-    </w:tbl>
-    <w:p>
-      <w:pPr>
-        <w:rPr>
-          <w:bCs/>
-        </w:rPr>
-      </w:pPr>
-      <w:r>
-        <w:rPr>
-          <w:bCs/>
-        </w:rPr>
-        <w:t xml:space="preserve">where </w:t>
-      </w:r>
-      <m:oMath>
-        <m:sSub>
-          <m:sSubPr>
-            <m:ctrlPr>
-              <w:rPr>
-                <w:rFonts w:ascii="Cambria Math" w:hAnsi="Cambria Math"/>
-                <w:bCs/>
-              </w:rPr>
-            </m:ctrlPr>
-          </m:sSubPr>
-          <m:e>
-            <m:r>
-              <w:rPr>
-                <w:rFonts w:ascii="Cambria Math" w:hAnsi="Cambria Math"/>
-              </w:rPr>
-              <m:t>X</m:t>
-            </m:r>
-          </m:e>
-          <m:sub>
-            <m:r>
-              <w:rPr>
-                <w:rFonts w:ascii="Cambria Math" w:hAnsi="Cambria Math"/>
-              </w:rPr>
-              <m:t>p</m:t>
-            </m:r>
-          </m:sub>
-        </m:sSub>
-        <m:r>
-          <w:rPr>
-            <w:rFonts w:ascii="Cambria Math" w:hAnsi="Cambria Math"/>
-          </w:rPr>
-          <m:t>,</m:t>
-        </m:r>
-        <m:sSub>
-          <m:sSubPr>
-            <m:ctrlPr>
-              <w:rPr>
-                <w:rFonts w:ascii="Cambria Math" w:hAnsi="Cambria Math"/>
-                <w:bCs/>
-              </w:rPr>
-            </m:ctrlPr>
-          </m:sSubPr>
-          <m:e>
-            <m:r>
-              <w:rPr>
-                <w:rFonts w:ascii="Cambria Math" w:hAnsi="Cambria Math"/>
-              </w:rPr>
-              <m:t>Y</m:t>
-            </m:r>
-          </m:e>
-          <m:sub>
-            <m:r>
-              <w:rPr>
-                <w:rFonts w:ascii="Cambria Math" w:hAnsi="Cambria Math"/>
-              </w:rPr>
-              <m:t>p</m:t>
-            </m:r>
-          </m:sub>
-        </m:sSub>
-        <m:r>
-          <w:rPr>
-            <w:rFonts w:ascii="Cambria Math" w:hAnsi="Cambria Math"/>
-          </w:rPr>
-          <m:t>,</m:t>
-        </m:r>
-        <m:sSub>
-          <m:sSubPr>
-            <m:ctrlPr>
-              <w:rPr>
-                <w:rFonts w:ascii="Cambria Math" w:hAnsi="Cambria Math"/>
-                <w:bCs/>
-              </w:rPr>
-            </m:ctrlPr>
-          </m:sSubPr>
-          <m:e>
-            <m:r>
-              <w:rPr>
-                <w:rFonts w:ascii="Cambria Math" w:hAnsi="Cambria Math"/>
-              </w:rPr>
-              <m:t>Z</m:t>
-            </m:r>
-          </m:e>
-          <m:sub>
-            <m:r>
-              <w:rPr>
-                <w:rFonts w:ascii="Cambria Math" w:hAnsi="Cambria Math"/>
-              </w:rPr>
-              <m:t>p</m:t>
-            </m:r>
-          </m:sub>
-        </m:sSub>
-      </m:oMath>
-      <w:r>
-        <w:rPr>
-          <w:bCs/>
-        </w:rPr>
-        <w:t xml:space="preserve">denote the predicted satellite coordinates and </w:t>
-      </w:r>
-      <m:oMath>
-        <m:sSub>
-          <m:sSubPr>
-            <m:ctrlPr>
-              <w:rPr>
-                <w:rFonts w:ascii="Cambria Math" w:hAnsi="Cambria Math"/>
-                <w:bCs/>
-              </w:rPr>
-            </m:ctrlPr>
-          </m:sSubPr>
-          <m:e>
-            <m:r>
-              <w:rPr>
-                <w:rFonts w:ascii="Cambria Math" w:hAnsi="Cambria Math"/>
-              </w:rPr>
-              <m:t>X</m:t>
-            </m:r>
-          </m:e>
-          <m:sub>
-            <m:r>
-              <w:rPr>
-                <w:rFonts w:ascii="Cambria Math" w:hAnsi="Cambria Math"/>
-              </w:rPr>
-              <m:t>r</m:t>
-            </m:r>
-          </m:sub>
-        </m:sSub>
-        <m:r>
-          <w:rPr>
-            <w:rFonts w:ascii="Cambria Math" w:hAnsi="Cambria Math"/>
-          </w:rPr>
-          <m:t>,</m:t>
-        </m:r>
-        <m:sSub>
-          <m:sSubPr>
-            <m:ctrlPr>
-              <w:rPr>
-                <w:rFonts w:ascii="Cambria Math" w:hAnsi="Cambria Math"/>
-                <w:bCs/>
-              </w:rPr>
-            </m:ctrlPr>
-          </m:sSubPr>
-          <m:e>
-            <m:r>
-              <w:rPr>
-                <w:rFonts w:ascii="Cambria Math" w:hAnsi="Cambria Math"/>
-              </w:rPr>
-              <m:t>Y</m:t>
-            </m:r>
-          </m:e>
-          <m:sub>
-            <m:r>
-              <w:rPr>
-                <w:rFonts w:ascii="Cambria Math" w:hAnsi="Cambria Math"/>
-              </w:rPr>
-              <m:t>r</m:t>
-            </m:r>
-          </m:sub>
-        </m:sSub>
-        <m:r>
-          <w:rPr>
-            <w:rFonts w:ascii="Cambria Math" w:hAnsi="Cambria Math"/>
-          </w:rPr>
-          <m:t>,</m:t>
-        </m:r>
-        <m:sSub>
-          <m:sSubPr>
-            <m:ctrlPr>
-              <w:rPr>
-                <w:rFonts w:ascii="Cambria Math" w:hAnsi="Cambria Math"/>
-                <w:bCs/>
-              </w:rPr>
-            </m:ctrlPr>
-          </m:sSubPr>
-          <m:e>
-            <m:r>
-              <w:rPr>
-                <w:rFonts w:ascii="Cambria Math" w:hAnsi="Cambria Math"/>
-              </w:rPr>
-              <m:t>Z</m:t>
-            </m:r>
-          </m:e>
-          <m:sub>
-            <m:r>
-              <w:rPr>
-                <w:rFonts w:ascii="Cambria Math" w:hAnsi="Cambria Math"/>
-              </w:rPr>
-              <m:t>r</m:t>
-            </m:r>
-          </m:sub>
-        </m:sSub>
-      </m:oMath>
-      <w:r>
-        <w:rPr>
-          <w:bCs/>
-        </w:rPr>
-        <w:t xml:space="preserve">represent the corresponding reference SP3 coordinates. To summarize the overall magnitude of the positioning errors, the 3D RMSE metric was computed as seen Eq </w:t>
-      </w:r>
-      <w:r>
-        <w:rPr>
-          <w:bCs/>
-        </w:rPr>
-        <w:t>(</w:t>
-      </w:r>
-      <w:r>
-        <w:rPr>
-          <w:bCs/>
-        </w:rPr>
-        <w:t>1</w:t>
-      </w:r>
-      <w:r>
-        <w:rPr>
-          <w:bCs/>
-        </w:rPr>
-        <w:t>5)</w:t>
-      </w:r>
-      <w:r>
-        <w:rPr>
-          <w:bCs/>
-        </w:rPr>
-        <w:t>.</w:t>
-      </w:r>
-    </w:p>
-    <w:tbl>
-      <w:tblPr>
-        <w:tblStyle w:val="TabloKlavuzu"/>
-        <w:tblW w:w="0" w:type="auto"/>
-        <w:tblInd w:w="38" w:type="dxa"/>
-        <w:tblBorders>
-          <w:top w:val="none" w:sz="0" w:space="0" w:color="auto"/>
-          <w:left w:val="none" w:sz="0" w:space="0" w:color="auto"/>
-          <w:bottom w:val="none" w:sz="0" w:space="0" w:color="auto"/>
-          <w:right w:val="none" w:sz="0" w:space="0" w:color="auto"/>
-          <w:insideH w:val="none" w:sz="0" w:space="0" w:color="auto"/>
-          <w:insideV w:val="none" w:sz="0" w:space="0" w:color="auto"/>
-        </w:tblBorders>
-        <w:tblLook w:val="04A0" w:firstRow="1" w:lastRow="0" w:firstColumn="1" w:lastColumn="0" w:noHBand="0" w:noVBand="1"/>
-      </w:tblPr>
-      <w:tblGrid>
-        <w:gridCol w:w="8008"/>
-        <w:gridCol w:w="772"/>
-      </w:tblGrid>
       <w:tr>
         <w:tc>
           <w:tcPr>
@@ -10066,21 +9457,7 @@
                 <w:bCs/>
                 <w:szCs w:val="18"/>
               </w:rPr>
-              <w:t>(1</w:t>
-            </w:r>
-            <w:r>
-              <w:rPr>
-                <w:bCs/>
-                <w:szCs w:val="18"/>
-              </w:rPr>
-              <w:t>5</w:t>
-            </w:r>
-            <w:r>
-              <w:rPr>
-                <w:bCs/>
-                <w:szCs w:val="18"/>
-              </w:rPr>
-              <w:t>)</w:t>
+              <w:t>(15)</w:t>
             </w:r>
           </w:p>
         </w:tc>
@@ -10096,21 +9473,7 @@
         <w:rPr>
           <w:bCs/>
         </w:rPr>
-        <w:t xml:space="preserve">where </w:t>
-      </w:r>
-      <m:oMath>
-        <m:r>
-          <w:rPr>
-            <w:rFonts w:ascii="Cambria Math" w:hAnsi="Cambria Math"/>
-          </w:rPr>
-          <m:t>N</m:t>
-        </m:r>
-      </m:oMath>
-      <w:r>
-        <w:rPr>
-          <w:bCs/>
-        </w:rPr>
-        <w:t>denotes the total number of evaluated epochs. In addition to the average error behaviour, the Maximum Error was also calculated to capture the largest deviation encountered in the prediction sequence. Furthermore, to provide a robust metric that is less sensitive to outliers and better represents the error distribution, the 95th percentile error was computed. This metric indicates the error threshold below which 95% of the prediction errors fall, thereby offering a statistically robust characterization of the model performance. Together, these metrics enable a comprehensive evaluation of the proposed methods in terms of both average positioning accuracy and extreme deviation behavior in reconstructed satellite orbit.</w:t>
+        <w:t>In addition to the LOO-CV evaluation, the predicted 1-second precise orbit products were further assessed through PPP processing using the RTKLIB software. The resulting positioning solutions were compared to evaluate the impact of orbit reconstruction accuracy on PPP performance.</w:t>
       </w:r>
     </w:p>
     <w:p>
@@ -10141,7 +9504,7 @@
         <w:rPr>
           <w:bCs/>
         </w:rPr>
-        <w:t>In this study, the outcomes were examined separately for each satellite in the GPS constellation. Performance assessments were conducted using datasets sampled at 300</w:t>
+        <w:t>This section presents the performance evaluation of the proposed orbit reconstruction methods. The results are organized to first assess the accuracy of reconstructed satellite orbits using statistical error metrics, followed by an evaluation of their impact on PPP positioning performance.</w:t>
       </w:r>
       <w:r>
         <w:rPr>
@@ -10153,7 +9516,25 @@
         <w:rPr>
           <w:bCs/>
         </w:rPr>
-        <w:t>second and 900</w:t>
+        <w:t xml:space="preserve">Orbit reconstruction performance is analyzed through comparative results obtained from Lagrange interpolation, EKF-based estimation, and machine learning models. </w:t>
+      </w:r>
+      <w:r>
+        <w:rPr>
+          <w:bCs/>
+        </w:rPr>
+        <w:t xml:space="preserve">Representative results from a selected GPS satellite </w:t>
+      </w:r>
+      <w:r>
+        <w:rPr>
+          <w:bCs/>
+        </w:rPr>
+        <w:t xml:space="preserve">(G11) </w:t>
+      </w:r>
+      <w:r>
+        <w:rPr>
+          <w:bCs/>
+        </w:rPr>
+        <w:t>are presented, as similar performance trends were observed across the full constellation (G01–G32). To ensure a clear and focused evaluation, only representative results are included in the manuscript, while the complete dataset, including all satellite results and corresponding observation data, is publicly available in the GitHub repository [https://github.com/fkarlitepe/Estimation-Orbit].</w:t>
       </w:r>
       <w:r>
         <w:rPr>
@@ -10165,52 +9546,8 @@
         <w:rPr>
           <w:bCs/>
         </w:rPr>
-        <w:t>second intervals.</w:t>
-      </w:r>
-      <w:r>
-        <w:rPr>
-          <w:bCs/>
-        </w:rPr>
-        <w:t xml:space="preserve"> </w:t>
-      </w:r>
-      <w:r>
-        <w:rPr>
-          <w:bCs/>
-        </w:rPr>
-        <w:t>For each satellite, visualizations were produced encompassing LOO-CV, orbit comparisons, and model error evaluations. The findings demonstrated accuracy and error across satellites, affirming the robust and consistent performance of the proposed models at the individual satellite.</w:t>
-      </w:r>
-      <w:r>
-        <w:rPr>
-          <w:bCs/>
-        </w:rPr>
-        <w:t xml:space="preserve"> </w:t>
-      </w:r>
-      <w:r>
-        <w:rPr>
-          <w:bCs/>
-        </w:rPr>
-        <w:t xml:space="preserve">Complete results for all GPS satellites, including the source code implementations of the models, are openly accessible on GitHub (https://github.com/fkarlitepe/Estimation-Orbit). To improve the readability and conciseness of the graphical illustrations, only those pertaining to satellite G11 are depicted here, </w:t>
-      </w:r>
-      <w:r>
-        <w:rPr>
-          <w:bCs/>
-        </w:rPr>
-        <w:t>instead of</w:t>
-      </w:r>
-      <w:r>
-        <w:rPr>
-          <w:bCs/>
-        </w:rPr>
-        <w:t xml:space="preserve"> presenting data for all 32 satellites.</w:t>
-      </w:r>
-    </w:p>
-    <w:p>
-      <w:pPr>
-        <w:rPr>
-          <w:bCs/>
-          <w:color w:val="EE0000"/>
-        </w:rPr>
-      </w:pPr>
+        <w:t>Subsequently, the influence of the reconstructed 1-second orbit products on PPP solutions is examined using RTKLIB, providing insight into the practical implications of orbit estimation accuracy.</w:t>
+      </w:r>
     </w:p>
     <w:p>
       <w:pPr>
@@ -10223,20 +9560,18 @@
         <w:rPr>
           <w:lang w:val="en-US"/>
         </w:rPr>
-        <w:t xml:space="preserve">300 second interval dataset </w:t>
-      </w:r>
-      <w:proofErr w:type="spellStart"/>
-      <w:r>
-        <w:rPr>
-          <w:lang w:val="en-US"/>
-        </w:rPr>
-        <w:t>performans</w:t>
-      </w:r>
-      <w:proofErr w:type="spellEnd"/>
+        <w:t>300 second interval dataset performan</w:t>
+      </w:r>
+      <w:r>
+        <w:rPr>
+          <w:lang w:val="en-US"/>
+        </w:rPr>
+        <w:t>ce</w:t>
+      </w:r>
     </w:p>
     <w:p>
       <w:r>
-        <w:t>The one-day dataset with a 300-second sampling interval was generated by the CODE, GFZ, and JAXA analysis centers. The estimation performance of different algorithms was evaluated based on 3D position RMSE values and is presented in Table 2. It is observed that all three analysis centers produce highly consistent results across different estimation methods. Due to this consistency, the graphical representations are presented using the CODE dataset for clarity.</w:t>
+        <w:t>The one-day dataset with a 300 second sampling interval was generated by the CODE, GFZ, and JAXA analysis centers. The estimation performance of different algorithms was evaluated based on 3D position RMSE values and is presented in Table 2. As all three analysis centers exhibit highly consistent results across different methods, the graphical representations are presented using the CODE dataset.</w:t>
       </w:r>
     </w:p>
     <w:p>
@@ -10329,7 +9664,7 @@
           <w:sz w:val="16"/>
           <w:szCs w:val="16"/>
         </w:rPr>
-        <w:t>3</w:t>
+        <w:t>300 second</w:t>
       </w:r>
       <w:r>
         <w:rPr>
@@ -10338,7 +9673,7 @@
           <w:sz w:val="16"/>
           <w:szCs w:val="16"/>
         </w:rPr>
-        <w:t>00-Second Interval Datasets</w:t>
+        <w:t xml:space="preserve"> Interval Datasets</w:t>
       </w:r>
     </w:p>
     <w:tbl>
@@ -10366,12 +9701,14 @@
               <w:rPr>
                 <w:sz w:val="16"/>
                 <w:szCs w:val="16"/>
+                <w:lang w:val="fr-FR"/>
               </w:rPr>
             </w:pPr>
             <w:r>
               <w:rPr>
                 <w:sz w:val="16"/>
                 <w:szCs w:val="16"/>
+                <w:lang w:val="fr-FR"/>
               </w:rPr>
               <w:t>3D Position RMS (Satellite G11)</w:t>
             </w:r>
@@ -10535,14 +9872,7 @@
                 <w:sz w:val="16"/>
                 <w:szCs w:val="16"/>
               </w:rPr>
-              <w:t>175908</w:t>
-            </w:r>
-            <w:r>
-              <w:rPr>
-                <w:sz w:val="16"/>
-                <w:szCs w:val="16"/>
-              </w:rPr>
-              <w:t xml:space="preserve"> m</w:t>
+              <w:t>175908 m</w:t>
             </w:r>
           </w:p>
         </w:tc>
@@ -10562,14 +9892,7 @@
                 <w:sz w:val="16"/>
                 <w:szCs w:val="16"/>
               </w:rPr>
-              <w:t>2959200</w:t>
-            </w:r>
-            <w:r>
-              <w:rPr>
-                <w:sz w:val="16"/>
-                <w:szCs w:val="16"/>
-              </w:rPr>
-              <w:t xml:space="preserve"> m</w:t>
+              <w:t>2959200 m</w:t>
             </w:r>
           </w:p>
         </w:tc>
@@ -10589,14 +9912,7 @@
                 <w:sz w:val="16"/>
                 <w:szCs w:val="16"/>
               </w:rPr>
-              <w:t>353315</w:t>
-            </w:r>
-            <w:r>
-              <w:rPr>
-                <w:sz w:val="16"/>
-                <w:szCs w:val="16"/>
-              </w:rPr>
-              <w:t xml:space="preserve"> m</w:t>
+              <w:t>353315 m</w:t>
             </w:r>
           </w:p>
         </w:tc>
@@ -10616,14 +9932,7 @@
                 <w:sz w:val="16"/>
                 <w:szCs w:val="16"/>
               </w:rPr>
-              <w:t>5940889</w:t>
-            </w:r>
-            <w:r>
-              <w:rPr>
-                <w:sz w:val="16"/>
-                <w:szCs w:val="16"/>
-              </w:rPr>
-              <w:t xml:space="preserve"> m</w:t>
+              <w:t>5940889 m</w:t>
             </w:r>
           </w:p>
         </w:tc>
@@ -10643,14 +9952,7 @@
                 <w:sz w:val="16"/>
                 <w:szCs w:val="16"/>
               </w:rPr>
-              <w:t>85</w:t>
-            </w:r>
-            <w:r>
-              <w:rPr>
-                <w:sz w:val="16"/>
-                <w:szCs w:val="16"/>
-              </w:rPr>
-              <w:t xml:space="preserve"> m</w:t>
+              <w:t>85 m</w:t>
             </w:r>
           </w:p>
         </w:tc>
@@ -10670,14 +9972,7 @@
                 <w:sz w:val="16"/>
                 <w:szCs w:val="16"/>
               </w:rPr>
-              <w:t>62</w:t>
-            </w:r>
-            <w:r>
-              <w:rPr>
-                <w:sz w:val="16"/>
-                <w:szCs w:val="16"/>
-              </w:rPr>
-              <w:t xml:space="preserve"> m</w:t>
+              <w:t>62 m</w:t>
             </w:r>
           </w:p>
         </w:tc>
@@ -10719,14 +10014,7 @@
                 <w:sz w:val="16"/>
                 <w:szCs w:val="16"/>
               </w:rPr>
-              <w:t>175300</w:t>
-            </w:r>
-            <w:r>
-              <w:rPr>
-                <w:sz w:val="16"/>
-                <w:szCs w:val="16"/>
-              </w:rPr>
-              <w:t xml:space="preserve"> m</w:t>
+              <w:t>175300 m</w:t>
             </w:r>
           </w:p>
         </w:tc>
@@ -10746,14 +10034,7 @@
                 <w:sz w:val="16"/>
                 <w:szCs w:val="16"/>
               </w:rPr>
-              <w:t>291407</w:t>
-            </w:r>
-            <w:r>
-              <w:rPr>
-                <w:sz w:val="16"/>
-                <w:szCs w:val="16"/>
-              </w:rPr>
-              <w:t xml:space="preserve"> m</w:t>
+              <w:t>291407 m</w:t>
             </w:r>
           </w:p>
         </w:tc>
@@ -10773,14 +10054,7 @@
                 <w:sz w:val="16"/>
                 <w:szCs w:val="16"/>
               </w:rPr>
-              <w:t>354373</w:t>
-            </w:r>
-            <w:r>
-              <w:rPr>
-                <w:sz w:val="16"/>
-                <w:szCs w:val="16"/>
-              </w:rPr>
-              <w:t xml:space="preserve"> m</w:t>
+              <w:t>354373 m</w:t>
             </w:r>
           </w:p>
         </w:tc>
@@ -10800,14 +10074,7 @@
                 <w:sz w:val="16"/>
                 <w:szCs w:val="16"/>
               </w:rPr>
-              <w:t>5870083</w:t>
-            </w:r>
-            <w:r>
-              <w:rPr>
-                <w:sz w:val="16"/>
-                <w:szCs w:val="16"/>
-              </w:rPr>
-              <w:t xml:space="preserve"> m</w:t>
+              <w:t>5870083 m</w:t>
             </w:r>
           </w:p>
         </w:tc>
@@ -10827,14 +10094,7 @@
                 <w:sz w:val="16"/>
                 <w:szCs w:val="16"/>
               </w:rPr>
-              <w:t>85</w:t>
-            </w:r>
-            <w:r>
-              <w:rPr>
-                <w:sz w:val="16"/>
-                <w:szCs w:val="16"/>
-              </w:rPr>
-              <w:t xml:space="preserve"> m</w:t>
+              <w:t>85 m</w:t>
             </w:r>
           </w:p>
         </w:tc>
@@ -10854,14 +10114,7 @@
                 <w:sz w:val="16"/>
                 <w:szCs w:val="16"/>
               </w:rPr>
-              <w:t>62</w:t>
-            </w:r>
-            <w:r>
-              <w:rPr>
-                <w:sz w:val="16"/>
-                <w:szCs w:val="16"/>
-              </w:rPr>
-              <w:t xml:space="preserve"> m</w:t>
+              <w:t>62 m</w:t>
             </w:r>
           </w:p>
         </w:tc>
@@ -11014,19 +10267,15 @@
         <w:spacing w:before="120"/>
       </w:pPr>
       <w:r>
-        <w:t>As summarized in Table 2, EKF and Lagrange achieve the lowest RMSE values (85 m and 62 m, respectively), indicating superior estimation accuracy. RF and KNN exhibit moderate error levels, while SVR and MLP produce significantly higher RMSE values, reaching the order of kilometers. These numerical results clearly demonstrate the performance gap between model-based approaches and data-driven methods.</w:t>
+        <w:t>As summarized in Table 2, EKF and Lagrange achieve the lowest RMSE values (85 m and 62 m, respectively), indicating superior estimation accuracy. RF and KNN exhibit moderate error levels, while SVR and MLP produce significantly higher RMSE values, reaching the order of kilometers.</w:t>
       </w:r>
     </w:p>
     <w:p>
-      <w:r>
-        <w:t>Due to the high consistency among analysis centers, the graphical analyses are presented using the CODE dataset. The orbit comparison results (Figure 3) show that EKF and Lagrange closely follow the reference trajectories across all coordinate components. RF and KNN demonstrate partial deviations, while SVR and especially MLP exhibit substantial discrepancies</w:t>
-      </w:r>
-      <w:r>
-        <w:t xml:space="preserve">. </w:t>
-      </w:r>
-      <w:r>
-        <w:lastRenderedPageBreak/>
-        <w:t>The corresponding model-based 3D position errors (Figure 4) indicate that EKF and Lagrange maintain low and stable error levels over time. RF produces moderate fluctuations, whereas SVR, KNN, and MLP result in significantly higher and less stable error profiles.</w:t>
+      <w:pPr>
+        <w:spacing w:before="120"/>
+      </w:pPr>
+      <w:r>
+        <w:t>The orbit comparison results (Figure 3) show that EKF and Lagrange closely follow the reference orbit across all coordinate components, whereas RF and KNN exhibit noticeable deviations, and SVR and MLP show substantial discrepancies. Consistently, the model-based 3D position errors (Figure 4) indicate that EKF and Lagrange maintain low and stable error levels over time, while the other methods demonstrate increased variability and larger error magnitudes.</w:t>
       </w:r>
     </w:p>
     <w:p>
@@ -11038,8 +10287,9 @@
         <w:rPr>
           <w:noProof/>
         </w:rPr>
+        <w:lastRenderedPageBreak/>
         <w:drawing>
-          <wp:inline distT="0" distB="0" distL="0" distR="0" wp14:anchorId="2A08D08B" wp14:editId="3483ED50">
+          <wp:inline distT="0" distB="0" distL="0" distR="0" wp14:anchorId="2A08D08B" wp14:editId="575B523F">
             <wp:extent cx="3745632" cy="2061633"/>
             <wp:effectExtent l="0" t="0" r="7620" b="0"/>
             <wp:docPr id="1397800974" name="Resim 2"/>
@@ -11163,25 +10413,7 @@
           <w:sz w:val="16"/>
           <w:szCs w:val="16"/>
         </w:rPr>
-        <w:t xml:space="preserve">Orbit Estimation Performance for the </w:t>
-      </w:r>
-      <w:r>
-        <w:rPr>
-          <w:rFonts w:ascii="Times New Roman" w:hAnsi="Times New Roman" w:cs="Times New Roman"/>
-          <w:color w:val="auto"/>
-          <w:sz w:val="16"/>
-          <w:szCs w:val="16"/>
-        </w:rPr>
-        <w:t>CODE</w:t>
-      </w:r>
-      <w:r>
-        <w:rPr>
-          <w:rFonts w:ascii="Times New Roman" w:hAnsi="Times New Roman" w:cs="Times New Roman"/>
-          <w:color w:val="auto"/>
-          <w:sz w:val="16"/>
-          <w:szCs w:val="16"/>
-        </w:rPr>
-        <w:t xml:space="preserve"> Analysis Center</w:t>
+        <w:t>Orbit Estimation Performance for the CODE Analysis Center</w:t>
       </w:r>
     </w:p>
     <w:p>
@@ -11194,7 +10426,7 @@
           <w:noProof/>
         </w:rPr>
         <w:drawing>
-          <wp:inline distT="0" distB="0" distL="0" distR="0" wp14:anchorId="68254625" wp14:editId="21F0F8C2">
+          <wp:inline distT="0" distB="0" distL="0" distR="0" wp14:anchorId="68254625" wp14:editId="01CE0325">
             <wp:extent cx="3867105" cy="1917700"/>
             <wp:effectExtent l="0" t="0" r="635" b="6350"/>
             <wp:docPr id="900136658" name="Resim 4"/>
@@ -11318,25 +10550,7 @@
           <w:sz w:val="16"/>
           <w:szCs w:val="16"/>
         </w:rPr>
-        <w:t xml:space="preserve">Model-Based 3D Position Error (LOO-CV) for </w:t>
-      </w:r>
-      <w:r>
-        <w:rPr>
-          <w:rFonts w:ascii="Times New Roman" w:hAnsi="Times New Roman" w:cs="Times New Roman"/>
-          <w:color w:val="auto"/>
-          <w:sz w:val="16"/>
-          <w:szCs w:val="16"/>
-        </w:rPr>
-        <w:t>CODE</w:t>
-      </w:r>
-      <w:r>
-        <w:rPr>
-          <w:rFonts w:ascii="Times New Roman" w:hAnsi="Times New Roman" w:cs="Times New Roman"/>
-          <w:color w:val="auto"/>
-          <w:sz w:val="16"/>
-          <w:szCs w:val="16"/>
-        </w:rPr>
-        <w:t xml:space="preserve"> Analysis Center</w:t>
+        <w:t>Model-Based 3D Position Error (LOO-CV) for CODE Analysis Center</w:t>
       </w:r>
     </w:p>
     <w:p>
@@ -11483,25 +10697,13 @@
       </w:r>
     </w:p>
     <w:p>
-      <w:pPr>
+      <w:r>
         <w:rPr>
           <w:lang w:eastAsia="en-US"/>
         </w:rPr>
-      </w:pPr>
-      <w:r>
-        <w:rPr>
-          <w:lang w:eastAsia="en-US"/>
-        </w:rPr>
-        <w:t>Since CODE, GFZ, and JAXA analysis centers were observed to produce highly consistent and comparable results across all GPS satellites, only the G11 satellite from the CODE dataset is presented in the graphical analyses to preserve clarity and conciseness. These visualizations effectively illustrate the positional performance of the estimation algorithms. Considering the orbital dynamics and the periodic nature of satellite motion along the ecliptic plane, the LOO-CV RMSE results reveal distinct performance differences among the methods. Specifically, RF, SVR, KNN, and MLP yield RMSE values of 500.3 km, 3338.2 km, 739.7 km, and 6073.8 km, respectively, whereas EKF achieves a significantly lower RMSE of 16.7 km.</w:t>
-      </w:r>
-      <w:r>
-        <w:rPr>
-          <w:lang w:eastAsia="en-US"/>
-        </w:rPr>
-        <w:t xml:space="preserve"> </w:t>
+        <w:t>The graphical analyses focus on the G11 satellite from the CODE dataset as a representative case. The LOO-CV RMSE results reveal clear performance differences among the methods. RF, SVR, KNN, and MLP yield RMSE values of 500.3 km, 3338.2 km, 739.7 km, and 6073.8 km, respectively, whereas EKF achieves a significantly lower RMSE of 16.7 km.</w:t>
       </w:r>
     </w:p>
-    <w:p/>
     <w:p>
       <w:pPr>
         <w:pStyle w:val="Balk3"/>
@@ -11513,26 +10715,18 @@
         <w:rPr>
           <w:lang w:val="en-US"/>
         </w:rPr>
-        <w:t xml:space="preserve">900 second interval dataset </w:t>
-      </w:r>
-      <w:proofErr w:type="spellStart"/>
-      <w:r>
-        <w:rPr>
-          <w:lang w:val="en-US"/>
-        </w:rPr>
-        <w:t>performans</w:t>
-      </w:r>
-      <w:proofErr w:type="spellEnd"/>
+        <w:t>900 second interval dataset performan</w:t>
+      </w:r>
+      <w:r>
+        <w:rPr>
+          <w:lang w:val="en-US"/>
+        </w:rPr>
+        <w:t>ce</w:t>
+      </w:r>
     </w:p>
     <w:p>
-      <w:pPr>
-        <w:rPr>
-          <w:b/>
-          <w:bCs/>
-        </w:rPr>
-      </w:pPr>
-      <w:r>
-        <w:t>The one-day dataset with a 900-second sampling interval was generated by GRG and SHA. The estimation results for all satellites were evaluated using 3D position RMSE and are summarized in Table 3. It is observed that both analysis centers produce nearly identical results across all estimation algorithms. Compared to the 300-second dataset, a general increase in RMSE values is observed for all methods.</w:t>
+      <w:r>
+        <w:t>The one-day dataset with a 900 second sampling interval was generated by GRG and SHA. The estimation results for all satellites were evaluated using 3D position RMSE and are summarized in Table 3. Both analysis centers produce nearly identical results across all estimation algorithms. Compared to the 300 second dataset, RMSE values increase for all methods due to the lower temporal resolution.</w:t>
       </w:r>
     </w:p>
     <w:p>
@@ -11553,6 +10747,7 @@
           <w:sz w:val="16"/>
           <w:szCs w:val="16"/>
         </w:rPr>
+        <w:lastRenderedPageBreak/>
         <w:t xml:space="preserve">Table </w:t>
       </w:r>
       <w:r>
@@ -11633,7 +10828,25 @@
           <w:sz w:val="16"/>
           <w:szCs w:val="16"/>
         </w:rPr>
-        <w:t>3D Position RMSE Comparison of Orbit Estimation Methods for 900-Second Interval Datasets</w:t>
+        <w:t xml:space="preserve">3D Position RMSE Comparison of Orbit Estimation Methods for </w:t>
+      </w:r>
+      <w:r>
+        <w:rPr>
+          <w:rFonts w:ascii="Times New Roman" w:hAnsi="Times New Roman" w:cs="Times New Roman"/>
+          <w:color w:val="auto"/>
+          <w:sz w:val="16"/>
+          <w:szCs w:val="16"/>
+        </w:rPr>
+        <w:t>900 second</w:t>
+      </w:r>
+      <w:r>
+        <w:rPr>
+          <w:rFonts w:ascii="Times New Roman" w:hAnsi="Times New Roman" w:cs="Times New Roman"/>
+          <w:color w:val="auto"/>
+          <w:sz w:val="16"/>
+          <w:szCs w:val="16"/>
+        </w:rPr>
+        <w:t xml:space="preserve"> Interval Datasets</w:t>
       </w:r>
     </w:p>
     <w:tbl>
@@ -11661,12 +10874,14 @@
               <w:rPr>
                 <w:sz w:val="16"/>
                 <w:szCs w:val="16"/>
+                <w:lang w:val="fr-FR"/>
               </w:rPr>
             </w:pPr>
             <w:r>
               <w:rPr>
                 <w:sz w:val="16"/>
                 <w:szCs w:val="16"/>
+                <w:lang w:val="fr-FR"/>
               </w:rPr>
               <w:t>3D Position RMS (Satellite G11)</w:t>
             </w:r>
@@ -11830,14 +11045,7 @@
                 <w:sz w:val="16"/>
                 <w:szCs w:val="16"/>
               </w:rPr>
-              <w:t>540763.11</w:t>
-            </w:r>
-            <w:r>
-              <w:rPr>
-                <w:sz w:val="16"/>
-                <w:szCs w:val="16"/>
-              </w:rPr>
-              <w:t xml:space="preserve"> m</w:t>
+              <w:t>540763.11 m</w:t>
             </w:r>
           </w:p>
         </w:tc>
@@ -11857,14 +11065,7 @@
                 <w:sz w:val="16"/>
                 <w:szCs w:val="16"/>
               </w:rPr>
-              <w:t>4155725.76</w:t>
-            </w:r>
-            <w:r>
-              <w:rPr>
-                <w:sz w:val="16"/>
-                <w:szCs w:val="16"/>
-              </w:rPr>
-              <w:t xml:space="preserve"> m</w:t>
+              <w:t>4155725.76 m</w:t>
             </w:r>
           </w:p>
         </w:tc>
@@ -11884,14 +11085,7 @@
                 <w:sz w:val="16"/>
                 <w:szCs w:val="16"/>
               </w:rPr>
-              <w:t>2009342.42</w:t>
-            </w:r>
-            <w:r>
-              <w:rPr>
-                <w:sz w:val="16"/>
-                <w:szCs w:val="16"/>
-              </w:rPr>
-              <w:t xml:space="preserve"> m</w:t>
+              <w:t>2009342.42 m</w:t>
             </w:r>
           </w:p>
         </w:tc>
@@ -11911,14 +11105,7 @@
                 <w:sz w:val="16"/>
                 <w:szCs w:val="16"/>
               </w:rPr>
-              <w:t>6577248,66</w:t>
-            </w:r>
-            <w:r>
-              <w:rPr>
-                <w:sz w:val="16"/>
-                <w:szCs w:val="16"/>
-              </w:rPr>
-              <w:t xml:space="preserve"> m</w:t>
+              <w:t>6577248,66 m</w:t>
             </w:r>
           </w:p>
         </w:tc>
@@ -11938,14 +11125,7 @@
                 <w:sz w:val="16"/>
                 <w:szCs w:val="16"/>
               </w:rPr>
-              <w:t>255.12</w:t>
-            </w:r>
-            <w:r>
-              <w:rPr>
-                <w:sz w:val="16"/>
-                <w:szCs w:val="16"/>
-              </w:rPr>
-              <w:t xml:space="preserve"> m</w:t>
+              <w:t>255.12 m</w:t>
             </w:r>
           </w:p>
         </w:tc>
@@ -11965,14 +11145,7 @@
                 <w:sz w:val="16"/>
                 <w:szCs w:val="16"/>
               </w:rPr>
-              <w:t>187.17</w:t>
-            </w:r>
-            <w:r>
-              <w:rPr>
-                <w:sz w:val="16"/>
-                <w:szCs w:val="16"/>
-              </w:rPr>
-              <w:t xml:space="preserve"> m</w:t>
+              <w:t>187.17 m</w:t>
             </w:r>
           </w:p>
         </w:tc>
@@ -12121,17 +11294,8 @@
       </w:tr>
     </w:tbl>
     <w:p>
-      <w:pPr>
-        <w:spacing w:before="120"/>
-      </w:pPr>
       <w:r>
         <w:t>According to Table 3, EKF and Lagrange again achieve the lowest RMSE values (approximately 255 m and 187 m, respectively), although with increased errors compared to the higher-rate dataset. RF and KNN show moderate degradation, while SVR and MLP produce substantially higher errors, reaching several thousand kilometers.</w:t>
-      </w:r>
-      <w:r>
-        <w:t xml:space="preserve"> </w:t>
-      </w:r>
-      <w:r>
-        <w:t>Due to the similarity between GRG and SHA results, the graphical analyses are presented using the GRG dataset. The orbit comparison results (Figure 6) demonstrate that EKF and Lagrange maintain close agreement with the reference orbit, although slight degradations are observed compared to the 300-second case. Other methods exhibit more pronounced deviations.</w:t>
       </w:r>
     </w:p>
     <w:p>
@@ -12144,7 +11308,7 @@
           <w:noProof/>
         </w:rPr>
         <w:drawing>
-          <wp:inline distT="0" distB="0" distL="0" distR="0" wp14:anchorId="219817F4" wp14:editId="54BB579E">
+          <wp:inline distT="0" distB="0" distL="0" distR="0" wp14:anchorId="4E98CC4E" wp14:editId="56E29E3B">
             <wp:extent cx="3951647" cy="2174588"/>
             <wp:effectExtent l="0" t="0" r="0" b="0"/>
             <wp:docPr id="552312283" name="Resim 2"/>
@@ -12259,21 +11423,12 @@
           <w:sz w:val="16"/>
           <w:szCs w:val="16"/>
         </w:rPr>
-        <w:t xml:space="preserve">: </w:t>
-      </w:r>
-      <w:r>
-        <w:rPr>
-          <w:rFonts w:ascii="Times New Roman" w:hAnsi="Times New Roman" w:cs="Times New Roman"/>
-          <w:color w:val="auto"/>
-          <w:sz w:val="16"/>
-          <w:szCs w:val="16"/>
-        </w:rPr>
-        <w:t>Orbit Estimation Performance for the GRG Analysis Center</w:t>
+        <w:t>: Orbit Estimation Performance for the GRG Analysis Center</w:t>
       </w:r>
     </w:p>
     <w:p>
       <w:r>
-        <w:t>The model-based 3D position errors (Figure 7) reveal an overall increase in error magnitude for all methods. EKF and Lagrange maintain relatively stable error behavior, whereas RF shows increased variability. SVR, KNN, and MLP produce significantly larger and more irregular errors.</w:t>
+        <w:t>The graphical analyses are presented using the GRG dataset. The orbit comparison results (Figure 6) show that EKF and Lagrange maintain close agreement with the reference orbit, with slight degradation compared to the 300 second case, while the remaining methods exhibit more pronounced deviations.</w:t>
       </w:r>
     </w:p>
     <w:p>
@@ -12286,7 +11441,7 @@
           <w:noProof/>
         </w:rPr>
         <w:drawing>
-          <wp:inline distT="0" distB="0" distL="0" distR="0" wp14:anchorId="031FEF91" wp14:editId="6607CFCA">
+          <wp:inline distT="0" distB="0" distL="0" distR="0" wp14:anchorId="22D21840" wp14:editId="70F91827">
             <wp:extent cx="3440278" cy="1706033"/>
             <wp:effectExtent l="0" t="0" r="8255" b="8890"/>
             <wp:docPr id="1397695936" name="Resim 3"/>
@@ -12401,29 +11556,12 @@
           <w:sz w:val="16"/>
           <w:szCs w:val="16"/>
         </w:rPr>
-        <w:t xml:space="preserve">: </w:t>
-      </w:r>
-      <w:r>
-        <w:rPr>
-          <w:rFonts w:ascii="Times New Roman" w:hAnsi="Times New Roman" w:cs="Times New Roman"/>
-          <w:color w:val="auto"/>
-          <w:sz w:val="16"/>
-          <w:szCs w:val="16"/>
-        </w:rPr>
-        <w:t>Model-Based 3D Position Error (LOO-CV) for GRG Analysis Center</w:t>
+        <w:t>: Model-Based 3D Position Error (LOO-CV) for GRG Analysis Center</w:t>
       </w:r>
     </w:p>
     <w:p>
       <w:r>
-        <w:t xml:space="preserve">The LOO-CV RMSE comparison (Figure 8) confirms that all methods experience performance degradation at lower temporal resolution. Nevertheless, EKF and Lagrange remain the </w:t>
-      </w:r>
-      <w:proofErr w:type="gramStart"/>
-      <w:r>
-        <w:t>best-performing</w:t>
-      </w:r>
-      <w:proofErr w:type="gramEnd"/>
-      <w:r>
-        <w:t xml:space="preserve"> approaches, followed by RF and KNN, while SVR and MLP exhibit the highest error levels.</w:t>
+        <w:t>The model-based 3D position errors (Figure 7) indicate increased error magnitudes across all methods. EKF and Lagrange preserve relatively stable behavior, whereas RF shows increased variability and the other methods produce significantly larger and less stable errors.</w:t>
       </w:r>
     </w:p>
     <w:p>
@@ -12437,7 +11575,7 @@
         </w:rPr>
         <w:lastRenderedPageBreak/>
         <w:drawing>
-          <wp:inline distT="0" distB="0" distL="0" distR="0" wp14:anchorId="100C618B" wp14:editId="38BA8186">
+          <wp:inline distT="0" distB="0" distL="0" distR="0" wp14:anchorId="78B7FCAB" wp14:editId="45652594">
             <wp:extent cx="3057375" cy="1820333"/>
             <wp:effectExtent l="0" t="0" r="0" b="8890"/>
             <wp:docPr id="1531367470" name="Resim 4"/>
@@ -12551,19 +11689,45 @@
           <w:sz w:val="16"/>
           <w:szCs w:val="16"/>
         </w:rPr>
-        <w:t xml:space="preserve">: </w:t>
-      </w:r>
-      <w:r>
-        <w:rPr>
-          <w:rFonts w:ascii="Times New Roman" w:hAnsi="Times New Roman" w:cs="Times New Roman"/>
-          <w:color w:val="auto"/>
-          <w:sz w:val="16"/>
-          <w:szCs w:val="16"/>
-        </w:rPr>
-        <w:t>LOO-CV-Based 3D RMSE Comparison for GRG Analysis Center</w:t>
+        <w:t>: LOO-CV-Based 3D RMSE Comparison for GRG Analysis Center</w:t>
       </w:r>
     </w:p>
-    <w:p/>
+    <w:p>
+      <w:pPr>
+        <w:rPr>
+          <w:b/>
+          <w:bCs/>
+        </w:rPr>
+      </w:pPr>
+      <w:r>
+        <w:t xml:space="preserve">The LOO-CV RMSE comparison (Figure 8) confirms the performance degradation at lower temporal resolution. Nevertheless, EKF and Lagrange remain the best-performing methods, followed by RF and KNN, while SVR and MLP exhibit the highest error </w:t>
+      </w:r>
+      <w:proofErr w:type="spellStart"/>
+      <w:proofErr w:type="gramStart"/>
+      <w:r>
+        <w:t>levels.</w:t>
+      </w:r>
+      <w:r>
+        <w:t>The</w:t>
+      </w:r>
+      <w:proofErr w:type="spellEnd"/>
+      <w:proofErr w:type="gramEnd"/>
+      <w:r>
+        <w:t xml:space="preserve"> one-day dataset with a </w:t>
+      </w:r>
+      <w:r>
+        <w:t>900 second</w:t>
+      </w:r>
+      <w:r>
+        <w:t xml:space="preserve"> sampling interval was generated by GRG and SHA. The estimation results for all satellites were evaluated using 3D position RMSE and are summarized in Table 3. It is observed that both analysis centers produce nearly identical results across all estimation algorithms. Compared to the </w:t>
+      </w:r>
+      <w:r>
+        <w:t>300 second</w:t>
+      </w:r>
+      <w:r>
+        <w:t xml:space="preserve"> dataset, a general increase in RMSE values is observed for all methods.</w:t>
+      </w:r>
+    </w:p>
     <w:p>
       <w:pPr>
         <w:pStyle w:val="Balk3"/>
@@ -12588,20 +11752,7 @@
         <w:rPr>
           <w:lang w:eastAsia="en-US"/>
         </w:rPr>
-        <w:t>The comparison across analysis centers is presented in Figure 9 based on EKF results. It is observed that CODE, GFZ, and JAXA yield nearly identical RMSE values, indicating consistent performance for the 300-second datasets. In contrast, GRG and SHA exhibit significantly higher RMSE values corresponding to the 900-second datasets.</w:t>
-      </w:r>
-    </w:p>
-    <w:p>
-      <w:pPr>
-        <w:rPr>
-          <w:lang w:eastAsia="en-US"/>
-        </w:rPr>
-      </w:pPr>
-      <w:r>
-        <w:rPr>
-          <w:lang w:eastAsia="en-US"/>
-        </w:rPr>
-        <w:t>These results indicate that estimation accuracy is primarily influenced by the temporal resolution of the datasets, while differences between analysis centers remain negligible when similar sampling intervals are used.</w:t>
+        <w:t>Comparison across analysis centers is presented in Figure 9 based on EKF results, as EKF provides a robust and representative estimation framework while closely following the reference performance achieved by Lagrange interpolation. It is observed that CODE, GFZ, and JAXA yield nearly identical RMSE values, indicating consistent performance for the 300 second datasets. In contrast, GRG and SHA exhibit significantly higher RMSE values corresponding to the 900 second datasets.</w:t>
       </w:r>
     </w:p>
     <w:p>
@@ -12730,9 +11881,8 @@
           <w:sz w:val="16"/>
           <w:szCs w:val="16"/>
         </w:rPr>
-        <w:t xml:space="preserve">: EKF </w:t>
-      </w:r>
-      <w:proofErr w:type="spellStart"/>
+        <w:t xml:space="preserve">: </w:t>
+      </w:r>
       <w:r>
         <w:rPr>
           <w:rFonts w:ascii="Times New Roman" w:hAnsi="Times New Roman" w:cs="Times New Roman"/>
@@ -12740,133 +11890,58 @@
           <w:sz w:val="16"/>
           <w:szCs w:val="16"/>
         </w:rPr>
-        <w:t>analzi</w:t>
+        <w:t>LOO-CV-Based Performance Comparison of Analysis Centers Using EKF</w:t>
+      </w:r>
+    </w:p>
+    <w:p>
+      <w:pPr>
+        <w:pStyle w:val="Balk3"/>
+      </w:pPr>
+      <w:r>
+        <w:t xml:space="preserve">RTKLIB PPP </w:t>
+      </w:r>
+      <w:proofErr w:type="spellStart"/>
+      <w:r>
+        <w:t>Process</w:t>
       </w:r>
       <w:proofErr w:type="spellEnd"/>
       <w:r>
-        <w:rPr>
-          <w:rFonts w:ascii="Times New Roman" w:hAnsi="Times New Roman" w:cs="Times New Roman"/>
-          <w:color w:val="auto"/>
-          <w:sz w:val="16"/>
-          <w:szCs w:val="16"/>
-        </w:rPr>
-        <w:t xml:space="preserve"> </w:t>
-      </w:r>
-      <w:proofErr w:type="spellStart"/>
-      <w:r>
-        <w:rPr>
-          <w:rFonts w:ascii="Times New Roman" w:hAnsi="Times New Roman" w:cs="Times New Roman"/>
-          <w:color w:val="auto"/>
-          <w:sz w:val="16"/>
-          <w:szCs w:val="16"/>
-        </w:rPr>
-        <w:t>merkezlerine</w:t>
-      </w:r>
-      <w:proofErr w:type="spellEnd"/>
-      <w:r>
-        <w:rPr>
-          <w:rFonts w:ascii="Times New Roman" w:hAnsi="Times New Roman" w:cs="Times New Roman"/>
-          <w:color w:val="auto"/>
-          <w:sz w:val="16"/>
-          <w:szCs w:val="16"/>
-        </w:rPr>
-        <w:t xml:space="preserve"> </w:t>
-      </w:r>
-      <w:proofErr w:type="spellStart"/>
-      <w:r>
-        <w:rPr>
-          <w:rFonts w:ascii="Times New Roman" w:hAnsi="Times New Roman" w:cs="Times New Roman"/>
-          <w:color w:val="auto"/>
-          <w:sz w:val="16"/>
-          <w:szCs w:val="16"/>
-        </w:rPr>
-        <w:t>göre</w:t>
-      </w:r>
-      <w:proofErr w:type="spellEnd"/>
-      <w:r>
-        <w:rPr>
-          <w:rFonts w:ascii="Times New Roman" w:hAnsi="Times New Roman" w:cs="Times New Roman"/>
-          <w:color w:val="auto"/>
-          <w:sz w:val="16"/>
-          <w:szCs w:val="16"/>
-        </w:rPr>
-        <w:t xml:space="preserve"> LOO-CV </w:t>
-      </w:r>
-      <w:proofErr w:type="spellStart"/>
-      <w:r>
-        <w:rPr>
-          <w:rFonts w:ascii="Times New Roman" w:hAnsi="Times New Roman" w:cs="Times New Roman"/>
-          <w:color w:val="auto"/>
-          <w:sz w:val="16"/>
-          <w:szCs w:val="16"/>
-        </w:rPr>
-        <w:t>üzerinden</w:t>
-      </w:r>
-      <w:proofErr w:type="spellEnd"/>
-      <w:r>
-        <w:rPr>
-          <w:rFonts w:ascii="Times New Roman" w:hAnsi="Times New Roman" w:cs="Times New Roman"/>
-          <w:color w:val="auto"/>
-          <w:sz w:val="16"/>
-          <w:szCs w:val="16"/>
-        </w:rPr>
-        <w:t xml:space="preserve"> </w:t>
-      </w:r>
-      <w:proofErr w:type="spellStart"/>
-      <w:r>
-        <w:rPr>
-          <w:rFonts w:ascii="Times New Roman" w:hAnsi="Times New Roman" w:cs="Times New Roman"/>
-          <w:color w:val="auto"/>
-          <w:sz w:val="16"/>
-          <w:szCs w:val="16"/>
-        </w:rPr>
-        <w:t>karşılaştırma</w:t>
-      </w:r>
-      <w:proofErr w:type="spellEnd"/>
-      <w:r>
-        <w:rPr>
-          <w:rFonts w:ascii="Times New Roman" w:hAnsi="Times New Roman" w:cs="Times New Roman"/>
-          <w:color w:val="auto"/>
-          <w:sz w:val="16"/>
-          <w:szCs w:val="16"/>
-        </w:rPr>
-        <w:t xml:space="preserve"> </w:t>
-      </w:r>
-      <w:proofErr w:type="spellStart"/>
-      <w:r>
-        <w:rPr>
-          <w:rFonts w:ascii="Times New Roman" w:hAnsi="Times New Roman" w:cs="Times New Roman"/>
-          <w:color w:val="auto"/>
-          <w:sz w:val="16"/>
-          <w:szCs w:val="16"/>
-        </w:rPr>
-        <w:t>performansı</w:t>
-      </w:r>
-      <w:proofErr w:type="spellEnd"/>
+        <w:t xml:space="preserve"> Solution</w:t>
+      </w:r>
     </w:p>
-    <w:p/>
+    <w:p>
+      <w:pPr>
+        <w:rPr>
+          <w:lang w:val="tr-TR"/>
+        </w:rPr>
+      </w:pPr>
+      <w:r>
+        <w:t>The 1-second SP3 orbit products generated using EKF were utilized within the RTKLIB PPP processing to evaluate their impact on positioning performance. The analysis was conducted using the known coordinates of the ANKR station, and positioning accuracy was assessed through coordinate residuals with respect to the reference coordinates.</w:t>
+      </w:r>
+    </w:p>
     <w:p>
       <w:pPr>
         <w:pStyle w:val="Balk2"/>
         <w:rPr>
           <w:b w:val="0"/>
           <w:bCs/>
-          <w:lang w:val="en-US"/>
         </w:rPr>
       </w:pPr>
+      <w:proofErr w:type="spellStart"/>
       <w:r>
         <w:rPr>
           <w:b w:val="0"/>
           <w:bCs/>
-          <w:lang w:val="en-US"/>
         </w:rPr>
         <w:t>Conclusion</w:t>
       </w:r>
+      <w:proofErr w:type="spellEnd"/>
     </w:p>
     <w:p>
       <w:pPr>
         <w:rPr>
           <w:bCs/>
+          <w:lang w:val="tr-TR"/>
         </w:rPr>
       </w:pPr>
     </w:p>
@@ -12874,6 +11949,7 @@
       <w:pPr>
         <w:rPr>
           <w:bCs/>
+          <w:lang w:val="tr-TR"/>
         </w:rPr>
       </w:pPr>
     </w:p>
@@ -12885,12 +11961,15 @@
         <w:spacing w:before="2160"/>
         <w:rPr>
           <w:bCs/>
+          <w:lang w:val="tr-TR"/>
         </w:rPr>
       </w:pPr>
       <w:r>
         <w:rPr>
           <w:bCs/>
-        </w:rPr>
+          <w:lang w:val="tr-TR"/>
+        </w:rPr>
+        <w:lastRenderedPageBreak/>
         <w:t xml:space="preserve"> </w:t>
       </w:r>
     </w:p>
@@ -12901,17 +11980,19 @@
         <w:rPr>
           <w:b w:val="0"/>
           <w:bCs/>
-          <w:lang w:val="en-US"/>
+          <w:lang w:val="fr-FR"/>
         </w:rPr>
       </w:pPr>
+      <w:proofErr w:type="spellStart"/>
       <w:r>
         <w:rPr>
           <w:b w:val="0"/>
           <w:bCs/>
-          <w:lang w:val="en-US"/>
+          <w:lang w:val="fr-FR"/>
         </w:rPr>
         <w:t>References</w:t>
       </w:r>
+      <w:proofErr w:type="spellEnd"/>
     </w:p>
     <w:p>
       <w:pPr>
@@ -12920,17 +12001,22 @@
         <w:jc w:val="both"/>
         <w:rPr>
           <w:bCs/>
-          <w:lang w:val="en-US"/>
         </w:rPr>
       </w:pPr>
       <w:bookmarkStart w:id="3" w:name="a78712485ed5f0813d3caba14f8273a3"/>
       <w:r>
         <w:rPr>
           <w:bCs/>
-          <w:lang w:val="en-US"/>
-        </w:rPr>
-        <w:lastRenderedPageBreak/>
-        <w:t>Albuquerque, P. K. de, Kuroswiski, A. R., Wu, A. S., Santos, W. G. dos, &amp; Costa, P. (2025). Orbit Determination through Cosmic Microwave Background Radiation. </w:t>
+          <w:lang w:val="fr-FR"/>
+        </w:rPr>
+        <w:t xml:space="preserve">Albuquerque, P. K. de, Kuroswiski, A. R., Wu, A. S., Santos, W. G. dos, &amp; Costa, P. (2025). </w:t>
+      </w:r>
+      <w:r>
+        <w:rPr>
+          <w:bCs/>
+          <w:lang w:val="en-US"/>
+        </w:rPr>
+        <w:t>Orbit Determination through Cosmic Microwave Background Radiation. </w:t>
       </w:r>
       <w:proofErr w:type="spellStart"/>
       <w:r>
@@ -12964,7 +12050,6 @@
           <w:rPr>
             <w:rStyle w:val="Kpr"/>
             <w:bCs/>
-            <w:lang w:val="en-US"/>
           </w:rPr>
           <w:t>https://doi.org/10.48550/arxiv.2504.02196</w:t>
         </w:r>
@@ -12977,203 +12062,57 @@
         <w:jc w:val="both"/>
         <w:rPr>
           <w:bCs/>
-          <w:lang w:val="en-US"/>
         </w:rPr>
       </w:pPr>
       <w:r>
         <w:rPr>
           <w:bCs/>
-          <w:lang w:val="en-US"/>
-        </w:rPr>
-        <w:t xml:space="preserve">Alkan, R. M., &amp; Kalkan, Y. (2011). Hassas </w:t>
-      </w:r>
-      <w:proofErr w:type="spellStart"/>
-      <w:r>
-        <w:rPr>
-          <w:bCs/>
-          <w:lang w:val="en-US"/>
-        </w:rPr>
-        <w:t>Nokta</w:t>
-      </w:r>
-      <w:proofErr w:type="spellEnd"/>
-      <w:r>
-        <w:rPr>
-          <w:bCs/>
-          <w:lang w:val="en-US"/>
-        </w:rPr>
-        <w:t xml:space="preserve"> </w:t>
-      </w:r>
-      <w:proofErr w:type="spellStart"/>
-      <w:r>
-        <w:rPr>
-          <w:bCs/>
-          <w:lang w:val="en-US"/>
-        </w:rPr>
-        <w:t>Konumlama</w:t>
-      </w:r>
-      <w:proofErr w:type="spellEnd"/>
-      <w:r>
-        <w:rPr>
-          <w:bCs/>
-          <w:lang w:val="en-US"/>
-        </w:rPr>
-        <w:t xml:space="preserve"> </w:t>
-      </w:r>
-      <w:proofErr w:type="spellStart"/>
-      <w:r>
-        <w:rPr>
-          <w:bCs/>
-          <w:lang w:val="en-US"/>
-        </w:rPr>
-        <w:t>Tekniğinin</w:t>
-      </w:r>
-      <w:proofErr w:type="spellEnd"/>
-      <w:r>
-        <w:rPr>
-          <w:bCs/>
-          <w:lang w:val="en-US"/>
-        </w:rPr>
-        <w:t xml:space="preserve"> </w:t>
-      </w:r>
-      <w:proofErr w:type="spellStart"/>
-      <w:r>
-        <w:rPr>
-          <w:bCs/>
-          <w:lang w:val="en-US"/>
-        </w:rPr>
-        <w:t>Hidrografik</w:t>
-      </w:r>
-      <w:proofErr w:type="spellEnd"/>
-      <w:r>
-        <w:rPr>
-          <w:bCs/>
-          <w:lang w:val="en-US"/>
-        </w:rPr>
-        <w:t xml:space="preserve"> </w:t>
-      </w:r>
-      <w:proofErr w:type="spellStart"/>
-      <w:r>
-        <w:rPr>
-          <w:bCs/>
-          <w:lang w:val="en-US"/>
-        </w:rPr>
-        <w:t>Ölçmelerde</w:t>
-      </w:r>
-      <w:proofErr w:type="spellEnd"/>
-      <w:r>
-        <w:rPr>
-          <w:bCs/>
-          <w:lang w:val="en-US"/>
-        </w:rPr>
-        <w:t xml:space="preserve"> </w:t>
-      </w:r>
-      <w:proofErr w:type="spellStart"/>
-      <w:r>
-        <w:rPr>
-          <w:bCs/>
-          <w:lang w:val="en-US"/>
-        </w:rPr>
-        <w:t>Kullanılabilirliği</w:t>
-      </w:r>
-      <w:proofErr w:type="spellEnd"/>
-      <w:r>
-        <w:rPr>
-          <w:bCs/>
-          <w:lang w:val="en-US"/>
-        </w:rPr>
-        <w:t>. </w:t>
-      </w:r>
-      <w:proofErr w:type="spellStart"/>
+        </w:rPr>
+        <w:t>Alkan, R. M., &amp; Kalkan, Y. (2011). Hassas Nokta Konumlama Tekniğinin Hidrografik Ölçmelerde Kullanılabilirliği. </w:t>
+      </w:r>
       <w:r>
         <w:rPr>
           <w:bCs/>
           <w:i/>
           <w:iCs/>
-          <w:lang w:val="en-US"/>
-        </w:rPr>
-        <w:t>Jeodezi</w:t>
-      </w:r>
-      <w:proofErr w:type="spellEnd"/>
+        </w:rPr>
+        <w:t xml:space="preserve">Jeodezi ve </w:t>
+      </w:r>
+      <w:proofErr w:type="spellStart"/>
       <w:r>
         <w:rPr>
           <w:bCs/>
           <w:i/>
           <w:iCs/>
-          <w:lang w:val="en-US"/>
-        </w:rPr>
-        <w:t xml:space="preserve"> </w:t>
-      </w:r>
-      <w:proofErr w:type="spellStart"/>
+        </w:rPr>
+        <w:t>Jeoinformasyon</w:t>
+      </w:r>
+      <w:proofErr w:type="spellEnd"/>
       <w:r>
         <w:rPr>
           <w:bCs/>
           <w:i/>
           <w:iCs/>
-          <w:lang w:val="en-US"/>
-        </w:rPr>
-        <w:t>ve</w:t>
-      </w:r>
-      <w:proofErr w:type="spellEnd"/>
+        </w:rPr>
+        <w:t xml:space="preserve"> Dergisi</w:t>
+      </w:r>
+      <w:r>
+        <w:rPr>
+          <w:bCs/>
+        </w:rPr>
+        <w:t>, </w:t>
+      </w:r>
       <w:r>
         <w:rPr>
           <w:bCs/>
           <w:i/>
           <w:iCs/>
-          <w:lang w:val="en-US"/>
-        </w:rPr>
-        <w:t xml:space="preserve"> </w:t>
-      </w:r>
-      <w:proofErr w:type="spellStart"/>
-      <w:r>
-        <w:rPr>
-          <w:bCs/>
-          <w:i/>
-          <w:iCs/>
-          <w:lang w:val="en-US"/>
-        </w:rPr>
-        <w:t>Jeoinformasyon</w:t>
-      </w:r>
-      <w:proofErr w:type="spellEnd"/>
-      <w:r>
-        <w:rPr>
-          <w:bCs/>
-          <w:i/>
-          <w:iCs/>
-          <w:lang w:val="en-US"/>
-        </w:rPr>
-        <w:t xml:space="preserve"> </w:t>
-      </w:r>
-      <w:proofErr w:type="spellStart"/>
-      <w:r>
-        <w:rPr>
-          <w:bCs/>
-          <w:i/>
-          <w:iCs/>
-          <w:lang w:val="en-US"/>
-        </w:rPr>
-        <w:t>Dergisi</w:t>
-      </w:r>
-      <w:proofErr w:type="spellEnd"/>
-      <w:r>
-        <w:rPr>
-          <w:bCs/>
-          <w:lang w:val="en-US"/>
-        </w:rPr>
-        <w:t>, </w:t>
-      </w:r>
-      <w:r>
-        <w:rPr>
-          <w:bCs/>
-          <w:i/>
-          <w:iCs/>
-          <w:lang w:val="en-US"/>
         </w:rPr>
         <w:t>104.2</w:t>
       </w:r>
       <w:r>
         <w:rPr>
           <w:bCs/>
-          <w:lang w:val="en-US"/>
         </w:rPr>
         <w:t>, 100-106. </w:t>
       </w:r>
@@ -13182,7 +12121,6 @@
           <w:rPr>
             <w:rStyle w:val="Kpr"/>
             <w:bCs/>
-            <w:lang w:val="en-US"/>
           </w:rPr>
           <w:t>https://izlik.org/JA77GC34CM</w:t>
         </w:r>
@@ -13190,7 +12128,6 @@
       <w:r>
         <w:rPr>
           <w:bCs/>
-          <w:lang w:val="en-US"/>
         </w:rPr>
         <w:t xml:space="preserve">  </w:t>
       </w:r>
@@ -13210,7 +12147,6 @@
       <w:r>
         <w:rPr>
           <w:bCs/>
-          <w:lang w:val="en-US"/>
         </w:rPr>
         <w:t xml:space="preserve">Aziz, K. M. A., &amp; </w:t>
       </w:r>
@@ -13218,7 +12154,6 @@
       <w:r>
         <w:rPr>
           <w:bCs/>
-          <w:lang w:val="en-US"/>
         </w:rPr>
         <w:t>Elsonbaty</w:t>
       </w:r>
@@ -13226,9 +12161,15 @@
       <w:r>
         <w:rPr>
           <w:bCs/>
-          <w:lang w:val="en-US"/>
-        </w:rPr>
-        <w:t xml:space="preserve">, L. (2021). EFFECT OF USING DIFFERENT SATELLITE EPHEMERIDES ON GPS PPP AND POST PROCESSING TECHNIQUES. </w:t>
+        </w:rPr>
+        <w:t xml:space="preserve">, L. (2021). </w:t>
+      </w:r>
+      <w:r>
+        <w:rPr>
+          <w:bCs/>
+          <w:lang w:val="en-US"/>
+        </w:rPr>
+        <w:t xml:space="preserve">EFFECT OF USING DIFFERENT SATELLITE EPHEMERIDES ON GPS PPP AND POST PROCESSING TECHNIQUES. </w:t>
       </w:r>
       <w:r>
         <w:rPr>
@@ -13281,7 +12222,7 @@
         <w:jc w:val="both"/>
         <w:rPr>
           <w:bCs/>
-          <w:lang w:val="en-US"/>
+          <w:lang w:val="de-DE"/>
         </w:rPr>
       </w:pPr>
       <w:r>
@@ -13436,107 +12377,95 @@
         </w:rPr>
         <w:t>. </w:t>
       </w:r>
-      <w:proofErr w:type="spellStart"/>
       <w:r>
         <w:rPr>
           <w:bCs/>
           <w:i/>
           <w:iCs/>
           <w:color w:val="212529"/>
-          <w:lang w:val="en-US"/>
-        </w:rPr>
-        <w:t>Jeodezi</w:t>
-      </w:r>
-      <w:proofErr w:type="spellEnd"/>
+          <w:lang w:val="de-DE"/>
+        </w:rPr>
+        <w:t xml:space="preserve">Jeodezi </w:t>
+      </w:r>
+      <w:proofErr w:type="spellStart"/>
       <w:r>
         <w:rPr>
           <w:bCs/>
           <w:i/>
           <w:iCs/>
           <w:color w:val="212529"/>
-          <w:lang w:val="en-US"/>
-        </w:rPr>
-        <w:t xml:space="preserve"> </w:t>
-      </w:r>
-      <w:proofErr w:type="spellStart"/>
+          <w:lang w:val="de-DE"/>
+        </w:rPr>
+        <w:t>ve</w:t>
+      </w:r>
+      <w:proofErr w:type="spellEnd"/>
       <w:r>
         <w:rPr>
           <w:bCs/>
           <w:i/>
           <w:iCs/>
           <w:color w:val="212529"/>
-          <w:lang w:val="en-US"/>
-        </w:rPr>
-        <w:t>ve</w:t>
-      </w:r>
-      <w:proofErr w:type="spellEnd"/>
+          <w:lang w:val="de-DE"/>
+        </w:rPr>
+        <w:t xml:space="preserve"> </w:t>
+      </w:r>
+      <w:proofErr w:type="spellStart"/>
       <w:r>
         <w:rPr>
           <w:bCs/>
           <w:i/>
           <w:iCs/>
           <w:color w:val="212529"/>
-          <w:lang w:val="en-US"/>
-        </w:rPr>
-        <w:t xml:space="preserve"> </w:t>
-      </w:r>
-      <w:proofErr w:type="spellStart"/>
+          <w:lang w:val="de-DE"/>
+        </w:rPr>
+        <w:t>Jeoinformasyon</w:t>
+      </w:r>
+      <w:proofErr w:type="spellEnd"/>
       <w:r>
         <w:rPr>
           <w:bCs/>
           <w:i/>
           <w:iCs/>
           <w:color w:val="212529"/>
-          <w:lang w:val="en-US"/>
-        </w:rPr>
-        <w:t>Jeoinformasyon</w:t>
-      </w:r>
-      <w:proofErr w:type="spellEnd"/>
+          <w:lang w:val="de-DE"/>
+        </w:rPr>
+        <w:t xml:space="preserve"> </w:t>
+      </w:r>
+      <w:proofErr w:type="spellStart"/>
       <w:r>
         <w:rPr>
           <w:bCs/>
           <w:i/>
           <w:iCs/>
           <w:color w:val="212529"/>
-          <w:lang w:val="en-US"/>
-        </w:rPr>
-        <w:t xml:space="preserve"> </w:t>
-      </w:r>
-      <w:proofErr w:type="spellStart"/>
+          <w:lang w:val="de-DE"/>
+        </w:rPr>
+        <w:t>Dergisi</w:t>
+      </w:r>
+      <w:proofErr w:type="spellEnd"/>
+      <w:r>
+        <w:rPr>
+          <w:bCs/>
+          <w:color w:val="212529"/>
+          <w:lang w:val="de-DE"/>
+        </w:rPr>
+        <w:t>, </w:t>
+      </w:r>
       <w:r>
         <w:rPr>
           <w:bCs/>
           <w:i/>
           <w:iCs/>
           <w:color w:val="212529"/>
-          <w:lang w:val="en-US"/>
-        </w:rPr>
-        <w:t>Dergisi</w:t>
-      </w:r>
-      <w:proofErr w:type="spellEnd"/>
+          <w:lang w:val="de-DE"/>
+        </w:rPr>
+        <w:t>10</w:t>
+      </w:r>
       <w:r>
         <w:rPr>
           <w:bCs/>
           <w:color w:val="212529"/>
-          <w:lang w:val="en-US"/>
-        </w:rPr>
-        <w:t>, </w:t>
-      </w:r>
-      <w:r>
-        <w:rPr>
-          <w:bCs/>
-          <w:i/>
-          <w:iCs/>
-          <w:color w:val="212529"/>
-          <w:lang w:val="en-US"/>
-        </w:rPr>
-        <w:t>10</w:t>
-      </w:r>
-      <w:r>
-        <w:rPr>
-          <w:bCs/>
-          <w:color w:val="212529"/>
-          <w:lang w:val="en-US"/>
+          <w:lang w:val="de-DE"/>
         </w:rPr>
         <w:t>(1), 30-44. </w:t>
       </w:r>
@@ -13546,7 +12475,7 @@
             <w:rStyle w:val="Kpr"/>
             <w:bCs/>
             <w:color w:val="0B58A2"/>
-            <w:lang w:val="en-US"/>
+            <w:lang w:val="de-DE"/>
           </w:rPr>
           <w:t>https://doi.org/10.9733/JGG.2023R0003.T</w:t>
         </w:r>
@@ -13566,7 +12495,7 @@
       <w:r>
         <w:rPr>
           <w:bCs/>
-          <w:lang w:val="en-US"/>
+          <w:lang w:val="de-DE"/>
         </w:rPr>
         <w:t xml:space="preserve">Carlin, L., Hauschild, A., &amp; </w:t>
       </w:r>
@@ -13574,7 +12503,7 @@
       <w:r>
         <w:rPr>
           <w:bCs/>
-          <w:lang w:val="en-US"/>
+          <w:lang w:val="de-DE"/>
         </w:rPr>
         <w:t>Montenbruck</w:t>
       </w:r>
@@ -13582,9 +12511,16 @@
       <w:r>
         <w:rPr>
           <w:bCs/>
-          <w:lang w:val="en-US"/>
-        </w:rPr>
-        <w:t xml:space="preserve">, O. (2021). Precise point positioning with GPS and Galileo broadcast ephemerides. </w:t>
+          <w:lang w:val="de-DE"/>
+        </w:rPr>
+        <w:t xml:space="preserve">, O. (2021). </w:t>
+      </w:r>
+      <w:r>
+        <w:rPr>
+          <w:bCs/>
+          <w:lang w:val="en-US"/>
+        </w:rPr>
+        <w:t xml:space="preserve">Precise point positioning with GPS and Galileo broadcast ephemerides. </w:t>
       </w:r>
       <w:r>
         <w:rPr>
@@ -14043,20 +12979,13 @@
         </w:rPr>
       </w:pPr>
       <w:bookmarkStart w:id="9" w:name="62626547c5f82221380c16d0f8541cfb"/>
-      <w:r>
-        <w:rPr>
-          <w:bCs/>
-          <w:lang w:val="en-US"/>
-        </w:rPr>
-        <w:t xml:space="preserve">Hastie, T., </w:t>
-      </w:r>
       <w:proofErr w:type="spellStart"/>
       <w:r>
         <w:rPr>
           <w:bCs/>
           <w:lang w:val="en-US"/>
         </w:rPr>
-        <w:t>Tibshirani</w:t>
+        <w:t>Hankansurijat</w:t>
       </w:r>
       <w:proofErr w:type="spellEnd"/>
       <w:r>
@@ -14064,7 +12993,7 @@
           <w:bCs/>
           <w:lang w:val="en-US"/>
         </w:rPr>
-        <w:t>, R., &amp; Friedman, J. H. (2009). The Elements of Statistical Learning. In </w:t>
+        <w:t xml:space="preserve">, C., &amp; Andrei, C.-O. (2018). Atmospheric Water Estimation Using GNSS Precise Point Positioning Method. </w:t>
       </w:r>
       <w:r>
         <w:rPr>
@@ -14073,67 +13002,14 @@
           <w:iCs/>
           <w:lang w:val="en-US"/>
         </w:rPr>
-        <w:t>Springer series in statistics</w:t>
-      </w:r>
-      <w:r>
-        <w:rPr>
-          <w:bCs/>
-          <w:lang w:val="en-US"/>
-        </w:rPr>
-        <w:t xml:space="preserve">. Springer </w:t>
-      </w:r>
-      <w:proofErr w:type="spellStart"/>
-      <w:r>
-        <w:rPr>
-          <w:bCs/>
-          <w:lang w:val="en-US"/>
-        </w:rPr>
-        <w:t>Science+Business</w:t>
-      </w:r>
-      <w:proofErr w:type="spellEnd"/>
-      <w:r>
-        <w:rPr>
-          <w:bCs/>
-          <w:lang w:val="en-US"/>
-        </w:rPr>
-        <w:t xml:space="preserve"> Media. </w:t>
-      </w:r>
-      <w:hyperlink r:id="rId26" w:tgtFrame="_blank" w:history="1">
-        <w:r>
-          <w:rPr>
-            <w:rStyle w:val="Kpr"/>
-            <w:bCs/>
-            <w:lang w:val="en-US"/>
-          </w:rPr>
-          <w:t>https://doi.org/10.1007/978-0-387-84858-7</w:t>
-        </w:r>
-      </w:hyperlink>
-    </w:p>
-    <w:p>
-      <w:pPr>
-        <w:pStyle w:val="JenniRefBody"/>
-        <w:ind w:left="720" w:hanging="720"/>
-        <w:jc w:val="both"/>
-        <w:rPr>
-          <w:bCs/>
-          <w:lang w:val="en-US"/>
-        </w:rPr>
-      </w:pPr>
-      <w:proofErr w:type="spellStart"/>
-      <w:r>
-        <w:rPr>
-          <w:bCs/>
-          <w:lang w:val="en-US"/>
-        </w:rPr>
-        <w:t>Hankansurijat</w:t>
-      </w:r>
-      <w:proofErr w:type="spellEnd"/>
-      <w:r>
-        <w:rPr>
-          <w:bCs/>
-          <w:lang w:val="en-US"/>
-        </w:rPr>
-        <w:t xml:space="preserve">, C., &amp; Andrei, C.-O. (2018). Atmospheric Water Estimation Using GNSS Precise Point Positioning Method. </w:t>
+        <w:t>Engineering Journal</w:t>
+      </w:r>
+      <w:r>
+        <w:rPr>
+          <w:bCs/>
+          <w:lang w:val="en-US"/>
+        </w:rPr>
+        <w:t xml:space="preserve">, </w:t>
       </w:r>
       <w:r>
         <w:rPr>
@@ -14142,22 +13018,6 @@
           <w:iCs/>
           <w:lang w:val="en-US"/>
         </w:rPr>
-        <w:t>Engineering Journal</w:t>
-      </w:r>
-      <w:r>
-        <w:rPr>
-          <w:bCs/>
-          <w:lang w:val="en-US"/>
-        </w:rPr>
-        <w:t xml:space="preserve">, </w:t>
-      </w:r>
-      <w:r>
-        <w:rPr>
-          <w:bCs/>
-          <w:i/>
-          <w:iCs/>
-          <w:lang w:val="en-US"/>
-        </w:rPr>
         <w:t>22</w:t>
       </w:r>
       <w:r>
@@ -14167,7 +13027,7 @@
         </w:rPr>
         <w:t xml:space="preserve">(6), 37. </w:t>
       </w:r>
-      <w:hyperlink r:id="rId27" w:history="1">
+      <w:hyperlink r:id="rId26" w:history="1">
         <w:r>
           <w:rPr>
             <w:rStyle w:val="Kpr"/>
@@ -14212,7 +13072,7 @@
         </w:rPr>
         <w:t xml:space="preserve">, 819. </w:t>
       </w:r>
-      <w:hyperlink r:id="rId28" w:history="1">
+      <w:hyperlink r:id="rId27" w:history="1">
         <w:r>
           <w:rPr>
             <w:rStyle w:val="Kpr"/>
@@ -14273,7 +13133,7 @@
         </w:rPr>
         <w:t>(18), 11517. </w:t>
       </w:r>
-      <w:hyperlink r:id="rId29" w:tgtFrame="_blank" w:history="1">
+      <w:hyperlink r:id="rId28" w:tgtFrame="_blank" w:history="1">
         <w:r>
           <w:rPr>
             <w:rStyle w:val="Kpr"/>
@@ -14337,7 +13197,7 @@
         </w:rPr>
         <w:t xml:space="preserve"> 18, 139 (2025). </w:t>
       </w:r>
-      <w:hyperlink r:id="rId30" w:history="1">
+      <w:hyperlink r:id="rId29" w:history="1">
         <w:r>
           <w:rPr>
             <w:rStyle w:val="Kpr"/>
@@ -14413,7 +13273,7 @@
         </w:rPr>
         <w:t xml:space="preserve">, 55(1), 235–240. </w:t>
       </w:r>
-      <w:hyperlink r:id="rId31" w:history="1">
+      <w:hyperlink r:id="rId30" w:history="1">
         <w:r>
           <w:rPr>
             <w:rStyle w:val="Kpr"/>
@@ -14439,6 +13299,7 @@
           <w:bCs/>
           <w:lang w:val="en-US"/>
         </w:rPr>
+        <w:lastRenderedPageBreak/>
         <w:t>Khorana, R. (2023). Low-Earth Satellite Orbit Determination Using Deep Convolutional Networks with Satellite Imagery. </w:t>
       </w:r>
       <w:proofErr w:type="spellStart"/>
@@ -14468,7 +13329,7 @@
         </w:rPr>
         <w:t>. </w:t>
       </w:r>
-      <w:hyperlink r:id="rId32" w:tgtFrame="_blank" w:history="1">
+      <w:hyperlink r:id="rId31" w:tgtFrame="_blank" w:history="1">
         <w:r>
           <w:rPr>
             <w:rStyle w:val="Kpr"/>
@@ -14495,7 +13356,6 @@
           <w:bCs/>
           <w:lang w:val="en-US"/>
         </w:rPr>
-        <w:lastRenderedPageBreak/>
         <w:t xml:space="preserve">Lou, Y., Dai, X., Gong, X., Li, C., Qing, Y., Liu, Y., Peng, Y., &amp; Gu, S. (2022). A review of real-time </w:t>
       </w:r>
       <w:r>
@@ -14614,7 +13474,7 @@
         </w:rPr>
         <w:t xml:space="preserve">(1). Springer Nature. </w:t>
       </w:r>
-      <w:hyperlink r:id="rId33" w:history="1">
+      <w:hyperlink r:id="rId32" w:history="1">
         <w:r>
           <w:rPr>
             <w:rStyle w:val="Kpr"/>
@@ -14632,7 +13492,7 @@
         <w:jc w:val="both"/>
         <w:rPr>
           <w:bCs/>
-          <w:lang w:val="en-US"/>
+          <w:lang w:val="fr-FR"/>
         </w:rPr>
       </w:pPr>
       <w:bookmarkStart w:id="12" w:name="516191d679a946f4949991fac3828854"/>
@@ -14644,55 +13504,66 @@
         </w:rPr>
         <w:t xml:space="preserve">Marques, H. A., Monico, J. F. G., Shimabukuro, M. H., Oyama, R. T., &amp; Wentz, J. P. (2014). PPP EM TEMPO REAL: FUNDAMENTOS, IMPLEMENTAÇÃO COMPUTACIONAL E ANÁLISES DE RESULTADOS NO MODO ESTÁTICO E CINEMÁTICO. </w:t>
       </w:r>
+      <w:proofErr w:type="spellStart"/>
       <w:r>
         <w:rPr>
           <w:bCs/>
           <w:i/>
           <w:iCs/>
-          <w:lang w:val="en-US"/>
-        </w:rPr>
-        <w:t xml:space="preserve">Revista Brasileira de </w:t>
-      </w:r>
-      <w:proofErr w:type="spellStart"/>
+          <w:lang w:val="fr-FR"/>
+        </w:rPr>
+        <w:t>Revista</w:t>
+      </w:r>
+      <w:proofErr w:type="spellEnd"/>
       <w:r>
         <w:rPr>
           <w:bCs/>
           <w:i/>
           <w:iCs/>
-          <w:lang w:val="en-US"/>
-        </w:rPr>
-        <w:t>Cartografia</w:t>
-      </w:r>
-      <w:proofErr w:type="spellEnd"/>
-      <w:r>
-        <w:rPr>
-          <w:bCs/>
-          <w:lang w:val="en-US"/>
-        </w:rPr>
-        <w:t xml:space="preserve">, </w:t>
-      </w:r>
+          <w:lang w:val="fr-FR"/>
+        </w:rPr>
+        <w:t xml:space="preserve"> Brasileira de </w:t>
+      </w:r>
+      <w:proofErr w:type="spellStart"/>
       <w:r>
         <w:rPr>
           <w:bCs/>
           <w:i/>
           <w:iCs/>
-          <w:lang w:val="en-US"/>
+          <w:lang w:val="fr-FR"/>
+        </w:rPr>
+        <w:t>Cartografia</w:t>
+      </w:r>
+      <w:proofErr w:type="spellEnd"/>
+      <w:r>
+        <w:rPr>
+          <w:bCs/>
+          <w:lang w:val="fr-FR"/>
+        </w:rPr>
+        <w:t xml:space="preserve">, </w:t>
+      </w:r>
+      <w:r>
+        <w:rPr>
+          <w:bCs/>
+          <w:i/>
+          <w:iCs/>
+          <w:lang w:val="fr-FR"/>
         </w:rPr>
         <w:t>66</w:t>
       </w:r>
       <w:r>
         <w:rPr>
           <w:bCs/>
-          <w:lang w:val="en-US"/>
+          <w:lang w:val="fr-FR"/>
         </w:rPr>
         <w:t xml:space="preserve">(6). </w:t>
       </w:r>
-      <w:hyperlink r:id="rId34" w:history="1">
+      <w:hyperlink r:id="rId33" w:history="1">
         <w:r>
           <w:rPr>
             <w:rStyle w:val="Kpr"/>
             <w:bCs/>
-            <w:lang w:val="en-US"/>
+            <w:lang w:val="fr-FR"/>
           </w:rPr>
           <w:t>https://doi.org/10.14393/rbcv66n6-44717</w:t>
         </w:r>
@@ -14712,15 +13583,31 @@
       <w:r>
         <w:rPr>
           <w:bCs/>
-          <w:lang w:val="en-US"/>
-        </w:rPr>
-        <w:t>Martín, Á., Julián, A. B. A., Dimas-Pages, A., &amp; Cos-</w:t>
+          <w:lang w:val="fr-FR"/>
+        </w:rPr>
+        <w:t xml:space="preserve">Martín, Á., </w:t>
       </w:r>
       <w:proofErr w:type="spellStart"/>
       <w:r>
         <w:rPr>
           <w:bCs/>
-          <w:lang w:val="en-US"/>
+          <w:lang w:val="fr-FR"/>
+        </w:rPr>
+        <w:t>Julián</w:t>
+      </w:r>
+      <w:proofErr w:type="spellEnd"/>
+      <w:r>
+        <w:rPr>
+          <w:bCs/>
+          <w:lang w:val="fr-FR"/>
+        </w:rPr>
+        <w:t>, A. B. A., Dimas-Pages, A., &amp; Cos-</w:t>
+      </w:r>
+      <w:proofErr w:type="spellStart"/>
+      <w:r>
+        <w:rPr>
+          <w:bCs/>
+          <w:lang w:val="fr-FR"/>
         </w:rPr>
         <w:t>Gayón</w:t>
       </w:r>
@@ -14728,9 +13615,16 @@
       <w:r>
         <w:rPr>
           <w:bCs/>
-          <w:lang w:val="en-US"/>
-        </w:rPr>
-        <w:t xml:space="preserve">, F. (2015). Validation of performance of real-time kinematic PPP. A possible tool for deformation monitoring. </w:t>
+          <w:lang w:val="fr-FR"/>
+        </w:rPr>
+        <w:t xml:space="preserve">, F. (2015). </w:t>
+      </w:r>
+      <w:r>
+        <w:rPr>
+          <w:bCs/>
+          <w:lang w:val="en-US"/>
+        </w:rPr>
+        <w:t xml:space="preserve">Validation of performance of real-time kinematic PPP. A possible tool for deformation monitoring. </w:t>
       </w:r>
       <w:r>
         <w:rPr>
@@ -14764,7 +13658,7 @@
         </w:rPr>
         <w:t xml:space="preserve">, 95. </w:t>
       </w:r>
-      <w:hyperlink r:id="rId35" w:history="1">
+      <w:hyperlink r:id="rId34" w:history="1">
         <w:r>
           <w:rPr>
             <w:rStyle w:val="Kpr"/>
@@ -14785,28 +13679,14 @@
           <w:lang w:val="en-US"/>
         </w:rPr>
       </w:pPr>
-      <w:r>
-        <w:rPr>
-          <w:bCs/>
-          <w:lang w:val="en-US"/>
-        </w:rPr>
-        <w:t xml:space="preserve">Miettinen, O. (2018). </w:t>
-      </w:r>
-      <w:proofErr w:type="spellStart"/>
-      <w:r>
-        <w:rPr>
-          <w:bCs/>
-          <w:lang w:val="en-US"/>
-        </w:rPr>
-        <w:t>Protostellar</w:t>
-      </w:r>
-      <w:proofErr w:type="spellEnd"/>
-      <w:r>
-        <w:rPr>
-          <w:bCs/>
-          <w:lang w:val="en-US"/>
-        </w:rPr>
-        <w:t xml:space="preserve"> classification using supervised machine learning algorithms. </w:t>
+      <w:bookmarkStart w:id="14" w:name="215299fb37f251b491937b486b685c82"/>
+      <w:bookmarkEnd w:id="13"/>
+      <w:r>
+        <w:rPr>
+          <w:bCs/>
+          <w:lang w:val="en-US"/>
+        </w:rPr>
+        <w:t xml:space="preserve">Mohanty, A., &amp; Gao, G. (2024). A survey of machine learning techniques for improving Global Navigation Satellite Systems. </w:t>
       </w:r>
       <w:r>
         <w:rPr>
@@ -14815,14 +13695,14 @@
           <w:iCs/>
           <w:lang w:val="en-US"/>
         </w:rPr>
-        <w:t>Astrophysics and Space Science</w:t>
-      </w:r>
-      <w:r>
-        <w:rPr>
-          <w:bCs/>
-          <w:lang w:val="en-US"/>
-        </w:rPr>
-        <w:t>, </w:t>
+        <w:t>EURASIP Journal on Advances in Signal Processing</w:t>
+      </w:r>
+      <w:r>
+        <w:rPr>
+          <w:bCs/>
+          <w:lang w:val="en-US"/>
+        </w:rPr>
+        <w:t xml:space="preserve">, </w:t>
       </w:r>
       <w:r>
         <w:rPr>
@@ -14831,68 +13711,6 @@
           <w:iCs/>
           <w:lang w:val="en-US"/>
         </w:rPr>
-        <w:t>363</w:t>
-      </w:r>
-      <w:r>
-        <w:rPr>
-          <w:bCs/>
-          <w:lang w:val="en-US"/>
-        </w:rPr>
-        <w:t>(9). </w:t>
-      </w:r>
-      <w:hyperlink r:id="rId36" w:tgtFrame="_blank" w:history="1">
-        <w:r>
-          <w:rPr>
-            <w:rStyle w:val="Kpr"/>
-            <w:bCs/>
-            <w:lang w:val="en-US"/>
-          </w:rPr>
-          <w:t>https://doi.org/10.1007/s10509-018-3418-7</w:t>
-        </w:r>
-      </w:hyperlink>
-    </w:p>
-    <w:p>
-      <w:pPr>
-        <w:pStyle w:val="JenniRefBody"/>
-        <w:ind w:left="720" w:hanging="720"/>
-        <w:jc w:val="both"/>
-        <w:rPr>
-          <w:bCs/>
-          <w:lang w:val="en-US"/>
-        </w:rPr>
-      </w:pPr>
-      <w:bookmarkStart w:id="14" w:name="215299fb37f251b491937b486b685c82"/>
-      <w:bookmarkEnd w:id="13"/>
-      <w:r>
-        <w:rPr>
-          <w:bCs/>
-          <w:lang w:val="en-US"/>
-        </w:rPr>
-        <w:t xml:space="preserve">Mohanty, A., &amp; Gao, G. (2024). A survey of machine learning techniques for improving Global Navigation Satellite Systems. </w:t>
-      </w:r>
-      <w:r>
-        <w:rPr>
-          <w:bCs/>
-          <w:i/>
-          <w:iCs/>
-          <w:lang w:val="en-US"/>
-        </w:rPr>
-        <w:t>EURASIP Journal on Advances in Signal Processing</w:t>
-      </w:r>
-      <w:r>
-        <w:rPr>
-          <w:bCs/>
-          <w:lang w:val="en-US"/>
-        </w:rPr>
-        <w:t xml:space="preserve">, </w:t>
-      </w:r>
-      <w:r>
-        <w:rPr>
-          <w:bCs/>
-          <w:i/>
-          <w:iCs/>
-          <w:lang w:val="en-US"/>
-        </w:rPr>
         <w:t>2024</w:t>
       </w:r>
       <w:r>
@@ -14902,7 +13720,7 @@
         </w:rPr>
         <w:t xml:space="preserve">(1). </w:t>
       </w:r>
-      <w:hyperlink r:id="rId37" w:history="1">
+      <w:hyperlink r:id="rId35" w:history="1">
         <w:r>
           <w:rPr>
             <w:rStyle w:val="Kpr"/>
@@ -14928,9 +13746,16 @@
       <w:r>
         <w:rPr>
           <w:bCs/>
-          <w:lang w:val="en-US"/>
-        </w:rPr>
-        <w:t xml:space="preserve">Naciri, N., Yi, D., Bisnath, S., Blas, F. J. de, &amp; Capua, R. (2023). Assessment of Galileo High Accuracy Service (HAS) test signals and preliminary positioning performance. </w:t>
+          <w:lang w:val="fr-FR"/>
+        </w:rPr>
+        <w:t xml:space="preserve">Naciri, N., Yi, D., Bisnath, S., Blas, F. J. de, &amp; Capua, R. (2023). </w:t>
+      </w:r>
+      <w:r>
+        <w:rPr>
+          <w:bCs/>
+          <w:lang w:val="en-US"/>
+        </w:rPr>
+        <w:t xml:space="preserve">Assessment of Galileo High Accuracy Service (HAS) test signals and preliminary positioning performance. </w:t>
       </w:r>
       <w:r>
         <w:rPr>
@@ -14964,7 +13789,7 @@
         </w:rPr>
         <w:t xml:space="preserve">(2). </w:t>
       </w:r>
-      <w:hyperlink r:id="rId38" w:history="1">
+      <w:hyperlink r:id="rId36" w:history="1">
         <w:r>
           <w:rPr>
             <w:rStyle w:val="Kpr"/>
@@ -15035,7 +13860,7 @@
         </w:rPr>
         <w:t xml:space="preserve">(1), 1. </w:t>
       </w:r>
-      <w:hyperlink r:id="rId39" w:history="1">
+      <w:hyperlink r:id="rId37" w:history="1">
         <w:r>
           <w:rPr>
             <w:rStyle w:val="Kpr"/>
@@ -15054,7 +13879,7 @@
         <w:jc w:val="both"/>
         <w:rPr>
           <w:bCs/>
-          <w:lang w:val="en-US"/>
+          <w:lang w:val="fr-FR"/>
         </w:rPr>
       </w:pPr>
       <w:proofErr w:type="spellStart"/>
@@ -15262,7 +14087,7 @@
           <w:i/>
           <w:iCs/>
           <w:color w:val="212529"/>
-          <w:lang w:val="en-US"/>
+          <w:lang w:val="fr-FR"/>
         </w:rPr>
         <w:t>Jeodezi</w:t>
       </w:r>
@@ -15273,7 +14098,7 @@
           <w:i/>
           <w:iCs/>
           <w:color w:val="212529"/>
-          <w:lang w:val="en-US"/>
+          <w:lang w:val="fr-FR"/>
         </w:rPr>
         <w:t xml:space="preserve"> </w:t>
       </w:r>
@@ -15284,7 +14109,7 @@
           <w:i/>
           <w:iCs/>
           <w:color w:val="212529"/>
-          <w:lang w:val="en-US"/>
+          <w:lang w:val="fr-FR"/>
         </w:rPr>
         <w:t>ve</w:t>
       </w:r>
@@ -15295,7 +14120,7 @@
           <w:i/>
           <w:iCs/>
           <w:color w:val="212529"/>
-          <w:lang w:val="en-US"/>
+          <w:lang w:val="fr-FR"/>
         </w:rPr>
         <w:t xml:space="preserve"> </w:t>
       </w:r>
@@ -15306,7 +14131,7 @@
           <w:i/>
           <w:iCs/>
           <w:color w:val="212529"/>
-          <w:lang w:val="en-US"/>
+          <w:lang w:val="fr-FR"/>
         </w:rPr>
         <w:t>Jeoinformasyon</w:t>
       </w:r>
@@ -15317,7 +14142,7 @@
           <w:i/>
           <w:iCs/>
           <w:color w:val="212529"/>
-          <w:lang w:val="en-US"/>
+          <w:lang w:val="fr-FR"/>
         </w:rPr>
         <w:t xml:space="preserve"> </w:t>
       </w:r>
@@ -15328,7 +14153,7 @@
           <w:i/>
           <w:iCs/>
           <w:color w:val="212529"/>
-          <w:lang w:val="en-US"/>
+          <w:lang w:val="fr-FR"/>
         </w:rPr>
         <w:t>Dergisi</w:t>
       </w:r>
@@ -15337,7 +14162,7 @@
         <w:rPr>
           <w:bCs/>
           <w:color w:val="212529"/>
-          <w:lang w:val="en-US"/>
+          <w:lang w:val="fr-FR"/>
         </w:rPr>
         <w:t>, </w:t>
       </w:r>
@@ -15347,7 +14172,7 @@
           <w:i/>
           <w:iCs/>
           <w:color w:val="212529"/>
-          <w:lang w:val="en-US"/>
+          <w:lang w:val="fr-FR"/>
         </w:rPr>
         <w:t>104.2</w:t>
       </w:r>
@@ -15355,17 +14180,17 @@
         <w:rPr>
           <w:bCs/>
           <w:color w:val="212529"/>
-          <w:lang w:val="en-US"/>
+          <w:lang w:val="fr-FR"/>
         </w:rPr>
         <w:t>, 123-133. </w:t>
       </w:r>
-      <w:hyperlink r:id="rId40" w:tgtFrame="_blank" w:history="1">
+      <w:hyperlink r:id="rId38" w:tgtFrame="_blank" w:history="1">
         <w:r>
           <w:rPr>
             <w:rStyle w:val="Kpr"/>
             <w:bCs/>
             <w:color w:val="0B58A2"/>
-            <w:lang w:val="en-US"/>
+            <w:lang w:val="fr-FR"/>
           </w:rPr>
           <w:t>https://izlik.org/JA26NY28UC</w:t>
         </w:r>
@@ -15378,59 +14203,46 @@
         <w:jc w:val="both"/>
         <w:rPr>
           <w:bCs/>
-          <w:lang w:val="en-US"/>
+          <w:lang w:val="fr-FR"/>
         </w:rPr>
       </w:pPr>
       <w:bookmarkStart w:id="17" w:name="04029847caa9f3eee7c9c37738a8c875"/>
       <w:r>
         <w:rPr>
           <w:bCs/>
-          <w:lang w:val="en-US"/>
-        </w:rPr>
-        <w:t xml:space="preserve">Oliveira, P. S. de. (2017). Definition and implementation of a new service for precise GNSS positioning. </w:t>
+          <w:lang w:val="fr-FR"/>
+        </w:rPr>
+        <w:t xml:space="preserve">Oliveira, P. S. de. </w:t>
+      </w:r>
+      <w:r>
+        <w:rPr>
+          <w:bCs/>
+          <w:lang w:val="en-US"/>
+        </w:rPr>
+        <w:t xml:space="preserve">(2017). Definition and implementation of a new service for precise GNSS positioning. </w:t>
       </w:r>
       <w:r>
         <w:rPr>
           <w:bCs/>
           <w:i/>
           <w:iCs/>
-          <w:lang w:val="en-US"/>
-        </w:rPr>
-        <w:t xml:space="preserve">HAL (Le Centre Pour La Communication Scientifique </w:t>
-      </w:r>
-      <w:proofErr w:type="spellStart"/>
-      <w:r>
-        <w:rPr>
-          <w:bCs/>
-          <w:i/>
-          <w:iCs/>
-          <w:lang w:val="en-US"/>
-        </w:rPr>
-        <w:t>Directe</w:t>
-      </w:r>
-      <w:proofErr w:type="spellEnd"/>
-      <w:r>
-        <w:rPr>
-          <w:bCs/>
-          <w:i/>
-          <w:iCs/>
-          <w:lang w:val="en-US"/>
-        </w:rPr>
-        <w:t>)</w:t>
-      </w:r>
-      <w:r>
-        <w:rPr>
-          <w:bCs/>
-          <w:lang w:val="en-US"/>
+          <w:lang w:val="fr-FR"/>
+        </w:rPr>
+        <w:t>HAL (Le Centre Pour La Communication Scientifique Directe)</w:t>
+      </w:r>
+      <w:r>
+        <w:rPr>
+          <w:bCs/>
+          <w:lang w:val="fr-FR"/>
         </w:rPr>
         <w:t xml:space="preserve">. </w:t>
       </w:r>
-      <w:hyperlink r:id="rId41" w:history="1">
+      <w:hyperlink r:id="rId39" w:history="1">
         <w:r>
           <w:rPr>
             <w:rStyle w:val="Kpr"/>
             <w:bCs/>
-            <w:lang w:val="en-US"/>
+            <w:lang w:val="fr-FR"/>
           </w:rPr>
           <w:t>https://tel.archives-ouvertes.fr/tel-01695792</w:t>
         </w:r>
@@ -15450,7 +14262,7 @@
       <w:r>
         <w:rPr>
           <w:bCs/>
-          <w:lang w:val="en-US"/>
+          <w:lang w:val="fr-FR"/>
         </w:rPr>
         <w:t xml:space="preserve">Pandele, A., </w:t>
       </w:r>
@@ -15458,7 +14270,7 @@
       <w:r>
         <w:rPr>
           <w:bCs/>
-          <w:lang w:val="en-US"/>
+          <w:lang w:val="fr-FR"/>
         </w:rPr>
         <w:t>Cherciu</w:t>
       </w:r>
@@ -15466,9 +14278,32 @@
       <w:r>
         <w:rPr>
           <w:bCs/>
-          <w:lang w:val="en-US"/>
-        </w:rPr>
-        <w:t xml:space="preserve">, C., Trușculescu, M., Drăgășanu, C., &amp; Mihai, S.-Ş. (2019). COTS based GNSS Receiver with Precise Point Positioning for CubeSats. </w:t>
+          <w:lang w:val="fr-FR"/>
+        </w:rPr>
+        <w:t xml:space="preserve">, C., Trușculescu, M., </w:t>
+      </w:r>
+      <w:proofErr w:type="spellStart"/>
+      <w:r>
+        <w:rPr>
+          <w:bCs/>
+          <w:lang w:val="fr-FR"/>
+        </w:rPr>
+        <w:t>Drăgășanu</w:t>
+      </w:r>
+      <w:proofErr w:type="spellEnd"/>
+      <w:r>
+        <w:rPr>
+          <w:bCs/>
+          <w:lang w:val="fr-FR"/>
+        </w:rPr>
+        <w:t xml:space="preserve">, C., &amp; Mihai, S.-Ş. (2019). </w:t>
+      </w:r>
+      <w:r>
+        <w:rPr>
+          <w:bCs/>
+          <w:lang w:val="en-US"/>
+        </w:rPr>
+        <w:t xml:space="preserve">COTS based GNSS Receiver with Precise Point Positioning for CubeSats. </w:t>
       </w:r>
       <w:r>
         <w:rPr>
@@ -15502,7 +14337,7 @@
         </w:rPr>
         <w:t xml:space="preserve">, 7009. </w:t>
       </w:r>
-      <w:hyperlink r:id="rId42" w:history="1">
+      <w:hyperlink r:id="rId40" w:history="1">
         <w:r>
           <w:rPr>
             <w:rStyle w:val="Kpr"/>
@@ -15523,66 +14358,6 @@
           <w:lang w:val="en-US"/>
         </w:rPr>
       </w:pPr>
-      <w:r>
-        <w:rPr>
-          <w:bCs/>
-          <w:lang w:val="en-US"/>
-        </w:rPr>
-        <w:t>Sierra-Porta, D. (2024). Assessing the impact of missing data on water quality index estimation: a machine learning approach. </w:t>
-      </w:r>
-      <w:r>
-        <w:rPr>
-          <w:bCs/>
-          <w:i/>
-          <w:iCs/>
-          <w:lang w:val="en-US"/>
-        </w:rPr>
-        <w:t>Discover Water</w:t>
-      </w:r>
-      <w:r>
-        <w:rPr>
-          <w:bCs/>
-          <w:lang w:val="en-US"/>
-        </w:rPr>
-        <w:t>, </w:t>
-      </w:r>
-      <w:r>
-        <w:rPr>
-          <w:bCs/>
-          <w:i/>
-          <w:iCs/>
-          <w:lang w:val="en-US"/>
-        </w:rPr>
-        <w:t>4</w:t>
-      </w:r>
-      <w:r>
-        <w:rPr>
-          <w:bCs/>
-          <w:lang w:val="en-US"/>
-        </w:rPr>
-        <w:t>(1). </w:t>
-      </w:r>
-      <w:hyperlink r:id="rId43" w:tgtFrame="_blank" w:history="1">
-        <w:r>
-          <w:rPr>
-            <w:rStyle w:val="Kpr"/>
-            <w:bCs/>
-            <w:lang w:val="en-US"/>
-          </w:rPr>
-          <w:t>https://doi.org/10.1007/s43832-024-00068-y</w:t>
-        </w:r>
-      </w:hyperlink>
-    </w:p>
-    <w:p>
-      <w:pPr>
-        <w:pStyle w:val="JenniRefBody"/>
-        <w:ind w:left="720" w:hanging="720"/>
-        <w:jc w:val="both"/>
-        <w:rPr>
-          <w:bCs/>
-          <w:lang w:val="en-US"/>
-        </w:rPr>
-      </w:pPr>
       <w:bookmarkStart w:id="19" w:name="977446b6309bef291834630e9228127d"/>
       <w:bookmarkEnd w:id="18"/>
       <w:proofErr w:type="spellStart"/>
@@ -15633,7 +14408,7 @@
         </w:rPr>
         <w:t xml:space="preserve">(3). </w:t>
       </w:r>
-      <w:hyperlink r:id="rId44" w:history="1">
+      <w:hyperlink r:id="rId41" w:history="1">
         <w:r>
           <w:rPr>
             <w:rStyle w:val="Kpr"/>
@@ -15651,7 +14426,7 @@
         <w:jc w:val="both"/>
         <w:rPr>
           <w:bCs/>
-          <w:lang w:val="en-US"/>
+          <w:lang w:val="fr-FR"/>
         </w:rPr>
       </w:pPr>
       <w:bookmarkStart w:id="20" w:name="70713b8e2ca203bbc1dc710dc2a3950d"/>
@@ -15659,7 +14434,7 @@
       <w:r>
         <w:rPr>
           <w:bCs/>
-          <w:lang w:val="en-US"/>
+          <w:lang w:val="de-DE"/>
         </w:rPr>
         <w:t xml:space="preserve">Tang, L., Wang, J., Cui, B., Zhu, H., Ge, M., &amp; Schuh, H. (2023). </w:t>
       </w:r>
@@ -15698,14 +14473,14 @@
           <w:bCs/>
           <w:i/>
           <w:iCs/>
-          <w:lang w:val="en-US"/>
+          <w:lang w:val="fr-FR"/>
         </w:rPr>
         <w:t>GPS Solutions</w:t>
       </w:r>
       <w:r>
         <w:rPr>
           <w:bCs/>
-          <w:lang w:val="en-US"/>
+          <w:lang w:val="fr-FR"/>
         </w:rPr>
         <w:t xml:space="preserve">, </w:t>
       </w:r>
@@ -15714,23 +14489,23 @@
           <w:bCs/>
           <w:i/>
           <w:iCs/>
-          <w:lang w:val="en-US"/>
+          <w:lang w:val="fr-FR"/>
         </w:rPr>
         <w:t>27</w:t>
       </w:r>
       <w:r>
         <w:rPr>
           <w:bCs/>
-          <w:lang w:val="en-US"/>
+          <w:lang w:val="fr-FR"/>
         </w:rPr>
         <w:t xml:space="preserve">(4). </w:t>
       </w:r>
-      <w:hyperlink r:id="rId45" w:history="1">
+      <w:hyperlink r:id="rId42" w:history="1">
         <w:r>
           <w:rPr>
             <w:rStyle w:val="Kpr"/>
             <w:bCs/>
-            <w:lang w:val="en-US"/>
+            <w:lang w:val="fr-FR"/>
           </w:rPr>
           <w:t>https://doi.org/10.1007/s10291-023-01499-1</w:t>
         </w:r>
@@ -15750,9 +14525,16 @@
       <w:r>
         <w:rPr>
           <w:bCs/>
-          <w:lang w:val="en-US"/>
-        </w:rPr>
-        <w:t xml:space="preserve">Xie, S., Li, J., &amp; Cai, J. (2025). Improving High-Precision BDS-3 Satellite Orbit Prediction Using a Self-Attention-Enhanced Deep Learning Model. </w:t>
+          <w:lang w:val="fr-FR"/>
+        </w:rPr>
+        <w:t xml:space="preserve">Xie, S., Li, J., &amp; Cai, J. (2025). </w:t>
+      </w:r>
+      <w:r>
+        <w:rPr>
+          <w:bCs/>
+          <w:lang w:val="en-US"/>
+        </w:rPr>
+        <w:t xml:space="preserve">Improving High-Precision BDS-3 Satellite Orbit Prediction Using a Self-Attention-Enhanced Deep Learning Model. </w:t>
       </w:r>
       <w:r>
         <w:rPr>
@@ -15786,7 +14568,7 @@
         </w:rPr>
         <w:t xml:space="preserve">(9), 2844. </w:t>
       </w:r>
-      <w:hyperlink r:id="rId46" w:history="1">
+      <w:hyperlink r:id="rId43" w:history="1">
         <w:r>
           <w:rPr>
             <w:rStyle w:val="Kpr"/>
@@ -15803,15 +14585,23 @@
         <w:ind w:left="720" w:hanging="720"/>
         <w:jc w:val="both"/>
         <w:rPr>
+          <w:bCs/>
           <w:lang w:val="en-US"/>
         </w:rPr>
       </w:pPr>
       <w:r>
         <w:rPr>
           <w:bCs/>
-          <w:lang w:val="en-US"/>
-        </w:rPr>
-        <w:t>Wang, Y., Xia, S., Tang, Q., Wu, J., &amp; Zhu, X. (2017). A Novel Consistent Random Forest Framework: Bernoulli Random Forests. </w:t>
+          <w:lang w:val="de-DE"/>
+        </w:rPr>
+        <w:t xml:space="preserve">Wang, J., Li, Y., Zhu, H. &amp; Ma, T. (2018). </w:t>
+      </w:r>
+      <w:r>
+        <w:rPr>
+          <w:bCs/>
+          <w:lang w:val="en-US"/>
+        </w:rPr>
+        <w:t>Interpolation Method Research and Precision Analysis of GPS Satellite Position. </w:t>
       </w:r>
       <w:r>
         <w:rPr>
@@ -15820,7 +14610,7 @@
           <w:iCs/>
           <w:lang w:val="en-US"/>
         </w:rPr>
-        <w:t>IEEE Transactions on Neural Networks and Learning Systems</w:t>
+        <w:t>Journal of Systems Science and Information</w:t>
       </w:r>
       <w:r>
         <w:rPr>
@@ -15836,66 +14626,6 @@
           <w:iCs/>
           <w:lang w:val="en-US"/>
         </w:rPr>
-        <w:t>29</w:t>
-      </w:r>
-      <w:r>
-        <w:rPr>
-          <w:bCs/>
-          <w:lang w:val="en-US"/>
-        </w:rPr>
-        <w:t>(8), 3510. </w:t>
-      </w:r>
-      <w:hyperlink r:id="rId47" w:tgtFrame="_blank" w:history="1">
-        <w:r>
-          <w:rPr>
-            <w:rStyle w:val="Kpr"/>
-            <w:bCs/>
-            <w:lang w:val="en-US"/>
-          </w:rPr>
-          <w:t>https://doi.org/10.1109/tnnls.2017.2729778</w:t>
-        </w:r>
-      </w:hyperlink>
-    </w:p>
-    <w:p>
-      <w:pPr>
-        <w:pStyle w:val="JenniRefBody"/>
-        <w:ind w:left="720" w:hanging="720"/>
-        <w:jc w:val="both"/>
-        <w:rPr>
-          <w:bCs/>
-          <w:lang w:val="en-US"/>
-        </w:rPr>
-      </w:pPr>
-      <w:r>
-        <w:rPr>
-          <w:bCs/>
-          <w:lang w:val="en-US"/>
-        </w:rPr>
-        <w:t>Wang, J., Li, Y., Zhu, H. &amp; Ma, T. (2018). Interpolation Method Research and Precision Analysis of GPS Satellite Position. </w:t>
-      </w:r>
-      <w:r>
-        <w:rPr>
-          <w:bCs/>
-          <w:i/>
-          <w:iCs/>
-          <w:lang w:val="en-US"/>
-        </w:rPr>
-        <w:t>Journal of Systems Science and Information</w:t>
-      </w:r>
-      <w:r>
-        <w:rPr>
-          <w:bCs/>
-          <w:lang w:val="en-US"/>
-        </w:rPr>
-        <w:t>, </w:t>
-      </w:r>
-      <w:r>
-        <w:rPr>
-          <w:bCs/>
-          <w:i/>
-          <w:iCs/>
-          <w:lang w:val="en-US"/>
-        </w:rPr>
         <w:t>6</w:t>
       </w:r>
       <w:r>
@@ -15905,7 +14635,7 @@
         </w:rPr>
         <w:t>(3), 277-288. </w:t>
       </w:r>
-      <w:hyperlink r:id="rId48" w:history="1">
+      <w:hyperlink r:id="rId44" w:history="1">
         <w:r>
           <w:rPr>
             <w:rStyle w:val="Kpr"/>
@@ -15978,7 +14708,7 @@
         </w:rPr>
         <w:t xml:space="preserve">(2), 455. </w:t>
       </w:r>
-      <w:hyperlink r:id="rId49" w:history="1">
+      <w:hyperlink r:id="rId45" w:history="1">
         <w:r>
           <w:rPr>
             <w:rStyle w:val="Kpr"/>
@@ -16917,12 +15647,11 @@
     <w:uiPriority w:val="9"/>
     <w:unhideWhenUsed/>
     <w:qFormat/>
-    <w:rsid w:val="00AD45CB"/>
+    <w:rsid w:val="00FA41EE"/>
     <w:pPr>
       <w:outlineLvl w:val="2"/>
     </w:pPr>
     <w:rPr>
-      <w:b/>
       <w:i/>
       <w:szCs w:val="24"/>
     </w:rPr>
@@ -16970,6 +15699,7 @@
   <w:style w:type="character" w:default="1" w:styleId="VarsaylanParagrafYazTipi">
     <w:name w:val="Default Paragraph Font"/>
     <w:uiPriority w:val="1"/>
+    <w:semiHidden/>
     <w:unhideWhenUsed/>
   </w:style>
   <w:style w:type="table" w:default="1" w:styleId="NormalTablo">
